--- a/atlas/metrics/Pattern Metrics.docx
+++ b/atlas/metrics/Pattern Metrics.docx
@@ -2,52 +2,6 @@
 <file path=word/document.xml><?xml version="1.0" encoding="utf-8"?>
 <w:document xmlns:wpc="http://schemas.microsoft.com/office/word/2010/wordprocessingCanvas" xmlns:cx="http://schemas.microsoft.com/office/drawing/2014/chartex" xmlns:cx1="http://schemas.microsoft.com/office/drawing/2015/9/8/chartex" xmlns:cx2="http://schemas.microsoft.com/office/drawing/2015/10/21/chartex" xmlns:cx3="http://schemas.microsoft.com/office/drawing/2016/5/9/chartex" xmlns:cx4="http://schemas.microsoft.com/office/drawing/2016/5/10/chartex" xmlns:cx5="http://schemas.microsoft.com/office/drawing/2016/5/11/chartex" xmlns:cx6="http://schemas.microsoft.com/office/drawing/2016/5/12/chartex" xmlns:cx7="http://schemas.microsoft.com/office/drawing/2016/5/13/chartex" xmlns:cx8="http://schemas.microsoft.com/office/drawing/2016/5/14/chartex" xmlns:mc="http://schemas.openxmlformats.org/markup-compatibility/2006" xmlns:aink="http://schemas.microsoft.com/office/drawing/2016/ink" xmlns:am3d="http://schemas.microsoft.com/office/drawing/2017/model3d" xmlns:o="urn:schemas-microsoft-com:office:office" xmlns:oel="http://schemas.microsoft.com/office/2019/extlst" xmlns:r="http://schemas.openxmlformats.org/officeDocument/2006/relationships" xmlns:m="http://schemas.openxmlformats.org/officeDocument/2006/math" xmlns:v="urn:schemas-microsoft-com:vml" xmlns:wp14="http://schemas.microsoft.com/office/word/2010/wordprocessingDrawing" xmlns:wp="http://schemas.openxmlformats.org/drawingml/2006/wordprocessingDrawing" xmlns:w10="urn:schemas-microsoft-com:office:word" xmlns:w="http://schemas.openxmlformats.org/wordprocessingml/2006/main" xmlns:w14="http://schemas.microsoft.com/office/word/2010/wordml" xmlns:w15="http://schemas.microsoft.com/office/word/2012/wordml" xmlns:w16cex="http://schemas.microsoft.com/office/word/2018/wordml/cex" xmlns:w16cid="http://schemas.microsoft.com/office/word/2016/wordml/cid" xmlns:w16="http://schemas.microsoft.com/office/word/2018/wordml" xmlns:w16du="http://schemas.microsoft.com/office/word/2023/wordml/word16du" xmlns:w16sdtdh="http://schemas.microsoft.com/office/word/2020/wordml/sdtdatahash" xmlns:w16sdtfl="http://schemas.microsoft.com/office/word/2024/wordml/sdtformatlock" xmlns:w16se="http://schemas.microsoft.com/office/word/2015/wordml/symex" xmlns:wpg="http://schemas.microsoft.com/office/word/2010/wordprocessingGroup" xmlns:wpi="http://schemas.microsoft.com/office/word/2010/wordprocessingInk" xmlns:wne="http://schemas.microsoft.com/office/word/2006/wordml" xmlns:wps="http://schemas.microsoft.com/office/word/2010/wordprocessingShape" mc:Ignorable="w14 w15 w16se w16cid w16 w16cex w16sdtdh w16sdtfl w16du wp14">
   <w:body>
-    <w:p>
-      <w:pPr>
-        <w:rPr>
-          <w:b/>
-          <w:bCs/>
-          <w:sz w:val="28"/>
-          <w:szCs w:val="28"/>
-        </w:rPr>
-      </w:pPr>
-      <w:r>
-        <w:rPr>
-          <w:b/>
-          <w:bCs/>
-          <w:sz w:val="28"/>
-          <w:szCs w:val="28"/>
-        </w:rPr>
-        <w:t>Pattern Metrics Report</w:t>
-      </w:r>
-    </w:p>
-    <w:p/>
-    <w:p>
-      <w:r>
-        <w:rPr>
-          <w:b/>
-          <w:bCs/>
-        </w:rPr>
-        <w:t>System Version:</w:t>
-      </w:r>
-      <w:r>
-        <w:t xml:space="preserve"> ATLAS v2.0</w:t>
-      </w:r>
-    </w:p>
-    <w:p/>
-    <w:p>
-      <w:r>
-        <w:rPr>
-          <w:b/>
-          <w:bCs/>
-        </w:rPr>
-        <w:t>Last Updated:</w:t>
-      </w:r>
-      <w:r>
-        <w:t xml:space="preserve"> 27 July 2026</w:t>
-      </w:r>
-    </w:p>
-    <w:p/>
     <w:p>
       <w:pPr>
         <w:rPr>
@@ -60,13 +14,38 @@
           <w:b/>
           <w:bCs/>
         </w:rPr>
-        <w:t>MISSION</w:t>
+        <w:t>Pattern Metrics Report</w:t>
       </w:r>
     </w:p>
-    <w:p/>
     <w:p>
       <w:r>
-        <w:t>Discover recurring human behaviour across observed Human Frictions.</w:t>
+        <w:rPr>
+          <w:b/>
+          <w:bCs/>
+        </w:rPr>
+        <w:t>System Version:</w:t>
+      </w:r>
+      <w:r>
+        <w:t xml:space="preserve"> ATLAS v2.1</w:t>
+      </w:r>
+    </w:p>
+    <w:p>
+      <w:r>
+        <w:rPr>
+          <w:b/>
+          <w:bCs/>
+        </w:rPr>
+        <w:t>Last Updated:</w:t>
+      </w:r>
+      <w:r>
+        <w:t xml:space="preserve"> 28 July 2026</w:t>
+      </w:r>
+    </w:p>
+    <w:p>
+      <w:r>
+        <w:pict w14:anchorId="192FA456">
+          <v:rect id="_x0000_i1079" style="width:0;height:1.5pt" o:hralign="center" o:hrstd="t" o:hr="t" fillcolor="#a0a0a0" stroked="f"/>
+        </w:pict>
       </w:r>
     </w:p>
     <w:p>
@@ -76,6 +55,29 @@
           <w:bCs/>
         </w:rPr>
       </w:pPr>
+      <w:r>
+        <w:rPr>
+          <w:b/>
+          <w:bCs/>
+        </w:rPr>
+        <w:t>Mission</w:t>
+      </w:r>
+    </w:p>
+    <w:p>
+      <w:r>
+        <w:rPr>
+          <w:b/>
+          <w:bCs/>
+        </w:rPr>
+        <w:t>Discover recurring human behaviour across observed Human Frictions.</w:t>
+      </w:r>
+    </w:p>
+    <w:p>
+      <w:r>
+        <w:pict w14:anchorId="53C03EF3">
+          <v:rect id="_x0000_i1080" style="width:0;height:1.5pt" o:hralign="center" o:hrstd="t" o:hr="t" fillcolor="#a0a0a0" stroked="f"/>
+        </w:pict>
+      </w:r>
     </w:p>
     <w:p>
       <w:pPr>
@@ -92,19 +94,21 @@
         <w:t>Research Principle</w:t>
       </w:r>
     </w:p>
-    <w:p/>
     <w:p>
       <w:r>
+        <w:rPr>
+          <w:b/>
+          <w:bCs/>
+        </w:rPr>
         <w:t>Patterns emerge from evidence, not assumptions.</w:t>
       </w:r>
     </w:p>
     <w:p>
-      <w:pPr>
-        <w:rPr>
-          <w:b/>
-          <w:bCs/>
-        </w:rPr>
-      </w:pPr>
+      <w:r>
+        <w:pict w14:anchorId="113BC39A">
+          <v:rect id="_x0000_i1081" style="width:0;height:1.5pt" o:hralign="center" o:hrstd="t" o:hr="t" fillcolor="#a0a0a0" stroked="f"/>
+        </w:pict>
+      </w:r>
     </w:p>
     <w:p>
       <w:pPr>
@@ -121,31 +125,202 @@
         <w:t>Repository Progress</w:t>
       </w:r>
     </w:p>
-    <w:p/>
+    <w:tbl>
+      <w:tblPr>
+        <w:tblW w:w="0" w:type="auto"/>
+        <w:tblCellSpacing w:w="15" w:type="dxa"/>
+        <w:tblCellMar>
+          <w:top w:w="15" w:type="dxa"/>
+          <w:left w:w="15" w:type="dxa"/>
+          <w:bottom w:w="15" w:type="dxa"/>
+          <w:right w:w="15" w:type="dxa"/>
+        </w:tblCellMar>
+        <w:tblLook w:val="04A0" w:firstRow="1" w:lastRow="0" w:firstColumn="1" w:lastColumn="0" w:noHBand="0" w:noVBand="1"/>
+      </w:tblPr>
+      <w:tblGrid>
+        <w:gridCol w:w="1609"/>
+        <w:gridCol w:w="687"/>
+      </w:tblGrid>
+      <w:tr>
+        <w:trPr>
+          <w:tblHeader/>
+          <w:tblCellSpacing w:w="15" w:type="dxa"/>
+        </w:trPr>
+        <w:tc>
+          <w:tcPr>
+            <w:tcW w:w="0" w:type="auto"/>
+            <w:vAlign w:val="center"/>
+            <w:hideMark/>
+          </w:tcPr>
+          <w:p>
+            <w:pPr>
+              <w:rPr>
+                <w:b/>
+                <w:bCs/>
+              </w:rPr>
+            </w:pPr>
+            <w:r>
+              <w:rPr>
+                <w:b/>
+                <w:bCs/>
+              </w:rPr>
+              <w:t>Metric</w:t>
+            </w:r>
+          </w:p>
+        </w:tc>
+        <w:tc>
+          <w:tcPr>
+            <w:tcW w:w="0" w:type="auto"/>
+            <w:vAlign w:val="center"/>
+            <w:hideMark/>
+          </w:tcPr>
+          <w:p>
+            <w:pPr>
+              <w:rPr>
+                <w:b/>
+                <w:bCs/>
+              </w:rPr>
+            </w:pPr>
+            <w:r>
+              <w:rPr>
+                <w:b/>
+                <w:bCs/>
+              </w:rPr>
+              <w:t>Value</w:t>
+            </w:r>
+          </w:p>
+        </w:tc>
+      </w:tr>
+      <w:tr>
+        <w:trPr>
+          <w:tblCellSpacing w:w="15" w:type="dxa"/>
+        </w:trPr>
+        <w:tc>
+          <w:tcPr>
+            <w:tcW w:w="0" w:type="auto"/>
+            <w:vAlign w:val="center"/>
+            <w:hideMark/>
+          </w:tcPr>
+          <w:p>
+            <w:r>
+              <w:t>Target Patterns</w:t>
+            </w:r>
+          </w:p>
+        </w:tc>
+        <w:tc>
+          <w:tcPr>
+            <w:tcW w:w="0" w:type="auto"/>
+            <w:vAlign w:val="center"/>
+            <w:hideMark/>
+          </w:tcPr>
+          <w:p>
+            <w:r>
+              <w:t>200</w:t>
+            </w:r>
+          </w:p>
+        </w:tc>
+      </w:tr>
+      <w:tr>
+        <w:trPr>
+          <w:tblCellSpacing w:w="15" w:type="dxa"/>
+        </w:trPr>
+        <w:tc>
+          <w:tcPr>
+            <w:tcW w:w="0" w:type="auto"/>
+            <w:vAlign w:val="center"/>
+            <w:hideMark/>
+          </w:tcPr>
+          <w:p>
+            <w:r>
+              <w:t>Documented</w:t>
+            </w:r>
+          </w:p>
+        </w:tc>
+        <w:tc>
+          <w:tcPr>
+            <w:tcW w:w="0" w:type="auto"/>
+            <w:vAlign w:val="center"/>
+            <w:hideMark/>
+          </w:tcPr>
+          <w:p>
+            <w:r>
+              <w:t>5</w:t>
+            </w:r>
+          </w:p>
+        </w:tc>
+      </w:tr>
+      <w:tr>
+        <w:trPr>
+          <w:tblCellSpacing w:w="15" w:type="dxa"/>
+        </w:trPr>
+        <w:tc>
+          <w:tcPr>
+            <w:tcW w:w="0" w:type="auto"/>
+            <w:vAlign w:val="center"/>
+            <w:hideMark/>
+          </w:tcPr>
+          <w:p>
+            <w:r>
+              <w:t>Remaining</w:t>
+            </w:r>
+          </w:p>
+        </w:tc>
+        <w:tc>
+          <w:tcPr>
+            <w:tcW w:w="0" w:type="auto"/>
+            <w:vAlign w:val="center"/>
+            <w:hideMark/>
+          </w:tcPr>
+          <w:p>
+            <w:r>
+              <w:t>195</w:t>
+            </w:r>
+          </w:p>
+        </w:tc>
+      </w:tr>
+      <w:tr>
+        <w:trPr>
+          <w:tblCellSpacing w:w="15" w:type="dxa"/>
+        </w:trPr>
+        <w:tc>
+          <w:tcPr>
+            <w:tcW w:w="0" w:type="auto"/>
+            <w:vAlign w:val="center"/>
+            <w:hideMark/>
+          </w:tcPr>
+          <w:p>
+            <w:r>
+              <w:t>Completion</w:t>
+            </w:r>
+          </w:p>
+        </w:tc>
+        <w:tc>
+          <w:tcPr>
+            <w:tcW w:w="0" w:type="auto"/>
+            <w:vAlign w:val="center"/>
+            <w:hideMark/>
+          </w:tcPr>
+          <w:p>
+            <w:r>
+              <w:t>2</w:t>
+            </w:r>
+            <w:r>
+              <w:t>.5</w:t>
+            </w:r>
+            <w:r>
+              <w:t>%</w:t>
+            </w:r>
+          </w:p>
+        </w:tc>
+      </w:tr>
+    </w:tbl>
     <w:p>
       <w:r>
-        <w:t>Target Patterns: 50</w:t>
+        <w:pict w14:anchorId="3CCB9DD2">
+          <v:rect id="_x0000_i1082" style="width:0;height:1.5pt" o:hralign="center" o:hrstd="t" o:hr="t" fillcolor="#a0a0a0" stroked="f"/>
+        </w:pict>
       </w:r>
     </w:p>
-    <w:p/>
-    <w:p>
-      <w:r>
-        <w:t>Documented: 1</w:t>
-      </w:r>
-    </w:p>
-    <w:p/>
-    <w:p>
-      <w:r>
-        <w:t>Remaining: 49</w:t>
-      </w:r>
-    </w:p>
-    <w:p/>
-    <w:p>
-      <w:r>
-        <w:t>Completion: 2%</w:t>
-      </w:r>
-    </w:p>
-    <w:p/>
     <w:p>
       <w:pPr>
         <w:rPr>
@@ -161,26 +336,167 @@
         <w:t>Current Status</w:t>
       </w:r>
     </w:p>
-    <w:p/>
+    <w:tbl>
+      <w:tblPr>
+        <w:tblW w:w="0" w:type="auto"/>
+        <w:tblCellSpacing w:w="15" w:type="dxa"/>
+        <w:tblCellMar>
+          <w:top w:w="15" w:type="dxa"/>
+          <w:left w:w="15" w:type="dxa"/>
+          <w:bottom w:w="15" w:type="dxa"/>
+          <w:right w:w="15" w:type="dxa"/>
+        </w:tblCellMar>
+        <w:tblLook w:val="04A0" w:firstRow="1" w:lastRow="0" w:firstColumn="1" w:lastColumn="0" w:noHBand="0" w:noVBand="1"/>
+      </w:tblPr>
+      <w:tblGrid>
+        <w:gridCol w:w="2206"/>
+        <w:gridCol w:w="687"/>
+      </w:tblGrid>
+      <w:tr>
+        <w:trPr>
+          <w:tblHeader/>
+          <w:tblCellSpacing w:w="15" w:type="dxa"/>
+        </w:trPr>
+        <w:tc>
+          <w:tcPr>
+            <w:tcW w:w="0" w:type="auto"/>
+            <w:vAlign w:val="center"/>
+            <w:hideMark/>
+          </w:tcPr>
+          <w:p>
+            <w:pPr>
+              <w:rPr>
+                <w:b/>
+                <w:bCs/>
+              </w:rPr>
+            </w:pPr>
+            <w:r>
+              <w:rPr>
+                <w:b/>
+                <w:bCs/>
+              </w:rPr>
+              <w:t>Metric</w:t>
+            </w:r>
+          </w:p>
+        </w:tc>
+        <w:tc>
+          <w:tcPr>
+            <w:tcW w:w="0" w:type="auto"/>
+            <w:vAlign w:val="center"/>
+            <w:hideMark/>
+          </w:tcPr>
+          <w:p>
+            <w:pPr>
+              <w:rPr>
+                <w:b/>
+                <w:bCs/>
+              </w:rPr>
+            </w:pPr>
+            <w:r>
+              <w:rPr>
+                <w:b/>
+                <w:bCs/>
+              </w:rPr>
+              <w:t>Value</w:t>
+            </w:r>
+          </w:p>
+        </w:tc>
+      </w:tr>
+      <w:tr>
+        <w:trPr>
+          <w:tblCellSpacing w:w="15" w:type="dxa"/>
+        </w:trPr>
+        <w:tc>
+          <w:tcPr>
+            <w:tcW w:w="0" w:type="auto"/>
+            <w:vAlign w:val="center"/>
+            <w:hideMark/>
+          </w:tcPr>
+          <w:p>
+            <w:r>
+              <w:t>Candidate Patterns</w:t>
+            </w:r>
+          </w:p>
+        </w:tc>
+        <w:tc>
+          <w:tcPr>
+            <w:tcW w:w="0" w:type="auto"/>
+            <w:vAlign w:val="center"/>
+            <w:hideMark/>
+          </w:tcPr>
+          <w:p>
+            <w:r>
+              <w:t>5</w:t>
+            </w:r>
+          </w:p>
+        </w:tc>
+      </w:tr>
+      <w:tr>
+        <w:trPr>
+          <w:tblCellSpacing w:w="15" w:type="dxa"/>
+        </w:trPr>
+        <w:tc>
+          <w:tcPr>
+            <w:tcW w:w="0" w:type="auto"/>
+            <w:vAlign w:val="center"/>
+            <w:hideMark/>
+          </w:tcPr>
+          <w:p>
+            <w:r>
+              <w:t>Accepted Patterns</w:t>
+            </w:r>
+          </w:p>
+        </w:tc>
+        <w:tc>
+          <w:tcPr>
+            <w:tcW w:w="0" w:type="auto"/>
+            <w:vAlign w:val="center"/>
+            <w:hideMark/>
+          </w:tcPr>
+          <w:p>
+            <w:r>
+              <w:t>0</w:t>
+            </w:r>
+          </w:p>
+        </w:tc>
+      </w:tr>
+      <w:tr>
+        <w:trPr>
+          <w:tblCellSpacing w:w="15" w:type="dxa"/>
+        </w:trPr>
+        <w:tc>
+          <w:tcPr>
+            <w:tcW w:w="0" w:type="auto"/>
+            <w:vAlign w:val="center"/>
+            <w:hideMark/>
+          </w:tcPr>
+          <w:p>
+            <w:r>
+              <w:t>Deprecated Patterns</w:t>
+            </w:r>
+          </w:p>
+        </w:tc>
+        <w:tc>
+          <w:tcPr>
+            <w:tcW w:w="0" w:type="auto"/>
+            <w:vAlign w:val="center"/>
+            <w:hideMark/>
+          </w:tcPr>
+          <w:p>
+            <w:r>
+              <w:t>0</w:t>
+            </w:r>
+          </w:p>
+        </w:tc>
+      </w:tr>
+    </w:tbl>
     <w:p>
       <w:r>
-        <w:t>Candidate Patterns: 1</w:t>
+        <w:pict w14:anchorId="6A7267F0">
+          <v:rect id="_x0000_i1083" style="width:0;height:1.5pt" o:hralign="center" o:hrstd="t" o:hr="t" fillcolor="#a0a0a0" stroked="f"/>
+        </w:pict>
       </w:r>
     </w:p>
-    <w:p/>
-    <w:p>
-      <w:r>
-        <w:lastRenderedPageBreak/>
-        <w:t>Accepted Patterns: 0</w:t>
-      </w:r>
-    </w:p>
-    <w:p/>
-    <w:p>
-      <w:r>
-        <w:t>Rejected Patterns: 0</w:t>
-      </w:r>
-    </w:p>
-    <w:p/>
     <w:p>
       <w:pPr>
         <w:rPr>
@@ -193,21 +509,312 @@
           <w:b/>
           <w:bCs/>
         </w:rPr>
-        <w:t>Evidence Coverage</w:t>
+        <w:t>Pattern Evidence</w:t>
       </w:r>
     </w:p>
-    <w:p/>
+    <w:tbl>
+      <w:tblPr>
+        <w:tblW w:w="0" w:type="auto"/>
+        <w:tblCellSpacing w:w="15" w:type="dxa"/>
+        <w:tblCellMar>
+          <w:top w:w="15" w:type="dxa"/>
+          <w:left w:w="15" w:type="dxa"/>
+          <w:bottom w:w="15" w:type="dxa"/>
+          <w:right w:w="15" w:type="dxa"/>
+        </w:tblCellMar>
+        <w:tblLook w:val="04A0" w:firstRow="1" w:lastRow="0" w:firstColumn="1" w:lastColumn="0" w:noHBand="0" w:noVBand="1"/>
+      </w:tblPr>
+      <w:tblGrid>
+        <w:gridCol w:w="900"/>
+        <w:gridCol w:w="3294"/>
+        <w:gridCol w:w="3137"/>
+      </w:tblGrid>
+      <w:tr>
+        <w:trPr>
+          <w:tblHeader/>
+          <w:tblCellSpacing w:w="15" w:type="dxa"/>
+        </w:trPr>
+        <w:tc>
+          <w:tcPr>
+            <w:tcW w:w="0" w:type="auto"/>
+            <w:vAlign w:val="center"/>
+            <w:hideMark/>
+          </w:tcPr>
+          <w:p>
+            <w:pPr>
+              <w:rPr>
+                <w:b/>
+                <w:bCs/>
+              </w:rPr>
+            </w:pPr>
+            <w:r>
+              <w:rPr>
+                <w:b/>
+                <w:bCs/>
+              </w:rPr>
+              <w:t>PTID</w:t>
+            </w:r>
+          </w:p>
+        </w:tc>
+        <w:tc>
+          <w:tcPr>
+            <w:tcW w:w="0" w:type="auto"/>
+            <w:vAlign w:val="center"/>
+            <w:hideMark/>
+          </w:tcPr>
+          <w:p>
+            <w:pPr>
+              <w:rPr>
+                <w:b/>
+                <w:bCs/>
+              </w:rPr>
+            </w:pPr>
+            <w:r>
+              <w:rPr>
+                <w:b/>
+                <w:bCs/>
+              </w:rPr>
+              <w:t>Pattern</w:t>
+            </w:r>
+          </w:p>
+        </w:tc>
+        <w:tc>
+          <w:tcPr>
+            <w:tcW w:w="0" w:type="auto"/>
+            <w:vAlign w:val="center"/>
+            <w:hideMark/>
+          </w:tcPr>
+          <w:p>
+            <w:pPr>
+              <w:rPr>
+                <w:b/>
+                <w:bCs/>
+              </w:rPr>
+            </w:pPr>
+            <w:r>
+              <w:rPr>
+                <w:b/>
+                <w:bCs/>
+              </w:rPr>
+              <w:t>Supporting Human Frictions</w:t>
+            </w:r>
+          </w:p>
+        </w:tc>
+      </w:tr>
+      <w:tr>
+        <w:trPr>
+          <w:tblCellSpacing w:w="15" w:type="dxa"/>
+        </w:trPr>
+        <w:tc>
+          <w:tcPr>
+            <w:tcW w:w="0" w:type="auto"/>
+            <w:vAlign w:val="center"/>
+            <w:hideMark/>
+          </w:tcPr>
+          <w:p>
+            <w:r>
+              <w:t>PAT-001</w:t>
+            </w:r>
+          </w:p>
+        </w:tc>
+        <w:tc>
+          <w:tcPr>
+            <w:tcW w:w="0" w:type="auto"/>
+            <w:vAlign w:val="center"/>
+            <w:hideMark/>
+          </w:tcPr>
+          <w:p>
+            <w:r>
+              <w:t>Context Loss Over Time</w:t>
+            </w:r>
+          </w:p>
+        </w:tc>
+        <w:tc>
+          <w:tcPr>
+            <w:tcW w:w="0" w:type="auto"/>
+            <w:vAlign w:val="center"/>
+            <w:hideMark/>
+          </w:tcPr>
+          <w:p>
+            <w:r>
+              <w:t>7</w:t>
+            </w:r>
+          </w:p>
+        </w:tc>
+      </w:tr>
+      <w:tr>
+        <w:trPr>
+          <w:tblCellSpacing w:w="15" w:type="dxa"/>
+        </w:trPr>
+        <w:tc>
+          <w:tcPr>
+            <w:tcW w:w="0" w:type="auto"/>
+            <w:vAlign w:val="center"/>
+            <w:hideMark/>
+          </w:tcPr>
+          <w:p>
+            <w:r>
+              <w:lastRenderedPageBreak/>
+              <w:t>PAT-002</w:t>
+            </w:r>
+          </w:p>
+        </w:tc>
+        <w:tc>
+          <w:tcPr>
+            <w:tcW w:w="0" w:type="auto"/>
+            <w:vAlign w:val="center"/>
+            <w:hideMark/>
+          </w:tcPr>
+          <w:p>
+            <w:r>
+              <w:t>Memory Dependency</w:t>
+            </w:r>
+          </w:p>
+        </w:tc>
+        <w:tc>
+          <w:tcPr>
+            <w:tcW w:w="0" w:type="auto"/>
+            <w:vAlign w:val="center"/>
+            <w:hideMark/>
+          </w:tcPr>
+          <w:p>
+            <w:r>
+              <w:t>8</w:t>
+            </w:r>
+          </w:p>
+        </w:tc>
+      </w:tr>
+      <w:tr>
+        <w:trPr>
+          <w:tblCellSpacing w:w="15" w:type="dxa"/>
+        </w:trPr>
+        <w:tc>
+          <w:tcPr>
+            <w:tcW w:w="0" w:type="auto"/>
+            <w:vAlign w:val="center"/>
+            <w:hideMark/>
+          </w:tcPr>
+          <w:p>
+            <w:r>
+              <w:t>PAT-003</w:t>
+            </w:r>
+          </w:p>
+        </w:tc>
+        <w:tc>
+          <w:tcPr>
+            <w:tcW w:w="0" w:type="auto"/>
+            <w:vAlign w:val="center"/>
+            <w:hideMark/>
+          </w:tcPr>
+          <w:p>
+            <w:r>
+              <w:t>Relationship Blindness</w:t>
+            </w:r>
+          </w:p>
+        </w:tc>
+        <w:tc>
+          <w:tcPr>
+            <w:tcW w:w="0" w:type="auto"/>
+            <w:vAlign w:val="center"/>
+            <w:hideMark/>
+          </w:tcPr>
+          <w:p>
+            <w:r>
+              <w:t>5</w:t>
+            </w:r>
+          </w:p>
+        </w:tc>
+      </w:tr>
+      <w:tr>
+        <w:trPr>
+          <w:tblCellSpacing w:w="15" w:type="dxa"/>
+        </w:trPr>
+        <w:tc>
+          <w:tcPr>
+            <w:tcW w:w="0" w:type="auto"/>
+            <w:vAlign w:val="center"/>
+            <w:hideMark/>
+          </w:tcPr>
+          <w:p>
+            <w:r>
+              <w:t>PAT-004</w:t>
+            </w:r>
+          </w:p>
+        </w:tc>
+        <w:tc>
+          <w:tcPr>
+            <w:tcW w:w="0" w:type="auto"/>
+            <w:vAlign w:val="center"/>
+            <w:hideMark/>
+          </w:tcPr>
+          <w:p>
+            <w:r>
+              <w:t>Storage Without Understanding</w:t>
+            </w:r>
+          </w:p>
+        </w:tc>
+        <w:tc>
+          <w:tcPr>
+            <w:tcW w:w="0" w:type="auto"/>
+            <w:vAlign w:val="center"/>
+            <w:hideMark/>
+          </w:tcPr>
+          <w:p>
+            <w:r>
+              <w:t>7</w:t>
+            </w:r>
+          </w:p>
+        </w:tc>
+      </w:tr>
+      <w:tr>
+        <w:trPr>
+          <w:tblCellSpacing w:w="15" w:type="dxa"/>
+        </w:trPr>
+        <w:tc>
+          <w:tcPr>
+            <w:tcW w:w="0" w:type="auto"/>
+            <w:vAlign w:val="center"/>
+            <w:hideMark/>
+          </w:tcPr>
+          <w:p>
+            <w:r>
+              <w:t>PAT-005</w:t>
+            </w:r>
+          </w:p>
+        </w:tc>
+        <w:tc>
+          <w:tcPr>
+            <w:tcW w:w="0" w:type="auto"/>
+            <w:vAlign w:val="center"/>
+            <w:hideMark/>
+          </w:tcPr>
+          <w:p>
+            <w:r>
+              <w:t>Complexity Growth</w:t>
+            </w:r>
+          </w:p>
+        </w:tc>
+        <w:tc>
+          <w:tcPr>
+            <w:tcW w:w="0" w:type="auto"/>
+            <w:vAlign w:val="center"/>
+            <w:hideMark/>
+          </w:tcPr>
+          <w:p>
+            <w:r>
+              <w:t>5</w:t>
+            </w:r>
+          </w:p>
+        </w:tc>
+      </w:tr>
+    </w:tbl>
     <w:p>
       <w:r>
-        <w:t>PAT-001</w:t>
+        <w:pict w14:anchorId="420A5C8C">
+          <v:rect id="_x0000_i1084" style="width:0;height:1.5pt" o:hralign="center" o:hrstd="t" o:hr="t" fillcolor="#a0a0a0" stroked="f"/>
+        </w:pict>
       </w:r>
     </w:p>
-    <w:p>
-      <w:r>
-        <w:t>Supporting Human Frictions: 10</w:t>
-      </w:r>
-    </w:p>
-    <w:p/>
     <w:p>
       <w:pPr>
         <w:rPr>
@@ -220,20 +827,844 @@
           <w:b/>
           <w:bCs/>
         </w:rPr>
-        <w:t>Largest Evidence Base</w:t>
+        <w:t>Repository Records</w:t>
       </w:r>
     </w:p>
-    <w:p/>
+    <w:tbl>
+      <w:tblPr>
+        <w:tblW w:w="0" w:type="auto"/>
+        <w:tblCellSpacing w:w="15" w:type="dxa"/>
+        <w:tblCellMar>
+          <w:top w:w="15" w:type="dxa"/>
+          <w:left w:w="15" w:type="dxa"/>
+          <w:bottom w:w="15" w:type="dxa"/>
+          <w:right w:w="15" w:type="dxa"/>
+        </w:tblCellMar>
+        <w:tblLook w:val="04A0" w:firstRow="1" w:lastRow="0" w:firstColumn="1" w:lastColumn="0" w:noHBand="0" w:noVBand="1"/>
+      </w:tblPr>
+      <w:tblGrid>
+        <w:gridCol w:w="2981"/>
+        <w:gridCol w:w="900"/>
+      </w:tblGrid>
+      <w:tr>
+        <w:trPr>
+          <w:tblHeader/>
+          <w:tblCellSpacing w:w="15" w:type="dxa"/>
+        </w:trPr>
+        <w:tc>
+          <w:tcPr>
+            <w:tcW w:w="0" w:type="auto"/>
+            <w:vAlign w:val="center"/>
+            <w:hideMark/>
+          </w:tcPr>
+          <w:p>
+            <w:pPr>
+              <w:rPr>
+                <w:b/>
+                <w:bCs/>
+              </w:rPr>
+            </w:pPr>
+            <w:r>
+              <w:rPr>
+                <w:b/>
+                <w:bCs/>
+              </w:rPr>
+              <w:t>Record</w:t>
+            </w:r>
+          </w:p>
+        </w:tc>
+        <w:tc>
+          <w:tcPr>
+            <w:tcW w:w="0" w:type="auto"/>
+            <w:vAlign w:val="center"/>
+            <w:hideMark/>
+          </w:tcPr>
+          <w:p>
+            <w:pPr>
+              <w:rPr>
+                <w:b/>
+                <w:bCs/>
+              </w:rPr>
+            </w:pPr>
+            <w:r>
+              <w:rPr>
+                <w:b/>
+                <w:bCs/>
+              </w:rPr>
+              <w:t>Value</w:t>
+            </w:r>
+          </w:p>
+        </w:tc>
+      </w:tr>
+      <w:tr>
+        <w:trPr>
+          <w:tblCellSpacing w:w="15" w:type="dxa"/>
+        </w:trPr>
+        <w:tc>
+          <w:tcPr>
+            <w:tcW w:w="0" w:type="auto"/>
+            <w:vAlign w:val="center"/>
+            <w:hideMark/>
+          </w:tcPr>
+          <w:p>
+            <w:r>
+              <w:t>Largest Evidence Base</w:t>
+            </w:r>
+          </w:p>
+        </w:tc>
+        <w:tc>
+          <w:tcPr>
+            <w:tcW w:w="0" w:type="auto"/>
+            <w:vAlign w:val="center"/>
+            <w:hideMark/>
+          </w:tcPr>
+          <w:p>
+            <w:r>
+              <w:t>PAT-002</w:t>
+            </w:r>
+          </w:p>
+        </w:tc>
+      </w:tr>
+      <w:tr>
+        <w:trPr>
+          <w:tblCellSpacing w:w="15" w:type="dxa"/>
+        </w:trPr>
+        <w:tc>
+          <w:tcPr>
+            <w:tcW w:w="0" w:type="auto"/>
+            <w:vAlign w:val="center"/>
+            <w:hideMark/>
+          </w:tcPr>
+          <w:p>
+            <w:r>
+              <w:t>Supporting Human Frictions</w:t>
+            </w:r>
+          </w:p>
+        </w:tc>
+        <w:tc>
+          <w:tcPr>
+            <w:tcW w:w="0" w:type="auto"/>
+            <w:vAlign w:val="center"/>
+            <w:hideMark/>
+          </w:tcPr>
+          <w:p>
+            <w:r>
+              <w:t>8</w:t>
+            </w:r>
+          </w:p>
+        </w:tc>
+      </w:tr>
+      <w:tr>
+        <w:trPr>
+          <w:tblCellSpacing w:w="15" w:type="dxa"/>
+        </w:trPr>
+        <w:tc>
+          <w:tcPr>
+            <w:tcW w:w="0" w:type="auto"/>
+            <w:vAlign w:val="center"/>
+            <w:hideMark/>
+          </w:tcPr>
+          <w:p>
+            <w:r>
+              <w:t>Total Evidence Links</w:t>
+            </w:r>
+          </w:p>
+        </w:tc>
+        <w:tc>
+          <w:tcPr>
+            <w:tcW w:w="0" w:type="auto"/>
+            <w:vAlign w:val="center"/>
+            <w:hideMark/>
+          </w:tcPr>
+          <w:p>
+            <w:r>
+              <w:t>32</w:t>
+            </w:r>
+          </w:p>
+        </w:tc>
+      </w:tr>
+      <w:tr>
+        <w:trPr>
+          <w:tblCellSpacing w:w="15" w:type="dxa"/>
+        </w:trPr>
+        <w:tc>
+          <w:tcPr>
+            <w:tcW w:w="0" w:type="auto"/>
+            <w:vAlign w:val="center"/>
+            <w:hideMark/>
+          </w:tcPr>
+          <w:p>
+            <w:r>
+              <w:t>Highest Pattern Count</w:t>
+            </w:r>
+          </w:p>
+        </w:tc>
+        <w:tc>
+          <w:tcPr>
+            <w:tcW w:w="0" w:type="auto"/>
+            <w:vAlign w:val="center"/>
+            <w:hideMark/>
+          </w:tcPr>
+          <w:p>
+            <w:r>
+              <w:t>5</w:t>
+            </w:r>
+          </w:p>
+        </w:tc>
+      </w:tr>
+    </w:tbl>
     <w:p>
       <w:r>
-        <w:t>PAT-001</w:t>
+        <w:pict w14:anchorId="228D3217">
+          <v:rect id="_x0000_i1085" style="width:0;height:1.5pt" o:hralign="center" o:hrstd="t" o:hr="t" fillcolor="#a0a0a0" stroked="f"/>
+        </w:pict>
       </w:r>
     </w:p>
     <w:p>
+      <w:pPr>
+        <w:rPr>
+          <w:b/>
+          <w:bCs/>
+        </w:rPr>
+      </w:pPr>
       <w:r>
-        <w:t>10 Supporting Human Frictions</w:t>
+        <w:rPr>
+          <w:b/>
+          <w:bCs/>
+        </w:rPr>
+        <w:t>Validation Progress</w:t>
       </w:r>
     </w:p>
+    <w:tbl>
+      <w:tblPr>
+        <w:tblW w:w="0" w:type="auto"/>
+        <w:tblCellSpacing w:w="15" w:type="dxa"/>
+        <w:tblCellMar>
+          <w:top w:w="15" w:type="dxa"/>
+          <w:left w:w="15" w:type="dxa"/>
+          <w:bottom w:w="15" w:type="dxa"/>
+          <w:right w:w="15" w:type="dxa"/>
+        </w:tblCellMar>
+        <w:tblLook w:val="04A0" w:firstRow="1" w:lastRow="0" w:firstColumn="1" w:lastColumn="0" w:noHBand="0" w:noVBand="1"/>
+      </w:tblPr>
+      <w:tblGrid>
+        <w:gridCol w:w="1796"/>
+        <w:gridCol w:w="998"/>
+      </w:tblGrid>
+      <w:tr>
+        <w:trPr>
+          <w:tblHeader/>
+          <w:tblCellSpacing w:w="15" w:type="dxa"/>
+        </w:trPr>
+        <w:tc>
+          <w:tcPr>
+            <w:tcW w:w="0" w:type="auto"/>
+            <w:vAlign w:val="center"/>
+            <w:hideMark/>
+          </w:tcPr>
+          <w:p>
+            <w:pPr>
+              <w:rPr>
+                <w:b/>
+                <w:bCs/>
+              </w:rPr>
+            </w:pPr>
+            <w:r>
+              <w:rPr>
+                <w:b/>
+                <w:bCs/>
+              </w:rPr>
+              <w:t>Stage</w:t>
+            </w:r>
+          </w:p>
+        </w:tc>
+        <w:tc>
+          <w:tcPr>
+            <w:tcW w:w="0" w:type="auto"/>
+            <w:vAlign w:val="center"/>
+            <w:hideMark/>
+          </w:tcPr>
+          <w:p>
+            <w:pPr>
+              <w:rPr>
+                <w:b/>
+                <w:bCs/>
+              </w:rPr>
+            </w:pPr>
+            <w:r>
+              <w:rPr>
+                <w:b/>
+                <w:bCs/>
+              </w:rPr>
+              <w:t>Patterns</w:t>
+            </w:r>
+          </w:p>
+        </w:tc>
+      </w:tr>
+      <w:tr>
+        <w:trPr>
+          <w:tblCellSpacing w:w="15" w:type="dxa"/>
+        </w:trPr>
+        <w:tc>
+          <w:tcPr>
+            <w:tcW w:w="0" w:type="auto"/>
+            <w:vAlign w:val="center"/>
+            <w:hideMark/>
+          </w:tcPr>
+          <w:p>
+            <w:r>
+              <w:t>Candidate</w:t>
+            </w:r>
+          </w:p>
+        </w:tc>
+        <w:tc>
+          <w:tcPr>
+            <w:tcW w:w="0" w:type="auto"/>
+            <w:vAlign w:val="center"/>
+            <w:hideMark/>
+          </w:tcPr>
+          <w:p>
+            <w:r>
+              <w:t>5</w:t>
+            </w:r>
+          </w:p>
+        </w:tc>
+      </w:tr>
+      <w:tr>
+        <w:trPr>
+          <w:tblCellSpacing w:w="15" w:type="dxa"/>
+        </w:trPr>
+        <w:tc>
+          <w:tcPr>
+            <w:tcW w:w="0" w:type="auto"/>
+            <w:vAlign w:val="center"/>
+            <w:hideMark/>
+          </w:tcPr>
+          <w:p>
+            <w:r>
+              <w:t>Under Validation</w:t>
+            </w:r>
+          </w:p>
+        </w:tc>
+        <w:tc>
+          <w:tcPr>
+            <w:tcW w:w="0" w:type="auto"/>
+            <w:vAlign w:val="center"/>
+            <w:hideMark/>
+          </w:tcPr>
+          <w:p>
+            <w:r>
+              <w:t>0</w:t>
+            </w:r>
+          </w:p>
+        </w:tc>
+      </w:tr>
+      <w:tr>
+        <w:trPr>
+          <w:tblCellSpacing w:w="15" w:type="dxa"/>
+        </w:trPr>
+        <w:tc>
+          <w:tcPr>
+            <w:tcW w:w="0" w:type="auto"/>
+            <w:vAlign w:val="center"/>
+            <w:hideMark/>
+          </w:tcPr>
+          <w:p>
+            <w:r>
+              <w:t>Accepted</w:t>
+            </w:r>
+          </w:p>
+        </w:tc>
+        <w:tc>
+          <w:tcPr>
+            <w:tcW w:w="0" w:type="auto"/>
+            <w:vAlign w:val="center"/>
+            <w:hideMark/>
+          </w:tcPr>
+          <w:p>
+            <w:r>
+              <w:t>0</w:t>
+            </w:r>
+          </w:p>
+        </w:tc>
+      </w:tr>
+      <w:tr>
+        <w:trPr>
+          <w:tblCellSpacing w:w="15" w:type="dxa"/>
+        </w:trPr>
+        <w:tc>
+          <w:tcPr>
+            <w:tcW w:w="0" w:type="auto"/>
+            <w:vAlign w:val="center"/>
+            <w:hideMark/>
+          </w:tcPr>
+          <w:p>
+            <w:r>
+              <w:t>Deprecated</w:t>
+            </w:r>
+          </w:p>
+        </w:tc>
+        <w:tc>
+          <w:tcPr>
+            <w:tcW w:w="0" w:type="auto"/>
+            <w:vAlign w:val="center"/>
+            <w:hideMark/>
+          </w:tcPr>
+          <w:p>
+            <w:r>
+              <w:t>0</w:t>
+            </w:r>
+          </w:p>
+        </w:tc>
+      </w:tr>
+    </w:tbl>
+    <w:p>
+      <w:r>
+        <w:pict w14:anchorId="1DC75DEC">
+          <v:rect id="_x0000_i1086" style="width:0;height:1.5pt" o:hralign="center" o:hrstd="t" o:hr="t" fillcolor="#a0a0a0" stroked="f"/>
+        </w:pict>
+      </w:r>
+    </w:p>
+    <w:p>
+      <w:pPr>
+        <w:rPr>
+          <w:b/>
+          <w:bCs/>
+        </w:rPr>
+      </w:pPr>
+      <w:r>
+        <w:rPr>
+          <w:b/>
+          <w:bCs/>
+        </w:rPr>
+        <w:t>Next Milestones</w:t>
+      </w:r>
+    </w:p>
+    <w:tbl>
+      <w:tblPr>
+        <w:tblW w:w="0" w:type="auto"/>
+        <w:tblCellSpacing w:w="15" w:type="dxa"/>
+        <w:tblCellMar>
+          <w:top w:w="15" w:type="dxa"/>
+          <w:left w:w="15" w:type="dxa"/>
+          <w:bottom w:w="15" w:type="dxa"/>
+          <w:right w:w="15" w:type="dxa"/>
+        </w:tblCellMar>
+        <w:tblLook w:val="04A0" w:firstRow="1" w:lastRow="0" w:firstColumn="1" w:lastColumn="0" w:noHBand="0" w:noVBand="1"/>
+      </w:tblPr>
+      <w:tblGrid>
+        <w:gridCol w:w="1952"/>
+        <w:gridCol w:w="1026"/>
+      </w:tblGrid>
+      <w:tr>
+        <w:trPr>
+          <w:tblHeader/>
+          <w:tblCellSpacing w:w="15" w:type="dxa"/>
+        </w:trPr>
+        <w:tc>
+          <w:tcPr>
+            <w:tcW w:w="0" w:type="auto"/>
+            <w:vAlign w:val="center"/>
+            <w:hideMark/>
+          </w:tcPr>
+          <w:p>
+            <w:pPr>
+              <w:rPr>
+                <w:b/>
+                <w:bCs/>
+              </w:rPr>
+            </w:pPr>
+            <w:r>
+              <w:rPr>
+                <w:b/>
+                <w:bCs/>
+              </w:rPr>
+              <w:t>Goal</w:t>
+            </w:r>
+          </w:p>
+        </w:tc>
+        <w:tc>
+          <w:tcPr>
+            <w:tcW w:w="0" w:type="auto"/>
+            <w:vAlign w:val="center"/>
+            <w:hideMark/>
+          </w:tcPr>
+          <w:p>
+            <w:pPr>
+              <w:rPr>
+                <w:b/>
+                <w:bCs/>
+              </w:rPr>
+            </w:pPr>
+            <w:r>
+              <w:rPr>
+                <w:b/>
+                <w:bCs/>
+              </w:rPr>
+              <w:t>Progress</w:t>
+            </w:r>
+          </w:p>
+        </w:tc>
+      </w:tr>
+      <w:tr>
+        <w:trPr>
+          <w:tblCellSpacing w:w="15" w:type="dxa"/>
+        </w:trPr>
+        <w:tc>
+          <w:tcPr>
+            <w:tcW w:w="0" w:type="auto"/>
+            <w:vAlign w:val="center"/>
+            <w:hideMark/>
+          </w:tcPr>
+          <w:p>
+            <w:r>
+              <w:t>Reach 10 Patterns</w:t>
+            </w:r>
+          </w:p>
+        </w:tc>
+        <w:tc>
+          <w:tcPr>
+            <w:tcW w:w="0" w:type="auto"/>
+            <w:vAlign w:val="center"/>
+            <w:hideMark/>
+          </w:tcPr>
+          <w:p>
+            <w:r>
+              <w:t>5 / 10</w:t>
+            </w:r>
+          </w:p>
+        </w:tc>
+      </w:tr>
+      <w:tr>
+        <w:trPr>
+          <w:tblCellSpacing w:w="15" w:type="dxa"/>
+        </w:trPr>
+        <w:tc>
+          <w:tcPr>
+            <w:tcW w:w="0" w:type="auto"/>
+            <w:vAlign w:val="center"/>
+            <w:hideMark/>
+          </w:tcPr>
+          <w:p>
+            <w:r>
+              <w:t>Reach 25 Patterns</w:t>
+            </w:r>
+          </w:p>
+        </w:tc>
+        <w:tc>
+          <w:tcPr>
+            <w:tcW w:w="0" w:type="auto"/>
+            <w:vAlign w:val="center"/>
+            <w:hideMark/>
+          </w:tcPr>
+          <w:p>
+            <w:r>
+              <w:t xml:space="preserve">5 / </w:t>
+            </w:r>
+            <w:r>
+              <w:t>50</w:t>
+            </w:r>
+          </w:p>
+        </w:tc>
+      </w:tr>
+      <w:tr>
+        <w:trPr>
+          <w:tblCellSpacing w:w="15" w:type="dxa"/>
+        </w:trPr>
+        <w:tc>
+          <w:tcPr>
+            <w:tcW w:w="0" w:type="auto"/>
+            <w:vAlign w:val="center"/>
+            <w:hideMark/>
+          </w:tcPr>
+          <w:p>
+            <w:r>
+              <w:t>Reach 50 Patterns</w:t>
+            </w:r>
+          </w:p>
+        </w:tc>
+        <w:tc>
+          <w:tcPr>
+            <w:tcW w:w="0" w:type="auto"/>
+            <w:vAlign w:val="center"/>
+            <w:hideMark/>
+          </w:tcPr>
+          <w:p>
+            <w:r>
+              <w:t xml:space="preserve">5 / </w:t>
+            </w:r>
+            <w:r>
+              <w:t>100</w:t>
+            </w:r>
+          </w:p>
+        </w:tc>
+      </w:tr>
+    </w:tbl>
+    <w:p>
+      <w:r>
+        <w:lastRenderedPageBreak/>
+        <w:pict w14:anchorId="046AD7BE">
+          <v:rect id="_x0000_i1087" style="width:0;height:1.5pt" o:hralign="center" o:hrstd="t" o:hr="t" fillcolor="#a0a0a0" stroked="f"/>
+        </w:pict>
+      </w:r>
+    </w:p>
+    <w:p>
+      <w:pPr>
+        <w:rPr>
+          <w:b/>
+          <w:bCs/>
+        </w:rPr>
+      </w:pPr>
+      <w:r>
+        <w:rPr>
+          <w:b/>
+          <w:bCs/>
+        </w:rPr>
+        <w:t>Repository Summary</w:t>
+      </w:r>
+    </w:p>
+    <w:tbl>
+      <w:tblPr>
+        <w:tblW w:w="0" w:type="auto"/>
+        <w:tblCellSpacing w:w="15" w:type="dxa"/>
+        <w:tblCellMar>
+          <w:top w:w="15" w:type="dxa"/>
+          <w:left w:w="15" w:type="dxa"/>
+          <w:bottom w:w="15" w:type="dxa"/>
+          <w:right w:w="15" w:type="dxa"/>
+        </w:tblCellMar>
+        <w:tblLook w:val="04A0" w:firstRow="1" w:lastRow="0" w:firstColumn="1" w:lastColumn="0" w:noHBand="0" w:noVBand="1"/>
+      </w:tblPr>
+      <w:tblGrid>
+        <w:gridCol w:w="2070"/>
+        <w:gridCol w:w="3530"/>
+      </w:tblGrid>
+      <w:tr>
+        <w:trPr>
+          <w:tblHeader/>
+          <w:tblCellSpacing w:w="15" w:type="dxa"/>
+        </w:trPr>
+        <w:tc>
+          <w:tcPr>
+            <w:tcW w:w="0" w:type="auto"/>
+            <w:vAlign w:val="center"/>
+            <w:hideMark/>
+          </w:tcPr>
+          <w:p>
+            <w:pPr>
+              <w:rPr>
+                <w:b/>
+                <w:bCs/>
+              </w:rPr>
+            </w:pPr>
+            <w:r>
+              <w:rPr>
+                <w:b/>
+                <w:bCs/>
+              </w:rPr>
+              <w:t>Field</w:t>
+            </w:r>
+          </w:p>
+        </w:tc>
+        <w:tc>
+          <w:tcPr>
+            <w:tcW w:w="0" w:type="auto"/>
+            <w:vAlign w:val="center"/>
+            <w:hideMark/>
+          </w:tcPr>
+          <w:p>
+            <w:pPr>
+              <w:rPr>
+                <w:b/>
+                <w:bCs/>
+              </w:rPr>
+            </w:pPr>
+            <w:r>
+              <w:rPr>
+                <w:b/>
+                <w:bCs/>
+              </w:rPr>
+              <w:t>Value</w:t>
+            </w:r>
+          </w:p>
+        </w:tc>
+      </w:tr>
+      <w:tr>
+        <w:trPr>
+          <w:tblCellSpacing w:w="15" w:type="dxa"/>
+        </w:trPr>
+        <w:tc>
+          <w:tcPr>
+            <w:tcW w:w="0" w:type="auto"/>
+            <w:vAlign w:val="center"/>
+            <w:hideMark/>
+          </w:tcPr>
+          <w:p>
+            <w:r>
+              <w:t>Current Version</w:t>
+            </w:r>
+          </w:p>
+        </w:tc>
+        <w:tc>
+          <w:tcPr>
+            <w:tcW w:w="0" w:type="auto"/>
+            <w:vAlign w:val="center"/>
+            <w:hideMark/>
+          </w:tcPr>
+          <w:p>
+            <w:r>
+              <w:t>ATLAS v2.1</w:t>
+            </w:r>
+          </w:p>
+        </w:tc>
+      </w:tr>
+      <w:tr>
+        <w:trPr>
+          <w:tblCellSpacing w:w="15" w:type="dxa"/>
+        </w:trPr>
+        <w:tc>
+          <w:tcPr>
+            <w:tcW w:w="0" w:type="auto"/>
+            <w:vAlign w:val="center"/>
+            <w:hideMark/>
+          </w:tcPr>
+          <w:p>
+            <w:r>
+              <w:t>Current Stage</w:t>
+            </w:r>
+          </w:p>
+        </w:tc>
+        <w:tc>
+          <w:tcPr>
+            <w:tcW w:w="0" w:type="auto"/>
+            <w:vAlign w:val="center"/>
+            <w:hideMark/>
+          </w:tcPr>
+          <w:p>
+            <w:r>
+              <w:t>Pattern Discovery</w:t>
+            </w:r>
+          </w:p>
+        </w:tc>
+      </w:tr>
+      <w:tr>
+        <w:trPr>
+          <w:tblCellSpacing w:w="15" w:type="dxa"/>
+        </w:trPr>
+        <w:tc>
+          <w:tcPr>
+            <w:tcW w:w="0" w:type="auto"/>
+            <w:vAlign w:val="center"/>
+            <w:hideMark/>
+          </w:tcPr>
+          <w:p>
+            <w:r>
+              <w:t>Primary Focus</w:t>
+            </w:r>
+          </w:p>
+        </w:tc>
+        <w:tc>
+          <w:tcPr>
+            <w:tcW w:w="0" w:type="auto"/>
+            <w:vAlign w:val="center"/>
+            <w:hideMark/>
+          </w:tcPr>
+          <w:p>
+            <w:r>
+              <w:t>Pattern Identification &amp; Validation</w:t>
+            </w:r>
+          </w:p>
+        </w:tc>
+      </w:tr>
+      <w:tr>
+        <w:trPr>
+          <w:tblCellSpacing w:w="15" w:type="dxa"/>
+        </w:trPr>
+        <w:tc>
+          <w:tcPr>
+            <w:tcW w:w="0" w:type="auto"/>
+            <w:vAlign w:val="center"/>
+            <w:hideMark/>
+          </w:tcPr>
+          <w:p>
+            <w:r>
+              <w:t>Total Patterns</w:t>
+            </w:r>
+          </w:p>
+        </w:tc>
+        <w:tc>
+          <w:tcPr>
+            <w:tcW w:w="0" w:type="auto"/>
+            <w:vAlign w:val="center"/>
+            <w:hideMark/>
+          </w:tcPr>
+          <w:p>
+            <w:r>
+              <w:t>5</w:t>
+            </w:r>
+          </w:p>
+        </w:tc>
+      </w:tr>
+      <w:tr>
+        <w:trPr>
+          <w:tblCellSpacing w:w="15" w:type="dxa"/>
+        </w:trPr>
+        <w:tc>
+          <w:tcPr>
+            <w:tcW w:w="0" w:type="auto"/>
+            <w:vAlign w:val="center"/>
+            <w:hideMark/>
+          </w:tcPr>
+          <w:p>
+            <w:r>
+              <w:t>Candidate Patterns</w:t>
+            </w:r>
+          </w:p>
+        </w:tc>
+        <w:tc>
+          <w:tcPr>
+            <w:tcW w:w="0" w:type="auto"/>
+            <w:vAlign w:val="center"/>
+            <w:hideMark/>
+          </w:tcPr>
+          <w:p>
+            <w:r>
+              <w:t>5</w:t>
+            </w:r>
+          </w:p>
+        </w:tc>
+      </w:tr>
+      <w:tr>
+        <w:trPr>
+          <w:tblCellSpacing w:w="15" w:type="dxa"/>
+        </w:trPr>
+        <w:tc>
+          <w:tcPr>
+            <w:tcW w:w="0" w:type="auto"/>
+            <w:vAlign w:val="center"/>
+            <w:hideMark/>
+          </w:tcPr>
+          <w:p>
+            <w:r>
+              <w:t>Accepted Patterns</w:t>
+            </w:r>
+          </w:p>
+        </w:tc>
+        <w:tc>
+          <w:tcPr>
+            <w:tcW w:w="0" w:type="auto"/>
+            <w:vAlign w:val="center"/>
+            <w:hideMark/>
+          </w:tcPr>
+          <w:p>
+            <w:r>
+              <w:t>0</w:t>
+            </w:r>
+          </w:p>
+        </w:tc>
+      </w:tr>
+    </w:tbl>
+    <w:p/>
     <w:sectPr>
       <w:pgSz w:w="11906" w:h="16838"/>
       <w:pgMar w:top="1440" w:right="1440" w:bottom="1440" w:left="1440" w:header="708" w:footer="708" w:gutter="0"/>
@@ -644,6 +2075,7 @@
   <w:style w:type="paragraph" w:default="1" w:styleId="Normal">
     <w:name w:val="Normal"/>
     <w:qFormat/>
+    <w:rsid w:val="004C4B04"/>
   </w:style>
   <w:style w:type="paragraph" w:styleId="Heading1">
     <w:name w:val="heading 1"/>
@@ -847,7 +2279,6 @@
   <w:style w:type="character" w:default="1" w:styleId="DefaultParagraphFont">
     <w:name w:val="Default Paragraph Font"/>
     <w:uiPriority w:val="1"/>
-    <w:semiHidden/>
     <w:unhideWhenUsed/>
   </w:style>
   <w:style w:type="table" w:default="1" w:styleId="TableNormal">

--- a/atlas/metrics/Pattern Metrics.docx
+++ b/atlas/metrics/Pattern Metrics.docx
@@ -26,10 +26,11 @@
         <w:t>System Version:</w:t>
       </w:r>
       <w:r>
-        <w:t xml:space="preserve"> ATLAS v2.1</w:t>
+        <w:t xml:space="preserve"> ATLAS v3.0</w:t>
       </w:r>
-    </w:p>
-    <w:p>
+      <w:r>
+        <w:br/>
+      </w:r>
       <w:r>
         <w:rPr>
           <w:b/>
@@ -38,13 +39,13 @@
         <w:t>Last Updated:</w:t>
       </w:r>
       <w:r>
-        <w:t xml:space="preserve"> 28 July 2026</w:t>
+        <w:t xml:space="preserve"> 29 July 2026</w:t>
       </w:r>
     </w:p>
     <w:p>
       <w:r>
-        <w:pict w14:anchorId="192FA456">
-          <v:rect id="_x0000_i1079" style="width:0;height:1.5pt" o:hralign="center" o:hrstd="t" o:hr="t" fillcolor="#a0a0a0" stroked="f"/>
+        <w:pict w14:anchorId="288D5B54">
+          <v:rect id="_x0000_i1109" style="width:0;height:1.5pt" o:hralign="center" o:hrstd="t" o:hr="t" fillcolor="#a0a0a0" stroked="f"/>
         </w:pict>
       </w:r>
     </w:p>
@@ -74,8 +75,8 @@
     </w:p>
     <w:p>
       <w:r>
-        <w:pict w14:anchorId="53C03EF3">
-          <v:rect id="_x0000_i1080" style="width:0;height:1.5pt" o:hralign="center" o:hrstd="t" o:hr="t" fillcolor="#a0a0a0" stroked="f"/>
+        <w:pict w14:anchorId="51F56AAC">
+          <v:rect id="_x0000_i1110" style="width:0;height:1.5pt" o:hralign="center" o:hrstd="t" o:hr="t" fillcolor="#a0a0a0" stroked="f"/>
         </w:pict>
       </w:r>
     </w:p>
@@ -105,8 +106,8 @@
     </w:p>
     <w:p>
       <w:r>
-        <w:pict w14:anchorId="113BC39A">
-          <v:rect id="_x0000_i1081" style="width:0;height:1.5pt" o:hralign="center" o:hrstd="t" o:hr="t" fillcolor="#a0a0a0" stroked="f"/>
+        <w:pict w14:anchorId="4F0A3B6C">
+          <v:rect id="_x0000_i1111" style="width:0;height:1.5pt" o:hralign="center" o:hrstd="t" o:hr="t" fillcolor="#a0a0a0" stroked="f"/>
         </w:pict>
       </w:r>
     </w:p>
@@ -138,7 +139,7 @@
         <w:tblLook w:val="04A0" w:firstRow="1" w:lastRow="0" w:firstColumn="1" w:lastColumn="0" w:noHBand="0" w:noVBand="1"/>
       </w:tblPr>
       <w:tblGrid>
-        <w:gridCol w:w="1609"/>
+        <w:gridCol w:w="1707"/>
         <w:gridCol w:w="687"/>
       </w:tblGrid>
       <w:tr>
@@ -203,6 +204,10 @@
           </w:tcPr>
           <w:p>
             <w:r>
+              <w:rPr>
+                <w:b/>
+                <w:bCs/>
+              </w:rPr>
               <w:t>Target Patterns</w:t>
             </w:r>
           </w:p>
@@ -232,6 +237,10 @@
           </w:tcPr>
           <w:p>
             <w:r>
+              <w:rPr>
+                <w:b/>
+                <w:bCs/>
+              </w:rPr>
               <w:t>Documented</w:t>
             </w:r>
           </w:p>
@@ -244,23 +253,31 @@
           </w:tcPr>
           <w:p>
             <w:r>
-              <w:t>5</w:t>
-            </w:r>
-          </w:p>
-        </w:tc>
-      </w:tr>
-      <w:tr>
-        <w:trPr>
-          <w:tblCellSpacing w:w="15" w:type="dxa"/>
-        </w:trPr>
-        <w:tc>
-          <w:tcPr>
-            <w:tcW w:w="0" w:type="auto"/>
-            <w:vAlign w:val="center"/>
-            <w:hideMark/>
-          </w:tcPr>
-          <w:p>
-            <w:r>
+              <w:rPr>
+                <w:b/>
+                <w:bCs/>
+              </w:rPr>
+              <w:t>16</w:t>
+            </w:r>
+          </w:p>
+        </w:tc>
+      </w:tr>
+      <w:tr>
+        <w:trPr>
+          <w:tblCellSpacing w:w="15" w:type="dxa"/>
+        </w:trPr>
+        <w:tc>
+          <w:tcPr>
+            <w:tcW w:w="0" w:type="auto"/>
+            <w:vAlign w:val="center"/>
+            <w:hideMark/>
+          </w:tcPr>
+          <w:p>
+            <w:r>
+              <w:rPr>
+                <w:b/>
+                <w:bCs/>
+              </w:rPr>
               <w:t>Remaining</w:t>
             </w:r>
           </w:p>
@@ -273,23 +290,31 @@
           </w:tcPr>
           <w:p>
             <w:r>
-              <w:t>195</w:t>
-            </w:r>
-          </w:p>
-        </w:tc>
-      </w:tr>
-      <w:tr>
-        <w:trPr>
-          <w:tblCellSpacing w:w="15" w:type="dxa"/>
-        </w:trPr>
-        <w:tc>
-          <w:tcPr>
-            <w:tcW w:w="0" w:type="auto"/>
-            <w:vAlign w:val="center"/>
-            <w:hideMark/>
-          </w:tcPr>
-          <w:p>
-            <w:r>
+              <w:rPr>
+                <w:b/>
+                <w:bCs/>
+              </w:rPr>
+              <w:t>184</w:t>
+            </w:r>
+          </w:p>
+        </w:tc>
+      </w:tr>
+      <w:tr>
+        <w:trPr>
+          <w:tblCellSpacing w:w="15" w:type="dxa"/>
+        </w:trPr>
+        <w:tc>
+          <w:tcPr>
+            <w:tcW w:w="0" w:type="auto"/>
+            <w:vAlign w:val="center"/>
+            <w:hideMark/>
+          </w:tcPr>
+          <w:p>
+            <w:r>
+              <w:rPr>
+                <w:b/>
+                <w:bCs/>
+              </w:rPr>
               <w:t>Completion</w:t>
             </w:r>
           </w:p>
@@ -302,13 +327,11 @@
           </w:tcPr>
           <w:p>
             <w:r>
-              <w:t>2</w:t>
-            </w:r>
-            <w:r>
-              <w:t>.5</w:t>
-            </w:r>
-            <w:r>
-              <w:t>%</w:t>
+              <w:rPr>
+                <w:b/>
+                <w:bCs/>
+              </w:rPr>
+              <w:t>8.0%</w:t>
             </w:r>
           </w:p>
         </w:tc>
@@ -316,8 +339,8 @@
     </w:tbl>
     <w:p>
       <w:r>
-        <w:pict w14:anchorId="3CCB9DD2">
-          <v:rect id="_x0000_i1082" style="width:0;height:1.5pt" o:hralign="center" o:hrstd="t" o:hr="t" fillcolor="#a0a0a0" stroked="f"/>
+        <w:pict w14:anchorId="56969080">
+          <v:rect id="_x0000_i1112" style="width:0;height:1.5pt" o:hralign="center" o:hrstd="t" o:hr="t" fillcolor="#a0a0a0" stroked="f"/>
         </w:pict>
       </w:r>
     </w:p>
@@ -349,7 +372,7 @@
         <w:tblLook w:val="04A0" w:firstRow="1" w:lastRow="0" w:firstColumn="1" w:lastColumn="0" w:noHBand="0" w:noVBand="1"/>
       </w:tblPr>
       <w:tblGrid>
-        <w:gridCol w:w="2206"/>
+        <w:gridCol w:w="2329"/>
         <w:gridCol w:w="687"/>
       </w:tblGrid>
       <w:tr>
@@ -414,6 +437,10 @@
           </w:tcPr>
           <w:p>
             <w:r>
+              <w:rPr>
+                <w:b/>
+                <w:bCs/>
+              </w:rPr>
               <w:t>Candidate Patterns</w:t>
             </w:r>
           </w:p>
@@ -426,23 +453,31 @@
           </w:tcPr>
           <w:p>
             <w:r>
-              <w:t>5</w:t>
-            </w:r>
-          </w:p>
-        </w:tc>
-      </w:tr>
-      <w:tr>
-        <w:trPr>
-          <w:tblCellSpacing w:w="15" w:type="dxa"/>
-        </w:trPr>
-        <w:tc>
-          <w:tcPr>
-            <w:tcW w:w="0" w:type="auto"/>
-            <w:vAlign w:val="center"/>
-            <w:hideMark/>
-          </w:tcPr>
-          <w:p>
-            <w:r>
+              <w:rPr>
+                <w:b/>
+                <w:bCs/>
+              </w:rPr>
+              <w:t>16</w:t>
+            </w:r>
+          </w:p>
+        </w:tc>
+      </w:tr>
+      <w:tr>
+        <w:trPr>
+          <w:tblCellSpacing w:w="15" w:type="dxa"/>
+        </w:trPr>
+        <w:tc>
+          <w:tcPr>
+            <w:tcW w:w="0" w:type="auto"/>
+            <w:vAlign w:val="center"/>
+            <w:hideMark/>
+          </w:tcPr>
+          <w:p>
+            <w:r>
+              <w:rPr>
+                <w:b/>
+                <w:bCs/>
+              </w:rPr>
               <w:t>Accepted Patterns</w:t>
             </w:r>
           </w:p>
@@ -455,6 +490,10 @@
           </w:tcPr>
           <w:p>
             <w:r>
+              <w:rPr>
+                <w:b/>
+                <w:bCs/>
+              </w:rPr>
               <w:t>0</w:t>
             </w:r>
           </w:p>
@@ -472,6 +511,10 @@
           </w:tcPr>
           <w:p>
             <w:r>
+              <w:rPr>
+                <w:b/>
+                <w:bCs/>
+              </w:rPr>
               <w:t>Deprecated Patterns</w:t>
             </w:r>
           </w:p>
@@ -484,6 +527,10 @@
           </w:tcPr>
           <w:p>
             <w:r>
+              <w:rPr>
+                <w:b/>
+                <w:bCs/>
+              </w:rPr>
               <w:t>0</w:t>
             </w:r>
           </w:p>
@@ -492,8 +539,8 @@
     </w:tbl>
     <w:p>
       <w:r>
-        <w:pict w14:anchorId="6A7267F0">
-          <v:rect id="_x0000_i1083" style="width:0;height:1.5pt" o:hralign="center" o:hrstd="t" o:hr="t" fillcolor="#a0a0a0" stroked="f"/>
+        <w:pict w14:anchorId="69325869">
+          <v:rect id="_x0000_i1113" style="width:0;height:1.5pt" o:hralign="center" o:hrstd="t" o:hr="t" fillcolor="#a0a0a0" stroked="f"/>
         </w:pict>
       </w:r>
     </w:p>
@@ -525,8 +572,8 @@
         <w:tblLook w:val="04A0" w:firstRow="1" w:lastRow="0" w:firstColumn="1" w:lastColumn="0" w:noHBand="0" w:noVBand="1"/>
       </w:tblPr>
       <w:tblGrid>
-        <w:gridCol w:w="900"/>
-        <w:gridCol w:w="3294"/>
+        <w:gridCol w:w="923"/>
+        <w:gridCol w:w="3778"/>
         <w:gridCol w:w="3137"/>
       </w:tblGrid>
       <w:tr>
@@ -613,6 +660,10 @@
           </w:tcPr>
           <w:p>
             <w:r>
+              <w:rPr>
+                <w:b/>
+                <w:bCs/>
+              </w:rPr>
               <w:t>PAT-001</w:t>
             </w:r>
           </w:p>
@@ -654,6 +705,10 @@
           </w:tcPr>
           <w:p>
             <w:r>
+              <w:rPr>
+                <w:b/>
+                <w:bCs/>
+              </w:rPr>
               <w:lastRenderedPageBreak/>
               <w:t>PAT-002</w:t>
             </w:r>
@@ -696,6 +751,10 @@
           </w:tcPr>
           <w:p>
             <w:r>
+              <w:rPr>
+                <w:b/>
+                <w:bCs/>
+              </w:rPr>
               <w:t>PAT-003</w:t>
             </w:r>
           </w:p>
@@ -737,6 +796,10 @@
           </w:tcPr>
           <w:p>
             <w:r>
+              <w:rPr>
+                <w:b/>
+                <w:bCs/>
+              </w:rPr>
               <w:t>PAT-004</w:t>
             </w:r>
           </w:p>
@@ -778,6 +841,10 @@
           </w:tcPr>
           <w:p>
             <w:r>
+              <w:rPr>
+                <w:b/>
+                <w:bCs/>
+              </w:rPr>
               <w:t>PAT-005</w:t>
             </w:r>
           </w:p>
@@ -803,6 +870,501 @@
           <w:p>
             <w:r>
               <w:t>5</w:t>
+            </w:r>
+          </w:p>
+        </w:tc>
+      </w:tr>
+      <w:tr>
+        <w:trPr>
+          <w:tblCellSpacing w:w="15" w:type="dxa"/>
+        </w:trPr>
+        <w:tc>
+          <w:tcPr>
+            <w:tcW w:w="0" w:type="auto"/>
+            <w:vAlign w:val="center"/>
+            <w:hideMark/>
+          </w:tcPr>
+          <w:p>
+            <w:r>
+              <w:rPr>
+                <w:b/>
+                <w:bCs/>
+              </w:rPr>
+              <w:t>PAT-006</w:t>
+            </w:r>
+          </w:p>
+        </w:tc>
+        <w:tc>
+          <w:tcPr>
+            <w:tcW w:w="0" w:type="auto"/>
+            <w:vAlign w:val="center"/>
+            <w:hideMark/>
+          </w:tcPr>
+          <w:p>
+            <w:r>
+              <w:t>Memory Decay</w:t>
+            </w:r>
+          </w:p>
+        </w:tc>
+        <w:tc>
+          <w:tcPr>
+            <w:tcW w:w="0" w:type="auto"/>
+            <w:vAlign w:val="center"/>
+            <w:hideMark/>
+          </w:tcPr>
+          <w:p>
+            <w:r>
+              <w:t>4</w:t>
+            </w:r>
+          </w:p>
+        </w:tc>
+      </w:tr>
+      <w:tr>
+        <w:trPr>
+          <w:tblCellSpacing w:w="15" w:type="dxa"/>
+        </w:trPr>
+        <w:tc>
+          <w:tcPr>
+            <w:tcW w:w="0" w:type="auto"/>
+            <w:vAlign w:val="center"/>
+            <w:hideMark/>
+          </w:tcPr>
+          <w:p>
+            <w:r>
+              <w:rPr>
+                <w:b/>
+                <w:bCs/>
+              </w:rPr>
+              <w:t>PAT-007</w:t>
+            </w:r>
+          </w:p>
+        </w:tc>
+        <w:tc>
+          <w:tcPr>
+            <w:tcW w:w="0" w:type="auto"/>
+            <w:vAlign w:val="center"/>
+            <w:hideMark/>
+          </w:tcPr>
+          <w:p>
+            <w:r>
+              <w:t>Relationship Blindness</w:t>
+            </w:r>
+          </w:p>
+        </w:tc>
+        <w:tc>
+          <w:tcPr>
+            <w:tcW w:w="0" w:type="auto"/>
+            <w:vAlign w:val="center"/>
+            <w:hideMark/>
+          </w:tcPr>
+          <w:p>
+            <w:r>
+              <w:t>4</w:t>
+            </w:r>
+          </w:p>
+        </w:tc>
+      </w:tr>
+      <w:tr>
+        <w:trPr>
+          <w:tblCellSpacing w:w="15" w:type="dxa"/>
+        </w:trPr>
+        <w:tc>
+          <w:tcPr>
+            <w:tcW w:w="0" w:type="auto"/>
+            <w:vAlign w:val="center"/>
+            <w:hideMark/>
+          </w:tcPr>
+          <w:p>
+            <w:r>
+              <w:rPr>
+                <w:b/>
+                <w:bCs/>
+              </w:rPr>
+              <w:t>PAT-008</w:t>
+            </w:r>
+          </w:p>
+        </w:tc>
+        <w:tc>
+          <w:tcPr>
+            <w:tcW w:w="0" w:type="auto"/>
+            <w:vAlign w:val="center"/>
+            <w:hideMark/>
+          </w:tcPr>
+          <w:p>
+            <w:r>
+              <w:t>Project Context Loss</w:t>
+            </w:r>
+          </w:p>
+        </w:tc>
+        <w:tc>
+          <w:tcPr>
+            <w:tcW w:w="0" w:type="auto"/>
+            <w:vAlign w:val="center"/>
+            <w:hideMark/>
+          </w:tcPr>
+          <w:p>
+            <w:r>
+              <w:t>4</w:t>
+            </w:r>
+          </w:p>
+        </w:tc>
+      </w:tr>
+      <w:tr>
+        <w:trPr>
+          <w:tblCellSpacing w:w="15" w:type="dxa"/>
+        </w:trPr>
+        <w:tc>
+          <w:tcPr>
+            <w:tcW w:w="0" w:type="auto"/>
+            <w:vAlign w:val="center"/>
+            <w:hideMark/>
+          </w:tcPr>
+          <w:p>
+            <w:r>
+              <w:rPr>
+                <w:b/>
+                <w:bCs/>
+              </w:rPr>
+              <w:t>PAT-009</w:t>
+            </w:r>
+          </w:p>
+        </w:tc>
+        <w:tc>
+          <w:tcPr>
+            <w:tcW w:w="0" w:type="auto"/>
+            <w:vAlign w:val="center"/>
+            <w:hideMark/>
+          </w:tcPr>
+          <w:p>
+            <w:r>
+              <w:t>Knowledge Fragmentation</w:t>
+            </w:r>
+          </w:p>
+        </w:tc>
+        <w:tc>
+          <w:tcPr>
+            <w:tcW w:w="0" w:type="auto"/>
+            <w:vAlign w:val="center"/>
+            <w:hideMark/>
+          </w:tcPr>
+          <w:p>
+            <w:r>
+              <w:t>4</w:t>
+            </w:r>
+          </w:p>
+        </w:tc>
+      </w:tr>
+      <w:tr>
+        <w:trPr>
+          <w:tblCellSpacing w:w="15" w:type="dxa"/>
+        </w:trPr>
+        <w:tc>
+          <w:tcPr>
+            <w:tcW w:w="0" w:type="auto"/>
+            <w:vAlign w:val="center"/>
+            <w:hideMark/>
+          </w:tcPr>
+          <w:p>
+            <w:r>
+              <w:rPr>
+                <w:b/>
+                <w:bCs/>
+              </w:rPr>
+              <w:t>PAT-010</w:t>
+            </w:r>
+          </w:p>
+        </w:tc>
+        <w:tc>
+          <w:tcPr>
+            <w:tcW w:w="0" w:type="auto"/>
+            <w:vAlign w:val="center"/>
+            <w:hideMark/>
+          </w:tcPr>
+          <w:p>
+            <w:r>
+              <w:t>Ownership &amp; Governance Ambiguity</w:t>
+            </w:r>
+          </w:p>
+        </w:tc>
+        <w:tc>
+          <w:tcPr>
+            <w:tcW w:w="0" w:type="auto"/>
+            <w:vAlign w:val="center"/>
+            <w:hideMark/>
+          </w:tcPr>
+          <w:p>
+            <w:r>
+              <w:t>4</w:t>
+            </w:r>
+          </w:p>
+        </w:tc>
+      </w:tr>
+      <w:tr>
+        <w:trPr>
+          <w:tblCellSpacing w:w="15" w:type="dxa"/>
+        </w:trPr>
+        <w:tc>
+          <w:tcPr>
+            <w:tcW w:w="0" w:type="auto"/>
+            <w:vAlign w:val="center"/>
+            <w:hideMark/>
+          </w:tcPr>
+          <w:p>
+            <w:r>
+              <w:rPr>
+                <w:b/>
+                <w:bCs/>
+              </w:rPr>
+              <w:t>PAT-011</w:t>
+            </w:r>
+          </w:p>
+        </w:tc>
+        <w:tc>
+          <w:tcPr>
+            <w:tcW w:w="0" w:type="auto"/>
+            <w:vAlign w:val="center"/>
+            <w:hideMark/>
+          </w:tcPr>
+          <w:p>
+            <w:r>
+              <w:t>Lifecycle Management Complexity</w:t>
+            </w:r>
+          </w:p>
+        </w:tc>
+        <w:tc>
+          <w:tcPr>
+            <w:tcW w:w="0" w:type="auto"/>
+            <w:vAlign w:val="center"/>
+            <w:hideMark/>
+          </w:tcPr>
+          <w:p>
+            <w:r>
+              <w:t>4</w:t>
+            </w:r>
+          </w:p>
+        </w:tc>
+      </w:tr>
+      <w:tr>
+        <w:trPr>
+          <w:tblCellSpacing w:w="15" w:type="dxa"/>
+        </w:trPr>
+        <w:tc>
+          <w:tcPr>
+            <w:tcW w:w="0" w:type="auto"/>
+            <w:vAlign w:val="center"/>
+            <w:hideMark/>
+          </w:tcPr>
+          <w:p>
+            <w:r>
+              <w:rPr>
+                <w:b/>
+                <w:bCs/>
+              </w:rPr>
+              <w:t>PAT-012</w:t>
+            </w:r>
+          </w:p>
+        </w:tc>
+        <w:tc>
+          <w:tcPr>
+            <w:tcW w:w="0" w:type="auto"/>
+            <w:vAlign w:val="center"/>
+            <w:hideMark/>
+          </w:tcPr>
+          <w:p>
+            <w:r>
+              <w:t>Knowledge Uncertainty</w:t>
+            </w:r>
+          </w:p>
+        </w:tc>
+        <w:tc>
+          <w:tcPr>
+            <w:tcW w:w="0" w:type="auto"/>
+            <w:vAlign w:val="center"/>
+            <w:hideMark/>
+          </w:tcPr>
+          <w:p>
+            <w:r>
+              <w:t>5</w:t>
+            </w:r>
+          </w:p>
+        </w:tc>
+      </w:tr>
+      <w:tr>
+        <w:trPr>
+          <w:tblCellSpacing w:w="15" w:type="dxa"/>
+        </w:trPr>
+        <w:tc>
+          <w:tcPr>
+            <w:tcW w:w="0" w:type="auto"/>
+            <w:vAlign w:val="center"/>
+            <w:hideMark/>
+          </w:tcPr>
+          <w:p>
+            <w:r>
+              <w:rPr>
+                <w:b/>
+                <w:bCs/>
+              </w:rPr>
+              <w:t>PAT-013</w:t>
+            </w:r>
+          </w:p>
+        </w:tc>
+        <w:tc>
+          <w:tcPr>
+            <w:tcW w:w="0" w:type="auto"/>
+            <w:vAlign w:val="center"/>
+            <w:hideMark/>
+          </w:tcPr>
+          <w:p>
+            <w:r>
+              <w:t>Knowledge Interpretation</w:t>
+            </w:r>
+          </w:p>
+        </w:tc>
+        <w:tc>
+          <w:tcPr>
+            <w:tcW w:w="0" w:type="auto"/>
+            <w:vAlign w:val="center"/>
+            <w:hideMark/>
+          </w:tcPr>
+          <w:p>
+            <w:r>
+              <w:t>5</w:t>
+            </w:r>
+          </w:p>
+        </w:tc>
+      </w:tr>
+      <w:tr>
+        <w:trPr>
+          <w:tblCellSpacing w:w="15" w:type="dxa"/>
+        </w:trPr>
+        <w:tc>
+          <w:tcPr>
+            <w:tcW w:w="0" w:type="auto"/>
+            <w:vAlign w:val="center"/>
+            <w:hideMark/>
+          </w:tcPr>
+          <w:p>
+            <w:r>
+              <w:rPr>
+                <w:b/>
+                <w:bCs/>
+              </w:rPr>
+              <w:t>PAT-014</w:t>
+            </w:r>
+          </w:p>
+        </w:tc>
+        <w:tc>
+          <w:tcPr>
+            <w:tcW w:w="0" w:type="auto"/>
+            <w:vAlign w:val="center"/>
+            <w:hideMark/>
+          </w:tcPr>
+          <w:p>
+            <w:r>
+              <w:t>Decision Formation</w:t>
+            </w:r>
+          </w:p>
+        </w:tc>
+        <w:tc>
+          <w:tcPr>
+            <w:tcW w:w="0" w:type="auto"/>
+            <w:vAlign w:val="center"/>
+            <w:hideMark/>
+          </w:tcPr>
+          <w:p>
+            <w:r>
+              <w:t>5</w:t>
+            </w:r>
+          </w:p>
+        </w:tc>
+      </w:tr>
+      <w:tr>
+        <w:trPr>
+          <w:tblCellSpacing w:w="15" w:type="dxa"/>
+        </w:trPr>
+        <w:tc>
+          <w:tcPr>
+            <w:tcW w:w="0" w:type="auto"/>
+            <w:vAlign w:val="center"/>
+            <w:hideMark/>
+          </w:tcPr>
+          <w:p>
+            <w:r>
+              <w:rPr>
+                <w:b/>
+                <w:bCs/>
+              </w:rPr>
+              <w:t>PAT-015</w:t>
+            </w:r>
+          </w:p>
+        </w:tc>
+        <w:tc>
+          <w:tcPr>
+            <w:tcW w:w="0" w:type="auto"/>
+            <w:vAlign w:val="center"/>
+            <w:hideMark/>
+          </w:tcPr>
+          <w:p>
+            <w:r>
+              <w:t>Cognitive Adaptation</w:t>
+            </w:r>
+          </w:p>
+        </w:tc>
+        <w:tc>
+          <w:tcPr>
+            <w:tcW w:w="0" w:type="auto"/>
+            <w:vAlign w:val="center"/>
+            <w:hideMark/>
+          </w:tcPr>
+          <w:p>
+            <w:r>
+              <w:t>4</w:t>
+            </w:r>
+          </w:p>
+        </w:tc>
+      </w:tr>
+      <w:tr>
+        <w:trPr>
+          <w:tblCellSpacing w:w="15" w:type="dxa"/>
+        </w:trPr>
+        <w:tc>
+          <w:tcPr>
+            <w:tcW w:w="0" w:type="auto"/>
+            <w:vAlign w:val="center"/>
+            <w:hideMark/>
+          </w:tcPr>
+          <w:p>
+            <w:r>
+              <w:rPr>
+                <w:b/>
+                <w:bCs/>
+              </w:rPr>
+              <w:t>PAT-016</w:t>
+            </w:r>
+          </w:p>
+        </w:tc>
+        <w:tc>
+          <w:tcPr>
+            <w:tcW w:w="0" w:type="auto"/>
+            <w:vAlign w:val="center"/>
+            <w:hideMark/>
+          </w:tcPr>
+          <w:p>
+            <w:r>
+              <w:t>Knowledge Evolution</w:t>
+            </w:r>
+          </w:p>
+        </w:tc>
+        <w:tc>
+          <w:tcPr>
+            <w:tcW w:w="0" w:type="auto"/>
+            <w:vAlign w:val="center"/>
+            <w:hideMark/>
+          </w:tcPr>
+          <w:p>
+            <w:r>
+              <w:t>6</w:t>
             </w:r>
           </w:p>
         </w:tc>
@@ -810,8 +1372,8 @@
     </w:tbl>
     <w:p>
       <w:r>
-        <w:pict w14:anchorId="420A5C8C">
-          <v:rect id="_x0000_i1084" style="width:0;height:1.5pt" o:hralign="center" o:hrstd="t" o:hr="t" fillcolor="#a0a0a0" stroked="f"/>
+        <w:pict w14:anchorId="4B76B326">
+          <v:rect id="_x0000_i1114" style="width:0;height:1.5pt" o:hralign="center" o:hrstd="t" o:hr="t" fillcolor="#a0a0a0" stroked="f"/>
         </w:pict>
       </w:r>
     </w:p>
@@ -843,8 +1405,8 @@
         <w:tblLook w:val="04A0" w:firstRow="1" w:lastRow="0" w:firstColumn="1" w:lastColumn="0" w:noHBand="0" w:noVBand="1"/>
       </w:tblPr>
       <w:tblGrid>
-        <w:gridCol w:w="2981"/>
-        <w:gridCol w:w="900"/>
+        <w:gridCol w:w="3390"/>
+        <w:gridCol w:w="3450"/>
       </w:tblGrid>
       <w:tr>
         <w:trPr>
@@ -908,6 +1470,10 @@
           </w:tcPr>
           <w:p>
             <w:r>
+              <w:rPr>
+                <w:b/>
+                <w:bCs/>
+              </w:rPr>
               <w:t>Largest Evidence Base</w:t>
             </w:r>
           </w:p>
@@ -920,23 +1486,31 @@
           </w:tcPr>
           <w:p>
             <w:r>
-              <w:t>PAT-002</w:t>
-            </w:r>
-          </w:p>
-        </w:tc>
-      </w:tr>
-      <w:tr>
-        <w:trPr>
-          <w:tblCellSpacing w:w="15" w:type="dxa"/>
-        </w:trPr>
-        <w:tc>
-          <w:tcPr>
-            <w:tcW w:w="0" w:type="auto"/>
-            <w:vAlign w:val="center"/>
-            <w:hideMark/>
-          </w:tcPr>
-          <w:p>
-            <w:r>
+              <w:rPr>
+                <w:b/>
+                <w:bCs/>
+              </w:rPr>
+              <w:t>PAT-002 – Memory Dependency</w:t>
+            </w:r>
+          </w:p>
+        </w:tc>
+      </w:tr>
+      <w:tr>
+        <w:trPr>
+          <w:tblCellSpacing w:w="15" w:type="dxa"/>
+        </w:trPr>
+        <w:tc>
+          <w:tcPr>
+            <w:tcW w:w="0" w:type="auto"/>
+            <w:vAlign w:val="center"/>
+            <w:hideMark/>
+          </w:tcPr>
+          <w:p>
+            <w:r>
+              <w:rPr>
+                <w:b/>
+                <w:bCs/>
+              </w:rPr>
               <w:t>Supporting Human Frictions</w:t>
             </w:r>
           </w:p>
@@ -949,6 +1523,10 @@
           </w:tcPr>
           <w:p>
             <w:r>
+              <w:rPr>
+                <w:b/>
+                <w:bCs/>
+              </w:rPr>
               <w:t>8</w:t>
             </w:r>
           </w:p>
@@ -966,6 +1544,84 @@
           </w:tcPr>
           <w:p>
             <w:r>
+              <w:rPr>
+                <w:b/>
+                <w:bCs/>
+              </w:rPr>
+              <w:t>Second Largest Evidence Base</w:t>
+            </w:r>
+          </w:p>
+        </w:tc>
+        <w:tc>
+          <w:tcPr>
+            <w:tcW w:w="0" w:type="auto"/>
+            <w:vAlign w:val="center"/>
+            <w:hideMark/>
+          </w:tcPr>
+          <w:p>
+            <w:r>
+              <w:rPr>
+                <w:b/>
+                <w:bCs/>
+              </w:rPr>
+              <w:t>PAT-001, PAT-004, PAT-016</w:t>
+            </w:r>
+          </w:p>
+        </w:tc>
+      </w:tr>
+      <w:tr>
+        <w:trPr>
+          <w:tblCellSpacing w:w="15" w:type="dxa"/>
+        </w:trPr>
+        <w:tc>
+          <w:tcPr>
+            <w:tcW w:w="0" w:type="auto"/>
+            <w:vAlign w:val="center"/>
+            <w:hideMark/>
+          </w:tcPr>
+          <w:p>
+            <w:r>
+              <w:rPr>
+                <w:b/>
+                <w:bCs/>
+              </w:rPr>
+              <w:t>Supporting Human Frictions</w:t>
+            </w:r>
+          </w:p>
+        </w:tc>
+        <w:tc>
+          <w:tcPr>
+            <w:tcW w:w="0" w:type="auto"/>
+            <w:vAlign w:val="center"/>
+            <w:hideMark/>
+          </w:tcPr>
+          <w:p>
+            <w:r>
+              <w:rPr>
+                <w:b/>
+                <w:bCs/>
+              </w:rPr>
+              <w:t>7, 7, 6</w:t>
+            </w:r>
+          </w:p>
+        </w:tc>
+      </w:tr>
+      <w:tr>
+        <w:trPr>
+          <w:tblCellSpacing w:w="15" w:type="dxa"/>
+        </w:trPr>
+        <w:tc>
+          <w:tcPr>
+            <w:tcW w:w="0" w:type="auto"/>
+            <w:vAlign w:val="center"/>
+            <w:hideMark/>
+          </w:tcPr>
+          <w:p>
+            <w:r>
+              <w:rPr>
+                <w:b/>
+                <w:bCs/>
+              </w:rPr>
               <w:t>Total Evidence Links</w:t>
             </w:r>
           </w:p>
@@ -978,23 +1634,31 @@
           </w:tcPr>
           <w:p>
             <w:r>
-              <w:t>32</w:t>
-            </w:r>
-          </w:p>
-        </w:tc>
-      </w:tr>
-      <w:tr>
-        <w:trPr>
-          <w:tblCellSpacing w:w="15" w:type="dxa"/>
-        </w:trPr>
-        <w:tc>
-          <w:tcPr>
-            <w:tcW w:w="0" w:type="auto"/>
-            <w:vAlign w:val="center"/>
-            <w:hideMark/>
-          </w:tcPr>
-          <w:p>
-            <w:r>
+              <w:rPr>
+                <w:b/>
+                <w:bCs/>
+              </w:rPr>
+              <w:t>87</w:t>
+            </w:r>
+          </w:p>
+        </w:tc>
+      </w:tr>
+      <w:tr>
+        <w:trPr>
+          <w:tblCellSpacing w:w="15" w:type="dxa"/>
+        </w:trPr>
+        <w:tc>
+          <w:tcPr>
+            <w:tcW w:w="0" w:type="auto"/>
+            <w:vAlign w:val="center"/>
+            <w:hideMark/>
+          </w:tcPr>
+          <w:p>
+            <w:r>
+              <w:rPr>
+                <w:b/>
+                <w:bCs/>
+              </w:rPr>
               <w:t>Highest Pattern Count</w:t>
             </w:r>
           </w:p>
@@ -1007,7 +1671,11 @@
           </w:tcPr>
           <w:p>
             <w:r>
-              <w:t>5</w:t>
+              <w:rPr>
+                <w:b/>
+                <w:bCs/>
+              </w:rPr>
+              <w:t>16</w:t>
             </w:r>
           </w:p>
         </w:tc>
@@ -1015,8 +1683,29 @@
     </w:tbl>
     <w:p>
       <w:r>
-        <w:pict w14:anchorId="228D3217">
-          <v:rect id="_x0000_i1085" style="width:0;height:1.5pt" o:hralign="center" o:hrstd="t" o:hr="t" fillcolor="#a0a0a0" stroked="f"/>
+        <w:rPr>
+          <w:b/>
+          <w:bCs/>
+        </w:rPr>
+        <w:lastRenderedPageBreak/>
+        <w:t>Calculation:</w:t>
+      </w:r>
+      <w:r>
+        <w:br/>
+        <w:t xml:space="preserve">7 + 8 + 5 + 7 + 5 + 4 + 4 + 4 + 4 + 4 + 4 + 5 + 5 + 5 + 4 + 6 = </w:t>
+      </w:r>
+      <w:r>
+        <w:rPr>
+          <w:b/>
+          <w:bCs/>
+        </w:rPr>
+        <w:t>87 Evidence Links</w:t>
+      </w:r>
+    </w:p>
+    <w:p>
+      <w:r>
+        <w:pict w14:anchorId="23C38E13">
+          <v:rect id="_x0000_i1115" style="width:0;height:1.5pt" o:hralign="center" o:hrstd="t" o:hr="t" fillcolor="#a0a0a0" stroked="f"/>
         </w:pict>
       </w:r>
     </w:p>
@@ -1048,7 +1737,7 @@
         <w:tblLook w:val="04A0" w:firstRow="1" w:lastRow="0" w:firstColumn="1" w:lastColumn="0" w:noHBand="0" w:noVBand="1"/>
       </w:tblPr>
       <w:tblGrid>
-        <w:gridCol w:w="1796"/>
+        <w:gridCol w:w="1894"/>
         <w:gridCol w:w="998"/>
       </w:tblGrid>
       <w:tr>
@@ -1113,6 +1802,10 @@
           </w:tcPr>
           <w:p>
             <w:r>
+              <w:rPr>
+                <w:b/>
+                <w:bCs/>
+              </w:rPr>
               <w:t>Candidate</w:t>
             </w:r>
           </w:p>
@@ -1125,23 +1818,31 @@
           </w:tcPr>
           <w:p>
             <w:r>
-              <w:t>5</w:t>
-            </w:r>
-          </w:p>
-        </w:tc>
-      </w:tr>
-      <w:tr>
-        <w:trPr>
-          <w:tblCellSpacing w:w="15" w:type="dxa"/>
-        </w:trPr>
-        <w:tc>
-          <w:tcPr>
-            <w:tcW w:w="0" w:type="auto"/>
-            <w:vAlign w:val="center"/>
-            <w:hideMark/>
-          </w:tcPr>
-          <w:p>
-            <w:r>
+              <w:rPr>
+                <w:b/>
+                <w:bCs/>
+              </w:rPr>
+              <w:t>16</w:t>
+            </w:r>
+          </w:p>
+        </w:tc>
+      </w:tr>
+      <w:tr>
+        <w:trPr>
+          <w:tblCellSpacing w:w="15" w:type="dxa"/>
+        </w:trPr>
+        <w:tc>
+          <w:tcPr>
+            <w:tcW w:w="0" w:type="auto"/>
+            <w:vAlign w:val="center"/>
+            <w:hideMark/>
+          </w:tcPr>
+          <w:p>
+            <w:r>
+              <w:rPr>
+                <w:b/>
+                <w:bCs/>
+              </w:rPr>
               <w:t>Under Validation</w:t>
             </w:r>
           </w:p>
@@ -1154,6 +1855,10 @@
           </w:tcPr>
           <w:p>
             <w:r>
+              <w:rPr>
+                <w:b/>
+                <w:bCs/>
+              </w:rPr>
               <w:t>0</w:t>
             </w:r>
           </w:p>
@@ -1171,6 +1876,10 @@
           </w:tcPr>
           <w:p>
             <w:r>
+              <w:rPr>
+                <w:b/>
+                <w:bCs/>
+              </w:rPr>
               <w:t>Accepted</w:t>
             </w:r>
           </w:p>
@@ -1183,6 +1892,10 @@
           </w:tcPr>
           <w:p>
             <w:r>
+              <w:rPr>
+                <w:b/>
+                <w:bCs/>
+              </w:rPr>
               <w:t>0</w:t>
             </w:r>
           </w:p>
@@ -1200,6 +1913,10 @@
           </w:tcPr>
           <w:p>
             <w:r>
+              <w:rPr>
+                <w:b/>
+                <w:bCs/>
+              </w:rPr>
               <w:t>Deprecated</w:t>
             </w:r>
           </w:p>
@@ -1212,6 +1929,10 @@
           </w:tcPr>
           <w:p>
             <w:r>
+              <w:rPr>
+                <w:b/>
+                <w:bCs/>
+              </w:rPr>
               <w:t>0</w:t>
             </w:r>
           </w:p>
@@ -1220,8 +1941,245 @@
     </w:tbl>
     <w:p>
       <w:r>
-        <w:pict w14:anchorId="1DC75DEC">
-          <v:rect id="_x0000_i1086" style="width:0;height:1.5pt" o:hralign="center" o:hrstd="t" o:hr="t" fillcolor="#a0a0a0" stroked="f"/>
+        <w:pict w14:anchorId="202E3D81">
+          <v:rect id="_x0000_i1116" style="width:0;height:1.5pt" o:hralign="center" o:hrstd="t" o:hr="t" fillcolor="#a0a0a0" stroked="f"/>
+        </w:pict>
+      </w:r>
+    </w:p>
+    <w:p>
+      <w:pPr>
+        <w:rPr>
+          <w:b/>
+          <w:bCs/>
+        </w:rPr>
+      </w:pPr>
+      <w:r>
+        <w:rPr>
+          <w:b/>
+          <w:bCs/>
+        </w:rPr>
+        <w:t>Pattern Distribution</w:t>
+      </w:r>
+    </w:p>
+    <w:tbl>
+      <w:tblPr>
+        <w:tblW w:w="0" w:type="auto"/>
+        <w:tblCellSpacing w:w="15" w:type="dxa"/>
+        <w:tblCellMar>
+          <w:top w:w="15" w:type="dxa"/>
+          <w:left w:w="15" w:type="dxa"/>
+          <w:bottom w:w="15" w:type="dxa"/>
+          <w:right w:w="15" w:type="dxa"/>
+        </w:tblCellMar>
+        <w:tblLook w:val="04A0" w:firstRow="1" w:lastRow="0" w:firstColumn="1" w:lastColumn="0" w:noHBand="0" w:noVBand="1"/>
+      </w:tblPr>
+      <w:tblGrid>
+        <w:gridCol w:w="5323"/>
+        <w:gridCol w:w="998"/>
+      </w:tblGrid>
+      <w:tr>
+        <w:trPr>
+          <w:tblHeader/>
+          <w:tblCellSpacing w:w="15" w:type="dxa"/>
+        </w:trPr>
+        <w:tc>
+          <w:tcPr>
+            <w:tcW w:w="0" w:type="auto"/>
+            <w:vAlign w:val="center"/>
+            <w:hideMark/>
+          </w:tcPr>
+          <w:p>
+            <w:pPr>
+              <w:rPr>
+                <w:b/>
+                <w:bCs/>
+              </w:rPr>
+            </w:pPr>
+            <w:r>
+              <w:rPr>
+                <w:b/>
+                <w:bCs/>
+              </w:rPr>
+              <w:t>Research Volume</w:t>
+            </w:r>
+          </w:p>
+        </w:tc>
+        <w:tc>
+          <w:tcPr>
+            <w:tcW w:w="0" w:type="auto"/>
+            <w:vAlign w:val="center"/>
+            <w:hideMark/>
+          </w:tcPr>
+          <w:p>
+            <w:pPr>
+              <w:rPr>
+                <w:b/>
+                <w:bCs/>
+              </w:rPr>
+            </w:pPr>
+            <w:r>
+              <w:rPr>
+                <w:b/>
+                <w:bCs/>
+              </w:rPr>
+              <w:t>Patterns</w:t>
+            </w:r>
+          </w:p>
+        </w:tc>
+      </w:tr>
+      <w:tr>
+        <w:trPr>
+          <w:tblCellSpacing w:w="15" w:type="dxa"/>
+        </w:trPr>
+        <w:tc>
+          <w:tcPr>
+            <w:tcW w:w="0" w:type="auto"/>
+            <w:vAlign w:val="center"/>
+            <w:hideMark/>
+          </w:tcPr>
+          <w:p>
+            <w:r>
+              <w:rPr>
+                <w:b/>
+                <w:bCs/>
+              </w:rPr>
+              <w:t>Volume 01 – Managing Individual Files</w:t>
+            </w:r>
+          </w:p>
+        </w:tc>
+        <w:tc>
+          <w:tcPr>
+            <w:tcW w:w="0" w:type="auto"/>
+            <w:vAlign w:val="center"/>
+            <w:hideMark/>
+          </w:tcPr>
+          <w:p>
+            <w:r>
+              <w:rPr>
+                <w:b/>
+                <w:bCs/>
+              </w:rPr>
+              <w:t>5</w:t>
+            </w:r>
+          </w:p>
+        </w:tc>
+      </w:tr>
+      <w:tr>
+        <w:trPr>
+          <w:tblCellSpacing w:w="15" w:type="dxa"/>
+        </w:trPr>
+        <w:tc>
+          <w:tcPr>
+            <w:tcW w:w="0" w:type="auto"/>
+            <w:vAlign w:val="center"/>
+            <w:hideMark/>
+          </w:tcPr>
+          <w:p>
+            <w:r>
+              <w:rPr>
+                <w:b/>
+                <w:bCs/>
+              </w:rPr>
+              <w:t>Volume 02 – Managing File Ecosystems</w:t>
+            </w:r>
+          </w:p>
+        </w:tc>
+        <w:tc>
+          <w:tcPr>
+            <w:tcW w:w="0" w:type="auto"/>
+            <w:vAlign w:val="center"/>
+            <w:hideMark/>
+          </w:tcPr>
+          <w:p>
+            <w:r>
+              <w:rPr>
+                <w:b/>
+                <w:bCs/>
+              </w:rPr>
+              <w:t>6</w:t>
+            </w:r>
+          </w:p>
+        </w:tc>
+      </w:tr>
+      <w:tr>
+        <w:trPr>
+          <w:tblCellSpacing w:w="15" w:type="dxa"/>
+        </w:trPr>
+        <w:tc>
+          <w:tcPr>
+            <w:tcW w:w="0" w:type="auto"/>
+            <w:vAlign w:val="center"/>
+            <w:hideMark/>
+          </w:tcPr>
+          <w:p>
+            <w:r>
+              <w:rPr>
+                <w:b/>
+                <w:bCs/>
+              </w:rPr>
+              <w:t>Volume 03 – Knowledge &amp; Decision Management</w:t>
+            </w:r>
+          </w:p>
+        </w:tc>
+        <w:tc>
+          <w:tcPr>
+            <w:tcW w:w="0" w:type="auto"/>
+            <w:vAlign w:val="center"/>
+            <w:hideMark/>
+          </w:tcPr>
+          <w:p>
+            <w:r>
+              <w:rPr>
+                <w:b/>
+                <w:bCs/>
+              </w:rPr>
+              <w:t>5</w:t>
+            </w:r>
+          </w:p>
+        </w:tc>
+      </w:tr>
+      <w:tr>
+        <w:trPr>
+          <w:tblCellSpacing w:w="15" w:type="dxa"/>
+        </w:trPr>
+        <w:tc>
+          <w:tcPr>
+            <w:tcW w:w="0" w:type="auto"/>
+            <w:vAlign w:val="center"/>
+            <w:hideMark/>
+          </w:tcPr>
+          <w:p>
+            <w:r>
+              <w:rPr>
+                <w:b/>
+                <w:bCs/>
+              </w:rPr>
+              <w:t>Total</w:t>
+            </w:r>
+          </w:p>
+        </w:tc>
+        <w:tc>
+          <w:tcPr>
+            <w:tcW w:w="0" w:type="auto"/>
+            <w:vAlign w:val="center"/>
+            <w:hideMark/>
+          </w:tcPr>
+          <w:p>
+            <w:r>
+              <w:rPr>
+                <w:b/>
+                <w:bCs/>
+              </w:rPr>
+              <w:t>16</w:t>
+            </w:r>
+          </w:p>
+        </w:tc>
+      </w:tr>
+    </w:tbl>
+    <w:p>
+      <w:r>
+        <w:pict w14:anchorId="28FA4619">
+          <v:rect id="_x0000_i1117" style="width:0;height:1.5pt" o:hralign="center" o:hrstd="t" o:hr="t" fillcolor="#a0a0a0" stroked="f"/>
         </w:pict>
       </w:r>
     </w:p>
@@ -1253,7 +2211,7 @@
         <w:tblLook w:val="04A0" w:firstRow="1" w:lastRow="0" w:firstColumn="1" w:lastColumn="0" w:noHBand="0" w:noVBand="1"/>
       </w:tblPr>
       <w:tblGrid>
-        <w:gridCol w:w="1952"/>
+        <w:gridCol w:w="2169"/>
         <w:gridCol w:w="1026"/>
       </w:tblGrid>
       <w:tr>
@@ -1318,35 +2276,10 @@
           </w:tcPr>
           <w:p>
             <w:r>
-              <w:t>Reach 10 Patterns</w:t>
-            </w:r>
-          </w:p>
-        </w:tc>
-        <w:tc>
-          <w:tcPr>
-            <w:tcW w:w="0" w:type="auto"/>
-            <w:vAlign w:val="center"/>
-            <w:hideMark/>
-          </w:tcPr>
-          <w:p>
-            <w:r>
-              <w:t>5 / 10</w:t>
-            </w:r>
-          </w:p>
-        </w:tc>
-      </w:tr>
-      <w:tr>
-        <w:trPr>
-          <w:tblCellSpacing w:w="15" w:type="dxa"/>
-        </w:trPr>
-        <w:tc>
-          <w:tcPr>
-            <w:tcW w:w="0" w:type="auto"/>
-            <w:vAlign w:val="center"/>
-            <w:hideMark/>
-          </w:tcPr>
-          <w:p>
-            <w:r>
+              <w:rPr>
+                <w:b/>
+                <w:bCs/>
+              </w:rPr>
               <w:t>Reach 25 Patterns</w:t>
             </w:r>
           </w:p>
@@ -1359,26 +2292,31 @@
           </w:tcPr>
           <w:p>
             <w:r>
-              <w:t xml:space="preserve">5 / </w:t>
-            </w:r>
-            <w:r>
-              <w:t>50</w:t>
-            </w:r>
-          </w:p>
-        </w:tc>
-      </w:tr>
-      <w:tr>
-        <w:trPr>
-          <w:tblCellSpacing w:w="15" w:type="dxa"/>
-        </w:trPr>
-        <w:tc>
-          <w:tcPr>
-            <w:tcW w:w="0" w:type="auto"/>
-            <w:vAlign w:val="center"/>
-            <w:hideMark/>
-          </w:tcPr>
-          <w:p>
-            <w:r>
+              <w:rPr>
+                <w:b/>
+                <w:bCs/>
+              </w:rPr>
+              <w:t>16 / 25</w:t>
+            </w:r>
+          </w:p>
+        </w:tc>
+      </w:tr>
+      <w:tr>
+        <w:trPr>
+          <w:tblCellSpacing w:w="15" w:type="dxa"/>
+        </w:trPr>
+        <w:tc>
+          <w:tcPr>
+            <w:tcW w:w="0" w:type="auto"/>
+            <w:vAlign w:val="center"/>
+            <w:hideMark/>
+          </w:tcPr>
+          <w:p>
+            <w:r>
+              <w:rPr>
+                <w:b/>
+                <w:bCs/>
+              </w:rPr>
               <w:t>Reach 50 Patterns</w:t>
             </w:r>
           </w:p>
@@ -1391,10 +2329,85 @@
           </w:tcPr>
           <w:p>
             <w:r>
-              <w:t xml:space="preserve">5 / </w:t>
-            </w:r>
-            <w:r>
-              <w:t>100</w:t>
+              <w:rPr>
+                <w:b/>
+                <w:bCs/>
+              </w:rPr>
+              <w:t>16 / 50</w:t>
+            </w:r>
+          </w:p>
+        </w:tc>
+      </w:tr>
+      <w:tr>
+        <w:trPr>
+          <w:tblCellSpacing w:w="15" w:type="dxa"/>
+        </w:trPr>
+        <w:tc>
+          <w:tcPr>
+            <w:tcW w:w="0" w:type="auto"/>
+            <w:vAlign w:val="center"/>
+            <w:hideMark/>
+          </w:tcPr>
+          <w:p>
+            <w:r>
+              <w:rPr>
+                <w:b/>
+                <w:bCs/>
+              </w:rPr>
+              <w:t>Reach 100 Patterns</w:t>
+            </w:r>
+          </w:p>
+        </w:tc>
+        <w:tc>
+          <w:tcPr>
+            <w:tcW w:w="0" w:type="auto"/>
+            <w:vAlign w:val="center"/>
+            <w:hideMark/>
+          </w:tcPr>
+          <w:p>
+            <w:r>
+              <w:rPr>
+                <w:b/>
+                <w:bCs/>
+              </w:rPr>
+              <w:t>16 / 100</w:t>
+            </w:r>
+          </w:p>
+        </w:tc>
+      </w:tr>
+      <w:tr>
+        <w:trPr>
+          <w:tblCellSpacing w:w="15" w:type="dxa"/>
+        </w:trPr>
+        <w:tc>
+          <w:tcPr>
+            <w:tcW w:w="0" w:type="auto"/>
+            <w:vAlign w:val="center"/>
+            <w:hideMark/>
+          </w:tcPr>
+          <w:p>
+            <w:r>
+              <w:rPr>
+                <w:b/>
+                <w:bCs/>
+              </w:rPr>
+              <w:t>Reach 200 Patterns</w:t>
+            </w:r>
+          </w:p>
+        </w:tc>
+        <w:tc>
+          <w:tcPr>
+            <w:tcW w:w="0" w:type="auto"/>
+            <w:vAlign w:val="center"/>
+            <w:hideMark/>
+          </w:tcPr>
+          <w:p>
+            <w:r>
+              <w:rPr>
+                <w:b/>
+                <w:bCs/>
+              </w:rPr>
+              <w:t>16 / 200</w:t>
             </w:r>
           </w:p>
         </w:tc>
@@ -1402,9 +2415,8 @@
     </w:tbl>
     <w:p>
       <w:r>
-        <w:lastRenderedPageBreak/>
-        <w:pict w14:anchorId="046AD7BE">
-          <v:rect id="_x0000_i1087" style="width:0;height:1.5pt" o:hralign="center" o:hrstd="t" o:hr="t" fillcolor="#a0a0a0" stroked="f"/>
+        <w:pict w14:anchorId="245FE475">
+          <v:rect id="_x0000_i1118" style="width:0;height:1.5pt" o:hralign="center" o:hrstd="t" o:hr="t" fillcolor="#a0a0a0" stroked="f"/>
         </w:pict>
       </w:r>
     </w:p>
@@ -1436,8 +2448,8 @@
         <w:tblLook w:val="04A0" w:firstRow="1" w:lastRow="0" w:firstColumn="1" w:lastColumn="0" w:noHBand="0" w:noVBand="1"/>
       </w:tblPr>
       <w:tblGrid>
-        <w:gridCol w:w="2070"/>
-        <w:gridCol w:w="3530"/>
+        <w:gridCol w:w="3186"/>
+        <w:gridCol w:w="5840"/>
       </w:tblGrid>
       <w:tr>
         <w:trPr>
@@ -1462,6 +2474,7 @@
                 <w:b/>
                 <w:bCs/>
               </w:rPr>
+              <w:lastRenderedPageBreak/>
               <w:t>Field</w:t>
             </w:r>
           </w:p>
@@ -1501,6 +2514,10 @@
           </w:tcPr>
           <w:p>
             <w:r>
+              <w:rPr>
+                <w:b/>
+                <w:bCs/>
+              </w:rPr>
               <w:t>Current Version</w:t>
             </w:r>
           </w:p>
@@ -1513,23 +2530,31 @@
           </w:tcPr>
           <w:p>
             <w:r>
-              <w:t>ATLAS v2.1</w:t>
-            </w:r>
-          </w:p>
-        </w:tc>
-      </w:tr>
-      <w:tr>
-        <w:trPr>
-          <w:tblCellSpacing w:w="15" w:type="dxa"/>
-        </w:trPr>
-        <w:tc>
-          <w:tcPr>
-            <w:tcW w:w="0" w:type="auto"/>
-            <w:vAlign w:val="center"/>
-            <w:hideMark/>
-          </w:tcPr>
-          <w:p>
-            <w:r>
+              <w:rPr>
+                <w:b/>
+                <w:bCs/>
+              </w:rPr>
+              <w:t>ATLAS v3.0</w:t>
+            </w:r>
+          </w:p>
+        </w:tc>
+      </w:tr>
+      <w:tr>
+        <w:trPr>
+          <w:tblCellSpacing w:w="15" w:type="dxa"/>
+        </w:trPr>
+        <w:tc>
+          <w:tcPr>
+            <w:tcW w:w="0" w:type="auto"/>
+            <w:vAlign w:val="center"/>
+            <w:hideMark/>
+          </w:tcPr>
+          <w:p>
+            <w:r>
+              <w:rPr>
+                <w:b/>
+                <w:bCs/>
+              </w:rPr>
               <w:t>Current Stage</w:t>
             </w:r>
           </w:p>
@@ -1542,23 +2567,31 @@
           </w:tcPr>
           <w:p>
             <w:r>
-              <w:t>Pattern Discovery</w:t>
-            </w:r>
-          </w:p>
-        </w:tc>
-      </w:tr>
-      <w:tr>
-        <w:trPr>
-          <w:tblCellSpacing w:w="15" w:type="dxa"/>
-        </w:trPr>
-        <w:tc>
-          <w:tcPr>
-            <w:tcW w:w="0" w:type="auto"/>
-            <w:vAlign w:val="center"/>
-            <w:hideMark/>
-          </w:tcPr>
-          <w:p>
-            <w:r>
+              <w:rPr>
+                <w:b/>
+                <w:bCs/>
+              </w:rPr>
+              <w:t>Pattern Discovery &amp; Behavioural Validation</w:t>
+            </w:r>
+          </w:p>
+        </w:tc>
+      </w:tr>
+      <w:tr>
+        <w:trPr>
+          <w:tblCellSpacing w:w="15" w:type="dxa"/>
+        </w:trPr>
+        <w:tc>
+          <w:tcPr>
+            <w:tcW w:w="0" w:type="auto"/>
+            <w:vAlign w:val="center"/>
+            <w:hideMark/>
+          </w:tcPr>
+          <w:p>
+            <w:r>
+              <w:rPr>
+                <w:b/>
+                <w:bCs/>
+              </w:rPr>
               <w:t>Primary Focus</w:t>
             </w:r>
           </w:p>
@@ -1571,23 +2604,68 @@
           </w:tcPr>
           <w:p>
             <w:r>
-              <w:t>Pattern Identification &amp; Validation</w:t>
-            </w:r>
-          </w:p>
-        </w:tc>
-      </w:tr>
-      <w:tr>
-        <w:trPr>
-          <w:tblCellSpacing w:w="15" w:type="dxa"/>
-        </w:trPr>
-        <w:tc>
-          <w:tcPr>
-            <w:tcW w:w="0" w:type="auto"/>
-            <w:vAlign w:val="center"/>
-            <w:hideMark/>
-          </w:tcPr>
-          <w:p>
-            <w:r>
+              <w:rPr>
+                <w:b/>
+                <w:bCs/>
+              </w:rPr>
+              <w:t>Pattern Identification, Validation &amp; Behavioural Modelling</w:t>
+            </w:r>
+          </w:p>
+        </w:tc>
+      </w:tr>
+      <w:tr>
+        <w:trPr>
+          <w:tblCellSpacing w:w="15" w:type="dxa"/>
+        </w:trPr>
+        <w:tc>
+          <w:tcPr>
+            <w:tcW w:w="0" w:type="auto"/>
+            <w:vAlign w:val="center"/>
+            <w:hideMark/>
+          </w:tcPr>
+          <w:p>
+            <w:r>
+              <w:rPr>
+                <w:b/>
+                <w:bCs/>
+              </w:rPr>
+              <w:t>Research Volumes Completed</w:t>
+            </w:r>
+          </w:p>
+        </w:tc>
+        <w:tc>
+          <w:tcPr>
+            <w:tcW w:w="0" w:type="auto"/>
+            <w:vAlign w:val="center"/>
+            <w:hideMark/>
+          </w:tcPr>
+          <w:p>
+            <w:r>
+              <w:rPr>
+                <w:b/>
+                <w:bCs/>
+              </w:rPr>
+              <w:t>3</w:t>
+            </w:r>
+          </w:p>
+        </w:tc>
+      </w:tr>
+      <w:tr>
+        <w:trPr>
+          <w:tblCellSpacing w:w="15" w:type="dxa"/>
+        </w:trPr>
+        <w:tc>
+          <w:tcPr>
+            <w:tcW w:w="0" w:type="auto"/>
+            <w:vAlign w:val="center"/>
+            <w:hideMark/>
+          </w:tcPr>
+          <w:p>
+            <w:r>
+              <w:rPr>
+                <w:b/>
+                <w:bCs/>
+              </w:rPr>
               <w:t>Total Patterns</w:t>
             </w:r>
           </w:p>
@@ -1600,23 +2678,31 @@
           </w:tcPr>
           <w:p>
             <w:r>
-              <w:t>5</w:t>
-            </w:r>
-          </w:p>
-        </w:tc>
-      </w:tr>
-      <w:tr>
-        <w:trPr>
-          <w:tblCellSpacing w:w="15" w:type="dxa"/>
-        </w:trPr>
-        <w:tc>
-          <w:tcPr>
-            <w:tcW w:w="0" w:type="auto"/>
-            <w:vAlign w:val="center"/>
-            <w:hideMark/>
-          </w:tcPr>
-          <w:p>
-            <w:r>
+              <w:rPr>
+                <w:b/>
+                <w:bCs/>
+              </w:rPr>
+              <w:t>16</w:t>
+            </w:r>
+          </w:p>
+        </w:tc>
+      </w:tr>
+      <w:tr>
+        <w:trPr>
+          <w:tblCellSpacing w:w="15" w:type="dxa"/>
+        </w:trPr>
+        <w:tc>
+          <w:tcPr>
+            <w:tcW w:w="0" w:type="auto"/>
+            <w:vAlign w:val="center"/>
+            <w:hideMark/>
+          </w:tcPr>
+          <w:p>
+            <w:r>
+              <w:rPr>
+                <w:b/>
+                <w:bCs/>
+              </w:rPr>
               <w:t>Candidate Patterns</w:t>
             </w:r>
           </w:p>
@@ -1629,23 +2715,31 @@
           </w:tcPr>
           <w:p>
             <w:r>
-              <w:t>5</w:t>
-            </w:r>
-          </w:p>
-        </w:tc>
-      </w:tr>
-      <w:tr>
-        <w:trPr>
-          <w:tblCellSpacing w:w="15" w:type="dxa"/>
-        </w:trPr>
-        <w:tc>
-          <w:tcPr>
-            <w:tcW w:w="0" w:type="auto"/>
-            <w:vAlign w:val="center"/>
-            <w:hideMark/>
-          </w:tcPr>
-          <w:p>
-            <w:r>
+              <w:rPr>
+                <w:b/>
+                <w:bCs/>
+              </w:rPr>
+              <w:t>16</w:t>
+            </w:r>
+          </w:p>
+        </w:tc>
+      </w:tr>
+      <w:tr>
+        <w:trPr>
+          <w:tblCellSpacing w:w="15" w:type="dxa"/>
+        </w:trPr>
+        <w:tc>
+          <w:tcPr>
+            <w:tcW w:w="0" w:type="auto"/>
+            <w:vAlign w:val="center"/>
+            <w:hideMark/>
+          </w:tcPr>
+          <w:p>
+            <w:r>
+              <w:rPr>
+                <w:b/>
+                <w:bCs/>
+              </w:rPr>
               <w:t>Accepted Patterns</w:t>
             </w:r>
           </w:p>
@@ -1658,7 +2752,499 @@
           </w:tcPr>
           <w:p>
             <w:r>
+              <w:rPr>
+                <w:b/>
+                <w:bCs/>
+              </w:rPr>
               <w:t>0</w:t>
+            </w:r>
+          </w:p>
+        </w:tc>
+      </w:tr>
+      <w:tr>
+        <w:trPr>
+          <w:tblCellSpacing w:w="15" w:type="dxa"/>
+        </w:trPr>
+        <w:tc>
+          <w:tcPr>
+            <w:tcW w:w="0" w:type="auto"/>
+            <w:vAlign w:val="center"/>
+            <w:hideMark/>
+          </w:tcPr>
+          <w:p>
+            <w:r>
+              <w:rPr>
+                <w:b/>
+                <w:bCs/>
+              </w:rPr>
+              <w:t>Deprecated Patterns</w:t>
+            </w:r>
+          </w:p>
+        </w:tc>
+        <w:tc>
+          <w:tcPr>
+            <w:tcW w:w="0" w:type="auto"/>
+            <w:vAlign w:val="center"/>
+            <w:hideMark/>
+          </w:tcPr>
+          <w:p>
+            <w:r>
+              <w:rPr>
+                <w:b/>
+                <w:bCs/>
+              </w:rPr>
+              <w:t>0</w:t>
+            </w:r>
+          </w:p>
+        </w:tc>
+      </w:tr>
+      <w:tr>
+        <w:trPr>
+          <w:tblCellSpacing w:w="15" w:type="dxa"/>
+        </w:trPr>
+        <w:tc>
+          <w:tcPr>
+            <w:tcW w:w="0" w:type="auto"/>
+            <w:vAlign w:val="center"/>
+            <w:hideMark/>
+          </w:tcPr>
+          <w:p>
+            <w:r>
+              <w:rPr>
+                <w:b/>
+                <w:bCs/>
+              </w:rPr>
+              <w:t>Largest Supporting Evidence</w:t>
+            </w:r>
+          </w:p>
+        </w:tc>
+        <w:tc>
+          <w:tcPr>
+            <w:tcW w:w="0" w:type="auto"/>
+            <w:vAlign w:val="center"/>
+            <w:hideMark/>
+          </w:tcPr>
+          <w:p>
+            <w:r>
+              <w:rPr>
+                <w:b/>
+                <w:bCs/>
+              </w:rPr>
+              <w:t>8 Human Frictions</w:t>
+            </w:r>
+          </w:p>
+        </w:tc>
+      </w:tr>
+    </w:tbl>
+    <w:p>
+      <w:r>
+        <w:pict w14:anchorId="0DCC18E6">
+          <v:rect id="_x0000_i1119" style="width:0;height:1.5pt" o:hralign="center" o:hrstd="t" o:hr="t" fillcolor="#a0a0a0" stroked="f"/>
+        </w:pict>
+      </w:r>
+    </w:p>
+    <w:p>
+      <w:pPr>
+        <w:rPr>
+          <w:b/>
+          <w:bCs/>
+        </w:rPr>
+      </w:pPr>
+      <w:r>
+        <w:rPr>
+          <w:b/>
+          <w:bCs/>
+        </w:rPr>
+        <w:t>Research Status</w:t>
+      </w:r>
+    </w:p>
+    <w:tbl>
+      <w:tblPr>
+        <w:tblW w:w="0" w:type="auto"/>
+        <w:tblCellSpacing w:w="15" w:type="dxa"/>
+        <w:tblCellMar>
+          <w:top w:w="15" w:type="dxa"/>
+          <w:left w:w="15" w:type="dxa"/>
+          <w:bottom w:w="15" w:type="dxa"/>
+          <w:right w:w="15" w:type="dxa"/>
+        </w:tblCellMar>
+        <w:tblLook w:val="04A0" w:firstRow="1" w:lastRow="0" w:firstColumn="1" w:lastColumn="0" w:noHBand="0" w:noVBand="1"/>
+      </w:tblPr>
+      <w:tblGrid>
+        <w:gridCol w:w="3429"/>
+        <w:gridCol w:w="2650"/>
+      </w:tblGrid>
+      <w:tr>
+        <w:trPr>
+          <w:tblHeader/>
+          <w:tblCellSpacing w:w="15" w:type="dxa"/>
+        </w:trPr>
+        <w:tc>
+          <w:tcPr>
+            <w:tcW w:w="0" w:type="auto"/>
+            <w:vAlign w:val="center"/>
+            <w:hideMark/>
+          </w:tcPr>
+          <w:p>
+            <w:pPr>
+              <w:rPr>
+                <w:b/>
+                <w:bCs/>
+              </w:rPr>
+            </w:pPr>
+            <w:r>
+              <w:rPr>
+                <w:b/>
+                <w:bCs/>
+              </w:rPr>
+              <w:t>Research Asset</w:t>
+            </w:r>
+          </w:p>
+        </w:tc>
+        <w:tc>
+          <w:tcPr>
+            <w:tcW w:w="0" w:type="auto"/>
+            <w:vAlign w:val="center"/>
+            <w:hideMark/>
+          </w:tcPr>
+          <w:p>
+            <w:pPr>
+              <w:rPr>
+                <w:b/>
+                <w:bCs/>
+              </w:rPr>
+            </w:pPr>
+            <w:r>
+              <w:rPr>
+                <w:b/>
+                <w:bCs/>
+              </w:rPr>
+              <w:t>Status</w:t>
+            </w:r>
+          </w:p>
+        </w:tc>
+      </w:tr>
+      <w:tr>
+        <w:trPr>
+          <w:tblCellSpacing w:w="15" w:type="dxa"/>
+        </w:trPr>
+        <w:tc>
+          <w:tcPr>
+            <w:tcW w:w="0" w:type="auto"/>
+            <w:vAlign w:val="center"/>
+            <w:hideMark/>
+          </w:tcPr>
+          <w:p>
+            <w:r>
+              <w:rPr>
+                <w:b/>
+                <w:bCs/>
+              </w:rPr>
+              <w:t>Pattern Template</w:t>
+            </w:r>
+          </w:p>
+        </w:tc>
+        <w:tc>
+          <w:tcPr>
+            <w:tcW w:w="0" w:type="auto"/>
+            <w:vAlign w:val="center"/>
+            <w:hideMark/>
+          </w:tcPr>
+          <w:p>
+            <w:r>
+              <w:t>Complete</w:t>
+            </w:r>
+          </w:p>
+        </w:tc>
+      </w:tr>
+      <w:tr>
+        <w:trPr>
+          <w:tblCellSpacing w:w="15" w:type="dxa"/>
+        </w:trPr>
+        <w:tc>
+          <w:tcPr>
+            <w:tcW w:w="0" w:type="auto"/>
+            <w:vAlign w:val="center"/>
+            <w:hideMark/>
+          </w:tcPr>
+          <w:p>
+            <w:r>
+              <w:rPr>
+                <w:b/>
+                <w:bCs/>
+              </w:rPr>
+              <w:t>Pattern Registry</w:t>
+            </w:r>
+          </w:p>
+        </w:tc>
+        <w:tc>
+          <w:tcPr>
+            <w:tcW w:w="0" w:type="auto"/>
+            <w:vAlign w:val="center"/>
+            <w:hideMark/>
+          </w:tcPr>
+          <w:p>
+            <w:r>
+              <w:t>Active</w:t>
+            </w:r>
+          </w:p>
+        </w:tc>
+      </w:tr>
+      <w:tr>
+        <w:trPr>
+          <w:tblCellSpacing w:w="15" w:type="dxa"/>
+        </w:trPr>
+        <w:tc>
+          <w:tcPr>
+            <w:tcW w:w="0" w:type="auto"/>
+            <w:vAlign w:val="center"/>
+            <w:hideMark/>
+          </w:tcPr>
+          <w:p>
+            <w:r>
+              <w:rPr>
+                <w:b/>
+                <w:bCs/>
+              </w:rPr>
+              <w:t>Pattern Metrics Report</w:t>
+            </w:r>
+          </w:p>
+        </w:tc>
+        <w:tc>
+          <w:tcPr>
+            <w:tcW w:w="0" w:type="auto"/>
+            <w:vAlign w:val="center"/>
+            <w:hideMark/>
+          </w:tcPr>
+          <w:p>
+            <w:r>
+              <w:t>Active</w:t>
+            </w:r>
+          </w:p>
+        </w:tc>
+      </w:tr>
+      <w:tr>
+        <w:trPr>
+          <w:tblCellSpacing w:w="15" w:type="dxa"/>
+        </w:trPr>
+        <w:tc>
+          <w:tcPr>
+            <w:tcW w:w="0" w:type="auto"/>
+            <w:vAlign w:val="center"/>
+            <w:hideMark/>
+          </w:tcPr>
+          <w:p>
+            <w:r>
+              <w:rPr>
+                <w:b/>
+                <w:bCs/>
+              </w:rPr>
+              <w:t>Volume 01 Pattern Library</w:t>
+            </w:r>
+          </w:p>
+        </w:tc>
+        <w:tc>
+          <w:tcPr>
+            <w:tcW w:w="0" w:type="auto"/>
+            <w:vAlign w:val="center"/>
+            <w:hideMark/>
+          </w:tcPr>
+          <w:p>
+            <w:r>
+              <w:t xml:space="preserve">Complete </w:t>
+            </w:r>
+            <w:r>
+              <w:rPr>
+                <w:i/>
+                <w:iCs/>
+              </w:rPr>
+              <w:t>(5 Patterns)</w:t>
+            </w:r>
+          </w:p>
+        </w:tc>
+      </w:tr>
+      <w:tr>
+        <w:trPr>
+          <w:tblCellSpacing w:w="15" w:type="dxa"/>
+        </w:trPr>
+        <w:tc>
+          <w:tcPr>
+            <w:tcW w:w="0" w:type="auto"/>
+            <w:vAlign w:val="center"/>
+            <w:hideMark/>
+          </w:tcPr>
+          <w:p>
+            <w:r>
+              <w:rPr>
+                <w:b/>
+                <w:bCs/>
+              </w:rPr>
+              <w:t>Volume 02 Pattern Library</w:t>
+            </w:r>
+          </w:p>
+        </w:tc>
+        <w:tc>
+          <w:tcPr>
+            <w:tcW w:w="0" w:type="auto"/>
+            <w:vAlign w:val="center"/>
+            <w:hideMark/>
+          </w:tcPr>
+          <w:p>
+            <w:r>
+              <w:t xml:space="preserve">Complete </w:t>
+            </w:r>
+            <w:r>
+              <w:rPr>
+                <w:i/>
+                <w:iCs/>
+              </w:rPr>
+              <w:t>(6 Patterns)</w:t>
+            </w:r>
+          </w:p>
+        </w:tc>
+      </w:tr>
+      <w:tr>
+        <w:trPr>
+          <w:tblCellSpacing w:w="15" w:type="dxa"/>
+        </w:trPr>
+        <w:tc>
+          <w:tcPr>
+            <w:tcW w:w="0" w:type="auto"/>
+            <w:vAlign w:val="center"/>
+            <w:hideMark/>
+          </w:tcPr>
+          <w:p>
+            <w:r>
+              <w:rPr>
+                <w:b/>
+                <w:bCs/>
+              </w:rPr>
+              <w:t>Volume 03 Pattern Library</w:t>
+            </w:r>
+          </w:p>
+        </w:tc>
+        <w:tc>
+          <w:tcPr>
+            <w:tcW w:w="0" w:type="auto"/>
+            <w:vAlign w:val="center"/>
+            <w:hideMark/>
+          </w:tcPr>
+          <w:p>
+            <w:r>
+              <w:t xml:space="preserve">Complete </w:t>
+            </w:r>
+            <w:r>
+              <w:rPr>
+                <w:i/>
+                <w:iCs/>
+              </w:rPr>
+              <w:t>(5 Patterns)</w:t>
+            </w:r>
+          </w:p>
+        </w:tc>
+      </w:tr>
+      <w:tr>
+        <w:trPr>
+          <w:tblCellSpacing w:w="15" w:type="dxa"/>
+        </w:trPr>
+        <w:tc>
+          <w:tcPr>
+            <w:tcW w:w="0" w:type="auto"/>
+            <w:vAlign w:val="center"/>
+            <w:hideMark/>
+          </w:tcPr>
+          <w:p>
+            <w:r>
+              <w:rPr>
+                <w:b/>
+                <w:bCs/>
+              </w:rPr>
+              <w:t>Behavioural Pattern Library</w:t>
+            </w:r>
+          </w:p>
+        </w:tc>
+        <w:tc>
+          <w:tcPr>
+            <w:tcW w:w="0" w:type="auto"/>
+            <w:vAlign w:val="center"/>
+            <w:hideMark/>
+          </w:tcPr>
+          <w:p>
+            <w:r>
+              <w:t xml:space="preserve">Established </w:t>
+            </w:r>
+            <w:r>
+              <w:rPr>
+                <w:i/>
+                <w:iCs/>
+              </w:rPr>
+              <w:t>(16 Patterns)</w:t>
+            </w:r>
+          </w:p>
+        </w:tc>
+      </w:tr>
+      <w:tr>
+        <w:trPr>
+          <w:tblCellSpacing w:w="15" w:type="dxa"/>
+        </w:trPr>
+        <w:tc>
+          <w:tcPr>
+            <w:tcW w:w="0" w:type="auto"/>
+            <w:vAlign w:val="center"/>
+            <w:hideMark/>
+          </w:tcPr>
+          <w:p>
+            <w:r>
+              <w:rPr>
+                <w:b/>
+                <w:bCs/>
+              </w:rPr>
+              <w:t>Cross-Volume Pattern Analysis</w:t>
+            </w:r>
+          </w:p>
+        </w:tc>
+        <w:tc>
+          <w:tcPr>
+            <w:tcW w:w="0" w:type="auto"/>
+            <w:vAlign w:val="center"/>
+            <w:hideMark/>
+          </w:tcPr>
+          <w:p>
+            <w:r>
+              <w:t>Ready</w:t>
+            </w:r>
+          </w:p>
+        </w:tc>
+      </w:tr>
+      <w:tr>
+        <w:trPr>
+          <w:tblCellSpacing w:w="15" w:type="dxa"/>
+        </w:trPr>
+        <w:tc>
+          <w:tcPr>
+            <w:tcW w:w="0" w:type="auto"/>
+            <w:vAlign w:val="center"/>
+            <w:hideMark/>
+          </w:tcPr>
+          <w:p>
+            <w:r>
+              <w:rPr>
+                <w:b/>
+                <w:bCs/>
+              </w:rPr>
+              <w:t>Meta-Pattern Discovery</w:t>
+            </w:r>
+          </w:p>
+        </w:tc>
+        <w:tc>
+          <w:tcPr>
+            <w:tcW w:w="0" w:type="auto"/>
+            <w:vAlign w:val="center"/>
+            <w:hideMark/>
+          </w:tcPr>
+          <w:p>
+            <w:r>
+              <w:t>Ready</w:t>
             </w:r>
           </w:p>
         </w:tc>

--- a/atlas/metrics/Pattern Metrics.docx
+++ b/atlas/metrics/Pattern Metrics.docx
@@ -28,9 +28,8 @@
       <w:r>
         <w:t xml:space="preserve"> ATLAS v3.0</w:t>
       </w:r>
-      <w:r>
-        <w:br/>
-      </w:r>
+    </w:p>
+    <w:p>
       <w:r>
         <w:rPr>
           <w:b/>
@@ -39,14 +38,7 @@
         <w:t>Last Updated:</w:t>
       </w:r>
       <w:r>
-        <w:t xml:space="preserve"> 29 July 2026</w:t>
-      </w:r>
-    </w:p>
-    <w:p>
-      <w:r>
-        <w:pict w14:anchorId="288D5B54">
-          <v:rect id="_x0000_i1109" style="width:0;height:1.5pt" o:hralign="center" o:hrstd="t" o:hr="t" fillcolor="#a0a0a0" stroked="f"/>
-        </w:pict>
+        <w:t xml:space="preserve"> 30 July 2026</w:t>
       </w:r>
     </w:p>
     <w:p>
@@ -66,18 +58,7 @@
     </w:p>
     <w:p>
       <w:r>
-        <w:rPr>
-          <w:b/>
-          <w:bCs/>
-        </w:rPr>
         <w:t>Discover recurring human behaviour across observed Human Frictions.</w:t>
-      </w:r>
-    </w:p>
-    <w:p>
-      <w:r>
-        <w:pict w14:anchorId="51F56AAC">
-          <v:rect id="_x0000_i1110" style="width:0;height:1.5pt" o:hralign="center" o:hrstd="t" o:hr="t" fillcolor="#a0a0a0" stroked="f"/>
-        </w:pict>
       </w:r>
     </w:p>
     <w:p>
@@ -97,18 +78,7 @@
     </w:p>
     <w:p>
       <w:r>
-        <w:rPr>
-          <w:b/>
-          <w:bCs/>
-        </w:rPr>
         <w:t>Patterns emerge from evidence, not assumptions.</w:t>
-      </w:r>
-    </w:p>
-    <w:p>
-      <w:r>
-        <w:pict w14:anchorId="4F0A3B6C">
-          <v:rect id="_x0000_i1111" style="width:0;height:1.5pt" o:hralign="center" o:hrstd="t" o:hr="t" fillcolor="#a0a0a0" stroked="f"/>
-        </w:pict>
       </w:r>
     </w:p>
     <w:p>
@@ -139,8 +109,8 @@
         <w:tblLook w:val="04A0" w:firstRow="1" w:lastRow="0" w:firstColumn="1" w:lastColumn="0" w:noHBand="0" w:noVBand="1"/>
       </w:tblPr>
       <w:tblGrid>
-        <w:gridCol w:w="1707"/>
-        <w:gridCol w:w="687"/>
+        <w:gridCol w:w="1969"/>
+        <w:gridCol w:w="1087"/>
       </w:tblGrid>
       <w:tr>
         <w:trPr>
@@ -150,16 +120,22 @@
         <w:tc>
           <w:tcPr>
             <w:tcW w:w="0" w:type="auto"/>
-            <w:vAlign w:val="center"/>
-            <w:hideMark/>
-          </w:tcPr>
-          <w:p>
-            <w:pPr>
-              <w:rPr>
-                <w:b/>
-                <w:bCs/>
-              </w:rPr>
-            </w:pPr>
+            <w:tcBorders>
+              <w:top w:val="single" w:sz="6" w:space="0" w:color="C4C7C5"/>
+              <w:left w:val="single" w:sz="6" w:space="0" w:color="C4C7C5"/>
+              <w:bottom w:val="single" w:sz="6" w:space="0" w:color="C4C7C5"/>
+              <w:right w:val="single" w:sz="6" w:space="0" w:color="C4C7C5"/>
+            </w:tcBorders>
+            <w:tcMar>
+              <w:top w:w="120" w:type="dxa"/>
+              <w:left w:w="180" w:type="dxa"/>
+              <w:bottom w:w="120" w:type="dxa"/>
+              <w:right w:w="180" w:type="dxa"/>
+            </w:tcMar>
+            <w:vAlign w:val="center"/>
+            <w:hideMark/>
+          </w:tcPr>
+          <w:p>
             <w:r>
               <w:rPr>
                 <w:b/>
@@ -172,16 +148,22 @@
         <w:tc>
           <w:tcPr>
             <w:tcW w:w="0" w:type="auto"/>
-            <w:vAlign w:val="center"/>
-            <w:hideMark/>
-          </w:tcPr>
-          <w:p>
-            <w:pPr>
-              <w:rPr>
-                <w:b/>
-                <w:bCs/>
-              </w:rPr>
-            </w:pPr>
+            <w:tcBorders>
+              <w:top w:val="single" w:sz="6" w:space="0" w:color="C4C7C5"/>
+              <w:left w:val="single" w:sz="6" w:space="0" w:color="C4C7C5"/>
+              <w:bottom w:val="single" w:sz="6" w:space="0" w:color="C4C7C5"/>
+              <w:right w:val="single" w:sz="6" w:space="0" w:color="C4C7C5"/>
+            </w:tcBorders>
+            <w:tcMar>
+              <w:top w:w="120" w:type="dxa"/>
+              <w:left w:w="180" w:type="dxa"/>
+              <w:bottom w:w="120" w:type="dxa"/>
+              <w:right w:w="180" w:type="dxa"/>
+            </w:tcMar>
+            <w:vAlign w:val="center"/>
+            <w:hideMark/>
+          </w:tcPr>
+          <w:p>
             <w:r>
               <w:rPr>
                 <w:b/>
@@ -199,15 +181,23 @@
         <w:tc>
           <w:tcPr>
             <w:tcW w:w="0" w:type="auto"/>
-            <w:vAlign w:val="center"/>
-            <w:hideMark/>
-          </w:tcPr>
-          <w:p>
-            <w:r>
-              <w:rPr>
-                <w:b/>
-                <w:bCs/>
-              </w:rPr>
+            <w:tcBorders>
+              <w:top w:val="single" w:sz="6" w:space="0" w:color="C4C7C5"/>
+              <w:left w:val="single" w:sz="6" w:space="0" w:color="C4C7C5"/>
+              <w:bottom w:val="single" w:sz="6" w:space="0" w:color="C4C7C5"/>
+              <w:right w:val="single" w:sz="6" w:space="0" w:color="C4C7C5"/>
+            </w:tcBorders>
+            <w:tcMar>
+              <w:top w:w="120" w:type="dxa"/>
+              <w:left w:w="180" w:type="dxa"/>
+              <w:bottom w:w="120" w:type="dxa"/>
+              <w:right w:w="180" w:type="dxa"/>
+            </w:tcMar>
+            <w:vAlign w:val="center"/>
+            <w:hideMark/>
+          </w:tcPr>
+          <w:p>
+            <w:r>
               <w:t>Target Patterns</w:t>
             </w:r>
           </w:p>
@@ -215,6 +205,18 @@
         <w:tc>
           <w:tcPr>
             <w:tcW w:w="0" w:type="auto"/>
+            <w:tcBorders>
+              <w:top w:val="single" w:sz="6" w:space="0" w:color="C4C7C5"/>
+              <w:left w:val="single" w:sz="6" w:space="0" w:color="C4C7C5"/>
+              <w:bottom w:val="single" w:sz="6" w:space="0" w:color="C4C7C5"/>
+              <w:right w:val="single" w:sz="6" w:space="0" w:color="C4C7C5"/>
+            </w:tcBorders>
+            <w:tcMar>
+              <w:top w:w="120" w:type="dxa"/>
+              <w:left w:w="180" w:type="dxa"/>
+              <w:bottom w:w="120" w:type="dxa"/>
+              <w:right w:w="180" w:type="dxa"/>
+            </w:tcMar>
             <w:vAlign w:val="center"/>
             <w:hideMark/>
           </w:tcPr>
@@ -232,15 +234,23 @@
         <w:tc>
           <w:tcPr>
             <w:tcW w:w="0" w:type="auto"/>
-            <w:vAlign w:val="center"/>
-            <w:hideMark/>
-          </w:tcPr>
-          <w:p>
-            <w:r>
-              <w:rPr>
-                <w:b/>
-                <w:bCs/>
-              </w:rPr>
+            <w:tcBorders>
+              <w:top w:val="single" w:sz="6" w:space="0" w:color="C4C7C5"/>
+              <w:left w:val="single" w:sz="6" w:space="0" w:color="C4C7C5"/>
+              <w:bottom w:val="single" w:sz="6" w:space="0" w:color="C4C7C5"/>
+              <w:right w:val="single" w:sz="6" w:space="0" w:color="C4C7C5"/>
+            </w:tcBorders>
+            <w:tcMar>
+              <w:top w:w="120" w:type="dxa"/>
+              <w:left w:w="180" w:type="dxa"/>
+              <w:bottom w:w="120" w:type="dxa"/>
+              <w:right w:w="180" w:type="dxa"/>
+            </w:tcMar>
+            <w:vAlign w:val="center"/>
+            <w:hideMark/>
+          </w:tcPr>
+          <w:p>
+            <w:r>
               <w:t>Documented</w:t>
             </w:r>
           </w:p>
@@ -248,36 +258,52 @@
         <w:tc>
           <w:tcPr>
             <w:tcW w:w="0" w:type="auto"/>
-            <w:vAlign w:val="center"/>
-            <w:hideMark/>
-          </w:tcPr>
-          <w:p>
-            <w:r>
-              <w:rPr>
-                <w:b/>
-                <w:bCs/>
-              </w:rPr>
-              <w:t>16</w:t>
-            </w:r>
-          </w:p>
-        </w:tc>
-      </w:tr>
-      <w:tr>
-        <w:trPr>
-          <w:tblCellSpacing w:w="15" w:type="dxa"/>
-        </w:trPr>
-        <w:tc>
-          <w:tcPr>
-            <w:tcW w:w="0" w:type="auto"/>
-            <w:vAlign w:val="center"/>
-            <w:hideMark/>
-          </w:tcPr>
-          <w:p>
-            <w:r>
-              <w:rPr>
-                <w:b/>
-                <w:bCs/>
-              </w:rPr>
+            <w:tcBorders>
+              <w:top w:val="single" w:sz="6" w:space="0" w:color="C4C7C5"/>
+              <w:left w:val="single" w:sz="6" w:space="0" w:color="C4C7C5"/>
+              <w:bottom w:val="single" w:sz="6" w:space="0" w:color="C4C7C5"/>
+              <w:right w:val="single" w:sz="6" w:space="0" w:color="C4C7C5"/>
+            </w:tcBorders>
+            <w:tcMar>
+              <w:top w:w="120" w:type="dxa"/>
+              <w:left w:w="180" w:type="dxa"/>
+              <w:bottom w:w="120" w:type="dxa"/>
+              <w:right w:w="180" w:type="dxa"/>
+            </w:tcMar>
+            <w:vAlign w:val="center"/>
+            <w:hideMark/>
+          </w:tcPr>
+          <w:p>
+            <w:r>
+              <w:t>20</w:t>
+            </w:r>
+          </w:p>
+        </w:tc>
+      </w:tr>
+      <w:tr>
+        <w:trPr>
+          <w:tblCellSpacing w:w="15" w:type="dxa"/>
+        </w:trPr>
+        <w:tc>
+          <w:tcPr>
+            <w:tcW w:w="0" w:type="auto"/>
+            <w:tcBorders>
+              <w:top w:val="single" w:sz="6" w:space="0" w:color="C4C7C5"/>
+              <w:left w:val="single" w:sz="6" w:space="0" w:color="C4C7C5"/>
+              <w:bottom w:val="single" w:sz="6" w:space="0" w:color="C4C7C5"/>
+              <w:right w:val="single" w:sz="6" w:space="0" w:color="C4C7C5"/>
+            </w:tcBorders>
+            <w:tcMar>
+              <w:top w:w="120" w:type="dxa"/>
+              <w:left w:w="180" w:type="dxa"/>
+              <w:bottom w:w="120" w:type="dxa"/>
+              <w:right w:w="180" w:type="dxa"/>
+            </w:tcMar>
+            <w:vAlign w:val="center"/>
+            <w:hideMark/>
+          </w:tcPr>
+          <w:p>
+            <w:r>
               <w:t>Remaining</w:t>
             </w:r>
           </w:p>
@@ -285,36 +311,52 @@
         <w:tc>
           <w:tcPr>
             <w:tcW w:w="0" w:type="auto"/>
-            <w:vAlign w:val="center"/>
-            <w:hideMark/>
-          </w:tcPr>
-          <w:p>
-            <w:r>
-              <w:rPr>
-                <w:b/>
-                <w:bCs/>
-              </w:rPr>
-              <w:t>184</w:t>
-            </w:r>
-          </w:p>
-        </w:tc>
-      </w:tr>
-      <w:tr>
-        <w:trPr>
-          <w:tblCellSpacing w:w="15" w:type="dxa"/>
-        </w:trPr>
-        <w:tc>
-          <w:tcPr>
-            <w:tcW w:w="0" w:type="auto"/>
-            <w:vAlign w:val="center"/>
-            <w:hideMark/>
-          </w:tcPr>
-          <w:p>
-            <w:r>
-              <w:rPr>
-                <w:b/>
-                <w:bCs/>
-              </w:rPr>
+            <w:tcBorders>
+              <w:top w:val="single" w:sz="6" w:space="0" w:color="C4C7C5"/>
+              <w:left w:val="single" w:sz="6" w:space="0" w:color="C4C7C5"/>
+              <w:bottom w:val="single" w:sz="6" w:space="0" w:color="C4C7C5"/>
+              <w:right w:val="single" w:sz="6" w:space="0" w:color="C4C7C5"/>
+            </w:tcBorders>
+            <w:tcMar>
+              <w:top w:w="120" w:type="dxa"/>
+              <w:left w:w="180" w:type="dxa"/>
+              <w:bottom w:w="120" w:type="dxa"/>
+              <w:right w:w="180" w:type="dxa"/>
+            </w:tcMar>
+            <w:vAlign w:val="center"/>
+            <w:hideMark/>
+          </w:tcPr>
+          <w:p>
+            <w:r>
+              <w:t>180</w:t>
+            </w:r>
+          </w:p>
+        </w:tc>
+      </w:tr>
+      <w:tr>
+        <w:trPr>
+          <w:tblCellSpacing w:w="15" w:type="dxa"/>
+        </w:trPr>
+        <w:tc>
+          <w:tcPr>
+            <w:tcW w:w="0" w:type="auto"/>
+            <w:tcBorders>
+              <w:top w:val="single" w:sz="6" w:space="0" w:color="C4C7C5"/>
+              <w:left w:val="single" w:sz="6" w:space="0" w:color="C4C7C5"/>
+              <w:bottom w:val="single" w:sz="6" w:space="0" w:color="C4C7C5"/>
+              <w:right w:val="single" w:sz="6" w:space="0" w:color="C4C7C5"/>
+            </w:tcBorders>
+            <w:tcMar>
+              <w:top w:w="120" w:type="dxa"/>
+              <w:left w:w="180" w:type="dxa"/>
+              <w:bottom w:w="120" w:type="dxa"/>
+              <w:right w:w="180" w:type="dxa"/>
+            </w:tcMar>
+            <w:vAlign w:val="center"/>
+            <w:hideMark/>
+          </w:tcPr>
+          <w:p>
+            <w:r>
               <w:t>Completion</w:t>
             </w:r>
           </w:p>
@@ -322,28 +364,29 @@
         <w:tc>
           <w:tcPr>
             <w:tcW w:w="0" w:type="auto"/>
-            <w:vAlign w:val="center"/>
-            <w:hideMark/>
-          </w:tcPr>
-          <w:p>
-            <w:r>
-              <w:rPr>
-                <w:b/>
-                <w:bCs/>
-              </w:rPr>
-              <w:t>8.0%</w:t>
+            <w:tcBorders>
+              <w:top w:val="single" w:sz="6" w:space="0" w:color="C4C7C5"/>
+              <w:left w:val="single" w:sz="6" w:space="0" w:color="C4C7C5"/>
+              <w:bottom w:val="single" w:sz="6" w:space="0" w:color="C4C7C5"/>
+              <w:right w:val="single" w:sz="6" w:space="0" w:color="C4C7C5"/>
+            </w:tcBorders>
+            <w:tcMar>
+              <w:top w:w="120" w:type="dxa"/>
+              <w:left w:w="180" w:type="dxa"/>
+              <w:bottom w:w="120" w:type="dxa"/>
+              <w:right w:w="180" w:type="dxa"/>
+            </w:tcMar>
+            <w:vAlign w:val="center"/>
+            <w:hideMark/>
+          </w:tcPr>
+          <w:p>
+            <w:r>
+              <w:t>10.0%</w:t>
             </w:r>
           </w:p>
         </w:tc>
       </w:tr>
     </w:tbl>
-    <w:p>
-      <w:r>
-        <w:pict w14:anchorId="56969080">
-          <v:rect id="_x0000_i1112" style="width:0;height:1.5pt" o:hralign="center" o:hrstd="t" o:hr="t" fillcolor="#a0a0a0" stroked="f"/>
-        </w:pict>
-      </w:r>
-    </w:p>
     <w:p>
       <w:pPr>
         <w:rPr>
@@ -372,8 +415,8 @@
         <w:tblLook w:val="04A0" w:firstRow="1" w:lastRow="0" w:firstColumn="1" w:lastColumn="0" w:noHBand="0" w:noVBand="1"/>
       </w:tblPr>
       <w:tblGrid>
-        <w:gridCol w:w="2329"/>
-        <w:gridCol w:w="687"/>
+        <w:gridCol w:w="2566"/>
+        <w:gridCol w:w="1047"/>
       </w:tblGrid>
       <w:tr>
         <w:trPr>
@@ -383,16 +426,22 @@
         <w:tc>
           <w:tcPr>
             <w:tcW w:w="0" w:type="auto"/>
-            <w:vAlign w:val="center"/>
-            <w:hideMark/>
-          </w:tcPr>
-          <w:p>
-            <w:pPr>
-              <w:rPr>
-                <w:b/>
-                <w:bCs/>
-              </w:rPr>
-            </w:pPr>
+            <w:tcBorders>
+              <w:top w:val="single" w:sz="6" w:space="0" w:color="C4C7C5"/>
+              <w:left w:val="single" w:sz="6" w:space="0" w:color="C4C7C5"/>
+              <w:bottom w:val="single" w:sz="6" w:space="0" w:color="C4C7C5"/>
+              <w:right w:val="single" w:sz="6" w:space="0" w:color="C4C7C5"/>
+            </w:tcBorders>
+            <w:tcMar>
+              <w:top w:w="120" w:type="dxa"/>
+              <w:left w:w="180" w:type="dxa"/>
+              <w:bottom w:w="120" w:type="dxa"/>
+              <w:right w:w="180" w:type="dxa"/>
+            </w:tcMar>
+            <w:vAlign w:val="center"/>
+            <w:hideMark/>
+          </w:tcPr>
+          <w:p>
             <w:r>
               <w:rPr>
                 <w:b/>
@@ -405,16 +454,22 @@
         <w:tc>
           <w:tcPr>
             <w:tcW w:w="0" w:type="auto"/>
-            <w:vAlign w:val="center"/>
-            <w:hideMark/>
-          </w:tcPr>
-          <w:p>
-            <w:pPr>
-              <w:rPr>
-                <w:b/>
-                <w:bCs/>
-              </w:rPr>
-            </w:pPr>
+            <w:tcBorders>
+              <w:top w:val="single" w:sz="6" w:space="0" w:color="C4C7C5"/>
+              <w:left w:val="single" w:sz="6" w:space="0" w:color="C4C7C5"/>
+              <w:bottom w:val="single" w:sz="6" w:space="0" w:color="C4C7C5"/>
+              <w:right w:val="single" w:sz="6" w:space="0" w:color="C4C7C5"/>
+            </w:tcBorders>
+            <w:tcMar>
+              <w:top w:w="120" w:type="dxa"/>
+              <w:left w:w="180" w:type="dxa"/>
+              <w:bottom w:w="120" w:type="dxa"/>
+              <w:right w:w="180" w:type="dxa"/>
+            </w:tcMar>
+            <w:vAlign w:val="center"/>
+            <w:hideMark/>
+          </w:tcPr>
+          <w:p>
             <w:r>
               <w:rPr>
                 <w:b/>
@@ -432,15 +487,23 @@
         <w:tc>
           <w:tcPr>
             <w:tcW w:w="0" w:type="auto"/>
-            <w:vAlign w:val="center"/>
-            <w:hideMark/>
-          </w:tcPr>
-          <w:p>
-            <w:r>
-              <w:rPr>
-                <w:b/>
-                <w:bCs/>
-              </w:rPr>
+            <w:tcBorders>
+              <w:top w:val="single" w:sz="6" w:space="0" w:color="C4C7C5"/>
+              <w:left w:val="single" w:sz="6" w:space="0" w:color="C4C7C5"/>
+              <w:bottom w:val="single" w:sz="6" w:space="0" w:color="C4C7C5"/>
+              <w:right w:val="single" w:sz="6" w:space="0" w:color="C4C7C5"/>
+            </w:tcBorders>
+            <w:tcMar>
+              <w:top w:w="120" w:type="dxa"/>
+              <w:left w:w="180" w:type="dxa"/>
+              <w:bottom w:w="120" w:type="dxa"/>
+              <w:right w:w="180" w:type="dxa"/>
+            </w:tcMar>
+            <w:vAlign w:val="center"/>
+            <w:hideMark/>
+          </w:tcPr>
+          <w:p>
+            <w:r>
               <w:t>Candidate Patterns</w:t>
             </w:r>
           </w:p>
@@ -448,36 +511,52 @@
         <w:tc>
           <w:tcPr>
             <w:tcW w:w="0" w:type="auto"/>
-            <w:vAlign w:val="center"/>
-            <w:hideMark/>
-          </w:tcPr>
-          <w:p>
-            <w:r>
-              <w:rPr>
-                <w:b/>
-                <w:bCs/>
-              </w:rPr>
-              <w:t>16</w:t>
-            </w:r>
-          </w:p>
-        </w:tc>
-      </w:tr>
-      <w:tr>
-        <w:trPr>
-          <w:tblCellSpacing w:w="15" w:type="dxa"/>
-        </w:trPr>
-        <w:tc>
-          <w:tcPr>
-            <w:tcW w:w="0" w:type="auto"/>
-            <w:vAlign w:val="center"/>
-            <w:hideMark/>
-          </w:tcPr>
-          <w:p>
-            <w:r>
-              <w:rPr>
-                <w:b/>
-                <w:bCs/>
-              </w:rPr>
+            <w:tcBorders>
+              <w:top w:val="single" w:sz="6" w:space="0" w:color="C4C7C5"/>
+              <w:left w:val="single" w:sz="6" w:space="0" w:color="C4C7C5"/>
+              <w:bottom w:val="single" w:sz="6" w:space="0" w:color="C4C7C5"/>
+              <w:right w:val="single" w:sz="6" w:space="0" w:color="C4C7C5"/>
+            </w:tcBorders>
+            <w:tcMar>
+              <w:top w:w="120" w:type="dxa"/>
+              <w:left w:w="180" w:type="dxa"/>
+              <w:bottom w:w="120" w:type="dxa"/>
+              <w:right w:w="180" w:type="dxa"/>
+            </w:tcMar>
+            <w:vAlign w:val="center"/>
+            <w:hideMark/>
+          </w:tcPr>
+          <w:p>
+            <w:r>
+              <w:t>20</w:t>
+            </w:r>
+          </w:p>
+        </w:tc>
+      </w:tr>
+      <w:tr>
+        <w:trPr>
+          <w:tblCellSpacing w:w="15" w:type="dxa"/>
+        </w:trPr>
+        <w:tc>
+          <w:tcPr>
+            <w:tcW w:w="0" w:type="auto"/>
+            <w:tcBorders>
+              <w:top w:val="single" w:sz="6" w:space="0" w:color="C4C7C5"/>
+              <w:left w:val="single" w:sz="6" w:space="0" w:color="C4C7C5"/>
+              <w:bottom w:val="single" w:sz="6" w:space="0" w:color="C4C7C5"/>
+              <w:right w:val="single" w:sz="6" w:space="0" w:color="C4C7C5"/>
+            </w:tcBorders>
+            <w:tcMar>
+              <w:top w:w="120" w:type="dxa"/>
+              <w:left w:w="180" w:type="dxa"/>
+              <w:bottom w:w="120" w:type="dxa"/>
+              <w:right w:w="180" w:type="dxa"/>
+            </w:tcMar>
+            <w:vAlign w:val="center"/>
+            <w:hideMark/>
+          </w:tcPr>
+          <w:p>
+            <w:r>
               <w:t>Accepted Patterns</w:t>
             </w:r>
           </w:p>
@@ -485,15 +564,23 @@
         <w:tc>
           <w:tcPr>
             <w:tcW w:w="0" w:type="auto"/>
-            <w:vAlign w:val="center"/>
-            <w:hideMark/>
-          </w:tcPr>
-          <w:p>
-            <w:r>
-              <w:rPr>
-                <w:b/>
-                <w:bCs/>
-              </w:rPr>
+            <w:tcBorders>
+              <w:top w:val="single" w:sz="6" w:space="0" w:color="C4C7C5"/>
+              <w:left w:val="single" w:sz="6" w:space="0" w:color="C4C7C5"/>
+              <w:bottom w:val="single" w:sz="6" w:space="0" w:color="C4C7C5"/>
+              <w:right w:val="single" w:sz="6" w:space="0" w:color="C4C7C5"/>
+            </w:tcBorders>
+            <w:tcMar>
+              <w:top w:w="120" w:type="dxa"/>
+              <w:left w:w="180" w:type="dxa"/>
+              <w:bottom w:w="120" w:type="dxa"/>
+              <w:right w:w="180" w:type="dxa"/>
+            </w:tcMar>
+            <w:vAlign w:val="center"/>
+            <w:hideMark/>
+          </w:tcPr>
+          <w:p>
+            <w:r>
               <w:t>0</w:t>
             </w:r>
           </w:p>
@@ -506,15 +593,23 @@
         <w:tc>
           <w:tcPr>
             <w:tcW w:w="0" w:type="auto"/>
-            <w:vAlign w:val="center"/>
-            <w:hideMark/>
-          </w:tcPr>
-          <w:p>
-            <w:r>
-              <w:rPr>
-                <w:b/>
-                <w:bCs/>
-              </w:rPr>
+            <w:tcBorders>
+              <w:top w:val="single" w:sz="6" w:space="0" w:color="C4C7C5"/>
+              <w:left w:val="single" w:sz="6" w:space="0" w:color="C4C7C5"/>
+              <w:bottom w:val="single" w:sz="6" w:space="0" w:color="C4C7C5"/>
+              <w:right w:val="single" w:sz="6" w:space="0" w:color="C4C7C5"/>
+            </w:tcBorders>
+            <w:tcMar>
+              <w:top w:w="120" w:type="dxa"/>
+              <w:left w:w="180" w:type="dxa"/>
+              <w:bottom w:w="120" w:type="dxa"/>
+              <w:right w:w="180" w:type="dxa"/>
+            </w:tcMar>
+            <w:vAlign w:val="center"/>
+            <w:hideMark/>
+          </w:tcPr>
+          <w:p>
+            <w:r>
               <w:t>Deprecated Patterns</w:t>
             </w:r>
           </w:p>
@@ -522,28 +617,29 @@
         <w:tc>
           <w:tcPr>
             <w:tcW w:w="0" w:type="auto"/>
-            <w:vAlign w:val="center"/>
-            <w:hideMark/>
-          </w:tcPr>
-          <w:p>
-            <w:r>
-              <w:rPr>
-                <w:b/>
-                <w:bCs/>
-              </w:rPr>
+            <w:tcBorders>
+              <w:top w:val="single" w:sz="6" w:space="0" w:color="C4C7C5"/>
+              <w:left w:val="single" w:sz="6" w:space="0" w:color="C4C7C5"/>
+              <w:bottom w:val="single" w:sz="6" w:space="0" w:color="C4C7C5"/>
+              <w:right w:val="single" w:sz="6" w:space="0" w:color="C4C7C5"/>
+            </w:tcBorders>
+            <w:tcMar>
+              <w:top w:w="120" w:type="dxa"/>
+              <w:left w:w="180" w:type="dxa"/>
+              <w:bottom w:w="120" w:type="dxa"/>
+              <w:right w:w="180" w:type="dxa"/>
+            </w:tcMar>
+            <w:vAlign w:val="center"/>
+            <w:hideMark/>
+          </w:tcPr>
+          <w:p>
+            <w:r>
               <w:t>0</w:t>
             </w:r>
           </w:p>
         </w:tc>
       </w:tr>
     </w:tbl>
-    <w:p>
-      <w:r>
-        <w:pict w14:anchorId="69325869">
-          <v:rect id="_x0000_i1113" style="width:0;height:1.5pt" o:hralign="center" o:hrstd="t" o:hr="t" fillcolor="#a0a0a0" stroked="f"/>
-        </w:pict>
-      </w:r>
-    </w:p>
     <w:p>
       <w:pPr>
         <w:rPr>
@@ -572,9 +668,9 @@
         <w:tblLook w:val="04A0" w:firstRow="1" w:lastRow="0" w:firstColumn="1" w:lastColumn="0" w:noHBand="0" w:noVBand="1"/>
       </w:tblPr>
       <w:tblGrid>
-        <w:gridCol w:w="923"/>
-        <w:gridCol w:w="3778"/>
-        <w:gridCol w:w="3137"/>
+        <w:gridCol w:w="1260"/>
+        <w:gridCol w:w="4138"/>
+        <w:gridCol w:w="3497"/>
       </w:tblGrid>
       <w:tr>
         <w:trPr>
@@ -584,16 +680,22 @@
         <w:tc>
           <w:tcPr>
             <w:tcW w:w="0" w:type="auto"/>
-            <w:vAlign w:val="center"/>
-            <w:hideMark/>
-          </w:tcPr>
-          <w:p>
-            <w:pPr>
-              <w:rPr>
-                <w:b/>
-                <w:bCs/>
-              </w:rPr>
-            </w:pPr>
+            <w:tcBorders>
+              <w:top w:val="single" w:sz="6" w:space="0" w:color="C4C7C5"/>
+              <w:left w:val="single" w:sz="6" w:space="0" w:color="C4C7C5"/>
+              <w:bottom w:val="single" w:sz="6" w:space="0" w:color="C4C7C5"/>
+              <w:right w:val="single" w:sz="6" w:space="0" w:color="C4C7C5"/>
+            </w:tcBorders>
+            <w:tcMar>
+              <w:top w:w="120" w:type="dxa"/>
+              <w:left w:w="180" w:type="dxa"/>
+              <w:bottom w:w="120" w:type="dxa"/>
+              <w:right w:w="180" w:type="dxa"/>
+            </w:tcMar>
+            <w:vAlign w:val="center"/>
+            <w:hideMark/>
+          </w:tcPr>
+          <w:p>
             <w:r>
               <w:rPr>
                 <w:b/>
@@ -606,16 +708,22 @@
         <w:tc>
           <w:tcPr>
             <w:tcW w:w="0" w:type="auto"/>
-            <w:vAlign w:val="center"/>
-            <w:hideMark/>
-          </w:tcPr>
-          <w:p>
-            <w:pPr>
-              <w:rPr>
-                <w:b/>
-                <w:bCs/>
-              </w:rPr>
-            </w:pPr>
+            <w:tcBorders>
+              <w:top w:val="single" w:sz="6" w:space="0" w:color="C4C7C5"/>
+              <w:left w:val="single" w:sz="6" w:space="0" w:color="C4C7C5"/>
+              <w:bottom w:val="single" w:sz="6" w:space="0" w:color="C4C7C5"/>
+              <w:right w:val="single" w:sz="6" w:space="0" w:color="C4C7C5"/>
+            </w:tcBorders>
+            <w:tcMar>
+              <w:top w:w="120" w:type="dxa"/>
+              <w:left w:w="180" w:type="dxa"/>
+              <w:bottom w:w="120" w:type="dxa"/>
+              <w:right w:w="180" w:type="dxa"/>
+            </w:tcMar>
+            <w:vAlign w:val="center"/>
+            <w:hideMark/>
+          </w:tcPr>
+          <w:p>
             <w:r>
               <w:rPr>
                 <w:b/>
@@ -628,16 +736,22 @@
         <w:tc>
           <w:tcPr>
             <w:tcW w:w="0" w:type="auto"/>
-            <w:vAlign w:val="center"/>
-            <w:hideMark/>
-          </w:tcPr>
-          <w:p>
-            <w:pPr>
-              <w:rPr>
-                <w:b/>
-                <w:bCs/>
-              </w:rPr>
-            </w:pPr>
+            <w:tcBorders>
+              <w:top w:val="single" w:sz="6" w:space="0" w:color="C4C7C5"/>
+              <w:left w:val="single" w:sz="6" w:space="0" w:color="C4C7C5"/>
+              <w:bottom w:val="single" w:sz="6" w:space="0" w:color="C4C7C5"/>
+              <w:right w:val="single" w:sz="6" w:space="0" w:color="C4C7C5"/>
+            </w:tcBorders>
+            <w:tcMar>
+              <w:top w:w="120" w:type="dxa"/>
+              <w:left w:w="180" w:type="dxa"/>
+              <w:bottom w:w="120" w:type="dxa"/>
+              <w:right w:w="180" w:type="dxa"/>
+            </w:tcMar>
+            <w:vAlign w:val="center"/>
+            <w:hideMark/>
+          </w:tcPr>
+          <w:p>
             <w:r>
               <w:rPr>
                 <w:b/>
@@ -655,15 +769,23 @@
         <w:tc>
           <w:tcPr>
             <w:tcW w:w="0" w:type="auto"/>
-            <w:vAlign w:val="center"/>
-            <w:hideMark/>
-          </w:tcPr>
-          <w:p>
-            <w:r>
-              <w:rPr>
-                <w:b/>
-                <w:bCs/>
-              </w:rPr>
+            <w:tcBorders>
+              <w:top w:val="single" w:sz="6" w:space="0" w:color="C4C7C5"/>
+              <w:left w:val="single" w:sz="6" w:space="0" w:color="C4C7C5"/>
+              <w:bottom w:val="single" w:sz="6" w:space="0" w:color="C4C7C5"/>
+              <w:right w:val="single" w:sz="6" w:space="0" w:color="C4C7C5"/>
+            </w:tcBorders>
+            <w:tcMar>
+              <w:top w:w="120" w:type="dxa"/>
+              <w:left w:w="180" w:type="dxa"/>
+              <w:bottom w:w="120" w:type="dxa"/>
+              <w:right w:w="180" w:type="dxa"/>
+            </w:tcMar>
+            <w:vAlign w:val="center"/>
+            <w:hideMark/>
+          </w:tcPr>
+          <w:p>
+            <w:r>
               <w:t>PAT-001</w:t>
             </w:r>
           </w:p>
@@ -671,6 +793,18 @@
         <w:tc>
           <w:tcPr>
             <w:tcW w:w="0" w:type="auto"/>
+            <w:tcBorders>
+              <w:top w:val="single" w:sz="6" w:space="0" w:color="C4C7C5"/>
+              <w:left w:val="single" w:sz="6" w:space="0" w:color="C4C7C5"/>
+              <w:bottom w:val="single" w:sz="6" w:space="0" w:color="C4C7C5"/>
+              <w:right w:val="single" w:sz="6" w:space="0" w:color="C4C7C5"/>
+            </w:tcBorders>
+            <w:tcMar>
+              <w:top w:w="120" w:type="dxa"/>
+              <w:left w:w="180" w:type="dxa"/>
+              <w:bottom w:w="120" w:type="dxa"/>
+              <w:right w:w="180" w:type="dxa"/>
+            </w:tcMar>
             <w:vAlign w:val="center"/>
             <w:hideMark/>
           </w:tcPr>
@@ -683,6 +817,18 @@
         <w:tc>
           <w:tcPr>
             <w:tcW w:w="0" w:type="auto"/>
+            <w:tcBorders>
+              <w:top w:val="single" w:sz="6" w:space="0" w:color="C4C7C5"/>
+              <w:left w:val="single" w:sz="6" w:space="0" w:color="C4C7C5"/>
+              <w:bottom w:val="single" w:sz="6" w:space="0" w:color="C4C7C5"/>
+              <w:right w:val="single" w:sz="6" w:space="0" w:color="C4C7C5"/>
+            </w:tcBorders>
+            <w:tcMar>
+              <w:top w:w="120" w:type="dxa"/>
+              <w:left w:w="180" w:type="dxa"/>
+              <w:bottom w:w="120" w:type="dxa"/>
+              <w:right w:w="180" w:type="dxa"/>
+            </w:tcMar>
             <w:vAlign w:val="center"/>
             <w:hideMark/>
           </w:tcPr>
@@ -700,15 +846,23 @@
         <w:tc>
           <w:tcPr>
             <w:tcW w:w="0" w:type="auto"/>
-            <w:vAlign w:val="center"/>
-            <w:hideMark/>
-          </w:tcPr>
-          <w:p>
-            <w:r>
-              <w:rPr>
-                <w:b/>
-                <w:bCs/>
-              </w:rPr>
+            <w:tcBorders>
+              <w:top w:val="single" w:sz="6" w:space="0" w:color="C4C7C5"/>
+              <w:left w:val="single" w:sz="6" w:space="0" w:color="C4C7C5"/>
+              <w:bottom w:val="single" w:sz="6" w:space="0" w:color="C4C7C5"/>
+              <w:right w:val="single" w:sz="6" w:space="0" w:color="C4C7C5"/>
+            </w:tcBorders>
+            <w:tcMar>
+              <w:top w:w="120" w:type="dxa"/>
+              <w:left w:w="180" w:type="dxa"/>
+              <w:bottom w:w="120" w:type="dxa"/>
+              <w:right w:w="180" w:type="dxa"/>
+            </w:tcMar>
+            <w:vAlign w:val="center"/>
+            <w:hideMark/>
+          </w:tcPr>
+          <w:p>
+            <w:r>
               <w:lastRenderedPageBreak/>
               <w:t>PAT-002</w:t>
             </w:r>
@@ -717,6 +871,18 @@
         <w:tc>
           <w:tcPr>
             <w:tcW w:w="0" w:type="auto"/>
+            <w:tcBorders>
+              <w:top w:val="single" w:sz="6" w:space="0" w:color="C4C7C5"/>
+              <w:left w:val="single" w:sz="6" w:space="0" w:color="C4C7C5"/>
+              <w:bottom w:val="single" w:sz="6" w:space="0" w:color="C4C7C5"/>
+              <w:right w:val="single" w:sz="6" w:space="0" w:color="C4C7C5"/>
+            </w:tcBorders>
+            <w:tcMar>
+              <w:top w:w="120" w:type="dxa"/>
+              <w:left w:w="180" w:type="dxa"/>
+              <w:bottom w:w="120" w:type="dxa"/>
+              <w:right w:w="180" w:type="dxa"/>
+            </w:tcMar>
             <w:vAlign w:val="center"/>
             <w:hideMark/>
           </w:tcPr>
@@ -729,6 +895,18 @@
         <w:tc>
           <w:tcPr>
             <w:tcW w:w="0" w:type="auto"/>
+            <w:tcBorders>
+              <w:top w:val="single" w:sz="6" w:space="0" w:color="C4C7C5"/>
+              <w:left w:val="single" w:sz="6" w:space="0" w:color="C4C7C5"/>
+              <w:bottom w:val="single" w:sz="6" w:space="0" w:color="C4C7C5"/>
+              <w:right w:val="single" w:sz="6" w:space="0" w:color="C4C7C5"/>
+            </w:tcBorders>
+            <w:tcMar>
+              <w:top w:w="120" w:type="dxa"/>
+              <w:left w:w="180" w:type="dxa"/>
+              <w:bottom w:w="120" w:type="dxa"/>
+              <w:right w:w="180" w:type="dxa"/>
+            </w:tcMar>
             <w:vAlign w:val="center"/>
             <w:hideMark/>
           </w:tcPr>
@@ -746,15 +924,23 @@
         <w:tc>
           <w:tcPr>
             <w:tcW w:w="0" w:type="auto"/>
-            <w:vAlign w:val="center"/>
-            <w:hideMark/>
-          </w:tcPr>
-          <w:p>
-            <w:r>
-              <w:rPr>
-                <w:b/>
-                <w:bCs/>
-              </w:rPr>
+            <w:tcBorders>
+              <w:top w:val="single" w:sz="6" w:space="0" w:color="C4C7C5"/>
+              <w:left w:val="single" w:sz="6" w:space="0" w:color="C4C7C5"/>
+              <w:bottom w:val="single" w:sz="6" w:space="0" w:color="C4C7C5"/>
+              <w:right w:val="single" w:sz="6" w:space="0" w:color="C4C7C5"/>
+            </w:tcBorders>
+            <w:tcMar>
+              <w:top w:w="120" w:type="dxa"/>
+              <w:left w:w="180" w:type="dxa"/>
+              <w:bottom w:w="120" w:type="dxa"/>
+              <w:right w:w="180" w:type="dxa"/>
+            </w:tcMar>
+            <w:vAlign w:val="center"/>
+            <w:hideMark/>
+          </w:tcPr>
+          <w:p>
+            <w:r>
               <w:t>PAT-003</w:t>
             </w:r>
           </w:p>
@@ -762,6 +948,18 @@
         <w:tc>
           <w:tcPr>
             <w:tcW w:w="0" w:type="auto"/>
+            <w:tcBorders>
+              <w:top w:val="single" w:sz="6" w:space="0" w:color="C4C7C5"/>
+              <w:left w:val="single" w:sz="6" w:space="0" w:color="C4C7C5"/>
+              <w:bottom w:val="single" w:sz="6" w:space="0" w:color="C4C7C5"/>
+              <w:right w:val="single" w:sz="6" w:space="0" w:color="C4C7C5"/>
+            </w:tcBorders>
+            <w:tcMar>
+              <w:top w:w="120" w:type="dxa"/>
+              <w:left w:w="180" w:type="dxa"/>
+              <w:bottom w:w="120" w:type="dxa"/>
+              <w:right w:w="180" w:type="dxa"/>
+            </w:tcMar>
             <w:vAlign w:val="center"/>
             <w:hideMark/>
           </w:tcPr>
@@ -774,6 +972,18 @@
         <w:tc>
           <w:tcPr>
             <w:tcW w:w="0" w:type="auto"/>
+            <w:tcBorders>
+              <w:top w:val="single" w:sz="6" w:space="0" w:color="C4C7C5"/>
+              <w:left w:val="single" w:sz="6" w:space="0" w:color="C4C7C5"/>
+              <w:bottom w:val="single" w:sz="6" w:space="0" w:color="C4C7C5"/>
+              <w:right w:val="single" w:sz="6" w:space="0" w:color="C4C7C5"/>
+            </w:tcBorders>
+            <w:tcMar>
+              <w:top w:w="120" w:type="dxa"/>
+              <w:left w:w="180" w:type="dxa"/>
+              <w:bottom w:w="120" w:type="dxa"/>
+              <w:right w:w="180" w:type="dxa"/>
+            </w:tcMar>
             <w:vAlign w:val="center"/>
             <w:hideMark/>
           </w:tcPr>
@@ -791,15 +1001,23 @@
         <w:tc>
           <w:tcPr>
             <w:tcW w:w="0" w:type="auto"/>
-            <w:vAlign w:val="center"/>
-            <w:hideMark/>
-          </w:tcPr>
-          <w:p>
-            <w:r>
-              <w:rPr>
-                <w:b/>
-                <w:bCs/>
-              </w:rPr>
+            <w:tcBorders>
+              <w:top w:val="single" w:sz="6" w:space="0" w:color="C4C7C5"/>
+              <w:left w:val="single" w:sz="6" w:space="0" w:color="C4C7C5"/>
+              <w:bottom w:val="single" w:sz="6" w:space="0" w:color="C4C7C5"/>
+              <w:right w:val="single" w:sz="6" w:space="0" w:color="C4C7C5"/>
+            </w:tcBorders>
+            <w:tcMar>
+              <w:top w:w="120" w:type="dxa"/>
+              <w:left w:w="180" w:type="dxa"/>
+              <w:bottom w:w="120" w:type="dxa"/>
+              <w:right w:w="180" w:type="dxa"/>
+            </w:tcMar>
+            <w:vAlign w:val="center"/>
+            <w:hideMark/>
+          </w:tcPr>
+          <w:p>
+            <w:r>
               <w:t>PAT-004</w:t>
             </w:r>
           </w:p>
@@ -807,6 +1025,18 @@
         <w:tc>
           <w:tcPr>
             <w:tcW w:w="0" w:type="auto"/>
+            <w:tcBorders>
+              <w:top w:val="single" w:sz="6" w:space="0" w:color="C4C7C5"/>
+              <w:left w:val="single" w:sz="6" w:space="0" w:color="C4C7C5"/>
+              <w:bottom w:val="single" w:sz="6" w:space="0" w:color="C4C7C5"/>
+              <w:right w:val="single" w:sz="6" w:space="0" w:color="C4C7C5"/>
+            </w:tcBorders>
+            <w:tcMar>
+              <w:top w:w="120" w:type="dxa"/>
+              <w:left w:w="180" w:type="dxa"/>
+              <w:bottom w:w="120" w:type="dxa"/>
+              <w:right w:w="180" w:type="dxa"/>
+            </w:tcMar>
             <w:vAlign w:val="center"/>
             <w:hideMark/>
           </w:tcPr>
@@ -819,6 +1049,18 @@
         <w:tc>
           <w:tcPr>
             <w:tcW w:w="0" w:type="auto"/>
+            <w:tcBorders>
+              <w:top w:val="single" w:sz="6" w:space="0" w:color="C4C7C5"/>
+              <w:left w:val="single" w:sz="6" w:space="0" w:color="C4C7C5"/>
+              <w:bottom w:val="single" w:sz="6" w:space="0" w:color="C4C7C5"/>
+              <w:right w:val="single" w:sz="6" w:space="0" w:color="C4C7C5"/>
+            </w:tcBorders>
+            <w:tcMar>
+              <w:top w:w="120" w:type="dxa"/>
+              <w:left w:w="180" w:type="dxa"/>
+              <w:bottom w:w="120" w:type="dxa"/>
+              <w:right w:w="180" w:type="dxa"/>
+            </w:tcMar>
             <w:vAlign w:val="center"/>
             <w:hideMark/>
           </w:tcPr>
@@ -836,15 +1078,23 @@
         <w:tc>
           <w:tcPr>
             <w:tcW w:w="0" w:type="auto"/>
-            <w:vAlign w:val="center"/>
-            <w:hideMark/>
-          </w:tcPr>
-          <w:p>
-            <w:r>
-              <w:rPr>
-                <w:b/>
-                <w:bCs/>
-              </w:rPr>
+            <w:tcBorders>
+              <w:top w:val="single" w:sz="6" w:space="0" w:color="C4C7C5"/>
+              <w:left w:val="single" w:sz="6" w:space="0" w:color="C4C7C5"/>
+              <w:bottom w:val="single" w:sz="6" w:space="0" w:color="C4C7C5"/>
+              <w:right w:val="single" w:sz="6" w:space="0" w:color="C4C7C5"/>
+            </w:tcBorders>
+            <w:tcMar>
+              <w:top w:w="120" w:type="dxa"/>
+              <w:left w:w="180" w:type="dxa"/>
+              <w:bottom w:w="120" w:type="dxa"/>
+              <w:right w:w="180" w:type="dxa"/>
+            </w:tcMar>
+            <w:vAlign w:val="center"/>
+            <w:hideMark/>
+          </w:tcPr>
+          <w:p>
+            <w:r>
               <w:t>PAT-005</w:t>
             </w:r>
           </w:p>
@@ -852,6 +1102,18 @@
         <w:tc>
           <w:tcPr>
             <w:tcW w:w="0" w:type="auto"/>
+            <w:tcBorders>
+              <w:top w:val="single" w:sz="6" w:space="0" w:color="C4C7C5"/>
+              <w:left w:val="single" w:sz="6" w:space="0" w:color="C4C7C5"/>
+              <w:bottom w:val="single" w:sz="6" w:space="0" w:color="C4C7C5"/>
+              <w:right w:val="single" w:sz="6" w:space="0" w:color="C4C7C5"/>
+            </w:tcBorders>
+            <w:tcMar>
+              <w:top w:w="120" w:type="dxa"/>
+              <w:left w:w="180" w:type="dxa"/>
+              <w:bottom w:w="120" w:type="dxa"/>
+              <w:right w:w="180" w:type="dxa"/>
+            </w:tcMar>
             <w:vAlign w:val="center"/>
             <w:hideMark/>
           </w:tcPr>
@@ -864,6 +1126,18 @@
         <w:tc>
           <w:tcPr>
             <w:tcW w:w="0" w:type="auto"/>
+            <w:tcBorders>
+              <w:top w:val="single" w:sz="6" w:space="0" w:color="C4C7C5"/>
+              <w:left w:val="single" w:sz="6" w:space="0" w:color="C4C7C5"/>
+              <w:bottom w:val="single" w:sz="6" w:space="0" w:color="C4C7C5"/>
+              <w:right w:val="single" w:sz="6" w:space="0" w:color="C4C7C5"/>
+            </w:tcBorders>
+            <w:tcMar>
+              <w:top w:w="120" w:type="dxa"/>
+              <w:left w:w="180" w:type="dxa"/>
+              <w:bottom w:w="120" w:type="dxa"/>
+              <w:right w:w="180" w:type="dxa"/>
+            </w:tcMar>
             <w:vAlign w:val="center"/>
             <w:hideMark/>
           </w:tcPr>
@@ -881,15 +1155,23 @@
         <w:tc>
           <w:tcPr>
             <w:tcW w:w="0" w:type="auto"/>
-            <w:vAlign w:val="center"/>
-            <w:hideMark/>
-          </w:tcPr>
-          <w:p>
-            <w:r>
-              <w:rPr>
-                <w:b/>
-                <w:bCs/>
-              </w:rPr>
+            <w:tcBorders>
+              <w:top w:val="single" w:sz="6" w:space="0" w:color="C4C7C5"/>
+              <w:left w:val="single" w:sz="6" w:space="0" w:color="C4C7C5"/>
+              <w:bottom w:val="single" w:sz="6" w:space="0" w:color="C4C7C5"/>
+              <w:right w:val="single" w:sz="6" w:space="0" w:color="C4C7C5"/>
+            </w:tcBorders>
+            <w:tcMar>
+              <w:top w:w="120" w:type="dxa"/>
+              <w:left w:w="180" w:type="dxa"/>
+              <w:bottom w:w="120" w:type="dxa"/>
+              <w:right w:w="180" w:type="dxa"/>
+            </w:tcMar>
+            <w:vAlign w:val="center"/>
+            <w:hideMark/>
+          </w:tcPr>
+          <w:p>
+            <w:r>
               <w:t>PAT-006</w:t>
             </w:r>
           </w:p>
@@ -897,6 +1179,18 @@
         <w:tc>
           <w:tcPr>
             <w:tcW w:w="0" w:type="auto"/>
+            <w:tcBorders>
+              <w:top w:val="single" w:sz="6" w:space="0" w:color="C4C7C5"/>
+              <w:left w:val="single" w:sz="6" w:space="0" w:color="C4C7C5"/>
+              <w:bottom w:val="single" w:sz="6" w:space="0" w:color="C4C7C5"/>
+              <w:right w:val="single" w:sz="6" w:space="0" w:color="C4C7C5"/>
+            </w:tcBorders>
+            <w:tcMar>
+              <w:top w:w="120" w:type="dxa"/>
+              <w:left w:w="180" w:type="dxa"/>
+              <w:bottom w:w="120" w:type="dxa"/>
+              <w:right w:w="180" w:type="dxa"/>
+            </w:tcMar>
             <w:vAlign w:val="center"/>
             <w:hideMark/>
           </w:tcPr>
@@ -909,6 +1203,18 @@
         <w:tc>
           <w:tcPr>
             <w:tcW w:w="0" w:type="auto"/>
+            <w:tcBorders>
+              <w:top w:val="single" w:sz="6" w:space="0" w:color="C4C7C5"/>
+              <w:left w:val="single" w:sz="6" w:space="0" w:color="C4C7C5"/>
+              <w:bottom w:val="single" w:sz="6" w:space="0" w:color="C4C7C5"/>
+              <w:right w:val="single" w:sz="6" w:space="0" w:color="C4C7C5"/>
+            </w:tcBorders>
+            <w:tcMar>
+              <w:top w:w="120" w:type="dxa"/>
+              <w:left w:w="180" w:type="dxa"/>
+              <w:bottom w:w="120" w:type="dxa"/>
+              <w:right w:w="180" w:type="dxa"/>
+            </w:tcMar>
             <w:vAlign w:val="center"/>
             <w:hideMark/>
           </w:tcPr>
@@ -926,15 +1232,23 @@
         <w:tc>
           <w:tcPr>
             <w:tcW w:w="0" w:type="auto"/>
-            <w:vAlign w:val="center"/>
-            <w:hideMark/>
-          </w:tcPr>
-          <w:p>
-            <w:r>
-              <w:rPr>
-                <w:b/>
-                <w:bCs/>
-              </w:rPr>
+            <w:tcBorders>
+              <w:top w:val="single" w:sz="6" w:space="0" w:color="C4C7C5"/>
+              <w:left w:val="single" w:sz="6" w:space="0" w:color="C4C7C5"/>
+              <w:bottom w:val="single" w:sz="6" w:space="0" w:color="C4C7C5"/>
+              <w:right w:val="single" w:sz="6" w:space="0" w:color="C4C7C5"/>
+            </w:tcBorders>
+            <w:tcMar>
+              <w:top w:w="120" w:type="dxa"/>
+              <w:left w:w="180" w:type="dxa"/>
+              <w:bottom w:w="120" w:type="dxa"/>
+              <w:right w:w="180" w:type="dxa"/>
+            </w:tcMar>
+            <w:vAlign w:val="center"/>
+            <w:hideMark/>
+          </w:tcPr>
+          <w:p>
+            <w:r>
               <w:t>PAT-007</w:t>
             </w:r>
           </w:p>
@@ -942,6 +1256,18 @@
         <w:tc>
           <w:tcPr>
             <w:tcW w:w="0" w:type="auto"/>
+            <w:tcBorders>
+              <w:top w:val="single" w:sz="6" w:space="0" w:color="C4C7C5"/>
+              <w:left w:val="single" w:sz="6" w:space="0" w:color="C4C7C5"/>
+              <w:bottom w:val="single" w:sz="6" w:space="0" w:color="C4C7C5"/>
+              <w:right w:val="single" w:sz="6" w:space="0" w:color="C4C7C5"/>
+            </w:tcBorders>
+            <w:tcMar>
+              <w:top w:w="120" w:type="dxa"/>
+              <w:left w:w="180" w:type="dxa"/>
+              <w:bottom w:w="120" w:type="dxa"/>
+              <w:right w:w="180" w:type="dxa"/>
+            </w:tcMar>
             <w:vAlign w:val="center"/>
             <w:hideMark/>
           </w:tcPr>
@@ -954,6 +1280,18 @@
         <w:tc>
           <w:tcPr>
             <w:tcW w:w="0" w:type="auto"/>
+            <w:tcBorders>
+              <w:top w:val="single" w:sz="6" w:space="0" w:color="C4C7C5"/>
+              <w:left w:val="single" w:sz="6" w:space="0" w:color="C4C7C5"/>
+              <w:bottom w:val="single" w:sz="6" w:space="0" w:color="C4C7C5"/>
+              <w:right w:val="single" w:sz="6" w:space="0" w:color="C4C7C5"/>
+            </w:tcBorders>
+            <w:tcMar>
+              <w:top w:w="120" w:type="dxa"/>
+              <w:left w:w="180" w:type="dxa"/>
+              <w:bottom w:w="120" w:type="dxa"/>
+              <w:right w:w="180" w:type="dxa"/>
+            </w:tcMar>
             <w:vAlign w:val="center"/>
             <w:hideMark/>
           </w:tcPr>
@@ -971,15 +1309,23 @@
         <w:tc>
           <w:tcPr>
             <w:tcW w:w="0" w:type="auto"/>
-            <w:vAlign w:val="center"/>
-            <w:hideMark/>
-          </w:tcPr>
-          <w:p>
-            <w:r>
-              <w:rPr>
-                <w:b/>
-                <w:bCs/>
-              </w:rPr>
+            <w:tcBorders>
+              <w:top w:val="single" w:sz="6" w:space="0" w:color="C4C7C5"/>
+              <w:left w:val="single" w:sz="6" w:space="0" w:color="C4C7C5"/>
+              <w:bottom w:val="single" w:sz="6" w:space="0" w:color="C4C7C5"/>
+              <w:right w:val="single" w:sz="6" w:space="0" w:color="C4C7C5"/>
+            </w:tcBorders>
+            <w:tcMar>
+              <w:top w:w="120" w:type="dxa"/>
+              <w:left w:w="180" w:type="dxa"/>
+              <w:bottom w:w="120" w:type="dxa"/>
+              <w:right w:w="180" w:type="dxa"/>
+            </w:tcMar>
+            <w:vAlign w:val="center"/>
+            <w:hideMark/>
+          </w:tcPr>
+          <w:p>
+            <w:r>
               <w:t>PAT-008</w:t>
             </w:r>
           </w:p>
@@ -987,6 +1333,18 @@
         <w:tc>
           <w:tcPr>
             <w:tcW w:w="0" w:type="auto"/>
+            <w:tcBorders>
+              <w:top w:val="single" w:sz="6" w:space="0" w:color="C4C7C5"/>
+              <w:left w:val="single" w:sz="6" w:space="0" w:color="C4C7C5"/>
+              <w:bottom w:val="single" w:sz="6" w:space="0" w:color="C4C7C5"/>
+              <w:right w:val="single" w:sz="6" w:space="0" w:color="C4C7C5"/>
+            </w:tcBorders>
+            <w:tcMar>
+              <w:top w:w="120" w:type="dxa"/>
+              <w:left w:w="180" w:type="dxa"/>
+              <w:bottom w:w="120" w:type="dxa"/>
+              <w:right w:w="180" w:type="dxa"/>
+            </w:tcMar>
             <w:vAlign w:val="center"/>
             <w:hideMark/>
           </w:tcPr>
@@ -999,6 +1357,18 @@
         <w:tc>
           <w:tcPr>
             <w:tcW w:w="0" w:type="auto"/>
+            <w:tcBorders>
+              <w:top w:val="single" w:sz="6" w:space="0" w:color="C4C7C5"/>
+              <w:left w:val="single" w:sz="6" w:space="0" w:color="C4C7C5"/>
+              <w:bottom w:val="single" w:sz="6" w:space="0" w:color="C4C7C5"/>
+              <w:right w:val="single" w:sz="6" w:space="0" w:color="C4C7C5"/>
+            </w:tcBorders>
+            <w:tcMar>
+              <w:top w:w="120" w:type="dxa"/>
+              <w:left w:w="180" w:type="dxa"/>
+              <w:bottom w:w="120" w:type="dxa"/>
+              <w:right w:w="180" w:type="dxa"/>
+            </w:tcMar>
             <w:vAlign w:val="center"/>
             <w:hideMark/>
           </w:tcPr>
@@ -1016,15 +1386,23 @@
         <w:tc>
           <w:tcPr>
             <w:tcW w:w="0" w:type="auto"/>
-            <w:vAlign w:val="center"/>
-            <w:hideMark/>
-          </w:tcPr>
-          <w:p>
-            <w:r>
-              <w:rPr>
-                <w:b/>
-                <w:bCs/>
-              </w:rPr>
+            <w:tcBorders>
+              <w:top w:val="single" w:sz="6" w:space="0" w:color="C4C7C5"/>
+              <w:left w:val="single" w:sz="6" w:space="0" w:color="C4C7C5"/>
+              <w:bottom w:val="single" w:sz="6" w:space="0" w:color="C4C7C5"/>
+              <w:right w:val="single" w:sz="6" w:space="0" w:color="C4C7C5"/>
+            </w:tcBorders>
+            <w:tcMar>
+              <w:top w:w="120" w:type="dxa"/>
+              <w:left w:w="180" w:type="dxa"/>
+              <w:bottom w:w="120" w:type="dxa"/>
+              <w:right w:w="180" w:type="dxa"/>
+            </w:tcMar>
+            <w:vAlign w:val="center"/>
+            <w:hideMark/>
+          </w:tcPr>
+          <w:p>
+            <w:r>
               <w:t>PAT-009</w:t>
             </w:r>
           </w:p>
@@ -1032,6 +1410,18 @@
         <w:tc>
           <w:tcPr>
             <w:tcW w:w="0" w:type="auto"/>
+            <w:tcBorders>
+              <w:top w:val="single" w:sz="6" w:space="0" w:color="C4C7C5"/>
+              <w:left w:val="single" w:sz="6" w:space="0" w:color="C4C7C5"/>
+              <w:bottom w:val="single" w:sz="6" w:space="0" w:color="C4C7C5"/>
+              <w:right w:val="single" w:sz="6" w:space="0" w:color="C4C7C5"/>
+            </w:tcBorders>
+            <w:tcMar>
+              <w:top w:w="120" w:type="dxa"/>
+              <w:left w:w="180" w:type="dxa"/>
+              <w:bottom w:w="120" w:type="dxa"/>
+              <w:right w:w="180" w:type="dxa"/>
+            </w:tcMar>
             <w:vAlign w:val="center"/>
             <w:hideMark/>
           </w:tcPr>
@@ -1044,6 +1434,18 @@
         <w:tc>
           <w:tcPr>
             <w:tcW w:w="0" w:type="auto"/>
+            <w:tcBorders>
+              <w:top w:val="single" w:sz="6" w:space="0" w:color="C4C7C5"/>
+              <w:left w:val="single" w:sz="6" w:space="0" w:color="C4C7C5"/>
+              <w:bottom w:val="single" w:sz="6" w:space="0" w:color="C4C7C5"/>
+              <w:right w:val="single" w:sz="6" w:space="0" w:color="C4C7C5"/>
+            </w:tcBorders>
+            <w:tcMar>
+              <w:top w:w="120" w:type="dxa"/>
+              <w:left w:w="180" w:type="dxa"/>
+              <w:bottom w:w="120" w:type="dxa"/>
+              <w:right w:w="180" w:type="dxa"/>
+            </w:tcMar>
             <w:vAlign w:val="center"/>
             <w:hideMark/>
           </w:tcPr>
@@ -1061,15 +1463,23 @@
         <w:tc>
           <w:tcPr>
             <w:tcW w:w="0" w:type="auto"/>
-            <w:vAlign w:val="center"/>
-            <w:hideMark/>
-          </w:tcPr>
-          <w:p>
-            <w:r>
-              <w:rPr>
-                <w:b/>
-                <w:bCs/>
-              </w:rPr>
+            <w:tcBorders>
+              <w:top w:val="single" w:sz="6" w:space="0" w:color="C4C7C5"/>
+              <w:left w:val="single" w:sz="6" w:space="0" w:color="C4C7C5"/>
+              <w:bottom w:val="single" w:sz="6" w:space="0" w:color="C4C7C5"/>
+              <w:right w:val="single" w:sz="6" w:space="0" w:color="C4C7C5"/>
+            </w:tcBorders>
+            <w:tcMar>
+              <w:top w:w="120" w:type="dxa"/>
+              <w:left w:w="180" w:type="dxa"/>
+              <w:bottom w:w="120" w:type="dxa"/>
+              <w:right w:w="180" w:type="dxa"/>
+            </w:tcMar>
+            <w:vAlign w:val="center"/>
+            <w:hideMark/>
+          </w:tcPr>
+          <w:p>
+            <w:r>
               <w:t>PAT-010</w:t>
             </w:r>
           </w:p>
@@ -1077,6 +1487,18 @@
         <w:tc>
           <w:tcPr>
             <w:tcW w:w="0" w:type="auto"/>
+            <w:tcBorders>
+              <w:top w:val="single" w:sz="6" w:space="0" w:color="C4C7C5"/>
+              <w:left w:val="single" w:sz="6" w:space="0" w:color="C4C7C5"/>
+              <w:bottom w:val="single" w:sz="6" w:space="0" w:color="C4C7C5"/>
+              <w:right w:val="single" w:sz="6" w:space="0" w:color="C4C7C5"/>
+            </w:tcBorders>
+            <w:tcMar>
+              <w:top w:w="120" w:type="dxa"/>
+              <w:left w:w="180" w:type="dxa"/>
+              <w:bottom w:w="120" w:type="dxa"/>
+              <w:right w:w="180" w:type="dxa"/>
+            </w:tcMar>
             <w:vAlign w:val="center"/>
             <w:hideMark/>
           </w:tcPr>
@@ -1089,6 +1511,18 @@
         <w:tc>
           <w:tcPr>
             <w:tcW w:w="0" w:type="auto"/>
+            <w:tcBorders>
+              <w:top w:val="single" w:sz="6" w:space="0" w:color="C4C7C5"/>
+              <w:left w:val="single" w:sz="6" w:space="0" w:color="C4C7C5"/>
+              <w:bottom w:val="single" w:sz="6" w:space="0" w:color="C4C7C5"/>
+              <w:right w:val="single" w:sz="6" w:space="0" w:color="C4C7C5"/>
+            </w:tcBorders>
+            <w:tcMar>
+              <w:top w:w="120" w:type="dxa"/>
+              <w:left w:w="180" w:type="dxa"/>
+              <w:bottom w:w="120" w:type="dxa"/>
+              <w:right w:w="180" w:type="dxa"/>
+            </w:tcMar>
             <w:vAlign w:val="center"/>
             <w:hideMark/>
           </w:tcPr>
@@ -1106,15 +1540,23 @@
         <w:tc>
           <w:tcPr>
             <w:tcW w:w="0" w:type="auto"/>
-            <w:vAlign w:val="center"/>
-            <w:hideMark/>
-          </w:tcPr>
-          <w:p>
-            <w:r>
-              <w:rPr>
-                <w:b/>
-                <w:bCs/>
-              </w:rPr>
+            <w:tcBorders>
+              <w:top w:val="single" w:sz="6" w:space="0" w:color="C4C7C5"/>
+              <w:left w:val="single" w:sz="6" w:space="0" w:color="C4C7C5"/>
+              <w:bottom w:val="single" w:sz="6" w:space="0" w:color="C4C7C5"/>
+              <w:right w:val="single" w:sz="6" w:space="0" w:color="C4C7C5"/>
+            </w:tcBorders>
+            <w:tcMar>
+              <w:top w:w="120" w:type="dxa"/>
+              <w:left w:w="180" w:type="dxa"/>
+              <w:bottom w:w="120" w:type="dxa"/>
+              <w:right w:w="180" w:type="dxa"/>
+            </w:tcMar>
+            <w:vAlign w:val="center"/>
+            <w:hideMark/>
+          </w:tcPr>
+          <w:p>
+            <w:r>
               <w:t>PAT-011</w:t>
             </w:r>
           </w:p>
@@ -1122,6 +1564,18 @@
         <w:tc>
           <w:tcPr>
             <w:tcW w:w="0" w:type="auto"/>
+            <w:tcBorders>
+              <w:top w:val="single" w:sz="6" w:space="0" w:color="C4C7C5"/>
+              <w:left w:val="single" w:sz="6" w:space="0" w:color="C4C7C5"/>
+              <w:bottom w:val="single" w:sz="6" w:space="0" w:color="C4C7C5"/>
+              <w:right w:val="single" w:sz="6" w:space="0" w:color="C4C7C5"/>
+            </w:tcBorders>
+            <w:tcMar>
+              <w:top w:w="120" w:type="dxa"/>
+              <w:left w:w="180" w:type="dxa"/>
+              <w:bottom w:w="120" w:type="dxa"/>
+              <w:right w:w="180" w:type="dxa"/>
+            </w:tcMar>
             <w:vAlign w:val="center"/>
             <w:hideMark/>
           </w:tcPr>
@@ -1134,6 +1588,18 @@
         <w:tc>
           <w:tcPr>
             <w:tcW w:w="0" w:type="auto"/>
+            <w:tcBorders>
+              <w:top w:val="single" w:sz="6" w:space="0" w:color="C4C7C5"/>
+              <w:left w:val="single" w:sz="6" w:space="0" w:color="C4C7C5"/>
+              <w:bottom w:val="single" w:sz="6" w:space="0" w:color="C4C7C5"/>
+              <w:right w:val="single" w:sz="6" w:space="0" w:color="C4C7C5"/>
+            </w:tcBorders>
+            <w:tcMar>
+              <w:top w:w="120" w:type="dxa"/>
+              <w:left w:w="180" w:type="dxa"/>
+              <w:bottom w:w="120" w:type="dxa"/>
+              <w:right w:w="180" w:type="dxa"/>
+            </w:tcMar>
             <w:vAlign w:val="center"/>
             <w:hideMark/>
           </w:tcPr>
@@ -1151,15 +1617,23 @@
         <w:tc>
           <w:tcPr>
             <w:tcW w:w="0" w:type="auto"/>
-            <w:vAlign w:val="center"/>
-            <w:hideMark/>
-          </w:tcPr>
-          <w:p>
-            <w:r>
-              <w:rPr>
-                <w:b/>
-                <w:bCs/>
-              </w:rPr>
+            <w:tcBorders>
+              <w:top w:val="single" w:sz="6" w:space="0" w:color="C4C7C5"/>
+              <w:left w:val="single" w:sz="6" w:space="0" w:color="C4C7C5"/>
+              <w:bottom w:val="single" w:sz="6" w:space="0" w:color="C4C7C5"/>
+              <w:right w:val="single" w:sz="6" w:space="0" w:color="C4C7C5"/>
+            </w:tcBorders>
+            <w:tcMar>
+              <w:top w:w="120" w:type="dxa"/>
+              <w:left w:w="180" w:type="dxa"/>
+              <w:bottom w:w="120" w:type="dxa"/>
+              <w:right w:w="180" w:type="dxa"/>
+            </w:tcMar>
+            <w:vAlign w:val="center"/>
+            <w:hideMark/>
+          </w:tcPr>
+          <w:p>
+            <w:r>
               <w:t>PAT-012</w:t>
             </w:r>
           </w:p>
@@ -1167,6 +1641,18 @@
         <w:tc>
           <w:tcPr>
             <w:tcW w:w="0" w:type="auto"/>
+            <w:tcBorders>
+              <w:top w:val="single" w:sz="6" w:space="0" w:color="C4C7C5"/>
+              <w:left w:val="single" w:sz="6" w:space="0" w:color="C4C7C5"/>
+              <w:bottom w:val="single" w:sz="6" w:space="0" w:color="C4C7C5"/>
+              <w:right w:val="single" w:sz="6" w:space="0" w:color="C4C7C5"/>
+            </w:tcBorders>
+            <w:tcMar>
+              <w:top w:w="120" w:type="dxa"/>
+              <w:left w:w="180" w:type="dxa"/>
+              <w:bottom w:w="120" w:type="dxa"/>
+              <w:right w:w="180" w:type="dxa"/>
+            </w:tcMar>
             <w:vAlign w:val="center"/>
             <w:hideMark/>
           </w:tcPr>
@@ -1179,6 +1665,18 @@
         <w:tc>
           <w:tcPr>
             <w:tcW w:w="0" w:type="auto"/>
+            <w:tcBorders>
+              <w:top w:val="single" w:sz="6" w:space="0" w:color="C4C7C5"/>
+              <w:left w:val="single" w:sz="6" w:space="0" w:color="C4C7C5"/>
+              <w:bottom w:val="single" w:sz="6" w:space="0" w:color="C4C7C5"/>
+              <w:right w:val="single" w:sz="6" w:space="0" w:color="C4C7C5"/>
+            </w:tcBorders>
+            <w:tcMar>
+              <w:top w:w="120" w:type="dxa"/>
+              <w:left w:w="180" w:type="dxa"/>
+              <w:bottom w:w="120" w:type="dxa"/>
+              <w:right w:w="180" w:type="dxa"/>
+            </w:tcMar>
             <w:vAlign w:val="center"/>
             <w:hideMark/>
           </w:tcPr>
@@ -1196,15 +1694,23 @@
         <w:tc>
           <w:tcPr>
             <w:tcW w:w="0" w:type="auto"/>
-            <w:vAlign w:val="center"/>
-            <w:hideMark/>
-          </w:tcPr>
-          <w:p>
-            <w:r>
-              <w:rPr>
-                <w:b/>
-                <w:bCs/>
-              </w:rPr>
+            <w:tcBorders>
+              <w:top w:val="single" w:sz="6" w:space="0" w:color="C4C7C5"/>
+              <w:left w:val="single" w:sz="6" w:space="0" w:color="C4C7C5"/>
+              <w:bottom w:val="single" w:sz="6" w:space="0" w:color="C4C7C5"/>
+              <w:right w:val="single" w:sz="6" w:space="0" w:color="C4C7C5"/>
+            </w:tcBorders>
+            <w:tcMar>
+              <w:top w:w="120" w:type="dxa"/>
+              <w:left w:w="180" w:type="dxa"/>
+              <w:bottom w:w="120" w:type="dxa"/>
+              <w:right w:w="180" w:type="dxa"/>
+            </w:tcMar>
+            <w:vAlign w:val="center"/>
+            <w:hideMark/>
+          </w:tcPr>
+          <w:p>
+            <w:r>
               <w:t>PAT-013</w:t>
             </w:r>
           </w:p>
@@ -1212,6 +1718,18 @@
         <w:tc>
           <w:tcPr>
             <w:tcW w:w="0" w:type="auto"/>
+            <w:tcBorders>
+              <w:top w:val="single" w:sz="6" w:space="0" w:color="C4C7C5"/>
+              <w:left w:val="single" w:sz="6" w:space="0" w:color="C4C7C5"/>
+              <w:bottom w:val="single" w:sz="6" w:space="0" w:color="C4C7C5"/>
+              <w:right w:val="single" w:sz="6" w:space="0" w:color="C4C7C5"/>
+            </w:tcBorders>
+            <w:tcMar>
+              <w:top w:w="120" w:type="dxa"/>
+              <w:left w:w="180" w:type="dxa"/>
+              <w:bottom w:w="120" w:type="dxa"/>
+              <w:right w:w="180" w:type="dxa"/>
+            </w:tcMar>
             <w:vAlign w:val="center"/>
             <w:hideMark/>
           </w:tcPr>
@@ -1224,6 +1742,18 @@
         <w:tc>
           <w:tcPr>
             <w:tcW w:w="0" w:type="auto"/>
+            <w:tcBorders>
+              <w:top w:val="single" w:sz="6" w:space="0" w:color="C4C7C5"/>
+              <w:left w:val="single" w:sz="6" w:space="0" w:color="C4C7C5"/>
+              <w:bottom w:val="single" w:sz="6" w:space="0" w:color="C4C7C5"/>
+              <w:right w:val="single" w:sz="6" w:space="0" w:color="C4C7C5"/>
+            </w:tcBorders>
+            <w:tcMar>
+              <w:top w:w="120" w:type="dxa"/>
+              <w:left w:w="180" w:type="dxa"/>
+              <w:bottom w:w="120" w:type="dxa"/>
+              <w:right w:w="180" w:type="dxa"/>
+            </w:tcMar>
             <w:vAlign w:val="center"/>
             <w:hideMark/>
           </w:tcPr>
@@ -1241,15 +1771,23 @@
         <w:tc>
           <w:tcPr>
             <w:tcW w:w="0" w:type="auto"/>
-            <w:vAlign w:val="center"/>
-            <w:hideMark/>
-          </w:tcPr>
-          <w:p>
-            <w:r>
-              <w:rPr>
-                <w:b/>
-                <w:bCs/>
-              </w:rPr>
+            <w:tcBorders>
+              <w:top w:val="single" w:sz="6" w:space="0" w:color="C4C7C5"/>
+              <w:left w:val="single" w:sz="6" w:space="0" w:color="C4C7C5"/>
+              <w:bottom w:val="single" w:sz="6" w:space="0" w:color="C4C7C5"/>
+              <w:right w:val="single" w:sz="6" w:space="0" w:color="C4C7C5"/>
+            </w:tcBorders>
+            <w:tcMar>
+              <w:top w:w="120" w:type="dxa"/>
+              <w:left w:w="180" w:type="dxa"/>
+              <w:bottom w:w="120" w:type="dxa"/>
+              <w:right w:w="180" w:type="dxa"/>
+            </w:tcMar>
+            <w:vAlign w:val="center"/>
+            <w:hideMark/>
+          </w:tcPr>
+          <w:p>
+            <w:r>
               <w:t>PAT-014</w:t>
             </w:r>
           </w:p>
@@ -1257,6 +1795,18 @@
         <w:tc>
           <w:tcPr>
             <w:tcW w:w="0" w:type="auto"/>
+            <w:tcBorders>
+              <w:top w:val="single" w:sz="6" w:space="0" w:color="C4C7C5"/>
+              <w:left w:val="single" w:sz="6" w:space="0" w:color="C4C7C5"/>
+              <w:bottom w:val="single" w:sz="6" w:space="0" w:color="C4C7C5"/>
+              <w:right w:val="single" w:sz="6" w:space="0" w:color="C4C7C5"/>
+            </w:tcBorders>
+            <w:tcMar>
+              <w:top w:w="120" w:type="dxa"/>
+              <w:left w:w="180" w:type="dxa"/>
+              <w:bottom w:w="120" w:type="dxa"/>
+              <w:right w:w="180" w:type="dxa"/>
+            </w:tcMar>
             <w:vAlign w:val="center"/>
             <w:hideMark/>
           </w:tcPr>
@@ -1269,6 +1819,18 @@
         <w:tc>
           <w:tcPr>
             <w:tcW w:w="0" w:type="auto"/>
+            <w:tcBorders>
+              <w:top w:val="single" w:sz="6" w:space="0" w:color="C4C7C5"/>
+              <w:left w:val="single" w:sz="6" w:space="0" w:color="C4C7C5"/>
+              <w:bottom w:val="single" w:sz="6" w:space="0" w:color="C4C7C5"/>
+              <w:right w:val="single" w:sz="6" w:space="0" w:color="C4C7C5"/>
+            </w:tcBorders>
+            <w:tcMar>
+              <w:top w:w="120" w:type="dxa"/>
+              <w:left w:w="180" w:type="dxa"/>
+              <w:bottom w:w="120" w:type="dxa"/>
+              <w:right w:w="180" w:type="dxa"/>
+            </w:tcMar>
             <w:vAlign w:val="center"/>
             <w:hideMark/>
           </w:tcPr>
@@ -1286,15 +1848,23 @@
         <w:tc>
           <w:tcPr>
             <w:tcW w:w="0" w:type="auto"/>
-            <w:vAlign w:val="center"/>
-            <w:hideMark/>
-          </w:tcPr>
-          <w:p>
-            <w:r>
-              <w:rPr>
-                <w:b/>
-                <w:bCs/>
-              </w:rPr>
+            <w:tcBorders>
+              <w:top w:val="single" w:sz="6" w:space="0" w:color="C4C7C5"/>
+              <w:left w:val="single" w:sz="6" w:space="0" w:color="C4C7C5"/>
+              <w:bottom w:val="single" w:sz="6" w:space="0" w:color="C4C7C5"/>
+              <w:right w:val="single" w:sz="6" w:space="0" w:color="C4C7C5"/>
+            </w:tcBorders>
+            <w:tcMar>
+              <w:top w:w="120" w:type="dxa"/>
+              <w:left w:w="180" w:type="dxa"/>
+              <w:bottom w:w="120" w:type="dxa"/>
+              <w:right w:w="180" w:type="dxa"/>
+            </w:tcMar>
+            <w:vAlign w:val="center"/>
+            <w:hideMark/>
+          </w:tcPr>
+          <w:p>
+            <w:r>
               <w:t>PAT-015</w:t>
             </w:r>
           </w:p>
@@ -1302,6 +1872,18 @@
         <w:tc>
           <w:tcPr>
             <w:tcW w:w="0" w:type="auto"/>
+            <w:tcBorders>
+              <w:top w:val="single" w:sz="6" w:space="0" w:color="C4C7C5"/>
+              <w:left w:val="single" w:sz="6" w:space="0" w:color="C4C7C5"/>
+              <w:bottom w:val="single" w:sz="6" w:space="0" w:color="C4C7C5"/>
+              <w:right w:val="single" w:sz="6" w:space="0" w:color="C4C7C5"/>
+            </w:tcBorders>
+            <w:tcMar>
+              <w:top w:w="120" w:type="dxa"/>
+              <w:left w:w="180" w:type="dxa"/>
+              <w:bottom w:w="120" w:type="dxa"/>
+              <w:right w:w="180" w:type="dxa"/>
+            </w:tcMar>
             <w:vAlign w:val="center"/>
             <w:hideMark/>
           </w:tcPr>
@@ -1314,6 +1896,18 @@
         <w:tc>
           <w:tcPr>
             <w:tcW w:w="0" w:type="auto"/>
+            <w:tcBorders>
+              <w:top w:val="single" w:sz="6" w:space="0" w:color="C4C7C5"/>
+              <w:left w:val="single" w:sz="6" w:space="0" w:color="C4C7C5"/>
+              <w:bottom w:val="single" w:sz="6" w:space="0" w:color="C4C7C5"/>
+              <w:right w:val="single" w:sz="6" w:space="0" w:color="C4C7C5"/>
+            </w:tcBorders>
+            <w:tcMar>
+              <w:top w:w="120" w:type="dxa"/>
+              <w:left w:w="180" w:type="dxa"/>
+              <w:bottom w:w="120" w:type="dxa"/>
+              <w:right w:w="180" w:type="dxa"/>
+            </w:tcMar>
             <w:vAlign w:val="center"/>
             <w:hideMark/>
           </w:tcPr>
@@ -1331,15 +1925,23 @@
         <w:tc>
           <w:tcPr>
             <w:tcW w:w="0" w:type="auto"/>
-            <w:vAlign w:val="center"/>
-            <w:hideMark/>
-          </w:tcPr>
-          <w:p>
-            <w:r>
-              <w:rPr>
-                <w:b/>
-                <w:bCs/>
-              </w:rPr>
+            <w:tcBorders>
+              <w:top w:val="single" w:sz="6" w:space="0" w:color="C4C7C5"/>
+              <w:left w:val="single" w:sz="6" w:space="0" w:color="C4C7C5"/>
+              <w:bottom w:val="single" w:sz="6" w:space="0" w:color="C4C7C5"/>
+              <w:right w:val="single" w:sz="6" w:space="0" w:color="C4C7C5"/>
+            </w:tcBorders>
+            <w:tcMar>
+              <w:top w:w="120" w:type="dxa"/>
+              <w:left w:w="180" w:type="dxa"/>
+              <w:bottom w:w="120" w:type="dxa"/>
+              <w:right w:w="180" w:type="dxa"/>
+            </w:tcMar>
+            <w:vAlign w:val="center"/>
+            <w:hideMark/>
+          </w:tcPr>
+          <w:p>
+            <w:r>
               <w:t>PAT-016</w:t>
             </w:r>
           </w:p>
@@ -1347,6 +1949,18 @@
         <w:tc>
           <w:tcPr>
             <w:tcW w:w="0" w:type="auto"/>
+            <w:tcBorders>
+              <w:top w:val="single" w:sz="6" w:space="0" w:color="C4C7C5"/>
+              <w:left w:val="single" w:sz="6" w:space="0" w:color="C4C7C5"/>
+              <w:bottom w:val="single" w:sz="6" w:space="0" w:color="C4C7C5"/>
+              <w:right w:val="single" w:sz="6" w:space="0" w:color="C4C7C5"/>
+            </w:tcBorders>
+            <w:tcMar>
+              <w:top w:w="120" w:type="dxa"/>
+              <w:left w:w="180" w:type="dxa"/>
+              <w:bottom w:w="120" w:type="dxa"/>
+              <w:right w:w="180" w:type="dxa"/>
+            </w:tcMar>
             <w:vAlign w:val="center"/>
             <w:hideMark/>
           </w:tcPr>
@@ -1359,6 +1973,18 @@
         <w:tc>
           <w:tcPr>
             <w:tcW w:w="0" w:type="auto"/>
+            <w:tcBorders>
+              <w:top w:val="single" w:sz="6" w:space="0" w:color="C4C7C5"/>
+              <w:left w:val="single" w:sz="6" w:space="0" w:color="C4C7C5"/>
+              <w:bottom w:val="single" w:sz="6" w:space="0" w:color="C4C7C5"/>
+              <w:right w:val="single" w:sz="6" w:space="0" w:color="C4C7C5"/>
+            </w:tcBorders>
+            <w:tcMar>
+              <w:top w:w="120" w:type="dxa"/>
+              <w:left w:w="180" w:type="dxa"/>
+              <w:bottom w:w="120" w:type="dxa"/>
+              <w:right w:w="180" w:type="dxa"/>
+            </w:tcMar>
             <w:vAlign w:val="center"/>
             <w:hideMark/>
           </w:tcPr>
@@ -1369,14 +1995,316 @@
           </w:p>
         </w:tc>
       </w:tr>
+      <w:tr>
+        <w:trPr>
+          <w:tblCellSpacing w:w="15" w:type="dxa"/>
+        </w:trPr>
+        <w:tc>
+          <w:tcPr>
+            <w:tcW w:w="0" w:type="auto"/>
+            <w:tcBorders>
+              <w:top w:val="single" w:sz="6" w:space="0" w:color="C4C7C5"/>
+              <w:left w:val="single" w:sz="6" w:space="0" w:color="C4C7C5"/>
+              <w:bottom w:val="single" w:sz="6" w:space="0" w:color="C4C7C5"/>
+              <w:right w:val="single" w:sz="6" w:space="0" w:color="C4C7C5"/>
+            </w:tcBorders>
+            <w:tcMar>
+              <w:top w:w="120" w:type="dxa"/>
+              <w:left w:w="180" w:type="dxa"/>
+              <w:bottom w:w="120" w:type="dxa"/>
+              <w:right w:w="180" w:type="dxa"/>
+            </w:tcMar>
+            <w:vAlign w:val="center"/>
+            <w:hideMark/>
+          </w:tcPr>
+          <w:p>
+            <w:r>
+              <w:t>PAT-017</w:t>
+            </w:r>
+          </w:p>
+        </w:tc>
+        <w:tc>
+          <w:tcPr>
+            <w:tcW w:w="0" w:type="auto"/>
+            <w:tcBorders>
+              <w:top w:val="single" w:sz="6" w:space="0" w:color="C4C7C5"/>
+              <w:left w:val="single" w:sz="6" w:space="0" w:color="C4C7C5"/>
+              <w:bottom w:val="single" w:sz="6" w:space="0" w:color="C4C7C5"/>
+              <w:right w:val="single" w:sz="6" w:space="0" w:color="C4C7C5"/>
+            </w:tcBorders>
+            <w:tcMar>
+              <w:top w:w="120" w:type="dxa"/>
+              <w:left w:w="180" w:type="dxa"/>
+              <w:bottom w:w="120" w:type="dxa"/>
+              <w:right w:w="180" w:type="dxa"/>
+            </w:tcMar>
+            <w:vAlign w:val="center"/>
+            <w:hideMark/>
+          </w:tcPr>
+          <w:p>
+            <w:r>
+              <w:t>System Orientation</w:t>
+            </w:r>
+          </w:p>
+        </w:tc>
+        <w:tc>
+          <w:tcPr>
+            <w:tcW w:w="0" w:type="auto"/>
+            <w:tcBorders>
+              <w:top w:val="single" w:sz="6" w:space="0" w:color="C4C7C5"/>
+              <w:left w:val="single" w:sz="6" w:space="0" w:color="C4C7C5"/>
+              <w:bottom w:val="single" w:sz="6" w:space="0" w:color="C4C7C5"/>
+              <w:right w:val="single" w:sz="6" w:space="0" w:color="C4C7C5"/>
+            </w:tcBorders>
+            <w:tcMar>
+              <w:top w:w="120" w:type="dxa"/>
+              <w:left w:w="180" w:type="dxa"/>
+              <w:bottom w:w="120" w:type="dxa"/>
+              <w:right w:w="180" w:type="dxa"/>
+            </w:tcMar>
+            <w:vAlign w:val="center"/>
+            <w:hideMark/>
+          </w:tcPr>
+          <w:p>
+            <w:r>
+              <w:t>9</w:t>
+            </w:r>
+          </w:p>
+        </w:tc>
+      </w:tr>
+      <w:tr>
+        <w:trPr>
+          <w:tblCellSpacing w:w="15" w:type="dxa"/>
+        </w:trPr>
+        <w:tc>
+          <w:tcPr>
+            <w:tcW w:w="0" w:type="auto"/>
+            <w:tcBorders>
+              <w:top w:val="single" w:sz="6" w:space="0" w:color="C4C7C5"/>
+              <w:left w:val="single" w:sz="6" w:space="0" w:color="C4C7C5"/>
+              <w:bottom w:val="single" w:sz="6" w:space="0" w:color="C4C7C5"/>
+              <w:right w:val="single" w:sz="6" w:space="0" w:color="C4C7C5"/>
+            </w:tcBorders>
+            <w:tcMar>
+              <w:top w:w="120" w:type="dxa"/>
+              <w:left w:w="180" w:type="dxa"/>
+              <w:bottom w:w="120" w:type="dxa"/>
+              <w:right w:w="180" w:type="dxa"/>
+            </w:tcMar>
+            <w:vAlign w:val="center"/>
+            <w:hideMark/>
+          </w:tcPr>
+          <w:p>
+            <w:r>
+              <w:lastRenderedPageBreak/>
+              <w:t>PAT-018</w:t>
+            </w:r>
+          </w:p>
+        </w:tc>
+        <w:tc>
+          <w:tcPr>
+            <w:tcW w:w="0" w:type="auto"/>
+            <w:tcBorders>
+              <w:top w:val="single" w:sz="6" w:space="0" w:color="C4C7C5"/>
+              <w:left w:val="single" w:sz="6" w:space="0" w:color="C4C7C5"/>
+              <w:bottom w:val="single" w:sz="6" w:space="0" w:color="C4C7C5"/>
+              <w:right w:val="single" w:sz="6" w:space="0" w:color="C4C7C5"/>
+            </w:tcBorders>
+            <w:tcMar>
+              <w:top w:w="120" w:type="dxa"/>
+              <w:left w:w="180" w:type="dxa"/>
+              <w:bottom w:w="120" w:type="dxa"/>
+              <w:right w:w="180" w:type="dxa"/>
+            </w:tcMar>
+            <w:vAlign w:val="center"/>
+            <w:hideMark/>
+          </w:tcPr>
+          <w:p>
+            <w:r>
+              <w:t>Software Lifecycle Understanding</w:t>
+            </w:r>
+          </w:p>
+        </w:tc>
+        <w:tc>
+          <w:tcPr>
+            <w:tcW w:w="0" w:type="auto"/>
+            <w:tcBorders>
+              <w:top w:val="single" w:sz="6" w:space="0" w:color="C4C7C5"/>
+              <w:left w:val="single" w:sz="6" w:space="0" w:color="C4C7C5"/>
+              <w:bottom w:val="single" w:sz="6" w:space="0" w:color="C4C7C5"/>
+              <w:right w:val="single" w:sz="6" w:space="0" w:color="C4C7C5"/>
+            </w:tcBorders>
+            <w:tcMar>
+              <w:top w:w="120" w:type="dxa"/>
+              <w:left w:w="180" w:type="dxa"/>
+              <w:bottom w:w="120" w:type="dxa"/>
+              <w:right w:w="180" w:type="dxa"/>
+            </w:tcMar>
+            <w:vAlign w:val="center"/>
+            <w:hideMark/>
+          </w:tcPr>
+          <w:p>
+            <w:r>
+              <w:t>8</w:t>
+            </w:r>
+          </w:p>
+        </w:tc>
+      </w:tr>
+      <w:tr>
+        <w:trPr>
+          <w:tblCellSpacing w:w="15" w:type="dxa"/>
+        </w:trPr>
+        <w:tc>
+          <w:tcPr>
+            <w:tcW w:w="0" w:type="auto"/>
+            <w:tcBorders>
+              <w:top w:val="single" w:sz="6" w:space="0" w:color="C4C7C5"/>
+              <w:left w:val="single" w:sz="6" w:space="0" w:color="C4C7C5"/>
+              <w:bottom w:val="single" w:sz="6" w:space="0" w:color="C4C7C5"/>
+              <w:right w:val="single" w:sz="6" w:space="0" w:color="C4C7C5"/>
+            </w:tcBorders>
+            <w:tcMar>
+              <w:top w:w="120" w:type="dxa"/>
+              <w:left w:w="180" w:type="dxa"/>
+              <w:bottom w:w="120" w:type="dxa"/>
+              <w:right w:w="180" w:type="dxa"/>
+            </w:tcMar>
+            <w:vAlign w:val="center"/>
+            <w:hideMark/>
+          </w:tcPr>
+          <w:p>
+            <w:r>
+              <w:t>PAT-019</w:t>
+            </w:r>
+          </w:p>
+        </w:tc>
+        <w:tc>
+          <w:tcPr>
+            <w:tcW w:w="0" w:type="auto"/>
+            <w:tcBorders>
+              <w:top w:val="single" w:sz="6" w:space="0" w:color="C4C7C5"/>
+              <w:left w:val="single" w:sz="6" w:space="0" w:color="C4C7C5"/>
+              <w:bottom w:val="single" w:sz="6" w:space="0" w:color="C4C7C5"/>
+              <w:right w:val="single" w:sz="6" w:space="0" w:color="C4C7C5"/>
+            </w:tcBorders>
+            <w:tcMar>
+              <w:top w:w="120" w:type="dxa"/>
+              <w:left w:w="180" w:type="dxa"/>
+              <w:bottom w:w="120" w:type="dxa"/>
+              <w:right w:w="180" w:type="dxa"/>
+            </w:tcMar>
+            <w:vAlign w:val="center"/>
+            <w:hideMark/>
+          </w:tcPr>
+          <w:p>
+            <w:r>
+              <w:t>System State Awareness</w:t>
+            </w:r>
+          </w:p>
+        </w:tc>
+        <w:tc>
+          <w:tcPr>
+            <w:tcW w:w="0" w:type="auto"/>
+            <w:tcBorders>
+              <w:top w:val="single" w:sz="6" w:space="0" w:color="C4C7C5"/>
+              <w:left w:val="single" w:sz="6" w:space="0" w:color="C4C7C5"/>
+              <w:bottom w:val="single" w:sz="6" w:space="0" w:color="C4C7C5"/>
+              <w:right w:val="single" w:sz="6" w:space="0" w:color="C4C7C5"/>
+            </w:tcBorders>
+            <w:tcMar>
+              <w:top w:w="120" w:type="dxa"/>
+              <w:left w:w="180" w:type="dxa"/>
+              <w:bottom w:w="120" w:type="dxa"/>
+              <w:right w:w="180" w:type="dxa"/>
+            </w:tcMar>
+            <w:vAlign w:val="center"/>
+            <w:hideMark/>
+          </w:tcPr>
+          <w:p>
+            <w:r>
+              <w:t>8</w:t>
+            </w:r>
+          </w:p>
+        </w:tc>
+      </w:tr>
+      <w:tr>
+        <w:trPr>
+          <w:tblCellSpacing w:w="15" w:type="dxa"/>
+        </w:trPr>
+        <w:tc>
+          <w:tcPr>
+            <w:tcW w:w="0" w:type="auto"/>
+            <w:tcBorders>
+              <w:top w:val="single" w:sz="6" w:space="0" w:color="C4C7C5"/>
+              <w:left w:val="single" w:sz="6" w:space="0" w:color="C4C7C5"/>
+              <w:bottom w:val="single" w:sz="6" w:space="0" w:color="C4C7C5"/>
+              <w:right w:val="single" w:sz="6" w:space="0" w:color="C4C7C5"/>
+            </w:tcBorders>
+            <w:tcMar>
+              <w:top w:w="120" w:type="dxa"/>
+              <w:left w:w="180" w:type="dxa"/>
+              <w:bottom w:w="120" w:type="dxa"/>
+              <w:right w:w="180" w:type="dxa"/>
+            </w:tcMar>
+            <w:vAlign w:val="center"/>
+            <w:hideMark/>
+          </w:tcPr>
+          <w:p>
+            <w:r>
+              <w:t>PAT-020</w:t>
+            </w:r>
+          </w:p>
+        </w:tc>
+        <w:tc>
+          <w:tcPr>
+            <w:tcW w:w="0" w:type="auto"/>
+            <w:tcBorders>
+              <w:top w:val="single" w:sz="6" w:space="0" w:color="C4C7C5"/>
+              <w:left w:val="single" w:sz="6" w:space="0" w:color="C4C7C5"/>
+              <w:bottom w:val="single" w:sz="6" w:space="0" w:color="C4C7C5"/>
+              <w:right w:val="single" w:sz="6" w:space="0" w:color="C4C7C5"/>
+            </w:tcBorders>
+            <w:tcMar>
+              <w:top w:w="120" w:type="dxa"/>
+              <w:left w:w="180" w:type="dxa"/>
+              <w:bottom w:w="120" w:type="dxa"/>
+              <w:right w:w="180" w:type="dxa"/>
+            </w:tcMar>
+            <w:vAlign w:val="center"/>
+            <w:hideMark/>
+          </w:tcPr>
+          <w:p>
+            <w:r>
+              <w:t>System Reasoning</w:t>
+            </w:r>
+          </w:p>
+        </w:tc>
+        <w:tc>
+          <w:tcPr>
+            <w:tcW w:w="0" w:type="auto"/>
+            <w:tcBorders>
+              <w:top w:val="single" w:sz="6" w:space="0" w:color="C4C7C5"/>
+              <w:left w:val="single" w:sz="6" w:space="0" w:color="C4C7C5"/>
+              <w:bottom w:val="single" w:sz="6" w:space="0" w:color="C4C7C5"/>
+              <w:right w:val="single" w:sz="6" w:space="0" w:color="C4C7C5"/>
+            </w:tcBorders>
+            <w:tcMar>
+              <w:top w:w="120" w:type="dxa"/>
+              <w:left w:w="180" w:type="dxa"/>
+              <w:bottom w:w="120" w:type="dxa"/>
+              <w:right w:w="180" w:type="dxa"/>
+            </w:tcMar>
+            <w:vAlign w:val="center"/>
+            <w:hideMark/>
+          </w:tcPr>
+          <w:p>
+            <w:r>
+              <w:t>14</w:t>
+            </w:r>
+          </w:p>
+        </w:tc>
+      </w:tr>
     </w:tbl>
-    <w:p>
-      <w:r>
-        <w:pict w14:anchorId="4B76B326">
-          <v:rect id="_x0000_i1114" style="width:0;height:1.5pt" o:hralign="center" o:hrstd="t" o:hr="t" fillcolor="#a0a0a0" stroked="f"/>
-        </w:pict>
-      </w:r>
-    </w:p>
     <w:p>
       <w:pPr>
         <w:rPr>
@@ -1405,8 +2333,8 @@
         <w:tblLook w:val="04A0" w:firstRow="1" w:lastRow="0" w:firstColumn="1" w:lastColumn="0" w:noHBand="0" w:noVBand="1"/>
       </w:tblPr>
       <w:tblGrid>
-        <w:gridCol w:w="3390"/>
-        <w:gridCol w:w="3450"/>
+        <w:gridCol w:w="3591"/>
+        <w:gridCol w:w="3368"/>
       </w:tblGrid>
       <w:tr>
         <w:trPr>
@@ -1416,16 +2344,22 @@
         <w:tc>
           <w:tcPr>
             <w:tcW w:w="0" w:type="auto"/>
-            <w:vAlign w:val="center"/>
-            <w:hideMark/>
-          </w:tcPr>
-          <w:p>
-            <w:pPr>
-              <w:rPr>
-                <w:b/>
-                <w:bCs/>
-              </w:rPr>
-            </w:pPr>
+            <w:tcBorders>
+              <w:top w:val="single" w:sz="6" w:space="0" w:color="C4C7C5"/>
+              <w:left w:val="single" w:sz="6" w:space="0" w:color="C4C7C5"/>
+              <w:bottom w:val="single" w:sz="6" w:space="0" w:color="C4C7C5"/>
+              <w:right w:val="single" w:sz="6" w:space="0" w:color="C4C7C5"/>
+            </w:tcBorders>
+            <w:tcMar>
+              <w:top w:w="120" w:type="dxa"/>
+              <w:left w:w="180" w:type="dxa"/>
+              <w:bottom w:w="120" w:type="dxa"/>
+              <w:right w:w="180" w:type="dxa"/>
+            </w:tcMar>
+            <w:vAlign w:val="center"/>
+            <w:hideMark/>
+          </w:tcPr>
+          <w:p>
             <w:r>
               <w:rPr>
                 <w:b/>
@@ -1438,16 +2372,22 @@
         <w:tc>
           <w:tcPr>
             <w:tcW w:w="0" w:type="auto"/>
-            <w:vAlign w:val="center"/>
-            <w:hideMark/>
-          </w:tcPr>
-          <w:p>
-            <w:pPr>
-              <w:rPr>
-                <w:b/>
-                <w:bCs/>
-              </w:rPr>
-            </w:pPr>
+            <w:tcBorders>
+              <w:top w:val="single" w:sz="6" w:space="0" w:color="C4C7C5"/>
+              <w:left w:val="single" w:sz="6" w:space="0" w:color="C4C7C5"/>
+              <w:bottom w:val="single" w:sz="6" w:space="0" w:color="C4C7C5"/>
+              <w:right w:val="single" w:sz="6" w:space="0" w:color="C4C7C5"/>
+            </w:tcBorders>
+            <w:tcMar>
+              <w:top w:w="120" w:type="dxa"/>
+              <w:left w:w="180" w:type="dxa"/>
+              <w:bottom w:w="120" w:type="dxa"/>
+              <w:right w:w="180" w:type="dxa"/>
+            </w:tcMar>
+            <w:vAlign w:val="center"/>
+            <w:hideMark/>
+          </w:tcPr>
+          <w:p>
             <w:r>
               <w:rPr>
                 <w:b/>
@@ -1465,15 +2405,23 @@
         <w:tc>
           <w:tcPr>
             <w:tcW w:w="0" w:type="auto"/>
-            <w:vAlign w:val="center"/>
-            <w:hideMark/>
-          </w:tcPr>
-          <w:p>
-            <w:r>
-              <w:rPr>
-                <w:b/>
-                <w:bCs/>
-              </w:rPr>
+            <w:tcBorders>
+              <w:top w:val="single" w:sz="6" w:space="0" w:color="C4C7C5"/>
+              <w:left w:val="single" w:sz="6" w:space="0" w:color="C4C7C5"/>
+              <w:bottom w:val="single" w:sz="6" w:space="0" w:color="C4C7C5"/>
+              <w:right w:val="single" w:sz="6" w:space="0" w:color="C4C7C5"/>
+            </w:tcBorders>
+            <w:tcMar>
+              <w:top w:w="120" w:type="dxa"/>
+              <w:left w:w="180" w:type="dxa"/>
+              <w:bottom w:w="120" w:type="dxa"/>
+              <w:right w:w="180" w:type="dxa"/>
+            </w:tcMar>
+            <w:vAlign w:val="center"/>
+            <w:hideMark/>
+          </w:tcPr>
+          <w:p>
+            <w:r>
               <w:t>Largest Evidence Base</w:t>
             </w:r>
           </w:p>
@@ -1481,36 +2429,52 @@
         <w:tc>
           <w:tcPr>
             <w:tcW w:w="0" w:type="auto"/>
-            <w:vAlign w:val="center"/>
-            <w:hideMark/>
-          </w:tcPr>
-          <w:p>
-            <w:r>
-              <w:rPr>
-                <w:b/>
-                <w:bCs/>
-              </w:rPr>
-              <w:t>PAT-002 – Memory Dependency</w:t>
-            </w:r>
-          </w:p>
-        </w:tc>
-      </w:tr>
-      <w:tr>
-        <w:trPr>
-          <w:tblCellSpacing w:w="15" w:type="dxa"/>
-        </w:trPr>
-        <w:tc>
-          <w:tcPr>
-            <w:tcW w:w="0" w:type="auto"/>
-            <w:vAlign w:val="center"/>
-            <w:hideMark/>
-          </w:tcPr>
-          <w:p>
-            <w:r>
-              <w:rPr>
-                <w:b/>
-                <w:bCs/>
-              </w:rPr>
+            <w:tcBorders>
+              <w:top w:val="single" w:sz="6" w:space="0" w:color="C4C7C5"/>
+              <w:left w:val="single" w:sz="6" w:space="0" w:color="C4C7C5"/>
+              <w:bottom w:val="single" w:sz="6" w:space="0" w:color="C4C7C5"/>
+              <w:right w:val="single" w:sz="6" w:space="0" w:color="C4C7C5"/>
+            </w:tcBorders>
+            <w:tcMar>
+              <w:top w:w="120" w:type="dxa"/>
+              <w:left w:w="180" w:type="dxa"/>
+              <w:bottom w:w="120" w:type="dxa"/>
+              <w:right w:w="180" w:type="dxa"/>
+            </w:tcMar>
+            <w:vAlign w:val="center"/>
+            <w:hideMark/>
+          </w:tcPr>
+          <w:p>
+            <w:r>
+              <w:t>PAT-020 – System Reasoning</w:t>
+            </w:r>
+          </w:p>
+        </w:tc>
+      </w:tr>
+      <w:tr>
+        <w:trPr>
+          <w:tblCellSpacing w:w="15" w:type="dxa"/>
+        </w:trPr>
+        <w:tc>
+          <w:tcPr>
+            <w:tcW w:w="0" w:type="auto"/>
+            <w:tcBorders>
+              <w:top w:val="single" w:sz="6" w:space="0" w:color="C4C7C5"/>
+              <w:left w:val="single" w:sz="6" w:space="0" w:color="C4C7C5"/>
+              <w:bottom w:val="single" w:sz="6" w:space="0" w:color="C4C7C5"/>
+              <w:right w:val="single" w:sz="6" w:space="0" w:color="C4C7C5"/>
+            </w:tcBorders>
+            <w:tcMar>
+              <w:top w:w="120" w:type="dxa"/>
+              <w:left w:w="180" w:type="dxa"/>
+              <w:bottom w:w="120" w:type="dxa"/>
+              <w:right w:w="180" w:type="dxa"/>
+            </w:tcMar>
+            <w:vAlign w:val="center"/>
+            <w:hideMark/>
+          </w:tcPr>
+          <w:p>
+            <w:r>
               <w:t>Supporting Human Frictions</w:t>
             </w:r>
           </w:p>
@@ -1518,36 +2482,52 @@
         <w:tc>
           <w:tcPr>
             <w:tcW w:w="0" w:type="auto"/>
-            <w:vAlign w:val="center"/>
-            <w:hideMark/>
-          </w:tcPr>
-          <w:p>
-            <w:r>
-              <w:rPr>
-                <w:b/>
-                <w:bCs/>
-              </w:rPr>
-              <w:t>8</w:t>
-            </w:r>
-          </w:p>
-        </w:tc>
-      </w:tr>
-      <w:tr>
-        <w:trPr>
-          <w:tblCellSpacing w:w="15" w:type="dxa"/>
-        </w:trPr>
-        <w:tc>
-          <w:tcPr>
-            <w:tcW w:w="0" w:type="auto"/>
-            <w:vAlign w:val="center"/>
-            <w:hideMark/>
-          </w:tcPr>
-          <w:p>
-            <w:r>
-              <w:rPr>
-                <w:b/>
-                <w:bCs/>
-              </w:rPr>
+            <w:tcBorders>
+              <w:top w:val="single" w:sz="6" w:space="0" w:color="C4C7C5"/>
+              <w:left w:val="single" w:sz="6" w:space="0" w:color="C4C7C5"/>
+              <w:bottom w:val="single" w:sz="6" w:space="0" w:color="C4C7C5"/>
+              <w:right w:val="single" w:sz="6" w:space="0" w:color="C4C7C5"/>
+            </w:tcBorders>
+            <w:tcMar>
+              <w:top w:w="120" w:type="dxa"/>
+              <w:left w:w="180" w:type="dxa"/>
+              <w:bottom w:w="120" w:type="dxa"/>
+              <w:right w:w="180" w:type="dxa"/>
+            </w:tcMar>
+            <w:vAlign w:val="center"/>
+            <w:hideMark/>
+          </w:tcPr>
+          <w:p>
+            <w:r>
+              <w:t>14</w:t>
+            </w:r>
+          </w:p>
+        </w:tc>
+      </w:tr>
+      <w:tr>
+        <w:trPr>
+          <w:tblCellSpacing w:w="15" w:type="dxa"/>
+        </w:trPr>
+        <w:tc>
+          <w:tcPr>
+            <w:tcW w:w="0" w:type="auto"/>
+            <w:tcBorders>
+              <w:top w:val="single" w:sz="6" w:space="0" w:color="C4C7C5"/>
+              <w:left w:val="single" w:sz="6" w:space="0" w:color="C4C7C5"/>
+              <w:bottom w:val="single" w:sz="6" w:space="0" w:color="C4C7C5"/>
+              <w:right w:val="single" w:sz="6" w:space="0" w:color="C4C7C5"/>
+            </w:tcBorders>
+            <w:tcMar>
+              <w:top w:w="120" w:type="dxa"/>
+              <w:left w:w="180" w:type="dxa"/>
+              <w:bottom w:w="120" w:type="dxa"/>
+              <w:right w:w="180" w:type="dxa"/>
+            </w:tcMar>
+            <w:vAlign w:val="center"/>
+            <w:hideMark/>
+          </w:tcPr>
+          <w:p>
+            <w:r>
               <w:t>Second Largest Evidence Base</w:t>
             </w:r>
           </w:p>
@@ -1555,36 +2535,52 @@
         <w:tc>
           <w:tcPr>
             <w:tcW w:w="0" w:type="auto"/>
-            <w:vAlign w:val="center"/>
-            <w:hideMark/>
-          </w:tcPr>
-          <w:p>
-            <w:r>
-              <w:rPr>
-                <w:b/>
-                <w:bCs/>
-              </w:rPr>
-              <w:t>PAT-001, PAT-004, PAT-016</w:t>
-            </w:r>
-          </w:p>
-        </w:tc>
-      </w:tr>
-      <w:tr>
-        <w:trPr>
-          <w:tblCellSpacing w:w="15" w:type="dxa"/>
-        </w:trPr>
-        <w:tc>
-          <w:tcPr>
-            <w:tcW w:w="0" w:type="auto"/>
-            <w:vAlign w:val="center"/>
-            <w:hideMark/>
-          </w:tcPr>
-          <w:p>
-            <w:r>
-              <w:rPr>
-                <w:b/>
-                <w:bCs/>
-              </w:rPr>
+            <w:tcBorders>
+              <w:top w:val="single" w:sz="6" w:space="0" w:color="C4C7C5"/>
+              <w:left w:val="single" w:sz="6" w:space="0" w:color="C4C7C5"/>
+              <w:bottom w:val="single" w:sz="6" w:space="0" w:color="C4C7C5"/>
+              <w:right w:val="single" w:sz="6" w:space="0" w:color="C4C7C5"/>
+            </w:tcBorders>
+            <w:tcMar>
+              <w:top w:w="120" w:type="dxa"/>
+              <w:left w:w="180" w:type="dxa"/>
+              <w:bottom w:w="120" w:type="dxa"/>
+              <w:right w:w="180" w:type="dxa"/>
+            </w:tcMar>
+            <w:vAlign w:val="center"/>
+            <w:hideMark/>
+          </w:tcPr>
+          <w:p>
+            <w:r>
+              <w:t>PAT-017</w:t>
+            </w:r>
+          </w:p>
+        </w:tc>
+      </w:tr>
+      <w:tr>
+        <w:trPr>
+          <w:tblCellSpacing w:w="15" w:type="dxa"/>
+        </w:trPr>
+        <w:tc>
+          <w:tcPr>
+            <w:tcW w:w="0" w:type="auto"/>
+            <w:tcBorders>
+              <w:top w:val="single" w:sz="6" w:space="0" w:color="C4C7C5"/>
+              <w:left w:val="single" w:sz="6" w:space="0" w:color="C4C7C5"/>
+              <w:bottom w:val="single" w:sz="6" w:space="0" w:color="C4C7C5"/>
+              <w:right w:val="single" w:sz="6" w:space="0" w:color="C4C7C5"/>
+            </w:tcBorders>
+            <w:tcMar>
+              <w:top w:w="120" w:type="dxa"/>
+              <w:left w:w="180" w:type="dxa"/>
+              <w:bottom w:w="120" w:type="dxa"/>
+              <w:right w:w="180" w:type="dxa"/>
+            </w:tcMar>
+            <w:vAlign w:val="center"/>
+            <w:hideMark/>
+          </w:tcPr>
+          <w:p>
+            <w:r>
               <w:t>Supporting Human Frictions</w:t>
             </w:r>
           </w:p>
@@ -1592,36 +2588,52 @@
         <w:tc>
           <w:tcPr>
             <w:tcW w:w="0" w:type="auto"/>
-            <w:vAlign w:val="center"/>
-            <w:hideMark/>
-          </w:tcPr>
-          <w:p>
-            <w:r>
-              <w:rPr>
-                <w:b/>
-                <w:bCs/>
-              </w:rPr>
-              <w:t>7, 7, 6</w:t>
-            </w:r>
-          </w:p>
-        </w:tc>
-      </w:tr>
-      <w:tr>
-        <w:trPr>
-          <w:tblCellSpacing w:w="15" w:type="dxa"/>
-        </w:trPr>
-        <w:tc>
-          <w:tcPr>
-            <w:tcW w:w="0" w:type="auto"/>
-            <w:vAlign w:val="center"/>
-            <w:hideMark/>
-          </w:tcPr>
-          <w:p>
-            <w:r>
-              <w:rPr>
-                <w:b/>
-                <w:bCs/>
-              </w:rPr>
+            <w:tcBorders>
+              <w:top w:val="single" w:sz="6" w:space="0" w:color="C4C7C5"/>
+              <w:left w:val="single" w:sz="6" w:space="0" w:color="C4C7C5"/>
+              <w:bottom w:val="single" w:sz="6" w:space="0" w:color="C4C7C5"/>
+              <w:right w:val="single" w:sz="6" w:space="0" w:color="C4C7C5"/>
+            </w:tcBorders>
+            <w:tcMar>
+              <w:top w:w="120" w:type="dxa"/>
+              <w:left w:w="180" w:type="dxa"/>
+              <w:bottom w:w="120" w:type="dxa"/>
+              <w:right w:w="180" w:type="dxa"/>
+            </w:tcMar>
+            <w:vAlign w:val="center"/>
+            <w:hideMark/>
+          </w:tcPr>
+          <w:p>
+            <w:r>
+              <w:t>9</w:t>
+            </w:r>
+          </w:p>
+        </w:tc>
+      </w:tr>
+      <w:tr>
+        <w:trPr>
+          <w:tblCellSpacing w:w="15" w:type="dxa"/>
+        </w:trPr>
+        <w:tc>
+          <w:tcPr>
+            <w:tcW w:w="0" w:type="auto"/>
+            <w:tcBorders>
+              <w:top w:val="single" w:sz="6" w:space="0" w:color="C4C7C5"/>
+              <w:left w:val="single" w:sz="6" w:space="0" w:color="C4C7C5"/>
+              <w:bottom w:val="single" w:sz="6" w:space="0" w:color="C4C7C5"/>
+              <w:right w:val="single" w:sz="6" w:space="0" w:color="C4C7C5"/>
+            </w:tcBorders>
+            <w:tcMar>
+              <w:top w:w="120" w:type="dxa"/>
+              <w:left w:w="180" w:type="dxa"/>
+              <w:bottom w:w="120" w:type="dxa"/>
+              <w:right w:w="180" w:type="dxa"/>
+            </w:tcMar>
+            <w:vAlign w:val="center"/>
+            <w:hideMark/>
+          </w:tcPr>
+          <w:p>
+            <w:r>
               <w:t>Total Evidence Links</w:t>
             </w:r>
           </w:p>
@@ -1629,36 +2641,52 @@
         <w:tc>
           <w:tcPr>
             <w:tcW w:w="0" w:type="auto"/>
-            <w:vAlign w:val="center"/>
-            <w:hideMark/>
-          </w:tcPr>
-          <w:p>
-            <w:r>
-              <w:rPr>
-                <w:b/>
-                <w:bCs/>
-              </w:rPr>
-              <w:t>87</w:t>
-            </w:r>
-          </w:p>
-        </w:tc>
-      </w:tr>
-      <w:tr>
-        <w:trPr>
-          <w:tblCellSpacing w:w="15" w:type="dxa"/>
-        </w:trPr>
-        <w:tc>
-          <w:tcPr>
-            <w:tcW w:w="0" w:type="auto"/>
-            <w:vAlign w:val="center"/>
-            <w:hideMark/>
-          </w:tcPr>
-          <w:p>
-            <w:r>
-              <w:rPr>
-                <w:b/>
-                <w:bCs/>
-              </w:rPr>
+            <w:tcBorders>
+              <w:top w:val="single" w:sz="6" w:space="0" w:color="C4C7C5"/>
+              <w:left w:val="single" w:sz="6" w:space="0" w:color="C4C7C5"/>
+              <w:bottom w:val="single" w:sz="6" w:space="0" w:color="C4C7C5"/>
+              <w:right w:val="single" w:sz="6" w:space="0" w:color="C4C7C5"/>
+            </w:tcBorders>
+            <w:tcMar>
+              <w:top w:w="120" w:type="dxa"/>
+              <w:left w:w="180" w:type="dxa"/>
+              <w:bottom w:w="120" w:type="dxa"/>
+              <w:right w:w="180" w:type="dxa"/>
+            </w:tcMar>
+            <w:vAlign w:val="center"/>
+            <w:hideMark/>
+          </w:tcPr>
+          <w:p>
+            <w:r>
+              <w:t>137</w:t>
+            </w:r>
+          </w:p>
+        </w:tc>
+      </w:tr>
+      <w:tr>
+        <w:trPr>
+          <w:tblCellSpacing w:w="15" w:type="dxa"/>
+        </w:trPr>
+        <w:tc>
+          <w:tcPr>
+            <w:tcW w:w="0" w:type="auto"/>
+            <w:tcBorders>
+              <w:top w:val="single" w:sz="6" w:space="0" w:color="C4C7C5"/>
+              <w:left w:val="single" w:sz="6" w:space="0" w:color="C4C7C5"/>
+              <w:bottom w:val="single" w:sz="6" w:space="0" w:color="C4C7C5"/>
+              <w:right w:val="single" w:sz="6" w:space="0" w:color="C4C7C5"/>
+            </w:tcBorders>
+            <w:tcMar>
+              <w:top w:w="120" w:type="dxa"/>
+              <w:left w:w="180" w:type="dxa"/>
+              <w:bottom w:w="120" w:type="dxa"/>
+              <w:right w:w="180" w:type="dxa"/>
+            </w:tcMar>
+            <w:vAlign w:val="center"/>
+            <w:hideMark/>
+          </w:tcPr>
+          <w:p>
+            <w:r>
               <w:t>Highest Pattern Count</w:t>
             </w:r>
           </w:p>
@@ -1666,16 +2694,24 @@
         <w:tc>
           <w:tcPr>
             <w:tcW w:w="0" w:type="auto"/>
-            <w:vAlign w:val="center"/>
-            <w:hideMark/>
-          </w:tcPr>
-          <w:p>
-            <w:r>
-              <w:rPr>
-                <w:b/>
-                <w:bCs/>
-              </w:rPr>
-              <w:t>16</w:t>
+            <w:tcBorders>
+              <w:top w:val="single" w:sz="6" w:space="0" w:color="C4C7C5"/>
+              <w:left w:val="single" w:sz="6" w:space="0" w:color="C4C7C5"/>
+              <w:bottom w:val="single" w:sz="6" w:space="0" w:color="C4C7C5"/>
+              <w:right w:val="single" w:sz="6" w:space="0" w:color="C4C7C5"/>
+            </w:tcBorders>
+            <w:tcMar>
+              <w:top w:w="120" w:type="dxa"/>
+              <w:left w:w="180" w:type="dxa"/>
+              <w:bottom w:w="120" w:type="dxa"/>
+              <w:right w:w="180" w:type="dxa"/>
+            </w:tcMar>
+            <w:vAlign w:val="center"/>
+            <w:hideMark/>
+          </w:tcPr>
+          <w:p>
+            <w:r>
+              <w:t>20</w:t>
             </w:r>
           </w:p>
         </w:tc>
@@ -1687,26 +2723,19 @@
           <w:b/>
           <w:bCs/>
         </w:rPr>
-        <w:lastRenderedPageBreak/>
         <w:t>Calculation:</w:t>
       </w:r>
+    </w:p>
+    <w:p>
       <w:r>
-        <w:br/>
-        <w:t xml:space="preserve">7 + 8 + 5 + 7 + 5 + 4 + 4 + 4 + 4 + 4 + 4 + 5 + 5 + 5 + 4 + 6 = </w:t>
+        <w:t xml:space="preserve">7 + 8 + 5 + 7 + 5 + 4 + 4 + 4 + 4 + 4 + 4 + 5 + 5 + 5 + 4 + 6 + 9 + 8 + 8 + 14 = </w:t>
       </w:r>
       <w:r>
         <w:rPr>
           <w:b/>
           <w:bCs/>
         </w:rPr>
-        <w:t>87 Evidence Links</w:t>
-      </w:r>
-    </w:p>
-    <w:p>
-      <w:r>
-        <w:pict w14:anchorId="23C38E13">
-          <v:rect id="_x0000_i1115" style="width:0;height:1.5pt" o:hralign="center" o:hrstd="t" o:hr="t" fillcolor="#a0a0a0" stroked="f"/>
-        </w:pict>
+        <w:t>137 Evidence Links</w:t>
       </w:r>
     </w:p>
     <w:p>
@@ -1737,8 +2766,8 @@
         <w:tblLook w:val="04A0" w:firstRow="1" w:lastRow="0" w:firstColumn="1" w:lastColumn="0" w:noHBand="0" w:noVBand="1"/>
       </w:tblPr>
       <w:tblGrid>
-        <w:gridCol w:w="1894"/>
-        <w:gridCol w:w="998"/>
+        <w:gridCol w:w="2156"/>
+        <w:gridCol w:w="1358"/>
       </w:tblGrid>
       <w:tr>
         <w:trPr>
@@ -1748,16 +2777,22 @@
         <w:tc>
           <w:tcPr>
             <w:tcW w:w="0" w:type="auto"/>
-            <w:vAlign w:val="center"/>
-            <w:hideMark/>
-          </w:tcPr>
-          <w:p>
-            <w:pPr>
-              <w:rPr>
-                <w:b/>
-                <w:bCs/>
-              </w:rPr>
-            </w:pPr>
+            <w:tcBorders>
+              <w:top w:val="single" w:sz="6" w:space="0" w:color="C4C7C5"/>
+              <w:left w:val="single" w:sz="6" w:space="0" w:color="C4C7C5"/>
+              <w:bottom w:val="single" w:sz="6" w:space="0" w:color="C4C7C5"/>
+              <w:right w:val="single" w:sz="6" w:space="0" w:color="C4C7C5"/>
+            </w:tcBorders>
+            <w:tcMar>
+              <w:top w:w="120" w:type="dxa"/>
+              <w:left w:w="180" w:type="dxa"/>
+              <w:bottom w:w="120" w:type="dxa"/>
+              <w:right w:w="180" w:type="dxa"/>
+            </w:tcMar>
+            <w:vAlign w:val="center"/>
+            <w:hideMark/>
+          </w:tcPr>
+          <w:p>
             <w:r>
               <w:rPr>
                 <w:b/>
@@ -1770,16 +2805,22 @@
         <w:tc>
           <w:tcPr>
             <w:tcW w:w="0" w:type="auto"/>
-            <w:vAlign w:val="center"/>
-            <w:hideMark/>
-          </w:tcPr>
-          <w:p>
-            <w:pPr>
-              <w:rPr>
-                <w:b/>
-                <w:bCs/>
-              </w:rPr>
-            </w:pPr>
+            <w:tcBorders>
+              <w:top w:val="single" w:sz="6" w:space="0" w:color="C4C7C5"/>
+              <w:left w:val="single" w:sz="6" w:space="0" w:color="C4C7C5"/>
+              <w:bottom w:val="single" w:sz="6" w:space="0" w:color="C4C7C5"/>
+              <w:right w:val="single" w:sz="6" w:space="0" w:color="C4C7C5"/>
+            </w:tcBorders>
+            <w:tcMar>
+              <w:top w:w="120" w:type="dxa"/>
+              <w:left w:w="180" w:type="dxa"/>
+              <w:bottom w:w="120" w:type="dxa"/>
+              <w:right w:w="180" w:type="dxa"/>
+            </w:tcMar>
+            <w:vAlign w:val="center"/>
+            <w:hideMark/>
+          </w:tcPr>
+          <w:p>
             <w:r>
               <w:rPr>
                 <w:b/>
@@ -1797,15 +2838,23 @@
         <w:tc>
           <w:tcPr>
             <w:tcW w:w="0" w:type="auto"/>
-            <w:vAlign w:val="center"/>
-            <w:hideMark/>
-          </w:tcPr>
-          <w:p>
-            <w:r>
-              <w:rPr>
-                <w:b/>
-                <w:bCs/>
-              </w:rPr>
+            <w:tcBorders>
+              <w:top w:val="single" w:sz="6" w:space="0" w:color="C4C7C5"/>
+              <w:left w:val="single" w:sz="6" w:space="0" w:color="C4C7C5"/>
+              <w:bottom w:val="single" w:sz="6" w:space="0" w:color="C4C7C5"/>
+              <w:right w:val="single" w:sz="6" w:space="0" w:color="C4C7C5"/>
+            </w:tcBorders>
+            <w:tcMar>
+              <w:top w:w="120" w:type="dxa"/>
+              <w:left w:w="180" w:type="dxa"/>
+              <w:bottom w:w="120" w:type="dxa"/>
+              <w:right w:w="180" w:type="dxa"/>
+            </w:tcMar>
+            <w:vAlign w:val="center"/>
+            <w:hideMark/>
+          </w:tcPr>
+          <w:p>
+            <w:r>
               <w:t>Candidate</w:t>
             </w:r>
           </w:p>
@@ -1813,36 +2862,52 @@
         <w:tc>
           <w:tcPr>
             <w:tcW w:w="0" w:type="auto"/>
-            <w:vAlign w:val="center"/>
-            <w:hideMark/>
-          </w:tcPr>
-          <w:p>
-            <w:r>
-              <w:rPr>
-                <w:b/>
-                <w:bCs/>
-              </w:rPr>
-              <w:t>16</w:t>
-            </w:r>
-          </w:p>
-        </w:tc>
-      </w:tr>
-      <w:tr>
-        <w:trPr>
-          <w:tblCellSpacing w:w="15" w:type="dxa"/>
-        </w:trPr>
-        <w:tc>
-          <w:tcPr>
-            <w:tcW w:w="0" w:type="auto"/>
-            <w:vAlign w:val="center"/>
-            <w:hideMark/>
-          </w:tcPr>
-          <w:p>
-            <w:r>
-              <w:rPr>
-                <w:b/>
-                <w:bCs/>
-              </w:rPr>
+            <w:tcBorders>
+              <w:top w:val="single" w:sz="6" w:space="0" w:color="C4C7C5"/>
+              <w:left w:val="single" w:sz="6" w:space="0" w:color="C4C7C5"/>
+              <w:bottom w:val="single" w:sz="6" w:space="0" w:color="C4C7C5"/>
+              <w:right w:val="single" w:sz="6" w:space="0" w:color="C4C7C5"/>
+            </w:tcBorders>
+            <w:tcMar>
+              <w:top w:w="120" w:type="dxa"/>
+              <w:left w:w="180" w:type="dxa"/>
+              <w:bottom w:w="120" w:type="dxa"/>
+              <w:right w:w="180" w:type="dxa"/>
+            </w:tcMar>
+            <w:vAlign w:val="center"/>
+            <w:hideMark/>
+          </w:tcPr>
+          <w:p>
+            <w:r>
+              <w:t>20</w:t>
+            </w:r>
+          </w:p>
+        </w:tc>
+      </w:tr>
+      <w:tr>
+        <w:trPr>
+          <w:tblCellSpacing w:w="15" w:type="dxa"/>
+        </w:trPr>
+        <w:tc>
+          <w:tcPr>
+            <w:tcW w:w="0" w:type="auto"/>
+            <w:tcBorders>
+              <w:top w:val="single" w:sz="6" w:space="0" w:color="C4C7C5"/>
+              <w:left w:val="single" w:sz="6" w:space="0" w:color="C4C7C5"/>
+              <w:bottom w:val="single" w:sz="6" w:space="0" w:color="C4C7C5"/>
+              <w:right w:val="single" w:sz="6" w:space="0" w:color="C4C7C5"/>
+            </w:tcBorders>
+            <w:tcMar>
+              <w:top w:w="120" w:type="dxa"/>
+              <w:left w:w="180" w:type="dxa"/>
+              <w:bottom w:w="120" w:type="dxa"/>
+              <w:right w:w="180" w:type="dxa"/>
+            </w:tcMar>
+            <w:vAlign w:val="center"/>
+            <w:hideMark/>
+          </w:tcPr>
+          <w:p>
+            <w:r>
               <w:t>Under Validation</w:t>
             </w:r>
           </w:p>
@@ -1850,15 +2915,23 @@
         <w:tc>
           <w:tcPr>
             <w:tcW w:w="0" w:type="auto"/>
-            <w:vAlign w:val="center"/>
-            <w:hideMark/>
-          </w:tcPr>
-          <w:p>
-            <w:r>
-              <w:rPr>
-                <w:b/>
-                <w:bCs/>
-              </w:rPr>
+            <w:tcBorders>
+              <w:top w:val="single" w:sz="6" w:space="0" w:color="C4C7C5"/>
+              <w:left w:val="single" w:sz="6" w:space="0" w:color="C4C7C5"/>
+              <w:bottom w:val="single" w:sz="6" w:space="0" w:color="C4C7C5"/>
+              <w:right w:val="single" w:sz="6" w:space="0" w:color="C4C7C5"/>
+            </w:tcBorders>
+            <w:tcMar>
+              <w:top w:w="120" w:type="dxa"/>
+              <w:left w:w="180" w:type="dxa"/>
+              <w:bottom w:w="120" w:type="dxa"/>
+              <w:right w:w="180" w:type="dxa"/>
+            </w:tcMar>
+            <w:vAlign w:val="center"/>
+            <w:hideMark/>
+          </w:tcPr>
+          <w:p>
+            <w:r>
               <w:t>0</w:t>
             </w:r>
           </w:p>
@@ -1871,15 +2944,24 @@
         <w:tc>
           <w:tcPr>
             <w:tcW w:w="0" w:type="auto"/>
-            <w:vAlign w:val="center"/>
-            <w:hideMark/>
-          </w:tcPr>
-          <w:p>
-            <w:r>
-              <w:rPr>
-                <w:b/>
-                <w:bCs/>
-              </w:rPr>
+            <w:tcBorders>
+              <w:top w:val="single" w:sz="6" w:space="0" w:color="C4C7C5"/>
+              <w:left w:val="single" w:sz="6" w:space="0" w:color="C4C7C5"/>
+              <w:bottom w:val="single" w:sz="6" w:space="0" w:color="C4C7C5"/>
+              <w:right w:val="single" w:sz="6" w:space="0" w:color="C4C7C5"/>
+            </w:tcBorders>
+            <w:tcMar>
+              <w:top w:w="120" w:type="dxa"/>
+              <w:left w:w="180" w:type="dxa"/>
+              <w:bottom w:w="120" w:type="dxa"/>
+              <w:right w:w="180" w:type="dxa"/>
+            </w:tcMar>
+            <w:vAlign w:val="center"/>
+            <w:hideMark/>
+          </w:tcPr>
+          <w:p>
+            <w:r>
+              <w:lastRenderedPageBreak/>
               <w:t>Accepted</w:t>
             </w:r>
           </w:p>
@@ -1887,15 +2969,23 @@
         <w:tc>
           <w:tcPr>
             <w:tcW w:w="0" w:type="auto"/>
-            <w:vAlign w:val="center"/>
-            <w:hideMark/>
-          </w:tcPr>
-          <w:p>
-            <w:r>
-              <w:rPr>
-                <w:b/>
-                <w:bCs/>
-              </w:rPr>
+            <w:tcBorders>
+              <w:top w:val="single" w:sz="6" w:space="0" w:color="C4C7C5"/>
+              <w:left w:val="single" w:sz="6" w:space="0" w:color="C4C7C5"/>
+              <w:bottom w:val="single" w:sz="6" w:space="0" w:color="C4C7C5"/>
+              <w:right w:val="single" w:sz="6" w:space="0" w:color="C4C7C5"/>
+            </w:tcBorders>
+            <w:tcMar>
+              <w:top w:w="120" w:type="dxa"/>
+              <w:left w:w="180" w:type="dxa"/>
+              <w:bottom w:w="120" w:type="dxa"/>
+              <w:right w:w="180" w:type="dxa"/>
+            </w:tcMar>
+            <w:vAlign w:val="center"/>
+            <w:hideMark/>
+          </w:tcPr>
+          <w:p>
+            <w:r>
               <w:t>0</w:t>
             </w:r>
           </w:p>
@@ -1908,15 +2998,23 @@
         <w:tc>
           <w:tcPr>
             <w:tcW w:w="0" w:type="auto"/>
-            <w:vAlign w:val="center"/>
-            <w:hideMark/>
-          </w:tcPr>
-          <w:p>
-            <w:r>
-              <w:rPr>
-                <w:b/>
-                <w:bCs/>
-              </w:rPr>
+            <w:tcBorders>
+              <w:top w:val="single" w:sz="6" w:space="0" w:color="C4C7C5"/>
+              <w:left w:val="single" w:sz="6" w:space="0" w:color="C4C7C5"/>
+              <w:bottom w:val="single" w:sz="6" w:space="0" w:color="C4C7C5"/>
+              <w:right w:val="single" w:sz="6" w:space="0" w:color="C4C7C5"/>
+            </w:tcBorders>
+            <w:tcMar>
+              <w:top w:w="120" w:type="dxa"/>
+              <w:left w:w="180" w:type="dxa"/>
+              <w:bottom w:w="120" w:type="dxa"/>
+              <w:right w:w="180" w:type="dxa"/>
+            </w:tcMar>
+            <w:vAlign w:val="center"/>
+            <w:hideMark/>
+          </w:tcPr>
+          <w:p>
+            <w:r>
               <w:t>Deprecated</w:t>
             </w:r>
           </w:p>
@@ -1924,28 +3022,29 @@
         <w:tc>
           <w:tcPr>
             <w:tcW w:w="0" w:type="auto"/>
-            <w:vAlign w:val="center"/>
-            <w:hideMark/>
-          </w:tcPr>
-          <w:p>
-            <w:r>
-              <w:rPr>
-                <w:b/>
-                <w:bCs/>
-              </w:rPr>
+            <w:tcBorders>
+              <w:top w:val="single" w:sz="6" w:space="0" w:color="C4C7C5"/>
+              <w:left w:val="single" w:sz="6" w:space="0" w:color="C4C7C5"/>
+              <w:bottom w:val="single" w:sz="6" w:space="0" w:color="C4C7C5"/>
+              <w:right w:val="single" w:sz="6" w:space="0" w:color="C4C7C5"/>
+            </w:tcBorders>
+            <w:tcMar>
+              <w:top w:w="120" w:type="dxa"/>
+              <w:left w:w="180" w:type="dxa"/>
+              <w:bottom w:w="120" w:type="dxa"/>
+              <w:right w:w="180" w:type="dxa"/>
+            </w:tcMar>
+            <w:vAlign w:val="center"/>
+            <w:hideMark/>
+          </w:tcPr>
+          <w:p>
+            <w:r>
               <w:t>0</w:t>
             </w:r>
           </w:p>
         </w:tc>
       </w:tr>
     </w:tbl>
-    <w:p>
-      <w:r>
-        <w:pict w14:anchorId="202E3D81">
-          <v:rect id="_x0000_i1116" style="width:0;height:1.5pt" o:hralign="center" o:hrstd="t" o:hr="t" fillcolor="#a0a0a0" stroked="f"/>
-        </w:pict>
-      </w:r>
-    </w:p>
     <w:p>
       <w:pPr>
         <w:rPr>
@@ -1974,8 +3073,8 @@
         <w:tblLook w:val="04A0" w:firstRow="1" w:lastRow="0" w:firstColumn="1" w:lastColumn="0" w:noHBand="0" w:noVBand="1"/>
       </w:tblPr>
       <w:tblGrid>
-        <w:gridCol w:w="5323"/>
-        <w:gridCol w:w="998"/>
+        <w:gridCol w:w="6035"/>
+        <w:gridCol w:w="1358"/>
       </w:tblGrid>
       <w:tr>
         <w:trPr>
@@ -1985,16 +3084,22 @@
         <w:tc>
           <w:tcPr>
             <w:tcW w:w="0" w:type="auto"/>
-            <w:vAlign w:val="center"/>
-            <w:hideMark/>
-          </w:tcPr>
-          <w:p>
-            <w:pPr>
-              <w:rPr>
-                <w:b/>
-                <w:bCs/>
-              </w:rPr>
-            </w:pPr>
+            <w:tcBorders>
+              <w:top w:val="single" w:sz="6" w:space="0" w:color="C4C7C5"/>
+              <w:left w:val="single" w:sz="6" w:space="0" w:color="C4C7C5"/>
+              <w:bottom w:val="single" w:sz="6" w:space="0" w:color="C4C7C5"/>
+              <w:right w:val="single" w:sz="6" w:space="0" w:color="C4C7C5"/>
+            </w:tcBorders>
+            <w:tcMar>
+              <w:top w:w="120" w:type="dxa"/>
+              <w:left w:w="180" w:type="dxa"/>
+              <w:bottom w:w="120" w:type="dxa"/>
+              <w:right w:w="180" w:type="dxa"/>
+            </w:tcMar>
+            <w:vAlign w:val="center"/>
+            <w:hideMark/>
+          </w:tcPr>
+          <w:p>
             <w:r>
               <w:rPr>
                 <w:b/>
@@ -2007,16 +3112,22 @@
         <w:tc>
           <w:tcPr>
             <w:tcW w:w="0" w:type="auto"/>
-            <w:vAlign w:val="center"/>
-            <w:hideMark/>
-          </w:tcPr>
-          <w:p>
-            <w:pPr>
-              <w:rPr>
-                <w:b/>
-                <w:bCs/>
-              </w:rPr>
-            </w:pPr>
+            <w:tcBorders>
+              <w:top w:val="single" w:sz="6" w:space="0" w:color="C4C7C5"/>
+              <w:left w:val="single" w:sz="6" w:space="0" w:color="C4C7C5"/>
+              <w:bottom w:val="single" w:sz="6" w:space="0" w:color="C4C7C5"/>
+              <w:right w:val="single" w:sz="6" w:space="0" w:color="C4C7C5"/>
+            </w:tcBorders>
+            <w:tcMar>
+              <w:top w:w="120" w:type="dxa"/>
+              <w:left w:w="180" w:type="dxa"/>
+              <w:bottom w:w="120" w:type="dxa"/>
+              <w:right w:w="180" w:type="dxa"/>
+            </w:tcMar>
+            <w:vAlign w:val="center"/>
+            <w:hideMark/>
+          </w:tcPr>
+          <w:p>
             <w:r>
               <w:rPr>
                 <w:b/>
@@ -2034,15 +3145,23 @@
         <w:tc>
           <w:tcPr>
             <w:tcW w:w="0" w:type="auto"/>
-            <w:vAlign w:val="center"/>
-            <w:hideMark/>
-          </w:tcPr>
-          <w:p>
-            <w:r>
-              <w:rPr>
-                <w:b/>
-                <w:bCs/>
-              </w:rPr>
+            <w:tcBorders>
+              <w:top w:val="single" w:sz="6" w:space="0" w:color="C4C7C5"/>
+              <w:left w:val="single" w:sz="6" w:space="0" w:color="C4C7C5"/>
+              <w:bottom w:val="single" w:sz="6" w:space="0" w:color="C4C7C5"/>
+              <w:right w:val="single" w:sz="6" w:space="0" w:color="C4C7C5"/>
+            </w:tcBorders>
+            <w:tcMar>
+              <w:top w:w="120" w:type="dxa"/>
+              <w:left w:w="180" w:type="dxa"/>
+              <w:bottom w:w="120" w:type="dxa"/>
+              <w:right w:w="180" w:type="dxa"/>
+            </w:tcMar>
+            <w:vAlign w:val="center"/>
+            <w:hideMark/>
+          </w:tcPr>
+          <w:p>
+            <w:r>
               <w:t>Volume 01 – Managing Individual Files</w:t>
             </w:r>
           </w:p>
@@ -2050,15 +3169,23 @@
         <w:tc>
           <w:tcPr>
             <w:tcW w:w="0" w:type="auto"/>
-            <w:vAlign w:val="center"/>
-            <w:hideMark/>
-          </w:tcPr>
-          <w:p>
-            <w:r>
-              <w:rPr>
-                <w:b/>
-                <w:bCs/>
-              </w:rPr>
+            <w:tcBorders>
+              <w:top w:val="single" w:sz="6" w:space="0" w:color="C4C7C5"/>
+              <w:left w:val="single" w:sz="6" w:space="0" w:color="C4C7C5"/>
+              <w:bottom w:val="single" w:sz="6" w:space="0" w:color="C4C7C5"/>
+              <w:right w:val="single" w:sz="6" w:space="0" w:color="C4C7C5"/>
+            </w:tcBorders>
+            <w:tcMar>
+              <w:top w:w="120" w:type="dxa"/>
+              <w:left w:w="180" w:type="dxa"/>
+              <w:bottom w:w="120" w:type="dxa"/>
+              <w:right w:w="180" w:type="dxa"/>
+            </w:tcMar>
+            <w:vAlign w:val="center"/>
+            <w:hideMark/>
+          </w:tcPr>
+          <w:p>
+            <w:r>
               <w:t>5</w:t>
             </w:r>
           </w:p>
@@ -2071,15 +3198,23 @@
         <w:tc>
           <w:tcPr>
             <w:tcW w:w="0" w:type="auto"/>
-            <w:vAlign w:val="center"/>
-            <w:hideMark/>
-          </w:tcPr>
-          <w:p>
-            <w:r>
-              <w:rPr>
-                <w:b/>
-                <w:bCs/>
-              </w:rPr>
+            <w:tcBorders>
+              <w:top w:val="single" w:sz="6" w:space="0" w:color="C4C7C5"/>
+              <w:left w:val="single" w:sz="6" w:space="0" w:color="C4C7C5"/>
+              <w:bottom w:val="single" w:sz="6" w:space="0" w:color="C4C7C5"/>
+              <w:right w:val="single" w:sz="6" w:space="0" w:color="C4C7C5"/>
+            </w:tcBorders>
+            <w:tcMar>
+              <w:top w:w="120" w:type="dxa"/>
+              <w:left w:w="180" w:type="dxa"/>
+              <w:bottom w:w="120" w:type="dxa"/>
+              <w:right w:w="180" w:type="dxa"/>
+            </w:tcMar>
+            <w:vAlign w:val="center"/>
+            <w:hideMark/>
+          </w:tcPr>
+          <w:p>
+            <w:r>
               <w:t>Volume 02 – Managing File Ecosystems</w:t>
             </w:r>
           </w:p>
@@ -2087,15 +3222,23 @@
         <w:tc>
           <w:tcPr>
             <w:tcW w:w="0" w:type="auto"/>
-            <w:vAlign w:val="center"/>
-            <w:hideMark/>
-          </w:tcPr>
-          <w:p>
-            <w:r>
-              <w:rPr>
-                <w:b/>
-                <w:bCs/>
-              </w:rPr>
+            <w:tcBorders>
+              <w:top w:val="single" w:sz="6" w:space="0" w:color="C4C7C5"/>
+              <w:left w:val="single" w:sz="6" w:space="0" w:color="C4C7C5"/>
+              <w:bottom w:val="single" w:sz="6" w:space="0" w:color="C4C7C5"/>
+              <w:right w:val="single" w:sz="6" w:space="0" w:color="C4C7C5"/>
+            </w:tcBorders>
+            <w:tcMar>
+              <w:top w:w="120" w:type="dxa"/>
+              <w:left w:w="180" w:type="dxa"/>
+              <w:bottom w:w="120" w:type="dxa"/>
+              <w:right w:w="180" w:type="dxa"/>
+            </w:tcMar>
+            <w:vAlign w:val="center"/>
+            <w:hideMark/>
+          </w:tcPr>
+          <w:p>
+            <w:r>
               <w:t>6</w:t>
             </w:r>
           </w:p>
@@ -2108,15 +3251,23 @@
         <w:tc>
           <w:tcPr>
             <w:tcW w:w="0" w:type="auto"/>
-            <w:vAlign w:val="center"/>
-            <w:hideMark/>
-          </w:tcPr>
-          <w:p>
-            <w:r>
-              <w:rPr>
-                <w:b/>
-                <w:bCs/>
-              </w:rPr>
+            <w:tcBorders>
+              <w:top w:val="single" w:sz="6" w:space="0" w:color="C4C7C5"/>
+              <w:left w:val="single" w:sz="6" w:space="0" w:color="C4C7C5"/>
+              <w:bottom w:val="single" w:sz="6" w:space="0" w:color="C4C7C5"/>
+              <w:right w:val="single" w:sz="6" w:space="0" w:color="C4C7C5"/>
+            </w:tcBorders>
+            <w:tcMar>
+              <w:top w:w="120" w:type="dxa"/>
+              <w:left w:w="180" w:type="dxa"/>
+              <w:bottom w:w="120" w:type="dxa"/>
+              <w:right w:w="180" w:type="dxa"/>
+            </w:tcMar>
+            <w:vAlign w:val="center"/>
+            <w:hideMark/>
+          </w:tcPr>
+          <w:p>
+            <w:r>
               <w:t>Volume 03 – Knowledge &amp; Decision Management</w:t>
             </w:r>
           </w:p>
@@ -2124,15 +3275,23 @@
         <w:tc>
           <w:tcPr>
             <w:tcW w:w="0" w:type="auto"/>
-            <w:vAlign w:val="center"/>
-            <w:hideMark/>
-          </w:tcPr>
-          <w:p>
-            <w:r>
-              <w:rPr>
-                <w:b/>
-                <w:bCs/>
-              </w:rPr>
+            <w:tcBorders>
+              <w:top w:val="single" w:sz="6" w:space="0" w:color="C4C7C5"/>
+              <w:left w:val="single" w:sz="6" w:space="0" w:color="C4C7C5"/>
+              <w:bottom w:val="single" w:sz="6" w:space="0" w:color="C4C7C5"/>
+              <w:right w:val="single" w:sz="6" w:space="0" w:color="C4C7C5"/>
+            </w:tcBorders>
+            <w:tcMar>
+              <w:top w:w="120" w:type="dxa"/>
+              <w:left w:w="180" w:type="dxa"/>
+              <w:bottom w:w="120" w:type="dxa"/>
+              <w:right w:w="180" w:type="dxa"/>
+            </w:tcMar>
+            <w:vAlign w:val="center"/>
+            <w:hideMark/>
+          </w:tcPr>
+          <w:p>
+            <w:r>
               <w:t>5</w:t>
             </w:r>
           </w:p>
@@ -2145,6 +3304,71 @@
         <w:tc>
           <w:tcPr>
             <w:tcW w:w="0" w:type="auto"/>
+            <w:tcBorders>
+              <w:top w:val="single" w:sz="6" w:space="0" w:color="C4C7C5"/>
+              <w:left w:val="single" w:sz="6" w:space="0" w:color="C4C7C5"/>
+              <w:bottom w:val="single" w:sz="6" w:space="0" w:color="C4C7C5"/>
+              <w:right w:val="single" w:sz="6" w:space="0" w:color="C4C7C5"/>
+            </w:tcBorders>
+            <w:tcMar>
+              <w:top w:w="120" w:type="dxa"/>
+              <w:left w:w="180" w:type="dxa"/>
+              <w:bottom w:w="120" w:type="dxa"/>
+              <w:right w:w="180" w:type="dxa"/>
+            </w:tcMar>
+            <w:vAlign w:val="center"/>
+            <w:hideMark/>
+          </w:tcPr>
+          <w:p>
+            <w:r>
+              <w:t>Volume 04 – System Interaction &amp; Cognitive Reasoning</w:t>
+            </w:r>
+          </w:p>
+        </w:tc>
+        <w:tc>
+          <w:tcPr>
+            <w:tcW w:w="0" w:type="auto"/>
+            <w:tcBorders>
+              <w:top w:val="single" w:sz="6" w:space="0" w:color="C4C7C5"/>
+              <w:left w:val="single" w:sz="6" w:space="0" w:color="C4C7C5"/>
+              <w:bottom w:val="single" w:sz="6" w:space="0" w:color="C4C7C5"/>
+              <w:right w:val="single" w:sz="6" w:space="0" w:color="C4C7C5"/>
+            </w:tcBorders>
+            <w:tcMar>
+              <w:top w:w="120" w:type="dxa"/>
+              <w:left w:w="180" w:type="dxa"/>
+              <w:bottom w:w="120" w:type="dxa"/>
+              <w:right w:w="180" w:type="dxa"/>
+            </w:tcMar>
+            <w:vAlign w:val="center"/>
+            <w:hideMark/>
+          </w:tcPr>
+          <w:p>
+            <w:r>
+              <w:t>4</w:t>
+            </w:r>
+          </w:p>
+        </w:tc>
+      </w:tr>
+      <w:tr>
+        <w:trPr>
+          <w:tblCellSpacing w:w="15" w:type="dxa"/>
+        </w:trPr>
+        <w:tc>
+          <w:tcPr>
+            <w:tcW w:w="0" w:type="auto"/>
+            <w:tcBorders>
+              <w:top w:val="single" w:sz="6" w:space="0" w:color="C4C7C5"/>
+              <w:left w:val="single" w:sz="6" w:space="0" w:color="C4C7C5"/>
+              <w:bottom w:val="single" w:sz="6" w:space="0" w:color="C4C7C5"/>
+              <w:right w:val="single" w:sz="6" w:space="0" w:color="C4C7C5"/>
+            </w:tcBorders>
+            <w:tcMar>
+              <w:top w:w="120" w:type="dxa"/>
+              <w:left w:w="180" w:type="dxa"/>
+              <w:bottom w:w="120" w:type="dxa"/>
+              <w:right w:w="180" w:type="dxa"/>
+            </w:tcMar>
             <w:vAlign w:val="center"/>
             <w:hideMark/>
           </w:tcPr>
@@ -2161,6 +3385,18 @@
         <w:tc>
           <w:tcPr>
             <w:tcW w:w="0" w:type="auto"/>
+            <w:tcBorders>
+              <w:top w:val="single" w:sz="6" w:space="0" w:color="C4C7C5"/>
+              <w:left w:val="single" w:sz="6" w:space="0" w:color="C4C7C5"/>
+              <w:bottom w:val="single" w:sz="6" w:space="0" w:color="C4C7C5"/>
+              <w:right w:val="single" w:sz="6" w:space="0" w:color="C4C7C5"/>
+            </w:tcBorders>
+            <w:tcMar>
+              <w:top w:w="120" w:type="dxa"/>
+              <w:left w:w="180" w:type="dxa"/>
+              <w:bottom w:w="120" w:type="dxa"/>
+              <w:right w:w="180" w:type="dxa"/>
+            </w:tcMar>
             <w:vAlign w:val="center"/>
             <w:hideMark/>
           </w:tcPr>
@@ -2170,19 +3406,12 @@
                 <w:b/>
                 <w:bCs/>
               </w:rPr>
-              <w:t>16</w:t>
+              <w:t>20</w:t>
             </w:r>
           </w:p>
         </w:tc>
       </w:tr>
     </w:tbl>
-    <w:p>
-      <w:r>
-        <w:pict w14:anchorId="28FA4619">
-          <v:rect id="_x0000_i1117" style="width:0;height:1.5pt" o:hralign="center" o:hrstd="t" o:hr="t" fillcolor="#a0a0a0" stroked="f"/>
-        </w:pict>
-      </w:r>
-    </w:p>
     <w:p>
       <w:pPr>
         <w:rPr>
@@ -2211,8 +3440,8 @@
         <w:tblLook w:val="04A0" w:firstRow="1" w:lastRow="0" w:firstColumn="1" w:lastColumn="0" w:noHBand="0" w:noVBand="1"/>
       </w:tblPr>
       <w:tblGrid>
-        <w:gridCol w:w="2169"/>
-        <w:gridCol w:w="1026"/>
+        <w:gridCol w:w="2441"/>
+        <w:gridCol w:w="1386"/>
       </w:tblGrid>
       <w:tr>
         <w:trPr>
@@ -2222,16 +3451,22 @@
         <w:tc>
           <w:tcPr>
             <w:tcW w:w="0" w:type="auto"/>
-            <w:vAlign w:val="center"/>
-            <w:hideMark/>
-          </w:tcPr>
-          <w:p>
-            <w:pPr>
-              <w:rPr>
-                <w:b/>
-                <w:bCs/>
-              </w:rPr>
-            </w:pPr>
+            <w:tcBorders>
+              <w:top w:val="single" w:sz="6" w:space="0" w:color="C4C7C5"/>
+              <w:left w:val="single" w:sz="6" w:space="0" w:color="C4C7C5"/>
+              <w:bottom w:val="single" w:sz="6" w:space="0" w:color="C4C7C5"/>
+              <w:right w:val="single" w:sz="6" w:space="0" w:color="C4C7C5"/>
+            </w:tcBorders>
+            <w:tcMar>
+              <w:top w:w="120" w:type="dxa"/>
+              <w:left w:w="180" w:type="dxa"/>
+              <w:bottom w:w="120" w:type="dxa"/>
+              <w:right w:w="180" w:type="dxa"/>
+            </w:tcMar>
+            <w:vAlign w:val="center"/>
+            <w:hideMark/>
+          </w:tcPr>
+          <w:p>
             <w:r>
               <w:rPr>
                 <w:b/>
@@ -2244,16 +3479,22 @@
         <w:tc>
           <w:tcPr>
             <w:tcW w:w="0" w:type="auto"/>
-            <w:vAlign w:val="center"/>
-            <w:hideMark/>
-          </w:tcPr>
-          <w:p>
-            <w:pPr>
-              <w:rPr>
-                <w:b/>
-                <w:bCs/>
-              </w:rPr>
-            </w:pPr>
+            <w:tcBorders>
+              <w:top w:val="single" w:sz="6" w:space="0" w:color="C4C7C5"/>
+              <w:left w:val="single" w:sz="6" w:space="0" w:color="C4C7C5"/>
+              <w:bottom w:val="single" w:sz="6" w:space="0" w:color="C4C7C5"/>
+              <w:right w:val="single" w:sz="6" w:space="0" w:color="C4C7C5"/>
+            </w:tcBorders>
+            <w:tcMar>
+              <w:top w:w="120" w:type="dxa"/>
+              <w:left w:w="180" w:type="dxa"/>
+              <w:bottom w:w="120" w:type="dxa"/>
+              <w:right w:w="180" w:type="dxa"/>
+            </w:tcMar>
+            <w:vAlign w:val="center"/>
+            <w:hideMark/>
+          </w:tcPr>
+          <w:p>
             <w:r>
               <w:rPr>
                 <w:b/>
@@ -2271,15 +3512,23 @@
         <w:tc>
           <w:tcPr>
             <w:tcW w:w="0" w:type="auto"/>
-            <w:vAlign w:val="center"/>
-            <w:hideMark/>
-          </w:tcPr>
-          <w:p>
-            <w:r>
-              <w:rPr>
-                <w:b/>
-                <w:bCs/>
-              </w:rPr>
+            <w:tcBorders>
+              <w:top w:val="single" w:sz="6" w:space="0" w:color="C4C7C5"/>
+              <w:left w:val="single" w:sz="6" w:space="0" w:color="C4C7C5"/>
+              <w:bottom w:val="single" w:sz="6" w:space="0" w:color="C4C7C5"/>
+              <w:right w:val="single" w:sz="6" w:space="0" w:color="C4C7C5"/>
+            </w:tcBorders>
+            <w:tcMar>
+              <w:top w:w="120" w:type="dxa"/>
+              <w:left w:w="180" w:type="dxa"/>
+              <w:bottom w:w="120" w:type="dxa"/>
+              <w:right w:w="180" w:type="dxa"/>
+            </w:tcMar>
+            <w:vAlign w:val="center"/>
+            <w:hideMark/>
+          </w:tcPr>
+          <w:p>
+            <w:r>
               <w:t>Reach 25 Patterns</w:t>
             </w:r>
           </w:p>
@@ -2287,36 +3536,52 @@
         <w:tc>
           <w:tcPr>
             <w:tcW w:w="0" w:type="auto"/>
-            <w:vAlign w:val="center"/>
-            <w:hideMark/>
-          </w:tcPr>
-          <w:p>
-            <w:r>
-              <w:rPr>
-                <w:b/>
-                <w:bCs/>
-              </w:rPr>
-              <w:t>16 / 25</w:t>
-            </w:r>
-          </w:p>
-        </w:tc>
-      </w:tr>
-      <w:tr>
-        <w:trPr>
-          <w:tblCellSpacing w:w="15" w:type="dxa"/>
-        </w:trPr>
-        <w:tc>
-          <w:tcPr>
-            <w:tcW w:w="0" w:type="auto"/>
-            <w:vAlign w:val="center"/>
-            <w:hideMark/>
-          </w:tcPr>
-          <w:p>
-            <w:r>
-              <w:rPr>
-                <w:b/>
-                <w:bCs/>
-              </w:rPr>
+            <w:tcBorders>
+              <w:top w:val="single" w:sz="6" w:space="0" w:color="C4C7C5"/>
+              <w:left w:val="single" w:sz="6" w:space="0" w:color="C4C7C5"/>
+              <w:bottom w:val="single" w:sz="6" w:space="0" w:color="C4C7C5"/>
+              <w:right w:val="single" w:sz="6" w:space="0" w:color="C4C7C5"/>
+            </w:tcBorders>
+            <w:tcMar>
+              <w:top w:w="120" w:type="dxa"/>
+              <w:left w:w="180" w:type="dxa"/>
+              <w:bottom w:w="120" w:type="dxa"/>
+              <w:right w:w="180" w:type="dxa"/>
+            </w:tcMar>
+            <w:vAlign w:val="center"/>
+            <w:hideMark/>
+          </w:tcPr>
+          <w:p>
+            <w:r>
+              <w:t>20 / 25</w:t>
+            </w:r>
+          </w:p>
+        </w:tc>
+      </w:tr>
+      <w:tr>
+        <w:trPr>
+          <w:tblCellSpacing w:w="15" w:type="dxa"/>
+        </w:trPr>
+        <w:tc>
+          <w:tcPr>
+            <w:tcW w:w="0" w:type="auto"/>
+            <w:tcBorders>
+              <w:top w:val="single" w:sz="6" w:space="0" w:color="C4C7C5"/>
+              <w:left w:val="single" w:sz="6" w:space="0" w:color="C4C7C5"/>
+              <w:bottom w:val="single" w:sz="6" w:space="0" w:color="C4C7C5"/>
+              <w:right w:val="single" w:sz="6" w:space="0" w:color="C4C7C5"/>
+            </w:tcBorders>
+            <w:tcMar>
+              <w:top w:w="120" w:type="dxa"/>
+              <w:left w:w="180" w:type="dxa"/>
+              <w:bottom w:w="120" w:type="dxa"/>
+              <w:right w:w="180" w:type="dxa"/>
+            </w:tcMar>
+            <w:vAlign w:val="center"/>
+            <w:hideMark/>
+          </w:tcPr>
+          <w:p>
+            <w:r>
               <w:t>Reach 50 Patterns</w:t>
             </w:r>
           </w:p>
@@ -2324,36 +3589,52 @@
         <w:tc>
           <w:tcPr>
             <w:tcW w:w="0" w:type="auto"/>
-            <w:vAlign w:val="center"/>
-            <w:hideMark/>
-          </w:tcPr>
-          <w:p>
-            <w:r>
-              <w:rPr>
-                <w:b/>
-                <w:bCs/>
-              </w:rPr>
-              <w:t>16 / 50</w:t>
-            </w:r>
-          </w:p>
-        </w:tc>
-      </w:tr>
-      <w:tr>
-        <w:trPr>
-          <w:tblCellSpacing w:w="15" w:type="dxa"/>
-        </w:trPr>
-        <w:tc>
-          <w:tcPr>
-            <w:tcW w:w="0" w:type="auto"/>
-            <w:vAlign w:val="center"/>
-            <w:hideMark/>
-          </w:tcPr>
-          <w:p>
-            <w:r>
-              <w:rPr>
-                <w:b/>
-                <w:bCs/>
-              </w:rPr>
+            <w:tcBorders>
+              <w:top w:val="single" w:sz="6" w:space="0" w:color="C4C7C5"/>
+              <w:left w:val="single" w:sz="6" w:space="0" w:color="C4C7C5"/>
+              <w:bottom w:val="single" w:sz="6" w:space="0" w:color="C4C7C5"/>
+              <w:right w:val="single" w:sz="6" w:space="0" w:color="C4C7C5"/>
+            </w:tcBorders>
+            <w:tcMar>
+              <w:top w:w="120" w:type="dxa"/>
+              <w:left w:w="180" w:type="dxa"/>
+              <w:bottom w:w="120" w:type="dxa"/>
+              <w:right w:w="180" w:type="dxa"/>
+            </w:tcMar>
+            <w:vAlign w:val="center"/>
+            <w:hideMark/>
+          </w:tcPr>
+          <w:p>
+            <w:r>
+              <w:t>20 / 50</w:t>
+            </w:r>
+          </w:p>
+        </w:tc>
+      </w:tr>
+      <w:tr>
+        <w:trPr>
+          <w:tblCellSpacing w:w="15" w:type="dxa"/>
+        </w:trPr>
+        <w:tc>
+          <w:tcPr>
+            <w:tcW w:w="0" w:type="auto"/>
+            <w:tcBorders>
+              <w:top w:val="single" w:sz="6" w:space="0" w:color="C4C7C5"/>
+              <w:left w:val="single" w:sz="6" w:space="0" w:color="C4C7C5"/>
+              <w:bottom w:val="single" w:sz="6" w:space="0" w:color="C4C7C5"/>
+              <w:right w:val="single" w:sz="6" w:space="0" w:color="C4C7C5"/>
+            </w:tcBorders>
+            <w:tcMar>
+              <w:top w:w="120" w:type="dxa"/>
+              <w:left w:w="180" w:type="dxa"/>
+              <w:bottom w:w="120" w:type="dxa"/>
+              <w:right w:w="180" w:type="dxa"/>
+            </w:tcMar>
+            <w:vAlign w:val="center"/>
+            <w:hideMark/>
+          </w:tcPr>
+          <w:p>
+            <w:r>
               <w:t>Reach 100 Patterns</w:t>
             </w:r>
           </w:p>
@@ -2361,36 +3642,52 @@
         <w:tc>
           <w:tcPr>
             <w:tcW w:w="0" w:type="auto"/>
-            <w:vAlign w:val="center"/>
-            <w:hideMark/>
-          </w:tcPr>
-          <w:p>
-            <w:r>
-              <w:rPr>
-                <w:b/>
-                <w:bCs/>
-              </w:rPr>
-              <w:t>16 / 100</w:t>
-            </w:r>
-          </w:p>
-        </w:tc>
-      </w:tr>
-      <w:tr>
-        <w:trPr>
-          <w:tblCellSpacing w:w="15" w:type="dxa"/>
-        </w:trPr>
-        <w:tc>
-          <w:tcPr>
-            <w:tcW w:w="0" w:type="auto"/>
-            <w:vAlign w:val="center"/>
-            <w:hideMark/>
-          </w:tcPr>
-          <w:p>
-            <w:r>
-              <w:rPr>
-                <w:b/>
-                <w:bCs/>
-              </w:rPr>
+            <w:tcBorders>
+              <w:top w:val="single" w:sz="6" w:space="0" w:color="C4C7C5"/>
+              <w:left w:val="single" w:sz="6" w:space="0" w:color="C4C7C5"/>
+              <w:bottom w:val="single" w:sz="6" w:space="0" w:color="C4C7C5"/>
+              <w:right w:val="single" w:sz="6" w:space="0" w:color="C4C7C5"/>
+            </w:tcBorders>
+            <w:tcMar>
+              <w:top w:w="120" w:type="dxa"/>
+              <w:left w:w="180" w:type="dxa"/>
+              <w:bottom w:w="120" w:type="dxa"/>
+              <w:right w:w="180" w:type="dxa"/>
+            </w:tcMar>
+            <w:vAlign w:val="center"/>
+            <w:hideMark/>
+          </w:tcPr>
+          <w:p>
+            <w:r>
+              <w:t>20 / 100</w:t>
+            </w:r>
+          </w:p>
+        </w:tc>
+      </w:tr>
+      <w:tr>
+        <w:trPr>
+          <w:tblCellSpacing w:w="15" w:type="dxa"/>
+        </w:trPr>
+        <w:tc>
+          <w:tcPr>
+            <w:tcW w:w="0" w:type="auto"/>
+            <w:tcBorders>
+              <w:top w:val="single" w:sz="6" w:space="0" w:color="C4C7C5"/>
+              <w:left w:val="single" w:sz="6" w:space="0" w:color="C4C7C5"/>
+              <w:bottom w:val="single" w:sz="6" w:space="0" w:color="C4C7C5"/>
+              <w:right w:val="single" w:sz="6" w:space="0" w:color="C4C7C5"/>
+            </w:tcBorders>
+            <w:tcMar>
+              <w:top w:w="120" w:type="dxa"/>
+              <w:left w:w="180" w:type="dxa"/>
+              <w:bottom w:w="120" w:type="dxa"/>
+              <w:right w:w="180" w:type="dxa"/>
+            </w:tcMar>
+            <w:vAlign w:val="center"/>
+            <w:hideMark/>
+          </w:tcPr>
+          <w:p>
+            <w:r>
               <w:t>Reach 200 Patterns</w:t>
             </w:r>
           </w:p>
@@ -2398,28 +3695,29 @@
         <w:tc>
           <w:tcPr>
             <w:tcW w:w="0" w:type="auto"/>
-            <w:vAlign w:val="center"/>
-            <w:hideMark/>
-          </w:tcPr>
-          <w:p>
-            <w:r>
-              <w:rPr>
-                <w:b/>
-                <w:bCs/>
-              </w:rPr>
-              <w:t>16 / 200</w:t>
+            <w:tcBorders>
+              <w:top w:val="single" w:sz="6" w:space="0" w:color="C4C7C5"/>
+              <w:left w:val="single" w:sz="6" w:space="0" w:color="C4C7C5"/>
+              <w:bottom w:val="single" w:sz="6" w:space="0" w:color="C4C7C5"/>
+              <w:right w:val="single" w:sz="6" w:space="0" w:color="C4C7C5"/>
+            </w:tcBorders>
+            <w:tcMar>
+              <w:top w:w="120" w:type="dxa"/>
+              <w:left w:w="180" w:type="dxa"/>
+              <w:bottom w:w="120" w:type="dxa"/>
+              <w:right w:w="180" w:type="dxa"/>
+            </w:tcMar>
+            <w:vAlign w:val="center"/>
+            <w:hideMark/>
+          </w:tcPr>
+          <w:p>
+            <w:r>
+              <w:t>20 / 200</w:t>
             </w:r>
           </w:p>
         </w:tc>
       </w:tr>
     </w:tbl>
-    <w:p>
-      <w:r>
-        <w:pict w14:anchorId="245FE475">
-          <v:rect id="_x0000_i1118" style="width:0;height:1.5pt" o:hralign="center" o:hrstd="t" o:hr="t" fillcolor="#a0a0a0" stroked="f"/>
-        </w:pict>
-      </w:r>
-    </w:p>
     <w:p>
       <w:pPr>
         <w:rPr>
@@ -2448,8 +3746,8 @@
         <w:tblLook w:val="04A0" w:firstRow="1" w:lastRow="0" w:firstColumn="1" w:lastColumn="0" w:noHBand="0" w:noVBand="1"/>
       </w:tblPr>
       <w:tblGrid>
-        <w:gridCol w:w="3186"/>
-        <w:gridCol w:w="5840"/>
+        <w:gridCol w:w="3317"/>
+        <w:gridCol w:w="5693"/>
       </w:tblGrid>
       <w:tr>
         <w:trPr>
@@ -2459,16 +3757,22 @@
         <w:tc>
           <w:tcPr>
             <w:tcW w:w="0" w:type="auto"/>
-            <w:vAlign w:val="center"/>
-            <w:hideMark/>
-          </w:tcPr>
-          <w:p>
-            <w:pPr>
-              <w:rPr>
-                <w:b/>
-                <w:bCs/>
-              </w:rPr>
-            </w:pPr>
+            <w:tcBorders>
+              <w:top w:val="single" w:sz="6" w:space="0" w:color="C4C7C5"/>
+              <w:left w:val="single" w:sz="6" w:space="0" w:color="C4C7C5"/>
+              <w:bottom w:val="single" w:sz="6" w:space="0" w:color="C4C7C5"/>
+              <w:right w:val="single" w:sz="6" w:space="0" w:color="C4C7C5"/>
+            </w:tcBorders>
+            <w:tcMar>
+              <w:top w:w="120" w:type="dxa"/>
+              <w:left w:w="180" w:type="dxa"/>
+              <w:bottom w:w="120" w:type="dxa"/>
+              <w:right w:w="180" w:type="dxa"/>
+            </w:tcMar>
+            <w:vAlign w:val="center"/>
+            <w:hideMark/>
+          </w:tcPr>
+          <w:p>
             <w:r>
               <w:rPr>
                 <w:b/>
@@ -2482,16 +3786,22 @@
         <w:tc>
           <w:tcPr>
             <w:tcW w:w="0" w:type="auto"/>
-            <w:vAlign w:val="center"/>
-            <w:hideMark/>
-          </w:tcPr>
-          <w:p>
-            <w:pPr>
-              <w:rPr>
-                <w:b/>
-                <w:bCs/>
-              </w:rPr>
-            </w:pPr>
+            <w:tcBorders>
+              <w:top w:val="single" w:sz="6" w:space="0" w:color="C4C7C5"/>
+              <w:left w:val="single" w:sz="6" w:space="0" w:color="C4C7C5"/>
+              <w:bottom w:val="single" w:sz="6" w:space="0" w:color="C4C7C5"/>
+              <w:right w:val="single" w:sz="6" w:space="0" w:color="C4C7C5"/>
+            </w:tcBorders>
+            <w:tcMar>
+              <w:top w:w="120" w:type="dxa"/>
+              <w:left w:w="180" w:type="dxa"/>
+              <w:bottom w:w="120" w:type="dxa"/>
+              <w:right w:w="180" w:type="dxa"/>
+            </w:tcMar>
+            <w:vAlign w:val="center"/>
+            <w:hideMark/>
+          </w:tcPr>
+          <w:p>
             <w:r>
               <w:rPr>
                 <w:b/>
@@ -2509,15 +3819,23 @@
         <w:tc>
           <w:tcPr>
             <w:tcW w:w="0" w:type="auto"/>
-            <w:vAlign w:val="center"/>
-            <w:hideMark/>
-          </w:tcPr>
-          <w:p>
-            <w:r>
-              <w:rPr>
-                <w:b/>
-                <w:bCs/>
-              </w:rPr>
+            <w:tcBorders>
+              <w:top w:val="single" w:sz="6" w:space="0" w:color="C4C7C5"/>
+              <w:left w:val="single" w:sz="6" w:space="0" w:color="C4C7C5"/>
+              <w:bottom w:val="single" w:sz="6" w:space="0" w:color="C4C7C5"/>
+              <w:right w:val="single" w:sz="6" w:space="0" w:color="C4C7C5"/>
+            </w:tcBorders>
+            <w:tcMar>
+              <w:top w:w="120" w:type="dxa"/>
+              <w:left w:w="180" w:type="dxa"/>
+              <w:bottom w:w="120" w:type="dxa"/>
+              <w:right w:w="180" w:type="dxa"/>
+            </w:tcMar>
+            <w:vAlign w:val="center"/>
+            <w:hideMark/>
+          </w:tcPr>
+          <w:p>
+            <w:r>
               <w:t>Current Version</w:t>
             </w:r>
           </w:p>
@@ -2525,15 +3843,23 @@
         <w:tc>
           <w:tcPr>
             <w:tcW w:w="0" w:type="auto"/>
-            <w:vAlign w:val="center"/>
-            <w:hideMark/>
-          </w:tcPr>
-          <w:p>
-            <w:r>
-              <w:rPr>
-                <w:b/>
-                <w:bCs/>
-              </w:rPr>
+            <w:tcBorders>
+              <w:top w:val="single" w:sz="6" w:space="0" w:color="C4C7C5"/>
+              <w:left w:val="single" w:sz="6" w:space="0" w:color="C4C7C5"/>
+              <w:bottom w:val="single" w:sz="6" w:space="0" w:color="C4C7C5"/>
+              <w:right w:val="single" w:sz="6" w:space="0" w:color="C4C7C5"/>
+            </w:tcBorders>
+            <w:tcMar>
+              <w:top w:w="120" w:type="dxa"/>
+              <w:left w:w="180" w:type="dxa"/>
+              <w:bottom w:w="120" w:type="dxa"/>
+              <w:right w:w="180" w:type="dxa"/>
+            </w:tcMar>
+            <w:vAlign w:val="center"/>
+            <w:hideMark/>
+          </w:tcPr>
+          <w:p>
+            <w:r>
               <w:t>ATLAS v3.0</w:t>
             </w:r>
           </w:p>
@@ -2546,15 +3872,23 @@
         <w:tc>
           <w:tcPr>
             <w:tcW w:w="0" w:type="auto"/>
-            <w:vAlign w:val="center"/>
-            <w:hideMark/>
-          </w:tcPr>
-          <w:p>
-            <w:r>
-              <w:rPr>
-                <w:b/>
-                <w:bCs/>
-              </w:rPr>
+            <w:tcBorders>
+              <w:top w:val="single" w:sz="6" w:space="0" w:color="C4C7C5"/>
+              <w:left w:val="single" w:sz="6" w:space="0" w:color="C4C7C5"/>
+              <w:bottom w:val="single" w:sz="6" w:space="0" w:color="C4C7C5"/>
+              <w:right w:val="single" w:sz="6" w:space="0" w:color="C4C7C5"/>
+            </w:tcBorders>
+            <w:tcMar>
+              <w:top w:w="120" w:type="dxa"/>
+              <w:left w:w="180" w:type="dxa"/>
+              <w:bottom w:w="120" w:type="dxa"/>
+              <w:right w:w="180" w:type="dxa"/>
+            </w:tcMar>
+            <w:vAlign w:val="center"/>
+            <w:hideMark/>
+          </w:tcPr>
+          <w:p>
+            <w:r>
               <w:t>Current Stage</w:t>
             </w:r>
           </w:p>
@@ -2562,15 +3896,23 @@
         <w:tc>
           <w:tcPr>
             <w:tcW w:w="0" w:type="auto"/>
-            <w:vAlign w:val="center"/>
-            <w:hideMark/>
-          </w:tcPr>
-          <w:p>
-            <w:r>
-              <w:rPr>
-                <w:b/>
-                <w:bCs/>
-              </w:rPr>
+            <w:tcBorders>
+              <w:top w:val="single" w:sz="6" w:space="0" w:color="C4C7C5"/>
+              <w:left w:val="single" w:sz="6" w:space="0" w:color="C4C7C5"/>
+              <w:bottom w:val="single" w:sz="6" w:space="0" w:color="C4C7C5"/>
+              <w:right w:val="single" w:sz="6" w:space="0" w:color="C4C7C5"/>
+            </w:tcBorders>
+            <w:tcMar>
+              <w:top w:w="120" w:type="dxa"/>
+              <w:left w:w="180" w:type="dxa"/>
+              <w:bottom w:w="120" w:type="dxa"/>
+              <w:right w:w="180" w:type="dxa"/>
+            </w:tcMar>
+            <w:vAlign w:val="center"/>
+            <w:hideMark/>
+          </w:tcPr>
+          <w:p>
+            <w:r>
               <w:t>Pattern Discovery &amp; Behavioural Validation</w:t>
             </w:r>
           </w:p>
@@ -2583,15 +3925,23 @@
         <w:tc>
           <w:tcPr>
             <w:tcW w:w="0" w:type="auto"/>
-            <w:vAlign w:val="center"/>
-            <w:hideMark/>
-          </w:tcPr>
-          <w:p>
-            <w:r>
-              <w:rPr>
-                <w:b/>
-                <w:bCs/>
-              </w:rPr>
+            <w:tcBorders>
+              <w:top w:val="single" w:sz="6" w:space="0" w:color="C4C7C5"/>
+              <w:left w:val="single" w:sz="6" w:space="0" w:color="C4C7C5"/>
+              <w:bottom w:val="single" w:sz="6" w:space="0" w:color="C4C7C5"/>
+              <w:right w:val="single" w:sz="6" w:space="0" w:color="C4C7C5"/>
+            </w:tcBorders>
+            <w:tcMar>
+              <w:top w:w="120" w:type="dxa"/>
+              <w:left w:w="180" w:type="dxa"/>
+              <w:bottom w:w="120" w:type="dxa"/>
+              <w:right w:w="180" w:type="dxa"/>
+            </w:tcMar>
+            <w:vAlign w:val="center"/>
+            <w:hideMark/>
+          </w:tcPr>
+          <w:p>
+            <w:r>
               <w:t>Primary Focus</w:t>
             </w:r>
           </w:p>
@@ -2599,15 +3949,23 @@
         <w:tc>
           <w:tcPr>
             <w:tcW w:w="0" w:type="auto"/>
-            <w:vAlign w:val="center"/>
-            <w:hideMark/>
-          </w:tcPr>
-          <w:p>
-            <w:r>
-              <w:rPr>
-                <w:b/>
-                <w:bCs/>
-              </w:rPr>
+            <w:tcBorders>
+              <w:top w:val="single" w:sz="6" w:space="0" w:color="C4C7C5"/>
+              <w:left w:val="single" w:sz="6" w:space="0" w:color="C4C7C5"/>
+              <w:bottom w:val="single" w:sz="6" w:space="0" w:color="C4C7C5"/>
+              <w:right w:val="single" w:sz="6" w:space="0" w:color="C4C7C5"/>
+            </w:tcBorders>
+            <w:tcMar>
+              <w:top w:w="120" w:type="dxa"/>
+              <w:left w:w="180" w:type="dxa"/>
+              <w:bottom w:w="120" w:type="dxa"/>
+              <w:right w:w="180" w:type="dxa"/>
+            </w:tcMar>
+            <w:vAlign w:val="center"/>
+            <w:hideMark/>
+          </w:tcPr>
+          <w:p>
+            <w:r>
               <w:t>Pattern Identification, Validation &amp; Behavioural Modelling</w:t>
             </w:r>
           </w:p>
@@ -2620,15 +3978,23 @@
         <w:tc>
           <w:tcPr>
             <w:tcW w:w="0" w:type="auto"/>
-            <w:vAlign w:val="center"/>
-            <w:hideMark/>
-          </w:tcPr>
-          <w:p>
-            <w:r>
-              <w:rPr>
-                <w:b/>
-                <w:bCs/>
-              </w:rPr>
+            <w:tcBorders>
+              <w:top w:val="single" w:sz="6" w:space="0" w:color="C4C7C5"/>
+              <w:left w:val="single" w:sz="6" w:space="0" w:color="C4C7C5"/>
+              <w:bottom w:val="single" w:sz="6" w:space="0" w:color="C4C7C5"/>
+              <w:right w:val="single" w:sz="6" w:space="0" w:color="C4C7C5"/>
+            </w:tcBorders>
+            <w:tcMar>
+              <w:top w:w="120" w:type="dxa"/>
+              <w:left w:w="180" w:type="dxa"/>
+              <w:bottom w:w="120" w:type="dxa"/>
+              <w:right w:w="180" w:type="dxa"/>
+            </w:tcMar>
+            <w:vAlign w:val="center"/>
+            <w:hideMark/>
+          </w:tcPr>
+          <w:p>
+            <w:r>
               <w:t>Research Volumes Completed</w:t>
             </w:r>
           </w:p>
@@ -2636,36 +4002,52 @@
         <w:tc>
           <w:tcPr>
             <w:tcW w:w="0" w:type="auto"/>
-            <w:vAlign w:val="center"/>
-            <w:hideMark/>
-          </w:tcPr>
-          <w:p>
-            <w:r>
-              <w:rPr>
-                <w:b/>
-                <w:bCs/>
-              </w:rPr>
-              <w:t>3</w:t>
-            </w:r>
-          </w:p>
-        </w:tc>
-      </w:tr>
-      <w:tr>
-        <w:trPr>
-          <w:tblCellSpacing w:w="15" w:type="dxa"/>
-        </w:trPr>
-        <w:tc>
-          <w:tcPr>
-            <w:tcW w:w="0" w:type="auto"/>
-            <w:vAlign w:val="center"/>
-            <w:hideMark/>
-          </w:tcPr>
-          <w:p>
-            <w:r>
-              <w:rPr>
-                <w:b/>
-                <w:bCs/>
-              </w:rPr>
+            <w:tcBorders>
+              <w:top w:val="single" w:sz="6" w:space="0" w:color="C4C7C5"/>
+              <w:left w:val="single" w:sz="6" w:space="0" w:color="C4C7C5"/>
+              <w:bottom w:val="single" w:sz="6" w:space="0" w:color="C4C7C5"/>
+              <w:right w:val="single" w:sz="6" w:space="0" w:color="C4C7C5"/>
+            </w:tcBorders>
+            <w:tcMar>
+              <w:top w:w="120" w:type="dxa"/>
+              <w:left w:w="180" w:type="dxa"/>
+              <w:bottom w:w="120" w:type="dxa"/>
+              <w:right w:w="180" w:type="dxa"/>
+            </w:tcMar>
+            <w:vAlign w:val="center"/>
+            <w:hideMark/>
+          </w:tcPr>
+          <w:p>
+            <w:r>
+              <w:t>4</w:t>
+            </w:r>
+          </w:p>
+        </w:tc>
+      </w:tr>
+      <w:tr>
+        <w:trPr>
+          <w:tblCellSpacing w:w="15" w:type="dxa"/>
+        </w:trPr>
+        <w:tc>
+          <w:tcPr>
+            <w:tcW w:w="0" w:type="auto"/>
+            <w:tcBorders>
+              <w:top w:val="single" w:sz="6" w:space="0" w:color="C4C7C5"/>
+              <w:left w:val="single" w:sz="6" w:space="0" w:color="C4C7C5"/>
+              <w:bottom w:val="single" w:sz="6" w:space="0" w:color="C4C7C5"/>
+              <w:right w:val="single" w:sz="6" w:space="0" w:color="C4C7C5"/>
+            </w:tcBorders>
+            <w:tcMar>
+              <w:top w:w="120" w:type="dxa"/>
+              <w:left w:w="180" w:type="dxa"/>
+              <w:bottom w:w="120" w:type="dxa"/>
+              <w:right w:w="180" w:type="dxa"/>
+            </w:tcMar>
+            <w:vAlign w:val="center"/>
+            <w:hideMark/>
+          </w:tcPr>
+          <w:p>
+            <w:r>
               <w:t>Total Patterns</w:t>
             </w:r>
           </w:p>
@@ -2673,36 +4055,52 @@
         <w:tc>
           <w:tcPr>
             <w:tcW w:w="0" w:type="auto"/>
-            <w:vAlign w:val="center"/>
-            <w:hideMark/>
-          </w:tcPr>
-          <w:p>
-            <w:r>
-              <w:rPr>
-                <w:b/>
-                <w:bCs/>
-              </w:rPr>
-              <w:t>16</w:t>
-            </w:r>
-          </w:p>
-        </w:tc>
-      </w:tr>
-      <w:tr>
-        <w:trPr>
-          <w:tblCellSpacing w:w="15" w:type="dxa"/>
-        </w:trPr>
-        <w:tc>
-          <w:tcPr>
-            <w:tcW w:w="0" w:type="auto"/>
-            <w:vAlign w:val="center"/>
-            <w:hideMark/>
-          </w:tcPr>
-          <w:p>
-            <w:r>
-              <w:rPr>
-                <w:b/>
-                <w:bCs/>
-              </w:rPr>
+            <w:tcBorders>
+              <w:top w:val="single" w:sz="6" w:space="0" w:color="C4C7C5"/>
+              <w:left w:val="single" w:sz="6" w:space="0" w:color="C4C7C5"/>
+              <w:bottom w:val="single" w:sz="6" w:space="0" w:color="C4C7C5"/>
+              <w:right w:val="single" w:sz="6" w:space="0" w:color="C4C7C5"/>
+            </w:tcBorders>
+            <w:tcMar>
+              <w:top w:w="120" w:type="dxa"/>
+              <w:left w:w="180" w:type="dxa"/>
+              <w:bottom w:w="120" w:type="dxa"/>
+              <w:right w:w="180" w:type="dxa"/>
+            </w:tcMar>
+            <w:vAlign w:val="center"/>
+            <w:hideMark/>
+          </w:tcPr>
+          <w:p>
+            <w:r>
+              <w:t>20</w:t>
+            </w:r>
+          </w:p>
+        </w:tc>
+      </w:tr>
+      <w:tr>
+        <w:trPr>
+          <w:tblCellSpacing w:w="15" w:type="dxa"/>
+        </w:trPr>
+        <w:tc>
+          <w:tcPr>
+            <w:tcW w:w="0" w:type="auto"/>
+            <w:tcBorders>
+              <w:top w:val="single" w:sz="6" w:space="0" w:color="C4C7C5"/>
+              <w:left w:val="single" w:sz="6" w:space="0" w:color="C4C7C5"/>
+              <w:bottom w:val="single" w:sz="6" w:space="0" w:color="C4C7C5"/>
+              <w:right w:val="single" w:sz="6" w:space="0" w:color="C4C7C5"/>
+            </w:tcBorders>
+            <w:tcMar>
+              <w:top w:w="120" w:type="dxa"/>
+              <w:left w:w="180" w:type="dxa"/>
+              <w:bottom w:w="120" w:type="dxa"/>
+              <w:right w:w="180" w:type="dxa"/>
+            </w:tcMar>
+            <w:vAlign w:val="center"/>
+            <w:hideMark/>
+          </w:tcPr>
+          <w:p>
+            <w:r>
               <w:t>Candidate Patterns</w:t>
             </w:r>
           </w:p>
@@ -2710,36 +4108,52 @@
         <w:tc>
           <w:tcPr>
             <w:tcW w:w="0" w:type="auto"/>
-            <w:vAlign w:val="center"/>
-            <w:hideMark/>
-          </w:tcPr>
-          <w:p>
-            <w:r>
-              <w:rPr>
-                <w:b/>
-                <w:bCs/>
-              </w:rPr>
-              <w:t>16</w:t>
-            </w:r>
-          </w:p>
-        </w:tc>
-      </w:tr>
-      <w:tr>
-        <w:trPr>
-          <w:tblCellSpacing w:w="15" w:type="dxa"/>
-        </w:trPr>
-        <w:tc>
-          <w:tcPr>
-            <w:tcW w:w="0" w:type="auto"/>
-            <w:vAlign w:val="center"/>
-            <w:hideMark/>
-          </w:tcPr>
-          <w:p>
-            <w:r>
-              <w:rPr>
-                <w:b/>
-                <w:bCs/>
-              </w:rPr>
+            <w:tcBorders>
+              <w:top w:val="single" w:sz="6" w:space="0" w:color="C4C7C5"/>
+              <w:left w:val="single" w:sz="6" w:space="0" w:color="C4C7C5"/>
+              <w:bottom w:val="single" w:sz="6" w:space="0" w:color="C4C7C5"/>
+              <w:right w:val="single" w:sz="6" w:space="0" w:color="C4C7C5"/>
+            </w:tcBorders>
+            <w:tcMar>
+              <w:top w:w="120" w:type="dxa"/>
+              <w:left w:w="180" w:type="dxa"/>
+              <w:bottom w:w="120" w:type="dxa"/>
+              <w:right w:w="180" w:type="dxa"/>
+            </w:tcMar>
+            <w:vAlign w:val="center"/>
+            <w:hideMark/>
+          </w:tcPr>
+          <w:p>
+            <w:r>
+              <w:t>20</w:t>
+            </w:r>
+          </w:p>
+        </w:tc>
+      </w:tr>
+      <w:tr>
+        <w:trPr>
+          <w:tblCellSpacing w:w="15" w:type="dxa"/>
+        </w:trPr>
+        <w:tc>
+          <w:tcPr>
+            <w:tcW w:w="0" w:type="auto"/>
+            <w:tcBorders>
+              <w:top w:val="single" w:sz="6" w:space="0" w:color="C4C7C5"/>
+              <w:left w:val="single" w:sz="6" w:space="0" w:color="C4C7C5"/>
+              <w:bottom w:val="single" w:sz="6" w:space="0" w:color="C4C7C5"/>
+              <w:right w:val="single" w:sz="6" w:space="0" w:color="C4C7C5"/>
+            </w:tcBorders>
+            <w:tcMar>
+              <w:top w:w="120" w:type="dxa"/>
+              <w:left w:w="180" w:type="dxa"/>
+              <w:bottom w:w="120" w:type="dxa"/>
+              <w:right w:w="180" w:type="dxa"/>
+            </w:tcMar>
+            <w:vAlign w:val="center"/>
+            <w:hideMark/>
+          </w:tcPr>
+          <w:p>
+            <w:r>
               <w:t>Accepted Patterns</w:t>
             </w:r>
           </w:p>
@@ -2747,15 +4161,23 @@
         <w:tc>
           <w:tcPr>
             <w:tcW w:w="0" w:type="auto"/>
-            <w:vAlign w:val="center"/>
-            <w:hideMark/>
-          </w:tcPr>
-          <w:p>
-            <w:r>
-              <w:rPr>
-                <w:b/>
-                <w:bCs/>
-              </w:rPr>
+            <w:tcBorders>
+              <w:top w:val="single" w:sz="6" w:space="0" w:color="C4C7C5"/>
+              <w:left w:val="single" w:sz="6" w:space="0" w:color="C4C7C5"/>
+              <w:bottom w:val="single" w:sz="6" w:space="0" w:color="C4C7C5"/>
+              <w:right w:val="single" w:sz="6" w:space="0" w:color="C4C7C5"/>
+            </w:tcBorders>
+            <w:tcMar>
+              <w:top w:w="120" w:type="dxa"/>
+              <w:left w:w="180" w:type="dxa"/>
+              <w:bottom w:w="120" w:type="dxa"/>
+              <w:right w:w="180" w:type="dxa"/>
+            </w:tcMar>
+            <w:vAlign w:val="center"/>
+            <w:hideMark/>
+          </w:tcPr>
+          <w:p>
+            <w:r>
               <w:t>0</w:t>
             </w:r>
           </w:p>
@@ -2768,15 +4190,23 @@
         <w:tc>
           <w:tcPr>
             <w:tcW w:w="0" w:type="auto"/>
-            <w:vAlign w:val="center"/>
-            <w:hideMark/>
-          </w:tcPr>
-          <w:p>
-            <w:r>
-              <w:rPr>
-                <w:b/>
-                <w:bCs/>
-              </w:rPr>
+            <w:tcBorders>
+              <w:top w:val="single" w:sz="6" w:space="0" w:color="C4C7C5"/>
+              <w:left w:val="single" w:sz="6" w:space="0" w:color="C4C7C5"/>
+              <w:bottom w:val="single" w:sz="6" w:space="0" w:color="C4C7C5"/>
+              <w:right w:val="single" w:sz="6" w:space="0" w:color="C4C7C5"/>
+            </w:tcBorders>
+            <w:tcMar>
+              <w:top w:w="120" w:type="dxa"/>
+              <w:left w:w="180" w:type="dxa"/>
+              <w:bottom w:w="120" w:type="dxa"/>
+              <w:right w:w="180" w:type="dxa"/>
+            </w:tcMar>
+            <w:vAlign w:val="center"/>
+            <w:hideMark/>
+          </w:tcPr>
+          <w:p>
+            <w:r>
               <w:t>Deprecated Patterns</w:t>
             </w:r>
           </w:p>
@@ -2784,15 +4214,23 @@
         <w:tc>
           <w:tcPr>
             <w:tcW w:w="0" w:type="auto"/>
-            <w:vAlign w:val="center"/>
-            <w:hideMark/>
-          </w:tcPr>
-          <w:p>
-            <w:r>
-              <w:rPr>
-                <w:b/>
-                <w:bCs/>
-              </w:rPr>
+            <w:tcBorders>
+              <w:top w:val="single" w:sz="6" w:space="0" w:color="C4C7C5"/>
+              <w:left w:val="single" w:sz="6" w:space="0" w:color="C4C7C5"/>
+              <w:bottom w:val="single" w:sz="6" w:space="0" w:color="C4C7C5"/>
+              <w:right w:val="single" w:sz="6" w:space="0" w:color="C4C7C5"/>
+            </w:tcBorders>
+            <w:tcMar>
+              <w:top w:w="120" w:type="dxa"/>
+              <w:left w:w="180" w:type="dxa"/>
+              <w:bottom w:w="120" w:type="dxa"/>
+              <w:right w:w="180" w:type="dxa"/>
+            </w:tcMar>
+            <w:vAlign w:val="center"/>
+            <w:hideMark/>
+          </w:tcPr>
+          <w:p>
+            <w:r>
               <w:t>0</w:t>
             </w:r>
           </w:p>
@@ -2805,15 +4243,23 @@
         <w:tc>
           <w:tcPr>
             <w:tcW w:w="0" w:type="auto"/>
-            <w:vAlign w:val="center"/>
-            <w:hideMark/>
-          </w:tcPr>
-          <w:p>
-            <w:r>
-              <w:rPr>
-                <w:b/>
-                <w:bCs/>
-              </w:rPr>
+            <w:tcBorders>
+              <w:top w:val="single" w:sz="6" w:space="0" w:color="C4C7C5"/>
+              <w:left w:val="single" w:sz="6" w:space="0" w:color="C4C7C5"/>
+              <w:bottom w:val="single" w:sz="6" w:space="0" w:color="C4C7C5"/>
+              <w:right w:val="single" w:sz="6" w:space="0" w:color="C4C7C5"/>
+            </w:tcBorders>
+            <w:tcMar>
+              <w:top w:w="120" w:type="dxa"/>
+              <w:left w:w="180" w:type="dxa"/>
+              <w:bottom w:w="120" w:type="dxa"/>
+              <w:right w:w="180" w:type="dxa"/>
+            </w:tcMar>
+            <w:vAlign w:val="center"/>
+            <w:hideMark/>
+          </w:tcPr>
+          <w:p>
+            <w:r>
               <w:t>Largest Supporting Evidence</w:t>
             </w:r>
           </w:p>
@@ -2821,28 +4267,29 @@
         <w:tc>
           <w:tcPr>
             <w:tcW w:w="0" w:type="auto"/>
-            <w:vAlign w:val="center"/>
-            <w:hideMark/>
-          </w:tcPr>
-          <w:p>
-            <w:r>
-              <w:rPr>
-                <w:b/>
-                <w:bCs/>
-              </w:rPr>
-              <w:t>8 Human Frictions</w:t>
+            <w:tcBorders>
+              <w:top w:val="single" w:sz="6" w:space="0" w:color="C4C7C5"/>
+              <w:left w:val="single" w:sz="6" w:space="0" w:color="C4C7C5"/>
+              <w:bottom w:val="single" w:sz="6" w:space="0" w:color="C4C7C5"/>
+              <w:right w:val="single" w:sz="6" w:space="0" w:color="C4C7C5"/>
+            </w:tcBorders>
+            <w:tcMar>
+              <w:top w:w="120" w:type="dxa"/>
+              <w:left w:w="180" w:type="dxa"/>
+              <w:bottom w:w="120" w:type="dxa"/>
+              <w:right w:w="180" w:type="dxa"/>
+            </w:tcMar>
+            <w:vAlign w:val="center"/>
+            <w:hideMark/>
+          </w:tcPr>
+          <w:p>
+            <w:r>
+              <w:t>14 Human Frictions (PAT-020)</w:t>
             </w:r>
           </w:p>
         </w:tc>
       </w:tr>
     </w:tbl>
-    <w:p>
-      <w:r>
-        <w:pict w14:anchorId="0DCC18E6">
-          <v:rect id="_x0000_i1119" style="width:0;height:1.5pt" o:hralign="center" o:hrstd="t" o:hr="t" fillcolor="#a0a0a0" stroked="f"/>
-        </w:pict>
-      </w:r>
-    </w:p>
     <w:p>
       <w:pPr>
         <w:rPr>
@@ -2871,8 +4318,8 @@
         <w:tblLook w:val="04A0" w:firstRow="1" w:lastRow="0" w:firstColumn="1" w:lastColumn="0" w:noHBand="0" w:noVBand="1"/>
       </w:tblPr>
       <w:tblGrid>
-        <w:gridCol w:w="3429"/>
-        <w:gridCol w:w="2650"/>
+        <w:gridCol w:w="3608"/>
+        <w:gridCol w:w="3013"/>
       </w:tblGrid>
       <w:tr>
         <w:trPr>
@@ -2882,16 +4329,22 @@
         <w:tc>
           <w:tcPr>
             <w:tcW w:w="0" w:type="auto"/>
-            <w:vAlign w:val="center"/>
-            <w:hideMark/>
-          </w:tcPr>
-          <w:p>
-            <w:pPr>
-              <w:rPr>
-                <w:b/>
-                <w:bCs/>
-              </w:rPr>
-            </w:pPr>
+            <w:tcBorders>
+              <w:top w:val="single" w:sz="6" w:space="0" w:color="C4C7C5"/>
+              <w:left w:val="single" w:sz="6" w:space="0" w:color="C4C7C5"/>
+              <w:bottom w:val="single" w:sz="6" w:space="0" w:color="C4C7C5"/>
+              <w:right w:val="single" w:sz="6" w:space="0" w:color="C4C7C5"/>
+            </w:tcBorders>
+            <w:tcMar>
+              <w:top w:w="120" w:type="dxa"/>
+              <w:left w:w="180" w:type="dxa"/>
+              <w:bottom w:w="120" w:type="dxa"/>
+              <w:right w:w="180" w:type="dxa"/>
+            </w:tcMar>
+            <w:vAlign w:val="center"/>
+            <w:hideMark/>
+          </w:tcPr>
+          <w:p>
             <w:r>
               <w:rPr>
                 <w:b/>
@@ -2904,16 +4357,22 @@
         <w:tc>
           <w:tcPr>
             <w:tcW w:w="0" w:type="auto"/>
-            <w:vAlign w:val="center"/>
-            <w:hideMark/>
-          </w:tcPr>
-          <w:p>
-            <w:pPr>
-              <w:rPr>
-                <w:b/>
-                <w:bCs/>
-              </w:rPr>
-            </w:pPr>
+            <w:tcBorders>
+              <w:top w:val="single" w:sz="6" w:space="0" w:color="C4C7C5"/>
+              <w:left w:val="single" w:sz="6" w:space="0" w:color="C4C7C5"/>
+              <w:bottom w:val="single" w:sz="6" w:space="0" w:color="C4C7C5"/>
+              <w:right w:val="single" w:sz="6" w:space="0" w:color="C4C7C5"/>
+            </w:tcBorders>
+            <w:tcMar>
+              <w:top w:w="120" w:type="dxa"/>
+              <w:left w:w="180" w:type="dxa"/>
+              <w:bottom w:w="120" w:type="dxa"/>
+              <w:right w:w="180" w:type="dxa"/>
+            </w:tcMar>
+            <w:vAlign w:val="center"/>
+            <w:hideMark/>
+          </w:tcPr>
+          <w:p>
             <w:r>
               <w:rPr>
                 <w:b/>
@@ -2931,15 +4390,23 @@
         <w:tc>
           <w:tcPr>
             <w:tcW w:w="0" w:type="auto"/>
-            <w:vAlign w:val="center"/>
-            <w:hideMark/>
-          </w:tcPr>
-          <w:p>
-            <w:r>
-              <w:rPr>
-                <w:b/>
-                <w:bCs/>
-              </w:rPr>
+            <w:tcBorders>
+              <w:top w:val="single" w:sz="6" w:space="0" w:color="C4C7C5"/>
+              <w:left w:val="single" w:sz="6" w:space="0" w:color="C4C7C5"/>
+              <w:bottom w:val="single" w:sz="6" w:space="0" w:color="C4C7C5"/>
+              <w:right w:val="single" w:sz="6" w:space="0" w:color="C4C7C5"/>
+            </w:tcBorders>
+            <w:tcMar>
+              <w:top w:w="120" w:type="dxa"/>
+              <w:left w:w="180" w:type="dxa"/>
+              <w:bottom w:w="120" w:type="dxa"/>
+              <w:right w:w="180" w:type="dxa"/>
+            </w:tcMar>
+            <w:vAlign w:val="center"/>
+            <w:hideMark/>
+          </w:tcPr>
+          <w:p>
+            <w:r>
               <w:t>Pattern Template</w:t>
             </w:r>
           </w:p>
@@ -2947,6 +4414,18 @@
         <w:tc>
           <w:tcPr>
             <w:tcW w:w="0" w:type="auto"/>
+            <w:tcBorders>
+              <w:top w:val="single" w:sz="6" w:space="0" w:color="C4C7C5"/>
+              <w:left w:val="single" w:sz="6" w:space="0" w:color="C4C7C5"/>
+              <w:bottom w:val="single" w:sz="6" w:space="0" w:color="C4C7C5"/>
+              <w:right w:val="single" w:sz="6" w:space="0" w:color="C4C7C5"/>
+            </w:tcBorders>
+            <w:tcMar>
+              <w:top w:w="120" w:type="dxa"/>
+              <w:left w:w="180" w:type="dxa"/>
+              <w:bottom w:w="120" w:type="dxa"/>
+              <w:right w:w="180" w:type="dxa"/>
+            </w:tcMar>
             <w:vAlign w:val="center"/>
             <w:hideMark/>
           </w:tcPr>
@@ -2964,15 +4443,23 @@
         <w:tc>
           <w:tcPr>
             <w:tcW w:w="0" w:type="auto"/>
-            <w:vAlign w:val="center"/>
-            <w:hideMark/>
-          </w:tcPr>
-          <w:p>
-            <w:r>
-              <w:rPr>
-                <w:b/>
-                <w:bCs/>
-              </w:rPr>
+            <w:tcBorders>
+              <w:top w:val="single" w:sz="6" w:space="0" w:color="C4C7C5"/>
+              <w:left w:val="single" w:sz="6" w:space="0" w:color="C4C7C5"/>
+              <w:bottom w:val="single" w:sz="6" w:space="0" w:color="C4C7C5"/>
+              <w:right w:val="single" w:sz="6" w:space="0" w:color="C4C7C5"/>
+            </w:tcBorders>
+            <w:tcMar>
+              <w:top w:w="120" w:type="dxa"/>
+              <w:left w:w="180" w:type="dxa"/>
+              <w:bottom w:w="120" w:type="dxa"/>
+              <w:right w:w="180" w:type="dxa"/>
+            </w:tcMar>
+            <w:vAlign w:val="center"/>
+            <w:hideMark/>
+          </w:tcPr>
+          <w:p>
+            <w:r>
               <w:t>Pattern Registry</w:t>
             </w:r>
           </w:p>
@@ -2980,6 +4467,18 @@
         <w:tc>
           <w:tcPr>
             <w:tcW w:w="0" w:type="auto"/>
+            <w:tcBorders>
+              <w:top w:val="single" w:sz="6" w:space="0" w:color="C4C7C5"/>
+              <w:left w:val="single" w:sz="6" w:space="0" w:color="C4C7C5"/>
+              <w:bottom w:val="single" w:sz="6" w:space="0" w:color="C4C7C5"/>
+              <w:right w:val="single" w:sz="6" w:space="0" w:color="C4C7C5"/>
+            </w:tcBorders>
+            <w:tcMar>
+              <w:top w:w="120" w:type="dxa"/>
+              <w:left w:w="180" w:type="dxa"/>
+              <w:bottom w:w="120" w:type="dxa"/>
+              <w:right w:w="180" w:type="dxa"/>
+            </w:tcMar>
             <w:vAlign w:val="center"/>
             <w:hideMark/>
           </w:tcPr>
@@ -2997,15 +4496,23 @@
         <w:tc>
           <w:tcPr>
             <w:tcW w:w="0" w:type="auto"/>
-            <w:vAlign w:val="center"/>
-            <w:hideMark/>
-          </w:tcPr>
-          <w:p>
-            <w:r>
-              <w:rPr>
-                <w:b/>
-                <w:bCs/>
-              </w:rPr>
+            <w:tcBorders>
+              <w:top w:val="single" w:sz="6" w:space="0" w:color="C4C7C5"/>
+              <w:left w:val="single" w:sz="6" w:space="0" w:color="C4C7C5"/>
+              <w:bottom w:val="single" w:sz="6" w:space="0" w:color="C4C7C5"/>
+              <w:right w:val="single" w:sz="6" w:space="0" w:color="C4C7C5"/>
+            </w:tcBorders>
+            <w:tcMar>
+              <w:top w:w="120" w:type="dxa"/>
+              <w:left w:w="180" w:type="dxa"/>
+              <w:bottom w:w="120" w:type="dxa"/>
+              <w:right w:w="180" w:type="dxa"/>
+            </w:tcMar>
+            <w:vAlign w:val="center"/>
+            <w:hideMark/>
+          </w:tcPr>
+          <w:p>
+            <w:r>
               <w:t>Pattern Metrics Report</w:t>
             </w:r>
           </w:p>
@@ -3013,6 +4520,18 @@
         <w:tc>
           <w:tcPr>
             <w:tcW w:w="0" w:type="auto"/>
+            <w:tcBorders>
+              <w:top w:val="single" w:sz="6" w:space="0" w:color="C4C7C5"/>
+              <w:left w:val="single" w:sz="6" w:space="0" w:color="C4C7C5"/>
+              <w:bottom w:val="single" w:sz="6" w:space="0" w:color="C4C7C5"/>
+              <w:right w:val="single" w:sz="6" w:space="0" w:color="C4C7C5"/>
+            </w:tcBorders>
+            <w:tcMar>
+              <w:top w:w="120" w:type="dxa"/>
+              <w:left w:w="180" w:type="dxa"/>
+              <w:bottom w:w="120" w:type="dxa"/>
+              <w:right w:w="180" w:type="dxa"/>
+            </w:tcMar>
             <w:vAlign w:val="center"/>
             <w:hideMark/>
           </w:tcPr>
@@ -3030,15 +4549,23 @@
         <w:tc>
           <w:tcPr>
             <w:tcW w:w="0" w:type="auto"/>
-            <w:vAlign w:val="center"/>
-            <w:hideMark/>
-          </w:tcPr>
-          <w:p>
-            <w:r>
-              <w:rPr>
-                <w:b/>
-                <w:bCs/>
-              </w:rPr>
+            <w:tcBorders>
+              <w:top w:val="single" w:sz="6" w:space="0" w:color="C4C7C5"/>
+              <w:left w:val="single" w:sz="6" w:space="0" w:color="C4C7C5"/>
+              <w:bottom w:val="single" w:sz="6" w:space="0" w:color="C4C7C5"/>
+              <w:right w:val="single" w:sz="6" w:space="0" w:color="C4C7C5"/>
+            </w:tcBorders>
+            <w:tcMar>
+              <w:top w:w="120" w:type="dxa"/>
+              <w:left w:w="180" w:type="dxa"/>
+              <w:bottom w:w="120" w:type="dxa"/>
+              <w:right w:w="180" w:type="dxa"/>
+            </w:tcMar>
+            <w:vAlign w:val="center"/>
+            <w:hideMark/>
+          </w:tcPr>
+          <w:p>
+            <w:r>
               <w:t>Volume 01 Pattern Library</w:t>
             </w:r>
           </w:p>
@@ -3046,39 +4573,53 @@
         <w:tc>
           <w:tcPr>
             <w:tcW w:w="0" w:type="auto"/>
-            <w:vAlign w:val="center"/>
-            <w:hideMark/>
-          </w:tcPr>
-          <w:p>
-            <w:r>
-              <w:t xml:space="preserve">Complete </w:t>
-            </w:r>
-            <w:r>
-              <w:rPr>
-                <w:i/>
-                <w:iCs/>
-              </w:rPr>
-              <w:t>(5 Patterns)</w:t>
-            </w:r>
-          </w:p>
-        </w:tc>
-      </w:tr>
-      <w:tr>
-        <w:trPr>
-          <w:tblCellSpacing w:w="15" w:type="dxa"/>
-        </w:trPr>
-        <w:tc>
-          <w:tcPr>
-            <w:tcW w:w="0" w:type="auto"/>
-            <w:vAlign w:val="center"/>
-            <w:hideMark/>
-          </w:tcPr>
-          <w:p>
-            <w:r>
-              <w:rPr>
-                <w:b/>
-                <w:bCs/>
-              </w:rPr>
+            <w:tcBorders>
+              <w:top w:val="single" w:sz="6" w:space="0" w:color="C4C7C5"/>
+              <w:left w:val="single" w:sz="6" w:space="0" w:color="C4C7C5"/>
+              <w:bottom w:val="single" w:sz="6" w:space="0" w:color="C4C7C5"/>
+              <w:right w:val="single" w:sz="6" w:space="0" w:color="C4C7C5"/>
+            </w:tcBorders>
+            <w:tcMar>
+              <w:top w:w="120" w:type="dxa"/>
+              <w:left w:w="180" w:type="dxa"/>
+              <w:bottom w:w="120" w:type="dxa"/>
+              <w:right w:w="180" w:type="dxa"/>
+            </w:tcMar>
+            <w:vAlign w:val="center"/>
+            <w:hideMark/>
+          </w:tcPr>
+          <w:p>
+            <w:r>
+              <w:t>Complete (5 Patterns)</w:t>
+            </w:r>
+          </w:p>
+        </w:tc>
+      </w:tr>
+      <w:tr>
+        <w:trPr>
+          <w:tblCellSpacing w:w="15" w:type="dxa"/>
+        </w:trPr>
+        <w:tc>
+          <w:tcPr>
+            <w:tcW w:w="0" w:type="auto"/>
+            <w:tcBorders>
+              <w:top w:val="single" w:sz="6" w:space="0" w:color="C4C7C5"/>
+              <w:left w:val="single" w:sz="6" w:space="0" w:color="C4C7C5"/>
+              <w:bottom w:val="single" w:sz="6" w:space="0" w:color="C4C7C5"/>
+              <w:right w:val="single" w:sz="6" w:space="0" w:color="C4C7C5"/>
+            </w:tcBorders>
+            <w:tcMar>
+              <w:top w:w="120" w:type="dxa"/>
+              <w:left w:w="180" w:type="dxa"/>
+              <w:bottom w:w="120" w:type="dxa"/>
+              <w:right w:w="180" w:type="dxa"/>
+            </w:tcMar>
+            <w:vAlign w:val="center"/>
+            <w:hideMark/>
+          </w:tcPr>
+          <w:p>
+            <w:r>
+              <w:lastRenderedPageBreak/>
               <w:t>Volume 02 Pattern Library</w:t>
             </w:r>
           </w:p>
@@ -3086,39 +4627,52 @@
         <w:tc>
           <w:tcPr>
             <w:tcW w:w="0" w:type="auto"/>
-            <w:vAlign w:val="center"/>
-            <w:hideMark/>
-          </w:tcPr>
-          <w:p>
-            <w:r>
-              <w:t xml:space="preserve">Complete </w:t>
-            </w:r>
-            <w:r>
-              <w:rPr>
-                <w:i/>
-                <w:iCs/>
-              </w:rPr>
-              <w:t>(6 Patterns)</w:t>
-            </w:r>
-          </w:p>
-        </w:tc>
-      </w:tr>
-      <w:tr>
-        <w:trPr>
-          <w:tblCellSpacing w:w="15" w:type="dxa"/>
-        </w:trPr>
-        <w:tc>
-          <w:tcPr>
-            <w:tcW w:w="0" w:type="auto"/>
-            <w:vAlign w:val="center"/>
-            <w:hideMark/>
-          </w:tcPr>
-          <w:p>
-            <w:r>
-              <w:rPr>
-                <w:b/>
-                <w:bCs/>
-              </w:rPr>
+            <w:tcBorders>
+              <w:top w:val="single" w:sz="6" w:space="0" w:color="C4C7C5"/>
+              <w:left w:val="single" w:sz="6" w:space="0" w:color="C4C7C5"/>
+              <w:bottom w:val="single" w:sz="6" w:space="0" w:color="C4C7C5"/>
+              <w:right w:val="single" w:sz="6" w:space="0" w:color="C4C7C5"/>
+            </w:tcBorders>
+            <w:tcMar>
+              <w:top w:w="120" w:type="dxa"/>
+              <w:left w:w="180" w:type="dxa"/>
+              <w:bottom w:w="120" w:type="dxa"/>
+              <w:right w:w="180" w:type="dxa"/>
+            </w:tcMar>
+            <w:vAlign w:val="center"/>
+            <w:hideMark/>
+          </w:tcPr>
+          <w:p>
+            <w:r>
+              <w:t>Complete (6 Patterns)</w:t>
+            </w:r>
+          </w:p>
+        </w:tc>
+      </w:tr>
+      <w:tr>
+        <w:trPr>
+          <w:tblCellSpacing w:w="15" w:type="dxa"/>
+        </w:trPr>
+        <w:tc>
+          <w:tcPr>
+            <w:tcW w:w="0" w:type="auto"/>
+            <w:tcBorders>
+              <w:top w:val="single" w:sz="6" w:space="0" w:color="C4C7C5"/>
+              <w:left w:val="single" w:sz="6" w:space="0" w:color="C4C7C5"/>
+              <w:bottom w:val="single" w:sz="6" w:space="0" w:color="C4C7C5"/>
+              <w:right w:val="single" w:sz="6" w:space="0" w:color="C4C7C5"/>
+            </w:tcBorders>
+            <w:tcMar>
+              <w:top w:w="120" w:type="dxa"/>
+              <w:left w:w="180" w:type="dxa"/>
+              <w:bottom w:w="120" w:type="dxa"/>
+              <w:right w:w="180" w:type="dxa"/>
+            </w:tcMar>
+            <w:vAlign w:val="center"/>
+            <w:hideMark/>
+          </w:tcPr>
+          <w:p>
+            <w:r>
               <w:t>Volume 03 Pattern Library</w:t>
             </w:r>
           </w:p>
@@ -3126,39 +4680,105 @@
         <w:tc>
           <w:tcPr>
             <w:tcW w:w="0" w:type="auto"/>
-            <w:vAlign w:val="center"/>
-            <w:hideMark/>
-          </w:tcPr>
-          <w:p>
-            <w:r>
-              <w:t xml:space="preserve">Complete </w:t>
-            </w:r>
-            <w:r>
-              <w:rPr>
-                <w:i/>
-                <w:iCs/>
-              </w:rPr>
-              <w:t>(5 Patterns)</w:t>
-            </w:r>
-          </w:p>
-        </w:tc>
-      </w:tr>
-      <w:tr>
-        <w:trPr>
-          <w:tblCellSpacing w:w="15" w:type="dxa"/>
-        </w:trPr>
-        <w:tc>
-          <w:tcPr>
-            <w:tcW w:w="0" w:type="auto"/>
-            <w:vAlign w:val="center"/>
-            <w:hideMark/>
-          </w:tcPr>
-          <w:p>
-            <w:r>
-              <w:rPr>
-                <w:b/>
-                <w:bCs/>
-              </w:rPr>
+            <w:tcBorders>
+              <w:top w:val="single" w:sz="6" w:space="0" w:color="C4C7C5"/>
+              <w:left w:val="single" w:sz="6" w:space="0" w:color="C4C7C5"/>
+              <w:bottom w:val="single" w:sz="6" w:space="0" w:color="C4C7C5"/>
+              <w:right w:val="single" w:sz="6" w:space="0" w:color="C4C7C5"/>
+            </w:tcBorders>
+            <w:tcMar>
+              <w:top w:w="120" w:type="dxa"/>
+              <w:left w:w="180" w:type="dxa"/>
+              <w:bottom w:w="120" w:type="dxa"/>
+              <w:right w:w="180" w:type="dxa"/>
+            </w:tcMar>
+            <w:vAlign w:val="center"/>
+            <w:hideMark/>
+          </w:tcPr>
+          <w:p>
+            <w:r>
+              <w:t>Complete (5 Patterns)</w:t>
+            </w:r>
+          </w:p>
+        </w:tc>
+      </w:tr>
+      <w:tr>
+        <w:trPr>
+          <w:tblCellSpacing w:w="15" w:type="dxa"/>
+        </w:trPr>
+        <w:tc>
+          <w:tcPr>
+            <w:tcW w:w="0" w:type="auto"/>
+            <w:tcBorders>
+              <w:top w:val="single" w:sz="6" w:space="0" w:color="C4C7C5"/>
+              <w:left w:val="single" w:sz="6" w:space="0" w:color="C4C7C5"/>
+              <w:bottom w:val="single" w:sz="6" w:space="0" w:color="C4C7C5"/>
+              <w:right w:val="single" w:sz="6" w:space="0" w:color="C4C7C5"/>
+            </w:tcBorders>
+            <w:tcMar>
+              <w:top w:w="120" w:type="dxa"/>
+              <w:left w:w="180" w:type="dxa"/>
+              <w:bottom w:w="120" w:type="dxa"/>
+              <w:right w:w="180" w:type="dxa"/>
+            </w:tcMar>
+            <w:vAlign w:val="center"/>
+            <w:hideMark/>
+          </w:tcPr>
+          <w:p>
+            <w:r>
+              <w:t>Volume 04 Pattern Library</w:t>
+            </w:r>
+          </w:p>
+        </w:tc>
+        <w:tc>
+          <w:tcPr>
+            <w:tcW w:w="0" w:type="auto"/>
+            <w:tcBorders>
+              <w:top w:val="single" w:sz="6" w:space="0" w:color="C4C7C5"/>
+              <w:left w:val="single" w:sz="6" w:space="0" w:color="C4C7C5"/>
+              <w:bottom w:val="single" w:sz="6" w:space="0" w:color="C4C7C5"/>
+              <w:right w:val="single" w:sz="6" w:space="0" w:color="C4C7C5"/>
+            </w:tcBorders>
+            <w:tcMar>
+              <w:top w:w="120" w:type="dxa"/>
+              <w:left w:w="180" w:type="dxa"/>
+              <w:bottom w:w="120" w:type="dxa"/>
+              <w:right w:w="180" w:type="dxa"/>
+            </w:tcMar>
+            <w:vAlign w:val="center"/>
+            <w:hideMark/>
+          </w:tcPr>
+          <w:p>
+            <w:r>
+              <w:t>Complete (4 Patterns)</w:t>
+            </w:r>
+          </w:p>
+        </w:tc>
+      </w:tr>
+      <w:tr>
+        <w:trPr>
+          <w:tblCellSpacing w:w="15" w:type="dxa"/>
+        </w:trPr>
+        <w:tc>
+          <w:tcPr>
+            <w:tcW w:w="0" w:type="auto"/>
+            <w:tcBorders>
+              <w:top w:val="single" w:sz="6" w:space="0" w:color="C4C7C5"/>
+              <w:left w:val="single" w:sz="6" w:space="0" w:color="C4C7C5"/>
+              <w:bottom w:val="single" w:sz="6" w:space="0" w:color="C4C7C5"/>
+              <w:right w:val="single" w:sz="6" w:space="0" w:color="C4C7C5"/>
+            </w:tcBorders>
+            <w:tcMar>
+              <w:top w:w="120" w:type="dxa"/>
+              <w:left w:w="180" w:type="dxa"/>
+              <w:bottom w:w="120" w:type="dxa"/>
+              <w:right w:w="180" w:type="dxa"/>
+            </w:tcMar>
+            <w:vAlign w:val="center"/>
+            <w:hideMark/>
+          </w:tcPr>
+          <w:p>
+            <w:r>
               <w:t>Behavioural Pattern Library</w:t>
             </w:r>
           </w:p>
@@ -3166,39 +4786,52 @@
         <w:tc>
           <w:tcPr>
             <w:tcW w:w="0" w:type="auto"/>
-            <w:vAlign w:val="center"/>
-            <w:hideMark/>
-          </w:tcPr>
-          <w:p>
-            <w:r>
-              <w:t xml:space="preserve">Established </w:t>
-            </w:r>
-            <w:r>
-              <w:rPr>
-                <w:i/>
-                <w:iCs/>
-              </w:rPr>
-              <w:t>(16 Patterns)</w:t>
-            </w:r>
-          </w:p>
-        </w:tc>
-      </w:tr>
-      <w:tr>
-        <w:trPr>
-          <w:tblCellSpacing w:w="15" w:type="dxa"/>
-        </w:trPr>
-        <w:tc>
-          <w:tcPr>
-            <w:tcW w:w="0" w:type="auto"/>
-            <w:vAlign w:val="center"/>
-            <w:hideMark/>
-          </w:tcPr>
-          <w:p>
-            <w:r>
-              <w:rPr>
-                <w:b/>
-                <w:bCs/>
-              </w:rPr>
+            <w:tcBorders>
+              <w:top w:val="single" w:sz="6" w:space="0" w:color="C4C7C5"/>
+              <w:left w:val="single" w:sz="6" w:space="0" w:color="C4C7C5"/>
+              <w:bottom w:val="single" w:sz="6" w:space="0" w:color="C4C7C5"/>
+              <w:right w:val="single" w:sz="6" w:space="0" w:color="C4C7C5"/>
+            </w:tcBorders>
+            <w:tcMar>
+              <w:top w:w="120" w:type="dxa"/>
+              <w:left w:w="180" w:type="dxa"/>
+              <w:bottom w:w="120" w:type="dxa"/>
+              <w:right w:w="180" w:type="dxa"/>
+            </w:tcMar>
+            <w:vAlign w:val="center"/>
+            <w:hideMark/>
+          </w:tcPr>
+          <w:p>
+            <w:r>
+              <w:t>Established (20 Patterns)</w:t>
+            </w:r>
+          </w:p>
+        </w:tc>
+      </w:tr>
+      <w:tr>
+        <w:trPr>
+          <w:tblCellSpacing w:w="15" w:type="dxa"/>
+        </w:trPr>
+        <w:tc>
+          <w:tcPr>
+            <w:tcW w:w="0" w:type="auto"/>
+            <w:tcBorders>
+              <w:top w:val="single" w:sz="6" w:space="0" w:color="C4C7C5"/>
+              <w:left w:val="single" w:sz="6" w:space="0" w:color="C4C7C5"/>
+              <w:bottom w:val="single" w:sz="6" w:space="0" w:color="C4C7C5"/>
+              <w:right w:val="single" w:sz="6" w:space="0" w:color="C4C7C5"/>
+            </w:tcBorders>
+            <w:tcMar>
+              <w:top w:w="120" w:type="dxa"/>
+              <w:left w:w="180" w:type="dxa"/>
+              <w:bottom w:w="120" w:type="dxa"/>
+              <w:right w:w="180" w:type="dxa"/>
+            </w:tcMar>
+            <w:vAlign w:val="center"/>
+            <w:hideMark/>
+          </w:tcPr>
+          <w:p>
+            <w:r>
               <w:t>Cross-Volume Pattern Analysis</w:t>
             </w:r>
           </w:p>
@@ -3206,6 +4839,18 @@
         <w:tc>
           <w:tcPr>
             <w:tcW w:w="0" w:type="auto"/>
+            <w:tcBorders>
+              <w:top w:val="single" w:sz="6" w:space="0" w:color="C4C7C5"/>
+              <w:left w:val="single" w:sz="6" w:space="0" w:color="C4C7C5"/>
+              <w:bottom w:val="single" w:sz="6" w:space="0" w:color="C4C7C5"/>
+              <w:right w:val="single" w:sz="6" w:space="0" w:color="C4C7C5"/>
+            </w:tcBorders>
+            <w:tcMar>
+              <w:top w:w="120" w:type="dxa"/>
+              <w:left w:w="180" w:type="dxa"/>
+              <w:bottom w:w="120" w:type="dxa"/>
+              <w:right w:w="180" w:type="dxa"/>
+            </w:tcMar>
             <w:vAlign w:val="center"/>
             <w:hideMark/>
           </w:tcPr>
@@ -3223,15 +4868,23 @@
         <w:tc>
           <w:tcPr>
             <w:tcW w:w="0" w:type="auto"/>
-            <w:vAlign w:val="center"/>
-            <w:hideMark/>
-          </w:tcPr>
-          <w:p>
-            <w:r>
-              <w:rPr>
-                <w:b/>
-                <w:bCs/>
-              </w:rPr>
+            <w:tcBorders>
+              <w:top w:val="single" w:sz="6" w:space="0" w:color="C4C7C5"/>
+              <w:left w:val="single" w:sz="6" w:space="0" w:color="C4C7C5"/>
+              <w:bottom w:val="single" w:sz="6" w:space="0" w:color="C4C7C5"/>
+              <w:right w:val="single" w:sz="6" w:space="0" w:color="C4C7C5"/>
+            </w:tcBorders>
+            <w:tcMar>
+              <w:top w:w="120" w:type="dxa"/>
+              <w:left w:w="180" w:type="dxa"/>
+              <w:bottom w:w="120" w:type="dxa"/>
+              <w:right w:w="180" w:type="dxa"/>
+            </w:tcMar>
+            <w:vAlign w:val="center"/>
+            <w:hideMark/>
+          </w:tcPr>
+          <w:p>
+            <w:r>
               <w:t>Meta-Pattern Discovery</w:t>
             </w:r>
           </w:p>
@@ -3239,6 +4892,18 @@
         <w:tc>
           <w:tcPr>
             <w:tcW w:w="0" w:type="auto"/>
+            <w:tcBorders>
+              <w:top w:val="single" w:sz="6" w:space="0" w:color="C4C7C5"/>
+              <w:left w:val="single" w:sz="6" w:space="0" w:color="C4C7C5"/>
+              <w:bottom w:val="single" w:sz="6" w:space="0" w:color="C4C7C5"/>
+              <w:right w:val="single" w:sz="6" w:space="0" w:color="C4C7C5"/>
+            </w:tcBorders>
+            <w:tcMar>
+              <w:top w:w="120" w:type="dxa"/>
+              <w:left w:w="180" w:type="dxa"/>
+              <w:bottom w:w="120" w:type="dxa"/>
+              <w:right w:w="180" w:type="dxa"/>
+            </w:tcMar>
             <w:vAlign w:val="center"/>
             <w:hideMark/>
           </w:tcPr>

--- a/atlas/metrics/Pattern Metrics.docx
+++ b/atlas/metrics/Pattern Metrics.docx
@@ -1,6 +1,6 @@
 
 <file path=word/document.xml><?xml version="1.0" encoding="utf-8"?>
-<w:document xmlns:wpc="http://schemas.microsoft.com/office/word/2010/wordprocessingCanvas" xmlns:cx="http://schemas.microsoft.com/office/drawing/2014/chartex" xmlns:cx1="http://schemas.microsoft.com/office/drawing/2015/9/8/chartex" xmlns:cx2="http://schemas.microsoft.com/office/drawing/2015/10/21/chartex" xmlns:cx3="http://schemas.microsoft.com/office/drawing/2016/5/9/chartex" xmlns:cx4="http://schemas.microsoft.com/office/drawing/2016/5/10/chartex" xmlns:cx5="http://schemas.microsoft.com/office/drawing/2016/5/11/chartex" xmlns:cx6="http://schemas.microsoft.com/office/drawing/2016/5/12/chartex" xmlns:cx7="http://schemas.microsoft.com/office/drawing/2016/5/13/chartex" xmlns:cx8="http://schemas.microsoft.com/office/drawing/2016/5/14/chartex" xmlns:mc="http://schemas.openxmlformats.org/markup-compatibility/2006" xmlns:aink="http://schemas.microsoft.com/office/drawing/2016/ink" xmlns:am3d="http://schemas.microsoft.com/office/drawing/2017/model3d" xmlns:o="urn:schemas-microsoft-com:office:office" xmlns:oel="http://schemas.microsoft.com/office/2019/extlst" xmlns:r="http://schemas.openxmlformats.org/officeDocument/2006/relationships" xmlns:m="http://schemas.openxmlformats.org/officeDocument/2006/math" xmlns:v="urn:schemas-microsoft-com:vml" xmlns:wp14="http://schemas.microsoft.com/office/word/2010/wordprocessingDrawing" xmlns:wp="http://schemas.openxmlformats.org/drawingml/2006/wordprocessingDrawing" xmlns:w10="urn:schemas-microsoft-com:office:word" xmlns:w="http://schemas.openxmlformats.org/wordprocessingml/2006/main" xmlns:w14="http://schemas.microsoft.com/office/word/2010/wordml" xmlns:w15="http://schemas.microsoft.com/office/word/2012/wordml" xmlns:w16cex="http://schemas.microsoft.com/office/word/2018/wordml/cex" xmlns:w16cid="http://schemas.microsoft.com/office/word/2016/wordml/cid" xmlns:w16="http://schemas.microsoft.com/office/word/2018/wordml" xmlns:w16du="http://schemas.microsoft.com/office/word/2023/wordml/word16du" xmlns:w16sdtdh="http://schemas.microsoft.com/office/word/2020/wordml/sdtdatahash" xmlns:w16sdtfl="http://schemas.microsoft.com/office/word/2024/wordml/sdtformatlock" xmlns:w16se="http://schemas.microsoft.com/office/word/2015/wordml/symex" xmlns:wpg="http://schemas.microsoft.com/office/word/2010/wordprocessingGroup" xmlns:wpi="http://schemas.microsoft.com/office/word/2010/wordprocessingInk" xmlns:wne="http://schemas.microsoft.com/office/word/2006/wordml" xmlns:wps="http://schemas.microsoft.com/office/word/2010/wordprocessingShape" mc:Ignorable="w14 w15 w16se w16cid w16 w16cex w16sdtdh w16sdtfl w16du wp14">
+<w:document xmlns:wpc="http://schemas.microsoft.com/office/word/2010/wordprocessingCanvas" xmlns:cx="http://schemas.microsoft.com/office/drawing/2014/chartex" xmlns:cx1="http://schemas.microsoft.com/office/drawing/2015/9/8/chartex" xmlns:cx2="http://schemas.microsoft.com/office/drawing/2015/10/21/chartex" xmlns:cx3="http://schemas.microsoft.com/office/drawing/2016/5/9/chartex" xmlns:cx4="http://schemas.microsoft.com/office/drawing/2016/5/10/chartex" xmlns:cx5="http://schemas.microsoft.com/office/drawing/2016/5/11/chartex" xmlns:cx6="http://schemas.microsoft.com/office/drawing/2016/5/12/chartex" xmlns:cx7="http://schemas.microsoft.com/office/drawing/2016/5/13/chartex" xmlns:cx8="http://schemas.microsoft.com/office/drawing/2016/5/14/chartex" xmlns:mc="http://schemas.openxmlformats.org/markup-compatibility/2006" xmlns:aink="http://schemas.microsoft.com/office/drawing/2016/ink" xmlns:am3d="http://schemas.microsoft.com/office/drawing/2017/model3d" xmlns:o="urn:schemas-microsoft-com:office:office" xmlns:oel="http://schemas.microsoft.com/office/2019/extlst" xmlns:r="http://schemas.openxmlformats.org/officeDocument/2006/relationships" xmlns:m="http://schemas.openxmlformats.org/officeDocument/2006/math" xmlns:v="urn:schemas-microsoft-com:vml" xmlns:wp14="http://schemas.microsoft.com/office/word/2010/wordprocessingDrawing" xmlns:wp="http://schemas.openxmlformats.org/drawingml/2006/wordprocessingDrawing" xmlns:w10="urn:schemas-microsoft-com:office:word" xmlns:w="http://schemas.openxmlformats.org/wordprocessingml/2006/main" xmlns:w14="http://schemas.microsoft.com/office/word/2010/wordml" xmlns:w15="http://schemas.microsoft.com/office/word/2012/wordml" xmlns:w16cei="http://schemas.microsoft.com/office/word/2026/wordml/cei" xmlns:w16cex="http://schemas.microsoft.com/office/word/2018/wordml/cex" xmlns:w16cid="http://schemas.microsoft.com/office/word/2016/wordml/cid" xmlns:w16="http://schemas.microsoft.com/office/word/2018/wordml" xmlns:w16du="http://schemas.microsoft.com/office/word/2023/wordml/word16du" xmlns:w16sdtdh="http://schemas.microsoft.com/office/word/2020/wordml/sdtdatahash" xmlns:w16sdtfl="http://schemas.microsoft.com/office/word/2024/wordml/sdtformatlock" xmlns:w16se="http://schemas.microsoft.com/office/word/2015/wordml/symex" xmlns:wpg="http://schemas.microsoft.com/office/word/2010/wordprocessingGroup" xmlns:wpi="http://schemas.microsoft.com/office/word/2010/wordprocessingInk" xmlns:wne="http://schemas.microsoft.com/office/word/2006/wordml" xmlns:wps="http://schemas.microsoft.com/office/word/2010/wordprocessingShape" mc:Ignorable="w14 w15 w16se w16cid w16 w16cex w16sdtdh w16sdtfl w16du wp14">
   <w:body>
     <w:p>
       <w:pPr>
@@ -26,7 +26,7 @@
         <w:t>System Version:</w:t>
       </w:r>
       <w:r>
-        <w:t xml:space="preserve"> ATLAS v3.0</w:t>
+        <w:t xml:space="preserve"> ATLAS v3.1</w:t>
       </w:r>
     </w:p>
     <w:p>
@@ -38,7 +38,7 @@
         <w:t>Last Updated:</w:t>
       </w:r>
       <w:r>
-        <w:t xml:space="preserve"> 30 July 2026</w:t>
+        <w:t xml:space="preserve"> 31 July 2026</w:t>
       </w:r>
     </w:p>
     <w:p>
@@ -93,6 +93,21 @@
           <w:b/>
           <w:bCs/>
         </w:rPr>
+        <w:t>Repository Overview</w:t>
+      </w:r>
+    </w:p>
+    <w:p>
+      <w:pPr>
+        <w:rPr>
+          <w:b/>
+          <w:bCs/>
+        </w:rPr>
+      </w:pPr>
+      <w:r>
+        <w:rPr>
+          <w:b/>
+          <w:bCs/>
+        </w:rPr>
         <w:t>Repository Progress</w:t>
       </w:r>
     </w:p>
@@ -109,7 +124,7 @@
         <w:tblLook w:val="04A0" w:firstRow="1" w:lastRow="0" w:firstColumn="1" w:lastColumn="0" w:noHBand="0" w:noVBand="1"/>
       </w:tblPr>
       <w:tblGrid>
-        <w:gridCol w:w="1969"/>
+        <w:gridCol w:w="2067"/>
         <w:gridCol w:w="1087"/>
       </w:tblGrid>
       <w:tr>
@@ -198,6 +213,10 @@
           </w:tcPr>
           <w:p>
             <w:r>
+              <w:rPr>
+                <w:b/>
+                <w:bCs/>
+              </w:rPr>
               <w:t>Target Patterns</w:t>
             </w:r>
           </w:p>
@@ -251,6 +270,10 @@
           </w:tcPr>
           <w:p>
             <w:r>
+              <w:rPr>
+                <w:b/>
+                <w:bCs/>
+              </w:rPr>
               <w:t>Documented</w:t>
             </w:r>
           </w:p>
@@ -275,35 +298,39 @@
           </w:tcPr>
           <w:p>
             <w:r>
-              <w:t>20</w:t>
-            </w:r>
-          </w:p>
-        </w:tc>
-      </w:tr>
-      <w:tr>
-        <w:trPr>
-          <w:tblCellSpacing w:w="15" w:type="dxa"/>
-        </w:trPr>
-        <w:tc>
-          <w:tcPr>
-            <w:tcW w:w="0" w:type="auto"/>
-            <w:tcBorders>
-              <w:top w:val="single" w:sz="6" w:space="0" w:color="C4C7C5"/>
-              <w:left w:val="single" w:sz="6" w:space="0" w:color="C4C7C5"/>
-              <w:bottom w:val="single" w:sz="6" w:space="0" w:color="C4C7C5"/>
-              <w:right w:val="single" w:sz="6" w:space="0" w:color="C4C7C5"/>
-            </w:tcBorders>
-            <w:tcMar>
-              <w:top w:w="120" w:type="dxa"/>
-              <w:left w:w="180" w:type="dxa"/>
-              <w:bottom w:w="120" w:type="dxa"/>
-              <w:right w:w="180" w:type="dxa"/>
-            </w:tcMar>
-            <w:vAlign w:val="center"/>
-            <w:hideMark/>
-          </w:tcPr>
-          <w:p>
-            <w:r>
+              <w:t>26</w:t>
+            </w:r>
+          </w:p>
+        </w:tc>
+      </w:tr>
+      <w:tr>
+        <w:trPr>
+          <w:tblCellSpacing w:w="15" w:type="dxa"/>
+        </w:trPr>
+        <w:tc>
+          <w:tcPr>
+            <w:tcW w:w="0" w:type="auto"/>
+            <w:tcBorders>
+              <w:top w:val="single" w:sz="6" w:space="0" w:color="C4C7C5"/>
+              <w:left w:val="single" w:sz="6" w:space="0" w:color="C4C7C5"/>
+              <w:bottom w:val="single" w:sz="6" w:space="0" w:color="C4C7C5"/>
+              <w:right w:val="single" w:sz="6" w:space="0" w:color="C4C7C5"/>
+            </w:tcBorders>
+            <w:tcMar>
+              <w:top w:w="120" w:type="dxa"/>
+              <w:left w:w="180" w:type="dxa"/>
+              <w:bottom w:w="120" w:type="dxa"/>
+              <w:right w:w="180" w:type="dxa"/>
+            </w:tcMar>
+            <w:vAlign w:val="center"/>
+            <w:hideMark/>
+          </w:tcPr>
+          <w:p>
+            <w:r>
+              <w:rPr>
+                <w:b/>
+                <w:bCs/>
+              </w:rPr>
               <w:t>Remaining</w:t>
             </w:r>
           </w:p>
@@ -328,35 +355,39 @@
           </w:tcPr>
           <w:p>
             <w:r>
-              <w:t>180</w:t>
-            </w:r>
-          </w:p>
-        </w:tc>
-      </w:tr>
-      <w:tr>
-        <w:trPr>
-          <w:tblCellSpacing w:w="15" w:type="dxa"/>
-        </w:trPr>
-        <w:tc>
-          <w:tcPr>
-            <w:tcW w:w="0" w:type="auto"/>
-            <w:tcBorders>
-              <w:top w:val="single" w:sz="6" w:space="0" w:color="C4C7C5"/>
-              <w:left w:val="single" w:sz="6" w:space="0" w:color="C4C7C5"/>
-              <w:bottom w:val="single" w:sz="6" w:space="0" w:color="C4C7C5"/>
-              <w:right w:val="single" w:sz="6" w:space="0" w:color="C4C7C5"/>
-            </w:tcBorders>
-            <w:tcMar>
-              <w:top w:w="120" w:type="dxa"/>
-              <w:left w:w="180" w:type="dxa"/>
-              <w:bottom w:w="120" w:type="dxa"/>
-              <w:right w:w="180" w:type="dxa"/>
-            </w:tcMar>
-            <w:vAlign w:val="center"/>
-            <w:hideMark/>
-          </w:tcPr>
-          <w:p>
-            <w:r>
+              <w:t>174</w:t>
+            </w:r>
+          </w:p>
+        </w:tc>
+      </w:tr>
+      <w:tr>
+        <w:trPr>
+          <w:tblCellSpacing w:w="15" w:type="dxa"/>
+        </w:trPr>
+        <w:tc>
+          <w:tcPr>
+            <w:tcW w:w="0" w:type="auto"/>
+            <w:tcBorders>
+              <w:top w:val="single" w:sz="6" w:space="0" w:color="C4C7C5"/>
+              <w:left w:val="single" w:sz="6" w:space="0" w:color="C4C7C5"/>
+              <w:bottom w:val="single" w:sz="6" w:space="0" w:color="C4C7C5"/>
+              <w:right w:val="single" w:sz="6" w:space="0" w:color="C4C7C5"/>
+            </w:tcBorders>
+            <w:tcMar>
+              <w:top w:w="120" w:type="dxa"/>
+              <w:left w:w="180" w:type="dxa"/>
+              <w:bottom w:w="120" w:type="dxa"/>
+              <w:right w:w="180" w:type="dxa"/>
+            </w:tcMar>
+            <w:vAlign w:val="center"/>
+            <w:hideMark/>
+          </w:tcPr>
+          <w:p>
+            <w:r>
+              <w:rPr>
+                <w:b/>
+                <w:bCs/>
+              </w:rPr>
               <w:t>Completion</w:t>
             </w:r>
           </w:p>
@@ -381,7 +412,7 @@
           </w:tcPr>
           <w:p>
             <w:r>
-              <w:t>10.0%</w:t>
+              <w:t>13.0%</w:t>
             </w:r>
           </w:p>
         </w:tc>
@@ -415,7 +446,7 @@
         <w:tblLook w:val="04A0" w:firstRow="1" w:lastRow="0" w:firstColumn="1" w:lastColumn="0" w:noHBand="0" w:noVBand="1"/>
       </w:tblPr>
       <w:tblGrid>
-        <w:gridCol w:w="2566"/>
+        <w:gridCol w:w="2689"/>
         <w:gridCol w:w="1047"/>
       </w:tblGrid>
       <w:tr>
@@ -504,6 +535,10 @@
           </w:tcPr>
           <w:p>
             <w:r>
+              <w:rPr>
+                <w:b/>
+                <w:bCs/>
+              </w:rPr>
               <w:t>Candidate Patterns</w:t>
             </w:r>
           </w:p>
@@ -528,35 +563,39 @@
           </w:tcPr>
           <w:p>
             <w:r>
-              <w:t>20</w:t>
-            </w:r>
-          </w:p>
-        </w:tc>
-      </w:tr>
-      <w:tr>
-        <w:trPr>
-          <w:tblCellSpacing w:w="15" w:type="dxa"/>
-        </w:trPr>
-        <w:tc>
-          <w:tcPr>
-            <w:tcW w:w="0" w:type="auto"/>
-            <w:tcBorders>
-              <w:top w:val="single" w:sz="6" w:space="0" w:color="C4C7C5"/>
-              <w:left w:val="single" w:sz="6" w:space="0" w:color="C4C7C5"/>
-              <w:bottom w:val="single" w:sz="6" w:space="0" w:color="C4C7C5"/>
-              <w:right w:val="single" w:sz="6" w:space="0" w:color="C4C7C5"/>
-            </w:tcBorders>
-            <w:tcMar>
-              <w:top w:w="120" w:type="dxa"/>
-              <w:left w:w="180" w:type="dxa"/>
-              <w:bottom w:w="120" w:type="dxa"/>
-              <w:right w:w="180" w:type="dxa"/>
-            </w:tcMar>
-            <w:vAlign w:val="center"/>
-            <w:hideMark/>
-          </w:tcPr>
-          <w:p>
-            <w:r>
+              <w:t>26</w:t>
+            </w:r>
+          </w:p>
+        </w:tc>
+      </w:tr>
+      <w:tr>
+        <w:trPr>
+          <w:tblCellSpacing w:w="15" w:type="dxa"/>
+        </w:trPr>
+        <w:tc>
+          <w:tcPr>
+            <w:tcW w:w="0" w:type="auto"/>
+            <w:tcBorders>
+              <w:top w:val="single" w:sz="6" w:space="0" w:color="C4C7C5"/>
+              <w:left w:val="single" w:sz="6" w:space="0" w:color="C4C7C5"/>
+              <w:bottom w:val="single" w:sz="6" w:space="0" w:color="C4C7C5"/>
+              <w:right w:val="single" w:sz="6" w:space="0" w:color="C4C7C5"/>
+            </w:tcBorders>
+            <w:tcMar>
+              <w:top w:w="120" w:type="dxa"/>
+              <w:left w:w="180" w:type="dxa"/>
+              <w:bottom w:w="120" w:type="dxa"/>
+              <w:right w:w="180" w:type="dxa"/>
+            </w:tcMar>
+            <w:vAlign w:val="center"/>
+            <w:hideMark/>
+          </w:tcPr>
+          <w:p>
+            <w:r>
+              <w:rPr>
+                <w:b/>
+                <w:bCs/>
+              </w:rPr>
               <w:t>Accepted Patterns</w:t>
             </w:r>
           </w:p>
@@ -610,6 +649,67 @@
           </w:tcPr>
           <w:p>
             <w:r>
+              <w:rPr>
+                <w:b/>
+                <w:bCs/>
+              </w:rPr>
+              <w:t>Under Validation</w:t>
+            </w:r>
+          </w:p>
+        </w:tc>
+        <w:tc>
+          <w:tcPr>
+            <w:tcW w:w="0" w:type="auto"/>
+            <w:tcBorders>
+              <w:top w:val="single" w:sz="6" w:space="0" w:color="C4C7C5"/>
+              <w:left w:val="single" w:sz="6" w:space="0" w:color="C4C7C5"/>
+              <w:bottom w:val="single" w:sz="6" w:space="0" w:color="C4C7C5"/>
+              <w:right w:val="single" w:sz="6" w:space="0" w:color="C4C7C5"/>
+            </w:tcBorders>
+            <w:tcMar>
+              <w:top w:w="120" w:type="dxa"/>
+              <w:left w:w="180" w:type="dxa"/>
+              <w:bottom w:w="120" w:type="dxa"/>
+              <w:right w:w="180" w:type="dxa"/>
+            </w:tcMar>
+            <w:vAlign w:val="center"/>
+            <w:hideMark/>
+          </w:tcPr>
+          <w:p>
+            <w:r>
+              <w:t>0</w:t>
+            </w:r>
+          </w:p>
+        </w:tc>
+      </w:tr>
+      <w:tr>
+        <w:trPr>
+          <w:tblCellSpacing w:w="15" w:type="dxa"/>
+        </w:trPr>
+        <w:tc>
+          <w:tcPr>
+            <w:tcW w:w="0" w:type="auto"/>
+            <w:tcBorders>
+              <w:top w:val="single" w:sz="6" w:space="0" w:color="C4C7C5"/>
+              <w:left w:val="single" w:sz="6" w:space="0" w:color="C4C7C5"/>
+              <w:bottom w:val="single" w:sz="6" w:space="0" w:color="C4C7C5"/>
+              <w:right w:val="single" w:sz="6" w:space="0" w:color="C4C7C5"/>
+            </w:tcBorders>
+            <w:tcMar>
+              <w:top w:w="120" w:type="dxa"/>
+              <w:left w:w="180" w:type="dxa"/>
+              <w:bottom w:w="120" w:type="dxa"/>
+              <w:right w:w="180" w:type="dxa"/>
+            </w:tcMar>
+            <w:vAlign w:val="center"/>
+            <w:hideMark/>
+          </w:tcPr>
+          <w:p>
+            <w:r>
+              <w:rPr>
+                <w:b/>
+                <w:bCs/>
+              </w:rPr>
               <w:t>Deprecated Patterns</w:t>
             </w:r>
           </w:p>
@@ -652,7 +752,7 @@
           <w:b/>
           <w:bCs/>
         </w:rPr>
-        <w:t>Pattern Evidence</w:t>
+        <w:t>Pattern Evidence Breakdown</w:t>
       </w:r>
     </w:p>
     <w:tbl>
@@ -668,7 +768,7 @@
         <w:tblLook w:val="04A0" w:firstRow="1" w:lastRow="0" w:firstColumn="1" w:lastColumn="0" w:noHBand="0" w:noVBand="1"/>
       </w:tblPr>
       <w:tblGrid>
-        <w:gridCol w:w="1260"/>
+        <w:gridCol w:w="1283"/>
         <w:gridCol w:w="4138"/>
         <w:gridCol w:w="3497"/>
       </w:tblGrid>
@@ -701,6 +801,7 @@
                 <w:b/>
                 <w:bCs/>
               </w:rPr>
+              <w:lastRenderedPageBreak/>
               <w:t>PTID</w:t>
             </w:r>
           </w:p>
@@ -786,6 +887,10 @@
           </w:tcPr>
           <w:p>
             <w:r>
+              <w:rPr>
+                <w:b/>
+                <w:bCs/>
+              </w:rPr>
               <w:t>PAT-001</w:t>
             </w:r>
           </w:p>
@@ -863,32 +968,1332 @@
           </w:tcPr>
           <w:p>
             <w:r>
+              <w:rPr>
+                <w:b/>
+                <w:bCs/>
+              </w:rPr>
+              <w:t>PAT-002</w:t>
+            </w:r>
+          </w:p>
+        </w:tc>
+        <w:tc>
+          <w:tcPr>
+            <w:tcW w:w="0" w:type="auto"/>
+            <w:tcBorders>
+              <w:top w:val="single" w:sz="6" w:space="0" w:color="C4C7C5"/>
+              <w:left w:val="single" w:sz="6" w:space="0" w:color="C4C7C5"/>
+              <w:bottom w:val="single" w:sz="6" w:space="0" w:color="C4C7C5"/>
+              <w:right w:val="single" w:sz="6" w:space="0" w:color="C4C7C5"/>
+            </w:tcBorders>
+            <w:tcMar>
+              <w:top w:w="120" w:type="dxa"/>
+              <w:left w:w="180" w:type="dxa"/>
+              <w:bottom w:w="120" w:type="dxa"/>
+              <w:right w:w="180" w:type="dxa"/>
+            </w:tcMar>
+            <w:vAlign w:val="center"/>
+            <w:hideMark/>
+          </w:tcPr>
+          <w:p>
+            <w:r>
+              <w:t>Memory Dependency</w:t>
+            </w:r>
+          </w:p>
+        </w:tc>
+        <w:tc>
+          <w:tcPr>
+            <w:tcW w:w="0" w:type="auto"/>
+            <w:tcBorders>
+              <w:top w:val="single" w:sz="6" w:space="0" w:color="C4C7C5"/>
+              <w:left w:val="single" w:sz="6" w:space="0" w:color="C4C7C5"/>
+              <w:bottom w:val="single" w:sz="6" w:space="0" w:color="C4C7C5"/>
+              <w:right w:val="single" w:sz="6" w:space="0" w:color="C4C7C5"/>
+            </w:tcBorders>
+            <w:tcMar>
+              <w:top w:w="120" w:type="dxa"/>
+              <w:left w:w="180" w:type="dxa"/>
+              <w:bottom w:w="120" w:type="dxa"/>
+              <w:right w:w="180" w:type="dxa"/>
+            </w:tcMar>
+            <w:vAlign w:val="center"/>
+            <w:hideMark/>
+          </w:tcPr>
+          <w:p>
+            <w:r>
+              <w:t>8</w:t>
+            </w:r>
+          </w:p>
+        </w:tc>
+      </w:tr>
+      <w:tr>
+        <w:trPr>
+          <w:tblCellSpacing w:w="15" w:type="dxa"/>
+        </w:trPr>
+        <w:tc>
+          <w:tcPr>
+            <w:tcW w:w="0" w:type="auto"/>
+            <w:tcBorders>
+              <w:top w:val="single" w:sz="6" w:space="0" w:color="C4C7C5"/>
+              <w:left w:val="single" w:sz="6" w:space="0" w:color="C4C7C5"/>
+              <w:bottom w:val="single" w:sz="6" w:space="0" w:color="C4C7C5"/>
+              <w:right w:val="single" w:sz="6" w:space="0" w:color="C4C7C5"/>
+            </w:tcBorders>
+            <w:tcMar>
+              <w:top w:w="120" w:type="dxa"/>
+              <w:left w:w="180" w:type="dxa"/>
+              <w:bottom w:w="120" w:type="dxa"/>
+              <w:right w:w="180" w:type="dxa"/>
+            </w:tcMar>
+            <w:vAlign w:val="center"/>
+            <w:hideMark/>
+          </w:tcPr>
+          <w:p>
+            <w:r>
+              <w:rPr>
+                <w:b/>
+                <w:bCs/>
+              </w:rPr>
+              <w:t>PAT-003</w:t>
+            </w:r>
+          </w:p>
+        </w:tc>
+        <w:tc>
+          <w:tcPr>
+            <w:tcW w:w="0" w:type="auto"/>
+            <w:tcBorders>
+              <w:top w:val="single" w:sz="6" w:space="0" w:color="C4C7C5"/>
+              <w:left w:val="single" w:sz="6" w:space="0" w:color="C4C7C5"/>
+              <w:bottom w:val="single" w:sz="6" w:space="0" w:color="C4C7C5"/>
+              <w:right w:val="single" w:sz="6" w:space="0" w:color="C4C7C5"/>
+            </w:tcBorders>
+            <w:tcMar>
+              <w:top w:w="120" w:type="dxa"/>
+              <w:left w:w="180" w:type="dxa"/>
+              <w:bottom w:w="120" w:type="dxa"/>
+              <w:right w:w="180" w:type="dxa"/>
+            </w:tcMar>
+            <w:vAlign w:val="center"/>
+            <w:hideMark/>
+          </w:tcPr>
+          <w:p>
+            <w:r>
+              <w:t>Relationship Blindness</w:t>
+            </w:r>
+          </w:p>
+        </w:tc>
+        <w:tc>
+          <w:tcPr>
+            <w:tcW w:w="0" w:type="auto"/>
+            <w:tcBorders>
+              <w:top w:val="single" w:sz="6" w:space="0" w:color="C4C7C5"/>
+              <w:left w:val="single" w:sz="6" w:space="0" w:color="C4C7C5"/>
+              <w:bottom w:val="single" w:sz="6" w:space="0" w:color="C4C7C5"/>
+              <w:right w:val="single" w:sz="6" w:space="0" w:color="C4C7C5"/>
+            </w:tcBorders>
+            <w:tcMar>
+              <w:top w:w="120" w:type="dxa"/>
+              <w:left w:w="180" w:type="dxa"/>
+              <w:bottom w:w="120" w:type="dxa"/>
+              <w:right w:w="180" w:type="dxa"/>
+            </w:tcMar>
+            <w:vAlign w:val="center"/>
+            <w:hideMark/>
+          </w:tcPr>
+          <w:p>
+            <w:r>
+              <w:t>5</w:t>
+            </w:r>
+          </w:p>
+        </w:tc>
+      </w:tr>
+      <w:tr>
+        <w:trPr>
+          <w:tblCellSpacing w:w="15" w:type="dxa"/>
+        </w:trPr>
+        <w:tc>
+          <w:tcPr>
+            <w:tcW w:w="0" w:type="auto"/>
+            <w:tcBorders>
+              <w:top w:val="single" w:sz="6" w:space="0" w:color="C4C7C5"/>
+              <w:left w:val="single" w:sz="6" w:space="0" w:color="C4C7C5"/>
+              <w:bottom w:val="single" w:sz="6" w:space="0" w:color="C4C7C5"/>
+              <w:right w:val="single" w:sz="6" w:space="0" w:color="C4C7C5"/>
+            </w:tcBorders>
+            <w:tcMar>
+              <w:top w:w="120" w:type="dxa"/>
+              <w:left w:w="180" w:type="dxa"/>
+              <w:bottom w:w="120" w:type="dxa"/>
+              <w:right w:w="180" w:type="dxa"/>
+            </w:tcMar>
+            <w:vAlign w:val="center"/>
+            <w:hideMark/>
+          </w:tcPr>
+          <w:p>
+            <w:r>
+              <w:rPr>
+                <w:b/>
+                <w:bCs/>
+              </w:rPr>
+              <w:t>PAT-004</w:t>
+            </w:r>
+          </w:p>
+        </w:tc>
+        <w:tc>
+          <w:tcPr>
+            <w:tcW w:w="0" w:type="auto"/>
+            <w:tcBorders>
+              <w:top w:val="single" w:sz="6" w:space="0" w:color="C4C7C5"/>
+              <w:left w:val="single" w:sz="6" w:space="0" w:color="C4C7C5"/>
+              <w:bottom w:val="single" w:sz="6" w:space="0" w:color="C4C7C5"/>
+              <w:right w:val="single" w:sz="6" w:space="0" w:color="C4C7C5"/>
+            </w:tcBorders>
+            <w:tcMar>
+              <w:top w:w="120" w:type="dxa"/>
+              <w:left w:w="180" w:type="dxa"/>
+              <w:bottom w:w="120" w:type="dxa"/>
+              <w:right w:w="180" w:type="dxa"/>
+            </w:tcMar>
+            <w:vAlign w:val="center"/>
+            <w:hideMark/>
+          </w:tcPr>
+          <w:p>
+            <w:r>
+              <w:t>Storage Without Understanding</w:t>
+            </w:r>
+          </w:p>
+        </w:tc>
+        <w:tc>
+          <w:tcPr>
+            <w:tcW w:w="0" w:type="auto"/>
+            <w:tcBorders>
+              <w:top w:val="single" w:sz="6" w:space="0" w:color="C4C7C5"/>
+              <w:left w:val="single" w:sz="6" w:space="0" w:color="C4C7C5"/>
+              <w:bottom w:val="single" w:sz="6" w:space="0" w:color="C4C7C5"/>
+              <w:right w:val="single" w:sz="6" w:space="0" w:color="C4C7C5"/>
+            </w:tcBorders>
+            <w:tcMar>
+              <w:top w:w="120" w:type="dxa"/>
+              <w:left w:w="180" w:type="dxa"/>
+              <w:bottom w:w="120" w:type="dxa"/>
+              <w:right w:w="180" w:type="dxa"/>
+            </w:tcMar>
+            <w:vAlign w:val="center"/>
+            <w:hideMark/>
+          </w:tcPr>
+          <w:p>
+            <w:r>
+              <w:t>7</w:t>
+            </w:r>
+          </w:p>
+        </w:tc>
+      </w:tr>
+      <w:tr>
+        <w:trPr>
+          <w:tblCellSpacing w:w="15" w:type="dxa"/>
+        </w:trPr>
+        <w:tc>
+          <w:tcPr>
+            <w:tcW w:w="0" w:type="auto"/>
+            <w:tcBorders>
+              <w:top w:val="single" w:sz="6" w:space="0" w:color="C4C7C5"/>
+              <w:left w:val="single" w:sz="6" w:space="0" w:color="C4C7C5"/>
+              <w:bottom w:val="single" w:sz="6" w:space="0" w:color="C4C7C5"/>
+              <w:right w:val="single" w:sz="6" w:space="0" w:color="C4C7C5"/>
+            </w:tcBorders>
+            <w:tcMar>
+              <w:top w:w="120" w:type="dxa"/>
+              <w:left w:w="180" w:type="dxa"/>
+              <w:bottom w:w="120" w:type="dxa"/>
+              <w:right w:w="180" w:type="dxa"/>
+            </w:tcMar>
+            <w:vAlign w:val="center"/>
+            <w:hideMark/>
+          </w:tcPr>
+          <w:p>
+            <w:r>
+              <w:rPr>
+                <w:b/>
+                <w:bCs/>
+              </w:rPr>
+              <w:t>PAT-005</w:t>
+            </w:r>
+          </w:p>
+        </w:tc>
+        <w:tc>
+          <w:tcPr>
+            <w:tcW w:w="0" w:type="auto"/>
+            <w:tcBorders>
+              <w:top w:val="single" w:sz="6" w:space="0" w:color="C4C7C5"/>
+              <w:left w:val="single" w:sz="6" w:space="0" w:color="C4C7C5"/>
+              <w:bottom w:val="single" w:sz="6" w:space="0" w:color="C4C7C5"/>
+              <w:right w:val="single" w:sz="6" w:space="0" w:color="C4C7C5"/>
+            </w:tcBorders>
+            <w:tcMar>
+              <w:top w:w="120" w:type="dxa"/>
+              <w:left w:w="180" w:type="dxa"/>
+              <w:bottom w:w="120" w:type="dxa"/>
+              <w:right w:w="180" w:type="dxa"/>
+            </w:tcMar>
+            <w:vAlign w:val="center"/>
+            <w:hideMark/>
+          </w:tcPr>
+          <w:p>
+            <w:r>
+              <w:t>Complexity Growth</w:t>
+            </w:r>
+          </w:p>
+        </w:tc>
+        <w:tc>
+          <w:tcPr>
+            <w:tcW w:w="0" w:type="auto"/>
+            <w:tcBorders>
+              <w:top w:val="single" w:sz="6" w:space="0" w:color="C4C7C5"/>
+              <w:left w:val="single" w:sz="6" w:space="0" w:color="C4C7C5"/>
+              <w:bottom w:val="single" w:sz="6" w:space="0" w:color="C4C7C5"/>
+              <w:right w:val="single" w:sz="6" w:space="0" w:color="C4C7C5"/>
+            </w:tcBorders>
+            <w:tcMar>
+              <w:top w:w="120" w:type="dxa"/>
+              <w:left w:w="180" w:type="dxa"/>
+              <w:bottom w:w="120" w:type="dxa"/>
+              <w:right w:w="180" w:type="dxa"/>
+            </w:tcMar>
+            <w:vAlign w:val="center"/>
+            <w:hideMark/>
+          </w:tcPr>
+          <w:p>
+            <w:r>
+              <w:t>5</w:t>
+            </w:r>
+          </w:p>
+        </w:tc>
+      </w:tr>
+      <w:tr>
+        <w:trPr>
+          <w:tblCellSpacing w:w="15" w:type="dxa"/>
+        </w:trPr>
+        <w:tc>
+          <w:tcPr>
+            <w:tcW w:w="0" w:type="auto"/>
+            <w:tcBorders>
+              <w:top w:val="single" w:sz="6" w:space="0" w:color="C4C7C5"/>
+              <w:left w:val="single" w:sz="6" w:space="0" w:color="C4C7C5"/>
+              <w:bottom w:val="single" w:sz="6" w:space="0" w:color="C4C7C5"/>
+              <w:right w:val="single" w:sz="6" w:space="0" w:color="C4C7C5"/>
+            </w:tcBorders>
+            <w:tcMar>
+              <w:top w:w="120" w:type="dxa"/>
+              <w:left w:w="180" w:type="dxa"/>
+              <w:bottom w:w="120" w:type="dxa"/>
+              <w:right w:w="180" w:type="dxa"/>
+            </w:tcMar>
+            <w:vAlign w:val="center"/>
+            <w:hideMark/>
+          </w:tcPr>
+          <w:p>
+            <w:r>
+              <w:rPr>
+                <w:b/>
+                <w:bCs/>
+              </w:rPr>
+              <w:t>PAT-006</w:t>
+            </w:r>
+          </w:p>
+        </w:tc>
+        <w:tc>
+          <w:tcPr>
+            <w:tcW w:w="0" w:type="auto"/>
+            <w:tcBorders>
+              <w:top w:val="single" w:sz="6" w:space="0" w:color="C4C7C5"/>
+              <w:left w:val="single" w:sz="6" w:space="0" w:color="C4C7C5"/>
+              <w:bottom w:val="single" w:sz="6" w:space="0" w:color="C4C7C5"/>
+              <w:right w:val="single" w:sz="6" w:space="0" w:color="C4C7C5"/>
+            </w:tcBorders>
+            <w:tcMar>
+              <w:top w:w="120" w:type="dxa"/>
+              <w:left w:w="180" w:type="dxa"/>
+              <w:bottom w:w="120" w:type="dxa"/>
+              <w:right w:w="180" w:type="dxa"/>
+            </w:tcMar>
+            <w:vAlign w:val="center"/>
+            <w:hideMark/>
+          </w:tcPr>
+          <w:p>
+            <w:r>
+              <w:t>Memory Decay</w:t>
+            </w:r>
+          </w:p>
+        </w:tc>
+        <w:tc>
+          <w:tcPr>
+            <w:tcW w:w="0" w:type="auto"/>
+            <w:tcBorders>
+              <w:top w:val="single" w:sz="6" w:space="0" w:color="C4C7C5"/>
+              <w:left w:val="single" w:sz="6" w:space="0" w:color="C4C7C5"/>
+              <w:bottom w:val="single" w:sz="6" w:space="0" w:color="C4C7C5"/>
+              <w:right w:val="single" w:sz="6" w:space="0" w:color="C4C7C5"/>
+            </w:tcBorders>
+            <w:tcMar>
+              <w:top w:w="120" w:type="dxa"/>
+              <w:left w:w="180" w:type="dxa"/>
+              <w:bottom w:w="120" w:type="dxa"/>
+              <w:right w:w="180" w:type="dxa"/>
+            </w:tcMar>
+            <w:vAlign w:val="center"/>
+            <w:hideMark/>
+          </w:tcPr>
+          <w:p>
+            <w:r>
+              <w:t>4</w:t>
+            </w:r>
+          </w:p>
+        </w:tc>
+      </w:tr>
+      <w:tr>
+        <w:trPr>
+          <w:tblCellSpacing w:w="15" w:type="dxa"/>
+        </w:trPr>
+        <w:tc>
+          <w:tcPr>
+            <w:tcW w:w="0" w:type="auto"/>
+            <w:tcBorders>
+              <w:top w:val="single" w:sz="6" w:space="0" w:color="C4C7C5"/>
+              <w:left w:val="single" w:sz="6" w:space="0" w:color="C4C7C5"/>
+              <w:bottom w:val="single" w:sz="6" w:space="0" w:color="C4C7C5"/>
+              <w:right w:val="single" w:sz="6" w:space="0" w:color="C4C7C5"/>
+            </w:tcBorders>
+            <w:tcMar>
+              <w:top w:w="120" w:type="dxa"/>
+              <w:left w:w="180" w:type="dxa"/>
+              <w:bottom w:w="120" w:type="dxa"/>
+              <w:right w:w="180" w:type="dxa"/>
+            </w:tcMar>
+            <w:vAlign w:val="center"/>
+            <w:hideMark/>
+          </w:tcPr>
+          <w:p>
+            <w:r>
+              <w:rPr>
+                <w:b/>
+                <w:bCs/>
+              </w:rPr>
+              <w:t>PAT-007</w:t>
+            </w:r>
+          </w:p>
+        </w:tc>
+        <w:tc>
+          <w:tcPr>
+            <w:tcW w:w="0" w:type="auto"/>
+            <w:tcBorders>
+              <w:top w:val="single" w:sz="6" w:space="0" w:color="C4C7C5"/>
+              <w:left w:val="single" w:sz="6" w:space="0" w:color="C4C7C5"/>
+              <w:bottom w:val="single" w:sz="6" w:space="0" w:color="C4C7C5"/>
+              <w:right w:val="single" w:sz="6" w:space="0" w:color="C4C7C5"/>
+            </w:tcBorders>
+            <w:tcMar>
+              <w:top w:w="120" w:type="dxa"/>
+              <w:left w:w="180" w:type="dxa"/>
+              <w:bottom w:w="120" w:type="dxa"/>
+              <w:right w:w="180" w:type="dxa"/>
+            </w:tcMar>
+            <w:vAlign w:val="center"/>
+            <w:hideMark/>
+          </w:tcPr>
+          <w:p>
+            <w:r>
+              <w:t>Relationship Blindness</w:t>
+            </w:r>
+          </w:p>
+        </w:tc>
+        <w:tc>
+          <w:tcPr>
+            <w:tcW w:w="0" w:type="auto"/>
+            <w:tcBorders>
+              <w:top w:val="single" w:sz="6" w:space="0" w:color="C4C7C5"/>
+              <w:left w:val="single" w:sz="6" w:space="0" w:color="C4C7C5"/>
+              <w:bottom w:val="single" w:sz="6" w:space="0" w:color="C4C7C5"/>
+              <w:right w:val="single" w:sz="6" w:space="0" w:color="C4C7C5"/>
+            </w:tcBorders>
+            <w:tcMar>
+              <w:top w:w="120" w:type="dxa"/>
+              <w:left w:w="180" w:type="dxa"/>
+              <w:bottom w:w="120" w:type="dxa"/>
+              <w:right w:w="180" w:type="dxa"/>
+            </w:tcMar>
+            <w:vAlign w:val="center"/>
+            <w:hideMark/>
+          </w:tcPr>
+          <w:p>
+            <w:r>
+              <w:t>4</w:t>
+            </w:r>
+          </w:p>
+        </w:tc>
+      </w:tr>
+      <w:tr>
+        <w:trPr>
+          <w:tblCellSpacing w:w="15" w:type="dxa"/>
+        </w:trPr>
+        <w:tc>
+          <w:tcPr>
+            <w:tcW w:w="0" w:type="auto"/>
+            <w:tcBorders>
+              <w:top w:val="single" w:sz="6" w:space="0" w:color="C4C7C5"/>
+              <w:left w:val="single" w:sz="6" w:space="0" w:color="C4C7C5"/>
+              <w:bottom w:val="single" w:sz="6" w:space="0" w:color="C4C7C5"/>
+              <w:right w:val="single" w:sz="6" w:space="0" w:color="C4C7C5"/>
+            </w:tcBorders>
+            <w:tcMar>
+              <w:top w:w="120" w:type="dxa"/>
+              <w:left w:w="180" w:type="dxa"/>
+              <w:bottom w:w="120" w:type="dxa"/>
+              <w:right w:w="180" w:type="dxa"/>
+            </w:tcMar>
+            <w:vAlign w:val="center"/>
+            <w:hideMark/>
+          </w:tcPr>
+          <w:p>
+            <w:r>
+              <w:rPr>
+                <w:b/>
+                <w:bCs/>
+              </w:rPr>
+              <w:t>PAT-008</w:t>
+            </w:r>
+          </w:p>
+        </w:tc>
+        <w:tc>
+          <w:tcPr>
+            <w:tcW w:w="0" w:type="auto"/>
+            <w:tcBorders>
+              <w:top w:val="single" w:sz="6" w:space="0" w:color="C4C7C5"/>
+              <w:left w:val="single" w:sz="6" w:space="0" w:color="C4C7C5"/>
+              <w:bottom w:val="single" w:sz="6" w:space="0" w:color="C4C7C5"/>
+              <w:right w:val="single" w:sz="6" w:space="0" w:color="C4C7C5"/>
+            </w:tcBorders>
+            <w:tcMar>
+              <w:top w:w="120" w:type="dxa"/>
+              <w:left w:w="180" w:type="dxa"/>
+              <w:bottom w:w="120" w:type="dxa"/>
+              <w:right w:w="180" w:type="dxa"/>
+            </w:tcMar>
+            <w:vAlign w:val="center"/>
+            <w:hideMark/>
+          </w:tcPr>
+          <w:p>
+            <w:r>
+              <w:t>Project Context Loss</w:t>
+            </w:r>
+          </w:p>
+        </w:tc>
+        <w:tc>
+          <w:tcPr>
+            <w:tcW w:w="0" w:type="auto"/>
+            <w:tcBorders>
+              <w:top w:val="single" w:sz="6" w:space="0" w:color="C4C7C5"/>
+              <w:left w:val="single" w:sz="6" w:space="0" w:color="C4C7C5"/>
+              <w:bottom w:val="single" w:sz="6" w:space="0" w:color="C4C7C5"/>
+              <w:right w:val="single" w:sz="6" w:space="0" w:color="C4C7C5"/>
+            </w:tcBorders>
+            <w:tcMar>
+              <w:top w:w="120" w:type="dxa"/>
+              <w:left w:w="180" w:type="dxa"/>
+              <w:bottom w:w="120" w:type="dxa"/>
+              <w:right w:w="180" w:type="dxa"/>
+            </w:tcMar>
+            <w:vAlign w:val="center"/>
+            <w:hideMark/>
+          </w:tcPr>
+          <w:p>
+            <w:r>
+              <w:t>4</w:t>
+            </w:r>
+          </w:p>
+        </w:tc>
+      </w:tr>
+      <w:tr>
+        <w:trPr>
+          <w:tblCellSpacing w:w="15" w:type="dxa"/>
+        </w:trPr>
+        <w:tc>
+          <w:tcPr>
+            <w:tcW w:w="0" w:type="auto"/>
+            <w:tcBorders>
+              <w:top w:val="single" w:sz="6" w:space="0" w:color="C4C7C5"/>
+              <w:left w:val="single" w:sz="6" w:space="0" w:color="C4C7C5"/>
+              <w:bottom w:val="single" w:sz="6" w:space="0" w:color="C4C7C5"/>
+              <w:right w:val="single" w:sz="6" w:space="0" w:color="C4C7C5"/>
+            </w:tcBorders>
+            <w:tcMar>
+              <w:top w:w="120" w:type="dxa"/>
+              <w:left w:w="180" w:type="dxa"/>
+              <w:bottom w:w="120" w:type="dxa"/>
+              <w:right w:w="180" w:type="dxa"/>
+            </w:tcMar>
+            <w:vAlign w:val="center"/>
+            <w:hideMark/>
+          </w:tcPr>
+          <w:p>
+            <w:r>
+              <w:rPr>
+                <w:b/>
+                <w:bCs/>
+              </w:rPr>
+              <w:t>PAT-009</w:t>
+            </w:r>
+          </w:p>
+        </w:tc>
+        <w:tc>
+          <w:tcPr>
+            <w:tcW w:w="0" w:type="auto"/>
+            <w:tcBorders>
+              <w:top w:val="single" w:sz="6" w:space="0" w:color="C4C7C5"/>
+              <w:left w:val="single" w:sz="6" w:space="0" w:color="C4C7C5"/>
+              <w:bottom w:val="single" w:sz="6" w:space="0" w:color="C4C7C5"/>
+              <w:right w:val="single" w:sz="6" w:space="0" w:color="C4C7C5"/>
+            </w:tcBorders>
+            <w:tcMar>
+              <w:top w:w="120" w:type="dxa"/>
+              <w:left w:w="180" w:type="dxa"/>
+              <w:bottom w:w="120" w:type="dxa"/>
+              <w:right w:w="180" w:type="dxa"/>
+            </w:tcMar>
+            <w:vAlign w:val="center"/>
+            <w:hideMark/>
+          </w:tcPr>
+          <w:p>
+            <w:r>
+              <w:t>Knowledge Fragmentation</w:t>
+            </w:r>
+          </w:p>
+        </w:tc>
+        <w:tc>
+          <w:tcPr>
+            <w:tcW w:w="0" w:type="auto"/>
+            <w:tcBorders>
+              <w:top w:val="single" w:sz="6" w:space="0" w:color="C4C7C5"/>
+              <w:left w:val="single" w:sz="6" w:space="0" w:color="C4C7C5"/>
+              <w:bottom w:val="single" w:sz="6" w:space="0" w:color="C4C7C5"/>
+              <w:right w:val="single" w:sz="6" w:space="0" w:color="C4C7C5"/>
+            </w:tcBorders>
+            <w:tcMar>
+              <w:top w:w="120" w:type="dxa"/>
+              <w:left w:w="180" w:type="dxa"/>
+              <w:bottom w:w="120" w:type="dxa"/>
+              <w:right w:w="180" w:type="dxa"/>
+            </w:tcMar>
+            <w:vAlign w:val="center"/>
+            <w:hideMark/>
+          </w:tcPr>
+          <w:p>
+            <w:r>
+              <w:t>4</w:t>
+            </w:r>
+          </w:p>
+        </w:tc>
+      </w:tr>
+      <w:tr>
+        <w:trPr>
+          <w:tblCellSpacing w:w="15" w:type="dxa"/>
+        </w:trPr>
+        <w:tc>
+          <w:tcPr>
+            <w:tcW w:w="0" w:type="auto"/>
+            <w:tcBorders>
+              <w:top w:val="single" w:sz="6" w:space="0" w:color="C4C7C5"/>
+              <w:left w:val="single" w:sz="6" w:space="0" w:color="C4C7C5"/>
+              <w:bottom w:val="single" w:sz="6" w:space="0" w:color="C4C7C5"/>
+              <w:right w:val="single" w:sz="6" w:space="0" w:color="C4C7C5"/>
+            </w:tcBorders>
+            <w:tcMar>
+              <w:top w:w="120" w:type="dxa"/>
+              <w:left w:w="180" w:type="dxa"/>
+              <w:bottom w:w="120" w:type="dxa"/>
+              <w:right w:w="180" w:type="dxa"/>
+            </w:tcMar>
+            <w:vAlign w:val="center"/>
+            <w:hideMark/>
+          </w:tcPr>
+          <w:p>
+            <w:r>
+              <w:rPr>
+                <w:b/>
+                <w:bCs/>
+              </w:rPr>
+              <w:t>PAT-010</w:t>
+            </w:r>
+          </w:p>
+        </w:tc>
+        <w:tc>
+          <w:tcPr>
+            <w:tcW w:w="0" w:type="auto"/>
+            <w:tcBorders>
+              <w:top w:val="single" w:sz="6" w:space="0" w:color="C4C7C5"/>
+              <w:left w:val="single" w:sz="6" w:space="0" w:color="C4C7C5"/>
+              <w:bottom w:val="single" w:sz="6" w:space="0" w:color="C4C7C5"/>
+              <w:right w:val="single" w:sz="6" w:space="0" w:color="C4C7C5"/>
+            </w:tcBorders>
+            <w:tcMar>
+              <w:top w:w="120" w:type="dxa"/>
+              <w:left w:w="180" w:type="dxa"/>
+              <w:bottom w:w="120" w:type="dxa"/>
+              <w:right w:w="180" w:type="dxa"/>
+            </w:tcMar>
+            <w:vAlign w:val="center"/>
+            <w:hideMark/>
+          </w:tcPr>
+          <w:p>
+            <w:r>
+              <w:t>Ownership &amp; Governance Ambiguity</w:t>
+            </w:r>
+          </w:p>
+        </w:tc>
+        <w:tc>
+          <w:tcPr>
+            <w:tcW w:w="0" w:type="auto"/>
+            <w:tcBorders>
+              <w:top w:val="single" w:sz="6" w:space="0" w:color="C4C7C5"/>
+              <w:left w:val="single" w:sz="6" w:space="0" w:color="C4C7C5"/>
+              <w:bottom w:val="single" w:sz="6" w:space="0" w:color="C4C7C5"/>
+              <w:right w:val="single" w:sz="6" w:space="0" w:color="C4C7C5"/>
+            </w:tcBorders>
+            <w:tcMar>
+              <w:top w:w="120" w:type="dxa"/>
+              <w:left w:w="180" w:type="dxa"/>
+              <w:bottom w:w="120" w:type="dxa"/>
+              <w:right w:w="180" w:type="dxa"/>
+            </w:tcMar>
+            <w:vAlign w:val="center"/>
+            <w:hideMark/>
+          </w:tcPr>
+          <w:p>
+            <w:r>
+              <w:t>4</w:t>
+            </w:r>
+          </w:p>
+        </w:tc>
+      </w:tr>
+      <w:tr>
+        <w:trPr>
+          <w:tblCellSpacing w:w="15" w:type="dxa"/>
+        </w:trPr>
+        <w:tc>
+          <w:tcPr>
+            <w:tcW w:w="0" w:type="auto"/>
+            <w:tcBorders>
+              <w:top w:val="single" w:sz="6" w:space="0" w:color="C4C7C5"/>
+              <w:left w:val="single" w:sz="6" w:space="0" w:color="C4C7C5"/>
+              <w:bottom w:val="single" w:sz="6" w:space="0" w:color="C4C7C5"/>
+              <w:right w:val="single" w:sz="6" w:space="0" w:color="C4C7C5"/>
+            </w:tcBorders>
+            <w:tcMar>
+              <w:top w:w="120" w:type="dxa"/>
+              <w:left w:w="180" w:type="dxa"/>
+              <w:bottom w:w="120" w:type="dxa"/>
+              <w:right w:w="180" w:type="dxa"/>
+            </w:tcMar>
+            <w:vAlign w:val="center"/>
+            <w:hideMark/>
+          </w:tcPr>
+          <w:p>
+            <w:r>
+              <w:rPr>
+                <w:b/>
+                <w:bCs/>
+              </w:rPr>
+              <w:t>PAT-011</w:t>
+            </w:r>
+          </w:p>
+        </w:tc>
+        <w:tc>
+          <w:tcPr>
+            <w:tcW w:w="0" w:type="auto"/>
+            <w:tcBorders>
+              <w:top w:val="single" w:sz="6" w:space="0" w:color="C4C7C5"/>
+              <w:left w:val="single" w:sz="6" w:space="0" w:color="C4C7C5"/>
+              <w:bottom w:val="single" w:sz="6" w:space="0" w:color="C4C7C5"/>
+              <w:right w:val="single" w:sz="6" w:space="0" w:color="C4C7C5"/>
+            </w:tcBorders>
+            <w:tcMar>
+              <w:top w:w="120" w:type="dxa"/>
+              <w:left w:w="180" w:type="dxa"/>
+              <w:bottom w:w="120" w:type="dxa"/>
+              <w:right w:w="180" w:type="dxa"/>
+            </w:tcMar>
+            <w:vAlign w:val="center"/>
+            <w:hideMark/>
+          </w:tcPr>
+          <w:p>
+            <w:r>
+              <w:t>Lifecycle Management Complexity</w:t>
+            </w:r>
+          </w:p>
+        </w:tc>
+        <w:tc>
+          <w:tcPr>
+            <w:tcW w:w="0" w:type="auto"/>
+            <w:tcBorders>
+              <w:top w:val="single" w:sz="6" w:space="0" w:color="C4C7C5"/>
+              <w:left w:val="single" w:sz="6" w:space="0" w:color="C4C7C5"/>
+              <w:bottom w:val="single" w:sz="6" w:space="0" w:color="C4C7C5"/>
+              <w:right w:val="single" w:sz="6" w:space="0" w:color="C4C7C5"/>
+            </w:tcBorders>
+            <w:tcMar>
+              <w:top w:w="120" w:type="dxa"/>
+              <w:left w:w="180" w:type="dxa"/>
+              <w:bottom w:w="120" w:type="dxa"/>
+              <w:right w:w="180" w:type="dxa"/>
+            </w:tcMar>
+            <w:vAlign w:val="center"/>
+            <w:hideMark/>
+          </w:tcPr>
+          <w:p>
+            <w:r>
+              <w:t>4</w:t>
+            </w:r>
+          </w:p>
+        </w:tc>
+      </w:tr>
+      <w:tr>
+        <w:trPr>
+          <w:tblCellSpacing w:w="15" w:type="dxa"/>
+        </w:trPr>
+        <w:tc>
+          <w:tcPr>
+            <w:tcW w:w="0" w:type="auto"/>
+            <w:tcBorders>
+              <w:top w:val="single" w:sz="6" w:space="0" w:color="C4C7C5"/>
+              <w:left w:val="single" w:sz="6" w:space="0" w:color="C4C7C5"/>
+              <w:bottom w:val="single" w:sz="6" w:space="0" w:color="C4C7C5"/>
+              <w:right w:val="single" w:sz="6" w:space="0" w:color="C4C7C5"/>
+            </w:tcBorders>
+            <w:tcMar>
+              <w:top w:w="120" w:type="dxa"/>
+              <w:left w:w="180" w:type="dxa"/>
+              <w:bottom w:w="120" w:type="dxa"/>
+              <w:right w:w="180" w:type="dxa"/>
+            </w:tcMar>
+            <w:vAlign w:val="center"/>
+            <w:hideMark/>
+          </w:tcPr>
+          <w:p>
+            <w:r>
+              <w:rPr>
+                <w:b/>
+                <w:bCs/>
+              </w:rPr>
+              <w:t>PAT-012</w:t>
+            </w:r>
+          </w:p>
+        </w:tc>
+        <w:tc>
+          <w:tcPr>
+            <w:tcW w:w="0" w:type="auto"/>
+            <w:tcBorders>
+              <w:top w:val="single" w:sz="6" w:space="0" w:color="C4C7C5"/>
+              <w:left w:val="single" w:sz="6" w:space="0" w:color="C4C7C5"/>
+              <w:bottom w:val="single" w:sz="6" w:space="0" w:color="C4C7C5"/>
+              <w:right w:val="single" w:sz="6" w:space="0" w:color="C4C7C5"/>
+            </w:tcBorders>
+            <w:tcMar>
+              <w:top w:w="120" w:type="dxa"/>
+              <w:left w:w="180" w:type="dxa"/>
+              <w:bottom w:w="120" w:type="dxa"/>
+              <w:right w:w="180" w:type="dxa"/>
+            </w:tcMar>
+            <w:vAlign w:val="center"/>
+            <w:hideMark/>
+          </w:tcPr>
+          <w:p>
+            <w:r>
+              <w:t>Knowledge Uncertainty</w:t>
+            </w:r>
+          </w:p>
+        </w:tc>
+        <w:tc>
+          <w:tcPr>
+            <w:tcW w:w="0" w:type="auto"/>
+            <w:tcBorders>
+              <w:top w:val="single" w:sz="6" w:space="0" w:color="C4C7C5"/>
+              <w:left w:val="single" w:sz="6" w:space="0" w:color="C4C7C5"/>
+              <w:bottom w:val="single" w:sz="6" w:space="0" w:color="C4C7C5"/>
+              <w:right w:val="single" w:sz="6" w:space="0" w:color="C4C7C5"/>
+            </w:tcBorders>
+            <w:tcMar>
+              <w:top w:w="120" w:type="dxa"/>
+              <w:left w:w="180" w:type="dxa"/>
+              <w:bottom w:w="120" w:type="dxa"/>
+              <w:right w:w="180" w:type="dxa"/>
+            </w:tcMar>
+            <w:vAlign w:val="center"/>
+            <w:hideMark/>
+          </w:tcPr>
+          <w:p>
+            <w:r>
+              <w:t>5</w:t>
+            </w:r>
+          </w:p>
+        </w:tc>
+      </w:tr>
+      <w:tr>
+        <w:trPr>
+          <w:tblCellSpacing w:w="15" w:type="dxa"/>
+        </w:trPr>
+        <w:tc>
+          <w:tcPr>
+            <w:tcW w:w="0" w:type="auto"/>
+            <w:tcBorders>
+              <w:top w:val="single" w:sz="6" w:space="0" w:color="C4C7C5"/>
+              <w:left w:val="single" w:sz="6" w:space="0" w:color="C4C7C5"/>
+              <w:bottom w:val="single" w:sz="6" w:space="0" w:color="C4C7C5"/>
+              <w:right w:val="single" w:sz="6" w:space="0" w:color="C4C7C5"/>
+            </w:tcBorders>
+            <w:tcMar>
+              <w:top w:w="120" w:type="dxa"/>
+              <w:left w:w="180" w:type="dxa"/>
+              <w:bottom w:w="120" w:type="dxa"/>
+              <w:right w:w="180" w:type="dxa"/>
+            </w:tcMar>
+            <w:vAlign w:val="center"/>
+            <w:hideMark/>
+          </w:tcPr>
+          <w:p>
+            <w:r>
+              <w:rPr>
+                <w:b/>
+                <w:bCs/>
+              </w:rPr>
+              <w:t>PAT-013</w:t>
+            </w:r>
+          </w:p>
+        </w:tc>
+        <w:tc>
+          <w:tcPr>
+            <w:tcW w:w="0" w:type="auto"/>
+            <w:tcBorders>
+              <w:top w:val="single" w:sz="6" w:space="0" w:color="C4C7C5"/>
+              <w:left w:val="single" w:sz="6" w:space="0" w:color="C4C7C5"/>
+              <w:bottom w:val="single" w:sz="6" w:space="0" w:color="C4C7C5"/>
+              <w:right w:val="single" w:sz="6" w:space="0" w:color="C4C7C5"/>
+            </w:tcBorders>
+            <w:tcMar>
+              <w:top w:w="120" w:type="dxa"/>
+              <w:left w:w="180" w:type="dxa"/>
+              <w:bottom w:w="120" w:type="dxa"/>
+              <w:right w:w="180" w:type="dxa"/>
+            </w:tcMar>
+            <w:vAlign w:val="center"/>
+            <w:hideMark/>
+          </w:tcPr>
+          <w:p>
+            <w:r>
+              <w:t>Knowledge Interpretation</w:t>
+            </w:r>
+          </w:p>
+        </w:tc>
+        <w:tc>
+          <w:tcPr>
+            <w:tcW w:w="0" w:type="auto"/>
+            <w:tcBorders>
+              <w:top w:val="single" w:sz="6" w:space="0" w:color="C4C7C5"/>
+              <w:left w:val="single" w:sz="6" w:space="0" w:color="C4C7C5"/>
+              <w:bottom w:val="single" w:sz="6" w:space="0" w:color="C4C7C5"/>
+              <w:right w:val="single" w:sz="6" w:space="0" w:color="C4C7C5"/>
+            </w:tcBorders>
+            <w:tcMar>
+              <w:top w:w="120" w:type="dxa"/>
+              <w:left w:w="180" w:type="dxa"/>
+              <w:bottom w:w="120" w:type="dxa"/>
+              <w:right w:w="180" w:type="dxa"/>
+            </w:tcMar>
+            <w:vAlign w:val="center"/>
+            <w:hideMark/>
+          </w:tcPr>
+          <w:p>
+            <w:r>
+              <w:t>5</w:t>
+            </w:r>
+          </w:p>
+        </w:tc>
+      </w:tr>
+      <w:tr>
+        <w:trPr>
+          <w:tblCellSpacing w:w="15" w:type="dxa"/>
+        </w:trPr>
+        <w:tc>
+          <w:tcPr>
+            <w:tcW w:w="0" w:type="auto"/>
+            <w:tcBorders>
+              <w:top w:val="single" w:sz="6" w:space="0" w:color="C4C7C5"/>
+              <w:left w:val="single" w:sz="6" w:space="0" w:color="C4C7C5"/>
+              <w:bottom w:val="single" w:sz="6" w:space="0" w:color="C4C7C5"/>
+              <w:right w:val="single" w:sz="6" w:space="0" w:color="C4C7C5"/>
+            </w:tcBorders>
+            <w:tcMar>
+              <w:top w:w="120" w:type="dxa"/>
+              <w:left w:w="180" w:type="dxa"/>
+              <w:bottom w:w="120" w:type="dxa"/>
+              <w:right w:w="180" w:type="dxa"/>
+            </w:tcMar>
+            <w:vAlign w:val="center"/>
+            <w:hideMark/>
+          </w:tcPr>
+          <w:p>
+            <w:r>
+              <w:rPr>
+                <w:b/>
+                <w:bCs/>
+              </w:rPr>
+              <w:t>PAT-014</w:t>
+            </w:r>
+          </w:p>
+        </w:tc>
+        <w:tc>
+          <w:tcPr>
+            <w:tcW w:w="0" w:type="auto"/>
+            <w:tcBorders>
+              <w:top w:val="single" w:sz="6" w:space="0" w:color="C4C7C5"/>
+              <w:left w:val="single" w:sz="6" w:space="0" w:color="C4C7C5"/>
+              <w:bottom w:val="single" w:sz="6" w:space="0" w:color="C4C7C5"/>
+              <w:right w:val="single" w:sz="6" w:space="0" w:color="C4C7C5"/>
+            </w:tcBorders>
+            <w:tcMar>
+              <w:top w:w="120" w:type="dxa"/>
+              <w:left w:w="180" w:type="dxa"/>
+              <w:bottom w:w="120" w:type="dxa"/>
+              <w:right w:w="180" w:type="dxa"/>
+            </w:tcMar>
+            <w:vAlign w:val="center"/>
+            <w:hideMark/>
+          </w:tcPr>
+          <w:p>
+            <w:r>
+              <w:t>Decision Formation</w:t>
+            </w:r>
+          </w:p>
+        </w:tc>
+        <w:tc>
+          <w:tcPr>
+            <w:tcW w:w="0" w:type="auto"/>
+            <w:tcBorders>
+              <w:top w:val="single" w:sz="6" w:space="0" w:color="C4C7C5"/>
+              <w:left w:val="single" w:sz="6" w:space="0" w:color="C4C7C5"/>
+              <w:bottom w:val="single" w:sz="6" w:space="0" w:color="C4C7C5"/>
+              <w:right w:val="single" w:sz="6" w:space="0" w:color="C4C7C5"/>
+            </w:tcBorders>
+            <w:tcMar>
+              <w:top w:w="120" w:type="dxa"/>
+              <w:left w:w="180" w:type="dxa"/>
+              <w:bottom w:w="120" w:type="dxa"/>
+              <w:right w:w="180" w:type="dxa"/>
+            </w:tcMar>
+            <w:vAlign w:val="center"/>
+            <w:hideMark/>
+          </w:tcPr>
+          <w:p>
+            <w:r>
+              <w:t>5</w:t>
+            </w:r>
+          </w:p>
+        </w:tc>
+      </w:tr>
+      <w:tr>
+        <w:trPr>
+          <w:tblCellSpacing w:w="15" w:type="dxa"/>
+        </w:trPr>
+        <w:tc>
+          <w:tcPr>
+            <w:tcW w:w="0" w:type="auto"/>
+            <w:tcBorders>
+              <w:top w:val="single" w:sz="6" w:space="0" w:color="C4C7C5"/>
+              <w:left w:val="single" w:sz="6" w:space="0" w:color="C4C7C5"/>
+              <w:bottom w:val="single" w:sz="6" w:space="0" w:color="C4C7C5"/>
+              <w:right w:val="single" w:sz="6" w:space="0" w:color="C4C7C5"/>
+            </w:tcBorders>
+            <w:tcMar>
+              <w:top w:w="120" w:type="dxa"/>
+              <w:left w:w="180" w:type="dxa"/>
+              <w:bottom w:w="120" w:type="dxa"/>
+              <w:right w:w="180" w:type="dxa"/>
+            </w:tcMar>
+            <w:vAlign w:val="center"/>
+            <w:hideMark/>
+          </w:tcPr>
+          <w:p>
+            <w:r>
+              <w:rPr>
+                <w:b/>
+                <w:bCs/>
+              </w:rPr>
+              <w:t>PAT-015</w:t>
+            </w:r>
+          </w:p>
+        </w:tc>
+        <w:tc>
+          <w:tcPr>
+            <w:tcW w:w="0" w:type="auto"/>
+            <w:tcBorders>
+              <w:top w:val="single" w:sz="6" w:space="0" w:color="C4C7C5"/>
+              <w:left w:val="single" w:sz="6" w:space="0" w:color="C4C7C5"/>
+              <w:bottom w:val="single" w:sz="6" w:space="0" w:color="C4C7C5"/>
+              <w:right w:val="single" w:sz="6" w:space="0" w:color="C4C7C5"/>
+            </w:tcBorders>
+            <w:tcMar>
+              <w:top w:w="120" w:type="dxa"/>
+              <w:left w:w="180" w:type="dxa"/>
+              <w:bottom w:w="120" w:type="dxa"/>
+              <w:right w:w="180" w:type="dxa"/>
+            </w:tcMar>
+            <w:vAlign w:val="center"/>
+            <w:hideMark/>
+          </w:tcPr>
+          <w:p>
+            <w:r>
+              <w:t>Cognitive Adaptation</w:t>
+            </w:r>
+          </w:p>
+        </w:tc>
+        <w:tc>
+          <w:tcPr>
+            <w:tcW w:w="0" w:type="auto"/>
+            <w:tcBorders>
+              <w:top w:val="single" w:sz="6" w:space="0" w:color="C4C7C5"/>
+              <w:left w:val="single" w:sz="6" w:space="0" w:color="C4C7C5"/>
+              <w:bottom w:val="single" w:sz="6" w:space="0" w:color="C4C7C5"/>
+              <w:right w:val="single" w:sz="6" w:space="0" w:color="C4C7C5"/>
+            </w:tcBorders>
+            <w:tcMar>
+              <w:top w:w="120" w:type="dxa"/>
+              <w:left w:w="180" w:type="dxa"/>
+              <w:bottom w:w="120" w:type="dxa"/>
+              <w:right w:w="180" w:type="dxa"/>
+            </w:tcMar>
+            <w:vAlign w:val="center"/>
+            <w:hideMark/>
+          </w:tcPr>
+          <w:p>
+            <w:r>
+              <w:t>4</w:t>
+            </w:r>
+          </w:p>
+        </w:tc>
+      </w:tr>
+      <w:tr>
+        <w:trPr>
+          <w:tblCellSpacing w:w="15" w:type="dxa"/>
+        </w:trPr>
+        <w:tc>
+          <w:tcPr>
+            <w:tcW w:w="0" w:type="auto"/>
+            <w:tcBorders>
+              <w:top w:val="single" w:sz="6" w:space="0" w:color="C4C7C5"/>
+              <w:left w:val="single" w:sz="6" w:space="0" w:color="C4C7C5"/>
+              <w:bottom w:val="single" w:sz="6" w:space="0" w:color="C4C7C5"/>
+              <w:right w:val="single" w:sz="6" w:space="0" w:color="C4C7C5"/>
+            </w:tcBorders>
+            <w:tcMar>
+              <w:top w:w="120" w:type="dxa"/>
+              <w:left w:w="180" w:type="dxa"/>
+              <w:bottom w:w="120" w:type="dxa"/>
+              <w:right w:w="180" w:type="dxa"/>
+            </w:tcMar>
+            <w:vAlign w:val="center"/>
+            <w:hideMark/>
+          </w:tcPr>
+          <w:p>
+            <w:r>
+              <w:rPr>
+                <w:b/>
+                <w:bCs/>
+              </w:rPr>
+              <w:t>PAT-016</w:t>
+            </w:r>
+          </w:p>
+        </w:tc>
+        <w:tc>
+          <w:tcPr>
+            <w:tcW w:w="0" w:type="auto"/>
+            <w:tcBorders>
+              <w:top w:val="single" w:sz="6" w:space="0" w:color="C4C7C5"/>
+              <w:left w:val="single" w:sz="6" w:space="0" w:color="C4C7C5"/>
+              <w:bottom w:val="single" w:sz="6" w:space="0" w:color="C4C7C5"/>
+              <w:right w:val="single" w:sz="6" w:space="0" w:color="C4C7C5"/>
+            </w:tcBorders>
+            <w:tcMar>
+              <w:top w:w="120" w:type="dxa"/>
+              <w:left w:w="180" w:type="dxa"/>
+              <w:bottom w:w="120" w:type="dxa"/>
+              <w:right w:w="180" w:type="dxa"/>
+            </w:tcMar>
+            <w:vAlign w:val="center"/>
+            <w:hideMark/>
+          </w:tcPr>
+          <w:p>
+            <w:r>
+              <w:t>Knowledge Evolution</w:t>
+            </w:r>
+          </w:p>
+        </w:tc>
+        <w:tc>
+          <w:tcPr>
+            <w:tcW w:w="0" w:type="auto"/>
+            <w:tcBorders>
+              <w:top w:val="single" w:sz="6" w:space="0" w:color="C4C7C5"/>
+              <w:left w:val="single" w:sz="6" w:space="0" w:color="C4C7C5"/>
+              <w:bottom w:val="single" w:sz="6" w:space="0" w:color="C4C7C5"/>
+              <w:right w:val="single" w:sz="6" w:space="0" w:color="C4C7C5"/>
+            </w:tcBorders>
+            <w:tcMar>
+              <w:top w:w="120" w:type="dxa"/>
+              <w:left w:w="180" w:type="dxa"/>
+              <w:bottom w:w="120" w:type="dxa"/>
+              <w:right w:w="180" w:type="dxa"/>
+            </w:tcMar>
+            <w:vAlign w:val="center"/>
+            <w:hideMark/>
+          </w:tcPr>
+          <w:p>
+            <w:r>
+              <w:t>6</w:t>
+            </w:r>
+          </w:p>
+        </w:tc>
+      </w:tr>
+      <w:tr>
+        <w:trPr>
+          <w:tblCellSpacing w:w="15" w:type="dxa"/>
+        </w:trPr>
+        <w:tc>
+          <w:tcPr>
+            <w:tcW w:w="0" w:type="auto"/>
+            <w:tcBorders>
+              <w:top w:val="single" w:sz="6" w:space="0" w:color="C4C7C5"/>
+              <w:left w:val="single" w:sz="6" w:space="0" w:color="C4C7C5"/>
+              <w:bottom w:val="single" w:sz="6" w:space="0" w:color="C4C7C5"/>
+              <w:right w:val="single" w:sz="6" w:space="0" w:color="C4C7C5"/>
+            </w:tcBorders>
+            <w:tcMar>
+              <w:top w:w="120" w:type="dxa"/>
+              <w:left w:w="180" w:type="dxa"/>
+              <w:bottom w:w="120" w:type="dxa"/>
+              <w:right w:w="180" w:type="dxa"/>
+            </w:tcMar>
+            <w:vAlign w:val="center"/>
+            <w:hideMark/>
+          </w:tcPr>
+          <w:p>
+            <w:r>
+              <w:rPr>
+                <w:b/>
+                <w:bCs/>
+              </w:rPr>
               <w:lastRenderedPageBreak/>
-              <w:t>PAT-002</w:t>
-            </w:r>
-          </w:p>
-        </w:tc>
-        <w:tc>
-          <w:tcPr>
-            <w:tcW w:w="0" w:type="auto"/>
-            <w:tcBorders>
-              <w:top w:val="single" w:sz="6" w:space="0" w:color="C4C7C5"/>
-              <w:left w:val="single" w:sz="6" w:space="0" w:color="C4C7C5"/>
-              <w:bottom w:val="single" w:sz="6" w:space="0" w:color="C4C7C5"/>
-              <w:right w:val="single" w:sz="6" w:space="0" w:color="C4C7C5"/>
-            </w:tcBorders>
-            <w:tcMar>
-              <w:top w:w="120" w:type="dxa"/>
-              <w:left w:w="180" w:type="dxa"/>
-              <w:bottom w:w="120" w:type="dxa"/>
-              <w:right w:w="180" w:type="dxa"/>
-            </w:tcMar>
-            <w:vAlign w:val="center"/>
-            <w:hideMark/>
-          </w:tcPr>
-          <w:p>
-            <w:r>
-              <w:t>Memory Dependency</w:t>
+              <w:t>PAT-017</w:t>
+            </w:r>
+          </w:p>
+        </w:tc>
+        <w:tc>
+          <w:tcPr>
+            <w:tcW w:w="0" w:type="auto"/>
+            <w:tcBorders>
+              <w:top w:val="single" w:sz="6" w:space="0" w:color="C4C7C5"/>
+              <w:left w:val="single" w:sz="6" w:space="0" w:color="C4C7C5"/>
+              <w:bottom w:val="single" w:sz="6" w:space="0" w:color="C4C7C5"/>
+              <w:right w:val="single" w:sz="6" w:space="0" w:color="C4C7C5"/>
+            </w:tcBorders>
+            <w:tcMar>
+              <w:top w:w="120" w:type="dxa"/>
+              <w:left w:w="180" w:type="dxa"/>
+              <w:bottom w:w="120" w:type="dxa"/>
+              <w:right w:w="180" w:type="dxa"/>
+            </w:tcMar>
+            <w:vAlign w:val="center"/>
+            <w:hideMark/>
+          </w:tcPr>
+          <w:p>
+            <w:r>
+              <w:t>System Orientation</w:t>
+            </w:r>
+          </w:p>
+        </w:tc>
+        <w:tc>
+          <w:tcPr>
+            <w:tcW w:w="0" w:type="auto"/>
+            <w:tcBorders>
+              <w:top w:val="single" w:sz="6" w:space="0" w:color="C4C7C5"/>
+              <w:left w:val="single" w:sz="6" w:space="0" w:color="C4C7C5"/>
+              <w:bottom w:val="single" w:sz="6" w:space="0" w:color="C4C7C5"/>
+              <w:right w:val="single" w:sz="6" w:space="0" w:color="C4C7C5"/>
+            </w:tcBorders>
+            <w:tcMar>
+              <w:top w:w="120" w:type="dxa"/>
+              <w:left w:w="180" w:type="dxa"/>
+              <w:bottom w:w="120" w:type="dxa"/>
+              <w:right w:w="180" w:type="dxa"/>
+            </w:tcMar>
+            <w:vAlign w:val="center"/>
+            <w:hideMark/>
+          </w:tcPr>
+          <w:p>
+            <w:r>
+              <w:t>9</w:t>
+            </w:r>
+          </w:p>
+        </w:tc>
+      </w:tr>
+      <w:tr>
+        <w:trPr>
+          <w:tblCellSpacing w:w="15" w:type="dxa"/>
+        </w:trPr>
+        <w:tc>
+          <w:tcPr>
+            <w:tcW w:w="0" w:type="auto"/>
+            <w:tcBorders>
+              <w:top w:val="single" w:sz="6" w:space="0" w:color="C4C7C5"/>
+              <w:left w:val="single" w:sz="6" w:space="0" w:color="C4C7C5"/>
+              <w:bottom w:val="single" w:sz="6" w:space="0" w:color="C4C7C5"/>
+              <w:right w:val="single" w:sz="6" w:space="0" w:color="C4C7C5"/>
+            </w:tcBorders>
+            <w:tcMar>
+              <w:top w:w="120" w:type="dxa"/>
+              <w:left w:w="180" w:type="dxa"/>
+              <w:bottom w:w="120" w:type="dxa"/>
+              <w:right w:w="180" w:type="dxa"/>
+            </w:tcMar>
+            <w:vAlign w:val="center"/>
+            <w:hideMark/>
+          </w:tcPr>
+          <w:p>
+            <w:r>
+              <w:rPr>
+                <w:b/>
+                <w:bCs/>
+              </w:rPr>
+              <w:t>PAT-018</w:t>
+            </w:r>
+          </w:p>
+        </w:tc>
+        <w:tc>
+          <w:tcPr>
+            <w:tcW w:w="0" w:type="auto"/>
+            <w:tcBorders>
+              <w:top w:val="single" w:sz="6" w:space="0" w:color="C4C7C5"/>
+              <w:left w:val="single" w:sz="6" w:space="0" w:color="C4C7C5"/>
+              <w:bottom w:val="single" w:sz="6" w:space="0" w:color="C4C7C5"/>
+              <w:right w:val="single" w:sz="6" w:space="0" w:color="C4C7C5"/>
+            </w:tcBorders>
+            <w:tcMar>
+              <w:top w:w="120" w:type="dxa"/>
+              <w:left w:w="180" w:type="dxa"/>
+              <w:bottom w:w="120" w:type="dxa"/>
+              <w:right w:w="180" w:type="dxa"/>
+            </w:tcMar>
+            <w:vAlign w:val="center"/>
+            <w:hideMark/>
+          </w:tcPr>
+          <w:p>
+            <w:r>
+              <w:t>Software Lifecycle Understanding</w:t>
             </w:r>
           </w:p>
         </w:tc>
@@ -941,108 +2346,197 @@
           </w:tcPr>
           <w:p>
             <w:r>
-              <w:t>PAT-003</w:t>
-            </w:r>
-          </w:p>
-        </w:tc>
-        <w:tc>
-          <w:tcPr>
-            <w:tcW w:w="0" w:type="auto"/>
-            <w:tcBorders>
-              <w:top w:val="single" w:sz="6" w:space="0" w:color="C4C7C5"/>
-              <w:left w:val="single" w:sz="6" w:space="0" w:color="C4C7C5"/>
-              <w:bottom w:val="single" w:sz="6" w:space="0" w:color="C4C7C5"/>
-              <w:right w:val="single" w:sz="6" w:space="0" w:color="C4C7C5"/>
-            </w:tcBorders>
-            <w:tcMar>
-              <w:top w:w="120" w:type="dxa"/>
-              <w:left w:w="180" w:type="dxa"/>
-              <w:bottom w:w="120" w:type="dxa"/>
-              <w:right w:w="180" w:type="dxa"/>
-            </w:tcMar>
-            <w:vAlign w:val="center"/>
-            <w:hideMark/>
-          </w:tcPr>
-          <w:p>
-            <w:r>
-              <w:t>Relationship Blindness</w:t>
-            </w:r>
-          </w:p>
-        </w:tc>
-        <w:tc>
-          <w:tcPr>
-            <w:tcW w:w="0" w:type="auto"/>
-            <w:tcBorders>
-              <w:top w:val="single" w:sz="6" w:space="0" w:color="C4C7C5"/>
-              <w:left w:val="single" w:sz="6" w:space="0" w:color="C4C7C5"/>
-              <w:bottom w:val="single" w:sz="6" w:space="0" w:color="C4C7C5"/>
-              <w:right w:val="single" w:sz="6" w:space="0" w:color="C4C7C5"/>
-            </w:tcBorders>
-            <w:tcMar>
-              <w:top w:w="120" w:type="dxa"/>
-              <w:left w:w="180" w:type="dxa"/>
-              <w:bottom w:w="120" w:type="dxa"/>
-              <w:right w:w="180" w:type="dxa"/>
-            </w:tcMar>
-            <w:vAlign w:val="center"/>
-            <w:hideMark/>
-          </w:tcPr>
-          <w:p>
-            <w:r>
-              <w:t>5</w:t>
-            </w:r>
-          </w:p>
-        </w:tc>
-      </w:tr>
-      <w:tr>
-        <w:trPr>
-          <w:tblCellSpacing w:w="15" w:type="dxa"/>
-        </w:trPr>
-        <w:tc>
-          <w:tcPr>
-            <w:tcW w:w="0" w:type="auto"/>
-            <w:tcBorders>
-              <w:top w:val="single" w:sz="6" w:space="0" w:color="C4C7C5"/>
-              <w:left w:val="single" w:sz="6" w:space="0" w:color="C4C7C5"/>
-              <w:bottom w:val="single" w:sz="6" w:space="0" w:color="C4C7C5"/>
-              <w:right w:val="single" w:sz="6" w:space="0" w:color="C4C7C5"/>
-            </w:tcBorders>
-            <w:tcMar>
-              <w:top w:w="120" w:type="dxa"/>
-              <w:left w:w="180" w:type="dxa"/>
-              <w:bottom w:w="120" w:type="dxa"/>
-              <w:right w:w="180" w:type="dxa"/>
-            </w:tcMar>
-            <w:vAlign w:val="center"/>
-            <w:hideMark/>
-          </w:tcPr>
-          <w:p>
-            <w:r>
-              <w:t>PAT-004</w:t>
-            </w:r>
-          </w:p>
-        </w:tc>
-        <w:tc>
-          <w:tcPr>
-            <w:tcW w:w="0" w:type="auto"/>
-            <w:tcBorders>
-              <w:top w:val="single" w:sz="6" w:space="0" w:color="C4C7C5"/>
-              <w:left w:val="single" w:sz="6" w:space="0" w:color="C4C7C5"/>
-              <w:bottom w:val="single" w:sz="6" w:space="0" w:color="C4C7C5"/>
-              <w:right w:val="single" w:sz="6" w:space="0" w:color="C4C7C5"/>
-            </w:tcBorders>
-            <w:tcMar>
-              <w:top w:w="120" w:type="dxa"/>
-              <w:left w:w="180" w:type="dxa"/>
-              <w:bottom w:w="120" w:type="dxa"/>
-              <w:right w:w="180" w:type="dxa"/>
-            </w:tcMar>
-            <w:vAlign w:val="center"/>
-            <w:hideMark/>
-          </w:tcPr>
-          <w:p>
-            <w:r>
-              <w:t>Storage Without Understanding</w:t>
+              <w:rPr>
+                <w:b/>
+                <w:bCs/>
+              </w:rPr>
+              <w:t>PAT-019</w:t>
+            </w:r>
+          </w:p>
+        </w:tc>
+        <w:tc>
+          <w:tcPr>
+            <w:tcW w:w="0" w:type="auto"/>
+            <w:tcBorders>
+              <w:top w:val="single" w:sz="6" w:space="0" w:color="C4C7C5"/>
+              <w:left w:val="single" w:sz="6" w:space="0" w:color="C4C7C5"/>
+              <w:bottom w:val="single" w:sz="6" w:space="0" w:color="C4C7C5"/>
+              <w:right w:val="single" w:sz="6" w:space="0" w:color="C4C7C5"/>
+            </w:tcBorders>
+            <w:tcMar>
+              <w:top w:w="120" w:type="dxa"/>
+              <w:left w:w="180" w:type="dxa"/>
+              <w:bottom w:w="120" w:type="dxa"/>
+              <w:right w:w="180" w:type="dxa"/>
+            </w:tcMar>
+            <w:vAlign w:val="center"/>
+            <w:hideMark/>
+          </w:tcPr>
+          <w:p>
+            <w:r>
+              <w:t>System State Awareness</w:t>
+            </w:r>
+          </w:p>
+        </w:tc>
+        <w:tc>
+          <w:tcPr>
+            <w:tcW w:w="0" w:type="auto"/>
+            <w:tcBorders>
+              <w:top w:val="single" w:sz="6" w:space="0" w:color="C4C7C5"/>
+              <w:left w:val="single" w:sz="6" w:space="0" w:color="C4C7C5"/>
+              <w:bottom w:val="single" w:sz="6" w:space="0" w:color="C4C7C5"/>
+              <w:right w:val="single" w:sz="6" w:space="0" w:color="C4C7C5"/>
+            </w:tcBorders>
+            <w:tcMar>
+              <w:top w:w="120" w:type="dxa"/>
+              <w:left w:w="180" w:type="dxa"/>
+              <w:bottom w:w="120" w:type="dxa"/>
+              <w:right w:w="180" w:type="dxa"/>
+            </w:tcMar>
+            <w:vAlign w:val="center"/>
+            <w:hideMark/>
+          </w:tcPr>
+          <w:p>
+            <w:r>
+              <w:t>8</w:t>
+            </w:r>
+          </w:p>
+        </w:tc>
+      </w:tr>
+      <w:tr>
+        <w:trPr>
+          <w:tblCellSpacing w:w="15" w:type="dxa"/>
+        </w:trPr>
+        <w:tc>
+          <w:tcPr>
+            <w:tcW w:w="0" w:type="auto"/>
+            <w:tcBorders>
+              <w:top w:val="single" w:sz="6" w:space="0" w:color="C4C7C5"/>
+              <w:left w:val="single" w:sz="6" w:space="0" w:color="C4C7C5"/>
+              <w:bottom w:val="single" w:sz="6" w:space="0" w:color="C4C7C5"/>
+              <w:right w:val="single" w:sz="6" w:space="0" w:color="C4C7C5"/>
+            </w:tcBorders>
+            <w:tcMar>
+              <w:top w:w="120" w:type="dxa"/>
+              <w:left w:w="180" w:type="dxa"/>
+              <w:bottom w:w="120" w:type="dxa"/>
+              <w:right w:w="180" w:type="dxa"/>
+            </w:tcMar>
+            <w:vAlign w:val="center"/>
+            <w:hideMark/>
+          </w:tcPr>
+          <w:p>
+            <w:r>
+              <w:rPr>
+                <w:b/>
+                <w:bCs/>
+              </w:rPr>
+              <w:t>PAT-020</w:t>
+            </w:r>
+          </w:p>
+        </w:tc>
+        <w:tc>
+          <w:tcPr>
+            <w:tcW w:w="0" w:type="auto"/>
+            <w:tcBorders>
+              <w:top w:val="single" w:sz="6" w:space="0" w:color="C4C7C5"/>
+              <w:left w:val="single" w:sz="6" w:space="0" w:color="C4C7C5"/>
+              <w:bottom w:val="single" w:sz="6" w:space="0" w:color="C4C7C5"/>
+              <w:right w:val="single" w:sz="6" w:space="0" w:color="C4C7C5"/>
+            </w:tcBorders>
+            <w:tcMar>
+              <w:top w:w="120" w:type="dxa"/>
+              <w:left w:w="180" w:type="dxa"/>
+              <w:bottom w:w="120" w:type="dxa"/>
+              <w:right w:w="180" w:type="dxa"/>
+            </w:tcMar>
+            <w:vAlign w:val="center"/>
+            <w:hideMark/>
+          </w:tcPr>
+          <w:p>
+            <w:r>
+              <w:t>System Reasoning</w:t>
+            </w:r>
+          </w:p>
+        </w:tc>
+        <w:tc>
+          <w:tcPr>
+            <w:tcW w:w="0" w:type="auto"/>
+            <w:tcBorders>
+              <w:top w:val="single" w:sz="6" w:space="0" w:color="C4C7C5"/>
+              <w:left w:val="single" w:sz="6" w:space="0" w:color="C4C7C5"/>
+              <w:bottom w:val="single" w:sz="6" w:space="0" w:color="C4C7C5"/>
+              <w:right w:val="single" w:sz="6" w:space="0" w:color="C4C7C5"/>
+            </w:tcBorders>
+            <w:tcMar>
+              <w:top w:w="120" w:type="dxa"/>
+              <w:left w:w="180" w:type="dxa"/>
+              <w:bottom w:w="120" w:type="dxa"/>
+              <w:right w:w="180" w:type="dxa"/>
+            </w:tcMar>
+            <w:vAlign w:val="center"/>
+            <w:hideMark/>
+          </w:tcPr>
+          <w:p>
+            <w:r>
+              <w:t>14</w:t>
+            </w:r>
+          </w:p>
+        </w:tc>
+      </w:tr>
+      <w:tr>
+        <w:trPr>
+          <w:tblCellSpacing w:w="15" w:type="dxa"/>
+        </w:trPr>
+        <w:tc>
+          <w:tcPr>
+            <w:tcW w:w="0" w:type="auto"/>
+            <w:tcBorders>
+              <w:top w:val="single" w:sz="6" w:space="0" w:color="C4C7C5"/>
+              <w:left w:val="single" w:sz="6" w:space="0" w:color="C4C7C5"/>
+              <w:bottom w:val="single" w:sz="6" w:space="0" w:color="C4C7C5"/>
+              <w:right w:val="single" w:sz="6" w:space="0" w:color="C4C7C5"/>
+            </w:tcBorders>
+            <w:tcMar>
+              <w:top w:w="120" w:type="dxa"/>
+              <w:left w:w="180" w:type="dxa"/>
+              <w:bottom w:w="120" w:type="dxa"/>
+              <w:right w:w="180" w:type="dxa"/>
+            </w:tcMar>
+            <w:vAlign w:val="center"/>
+            <w:hideMark/>
+          </w:tcPr>
+          <w:p>
+            <w:r>
+              <w:rPr>
+                <w:b/>
+                <w:bCs/>
+              </w:rPr>
+              <w:t>PAT-021</w:t>
+            </w:r>
+          </w:p>
+        </w:tc>
+        <w:tc>
+          <w:tcPr>
+            <w:tcW w:w="0" w:type="auto"/>
+            <w:tcBorders>
+              <w:top w:val="single" w:sz="6" w:space="0" w:color="C4C7C5"/>
+              <w:left w:val="single" w:sz="6" w:space="0" w:color="C4C7C5"/>
+              <w:bottom w:val="single" w:sz="6" w:space="0" w:color="C4C7C5"/>
+              <w:right w:val="single" w:sz="6" w:space="0" w:color="C4C7C5"/>
+            </w:tcBorders>
+            <w:tcMar>
+              <w:top w:w="120" w:type="dxa"/>
+              <w:left w:w="180" w:type="dxa"/>
+              <w:bottom w:w="120" w:type="dxa"/>
+              <w:right w:w="180" w:type="dxa"/>
+            </w:tcMar>
+            <w:vAlign w:val="center"/>
+            <w:hideMark/>
+          </w:tcPr>
+          <w:p>
+            <w:r>
+              <w:t>Task-Centric Work Management</w:t>
             </w:r>
           </w:p>
         </w:tc>
@@ -1095,878 +2589,210 @@
           </w:tcPr>
           <w:p>
             <w:r>
-              <w:t>PAT-005</w:t>
-            </w:r>
-          </w:p>
-        </w:tc>
-        <w:tc>
-          <w:tcPr>
-            <w:tcW w:w="0" w:type="auto"/>
-            <w:tcBorders>
-              <w:top w:val="single" w:sz="6" w:space="0" w:color="C4C7C5"/>
-              <w:left w:val="single" w:sz="6" w:space="0" w:color="C4C7C5"/>
-              <w:bottom w:val="single" w:sz="6" w:space="0" w:color="C4C7C5"/>
-              <w:right w:val="single" w:sz="6" w:space="0" w:color="C4C7C5"/>
-            </w:tcBorders>
-            <w:tcMar>
-              <w:top w:w="120" w:type="dxa"/>
-              <w:left w:w="180" w:type="dxa"/>
-              <w:bottom w:w="120" w:type="dxa"/>
-              <w:right w:w="180" w:type="dxa"/>
-            </w:tcMar>
-            <w:vAlign w:val="center"/>
-            <w:hideMark/>
-          </w:tcPr>
-          <w:p>
-            <w:r>
-              <w:t>Complexity Growth</w:t>
-            </w:r>
-          </w:p>
-        </w:tc>
-        <w:tc>
-          <w:tcPr>
-            <w:tcW w:w="0" w:type="auto"/>
-            <w:tcBorders>
-              <w:top w:val="single" w:sz="6" w:space="0" w:color="C4C7C5"/>
-              <w:left w:val="single" w:sz="6" w:space="0" w:color="C4C7C5"/>
-              <w:bottom w:val="single" w:sz="6" w:space="0" w:color="C4C7C5"/>
-              <w:right w:val="single" w:sz="6" w:space="0" w:color="C4C7C5"/>
-            </w:tcBorders>
-            <w:tcMar>
-              <w:top w:w="120" w:type="dxa"/>
-              <w:left w:w="180" w:type="dxa"/>
-              <w:bottom w:w="120" w:type="dxa"/>
-              <w:right w:w="180" w:type="dxa"/>
-            </w:tcMar>
-            <w:vAlign w:val="center"/>
-            <w:hideMark/>
-          </w:tcPr>
-          <w:p>
-            <w:r>
-              <w:t>5</w:t>
-            </w:r>
-          </w:p>
-        </w:tc>
-      </w:tr>
-      <w:tr>
-        <w:trPr>
-          <w:tblCellSpacing w:w="15" w:type="dxa"/>
-        </w:trPr>
-        <w:tc>
-          <w:tcPr>
-            <w:tcW w:w="0" w:type="auto"/>
-            <w:tcBorders>
-              <w:top w:val="single" w:sz="6" w:space="0" w:color="C4C7C5"/>
-              <w:left w:val="single" w:sz="6" w:space="0" w:color="C4C7C5"/>
-              <w:bottom w:val="single" w:sz="6" w:space="0" w:color="C4C7C5"/>
-              <w:right w:val="single" w:sz="6" w:space="0" w:color="C4C7C5"/>
-            </w:tcBorders>
-            <w:tcMar>
-              <w:top w:w="120" w:type="dxa"/>
-              <w:left w:w="180" w:type="dxa"/>
-              <w:bottom w:w="120" w:type="dxa"/>
-              <w:right w:w="180" w:type="dxa"/>
-            </w:tcMar>
-            <w:vAlign w:val="center"/>
-            <w:hideMark/>
-          </w:tcPr>
-          <w:p>
-            <w:r>
-              <w:t>PAT-006</w:t>
-            </w:r>
-          </w:p>
-        </w:tc>
-        <w:tc>
-          <w:tcPr>
-            <w:tcW w:w="0" w:type="auto"/>
-            <w:tcBorders>
-              <w:top w:val="single" w:sz="6" w:space="0" w:color="C4C7C5"/>
-              <w:left w:val="single" w:sz="6" w:space="0" w:color="C4C7C5"/>
-              <w:bottom w:val="single" w:sz="6" w:space="0" w:color="C4C7C5"/>
-              <w:right w:val="single" w:sz="6" w:space="0" w:color="C4C7C5"/>
-            </w:tcBorders>
-            <w:tcMar>
-              <w:top w:w="120" w:type="dxa"/>
-              <w:left w:w="180" w:type="dxa"/>
-              <w:bottom w:w="120" w:type="dxa"/>
-              <w:right w:w="180" w:type="dxa"/>
-            </w:tcMar>
-            <w:vAlign w:val="center"/>
-            <w:hideMark/>
-          </w:tcPr>
-          <w:p>
-            <w:r>
-              <w:t>Memory Decay</w:t>
-            </w:r>
-          </w:p>
-        </w:tc>
-        <w:tc>
-          <w:tcPr>
-            <w:tcW w:w="0" w:type="auto"/>
-            <w:tcBorders>
-              <w:top w:val="single" w:sz="6" w:space="0" w:color="C4C7C5"/>
-              <w:left w:val="single" w:sz="6" w:space="0" w:color="C4C7C5"/>
-              <w:bottom w:val="single" w:sz="6" w:space="0" w:color="C4C7C5"/>
-              <w:right w:val="single" w:sz="6" w:space="0" w:color="C4C7C5"/>
-            </w:tcBorders>
-            <w:tcMar>
-              <w:top w:w="120" w:type="dxa"/>
-              <w:left w:w="180" w:type="dxa"/>
-              <w:bottom w:w="120" w:type="dxa"/>
-              <w:right w:w="180" w:type="dxa"/>
-            </w:tcMar>
-            <w:vAlign w:val="center"/>
-            <w:hideMark/>
-          </w:tcPr>
-          <w:p>
-            <w:r>
-              <w:t>4</w:t>
-            </w:r>
-          </w:p>
-        </w:tc>
-      </w:tr>
-      <w:tr>
-        <w:trPr>
-          <w:tblCellSpacing w:w="15" w:type="dxa"/>
-        </w:trPr>
-        <w:tc>
-          <w:tcPr>
-            <w:tcW w:w="0" w:type="auto"/>
-            <w:tcBorders>
-              <w:top w:val="single" w:sz="6" w:space="0" w:color="C4C7C5"/>
-              <w:left w:val="single" w:sz="6" w:space="0" w:color="C4C7C5"/>
-              <w:bottom w:val="single" w:sz="6" w:space="0" w:color="C4C7C5"/>
-              <w:right w:val="single" w:sz="6" w:space="0" w:color="C4C7C5"/>
-            </w:tcBorders>
-            <w:tcMar>
-              <w:top w:w="120" w:type="dxa"/>
-              <w:left w:w="180" w:type="dxa"/>
-              <w:bottom w:w="120" w:type="dxa"/>
-              <w:right w:w="180" w:type="dxa"/>
-            </w:tcMar>
-            <w:vAlign w:val="center"/>
-            <w:hideMark/>
-          </w:tcPr>
-          <w:p>
-            <w:r>
-              <w:t>PAT-007</w:t>
-            </w:r>
-          </w:p>
-        </w:tc>
-        <w:tc>
-          <w:tcPr>
-            <w:tcW w:w="0" w:type="auto"/>
-            <w:tcBorders>
-              <w:top w:val="single" w:sz="6" w:space="0" w:color="C4C7C5"/>
-              <w:left w:val="single" w:sz="6" w:space="0" w:color="C4C7C5"/>
-              <w:bottom w:val="single" w:sz="6" w:space="0" w:color="C4C7C5"/>
-              <w:right w:val="single" w:sz="6" w:space="0" w:color="C4C7C5"/>
-            </w:tcBorders>
-            <w:tcMar>
-              <w:top w:w="120" w:type="dxa"/>
-              <w:left w:w="180" w:type="dxa"/>
-              <w:bottom w:w="120" w:type="dxa"/>
-              <w:right w:w="180" w:type="dxa"/>
-            </w:tcMar>
-            <w:vAlign w:val="center"/>
-            <w:hideMark/>
-          </w:tcPr>
-          <w:p>
-            <w:r>
-              <w:t>Relationship Blindness</w:t>
-            </w:r>
-          </w:p>
-        </w:tc>
-        <w:tc>
-          <w:tcPr>
-            <w:tcW w:w="0" w:type="auto"/>
-            <w:tcBorders>
-              <w:top w:val="single" w:sz="6" w:space="0" w:color="C4C7C5"/>
-              <w:left w:val="single" w:sz="6" w:space="0" w:color="C4C7C5"/>
-              <w:bottom w:val="single" w:sz="6" w:space="0" w:color="C4C7C5"/>
-              <w:right w:val="single" w:sz="6" w:space="0" w:color="C4C7C5"/>
-            </w:tcBorders>
-            <w:tcMar>
-              <w:top w:w="120" w:type="dxa"/>
-              <w:left w:w="180" w:type="dxa"/>
-              <w:bottom w:w="120" w:type="dxa"/>
-              <w:right w:w="180" w:type="dxa"/>
-            </w:tcMar>
-            <w:vAlign w:val="center"/>
-            <w:hideMark/>
-          </w:tcPr>
-          <w:p>
-            <w:r>
-              <w:t>4</w:t>
-            </w:r>
-          </w:p>
-        </w:tc>
-      </w:tr>
-      <w:tr>
-        <w:trPr>
-          <w:tblCellSpacing w:w="15" w:type="dxa"/>
-        </w:trPr>
-        <w:tc>
-          <w:tcPr>
-            <w:tcW w:w="0" w:type="auto"/>
-            <w:tcBorders>
-              <w:top w:val="single" w:sz="6" w:space="0" w:color="C4C7C5"/>
-              <w:left w:val="single" w:sz="6" w:space="0" w:color="C4C7C5"/>
-              <w:bottom w:val="single" w:sz="6" w:space="0" w:color="C4C7C5"/>
-              <w:right w:val="single" w:sz="6" w:space="0" w:color="C4C7C5"/>
-            </w:tcBorders>
-            <w:tcMar>
-              <w:top w:w="120" w:type="dxa"/>
-              <w:left w:w="180" w:type="dxa"/>
-              <w:bottom w:w="120" w:type="dxa"/>
-              <w:right w:w="180" w:type="dxa"/>
-            </w:tcMar>
-            <w:vAlign w:val="center"/>
-            <w:hideMark/>
-          </w:tcPr>
-          <w:p>
-            <w:r>
-              <w:t>PAT-008</w:t>
-            </w:r>
-          </w:p>
-        </w:tc>
-        <w:tc>
-          <w:tcPr>
-            <w:tcW w:w="0" w:type="auto"/>
-            <w:tcBorders>
-              <w:top w:val="single" w:sz="6" w:space="0" w:color="C4C7C5"/>
-              <w:left w:val="single" w:sz="6" w:space="0" w:color="C4C7C5"/>
-              <w:bottom w:val="single" w:sz="6" w:space="0" w:color="C4C7C5"/>
-              <w:right w:val="single" w:sz="6" w:space="0" w:color="C4C7C5"/>
-            </w:tcBorders>
-            <w:tcMar>
-              <w:top w:w="120" w:type="dxa"/>
-              <w:left w:w="180" w:type="dxa"/>
-              <w:bottom w:w="120" w:type="dxa"/>
-              <w:right w:w="180" w:type="dxa"/>
-            </w:tcMar>
-            <w:vAlign w:val="center"/>
-            <w:hideMark/>
-          </w:tcPr>
-          <w:p>
-            <w:r>
-              <w:t>Project Context Loss</w:t>
-            </w:r>
-          </w:p>
-        </w:tc>
-        <w:tc>
-          <w:tcPr>
-            <w:tcW w:w="0" w:type="auto"/>
-            <w:tcBorders>
-              <w:top w:val="single" w:sz="6" w:space="0" w:color="C4C7C5"/>
-              <w:left w:val="single" w:sz="6" w:space="0" w:color="C4C7C5"/>
-              <w:bottom w:val="single" w:sz="6" w:space="0" w:color="C4C7C5"/>
-              <w:right w:val="single" w:sz="6" w:space="0" w:color="C4C7C5"/>
-            </w:tcBorders>
-            <w:tcMar>
-              <w:top w:w="120" w:type="dxa"/>
-              <w:left w:w="180" w:type="dxa"/>
-              <w:bottom w:w="120" w:type="dxa"/>
-              <w:right w:w="180" w:type="dxa"/>
-            </w:tcMar>
-            <w:vAlign w:val="center"/>
-            <w:hideMark/>
-          </w:tcPr>
-          <w:p>
-            <w:r>
-              <w:t>4</w:t>
-            </w:r>
-          </w:p>
-        </w:tc>
-      </w:tr>
-      <w:tr>
-        <w:trPr>
-          <w:tblCellSpacing w:w="15" w:type="dxa"/>
-        </w:trPr>
-        <w:tc>
-          <w:tcPr>
-            <w:tcW w:w="0" w:type="auto"/>
-            <w:tcBorders>
-              <w:top w:val="single" w:sz="6" w:space="0" w:color="C4C7C5"/>
-              <w:left w:val="single" w:sz="6" w:space="0" w:color="C4C7C5"/>
-              <w:bottom w:val="single" w:sz="6" w:space="0" w:color="C4C7C5"/>
-              <w:right w:val="single" w:sz="6" w:space="0" w:color="C4C7C5"/>
-            </w:tcBorders>
-            <w:tcMar>
-              <w:top w:w="120" w:type="dxa"/>
-              <w:left w:w="180" w:type="dxa"/>
-              <w:bottom w:w="120" w:type="dxa"/>
-              <w:right w:w="180" w:type="dxa"/>
-            </w:tcMar>
-            <w:vAlign w:val="center"/>
-            <w:hideMark/>
-          </w:tcPr>
-          <w:p>
-            <w:r>
-              <w:t>PAT-009</w:t>
-            </w:r>
-          </w:p>
-        </w:tc>
-        <w:tc>
-          <w:tcPr>
-            <w:tcW w:w="0" w:type="auto"/>
-            <w:tcBorders>
-              <w:top w:val="single" w:sz="6" w:space="0" w:color="C4C7C5"/>
-              <w:left w:val="single" w:sz="6" w:space="0" w:color="C4C7C5"/>
-              <w:bottom w:val="single" w:sz="6" w:space="0" w:color="C4C7C5"/>
-              <w:right w:val="single" w:sz="6" w:space="0" w:color="C4C7C5"/>
-            </w:tcBorders>
-            <w:tcMar>
-              <w:top w:w="120" w:type="dxa"/>
-              <w:left w:w="180" w:type="dxa"/>
-              <w:bottom w:w="120" w:type="dxa"/>
-              <w:right w:w="180" w:type="dxa"/>
-            </w:tcMar>
-            <w:vAlign w:val="center"/>
-            <w:hideMark/>
-          </w:tcPr>
-          <w:p>
-            <w:r>
-              <w:t>Knowledge Fragmentation</w:t>
-            </w:r>
-          </w:p>
-        </w:tc>
-        <w:tc>
-          <w:tcPr>
-            <w:tcW w:w="0" w:type="auto"/>
-            <w:tcBorders>
-              <w:top w:val="single" w:sz="6" w:space="0" w:color="C4C7C5"/>
-              <w:left w:val="single" w:sz="6" w:space="0" w:color="C4C7C5"/>
-              <w:bottom w:val="single" w:sz="6" w:space="0" w:color="C4C7C5"/>
-              <w:right w:val="single" w:sz="6" w:space="0" w:color="C4C7C5"/>
-            </w:tcBorders>
-            <w:tcMar>
-              <w:top w:w="120" w:type="dxa"/>
-              <w:left w:w="180" w:type="dxa"/>
-              <w:bottom w:w="120" w:type="dxa"/>
-              <w:right w:w="180" w:type="dxa"/>
-            </w:tcMar>
-            <w:vAlign w:val="center"/>
-            <w:hideMark/>
-          </w:tcPr>
-          <w:p>
-            <w:r>
-              <w:t>4</w:t>
-            </w:r>
-          </w:p>
-        </w:tc>
-      </w:tr>
-      <w:tr>
-        <w:trPr>
-          <w:tblCellSpacing w:w="15" w:type="dxa"/>
-        </w:trPr>
-        <w:tc>
-          <w:tcPr>
-            <w:tcW w:w="0" w:type="auto"/>
-            <w:tcBorders>
-              <w:top w:val="single" w:sz="6" w:space="0" w:color="C4C7C5"/>
-              <w:left w:val="single" w:sz="6" w:space="0" w:color="C4C7C5"/>
-              <w:bottom w:val="single" w:sz="6" w:space="0" w:color="C4C7C5"/>
-              <w:right w:val="single" w:sz="6" w:space="0" w:color="C4C7C5"/>
-            </w:tcBorders>
-            <w:tcMar>
-              <w:top w:w="120" w:type="dxa"/>
-              <w:left w:w="180" w:type="dxa"/>
-              <w:bottom w:w="120" w:type="dxa"/>
-              <w:right w:w="180" w:type="dxa"/>
-            </w:tcMar>
-            <w:vAlign w:val="center"/>
-            <w:hideMark/>
-          </w:tcPr>
-          <w:p>
-            <w:r>
-              <w:t>PAT-010</w:t>
-            </w:r>
-          </w:p>
-        </w:tc>
-        <w:tc>
-          <w:tcPr>
-            <w:tcW w:w="0" w:type="auto"/>
-            <w:tcBorders>
-              <w:top w:val="single" w:sz="6" w:space="0" w:color="C4C7C5"/>
-              <w:left w:val="single" w:sz="6" w:space="0" w:color="C4C7C5"/>
-              <w:bottom w:val="single" w:sz="6" w:space="0" w:color="C4C7C5"/>
-              <w:right w:val="single" w:sz="6" w:space="0" w:color="C4C7C5"/>
-            </w:tcBorders>
-            <w:tcMar>
-              <w:top w:w="120" w:type="dxa"/>
-              <w:left w:w="180" w:type="dxa"/>
-              <w:bottom w:w="120" w:type="dxa"/>
-              <w:right w:w="180" w:type="dxa"/>
-            </w:tcMar>
-            <w:vAlign w:val="center"/>
-            <w:hideMark/>
-          </w:tcPr>
-          <w:p>
-            <w:r>
-              <w:t>Ownership &amp; Governance Ambiguity</w:t>
-            </w:r>
-          </w:p>
-        </w:tc>
-        <w:tc>
-          <w:tcPr>
-            <w:tcW w:w="0" w:type="auto"/>
-            <w:tcBorders>
-              <w:top w:val="single" w:sz="6" w:space="0" w:color="C4C7C5"/>
-              <w:left w:val="single" w:sz="6" w:space="0" w:color="C4C7C5"/>
-              <w:bottom w:val="single" w:sz="6" w:space="0" w:color="C4C7C5"/>
-              <w:right w:val="single" w:sz="6" w:space="0" w:color="C4C7C5"/>
-            </w:tcBorders>
-            <w:tcMar>
-              <w:top w:w="120" w:type="dxa"/>
-              <w:left w:w="180" w:type="dxa"/>
-              <w:bottom w:w="120" w:type="dxa"/>
-              <w:right w:w="180" w:type="dxa"/>
-            </w:tcMar>
-            <w:vAlign w:val="center"/>
-            <w:hideMark/>
-          </w:tcPr>
-          <w:p>
-            <w:r>
-              <w:t>4</w:t>
-            </w:r>
-          </w:p>
-        </w:tc>
-      </w:tr>
-      <w:tr>
-        <w:trPr>
-          <w:tblCellSpacing w:w="15" w:type="dxa"/>
-        </w:trPr>
-        <w:tc>
-          <w:tcPr>
-            <w:tcW w:w="0" w:type="auto"/>
-            <w:tcBorders>
-              <w:top w:val="single" w:sz="6" w:space="0" w:color="C4C7C5"/>
-              <w:left w:val="single" w:sz="6" w:space="0" w:color="C4C7C5"/>
-              <w:bottom w:val="single" w:sz="6" w:space="0" w:color="C4C7C5"/>
-              <w:right w:val="single" w:sz="6" w:space="0" w:color="C4C7C5"/>
-            </w:tcBorders>
-            <w:tcMar>
-              <w:top w:w="120" w:type="dxa"/>
-              <w:left w:w="180" w:type="dxa"/>
-              <w:bottom w:w="120" w:type="dxa"/>
-              <w:right w:w="180" w:type="dxa"/>
-            </w:tcMar>
-            <w:vAlign w:val="center"/>
-            <w:hideMark/>
-          </w:tcPr>
-          <w:p>
-            <w:r>
-              <w:t>PAT-011</w:t>
-            </w:r>
-          </w:p>
-        </w:tc>
-        <w:tc>
-          <w:tcPr>
-            <w:tcW w:w="0" w:type="auto"/>
-            <w:tcBorders>
-              <w:top w:val="single" w:sz="6" w:space="0" w:color="C4C7C5"/>
-              <w:left w:val="single" w:sz="6" w:space="0" w:color="C4C7C5"/>
-              <w:bottom w:val="single" w:sz="6" w:space="0" w:color="C4C7C5"/>
-              <w:right w:val="single" w:sz="6" w:space="0" w:color="C4C7C5"/>
-            </w:tcBorders>
-            <w:tcMar>
-              <w:top w:w="120" w:type="dxa"/>
-              <w:left w:w="180" w:type="dxa"/>
-              <w:bottom w:w="120" w:type="dxa"/>
-              <w:right w:w="180" w:type="dxa"/>
-            </w:tcMar>
-            <w:vAlign w:val="center"/>
-            <w:hideMark/>
-          </w:tcPr>
-          <w:p>
-            <w:r>
-              <w:t>Lifecycle Management Complexity</w:t>
-            </w:r>
-          </w:p>
-        </w:tc>
-        <w:tc>
-          <w:tcPr>
-            <w:tcW w:w="0" w:type="auto"/>
-            <w:tcBorders>
-              <w:top w:val="single" w:sz="6" w:space="0" w:color="C4C7C5"/>
-              <w:left w:val="single" w:sz="6" w:space="0" w:color="C4C7C5"/>
-              <w:bottom w:val="single" w:sz="6" w:space="0" w:color="C4C7C5"/>
-              <w:right w:val="single" w:sz="6" w:space="0" w:color="C4C7C5"/>
-            </w:tcBorders>
-            <w:tcMar>
-              <w:top w:w="120" w:type="dxa"/>
-              <w:left w:w="180" w:type="dxa"/>
-              <w:bottom w:w="120" w:type="dxa"/>
-              <w:right w:w="180" w:type="dxa"/>
-            </w:tcMar>
-            <w:vAlign w:val="center"/>
-            <w:hideMark/>
-          </w:tcPr>
-          <w:p>
-            <w:r>
-              <w:t>4</w:t>
-            </w:r>
-          </w:p>
-        </w:tc>
-      </w:tr>
-      <w:tr>
-        <w:trPr>
-          <w:tblCellSpacing w:w="15" w:type="dxa"/>
-        </w:trPr>
-        <w:tc>
-          <w:tcPr>
-            <w:tcW w:w="0" w:type="auto"/>
-            <w:tcBorders>
-              <w:top w:val="single" w:sz="6" w:space="0" w:color="C4C7C5"/>
-              <w:left w:val="single" w:sz="6" w:space="0" w:color="C4C7C5"/>
-              <w:bottom w:val="single" w:sz="6" w:space="0" w:color="C4C7C5"/>
-              <w:right w:val="single" w:sz="6" w:space="0" w:color="C4C7C5"/>
-            </w:tcBorders>
-            <w:tcMar>
-              <w:top w:w="120" w:type="dxa"/>
-              <w:left w:w="180" w:type="dxa"/>
-              <w:bottom w:w="120" w:type="dxa"/>
-              <w:right w:w="180" w:type="dxa"/>
-            </w:tcMar>
-            <w:vAlign w:val="center"/>
-            <w:hideMark/>
-          </w:tcPr>
-          <w:p>
-            <w:r>
-              <w:t>PAT-012</w:t>
-            </w:r>
-          </w:p>
-        </w:tc>
-        <w:tc>
-          <w:tcPr>
-            <w:tcW w:w="0" w:type="auto"/>
-            <w:tcBorders>
-              <w:top w:val="single" w:sz="6" w:space="0" w:color="C4C7C5"/>
-              <w:left w:val="single" w:sz="6" w:space="0" w:color="C4C7C5"/>
-              <w:bottom w:val="single" w:sz="6" w:space="0" w:color="C4C7C5"/>
-              <w:right w:val="single" w:sz="6" w:space="0" w:color="C4C7C5"/>
-            </w:tcBorders>
-            <w:tcMar>
-              <w:top w:w="120" w:type="dxa"/>
-              <w:left w:w="180" w:type="dxa"/>
-              <w:bottom w:w="120" w:type="dxa"/>
-              <w:right w:w="180" w:type="dxa"/>
-            </w:tcMar>
-            <w:vAlign w:val="center"/>
-            <w:hideMark/>
-          </w:tcPr>
-          <w:p>
-            <w:r>
-              <w:t>Knowledge Uncertainty</w:t>
-            </w:r>
-          </w:p>
-        </w:tc>
-        <w:tc>
-          <w:tcPr>
-            <w:tcW w:w="0" w:type="auto"/>
-            <w:tcBorders>
-              <w:top w:val="single" w:sz="6" w:space="0" w:color="C4C7C5"/>
-              <w:left w:val="single" w:sz="6" w:space="0" w:color="C4C7C5"/>
-              <w:bottom w:val="single" w:sz="6" w:space="0" w:color="C4C7C5"/>
-              <w:right w:val="single" w:sz="6" w:space="0" w:color="C4C7C5"/>
-            </w:tcBorders>
-            <w:tcMar>
-              <w:top w:w="120" w:type="dxa"/>
-              <w:left w:w="180" w:type="dxa"/>
-              <w:bottom w:w="120" w:type="dxa"/>
-              <w:right w:w="180" w:type="dxa"/>
-            </w:tcMar>
-            <w:vAlign w:val="center"/>
-            <w:hideMark/>
-          </w:tcPr>
-          <w:p>
-            <w:r>
-              <w:t>5</w:t>
-            </w:r>
-          </w:p>
-        </w:tc>
-      </w:tr>
-      <w:tr>
-        <w:trPr>
-          <w:tblCellSpacing w:w="15" w:type="dxa"/>
-        </w:trPr>
-        <w:tc>
-          <w:tcPr>
-            <w:tcW w:w="0" w:type="auto"/>
-            <w:tcBorders>
-              <w:top w:val="single" w:sz="6" w:space="0" w:color="C4C7C5"/>
-              <w:left w:val="single" w:sz="6" w:space="0" w:color="C4C7C5"/>
-              <w:bottom w:val="single" w:sz="6" w:space="0" w:color="C4C7C5"/>
-              <w:right w:val="single" w:sz="6" w:space="0" w:color="C4C7C5"/>
-            </w:tcBorders>
-            <w:tcMar>
-              <w:top w:w="120" w:type="dxa"/>
-              <w:left w:w="180" w:type="dxa"/>
-              <w:bottom w:w="120" w:type="dxa"/>
-              <w:right w:w="180" w:type="dxa"/>
-            </w:tcMar>
-            <w:vAlign w:val="center"/>
-            <w:hideMark/>
-          </w:tcPr>
-          <w:p>
-            <w:r>
-              <w:t>PAT-013</w:t>
-            </w:r>
-          </w:p>
-        </w:tc>
-        <w:tc>
-          <w:tcPr>
-            <w:tcW w:w="0" w:type="auto"/>
-            <w:tcBorders>
-              <w:top w:val="single" w:sz="6" w:space="0" w:color="C4C7C5"/>
-              <w:left w:val="single" w:sz="6" w:space="0" w:color="C4C7C5"/>
-              <w:bottom w:val="single" w:sz="6" w:space="0" w:color="C4C7C5"/>
-              <w:right w:val="single" w:sz="6" w:space="0" w:color="C4C7C5"/>
-            </w:tcBorders>
-            <w:tcMar>
-              <w:top w:w="120" w:type="dxa"/>
-              <w:left w:w="180" w:type="dxa"/>
-              <w:bottom w:w="120" w:type="dxa"/>
-              <w:right w:w="180" w:type="dxa"/>
-            </w:tcMar>
-            <w:vAlign w:val="center"/>
-            <w:hideMark/>
-          </w:tcPr>
-          <w:p>
-            <w:r>
-              <w:t>Knowledge Interpretation</w:t>
-            </w:r>
-          </w:p>
-        </w:tc>
-        <w:tc>
-          <w:tcPr>
-            <w:tcW w:w="0" w:type="auto"/>
-            <w:tcBorders>
-              <w:top w:val="single" w:sz="6" w:space="0" w:color="C4C7C5"/>
-              <w:left w:val="single" w:sz="6" w:space="0" w:color="C4C7C5"/>
-              <w:bottom w:val="single" w:sz="6" w:space="0" w:color="C4C7C5"/>
-              <w:right w:val="single" w:sz="6" w:space="0" w:color="C4C7C5"/>
-            </w:tcBorders>
-            <w:tcMar>
-              <w:top w:w="120" w:type="dxa"/>
-              <w:left w:w="180" w:type="dxa"/>
-              <w:bottom w:w="120" w:type="dxa"/>
-              <w:right w:w="180" w:type="dxa"/>
-            </w:tcMar>
-            <w:vAlign w:val="center"/>
-            <w:hideMark/>
-          </w:tcPr>
-          <w:p>
-            <w:r>
-              <w:t>5</w:t>
-            </w:r>
-          </w:p>
-        </w:tc>
-      </w:tr>
-      <w:tr>
-        <w:trPr>
-          <w:tblCellSpacing w:w="15" w:type="dxa"/>
-        </w:trPr>
-        <w:tc>
-          <w:tcPr>
-            <w:tcW w:w="0" w:type="auto"/>
-            <w:tcBorders>
-              <w:top w:val="single" w:sz="6" w:space="0" w:color="C4C7C5"/>
-              <w:left w:val="single" w:sz="6" w:space="0" w:color="C4C7C5"/>
-              <w:bottom w:val="single" w:sz="6" w:space="0" w:color="C4C7C5"/>
-              <w:right w:val="single" w:sz="6" w:space="0" w:color="C4C7C5"/>
-            </w:tcBorders>
-            <w:tcMar>
-              <w:top w:w="120" w:type="dxa"/>
-              <w:left w:w="180" w:type="dxa"/>
-              <w:bottom w:w="120" w:type="dxa"/>
-              <w:right w:w="180" w:type="dxa"/>
-            </w:tcMar>
-            <w:vAlign w:val="center"/>
-            <w:hideMark/>
-          </w:tcPr>
-          <w:p>
-            <w:r>
-              <w:t>PAT-014</w:t>
-            </w:r>
-          </w:p>
-        </w:tc>
-        <w:tc>
-          <w:tcPr>
-            <w:tcW w:w="0" w:type="auto"/>
-            <w:tcBorders>
-              <w:top w:val="single" w:sz="6" w:space="0" w:color="C4C7C5"/>
-              <w:left w:val="single" w:sz="6" w:space="0" w:color="C4C7C5"/>
-              <w:bottom w:val="single" w:sz="6" w:space="0" w:color="C4C7C5"/>
-              <w:right w:val="single" w:sz="6" w:space="0" w:color="C4C7C5"/>
-            </w:tcBorders>
-            <w:tcMar>
-              <w:top w:w="120" w:type="dxa"/>
-              <w:left w:w="180" w:type="dxa"/>
-              <w:bottom w:w="120" w:type="dxa"/>
-              <w:right w:w="180" w:type="dxa"/>
-            </w:tcMar>
-            <w:vAlign w:val="center"/>
-            <w:hideMark/>
-          </w:tcPr>
-          <w:p>
-            <w:r>
-              <w:t>Decision Formation</w:t>
-            </w:r>
-          </w:p>
-        </w:tc>
-        <w:tc>
-          <w:tcPr>
-            <w:tcW w:w="0" w:type="auto"/>
-            <w:tcBorders>
-              <w:top w:val="single" w:sz="6" w:space="0" w:color="C4C7C5"/>
-              <w:left w:val="single" w:sz="6" w:space="0" w:color="C4C7C5"/>
-              <w:bottom w:val="single" w:sz="6" w:space="0" w:color="C4C7C5"/>
-              <w:right w:val="single" w:sz="6" w:space="0" w:color="C4C7C5"/>
-            </w:tcBorders>
-            <w:tcMar>
-              <w:top w:w="120" w:type="dxa"/>
-              <w:left w:w="180" w:type="dxa"/>
-              <w:bottom w:w="120" w:type="dxa"/>
-              <w:right w:w="180" w:type="dxa"/>
-            </w:tcMar>
-            <w:vAlign w:val="center"/>
-            <w:hideMark/>
-          </w:tcPr>
-          <w:p>
-            <w:r>
-              <w:t>5</w:t>
-            </w:r>
-          </w:p>
-        </w:tc>
-      </w:tr>
-      <w:tr>
-        <w:trPr>
-          <w:tblCellSpacing w:w="15" w:type="dxa"/>
-        </w:trPr>
-        <w:tc>
-          <w:tcPr>
-            <w:tcW w:w="0" w:type="auto"/>
-            <w:tcBorders>
-              <w:top w:val="single" w:sz="6" w:space="0" w:color="C4C7C5"/>
-              <w:left w:val="single" w:sz="6" w:space="0" w:color="C4C7C5"/>
-              <w:bottom w:val="single" w:sz="6" w:space="0" w:color="C4C7C5"/>
-              <w:right w:val="single" w:sz="6" w:space="0" w:color="C4C7C5"/>
-            </w:tcBorders>
-            <w:tcMar>
-              <w:top w:w="120" w:type="dxa"/>
-              <w:left w:w="180" w:type="dxa"/>
-              <w:bottom w:w="120" w:type="dxa"/>
-              <w:right w:w="180" w:type="dxa"/>
-            </w:tcMar>
-            <w:vAlign w:val="center"/>
-            <w:hideMark/>
-          </w:tcPr>
-          <w:p>
-            <w:r>
-              <w:t>PAT-015</w:t>
-            </w:r>
-          </w:p>
-        </w:tc>
-        <w:tc>
-          <w:tcPr>
-            <w:tcW w:w="0" w:type="auto"/>
-            <w:tcBorders>
-              <w:top w:val="single" w:sz="6" w:space="0" w:color="C4C7C5"/>
-              <w:left w:val="single" w:sz="6" w:space="0" w:color="C4C7C5"/>
-              <w:bottom w:val="single" w:sz="6" w:space="0" w:color="C4C7C5"/>
-              <w:right w:val="single" w:sz="6" w:space="0" w:color="C4C7C5"/>
-            </w:tcBorders>
-            <w:tcMar>
-              <w:top w:w="120" w:type="dxa"/>
-              <w:left w:w="180" w:type="dxa"/>
-              <w:bottom w:w="120" w:type="dxa"/>
-              <w:right w:w="180" w:type="dxa"/>
-            </w:tcMar>
-            <w:vAlign w:val="center"/>
-            <w:hideMark/>
-          </w:tcPr>
-          <w:p>
-            <w:r>
-              <w:t>Cognitive Adaptation</w:t>
-            </w:r>
-          </w:p>
-        </w:tc>
-        <w:tc>
-          <w:tcPr>
-            <w:tcW w:w="0" w:type="auto"/>
-            <w:tcBorders>
-              <w:top w:val="single" w:sz="6" w:space="0" w:color="C4C7C5"/>
-              <w:left w:val="single" w:sz="6" w:space="0" w:color="C4C7C5"/>
-              <w:bottom w:val="single" w:sz="6" w:space="0" w:color="C4C7C5"/>
-              <w:right w:val="single" w:sz="6" w:space="0" w:color="C4C7C5"/>
-            </w:tcBorders>
-            <w:tcMar>
-              <w:top w:w="120" w:type="dxa"/>
-              <w:left w:w="180" w:type="dxa"/>
-              <w:bottom w:w="120" w:type="dxa"/>
-              <w:right w:w="180" w:type="dxa"/>
-            </w:tcMar>
-            <w:vAlign w:val="center"/>
-            <w:hideMark/>
-          </w:tcPr>
-          <w:p>
-            <w:r>
-              <w:t>4</w:t>
-            </w:r>
-          </w:p>
-        </w:tc>
-      </w:tr>
-      <w:tr>
-        <w:trPr>
-          <w:tblCellSpacing w:w="15" w:type="dxa"/>
-        </w:trPr>
-        <w:tc>
-          <w:tcPr>
-            <w:tcW w:w="0" w:type="auto"/>
-            <w:tcBorders>
-              <w:top w:val="single" w:sz="6" w:space="0" w:color="C4C7C5"/>
-              <w:left w:val="single" w:sz="6" w:space="0" w:color="C4C7C5"/>
-              <w:bottom w:val="single" w:sz="6" w:space="0" w:color="C4C7C5"/>
-              <w:right w:val="single" w:sz="6" w:space="0" w:color="C4C7C5"/>
-            </w:tcBorders>
-            <w:tcMar>
-              <w:top w:w="120" w:type="dxa"/>
-              <w:left w:w="180" w:type="dxa"/>
-              <w:bottom w:w="120" w:type="dxa"/>
-              <w:right w:w="180" w:type="dxa"/>
-            </w:tcMar>
-            <w:vAlign w:val="center"/>
-            <w:hideMark/>
-          </w:tcPr>
-          <w:p>
-            <w:r>
-              <w:t>PAT-016</w:t>
-            </w:r>
-          </w:p>
-        </w:tc>
-        <w:tc>
-          <w:tcPr>
-            <w:tcW w:w="0" w:type="auto"/>
-            <w:tcBorders>
-              <w:top w:val="single" w:sz="6" w:space="0" w:color="C4C7C5"/>
-              <w:left w:val="single" w:sz="6" w:space="0" w:color="C4C7C5"/>
-              <w:bottom w:val="single" w:sz="6" w:space="0" w:color="C4C7C5"/>
-              <w:right w:val="single" w:sz="6" w:space="0" w:color="C4C7C5"/>
-            </w:tcBorders>
-            <w:tcMar>
-              <w:top w:w="120" w:type="dxa"/>
-              <w:left w:w="180" w:type="dxa"/>
-              <w:bottom w:w="120" w:type="dxa"/>
-              <w:right w:w="180" w:type="dxa"/>
-            </w:tcMar>
-            <w:vAlign w:val="center"/>
-            <w:hideMark/>
-          </w:tcPr>
-          <w:p>
-            <w:r>
-              <w:t>Knowledge Evolution</w:t>
+              <w:rPr>
+                <w:b/>
+                <w:bCs/>
+              </w:rPr>
+              <w:t>PAT-022</w:t>
+            </w:r>
+          </w:p>
+        </w:tc>
+        <w:tc>
+          <w:tcPr>
+            <w:tcW w:w="0" w:type="auto"/>
+            <w:tcBorders>
+              <w:top w:val="single" w:sz="6" w:space="0" w:color="C4C7C5"/>
+              <w:left w:val="single" w:sz="6" w:space="0" w:color="C4C7C5"/>
+              <w:bottom w:val="single" w:sz="6" w:space="0" w:color="C4C7C5"/>
+              <w:right w:val="single" w:sz="6" w:space="0" w:color="C4C7C5"/>
+            </w:tcBorders>
+            <w:tcMar>
+              <w:top w:w="120" w:type="dxa"/>
+              <w:left w:w="180" w:type="dxa"/>
+              <w:bottom w:w="120" w:type="dxa"/>
+              <w:right w:w="180" w:type="dxa"/>
+            </w:tcMar>
+            <w:vAlign w:val="center"/>
+            <w:hideMark/>
+          </w:tcPr>
+          <w:p>
+            <w:r>
+              <w:t>Context Continuity</w:t>
+            </w:r>
+          </w:p>
+        </w:tc>
+        <w:tc>
+          <w:tcPr>
+            <w:tcW w:w="0" w:type="auto"/>
+            <w:tcBorders>
+              <w:top w:val="single" w:sz="6" w:space="0" w:color="C4C7C5"/>
+              <w:left w:val="single" w:sz="6" w:space="0" w:color="C4C7C5"/>
+              <w:bottom w:val="single" w:sz="6" w:space="0" w:color="C4C7C5"/>
+              <w:right w:val="single" w:sz="6" w:space="0" w:color="C4C7C5"/>
+            </w:tcBorders>
+            <w:tcMar>
+              <w:top w:w="120" w:type="dxa"/>
+              <w:left w:w="180" w:type="dxa"/>
+              <w:bottom w:w="120" w:type="dxa"/>
+              <w:right w:w="180" w:type="dxa"/>
+            </w:tcMar>
+            <w:vAlign w:val="center"/>
+            <w:hideMark/>
+          </w:tcPr>
+          <w:p>
+            <w:r>
+              <w:t>7</w:t>
+            </w:r>
+          </w:p>
+        </w:tc>
+      </w:tr>
+      <w:tr>
+        <w:trPr>
+          <w:tblCellSpacing w:w="15" w:type="dxa"/>
+        </w:trPr>
+        <w:tc>
+          <w:tcPr>
+            <w:tcW w:w="0" w:type="auto"/>
+            <w:tcBorders>
+              <w:top w:val="single" w:sz="6" w:space="0" w:color="C4C7C5"/>
+              <w:left w:val="single" w:sz="6" w:space="0" w:color="C4C7C5"/>
+              <w:bottom w:val="single" w:sz="6" w:space="0" w:color="C4C7C5"/>
+              <w:right w:val="single" w:sz="6" w:space="0" w:color="C4C7C5"/>
+            </w:tcBorders>
+            <w:tcMar>
+              <w:top w:w="120" w:type="dxa"/>
+              <w:left w:w="180" w:type="dxa"/>
+              <w:bottom w:w="120" w:type="dxa"/>
+              <w:right w:w="180" w:type="dxa"/>
+            </w:tcMar>
+            <w:vAlign w:val="center"/>
+            <w:hideMark/>
+          </w:tcPr>
+          <w:p>
+            <w:r>
+              <w:rPr>
+                <w:b/>
+                <w:bCs/>
+              </w:rPr>
+              <w:t>PAT-023</w:t>
+            </w:r>
+          </w:p>
+        </w:tc>
+        <w:tc>
+          <w:tcPr>
+            <w:tcW w:w="0" w:type="auto"/>
+            <w:tcBorders>
+              <w:top w:val="single" w:sz="6" w:space="0" w:color="C4C7C5"/>
+              <w:left w:val="single" w:sz="6" w:space="0" w:color="C4C7C5"/>
+              <w:bottom w:val="single" w:sz="6" w:space="0" w:color="C4C7C5"/>
+              <w:right w:val="single" w:sz="6" w:space="0" w:color="C4C7C5"/>
+            </w:tcBorders>
+            <w:tcMar>
+              <w:top w:w="120" w:type="dxa"/>
+              <w:left w:w="180" w:type="dxa"/>
+              <w:bottom w:w="120" w:type="dxa"/>
+              <w:right w:w="180" w:type="dxa"/>
+            </w:tcMar>
+            <w:vAlign w:val="center"/>
+            <w:hideMark/>
+          </w:tcPr>
+          <w:p>
+            <w:r>
+              <w:t xml:space="preserve">Adaptive System </w:t>
+            </w:r>
+            <w:proofErr w:type="spellStart"/>
+            <w:r>
+              <w:t>Behavior</w:t>
+            </w:r>
+            <w:proofErr w:type="spellEnd"/>
+          </w:p>
+        </w:tc>
+        <w:tc>
+          <w:tcPr>
+            <w:tcW w:w="0" w:type="auto"/>
+            <w:tcBorders>
+              <w:top w:val="single" w:sz="6" w:space="0" w:color="C4C7C5"/>
+              <w:left w:val="single" w:sz="6" w:space="0" w:color="C4C7C5"/>
+              <w:bottom w:val="single" w:sz="6" w:space="0" w:color="C4C7C5"/>
+              <w:right w:val="single" w:sz="6" w:space="0" w:color="C4C7C5"/>
+            </w:tcBorders>
+            <w:tcMar>
+              <w:top w:w="120" w:type="dxa"/>
+              <w:left w:w="180" w:type="dxa"/>
+              <w:bottom w:w="120" w:type="dxa"/>
+              <w:right w:w="180" w:type="dxa"/>
+            </w:tcMar>
+            <w:vAlign w:val="center"/>
+            <w:hideMark/>
+          </w:tcPr>
+          <w:p>
+            <w:r>
+              <w:t>7</w:t>
+            </w:r>
+          </w:p>
+        </w:tc>
+      </w:tr>
+      <w:tr>
+        <w:trPr>
+          <w:tblCellSpacing w:w="15" w:type="dxa"/>
+        </w:trPr>
+        <w:tc>
+          <w:tcPr>
+            <w:tcW w:w="0" w:type="auto"/>
+            <w:tcBorders>
+              <w:top w:val="single" w:sz="6" w:space="0" w:color="C4C7C5"/>
+              <w:left w:val="single" w:sz="6" w:space="0" w:color="C4C7C5"/>
+              <w:bottom w:val="single" w:sz="6" w:space="0" w:color="C4C7C5"/>
+              <w:right w:val="single" w:sz="6" w:space="0" w:color="C4C7C5"/>
+            </w:tcBorders>
+            <w:tcMar>
+              <w:top w:w="120" w:type="dxa"/>
+              <w:left w:w="180" w:type="dxa"/>
+              <w:bottom w:w="120" w:type="dxa"/>
+              <w:right w:w="180" w:type="dxa"/>
+            </w:tcMar>
+            <w:vAlign w:val="center"/>
+            <w:hideMark/>
+          </w:tcPr>
+          <w:p>
+            <w:r>
+              <w:rPr>
+                <w:b/>
+                <w:bCs/>
+              </w:rPr>
+              <w:t>PAT-024</w:t>
+            </w:r>
+          </w:p>
+        </w:tc>
+        <w:tc>
+          <w:tcPr>
+            <w:tcW w:w="0" w:type="auto"/>
+            <w:tcBorders>
+              <w:top w:val="single" w:sz="6" w:space="0" w:color="C4C7C5"/>
+              <w:left w:val="single" w:sz="6" w:space="0" w:color="C4C7C5"/>
+              <w:bottom w:val="single" w:sz="6" w:space="0" w:color="C4C7C5"/>
+              <w:right w:val="single" w:sz="6" w:space="0" w:color="C4C7C5"/>
+            </w:tcBorders>
+            <w:tcMar>
+              <w:top w:w="120" w:type="dxa"/>
+              <w:left w:w="180" w:type="dxa"/>
+              <w:bottom w:w="120" w:type="dxa"/>
+              <w:right w:w="180" w:type="dxa"/>
+            </w:tcMar>
+            <w:vAlign w:val="center"/>
+            <w:hideMark/>
+          </w:tcPr>
+          <w:p>
+            <w:r>
+              <w:t>Human-</w:t>
+            </w:r>
+            <w:proofErr w:type="spellStart"/>
+            <w:r>
+              <w:t>Centered</w:t>
+            </w:r>
+            <w:proofErr w:type="spellEnd"/>
+            <w:r>
+              <w:t xml:space="preserve"> Computing</w:t>
             </w:r>
           </w:p>
         </w:tc>
@@ -2019,287 +2845,140 @@
           </w:tcPr>
           <w:p>
             <w:r>
-              <w:t>PAT-017</w:t>
-            </w:r>
-          </w:p>
-        </w:tc>
-        <w:tc>
-          <w:tcPr>
-            <w:tcW w:w="0" w:type="auto"/>
-            <w:tcBorders>
-              <w:top w:val="single" w:sz="6" w:space="0" w:color="C4C7C5"/>
-              <w:left w:val="single" w:sz="6" w:space="0" w:color="C4C7C5"/>
-              <w:bottom w:val="single" w:sz="6" w:space="0" w:color="C4C7C5"/>
-              <w:right w:val="single" w:sz="6" w:space="0" w:color="C4C7C5"/>
-            </w:tcBorders>
-            <w:tcMar>
-              <w:top w:w="120" w:type="dxa"/>
-              <w:left w:w="180" w:type="dxa"/>
-              <w:bottom w:w="120" w:type="dxa"/>
-              <w:right w:w="180" w:type="dxa"/>
-            </w:tcMar>
-            <w:vAlign w:val="center"/>
-            <w:hideMark/>
-          </w:tcPr>
-          <w:p>
-            <w:r>
-              <w:t>System Orientation</w:t>
-            </w:r>
-          </w:p>
-        </w:tc>
-        <w:tc>
-          <w:tcPr>
-            <w:tcW w:w="0" w:type="auto"/>
-            <w:tcBorders>
-              <w:top w:val="single" w:sz="6" w:space="0" w:color="C4C7C5"/>
-              <w:left w:val="single" w:sz="6" w:space="0" w:color="C4C7C5"/>
-              <w:bottom w:val="single" w:sz="6" w:space="0" w:color="C4C7C5"/>
-              <w:right w:val="single" w:sz="6" w:space="0" w:color="C4C7C5"/>
-            </w:tcBorders>
-            <w:tcMar>
-              <w:top w:w="120" w:type="dxa"/>
-              <w:left w:w="180" w:type="dxa"/>
-              <w:bottom w:w="120" w:type="dxa"/>
-              <w:right w:w="180" w:type="dxa"/>
-            </w:tcMar>
-            <w:vAlign w:val="center"/>
-            <w:hideMark/>
-          </w:tcPr>
-          <w:p>
-            <w:r>
-              <w:t>9</w:t>
-            </w:r>
-          </w:p>
-        </w:tc>
-      </w:tr>
-      <w:tr>
-        <w:trPr>
-          <w:tblCellSpacing w:w="15" w:type="dxa"/>
-        </w:trPr>
-        <w:tc>
-          <w:tcPr>
-            <w:tcW w:w="0" w:type="auto"/>
-            <w:tcBorders>
-              <w:top w:val="single" w:sz="6" w:space="0" w:color="C4C7C5"/>
-              <w:left w:val="single" w:sz="6" w:space="0" w:color="C4C7C5"/>
-              <w:bottom w:val="single" w:sz="6" w:space="0" w:color="C4C7C5"/>
-              <w:right w:val="single" w:sz="6" w:space="0" w:color="C4C7C5"/>
-            </w:tcBorders>
-            <w:tcMar>
-              <w:top w:w="120" w:type="dxa"/>
-              <w:left w:w="180" w:type="dxa"/>
-              <w:bottom w:w="120" w:type="dxa"/>
-              <w:right w:w="180" w:type="dxa"/>
-            </w:tcMar>
-            <w:vAlign w:val="center"/>
-            <w:hideMark/>
-          </w:tcPr>
-          <w:p>
-            <w:r>
-              <w:lastRenderedPageBreak/>
-              <w:t>PAT-018</w:t>
-            </w:r>
-          </w:p>
-        </w:tc>
-        <w:tc>
-          <w:tcPr>
-            <w:tcW w:w="0" w:type="auto"/>
-            <w:tcBorders>
-              <w:top w:val="single" w:sz="6" w:space="0" w:color="C4C7C5"/>
-              <w:left w:val="single" w:sz="6" w:space="0" w:color="C4C7C5"/>
-              <w:bottom w:val="single" w:sz="6" w:space="0" w:color="C4C7C5"/>
-              <w:right w:val="single" w:sz="6" w:space="0" w:color="C4C7C5"/>
-            </w:tcBorders>
-            <w:tcMar>
-              <w:top w:w="120" w:type="dxa"/>
-              <w:left w:w="180" w:type="dxa"/>
-              <w:bottom w:w="120" w:type="dxa"/>
-              <w:right w:w="180" w:type="dxa"/>
-            </w:tcMar>
-            <w:vAlign w:val="center"/>
-            <w:hideMark/>
-          </w:tcPr>
-          <w:p>
-            <w:r>
-              <w:t>Software Lifecycle Understanding</w:t>
-            </w:r>
-          </w:p>
-        </w:tc>
-        <w:tc>
-          <w:tcPr>
-            <w:tcW w:w="0" w:type="auto"/>
-            <w:tcBorders>
-              <w:top w:val="single" w:sz="6" w:space="0" w:color="C4C7C5"/>
-              <w:left w:val="single" w:sz="6" w:space="0" w:color="C4C7C5"/>
-              <w:bottom w:val="single" w:sz="6" w:space="0" w:color="C4C7C5"/>
-              <w:right w:val="single" w:sz="6" w:space="0" w:color="C4C7C5"/>
-            </w:tcBorders>
-            <w:tcMar>
-              <w:top w:w="120" w:type="dxa"/>
-              <w:left w:w="180" w:type="dxa"/>
-              <w:bottom w:w="120" w:type="dxa"/>
-              <w:right w:w="180" w:type="dxa"/>
-            </w:tcMar>
-            <w:vAlign w:val="center"/>
-            <w:hideMark/>
-          </w:tcPr>
-          <w:p>
-            <w:r>
-              <w:t>8</w:t>
-            </w:r>
-          </w:p>
-        </w:tc>
-      </w:tr>
-      <w:tr>
-        <w:trPr>
-          <w:tblCellSpacing w:w="15" w:type="dxa"/>
-        </w:trPr>
-        <w:tc>
-          <w:tcPr>
-            <w:tcW w:w="0" w:type="auto"/>
-            <w:tcBorders>
-              <w:top w:val="single" w:sz="6" w:space="0" w:color="C4C7C5"/>
-              <w:left w:val="single" w:sz="6" w:space="0" w:color="C4C7C5"/>
-              <w:bottom w:val="single" w:sz="6" w:space="0" w:color="C4C7C5"/>
-              <w:right w:val="single" w:sz="6" w:space="0" w:color="C4C7C5"/>
-            </w:tcBorders>
-            <w:tcMar>
-              <w:top w:w="120" w:type="dxa"/>
-              <w:left w:w="180" w:type="dxa"/>
-              <w:bottom w:w="120" w:type="dxa"/>
-              <w:right w:w="180" w:type="dxa"/>
-            </w:tcMar>
-            <w:vAlign w:val="center"/>
-            <w:hideMark/>
-          </w:tcPr>
-          <w:p>
-            <w:r>
-              <w:t>PAT-019</w:t>
-            </w:r>
-          </w:p>
-        </w:tc>
-        <w:tc>
-          <w:tcPr>
-            <w:tcW w:w="0" w:type="auto"/>
-            <w:tcBorders>
-              <w:top w:val="single" w:sz="6" w:space="0" w:color="C4C7C5"/>
-              <w:left w:val="single" w:sz="6" w:space="0" w:color="C4C7C5"/>
-              <w:bottom w:val="single" w:sz="6" w:space="0" w:color="C4C7C5"/>
-              <w:right w:val="single" w:sz="6" w:space="0" w:color="C4C7C5"/>
-            </w:tcBorders>
-            <w:tcMar>
-              <w:top w:w="120" w:type="dxa"/>
-              <w:left w:w="180" w:type="dxa"/>
-              <w:bottom w:w="120" w:type="dxa"/>
-              <w:right w:w="180" w:type="dxa"/>
-            </w:tcMar>
-            <w:vAlign w:val="center"/>
-            <w:hideMark/>
-          </w:tcPr>
-          <w:p>
-            <w:r>
-              <w:t>System State Awareness</w:t>
-            </w:r>
-          </w:p>
-        </w:tc>
-        <w:tc>
-          <w:tcPr>
-            <w:tcW w:w="0" w:type="auto"/>
-            <w:tcBorders>
-              <w:top w:val="single" w:sz="6" w:space="0" w:color="C4C7C5"/>
-              <w:left w:val="single" w:sz="6" w:space="0" w:color="C4C7C5"/>
-              <w:bottom w:val="single" w:sz="6" w:space="0" w:color="C4C7C5"/>
-              <w:right w:val="single" w:sz="6" w:space="0" w:color="C4C7C5"/>
-            </w:tcBorders>
-            <w:tcMar>
-              <w:top w:w="120" w:type="dxa"/>
-              <w:left w:w="180" w:type="dxa"/>
-              <w:bottom w:w="120" w:type="dxa"/>
-              <w:right w:w="180" w:type="dxa"/>
-            </w:tcMar>
-            <w:vAlign w:val="center"/>
-            <w:hideMark/>
-          </w:tcPr>
-          <w:p>
-            <w:r>
-              <w:t>8</w:t>
-            </w:r>
-          </w:p>
-        </w:tc>
-      </w:tr>
-      <w:tr>
-        <w:trPr>
-          <w:tblCellSpacing w:w="15" w:type="dxa"/>
-        </w:trPr>
-        <w:tc>
-          <w:tcPr>
-            <w:tcW w:w="0" w:type="auto"/>
-            <w:tcBorders>
-              <w:top w:val="single" w:sz="6" w:space="0" w:color="C4C7C5"/>
-              <w:left w:val="single" w:sz="6" w:space="0" w:color="C4C7C5"/>
-              <w:bottom w:val="single" w:sz="6" w:space="0" w:color="C4C7C5"/>
-              <w:right w:val="single" w:sz="6" w:space="0" w:color="C4C7C5"/>
-            </w:tcBorders>
-            <w:tcMar>
-              <w:top w:w="120" w:type="dxa"/>
-              <w:left w:w="180" w:type="dxa"/>
-              <w:bottom w:w="120" w:type="dxa"/>
-              <w:right w:w="180" w:type="dxa"/>
-            </w:tcMar>
-            <w:vAlign w:val="center"/>
-            <w:hideMark/>
-          </w:tcPr>
-          <w:p>
-            <w:r>
-              <w:t>PAT-020</w:t>
-            </w:r>
-          </w:p>
-        </w:tc>
-        <w:tc>
-          <w:tcPr>
-            <w:tcW w:w="0" w:type="auto"/>
-            <w:tcBorders>
-              <w:top w:val="single" w:sz="6" w:space="0" w:color="C4C7C5"/>
-              <w:left w:val="single" w:sz="6" w:space="0" w:color="C4C7C5"/>
-              <w:bottom w:val="single" w:sz="6" w:space="0" w:color="C4C7C5"/>
-              <w:right w:val="single" w:sz="6" w:space="0" w:color="C4C7C5"/>
-            </w:tcBorders>
-            <w:tcMar>
-              <w:top w:w="120" w:type="dxa"/>
-              <w:left w:w="180" w:type="dxa"/>
-              <w:bottom w:w="120" w:type="dxa"/>
-              <w:right w:w="180" w:type="dxa"/>
-            </w:tcMar>
-            <w:vAlign w:val="center"/>
-            <w:hideMark/>
-          </w:tcPr>
-          <w:p>
-            <w:r>
-              <w:t>System Reasoning</w:t>
-            </w:r>
-          </w:p>
-        </w:tc>
-        <w:tc>
-          <w:tcPr>
-            <w:tcW w:w="0" w:type="auto"/>
-            <w:tcBorders>
-              <w:top w:val="single" w:sz="6" w:space="0" w:color="C4C7C5"/>
-              <w:left w:val="single" w:sz="6" w:space="0" w:color="C4C7C5"/>
-              <w:bottom w:val="single" w:sz="6" w:space="0" w:color="C4C7C5"/>
-              <w:right w:val="single" w:sz="6" w:space="0" w:color="C4C7C5"/>
-            </w:tcBorders>
-            <w:tcMar>
-              <w:top w:w="120" w:type="dxa"/>
-              <w:left w:w="180" w:type="dxa"/>
-              <w:bottom w:w="120" w:type="dxa"/>
-              <w:right w:w="180" w:type="dxa"/>
-            </w:tcMar>
-            <w:vAlign w:val="center"/>
-            <w:hideMark/>
-          </w:tcPr>
-          <w:p>
-            <w:r>
-              <w:t>14</w:t>
+              <w:rPr>
+                <w:b/>
+                <w:bCs/>
+              </w:rPr>
+              <w:t>PAT-025</w:t>
+            </w:r>
+          </w:p>
+        </w:tc>
+        <w:tc>
+          <w:tcPr>
+            <w:tcW w:w="0" w:type="auto"/>
+            <w:tcBorders>
+              <w:top w:val="single" w:sz="6" w:space="0" w:color="C4C7C5"/>
+              <w:left w:val="single" w:sz="6" w:space="0" w:color="C4C7C5"/>
+              <w:bottom w:val="single" w:sz="6" w:space="0" w:color="C4C7C5"/>
+              <w:right w:val="single" w:sz="6" w:space="0" w:color="C4C7C5"/>
+            </w:tcBorders>
+            <w:tcMar>
+              <w:top w:w="120" w:type="dxa"/>
+              <w:left w:w="180" w:type="dxa"/>
+              <w:bottom w:w="120" w:type="dxa"/>
+              <w:right w:w="180" w:type="dxa"/>
+            </w:tcMar>
+            <w:vAlign w:val="center"/>
+            <w:hideMark/>
+          </w:tcPr>
+          <w:p>
+            <w:r>
+              <w:t>Digital Ecosystem Integration</w:t>
+            </w:r>
+          </w:p>
+        </w:tc>
+        <w:tc>
+          <w:tcPr>
+            <w:tcW w:w="0" w:type="auto"/>
+            <w:tcBorders>
+              <w:top w:val="single" w:sz="6" w:space="0" w:color="C4C7C5"/>
+              <w:left w:val="single" w:sz="6" w:space="0" w:color="C4C7C5"/>
+              <w:bottom w:val="single" w:sz="6" w:space="0" w:color="C4C7C5"/>
+              <w:right w:val="single" w:sz="6" w:space="0" w:color="C4C7C5"/>
+            </w:tcBorders>
+            <w:tcMar>
+              <w:top w:w="120" w:type="dxa"/>
+              <w:left w:w="180" w:type="dxa"/>
+              <w:bottom w:w="120" w:type="dxa"/>
+              <w:right w:w="180" w:type="dxa"/>
+            </w:tcMar>
+            <w:vAlign w:val="center"/>
+            <w:hideMark/>
+          </w:tcPr>
+          <w:p>
+            <w:r>
+              <w:t>7</w:t>
+            </w:r>
+          </w:p>
+        </w:tc>
+      </w:tr>
+      <w:tr>
+        <w:trPr>
+          <w:tblCellSpacing w:w="15" w:type="dxa"/>
+        </w:trPr>
+        <w:tc>
+          <w:tcPr>
+            <w:tcW w:w="0" w:type="auto"/>
+            <w:tcBorders>
+              <w:top w:val="single" w:sz="6" w:space="0" w:color="C4C7C5"/>
+              <w:left w:val="single" w:sz="6" w:space="0" w:color="C4C7C5"/>
+              <w:bottom w:val="single" w:sz="6" w:space="0" w:color="C4C7C5"/>
+              <w:right w:val="single" w:sz="6" w:space="0" w:color="C4C7C5"/>
+            </w:tcBorders>
+            <w:tcMar>
+              <w:top w:w="120" w:type="dxa"/>
+              <w:left w:w="180" w:type="dxa"/>
+              <w:bottom w:w="120" w:type="dxa"/>
+              <w:right w:w="180" w:type="dxa"/>
+            </w:tcMar>
+            <w:vAlign w:val="center"/>
+            <w:hideMark/>
+          </w:tcPr>
+          <w:p>
+            <w:r>
+              <w:rPr>
+                <w:b/>
+                <w:bCs/>
+              </w:rPr>
+              <w:t>PAT-026</w:t>
+            </w:r>
+          </w:p>
+        </w:tc>
+        <w:tc>
+          <w:tcPr>
+            <w:tcW w:w="0" w:type="auto"/>
+            <w:tcBorders>
+              <w:top w:val="single" w:sz="6" w:space="0" w:color="C4C7C5"/>
+              <w:left w:val="single" w:sz="6" w:space="0" w:color="C4C7C5"/>
+              <w:bottom w:val="single" w:sz="6" w:space="0" w:color="C4C7C5"/>
+              <w:right w:val="single" w:sz="6" w:space="0" w:color="C4C7C5"/>
+            </w:tcBorders>
+            <w:tcMar>
+              <w:top w:w="120" w:type="dxa"/>
+              <w:left w:w="180" w:type="dxa"/>
+              <w:bottom w:w="120" w:type="dxa"/>
+              <w:right w:w="180" w:type="dxa"/>
+            </w:tcMar>
+            <w:vAlign w:val="center"/>
+            <w:hideMark/>
+          </w:tcPr>
+          <w:p>
+            <w:r>
+              <w:t>Cognitive Offloading</w:t>
+            </w:r>
+          </w:p>
+        </w:tc>
+        <w:tc>
+          <w:tcPr>
+            <w:tcW w:w="0" w:type="auto"/>
+            <w:tcBorders>
+              <w:top w:val="single" w:sz="6" w:space="0" w:color="C4C7C5"/>
+              <w:left w:val="single" w:sz="6" w:space="0" w:color="C4C7C5"/>
+              <w:bottom w:val="single" w:sz="6" w:space="0" w:color="C4C7C5"/>
+              <w:right w:val="single" w:sz="6" w:space="0" w:color="C4C7C5"/>
+            </w:tcBorders>
+            <w:tcMar>
+              <w:top w:w="120" w:type="dxa"/>
+              <w:left w:w="180" w:type="dxa"/>
+              <w:bottom w:w="120" w:type="dxa"/>
+              <w:right w:w="180" w:type="dxa"/>
+            </w:tcMar>
+            <w:vAlign w:val="center"/>
+            <w:hideMark/>
+          </w:tcPr>
+          <w:p>
+            <w:r>
+              <w:t>7</w:t>
             </w:r>
           </w:p>
         </w:tc>
@@ -2333,8 +3012,8 @@
         <w:tblLook w:val="04A0" w:firstRow="1" w:lastRow="0" w:firstColumn="1" w:lastColumn="0" w:noHBand="0" w:noVBand="1"/>
       </w:tblPr>
       <w:tblGrid>
-        <w:gridCol w:w="3591"/>
-        <w:gridCol w:w="3368"/>
+        <w:gridCol w:w="3750"/>
+        <w:gridCol w:w="3479"/>
       </w:tblGrid>
       <w:tr>
         <w:trPr>
@@ -2422,6 +3101,10 @@
           </w:tcPr>
           <w:p>
             <w:r>
+              <w:rPr>
+                <w:b/>
+                <w:bCs/>
+              </w:rPr>
               <w:t>Largest Evidence Base</w:t>
             </w:r>
           </w:p>
@@ -2446,35 +3129,46 @@
           </w:tcPr>
           <w:p>
             <w:r>
-              <w:t>PAT-020 – System Reasoning</w:t>
-            </w:r>
-          </w:p>
-        </w:tc>
-      </w:tr>
-      <w:tr>
-        <w:trPr>
-          <w:tblCellSpacing w:w="15" w:type="dxa"/>
-        </w:trPr>
-        <w:tc>
-          <w:tcPr>
-            <w:tcW w:w="0" w:type="auto"/>
-            <w:tcBorders>
-              <w:top w:val="single" w:sz="6" w:space="0" w:color="C4C7C5"/>
-              <w:left w:val="single" w:sz="6" w:space="0" w:color="C4C7C5"/>
-              <w:bottom w:val="single" w:sz="6" w:space="0" w:color="C4C7C5"/>
-              <w:right w:val="single" w:sz="6" w:space="0" w:color="C4C7C5"/>
-            </w:tcBorders>
-            <w:tcMar>
-              <w:top w:w="120" w:type="dxa"/>
-              <w:left w:w="180" w:type="dxa"/>
-              <w:bottom w:w="120" w:type="dxa"/>
-              <w:right w:w="180" w:type="dxa"/>
-            </w:tcMar>
-            <w:vAlign w:val="center"/>
-            <w:hideMark/>
-          </w:tcPr>
-          <w:p>
-            <w:r>
+              <w:rPr>
+                <w:b/>
+                <w:bCs/>
+              </w:rPr>
+              <w:t>PAT-020</w:t>
+            </w:r>
+            <w:r>
+              <w:t xml:space="preserve"> – System Reasoning</w:t>
+            </w:r>
+          </w:p>
+        </w:tc>
+      </w:tr>
+      <w:tr>
+        <w:trPr>
+          <w:tblCellSpacing w:w="15" w:type="dxa"/>
+        </w:trPr>
+        <w:tc>
+          <w:tcPr>
+            <w:tcW w:w="0" w:type="auto"/>
+            <w:tcBorders>
+              <w:top w:val="single" w:sz="6" w:space="0" w:color="C4C7C5"/>
+              <w:left w:val="single" w:sz="6" w:space="0" w:color="C4C7C5"/>
+              <w:bottom w:val="single" w:sz="6" w:space="0" w:color="C4C7C5"/>
+              <w:right w:val="single" w:sz="6" w:space="0" w:color="C4C7C5"/>
+            </w:tcBorders>
+            <w:tcMar>
+              <w:top w:w="120" w:type="dxa"/>
+              <w:left w:w="180" w:type="dxa"/>
+              <w:bottom w:w="120" w:type="dxa"/>
+              <w:right w:w="180" w:type="dxa"/>
+            </w:tcMar>
+            <w:vAlign w:val="center"/>
+            <w:hideMark/>
+          </w:tcPr>
+          <w:p>
+            <w:r>
+              <w:rPr>
+                <w:b/>
+                <w:bCs/>
+              </w:rPr>
               <w:t>Supporting Human Frictions</w:t>
             </w:r>
           </w:p>
@@ -2528,6 +3222,10 @@
           </w:tcPr>
           <w:p>
             <w:r>
+              <w:rPr>
+                <w:b/>
+                <w:bCs/>
+              </w:rPr>
               <w:t>Second Largest Evidence Base</w:t>
             </w:r>
           </w:p>
@@ -2552,35 +3250,46 @@
           </w:tcPr>
           <w:p>
             <w:r>
+              <w:rPr>
+                <w:b/>
+                <w:bCs/>
+              </w:rPr>
               <w:t>PAT-017</w:t>
             </w:r>
-          </w:p>
-        </w:tc>
-      </w:tr>
-      <w:tr>
-        <w:trPr>
-          <w:tblCellSpacing w:w="15" w:type="dxa"/>
-        </w:trPr>
-        <w:tc>
-          <w:tcPr>
-            <w:tcW w:w="0" w:type="auto"/>
-            <w:tcBorders>
-              <w:top w:val="single" w:sz="6" w:space="0" w:color="C4C7C5"/>
-              <w:left w:val="single" w:sz="6" w:space="0" w:color="C4C7C5"/>
-              <w:bottom w:val="single" w:sz="6" w:space="0" w:color="C4C7C5"/>
-              <w:right w:val="single" w:sz="6" w:space="0" w:color="C4C7C5"/>
-            </w:tcBorders>
-            <w:tcMar>
-              <w:top w:w="120" w:type="dxa"/>
-              <w:left w:w="180" w:type="dxa"/>
-              <w:bottom w:w="120" w:type="dxa"/>
-              <w:right w:w="180" w:type="dxa"/>
-            </w:tcMar>
-            <w:vAlign w:val="center"/>
-            <w:hideMark/>
-          </w:tcPr>
-          <w:p>
-            <w:r>
+            <w:r>
+              <w:t xml:space="preserve"> – System Orientation</w:t>
+            </w:r>
+          </w:p>
+        </w:tc>
+      </w:tr>
+      <w:tr>
+        <w:trPr>
+          <w:tblCellSpacing w:w="15" w:type="dxa"/>
+        </w:trPr>
+        <w:tc>
+          <w:tcPr>
+            <w:tcW w:w="0" w:type="auto"/>
+            <w:tcBorders>
+              <w:top w:val="single" w:sz="6" w:space="0" w:color="C4C7C5"/>
+              <w:left w:val="single" w:sz="6" w:space="0" w:color="C4C7C5"/>
+              <w:bottom w:val="single" w:sz="6" w:space="0" w:color="C4C7C5"/>
+              <w:right w:val="single" w:sz="6" w:space="0" w:color="C4C7C5"/>
+            </w:tcBorders>
+            <w:tcMar>
+              <w:top w:w="120" w:type="dxa"/>
+              <w:left w:w="180" w:type="dxa"/>
+              <w:bottom w:w="120" w:type="dxa"/>
+              <w:right w:w="180" w:type="dxa"/>
+            </w:tcMar>
+            <w:vAlign w:val="center"/>
+            <w:hideMark/>
+          </w:tcPr>
+          <w:p>
+            <w:r>
+              <w:rPr>
+                <w:b/>
+                <w:bCs/>
+              </w:rPr>
               <w:t>Supporting Human Frictions</w:t>
             </w:r>
           </w:p>
@@ -2634,6 +3343,149 @@
           </w:tcPr>
           <w:p>
             <w:r>
+              <w:rPr>
+                <w:b/>
+                <w:bCs/>
+              </w:rPr>
+              <w:lastRenderedPageBreak/>
+              <w:t>Third Largest Evidence Base</w:t>
+            </w:r>
+          </w:p>
+        </w:tc>
+        <w:tc>
+          <w:tcPr>
+            <w:tcW w:w="0" w:type="auto"/>
+            <w:tcBorders>
+              <w:top w:val="single" w:sz="6" w:space="0" w:color="C4C7C5"/>
+              <w:left w:val="single" w:sz="6" w:space="0" w:color="C4C7C5"/>
+              <w:bottom w:val="single" w:sz="6" w:space="0" w:color="C4C7C5"/>
+              <w:right w:val="single" w:sz="6" w:space="0" w:color="C4C7C5"/>
+            </w:tcBorders>
+            <w:tcMar>
+              <w:top w:w="120" w:type="dxa"/>
+              <w:left w:w="180" w:type="dxa"/>
+              <w:bottom w:w="120" w:type="dxa"/>
+              <w:right w:w="180" w:type="dxa"/>
+            </w:tcMar>
+            <w:vAlign w:val="center"/>
+            <w:hideMark/>
+          </w:tcPr>
+          <w:p>
+            <w:r>
+              <w:rPr>
+                <w:b/>
+                <w:bCs/>
+              </w:rPr>
+              <w:t>PAT-002</w:t>
+            </w:r>
+            <w:r>
+              <w:t xml:space="preserve">, </w:t>
+            </w:r>
+            <w:r>
+              <w:rPr>
+                <w:b/>
+                <w:bCs/>
+              </w:rPr>
+              <w:t>PAT-018</w:t>
+            </w:r>
+            <w:r>
+              <w:t xml:space="preserve"> &amp; </w:t>
+            </w:r>
+            <w:r>
+              <w:rPr>
+                <w:b/>
+                <w:bCs/>
+              </w:rPr>
+              <w:t>PAT-019</w:t>
+            </w:r>
+          </w:p>
+        </w:tc>
+      </w:tr>
+      <w:tr>
+        <w:trPr>
+          <w:tblCellSpacing w:w="15" w:type="dxa"/>
+        </w:trPr>
+        <w:tc>
+          <w:tcPr>
+            <w:tcW w:w="0" w:type="auto"/>
+            <w:tcBorders>
+              <w:top w:val="single" w:sz="6" w:space="0" w:color="C4C7C5"/>
+              <w:left w:val="single" w:sz="6" w:space="0" w:color="C4C7C5"/>
+              <w:bottom w:val="single" w:sz="6" w:space="0" w:color="C4C7C5"/>
+              <w:right w:val="single" w:sz="6" w:space="0" w:color="C4C7C5"/>
+            </w:tcBorders>
+            <w:tcMar>
+              <w:top w:w="120" w:type="dxa"/>
+              <w:left w:w="180" w:type="dxa"/>
+              <w:bottom w:w="120" w:type="dxa"/>
+              <w:right w:w="180" w:type="dxa"/>
+            </w:tcMar>
+            <w:vAlign w:val="center"/>
+            <w:hideMark/>
+          </w:tcPr>
+          <w:p>
+            <w:r>
+              <w:rPr>
+                <w:b/>
+                <w:bCs/>
+              </w:rPr>
+              <w:t>Supporting Human Frictions</w:t>
+            </w:r>
+          </w:p>
+        </w:tc>
+        <w:tc>
+          <w:tcPr>
+            <w:tcW w:w="0" w:type="auto"/>
+            <w:tcBorders>
+              <w:top w:val="single" w:sz="6" w:space="0" w:color="C4C7C5"/>
+              <w:left w:val="single" w:sz="6" w:space="0" w:color="C4C7C5"/>
+              <w:bottom w:val="single" w:sz="6" w:space="0" w:color="C4C7C5"/>
+              <w:right w:val="single" w:sz="6" w:space="0" w:color="C4C7C5"/>
+            </w:tcBorders>
+            <w:tcMar>
+              <w:top w:w="120" w:type="dxa"/>
+              <w:left w:w="180" w:type="dxa"/>
+              <w:bottom w:w="120" w:type="dxa"/>
+              <w:right w:w="180" w:type="dxa"/>
+            </w:tcMar>
+            <w:vAlign w:val="center"/>
+            <w:hideMark/>
+          </w:tcPr>
+          <w:p>
+            <w:r>
+              <w:t>8</w:t>
+            </w:r>
+          </w:p>
+        </w:tc>
+      </w:tr>
+      <w:tr>
+        <w:trPr>
+          <w:tblCellSpacing w:w="15" w:type="dxa"/>
+        </w:trPr>
+        <w:tc>
+          <w:tcPr>
+            <w:tcW w:w="0" w:type="auto"/>
+            <w:tcBorders>
+              <w:top w:val="single" w:sz="6" w:space="0" w:color="C4C7C5"/>
+              <w:left w:val="single" w:sz="6" w:space="0" w:color="C4C7C5"/>
+              <w:bottom w:val="single" w:sz="6" w:space="0" w:color="C4C7C5"/>
+              <w:right w:val="single" w:sz="6" w:space="0" w:color="C4C7C5"/>
+            </w:tcBorders>
+            <w:tcMar>
+              <w:top w:w="120" w:type="dxa"/>
+              <w:left w:w="180" w:type="dxa"/>
+              <w:bottom w:w="120" w:type="dxa"/>
+              <w:right w:w="180" w:type="dxa"/>
+            </w:tcMar>
+            <w:vAlign w:val="center"/>
+            <w:hideMark/>
+          </w:tcPr>
+          <w:p>
+            <w:r>
+              <w:rPr>
+                <w:b/>
+                <w:bCs/>
+              </w:rPr>
               <w:t>Total Evidence Links</w:t>
             </w:r>
           </w:p>
@@ -2658,35 +3510,157 @@
           </w:tcPr>
           <w:p>
             <w:r>
-              <w:t>137</w:t>
-            </w:r>
-          </w:p>
-        </w:tc>
-      </w:tr>
-      <w:tr>
-        <w:trPr>
-          <w:tblCellSpacing w:w="15" w:type="dxa"/>
-        </w:trPr>
-        <w:tc>
-          <w:tcPr>
-            <w:tcW w:w="0" w:type="auto"/>
-            <w:tcBorders>
-              <w:top w:val="single" w:sz="6" w:space="0" w:color="C4C7C5"/>
-              <w:left w:val="single" w:sz="6" w:space="0" w:color="C4C7C5"/>
-              <w:bottom w:val="single" w:sz="6" w:space="0" w:color="C4C7C5"/>
-              <w:right w:val="single" w:sz="6" w:space="0" w:color="C4C7C5"/>
-            </w:tcBorders>
-            <w:tcMar>
-              <w:top w:w="120" w:type="dxa"/>
-              <w:left w:w="180" w:type="dxa"/>
-              <w:bottom w:w="120" w:type="dxa"/>
-              <w:right w:w="180" w:type="dxa"/>
-            </w:tcMar>
-            <w:vAlign w:val="center"/>
-            <w:hideMark/>
-          </w:tcPr>
-          <w:p>
-            <w:r>
+              <w:rPr>
+                <w:b/>
+                <w:bCs/>
+              </w:rPr>
+              <w:t>178</w:t>
+            </w:r>
+          </w:p>
+        </w:tc>
+      </w:tr>
+      <w:tr>
+        <w:trPr>
+          <w:tblCellSpacing w:w="15" w:type="dxa"/>
+        </w:trPr>
+        <w:tc>
+          <w:tcPr>
+            <w:tcW w:w="0" w:type="auto"/>
+            <w:tcBorders>
+              <w:top w:val="single" w:sz="6" w:space="0" w:color="C4C7C5"/>
+              <w:left w:val="single" w:sz="6" w:space="0" w:color="C4C7C5"/>
+              <w:bottom w:val="single" w:sz="6" w:space="0" w:color="C4C7C5"/>
+              <w:right w:val="single" w:sz="6" w:space="0" w:color="C4C7C5"/>
+            </w:tcBorders>
+            <w:tcMar>
+              <w:top w:w="120" w:type="dxa"/>
+              <w:left w:w="180" w:type="dxa"/>
+              <w:bottom w:w="120" w:type="dxa"/>
+              <w:right w:w="180" w:type="dxa"/>
+            </w:tcMar>
+            <w:vAlign w:val="center"/>
+            <w:hideMark/>
+          </w:tcPr>
+          <w:p>
+            <w:r>
+              <w:rPr>
+                <w:b/>
+                <w:bCs/>
+              </w:rPr>
+              <w:t>Total Pattern Categories</w:t>
+            </w:r>
+          </w:p>
+        </w:tc>
+        <w:tc>
+          <w:tcPr>
+            <w:tcW w:w="0" w:type="auto"/>
+            <w:tcBorders>
+              <w:top w:val="single" w:sz="6" w:space="0" w:color="C4C7C5"/>
+              <w:left w:val="single" w:sz="6" w:space="0" w:color="C4C7C5"/>
+              <w:bottom w:val="single" w:sz="6" w:space="0" w:color="C4C7C5"/>
+              <w:right w:val="single" w:sz="6" w:space="0" w:color="C4C7C5"/>
+            </w:tcBorders>
+            <w:tcMar>
+              <w:top w:w="120" w:type="dxa"/>
+              <w:left w:w="180" w:type="dxa"/>
+              <w:bottom w:w="120" w:type="dxa"/>
+              <w:right w:w="180" w:type="dxa"/>
+            </w:tcMar>
+            <w:vAlign w:val="center"/>
+            <w:hideMark/>
+          </w:tcPr>
+          <w:p>
+            <w:r>
+              <w:t>2 (Active) / 9 (Established)</w:t>
+            </w:r>
+          </w:p>
+        </w:tc>
+      </w:tr>
+      <w:tr>
+        <w:trPr>
+          <w:tblCellSpacing w:w="15" w:type="dxa"/>
+        </w:trPr>
+        <w:tc>
+          <w:tcPr>
+            <w:tcW w:w="0" w:type="auto"/>
+            <w:tcBorders>
+              <w:top w:val="single" w:sz="6" w:space="0" w:color="C4C7C5"/>
+              <w:left w:val="single" w:sz="6" w:space="0" w:color="C4C7C5"/>
+              <w:bottom w:val="single" w:sz="6" w:space="0" w:color="C4C7C5"/>
+              <w:right w:val="single" w:sz="6" w:space="0" w:color="C4C7C5"/>
+            </w:tcBorders>
+            <w:tcMar>
+              <w:top w:w="120" w:type="dxa"/>
+              <w:left w:w="180" w:type="dxa"/>
+              <w:bottom w:w="120" w:type="dxa"/>
+              <w:right w:w="180" w:type="dxa"/>
+            </w:tcMar>
+            <w:vAlign w:val="center"/>
+            <w:hideMark/>
+          </w:tcPr>
+          <w:p>
+            <w:r>
+              <w:rPr>
+                <w:b/>
+                <w:bCs/>
+              </w:rPr>
+              <w:t>Total Pattern Volumes</w:t>
+            </w:r>
+          </w:p>
+        </w:tc>
+        <w:tc>
+          <w:tcPr>
+            <w:tcW w:w="0" w:type="auto"/>
+            <w:tcBorders>
+              <w:top w:val="single" w:sz="6" w:space="0" w:color="C4C7C5"/>
+              <w:left w:val="single" w:sz="6" w:space="0" w:color="C4C7C5"/>
+              <w:bottom w:val="single" w:sz="6" w:space="0" w:color="C4C7C5"/>
+              <w:right w:val="single" w:sz="6" w:space="0" w:color="C4C7C5"/>
+            </w:tcBorders>
+            <w:tcMar>
+              <w:top w:w="120" w:type="dxa"/>
+              <w:left w:w="180" w:type="dxa"/>
+              <w:bottom w:w="120" w:type="dxa"/>
+              <w:right w:w="180" w:type="dxa"/>
+            </w:tcMar>
+            <w:vAlign w:val="center"/>
+            <w:hideMark/>
+          </w:tcPr>
+          <w:p>
+            <w:r>
+              <w:t>5</w:t>
+            </w:r>
+          </w:p>
+        </w:tc>
+      </w:tr>
+      <w:tr>
+        <w:trPr>
+          <w:tblCellSpacing w:w="15" w:type="dxa"/>
+        </w:trPr>
+        <w:tc>
+          <w:tcPr>
+            <w:tcW w:w="0" w:type="auto"/>
+            <w:tcBorders>
+              <w:top w:val="single" w:sz="6" w:space="0" w:color="C4C7C5"/>
+              <w:left w:val="single" w:sz="6" w:space="0" w:color="C4C7C5"/>
+              <w:bottom w:val="single" w:sz="6" w:space="0" w:color="C4C7C5"/>
+              <w:right w:val="single" w:sz="6" w:space="0" w:color="C4C7C5"/>
+            </w:tcBorders>
+            <w:tcMar>
+              <w:top w:w="120" w:type="dxa"/>
+              <w:left w:w="180" w:type="dxa"/>
+              <w:bottom w:w="120" w:type="dxa"/>
+              <w:right w:w="180" w:type="dxa"/>
+            </w:tcMar>
+            <w:vAlign w:val="center"/>
+            <w:hideMark/>
+          </w:tcPr>
+          <w:p>
+            <w:r>
+              <w:rPr>
+                <w:b/>
+                <w:bCs/>
+              </w:rPr>
               <w:t>Highest Pattern Count</w:t>
             </w:r>
           </w:p>
@@ -2711,7 +3685,7 @@
           </w:tcPr>
           <w:p>
             <w:r>
-              <w:t>20</w:t>
+              <w:t>26</w:t>
             </w:r>
           </w:p>
         </w:tc>
@@ -2723,19 +3697,34 @@
           <w:b/>
           <w:bCs/>
         </w:rPr>
-        <w:t>Calculation:</w:t>
+        <w:t>Evidence Calculation:</w:t>
       </w:r>
     </w:p>
     <w:p>
       <w:r>
-        <w:t xml:space="preserve">7 + 8 + 5 + 7 + 5 + 4 + 4 + 4 + 4 + 4 + 4 + 5 + 5 + 5 + 4 + 6 + 9 + 8 + 8 + 14 = </w:t>
+        <w:t xml:space="preserve">7 + 8 + 5 + 7 + 5 + 4 + 4 + 4 + 4 + 4 + 4 + 5 + 5 + 5 + 4 + 6 + 9 + 8 + 8 + 14 + 7 + 7 + 7 + 6 + 7 + 7 = </w:t>
       </w:r>
       <w:r>
         <w:rPr>
           <w:b/>
           <w:bCs/>
         </w:rPr>
-        <w:t>137 Evidence Links</w:t>
+        <w:t>178 Evidence Links</w:t>
+      </w:r>
+    </w:p>
+    <w:p>
+      <w:pPr>
+        <w:rPr>
+          <w:b/>
+          <w:bCs/>
+        </w:rPr>
+      </w:pPr>
+      <w:r>
+        <w:rPr>
+          <w:b/>
+          <w:bCs/>
+        </w:rPr>
+        <w:t>Validation &amp; Categorization</w:t>
       </w:r>
     </w:p>
     <w:p>
@@ -2766,7 +3755,7 @@
         <w:tblLook w:val="04A0" w:firstRow="1" w:lastRow="0" w:firstColumn="1" w:lastColumn="0" w:noHBand="0" w:noVBand="1"/>
       </w:tblPr>
       <w:tblGrid>
-        <w:gridCol w:w="2156"/>
+        <w:gridCol w:w="2254"/>
         <w:gridCol w:w="1358"/>
       </w:tblGrid>
       <w:tr>
@@ -2855,6 +3844,10 @@
           </w:tcPr>
           <w:p>
             <w:r>
+              <w:rPr>
+                <w:b/>
+                <w:bCs/>
+              </w:rPr>
               <w:t>Candidate</w:t>
             </w:r>
           </w:p>
@@ -2879,35 +3872,39 @@
           </w:tcPr>
           <w:p>
             <w:r>
-              <w:t>20</w:t>
-            </w:r>
-          </w:p>
-        </w:tc>
-      </w:tr>
-      <w:tr>
-        <w:trPr>
-          <w:tblCellSpacing w:w="15" w:type="dxa"/>
-        </w:trPr>
-        <w:tc>
-          <w:tcPr>
-            <w:tcW w:w="0" w:type="auto"/>
-            <w:tcBorders>
-              <w:top w:val="single" w:sz="6" w:space="0" w:color="C4C7C5"/>
-              <w:left w:val="single" w:sz="6" w:space="0" w:color="C4C7C5"/>
-              <w:bottom w:val="single" w:sz="6" w:space="0" w:color="C4C7C5"/>
-              <w:right w:val="single" w:sz="6" w:space="0" w:color="C4C7C5"/>
-            </w:tcBorders>
-            <w:tcMar>
-              <w:top w:w="120" w:type="dxa"/>
-              <w:left w:w="180" w:type="dxa"/>
-              <w:bottom w:w="120" w:type="dxa"/>
-              <w:right w:w="180" w:type="dxa"/>
-            </w:tcMar>
-            <w:vAlign w:val="center"/>
-            <w:hideMark/>
-          </w:tcPr>
-          <w:p>
-            <w:r>
+              <w:t>26</w:t>
+            </w:r>
+          </w:p>
+        </w:tc>
+      </w:tr>
+      <w:tr>
+        <w:trPr>
+          <w:tblCellSpacing w:w="15" w:type="dxa"/>
+        </w:trPr>
+        <w:tc>
+          <w:tcPr>
+            <w:tcW w:w="0" w:type="auto"/>
+            <w:tcBorders>
+              <w:top w:val="single" w:sz="6" w:space="0" w:color="C4C7C5"/>
+              <w:left w:val="single" w:sz="6" w:space="0" w:color="C4C7C5"/>
+              <w:bottom w:val="single" w:sz="6" w:space="0" w:color="C4C7C5"/>
+              <w:right w:val="single" w:sz="6" w:space="0" w:color="C4C7C5"/>
+            </w:tcBorders>
+            <w:tcMar>
+              <w:top w:w="120" w:type="dxa"/>
+              <w:left w:w="180" w:type="dxa"/>
+              <w:bottom w:w="120" w:type="dxa"/>
+              <w:right w:w="180" w:type="dxa"/>
+            </w:tcMar>
+            <w:vAlign w:val="center"/>
+            <w:hideMark/>
+          </w:tcPr>
+          <w:p>
+            <w:r>
+              <w:rPr>
+                <w:b/>
+                <w:bCs/>
+              </w:rPr>
               <w:t>Under Validation</w:t>
             </w:r>
           </w:p>
@@ -2961,7 +3958,10 @@
           </w:tcPr>
           <w:p>
             <w:r>
-              <w:lastRenderedPageBreak/>
+              <w:rPr>
+                <w:b/>
+                <w:bCs/>
+              </w:rPr>
               <w:t>Accepted</w:t>
             </w:r>
           </w:p>
@@ -3015,6 +4015,10 @@
           </w:tcPr>
           <w:p>
             <w:r>
+              <w:rPr>
+                <w:b/>
+                <w:bCs/>
+              </w:rPr>
               <w:t>Deprecated</w:t>
             </w:r>
           </w:p>
@@ -3057,7 +4061,7 @@
           <w:b/>
           <w:bCs/>
         </w:rPr>
-        <w:t>Pattern Distribution</w:t>
+        <w:t>Pattern Distribution by Category</w:t>
       </w:r>
     </w:p>
     <w:tbl>
@@ -3073,7 +4077,9 @@
         <w:tblLook w:val="04A0" w:firstRow="1" w:lastRow="0" w:firstColumn="1" w:lastColumn="0" w:noHBand="0" w:noVBand="1"/>
       </w:tblPr>
       <w:tblGrid>
-        <w:gridCol w:w="6035"/>
+        <w:gridCol w:w="1017"/>
+        <w:gridCol w:w="3297"/>
+        <w:gridCol w:w="1375"/>
         <w:gridCol w:w="1358"/>
       </w:tblGrid>
       <w:tr>
@@ -3105,7 +4111,64 @@
                 <w:b/>
                 <w:bCs/>
               </w:rPr>
-              <w:t>Research Volume</w:t>
+              <w:lastRenderedPageBreak/>
+              <w:t>Code</w:t>
+            </w:r>
+          </w:p>
+        </w:tc>
+        <w:tc>
+          <w:tcPr>
+            <w:tcW w:w="0" w:type="auto"/>
+            <w:tcBorders>
+              <w:top w:val="single" w:sz="6" w:space="0" w:color="C4C7C5"/>
+              <w:left w:val="single" w:sz="6" w:space="0" w:color="C4C7C5"/>
+              <w:bottom w:val="single" w:sz="6" w:space="0" w:color="C4C7C5"/>
+              <w:right w:val="single" w:sz="6" w:space="0" w:color="C4C7C5"/>
+            </w:tcBorders>
+            <w:tcMar>
+              <w:top w:w="120" w:type="dxa"/>
+              <w:left w:w="180" w:type="dxa"/>
+              <w:bottom w:w="120" w:type="dxa"/>
+              <w:right w:w="180" w:type="dxa"/>
+            </w:tcMar>
+            <w:vAlign w:val="center"/>
+            <w:hideMark/>
+          </w:tcPr>
+          <w:p>
+            <w:r>
+              <w:rPr>
+                <w:b/>
+                <w:bCs/>
+              </w:rPr>
+              <w:t>Category</w:t>
+            </w:r>
+          </w:p>
+        </w:tc>
+        <w:tc>
+          <w:tcPr>
+            <w:tcW w:w="0" w:type="auto"/>
+            <w:tcBorders>
+              <w:top w:val="single" w:sz="6" w:space="0" w:color="C4C7C5"/>
+              <w:left w:val="single" w:sz="6" w:space="0" w:color="C4C7C5"/>
+              <w:bottom w:val="single" w:sz="6" w:space="0" w:color="C4C7C5"/>
+              <w:right w:val="single" w:sz="6" w:space="0" w:color="C4C7C5"/>
+            </w:tcBorders>
+            <w:tcMar>
+              <w:top w:w="120" w:type="dxa"/>
+              <w:left w:w="180" w:type="dxa"/>
+              <w:bottom w:w="120" w:type="dxa"/>
+              <w:right w:w="180" w:type="dxa"/>
+            </w:tcMar>
+            <w:vAlign w:val="center"/>
+            <w:hideMark/>
+          </w:tcPr>
+          <w:p>
+            <w:r>
+              <w:rPr>
+                <w:b/>
+                <w:bCs/>
+              </w:rPr>
+              <w:t>Volumes</w:t>
             </w:r>
           </w:p>
         </w:tc>
@@ -3162,251 +4225,1028 @@
           </w:tcPr>
           <w:p>
             <w:r>
-              <w:t>Volume 01 – Managing Individual Files</w:t>
-            </w:r>
-          </w:p>
-        </w:tc>
-        <w:tc>
-          <w:tcPr>
-            <w:tcW w:w="0" w:type="auto"/>
-            <w:tcBorders>
-              <w:top w:val="single" w:sz="6" w:space="0" w:color="C4C7C5"/>
-              <w:left w:val="single" w:sz="6" w:space="0" w:color="C4C7C5"/>
-              <w:bottom w:val="single" w:sz="6" w:space="0" w:color="C4C7C5"/>
-              <w:right w:val="single" w:sz="6" w:space="0" w:color="C4C7C5"/>
-            </w:tcBorders>
-            <w:tcMar>
-              <w:top w:w="120" w:type="dxa"/>
-              <w:left w:w="180" w:type="dxa"/>
-              <w:bottom w:w="120" w:type="dxa"/>
-              <w:right w:w="180" w:type="dxa"/>
-            </w:tcMar>
-            <w:vAlign w:val="center"/>
-            <w:hideMark/>
-          </w:tcPr>
-          <w:p>
-            <w:r>
-              <w:t>5</w:t>
-            </w:r>
-          </w:p>
-        </w:tc>
-      </w:tr>
-      <w:tr>
-        <w:trPr>
-          <w:tblCellSpacing w:w="15" w:type="dxa"/>
-        </w:trPr>
-        <w:tc>
-          <w:tcPr>
-            <w:tcW w:w="0" w:type="auto"/>
-            <w:tcBorders>
-              <w:top w:val="single" w:sz="6" w:space="0" w:color="C4C7C5"/>
-              <w:left w:val="single" w:sz="6" w:space="0" w:color="C4C7C5"/>
-              <w:bottom w:val="single" w:sz="6" w:space="0" w:color="C4C7C5"/>
-              <w:right w:val="single" w:sz="6" w:space="0" w:color="C4C7C5"/>
-            </w:tcBorders>
-            <w:tcMar>
-              <w:top w:w="120" w:type="dxa"/>
-              <w:left w:w="180" w:type="dxa"/>
-              <w:bottom w:w="120" w:type="dxa"/>
-              <w:right w:w="180" w:type="dxa"/>
-            </w:tcMar>
-            <w:vAlign w:val="center"/>
-            <w:hideMark/>
-          </w:tcPr>
-          <w:p>
-            <w:r>
-              <w:t>Volume 02 – Managing File Ecosystems</w:t>
-            </w:r>
-          </w:p>
-        </w:tc>
-        <w:tc>
-          <w:tcPr>
-            <w:tcW w:w="0" w:type="auto"/>
-            <w:tcBorders>
-              <w:top w:val="single" w:sz="6" w:space="0" w:color="C4C7C5"/>
-              <w:left w:val="single" w:sz="6" w:space="0" w:color="C4C7C5"/>
-              <w:bottom w:val="single" w:sz="6" w:space="0" w:color="C4C7C5"/>
-              <w:right w:val="single" w:sz="6" w:space="0" w:color="C4C7C5"/>
-            </w:tcBorders>
-            <w:tcMar>
-              <w:top w:w="120" w:type="dxa"/>
-              <w:left w:w="180" w:type="dxa"/>
-              <w:bottom w:w="120" w:type="dxa"/>
-              <w:right w:w="180" w:type="dxa"/>
-            </w:tcMar>
-            <w:vAlign w:val="center"/>
-            <w:hideMark/>
-          </w:tcPr>
-          <w:p>
-            <w:r>
-              <w:t>6</w:t>
-            </w:r>
-          </w:p>
-        </w:tc>
-      </w:tr>
-      <w:tr>
-        <w:trPr>
-          <w:tblCellSpacing w:w="15" w:type="dxa"/>
-        </w:trPr>
-        <w:tc>
-          <w:tcPr>
-            <w:tcW w:w="0" w:type="auto"/>
-            <w:tcBorders>
-              <w:top w:val="single" w:sz="6" w:space="0" w:color="C4C7C5"/>
-              <w:left w:val="single" w:sz="6" w:space="0" w:color="C4C7C5"/>
-              <w:bottom w:val="single" w:sz="6" w:space="0" w:color="C4C7C5"/>
-              <w:right w:val="single" w:sz="6" w:space="0" w:color="C4C7C5"/>
-            </w:tcBorders>
-            <w:tcMar>
-              <w:top w:w="120" w:type="dxa"/>
-              <w:left w:w="180" w:type="dxa"/>
-              <w:bottom w:w="120" w:type="dxa"/>
-              <w:right w:w="180" w:type="dxa"/>
-            </w:tcMar>
-            <w:vAlign w:val="center"/>
-            <w:hideMark/>
-          </w:tcPr>
-          <w:p>
-            <w:r>
-              <w:t>Volume 03 – Knowledge &amp; Decision Management</w:t>
-            </w:r>
-          </w:p>
-        </w:tc>
-        <w:tc>
-          <w:tcPr>
-            <w:tcW w:w="0" w:type="auto"/>
-            <w:tcBorders>
-              <w:top w:val="single" w:sz="6" w:space="0" w:color="C4C7C5"/>
-              <w:left w:val="single" w:sz="6" w:space="0" w:color="C4C7C5"/>
-              <w:bottom w:val="single" w:sz="6" w:space="0" w:color="C4C7C5"/>
-              <w:right w:val="single" w:sz="6" w:space="0" w:color="C4C7C5"/>
-            </w:tcBorders>
-            <w:tcMar>
-              <w:top w:w="120" w:type="dxa"/>
-              <w:left w:w="180" w:type="dxa"/>
-              <w:bottom w:w="120" w:type="dxa"/>
-              <w:right w:w="180" w:type="dxa"/>
-            </w:tcMar>
-            <w:vAlign w:val="center"/>
-            <w:hideMark/>
-          </w:tcPr>
-          <w:p>
-            <w:r>
-              <w:t>5</w:t>
-            </w:r>
-          </w:p>
-        </w:tc>
-      </w:tr>
-      <w:tr>
-        <w:trPr>
-          <w:tblCellSpacing w:w="15" w:type="dxa"/>
-        </w:trPr>
-        <w:tc>
-          <w:tcPr>
-            <w:tcW w:w="0" w:type="auto"/>
-            <w:tcBorders>
-              <w:top w:val="single" w:sz="6" w:space="0" w:color="C4C7C5"/>
-              <w:left w:val="single" w:sz="6" w:space="0" w:color="C4C7C5"/>
-              <w:bottom w:val="single" w:sz="6" w:space="0" w:color="C4C7C5"/>
-              <w:right w:val="single" w:sz="6" w:space="0" w:color="C4C7C5"/>
-            </w:tcBorders>
-            <w:tcMar>
-              <w:top w:w="120" w:type="dxa"/>
-              <w:left w:w="180" w:type="dxa"/>
-              <w:bottom w:w="120" w:type="dxa"/>
-              <w:right w:w="180" w:type="dxa"/>
-            </w:tcMar>
-            <w:vAlign w:val="center"/>
-            <w:hideMark/>
-          </w:tcPr>
-          <w:p>
-            <w:r>
-              <w:t>Volume 04 – System Interaction &amp; Cognitive Reasoning</w:t>
-            </w:r>
-          </w:p>
-        </w:tc>
-        <w:tc>
-          <w:tcPr>
-            <w:tcW w:w="0" w:type="auto"/>
-            <w:tcBorders>
-              <w:top w:val="single" w:sz="6" w:space="0" w:color="C4C7C5"/>
-              <w:left w:val="single" w:sz="6" w:space="0" w:color="C4C7C5"/>
-              <w:bottom w:val="single" w:sz="6" w:space="0" w:color="C4C7C5"/>
-              <w:right w:val="single" w:sz="6" w:space="0" w:color="C4C7C5"/>
-            </w:tcBorders>
-            <w:tcMar>
-              <w:top w:w="120" w:type="dxa"/>
-              <w:left w:w="180" w:type="dxa"/>
-              <w:bottom w:w="120" w:type="dxa"/>
-              <w:right w:w="180" w:type="dxa"/>
-            </w:tcMar>
-            <w:vAlign w:val="center"/>
-            <w:hideMark/>
-          </w:tcPr>
-          <w:p>
-            <w:r>
-              <w:t>4</w:t>
-            </w:r>
-          </w:p>
-        </w:tc>
-      </w:tr>
-      <w:tr>
-        <w:trPr>
-          <w:tblCellSpacing w:w="15" w:type="dxa"/>
-        </w:trPr>
-        <w:tc>
-          <w:tcPr>
-            <w:tcW w:w="0" w:type="auto"/>
-            <w:tcBorders>
-              <w:top w:val="single" w:sz="6" w:space="0" w:color="C4C7C5"/>
-              <w:left w:val="single" w:sz="6" w:space="0" w:color="C4C7C5"/>
-              <w:bottom w:val="single" w:sz="6" w:space="0" w:color="C4C7C5"/>
-              <w:right w:val="single" w:sz="6" w:space="0" w:color="C4C7C5"/>
-            </w:tcBorders>
-            <w:tcMar>
-              <w:top w:w="120" w:type="dxa"/>
-              <w:left w:w="180" w:type="dxa"/>
-              <w:bottom w:w="120" w:type="dxa"/>
-              <w:right w:w="180" w:type="dxa"/>
-            </w:tcMar>
-            <w:vAlign w:val="center"/>
-            <w:hideMark/>
-          </w:tcPr>
-          <w:p>
-            <w:r>
-              <w:rPr>
-                <w:b/>
-                <w:bCs/>
-              </w:rPr>
-              <w:t>Total</w:t>
-            </w:r>
-          </w:p>
-        </w:tc>
-        <w:tc>
-          <w:tcPr>
-            <w:tcW w:w="0" w:type="auto"/>
-            <w:tcBorders>
-              <w:top w:val="single" w:sz="6" w:space="0" w:color="C4C7C5"/>
-              <w:left w:val="single" w:sz="6" w:space="0" w:color="C4C7C5"/>
-              <w:bottom w:val="single" w:sz="6" w:space="0" w:color="C4C7C5"/>
-              <w:right w:val="single" w:sz="6" w:space="0" w:color="C4C7C5"/>
-            </w:tcBorders>
-            <w:tcMar>
-              <w:top w:w="120" w:type="dxa"/>
-              <w:left w:w="180" w:type="dxa"/>
-              <w:bottom w:w="120" w:type="dxa"/>
-              <w:right w:w="180" w:type="dxa"/>
-            </w:tcMar>
-            <w:vAlign w:val="center"/>
-            <w:hideMark/>
-          </w:tcPr>
-          <w:p>
-            <w:r>
-              <w:rPr>
-                <w:b/>
-                <w:bCs/>
-              </w:rPr>
-              <w:t>20</w:t>
+              <w:rPr>
+                <w:b/>
+                <w:bCs/>
+              </w:rPr>
+              <w:t>FF</w:t>
+            </w:r>
+          </w:p>
+        </w:tc>
+        <w:tc>
+          <w:tcPr>
+            <w:tcW w:w="0" w:type="auto"/>
+            <w:tcBorders>
+              <w:top w:val="single" w:sz="6" w:space="0" w:color="C4C7C5"/>
+              <w:left w:val="single" w:sz="6" w:space="0" w:color="C4C7C5"/>
+              <w:bottom w:val="single" w:sz="6" w:space="0" w:color="C4C7C5"/>
+              <w:right w:val="single" w:sz="6" w:space="0" w:color="C4C7C5"/>
+            </w:tcBorders>
+            <w:tcMar>
+              <w:top w:w="120" w:type="dxa"/>
+              <w:left w:w="180" w:type="dxa"/>
+              <w:bottom w:w="120" w:type="dxa"/>
+              <w:right w:w="180" w:type="dxa"/>
+            </w:tcMar>
+            <w:vAlign w:val="center"/>
+            <w:hideMark/>
+          </w:tcPr>
+          <w:p>
+            <w:r>
+              <w:t>Files &amp; Project Management</w:t>
+            </w:r>
+          </w:p>
+        </w:tc>
+        <w:tc>
+          <w:tcPr>
+            <w:tcW w:w="0" w:type="auto"/>
+            <w:tcBorders>
+              <w:top w:val="single" w:sz="6" w:space="0" w:color="C4C7C5"/>
+              <w:left w:val="single" w:sz="6" w:space="0" w:color="C4C7C5"/>
+              <w:bottom w:val="single" w:sz="6" w:space="0" w:color="C4C7C5"/>
+              <w:right w:val="single" w:sz="6" w:space="0" w:color="C4C7C5"/>
+            </w:tcBorders>
+            <w:tcMar>
+              <w:top w:w="120" w:type="dxa"/>
+              <w:left w:w="180" w:type="dxa"/>
+              <w:bottom w:w="120" w:type="dxa"/>
+              <w:right w:w="180" w:type="dxa"/>
+            </w:tcMar>
+            <w:vAlign w:val="center"/>
+            <w:hideMark/>
+          </w:tcPr>
+          <w:p>
+            <w:r>
+              <w:t>3</w:t>
+            </w:r>
+          </w:p>
+        </w:tc>
+        <w:tc>
+          <w:tcPr>
+            <w:tcW w:w="0" w:type="auto"/>
+            <w:tcBorders>
+              <w:top w:val="single" w:sz="6" w:space="0" w:color="C4C7C5"/>
+              <w:left w:val="single" w:sz="6" w:space="0" w:color="C4C7C5"/>
+              <w:bottom w:val="single" w:sz="6" w:space="0" w:color="C4C7C5"/>
+              <w:right w:val="single" w:sz="6" w:space="0" w:color="C4C7C5"/>
+            </w:tcBorders>
+            <w:tcMar>
+              <w:top w:w="120" w:type="dxa"/>
+              <w:left w:w="180" w:type="dxa"/>
+              <w:bottom w:w="120" w:type="dxa"/>
+              <w:right w:w="180" w:type="dxa"/>
+            </w:tcMar>
+            <w:vAlign w:val="center"/>
+            <w:hideMark/>
+          </w:tcPr>
+          <w:p>
+            <w:r>
+              <w:t>16</w:t>
+            </w:r>
+          </w:p>
+        </w:tc>
+      </w:tr>
+      <w:tr>
+        <w:trPr>
+          <w:tblCellSpacing w:w="15" w:type="dxa"/>
+        </w:trPr>
+        <w:tc>
+          <w:tcPr>
+            <w:tcW w:w="0" w:type="auto"/>
+            <w:tcBorders>
+              <w:top w:val="single" w:sz="6" w:space="0" w:color="C4C7C5"/>
+              <w:left w:val="single" w:sz="6" w:space="0" w:color="C4C7C5"/>
+              <w:bottom w:val="single" w:sz="6" w:space="0" w:color="C4C7C5"/>
+              <w:right w:val="single" w:sz="6" w:space="0" w:color="C4C7C5"/>
+            </w:tcBorders>
+            <w:tcMar>
+              <w:top w:w="120" w:type="dxa"/>
+              <w:left w:w="180" w:type="dxa"/>
+              <w:bottom w:w="120" w:type="dxa"/>
+              <w:right w:w="180" w:type="dxa"/>
+            </w:tcMar>
+            <w:vAlign w:val="center"/>
+            <w:hideMark/>
+          </w:tcPr>
+          <w:p>
+            <w:r>
+              <w:rPr>
+                <w:b/>
+                <w:bCs/>
+              </w:rPr>
+              <w:t>OS</w:t>
+            </w:r>
+          </w:p>
+        </w:tc>
+        <w:tc>
+          <w:tcPr>
+            <w:tcW w:w="0" w:type="auto"/>
+            <w:tcBorders>
+              <w:top w:val="single" w:sz="6" w:space="0" w:color="C4C7C5"/>
+              <w:left w:val="single" w:sz="6" w:space="0" w:color="C4C7C5"/>
+              <w:bottom w:val="single" w:sz="6" w:space="0" w:color="C4C7C5"/>
+              <w:right w:val="single" w:sz="6" w:space="0" w:color="C4C7C5"/>
+            </w:tcBorders>
+            <w:tcMar>
+              <w:top w:w="120" w:type="dxa"/>
+              <w:left w:w="180" w:type="dxa"/>
+              <w:bottom w:w="120" w:type="dxa"/>
+              <w:right w:w="180" w:type="dxa"/>
+            </w:tcMar>
+            <w:vAlign w:val="center"/>
+            <w:hideMark/>
+          </w:tcPr>
+          <w:p>
+            <w:r>
+              <w:t>Operating Systems</w:t>
+            </w:r>
+          </w:p>
+        </w:tc>
+        <w:tc>
+          <w:tcPr>
+            <w:tcW w:w="0" w:type="auto"/>
+            <w:tcBorders>
+              <w:top w:val="single" w:sz="6" w:space="0" w:color="C4C7C5"/>
+              <w:left w:val="single" w:sz="6" w:space="0" w:color="C4C7C5"/>
+              <w:bottom w:val="single" w:sz="6" w:space="0" w:color="C4C7C5"/>
+              <w:right w:val="single" w:sz="6" w:space="0" w:color="C4C7C5"/>
+            </w:tcBorders>
+            <w:tcMar>
+              <w:top w:w="120" w:type="dxa"/>
+              <w:left w:w="180" w:type="dxa"/>
+              <w:bottom w:w="120" w:type="dxa"/>
+              <w:right w:w="180" w:type="dxa"/>
+            </w:tcMar>
+            <w:vAlign w:val="center"/>
+            <w:hideMark/>
+          </w:tcPr>
+          <w:p>
+            <w:r>
+              <w:t>2</w:t>
+            </w:r>
+          </w:p>
+        </w:tc>
+        <w:tc>
+          <w:tcPr>
+            <w:tcW w:w="0" w:type="auto"/>
+            <w:tcBorders>
+              <w:top w:val="single" w:sz="6" w:space="0" w:color="C4C7C5"/>
+              <w:left w:val="single" w:sz="6" w:space="0" w:color="C4C7C5"/>
+              <w:bottom w:val="single" w:sz="6" w:space="0" w:color="C4C7C5"/>
+              <w:right w:val="single" w:sz="6" w:space="0" w:color="C4C7C5"/>
+            </w:tcBorders>
+            <w:tcMar>
+              <w:top w:w="120" w:type="dxa"/>
+              <w:left w:w="180" w:type="dxa"/>
+              <w:bottom w:w="120" w:type="dxa"/>
+              <w:right w:w="180" w:type="dxa"/>
+            </w:tcMar>
+            <w:vAlign w:val="center"/>
+            <w:hideMark/>
+          </w:tcPr>
+          <w:p>
+            <w:r>
+              <w:t>10</w:t>
+            </w:r>
+          </w:p>
+        </w:tc>
+      </w:tr>
+      <w:tr>
+        <w:trPr>
+          <w:tblCellSpacing w:w="15" w:type="dxa"/>
+        </w:trPr>
+        <w:tc>
+          <w:tcPr>
+            <w:tcW w:w="0" w:type="auto"/>
+            <w:tcBorders>
+              <w:top w:val="single" w:sz="6" w:space="0" w:color="C4C7C5"/>
+              <w:left w:val="single" w:sz="6" w:space="0" w:color="C4C7C5"/>
+              <w:bottom w:val="single" w:sz="6" w:space="0" w:color="C4C7C5"/>
+              <w:right w:val="single" w:sz="6" w:space="0" w:color="C4C7C5"/>
+            </w:tcBorders>
+            <w:tcMar>
+              <w:top w:w="120" w:type="dxa"/>
+              <w:left w:w="180" w:type="dxa"/>
+              <w:bottom w:w="120" w:type="dxa"/>
+              <w:right w:w="180" w:type="dxa"/>
+            </w:tcMar>
+            <w:vAlign w:val="center"/>
+            <w:hideMark/>
+          </w:tcPr>
+          <w:p>
+            <w:r>
+              <w:rPr>
+                <w:b/>
+                <w:bCs/>
+              </w:rPr>
+              <w:t>WI</w:t>
+            </w:r>
+          </w:p>
+        </w:tc>
+        <w:tc>
+          <w:tcPr>
+            <w:tcW w:w="0" w:type="auto"/>
+            <w:tcBorders>
+              <w:top w:val="single" w:sz="6" w:space="0" w:color="C4C7C5"/>
+              <w:left w:val="single" w:sz="6" w:space="0" w:color="C4C7C5"/>
+              <w:bottom w:val="single" w:sz="6" w:space="0" w:color="C4C7C5"/>
+              <w:right w:val="single" w:sz="6" w:space="0" w:color="C4C7C5"/>
+            </w:tcBorders>
+            <w:tcMar>
+              <w:top w:w="120" w:type="dxa"/>
+              <w:left w:w="180" w:type="dxa"/>
+              <w:bottom w:w="120" w:type="dxa"/>
+              <w:right w:w="180" w:type="dxa"/>
+            </w:tcMar>
+            <w:vAlign w:val="center"/>
+            <w:hideMark/>
+          </w:tcPr>
+          <w:p>
+            <w:r>
+              <w:t>Web &amp; Internet</w:t>
+            </w:r>
+          </w:p>
+        </w:tc>
+        <w:tc>
+          <w:tcPr>
+            <w:tcW w:w="0" w:type="auto"/>
+            <w:tcBorders>
+              <w:top w:val="single" w:sz="6" w:space="0" w:color="C4C7C5"/>
+              <w:left w:val="single" w:sz="6" w:space="0" w:color="C4C7C5"/>
+              <w:bottom w:val="single" w:sz="6" w:space="0" w:color="C4C7C5"/>
+              <w:right w:val="single" w:sz="6" w:space="0" w:color="C4C7C5"/>
+            </w:tcBorders>
+            <w:tcMar>
+              <w:top w:w="120" w:type="dxa"/>
+              <w:left w:w="180" w:type="dxa"/>
+              <w:bottom w:w="120" w:type="dxa"/>
+              <w:right w:w="180" w:type="dxa"/>
+            </w:tcMar>
+            <w:vAlign w:val="center"/>
+            <w:hideMark/>
+          </w:tcPr>
+          <w:p>
+            <w:r>
+              <w:t>0</w:t>
+            </w:r>
+          </w:p>
+        </w:tc>
+        <w:tc>
+          <w:tcPr>
+            <w:tcW w:w="0" w:type="auto"/>
+            <w:tcBorders>
+              <w:top w:val="single" w:sz="6" w:space="0" w:color="C4C7C5"/>
+              <w:left w:val="single" w:sz="6" w:space="0" w:color="C4C7C5"/>
+              <w:bottom w:val="single" w:sz="6" w:space="0" w:color="C4C7C5"/>
+              <w:right w:val="single" w:sz="6" w:space="0" w:color="C4C7C5"/>
+            </w:tcBorders>
+            <w:tcMar>
+              <w:top w:w="120" w:type="dxa"/>
+              <w:left w:w="180" w:type="dxa"/>
+              <w:bottom w:w="120" w:type="dxa"/>
+              <w:right w:w="180" w:type="dxa"/>
+            </w:tcMar>
+            <w:vAlign w:val="center"/>
+            <w:hideMark/>
+          </w:tcPr>
+          <w:p>
+            <w:r>
+              <w:t>0</w:t>
+            </w:r>
+          </w:p>
+        </w:tc>
+      </w:tr>
+      <w:tr>
+        <w:trPr>
+          <w:tblCellSpacing w:w="15" w:type="dxa"/>
+        </w:trPr>
+        <w:tc>
+          <w:tcPr>
+            <w:tcW w:w="0" w:type="auto"/>
+            <w:tcBorders>
+              <w:top w:val="single" w:sz="6" w:space="0" w:color="C4C7C5"/>
+              <w:left w:val="single" w:sz="6" w:space="0" w:color="C4C7C5"/>
+              <w:bottom w:val="single" w:sz="6" w:space="0" w:color="C4C7C5"/>
+              <w:right w:val="single" w:sz="6" w:space="0" w:color="C4C7C5"/>
+            </w:tcBorders>
+            <w:tcMar>
+              <w:top w:w="120" w:type="dxa"/>
+              <w:left w:w="180" w:type="dxa"/>
+              <w:bottom w:w="120" w:type="dxa"/>
+              <w:right w:w="180" w:type="dxa"/>
+            </w:tcMar>
+            <w:vAlign w:val="center"/>
+            <w:hideMark/>
+          </w:tcPr>
+          <w:p>
+            <w:r>
+              <w:rPr>
+                <w:b/>
+                <w:bCs/>
+              </w:rPr>
+              <w:t>KI</w:t>
+            </w:r>
+          </w:p>
+        </w:tc>
+        <w:tc>
+          <w:tcPr>
+            <w:tcW w:w="0" w:type="auto"/>
+            <w:tcBorders>
+              <w:top w:val="single" w:sz="6" w:space="0" w:color="C4C7C5"/>
+              <w:left w:val="single" w:sz="6" w:space="0" w:color="C4C7C5"/>
+              <w:bottom w:val="single" w:sz="6" w:space="0" w:color="C4C7C5"/>
+              <w:right w:val="single" w:sz="6" w:space="0" w:color="C4C7C5"/>
+            </w:tcBorders>
+            <w:tcMar>
+              <w:top w:w="120" w:type="dxa"/>
+              <w:left w:w="180" w:type="dxa"/>
+              <w:bottom w:w="120" w:type="dxa"/>
+              <w:right w:w="180" w:type="dxa"/>
+            </w:tcMar>
+            <w:vAlign w:val="center"/>
+            <w:hideMark/>
+          </w:tcPr>
+          <w:p>
+            <w:r>
+              <w:t>Keyboard &amp; Input</w:t>
+            </w:r>
+          </w:p>
+        </w:tc>
+        <w:tc>
+          <w:tcPr>
+            <w:tcW w:w="0" w:type="auto"/>
+            <w:tcBorders>
+              <w:top w:val="single" w:sz="6" w:space="0" w:color="C4C7C5"/>
+              <w:left w:val="single" w:sz="6" w:space="0" w:color="C4C7C5"/>
+              <w:bottom w:val="single" w:sz="6" w:space="0" w:color="C4C7C5"/>
+              <w:right w:val="single" w:sz="6" w:space="0" w:color="C4C7C5"/>
+            </w:tcBorders>
+            <w:tcMar>
+              <w:top w:w="120" w:type="dxa"/>
+              <w:left w:w="180" w:type="dxa"/>
+              <w:bottom w:w="120" w:type="dxa"/>
+              <w:right w:w="180" w:type="dxa"/>
+            </w:tcMar>
+            <w:vAlign w:val="center"/>
+            <w:hideMark/>
+          </w:tcPr>
+          <w:p>
+            <w:r>
+              <w:t>0</w:t>
+            </w:r>
+          </w:p>
+        </w:tc>
+        <w:tc>
+          <w:tcPr>
+            <w:tcW w:w="0" w:type="auto"/>
+            <w:tcBorders>
+              <w:top w:val="single" w:sz="6" w:space="0" w:color="C4C7C5"/>
+              <w:left w:val="single" w:sz="6" w:space="0" w:color="C4C7C5"/>
+              <w:bottom w:val="single" w:sz="6" w:space="0" w:color="C4C7C5"/>
+              <w:right w:val="single" w:sz="6" w:space="0" w:color="C4C7C5"/>
+            </w:tcBorders>
+            <w:tcMar>
+              <w:top w:w="120" w:type="dxa"/>
+              <w:left w:w="180" w:type="dxa"/>
+              <w:bottom w:w="120" w:type="dxa"/>
+              <w:right w:w="180" w:type="dxa"/>
+            </w:tcMar>
+            <w:vAlign w:val="center"/>
+            <w:hideMark/>
+          </w:tcPr>
+          <w:p>
+            <w:r>
+              <w:t>0</w:t>
+            </w:r>
+          </w:p>
+        </w:tc>
+      </w:tr>
+      <w:tr>
+        <w:trPr>
+          <w:tblCellSpacing w:w="15" w:type="dxa"/>
+        </w:trPr>
+        <w:tc>
+          <w:tcPr>
+            <w:tcW w:w="0" w:type="auto"/>
+            <w:tcBorders>
+              <w:top w:val="single" w:sz="6" w:space="0" w:color="C4C7C5"/>
+              <w:left w:val="single" w:sz="6" w:space="0" w:color="C4C7C5"/>
+              <w:bottom w:val="single" w:sz="6" w:space="0" w:color="C4C7C5"/>
+              <w:right w:val="single" w:sz="6" w:space="0" w:color="C4C7C5"/>
+            </w:tcBorders>
+            <w:tcMar>
+              <w:top w:w="120" w:type="dxa"/>
+              <w:left w:w="180" w:type="dxa"/>
+              <w:bottom w:w="120" w:type="dxa"/>
+              <w:right w:w="180" w:type="dxa"/>
+            </w:tcMar>
+            <w:vAlign w:val="center"/>
+            <w:hideMark/>
+          </w:tcPr>
+          <w:p>
+            <w:r>
+              <w:rPr>
+                <w:b/>
+                <w:bCs/>
+              </w:rPr>
+              <w:t>DW</w:t>
+            </w:r>
+          </w:p>
+        </w:tc>
+        <w:tc>
+          <w:tcPr>
+            <w:tcW w:w="0" w:type="auto"/>
+            <w:tcBorders>
+              <w:top w:val="single" w:sz="6" w:space="0" w:color="C4C7C5"/>
+              <w:left w:val="single" w:sz="6" w:space="0" w:color="C4C7C5"/>
+              <w:bottom w:val="single" w:sz="6" w:space="0" w:color="C4C7C5"/>
+              <w:right w:val="single" w:sz="6" w:space="0" w:color="C4C7C5"/>
+            </w:tcBorders>
+            <w:tcMar>
+              <w:top w:w="120" w:type="dxa"/>
+              <w:left w:w="180" w:type="dxa"/>
+              <w:bottom w:w="120" w:type="dxa"/>
+              <w:right w:w="180" w:type="dxa"/>
+            </w:tcMar>
+            <w:vAlign w:val="center"/>
+            <w:hideMark/>
+          </w:tcPr>
+          <w:p>
+            <w:r>
+              <w:t>Desktop Workspace</w:t>
+            </w:r>
+          </w:p>
+        </w:tc>
+        <w:tc>
+          <w:tcPr>
+            <w:tcW w:w="0" w:type="auto"/>
+            <w:tcBorders>
+              <w:top w:val="single" w:sz="6" w:space="0" w:color="C4C7C5"/>
+              <w:left w:val="single" w:sz="6" w:space="0" w:color="C4C7C5"/>
+              <w:bottom w:val="single" w:sz="6" w:space="0" w:color="C4C7C5"/>
+              <w:right w:val="single" w:sz="6" w:space="0" w:color="C4C7C5"/>
+            </w:tcBorders>
+            <w:tcMar>
+              <w:top w:w="120" w:type="dxa"/>
+              <w:left w:w="180" w:type="dxa"/>
+              <w:bottom w:w="120" w:type="dxa"/>
+              <w:right w:w="180" w:type="dxa"/>
+            </w:tcMar>
+            <w:vAlign w:val="center"/>
+            <w:hideMark/>
+          </w:tcPr>
+          <w:p>
+            <w:r>
+              <w:t>0</w:t>
+            </w:r>
+          </w:p>
+        </w:tc>
+        <w:tc>
+          <w:tcPr>
+            <w:tcW w:w="0" w:type="auto"/>
+            <w:tcBorders>
+              <w:top w:val="single" w:sz="6" w:space="0" w:color="C4C7C5"/>
+              <w:left w:val="single" w:sz="6" w:space="0" w:color="C4C7C5"/>
+              <w:bottom w:val="single" w:sz="6" w:space="0" w:color="C4C7C5"/>
+              <w:right w:val="single" w:sz="6" w:space="0" w:color="C4C7C5"/>
+            </w:tcBorders>
+            <w:tcMar>
+              <w:top w:w="120" w:type="dxa"/>
+              <w:left w:w="180" w:type="dxa"/>
+              <w:bottom w:w="120" w:type="dxa"/>
+              <w:right w:w="180" w:type="dxa"/>
+            </w:tcMar>
+            <w:vAlign w:val="center"/>
+            <w:hideMark/>
+          </w:tcPr>
+          <w:p>
+            <w:r>
+              <w:t>0</w:t>
+            </w:r>
+          </w:p>
+        </w:tc>
+      </w:tr>
+      <w:tr>
+        <w:trPr>
+          <w:tblCellSpacing w:w="15" w:type="dxa"/>
+        </w:trPr>
+        <w:tc>
+          <w:tcPr>
+            <w:tcW w:w="0" w:type="auto"/>
+            <w:tcBorders>
+              <w:top w:val="single" w:sz="6" w:space="0" w:color="C4C7C5"/>
+              <w:left w:val="single" w:sz="6" w:space="0" w:color="C4C7C5"/>
+              <w:bottom w:val="single" w:sz="6" w:space="0" w:color="C4C7C5"/>
+              <w:right w:val="single" w:sz="6" w:space="0" w:color="C4C7C5"/>
+            </w:tcBorders>
+            <w:tcMar>
+              <w:top w:w="120" w:type="dxa"/>
+              <w:left w:w="180" w:type="dxa"/>
+              <w:bottom w:w="120" w:type="dxa"/>
+              <w:right w:w="180" w:type="dxa"/>
+            </w:tcMar>
+            <w:vAlign w:val="center"/>
+            <w:hideMark/>
+          </w:tcPr>
+          <w:p>
+            <w:r>
+              <w:rPr>
+                <w:b/>
+                <w:bCs/>
+              </w:rPr>
+              <w:t>AU</w:t>
+            </w:r>
+          </w:p>
+        </w:tc>
+        <w:tc>
+          <w:tcPr>
+            <w:tcW w:w="0" w:type="auto"/>
+            <w:tcBorders>
+              <w:top w:val="single" w:sz="6" w:space="0" w:color="C4C7C5"/>
+              <w:left w:val="single" w:sz="6" w:space="0" w:color="C4C7C5"/>
+              <w:bottom w:val="single" w:sz="6" w:space="0" w:color="C4C7C5"/>
+              <w:right w:val="single" w:sz="6" w:space="0" w:color="C4C7C5"/>
+            </w:tcBorders>
+            <w:tcMar>
+              <w:top w:w="120" w:type="dxa"/>
+              <w:left w:w="180" w:type="dxa"/>
+              <w:bottom w:w="120" w:type="dxa"/>
+              <w:right w:w="180" w:type="dxa"/>
+            </w:tcMar>
+            <w:vAlign w:val="center"/>
+            <w:hideMark/>
+          </w:tcPr>
+          <w:p>
+            <w:r>
+              <w:t>Authentication &amp; Forms</w:t>
+            </w:r>
+          </w:p>
+        </w:tc>
+        <w:tc>
+          <w:tcPr>
+            <w:tcW w:w="0" w:type="auto"/>
+            <w:tcBorders>
+              <w:top w:val="single" w:sz="6" w:space="0" w:color="C4C7C5"/>
+              <w:left w:val="single" w:sz="6" w:space="0" w:color="C4C7C5"/>
+              <w:bottom w:val="single" w:sz="6" w:space="0" w:color="C4C7C5"/>
+              <w:right w:val="single" w:sz="6" w:space="0" w:color="C4C7C5"/>
+            </w:tcBorders>
+            <w:tcMar>
+              <w:top w:w="120" w:type="dxa"/>
+              <w:left w:w="180" w:type="dxa"/>
+              <w:bottom w:w="120" w:type="dxa"/>
+              <w:right w:w="180" w:type="dxa"/>
+            </w:tcMar>
+            <w:vAlign w:val="center"/>
+            <w:hideMark/>
+          </w:tcPr>
+          <w:p>
+            <w:r>
+              <w:t>0</w:t>
+            </w:r>
+          </w:p>
+        </w:tc>
+        <w:tc>
+          <w:tcPr>
+            <w:tcW w:w="0" w:type="auto"/>
+            <w:tcBorders>
+              <w:top w:val="single" w:sz="6" w:space="0" w:color="C4C7C5"/>
+              <w:left w:val="single" w:sz="6" w:space="0" w:color="C4C7C5"/>
+              <w:bottom w:val="single" w:sz="6" w:space="0" w:color="C4C7C5"/>
+              <w:right w:val="single" w:sz="6" w:space="0" w:color="C4C7C5"/>
+            </w:tcBorders>
+            <w:tcMar>
+              <w:top w:w="120" w:type="dxa"/>
+              <w:left w:w="180" w:type="dxa"/>
+              <w:bottom w:w="120" w:type="dxa"/>
+              <w:right w:w="180" w:type="dxa"/>
+            </w:tcMar>
+            <w:vAlign w:val="center"/>
+            <w:hideMark/>
+          </w:tcPr>
+          <w:p>
+            <w:r>
+              <w:t>0</w:t>
+            </w:r>
+          </w:p>
+        </w:tc>
+      </w:tr>
+      <w:tr>
+        <w:trPr>
+          <w:tblCellSpacing w:w="15" w:type="dxa"/>
+        </w:trPr>
+        <w:tc>
+          <w:tcPr>
+            <w:tcW w:w="0" w:type="auto"/>
+            <w:tcBorders>
+              <w:top w:val="single" w:sz="6" w:space="0" w:color="C4C7C5"/>
+              <w:left w:val="single" w:sz="6" w:space="0" w:color="C4C7C5"/>
+              <w:bottom w:val="single" w:sz="6" w:space="0" w:color="C4C7C5"/>
+              <w:right w:val="single" w:sz="6" w:space="0" w:color="C4C7C5"/>
+            </w:tcBorders>
+            <w:tcMar>
+              <w:top w:w="120" w:type="dxa"/>
+              <w:left w:w="180" w:type="dxa"/>
+              <w:bottom w:w="120" w:type="dxa"/>
+              <w:right w:w="180" w:type="dxa"/>
+            </w:tcMar>
+            <w:vAlign w:val="center"/>
+            <w:hideMark/>
+          </w:tcPr>
+          <w:p>
+            <w:r>
+              <w:rPr>
+                <w:b/>
+                <w:bCs/>
+              </w:rPr>
+              <w:t>NT</w:t>
+            </w:r>
+          </w:p>
+        </w:tc>
+        <w:tc>
+          <w:tcPr>
+            <w:tcW w:w="0" w:type="auto"/>
+            <w:tcBorders>
+              <w:top w:val="single" w:sz="6" w:space="0" w:color="C4C7C5"/>
+              <w:left w:val="single" w:sz="6" w:space="0" w:color="C4C7C5"/>
+              <w:bottom w:val="single" w:sz="6" w:space="0" w:color="C4C7C5"/>
+              <w:right w:val="single" w:sz="6" w:space="0" w:color="C4C7C5"/>
+            </w:tcBorders>
+            <w:tcMar>
+              <w:top w:w="120" w:type="dxa"/>
+              <w:left w:w="180" w:type="dxa"/>
+              <w:bottom w:w="120" w:type="dxa"/>
+              <w:right w:w="180" w:type="dxa"/>
+            </w:tcMar>
+            <w:vAlign w:val="center"/>
+            <w:hideMark/>
+          </w:tcPr>
+          <w:p>
+            <w:r>
+              <w:t>Notifications</w:t>
+            </w:r>
+          </w:p>
+        </w:tc>
+        <w:tc>
+          <w:tcPr>
+            <w:tcW w:w="0" w:type="auto"/>
+            <w:tcBorders>
+              <w:top w:val="single" w:sz="6" w:space="0" w:color="C4C7C5"/>
+              <w:left w:val="single" w:sz="6" w:space="0" w:color="C4C7C5"/>
+              <w:bottom w:val="single" w:sz="6" w:space="0" w:color="C4C7C5"/>
+              <w:right w:val="single" w:sz="6" w:space="0" w:color="C4C7C5"/>
+            </w:tcBorders>
+            <w:tcMar>
+              <w:top w:w="120" w:type="dxa"/>
+              <w:left w:w="180" w:type="dxa"/>
+              <w:bottom w:w="120" w:type="dxa"/>
+              <w:right w:w="180" w:type="dxa"/>
+            </w:tcMar>
+            <w:vAlign w:val="center"/>
+            <w:hideMark/>
+          </w:tcPr>
+          <w:p>
+            <w:r>
+              <w:t>0</w:t>
+            </w:r>
+          </w:p>
+        </w:tc>
+        <w:tc>
+          <w:tcPr>
+            <w:tcW w:w="0" w:type="auto"/>
+            <w:tcBorders>
+              <w:top w:val="single" w:sz="6" w:space="0" w:color="C4C7C5"/>
+              <w:left w:val="single" w:sz="6" w:space="0" w:color="C4C7C5"/>
+              <w:bottom w:val="single" w:sz="6" w:space="0" w:color="C4C7C5"/>
+              <w:right w:val="single" w:sz="6" w:space="0" w:color="C4C7C5"/>
+            </w:tcBorders>
+            <w:tcMar>
+              <w:top w:w="120" w:type="dxa"/>
+              <w:left w:w="180" w:type="dxa"/>
+              <w:bottom w:w="120" w:type="dxa"/>
+              <w:right w:w="180" w:type="dxa"/>
+            </w:tcMar>
+            <w:vAlign w:val="center"/>
+            <w:hideMark/>
+          </w:tcPr>
+          <w:p>
+            <w:r>
+              <w:t>0</w:t>
+            </w:r>
+          </w:p>
+        </w:tc>
+      </w:tr>
+      <w:tr>
+        <w:trPr>
+          <w:tblCellSpacing w:w="15" w:type="dxa"/>
+        </w:trPr>
+        <w:tc>
+          <w:tcPr>
+            <w:tcW w:w="0" w:type="auto"/>
+            <w:tcBorders>
+              <w:top w:val="single" w:sz="6" w:space="0" w:color="C4C7C5"/>
+              <w:left w:val="single" w:sz="6" w:space="0" w:color="C4C7C5"/>
+              <w:bottom w:val="single" w:sz="6" w:space="0" w:color="C4C7C5"/>
+              <w:right w:val="single" w:sz="6" w:space="0" w:color="C4C7C5"/>
+            </w:tcBorders>
+            <w:tcMar>
+              <w:top w:w="120" w:type="dxa"/>
+              <w:left w:w="180" w:type="dxa"/>
+              <w:bottom w:w="120" w:type="dxa"/>
+              <w:right w:w="180" w:type="dxa"/>
+            </w:tcMar>
+            <w:vAlign w:val="center"/>
+            <w:hideMark/>
+          </w:tcPr>
+          <w:p>
+            <w:r>
+              <w:rPr>
+                <w:b/>
+                <w:bCs/>
+              </w:rPr>
+              <w:t>LE</w:t>
+            </w:r>
+          </w:p>
+        </w:tc>
+        <w:tc>
+          <w:tcPr>
+            <w:tcW w:w="0" w:type="auto"/>
+            <w:tcBorders>
+              <w:top w:val="single" w:sz="6" w:space="0" w:color="C4C7C5"/>
+              <w:left w:val="single" w:sz="6" w:space="0" w:color="C4C7C5"/>
+              <w:bottom w:val="single" w:sz="6" w:space="0" w:color="C4C7C5"/>
+              <w:right w:val="single" w:sz="6" w:space="0" w:color="C4C7C5"/>
+            </w:tcBorders>
+            <w:tcMar>
+              <w:top w:w="120" w:type="dxa"/>
+              <w:left w:w="180" w:type="dxa"/>
+              <w:bottom w:w="120" w:type="dxa"/>
+              <w:right w:w="180" w:type="dxa"/>
+            </w:tcMar>
+            <w:vAlign w:val="center"/>
+            <w:hideMark/>
+          </w:tcPr>
+          <w:p>
+            <w:r>
+              <w:t>Learning</w:t>
+            </w:r>
+          </w:p>
+        </w:tc>
+        <w:tc>
+          <w:tcPr>
+            <w:tcW w:w="0" w:type="auto"/>
+            <w:tcBorders>
+              <w:top w:val="single" w:sz="6" w:space="0" w:color="C4C7C5"/>
+              <w:left w:val="single" w:sz="6" w:space="0" w:color="C4C7C5"/>
+              <w:bottom w:val="single" w:sz="6" w:space="0" w:color="C4C7C5"/>
+              <w:right w:val="single" w:sz="6" w:space="0" w:color="C4C7C5"/>
+            </w:tcBorders>
+            <w:tcMar>
+              <w:top w:w="120" w:type="dxa"/>
+              <w:left w:w="180" w:type="dxa"/>
+              <w:bottom w:w="120" w:type="dxa"/>
+              <w:right w:w="180" w:type="dxa"/>
+            </w:tcMar>
+            <w:vAlign w:val="center"/>
+            <w:hideMark/>
+          </w:tcPr>
+          <w:p>
+            <w:r>
+              <w:t>0</w:t>
+            </w:r>
+          </w:p>
+        </w:tc>
+        <w:tc>
+          <w:tcPr>
+            <w:tcW w:w="0" w:type="auto"/>
+            <w:tcBorders>
+              <w:top w:val="single" w:sz="6" w:space="0" w:color="C4C7C5"/>
+              <w:left w:val="single" w:sz="6" w:space="0" w:color="C4C7C5"/>
+              <w:bottom w:val="single" w:sz="6" w:space="0" w:color="C4C7C5"/>
+              <w:right w:val="single" w:sz="6" w:space="0" w:color="C4C7C5"/>
+            </w:tcBorders>
+            <w:tcMar>
+              <w:top w:w="120" w:type="dxa"/>
+              <w:left w:w="180" w:type="dxa"/>
+              <w:bottom w:w="120" w:type="dxa"/>
+              <w:right w:w="180" w:type="dxa"/>
+            </w:tcMar>
+            <w:vAlign w:val="center"/>
+            <w:hideMark/>
+          </w:tcPr>
+          <w:p>
+            <w:r>
+              <w:t>0</w:t>
+            </w:r>
+          </w:p>
+        </w:tc>
+      </w:tr>
+      <w:tr>
+        <w:trPr>
+          <w:tblCellSpacing w:w="15" w:type="dxa"/>
+        </w:trPr>
+        <w:tc>
+          <w:tcPr>
+            <w:tcW w:w="0" w:type="auto"/>
+            <w:tcBorders>
+              <w:top w:val="single" w:sz="6" w:space="0" w:color="C4C7C5"/>
+              <w:left w:val="single" w:sz="6" w:space="0" w:color="C4C7C5"/>
+              <w:bottom w:val="single" w:sz="6" w:space="0" w:color="C4C7C5"/>
+              <w:right w:val="single" w:sz="6" w:space="0" w:color="C4C7C5"/>
+            </w:tcBorders>
+            <w:tcMar>
+              <w:top w:w="120" w:type="dxa"/>
+              <w:left w:w="180" w:type="dxa"/>
+              <w:bottom w:w="120" w:type="dxa"/>
+              <w:right w:w="180" w:type="dxa"/>
+            </w:tcMar>
+            <w:vAlign w:val="center"/>
+            <w:hideMark/>
+          </w:tcPr>
+          <w:p>
+            <w:r>
+              <w:rPr>
+                <w:b/>
+                <w:bCs/>
+              </w:rPr>
+              <w:t>MB</w:t>
+            </w:r>
+          </w:p>
+        </w:tc>
+        <w:tc>
+          <w:tcPr>
+            <w:tcW w:w="0" w:type="auto"/>
+            <w:tcBorders>
+              <w:top w:val="single" w:sz="6" w:space="0" w:color="C4C7C5"/>
+              <w:left w:val="single" w:sz="6" w:space="0" w:color="C4C7C5"/>
+              <w:bottom w:val="single" w:sz="6" w:space="0" w:color="C4C7C5"/>
+              <w:right w:val="single" w:sz="6" w:space="0" w:color="C4C7C5"/>
+            </w:tcBorders>
+            <w:tcMar>
+              <w:top w:w="120" w:type="dxa"/>
+              <w:left w:w="180" w:type="dxa"/>
+              <w:bottom w:w="120" w:type="dxa"/>
+              <w:right w:w="180" w:type="dxa"/>
+            </w:tcMar>
+            <w:vAlign w:val="center"/>
+            <w:hideMark/>
+          </w:tcPr>
+          <w:p>
+            <w:r>
+              <w:t>Mobile Experience</w:t>
+            </w:r>
+          </w:p>
+        </w:tc>
+        <w:tc>
+          <w:tcPr>
+            <w:tcW w:w="0" w:type="auto"/>
+            <w:tcBorders>
+              <w:top w:val="single" w:sz="6" w:space="0" w:color="C4C7C5"/>
+              <w:left w:val="single" w:sz="6" w:space="0" w:color="C4C7C5"/>
+              <w:bottom w:val="single" w:sz="6" w:space="0" w:color="C4C7C5"/>
+              <w:right w:val="single" w:sz="6" w:space="0" w:color="C4C7C5"/>
+            </w:tcBorders>
+            <w:tcMar>
+              <w:top w:w="120" w:type="dxa"/>
+              <w:left w:w="180" w:type="dxa"/>
+              <w:bottom w:w="120" w:type="dxa"/>
+              <w:right w:w="180" w:type="dxa"/>
+            </w:tcMar>
+            <w:vAlign w:val="center"/>
+            <w:hideMark/>
+          </w:tcPr>
+          <w:p>
+            <w:r>
+              <w:t>0</w:t>
+            </w:r>
+          </w:p>
+        </w:tc>
+        <w:tc>
+          <w:tcPr>
+            <w:tcW w:w="0" w:type="auto"/>
+            <w:tcBorders>
+              <w:top w:val="single" w:sz="6" w:space="0" w:color="C4C7C5"/>
+              <w:left w:val="single" w:sz="6" w:space="0" w:color="C4C7C5"/>
+              <w:bottom w:val="single" w:sz="6" w:space="0" w:color="C4C7C5"/>
+              <w:right w:val="single" w:sz="6" w:space="0" w:color="C4C7C5"/>
+            </w:tcBorders>
+            <w:tcMar>
+              <w:top w:w="120" w:type="dxa"/>
+              <w:left w:w="180" w:type="dxa"/>
+              <w:bottom w:w="120" w:type="dxa"/>
+              <w:right w:w="180" w:type="dxa"/>
+            </w:tcMar>
+            <w:vAlign w:val="center"/>
+            <w:hideMark/>
+          </w:tcPr>
+          <w:p>
+            <w:r>
+              <w:t>0</w:t>
+            </w:r>
+          </w:p>
+        </w:tc>
+      </w:tr>
+      <w:tr>
+        <w:trPr>
+          <w:tblCellSpacing w:w="15" w:type="dxa"/>
+        </w:trPr>
+        <w:tc>
+          <w:tcPr>
+            <w:tcW w:w="0" w:type="auto"/>
+            <w:tcBorders>
+              <w:top w:val="single" w:sz="6" w:space="0" w:color="C4C7C5"/>
+              <w:left w:val="single" w:sz="6" w:space="0" w:color="C4C7C5"/>
+              <w:bottom w:val="single" w:sz="6" w:space="0" w:color="C4C7C5"/>
+              <w:right w:val="single" w:sz="6" w:space="0" w:color="C4C7C5"/>
+            </w:tcBorders>
+            <w:tcMar>
+              <w:top w:w="120" w:type="dxa"/>
+              <w:left w:w="180" w:type="dxa"/>
+              <w:bottom w:w="120" w:type="dxa"/>
+              <w:right w:w="180" w:type="dxa"/>
+            </w:tcMar>
+            <w:vAlign w:val="center"/>
+            <w:hideMark/>
+          </w:tcPr>
+          <w:p>
+            <w:r>
+              <w:rPr>
+                <w:b/>
+                <w:bCs/>
+              </w:rPr>
+              <w:t>—</w:t>
+            </w:r>
+          </w:p>
+        </w:tc>
+        <w:tc>
+          <w:tcPr>
+            <w:tcW w:w="0" w:type="auto"/>
+            <w:tcBorders>
+              <w:top w:val="single" w:sz="6" w:space="0" w:color="C4C7C5"/>
+              <w:left w:val="single" w:sz="6" w:space="0" w:color="C4C7C5"/>
+              <w:bottom w:val="single" w:sz="6" w:space="0" w:color="C4C7C5"/>
+              <w:right w:val="single" w:sz="6" w:space="0" w:color="C4C7C5"/>
+            </w:tcBorders>
+            <w:tcMar>
+              <w:top w:w="120" w:type="dxa"/>
+              <w:left w:w="180" w:type="dxa"/>
+              <w:bottom w:w="120" w:type="dxa"/>
+              <w:right w:w="180" w:type="dxa"/>
+            </w:tcMar>
+            <w:vAlign w:val="center"/>
+            <w:hideMark/>
+          </w:tcPr>
+          <w:p>
+            <w:r>
+              <w:t>Future Categories</w:t>
+            </w:r>
+          </w:p>
+        </w:tc>
+        <w:tc>
+          <w:tcPr>
+            <w:tcW w:w="0" w:type="auto"/>
+            <w:tcBorders>
+              <w:top w:val="single" w:sz="6" w:space="0" w:color="C4C7C5"/>
+              <w:left w:val="single" w:sz="6" w:space="0" w:color="C4C7C5"/>
+              <w:bottom w:val="single" w:sz="6" w:space="0" w:color="C4C7C5"/>
+              <w:right w:val="single" w:sz="6" w:space="0" w:color="C4C7C5"/>
+            </w:tcBorders>
+            <w:tcMar>
+              <w:top w:w="120" w:type="dxa"/>
+              <w:left w:w="180" w:type="dxa"/>
+              <w:bottom w:w="120" w:type="dxa"/>
+              <w:right w:w="180" w:type="dxa"/>
+            </w:tcMar>
+            <w:vAlign w:val="center"/>
+            <w:hideMark/>
+          </w:tcPr>
+          <w:p>
+            <w:r>
+              <w:t>—</w:t>
+            </w:r>
+          </w:p>
+        </w:tc>
+        <w:tc>
+          <w:tcPr>
+            <w:tcW w:w="0" w:type="auto"/>
+            <w:tcBorders>
+              <w:top w:val="single" w:sz="6" w:space="0" w:color="C4C7C5"/>
+              <w:left w:val="single" w:sz="6" w:space="0" w:color="C4C7C5"/>
+              <w:bottom w:val="single" w:sz="6" w:space="0" w:color="C4C7C5"/>
+              <w:right w:val="single" w:sz="6" w:space="0" w:color="C4C7C5"/>
+            </w:tcBorders>
+            <w:tcMar>
+              <w:top w:w="120" w:type="dxa"/>
+              <w:left w:w="180" w:type="dxa"/>
+              <w:bottom w:w="120" w:type="dxa"/>
+              <w:right w:w="180" w:type="dxa"/>
+            </w:tcMar>
+            <w:vAlign w:val="center"/>
+            <w:hideMark/>
+          </w:tcPr>
+          <w:p>
+            <w:r>
+              <w:t>0</w:t>
             </w:r>
           </w:p>
         </w:tc>
@@ -3424,6 +5264,344 @@
           <w:b/>
           <w:bCs/>
         </w:rPr>
+        <w:t>Category Summary</w:t>
+      </w:r>
+    </w:p>
+    <w:tbl>
+      <w:tblPr>
+        <w:tblW w:w="0" w:type="auto"/>
+        <w:tblCellSpacing w:w="15" w:type="dxa"/>
+        <w:tblCellMar>
+          <w:top w:w="15" w:type="dxa"/>
+          <w:left w:w="15" w:type="dxa"/>
+          <w:bottom w:w="15" w:type="dxa"/>
+          <w:right w:w="15" w:type="dxa"/>
+        </w:tblCellMar>
+        <w:tblLook w:val="04A0" w:firstRow="1" w:lastRow="0" w:firstColumn="1" w:lastColumn="0" w:noHBand="0" w:noVBand="1"/>
+      </w:tblPr>
+      <w:tblGrid>
+        <w:gridCol w:w="3988"/>
+        <w:gridCol w:w="1047"/>
+      </w:tblGrid>
+      <w:tr>
+        <w:trPr>
+          <w:tblHeader/>
+          <w:tblCellSpacing w:w="15" w:type="dxa"/>
+        </w:trPr>
+        <w:tc>
+          <w:tcPr>
+            <w:tcW w:w="0" w:type="auto"/>
+            <w:tcBorders>
+              <w:top w:val="single" w:sz="6" w:space="0" w:color="C4C7C5"/>
+              <w:left w:val="single" w:sz="6" w:space="0" w:color="C4C7C5"/>
+              <w:bottom w:val="single" w:sz="6" w:space="0" w:color="C4C7C5"/>
+              <w:right w:val="single" w:sz="6" w:space="0" w:color="C4C7C5"/>
+            </w:tcBorders>
+            <w:tcMar>
+              <w:top w:w="120" w:type="dxa"/>
+              <w:left w:w="180" w:type="dxa"/>
+              <w:bottom w:w="120" w:type="dxa"/>
+              <w:right w:w="180" w:type="dxa"/>
+            </w:tcMar>
+            <w:vAlign w:val="center"/>
+            <w:hideMark/>
+          </w:tcPr>
+          <w:p>
+            <w:r>
+              <w:rPr>
+                <w:b/>
+                <w:bCs/>
+              </w:rPr>
+              <w:t>Metric</w:t>
+            </w:r>
+          </w:p>
+        </w:tc>
+        <w:tc>
+          <w:tcPr>
+            <w:tcW w:w="0" w:type="auto"/>
+            <w:tcBorders>
+              <w:top w:val="single" w:sz="6" w:space="0" w:color="C4C7C5"/>
+              <w:left w:val="single" w:sz="6" w:space="0" w:color="C4C7C5"/>
+              <w:bottom w:val="single" w:sz="6" w:space="0" w:color="C4C7C5"/>
+              <w:right w:val="single" w:sz="6" w:space="0" w:color="C4C7C5"/>
+            </w:tcBorders>
+            <w:tcMar>
+              <w:top w:w="120" w:type="dxa"/>
+              <w:left w:w="180" w:type="dxa"/>
+              <w:bottom w:w="120" w:type="dxa"/>
+              <w:right w:w="180" w:type="dxa"/>
+            </w:tcMar>
+            <w:vAlign w:val="center"/>
+            <w:hideMark/>
+          </w:tcPr>
+          <w:p>
+            <w:r>
+              <w:rPr>
+                <w:b/>
+                <w:bCs/>
+              </w:rPr>
+              <w:t>Value</w:t>
+            </w:r>
+          </w:p>
+        </w:tc>
+      </w:tr>
+      <w:tr>
+        <w:trPr>
+          <w:tblCellSpacing w:w="15" w:type="dxa"/>
+        </w:trPr>
+        <w:tc>
+          <w:tcPr>
+            <w:tcW w:w="0" w:type="auto"/>
+            <w:tcBorders>
+              <w:top w:val="single" w:sz="6" w:space="0" w:color="C4C7C5"/>
+              <w:left w:val="single" w:sz="6" w:space="0" w:color="C4C7C5"/>
+              <w:bottom w:val="single" w:sz="6" w:space="0" w:color="C4C7C5"/>
+              <w:right w:val="single" w:sz="6" w:space="0" w:color="C4C7C5"/>
+            </w:tcBorders>
+            <w:tcMar>
+              <w:top w:w="120" w:type="dxa"/>
+              <w:left w:w="180" w:type="dxa"/>
+              <w:bottom w:w="120" w:type="dxa"/>
+              <w:right w:w="180" w:type="dxa"/>
+            </w:tcMar>
+            <w:vAlign w:val="center"/>
+            <w:hideMark/>
+          </w:tcPr>
+          <w:p>
+            <w:r>
+              <w:rPr>
+                <w:b/>
+                <w:bCs/>
+              </w:rPr>
+              <w:t>Categories Created</w:t>
+            </w:r>
+          </w:p>
+        </w:tc>
+        <w:tc>
+          <w:tcPr>
+            <w:tcW w:w="0" w:type="auto"/>
+            <w:tcBorders>
+              <w:top w:val="single" w:sz="6" w:space="0" w:color="C4C7C5"/>
+              <w:left w:val="single" w:sz="6" w:space="0" w:color="C4C7C5"/>
+              <w:bottom w:val="single" w:sz="6" w:space="0" w:color="C4C7C5"/>
+              <w:right w:val="single" w:sz="6" w:space="0" w:color="C4C7C5"/>
+            </w:tcBorders>
+            <w:tcMar>
+              <w:top w:w="120" w:type="dxa"/>
+              <w:left w:w="180" w:type="dxa"/>
+              <w:bottom w:w="120" w:type="dxa"/>
+              <w:right w:w="180" w:type="dxa"/>
+            </w:tcMar>
+            <w:vAlign w:val="center"/>
+            <w:hideMark/>
+          </w:tcPr>
+          <w:p>
+            <w:r>
+              <w:t>9</w:t>
+            </w:r>
+          </w:p>
+        </w:tc>
+      </w:tr>
+      <w:tr>
+        <w:trPr>
+          <w:tblCellSpacing w:w="15" w:type="dxa"/>
+        </w:trPr>
+        <w:tc>
+          <w:tcPr>
+            <w:tcW w:w="0" w:type="auto"/>
+            <w:tcBorders>
+              <w:top w:val="single" w:sz="6" w:space="0" w:color="C4C7C5"/>
+              <w:left w:val="single" w:sz="6" w:space="0" w:color="C4C7C5"/>
+              <w:bottom w:val="single" w:sz="6" w:space="0" w:color="C4C7C5"/>
+              <w:right w:val="single" w:sz="6" w:space="0" w:color="C4C7C5"/>
+            </w:tcBorders>
+            <w:tcMar>
+              <w:top w:w="120" w:type="dxa"/>
+              <w:left w:w="180" w:type="dxa"/>
+              <w:bottom w:w="120" w:type="dxa"/>
+              <w:right w:w="180" w:type="dxa"/>
+            </w:tcMar>
+            <w:vAlign w:val="center"/>
+            <w:hideMark/>
+          </w:tcPr>
+          <w:p>
+            <w:r>
+              <w:rPr>
+                <w:b/>
+                <w:bCs/>
+              </w:rPr>
+              <w:t>Categories with Pattern Libraries</w:t>
+            </w:r>
+          </w:p>
+        </w:tc>
+        <w:tc>
+          <w:tcPr>
+            <w:tcW w:w="0" w:type="auto"/>
+            <w:tcBorders>
+              <w:top w:val="single" w:sz="6" w:space="0" w:color="C4C7C5"/>
+              <w:left w:val="single" w:sz="6" w:space="0" w:color="C4C7C5"/>
+              <w:bottom w:val="single" w:sz="6" w:space="0" w:color="C4C7C5"/>
+              <w:right w:val="single" w:sz="6" w:space="0" w:color="C4C7C5"/>
+            </w:tcBorders>
+            <w:tcMar>
+              <w:top w:w="120" w:type="dxa"/>
+              <w:left w:w="180" w:type="dxa"/>
+              <w:bottom w:w="120" w:type="dxa"/>
+              <w:right w:w="180" w:type="dxa"/>
+            </w:tcMar>
+            <w:vAlign w:val="center"/>
+            <w:hideMark/>
+          </w:tcPr>
+          <w:p>
+            <w:r>
+              <w:t>2</w:t>
+            </w:r>
+          </w:p>
+        </w:tc>
+      </w:tr>
+      <w:tr>
+        <w:trPr>
+          <w:tblCellSpacing w:w="15" w:type="dxa"/>
+        </w:trPr>
+        <w:tc>
+          <w:tcPr>
+            <w:tcW w:w="0" w:type="auto"/>
+            <w:tcBorders>
+              <w:top w:val="single" w:sz="6" w:space="0" w:color="C4C7C5"/>
+              <w:left w:val="single" w:sz="6" w:space="0" w:color="C4C7C5"/>
+              <w:bottom w:val="single" w:sz="6" w:space="0" w:color="C4C7C5"/>
+              <w:right w:val="single" w:sz="6" w:space="0" w:color="C4C7C5"/>
+            </w:tcBorders>
+            <w:tcMar>
+              <w:top w:w="120" w:type="dxa"/>
+              <w:left w:w="180" w:type="dxa"/>
+              <w:bottom w:w="120" w:type="dxa"/>
+              <w:right w:w="180" w:type="dxa"/>
+            </w:tcMar>
+            <w:vAlign w:val="center"/>
+            <w:hideMark/>
+          </w:tcPr>
+          <w:p>
+            <w:r>
+              <w:rPr>
+                <w:b/>
+                <w:bCs/>
+              </w:rPr>
+              <w:t>Categories Pending Research</w:t>
+            </w:r>
+          </w:p>
+        </w:tc>
+        <w:tc>
+          <w:tcPr>
+            <w:tcW w:w="0" w:type="auto"/>
+            <w:tcBorders>
+              <w:top w:val="single" w:sz="6" w:space="0" w:color="C4C7C5"/>
+              <w:left w:val="single" w:sz="6" w:space="0" w:color="C4C7C5"/>
+              <w:bottom w:val="single" w:sz="6" w:space="0" w:color="C4C7C5"/>
+              <w:right w:val="single" w:sz="6" w:space="0" w:color="C4C7C5"/>
+            </w:tcBorders>
+            <w:tcMar>
+              <w:top w:w="120" w:type="dxa"/>
+              <w:left w:w="180" w:type="dxa"/>
+              <w:bottom w:w="120" w:type="dxa"/>
+              <w:right w:w="180" w:type="dxa"/>
+            </w:tcMar>
+            <w:vAlign w:val="center"/>
+            <w:hideMark/>
+          </w:tcPr>
+          <w:p>
+            <w:r>
+              <w:t>7</w:t>
+            </w:r>
+          </w:p>
+        </w:tc>
+      </w:tr>
+      <w:tr>
+        <w:trPr>
+          <w:tblCellSpacing w:w="15" w:type="dxa"/>
+        </w:trPr>
+        <w:tc>
+          <w:tcPr>
+            <w:tcW w:w="0" w:type="auto"/>
+            <w:tcBorders>
+              <w:top w:val="single" w:sz="6" w:space="0" w:color="C4C7C5"/>
+              <w:left w:val="single" w:sz="6" w:space="0" w:color="C4C7C5"/>
+              <w:bottom w:val="single" w:sz="6" w:space="0" w:color="C4C7C5"/>
+              <w:right w:val="single" w:sz="6" w:space="0" w:color="C4C7C5"/>
+            </w:tcBorders>
+            <w:tcMar>
+              <w:top w:w="120" w:type="dxa"/>
+              <w:left w:w="180" w:type="dxa"/>
+              <w:bottom w:w="120" w:type="dxa"/>
+              <w:right w:w="180" w:type="dxa"/>
+            </w:tcMar>
+            <w:vAlign w:val="center"/>
+            <w:hideMark/>
+          </w:tcPr>
+          <w:p>
+            <w:r>
+              <w:rPr>
+                <w:b/>
+                <w:bCs/>
+              </w:rPr>
+              <w:t>Research Volumes Completed</w:t>
+            </w:r>
+          </w:p>
+        </w:tc>
+        <w:tc>
+          <w:tcPr>
+            <w:tcW w:w="0" w:type="auto"/>
+            <w:tcBorders>
+              <w:top w:val="single" w:sz="6" w:space="0" w:color="C4C7C5"/>
+              <w:left w:val="single" w:sz="6" w:space="0" w:color="C4C7C5"/>
+              <w:bottom w:val="single" w:sz="6" w:space="0" w:color="C4C7C5"/>
+              <w:right w:val="single" w:sz="6" w:space="0" w:color="C4C7C5"/>
+            </w:tcBorders>
+            <w:tcMar>
+              <w:top w:w="120" w:type="dxa"/>
+              <w:left w:w="180" w:type="dxa"/>
+              <w:bottom w:w="120" w:type="dxa"/>
+              <w:right w:w="180" w:type="dxa"/>
+            </w:tcMar>
+            <w:vAlign w:val="center"/>
+            <w:hideMark/>
+          </w:tcPr>
+          <w:p>
+            <w:r>
+              <w:t>5</w:t>
+            </w:r>
+          </w:p>
+        </w:tc>
+      </w:tr>
+    </w:tbl>
+    <w:p>
+      <w:pPr>
+        <w:rPr>
+          <w:b/>
+          <w:bCs/>
+        </w:rPr>
+      </w:pPr>
+      <w:r>
+        <w:rPr>
+          <w:b/>
+          <w:bCs/>
+        </w:rPr>
+        <w:t>Milestones &amp; Roadmap</w:t>
+      </w:r>
+    </w:p>
+    <w:p>
+      <w:pPr>
+        <w:rPr>
+          <w:b/>
+          <w:bCs/>
+        </w:rPr>
+      </w:pPr>
+      <w:r>
+        <w:rPr>
+          <w:b/>
+          <w:bCs/>
+        </w:rPr>
+        <w:lastRenderedPageBreak/>
         <w:t>Next Milestones</w:t>
       </w:r>
     </w:p>
@@ -3440,8 +5618,9 @@
         <w:tblLook w:val="04A0" w:firstRow="1" w:lastRow="0" w:firstColumn="1" w:lastColumn="0" w:noHBand="0" w:noVBand="1"/>
       </w:tblPr>
       <w:tblGrid>
-        <w:gridCol w:w="2441"/>
-        <w:gridCol w:w="1386"/>
+        <w:gridCol w:w="2529"/>
+        <w:gridCol w:w="1371"/>
+        <w:gridCol w:w="1649"/>
       </w:tblGrid>
       <w:tr>
         <w:trPr>
@@ -3504,31 +5683,63 @@
             </w:r>
           </w:p>
         </w:tc>
-      </w:tr>
-      <w:tr>
-        <w:trPr>
-          <w:tblCellSpacing w:w="15" w:type="dxa"/>
-        </w:trPr>
-        <w:tc>
-          <w:tcPr>
-            <w:tcW w:w="0" w:type="auto"/>
-            <w:tcBorders>
-              <w:top w:val="single" w:sz="6" w:space="0" w:color="C4C7C5"/>
-              <w:left w:val="single" w:sz="6" w:space="0" w:color="C4C7C5"/>
-              <w:bottom w:val="single" w:sz="6" w:space="0" w:color="C4C7C5"/>
-              <w:right w:val="single" w:sz="6" w:space="0" w:color="C4C7C5"/>
-            </w:tcBorders>
-            <w:tcMar>
-              <w:top w:w="120" w:type="dxa"/>
-              <w:left w:w="180" w:type="dxa"/>
-              <w:bottom w:w="120" w:type="dxa"/>
-              <w:right w:w="180" w:type="dxa"/>
-            </w:tcMar>
-            <w:vAlign w:val="center"/>
-            <w:hideMark/>
-          </w:tcPr>
-          <w:p>
-            <w:r>
+        <w:tc>
+          <w:tcPr>
+            <w:tcW w:w="0" w:type="auto"/>
+            <w:tcBorders>
+              <w:top w:val="single" w:sz="6" w:space="0" w:color="C4C7C5"/>
+              <w:left w:val="single" w:sz="6" w:space="0" w:color="C4C7C5"/>
+              <w:bottom w:val="single" w:sz="6" w:space="0" w:color="C4C7C5"/>
+              <w:right w:val="single" w:sz="6" w:space="0" w:color="C4C7C5"/>
+            </w:tcBorders>
+            <w:tcMar>
+              <w:top w:w="120" w:type="dxa"/>
+              <w:left w:w="180" w:type="dxa"/>
+              <w:bottom w:w="120" w:type="dxa"/>
+              <w:right w:w="180" w:type="dxa"/>
+            </w:tcMar>
+            <w:vAlign w:val="center"/>
+            <w:hideMark/>
+          </w:tcPr>
+          <w:p>
+            <w:r>
+              <w:rPr>
+                <w:b/>
+                <w:bCs/>
+              </w:rPr>
+              <w:t>Status</w:t>
+            </w:r>
+          </w:p>
+        </w:tc>
+      </w:tr>
+      <w:tr>
+        <w:trPr>
+          <w:tblCellSpacing w:w="15" w:type="dxa"/>
+        </w:trPr>
+        <w:tc>
+          <w:tcPr>
+            <w:tcW w:w="0" w:type="auto"/>
+            <w:tcBorders>
+              <w:top w:val="single" w:sz="6" w:space="0" w:color="C4C7C5"/>
+              <w:left w:val="single" w:sz="6" w:space="0" w:color="C4C7C5"/>
+              <w:bottom w:val="single" w:sz="6" w:space="0" w:color="C4C7C5"/>
+              <w:right w:val="single" w:sz="6" w:space="0" w:color="C4C7C5"/>
+            </w:tcBorders>
+            <w:tcMar>
+              <w:top w:w="120" w:type="dxa"/>
+              <w:left w:w="180" w:type="dxa"/>
+              <w:bottom w:w="120" w:type="dxa"/>
+              <w:right w:w="180" w:type="dxa"/>
+            </w:tcMar>
+            <w:vAlign w:val="center"/>
+            <w:hideMark/>
+          </w:tcPr>
+          <w:p>
+            <w:r>
+              <w:rPr>
+                <w:b/>
+                <w:bCs/>
+              </w:rPr>
               <w:t>Reach 25 Patterns</w:t>
             </w:r>
           </w:p>
@@ -3553,35 +5764,63 @@
           </w:tcPr>
           <w:p>
             <w:r>
-              <w:t>20 / 25</w:t>
-            </w:r>
-          </w:p>
-        </w:tc>
-      </w:tr>
-      <w:tr>
-        <w:trPr>
-          <w:tblCellSpacing w:w="15" w:type="dxa"/>
-        </w:trPr>
-        <w:tc>
-          <w:tcPr>
-            <w:tcW w:w="0" w:type="auto"/>
-            <w:tcBorders>
-              <w:top w:val="single" w:sz="6" w:space="0" w:color="C4C7C5"/>
-              <w:left w:val="single" w:sz="6" w:space="0" w:color="C4C7C5"/>
-              <w:bottom w:val="single" w:sz="6" w:space="0" w:color="C4C7C5"/>
-              <w:right w:val="single" w:sz="6" w:space="0" w:color="C4C7C5"/>
-            </w:tcBorders>
-            <w:tcMar>
-              <w:top w:w="120" w:type="dxa"/>
-              <w:left w:w="180" w:type="dxa"/>
-              <w:bottom w:w="120" w:type="dxa"/>
-              <w:right w:w="180" w:type="dxa"/>
-            </w:tcMar>
-            <w:vAlign w:val="center"/>
-            <w:hideMark/>
-          </w:tcPr>
-          <w:p>
-            <w:r>
+              <w:t>26 / 25</w:t>
+            </w:r>
+          </w:p>
+        </w:tc>
+        <w:tc>
+          <w:tcPr>
+            <w:tcW w:w="0" w:type="auto"/>
+            <w:tcBorders>
+              <w:top w:val="single" w:sz="6" w:space="0" w:color="C4C7C5"/>
+              <w:left w:val="single" w:sz="6" w:space="0" w:color="C4C7C5"/>
+              <w:bottom w:val="single" w:sz="6" w:space="0" w:color="C4C7C5"/>
+              <w:right w:val="single" w:sz="6" w:space="0" w:color="C4C7C5"/>
+            </w:tcBorders>
+            <w:tcMar>
+              <w:top w:w="120" w:type="dxa"/>
+              <w:left w:w="180" w:type="dxa"/>
+              <w:bottom w:w="120" w:type="dxa"/>
+              <w:right w:w="180" w:type="dxa"/>
+            </w:tcMar>
+            <w:vAlign w:val="center"/>
+            <w:hideMark/>
+          </w:tcPr>
+          <w:p>
+            <w:r>
+              <w:t xml:space="preserve"> Completed</w:t>
+            </w:r>
+          </w:p>
+        </w:tc>
+      </w:tr>
+      <w:tr>
+        <w:trPr>
+          <w:tblCellSpacing w:w="15" w:type="dxa"/>
+        </w:trPr>
+        <w:tc>
+          <w:tcPr>
+            <w:tcW w:w="0" w:type="auto"/>
+            <w:tcBorders>
+              <w:top w:val="single" w:sz="6" w:space="0" w:color="C4C7C5"/>
+              <w:left w:val="single" w:sz="6" w:space="0" w:color="C4C7C5"/>
+              <w:bottom w:val="single" w:sz="6" w:space="0" w:color="C4C7C5"/>
+              <w:right w:val="single" w:sz="6" w:space="0" w:color="C4C7C5"/>
+            </w:tcBorders>
+            <w:tcMar>
+              <w:top w:w="120" w:type="dxa"/>
+              <w:left w:w="180" w:type="dxa"/>
+              <w:bottom w:w="120" w:type="dxa"/>
+              <w:right w:w="180" w:type="dxa"/>
+            </w:tcMar>
+            <w:vAlign w:val="center"/>
+            <w:hideMark/>
+          </w:tcPr>
+          <w:p>
+            <w:r>
+              <w:rPr>
+                <w:b/>
+                <w:bCs/>
+              </w:rPr>
               <w:t>Reach 50 Patterns</w:t>
             </w:r>
           </w:p>
@@ -3606,35 +5845,63 @@
           </w:tcPr>
           <w:p>
             <w:r>
-              <w:t>20 / 50</w:t>
-            </w:r>
-          </w:p>
-        </w:tc>
-      </w:tr>
-      <w:tr>
-        <w:trPr>
-          <w:tblCellSpacing w:w="15" w:type="dxa"/>
-        </w:trPr>
-        <w:tc>
-          <w:tcPr>
-            <w:tcW w:w="0" w:type="auto"/>
-            <w:tcBorders>
-              <w:top w:val="single" w:sz="6" w:space="0" w:color="C4C7C5"/>
-              <w:left w:val="single" w:sz="6" w:space="0" w:color="C4C7C5"/>
-              <w:bottom w:val="single" w:sz="6" w:space="0" w:color="C4C7C5"/>
-              <w:right w:val="single" w:sz="6" w:space="0" w:color="C4C7C5"/>
-            </w:tcBorders>
-            <w:tcMar>
-              <w:top w:w="120" w:type="dxa"/>
-              <w:left w:w="180" w:type="dxa"/>
-              <w:bottom w:w="120" w:type="dxa"/>
-              <w:right w:w="180" w:type="dxa"/>
-            </w:tcMar>
-            <w:vAlign w:val="center"/>
-            <w:hideMark/>
-          </w:tcPr>
-          <w:p>
-            <w:r>
+              <w:t>26 / 50</w:t>
+            </w:r>
+          </w:p>
+        </w:tc>
+        <w:tc>
+          <w:tcPr>
+            <w:tcW w:w="0" w:type="auto"/>
+            <w:tcBorders>
+              <w:top w:val="single" w:sz="6" w:space="0" w:color="C4C7C5"/>
+              <w:left w:val="single" w:sz="6" w:space="0" w:color="C4C7C5"/>
+              <w:bottom w:val="single" w:sz="6" w:space="0" w:color="C4C7C5"/>
+              <w:right w:val="single" w:sz="6" w:space="0" w:color="C4C7C5"/>
+            </w:tcBorders>
+            <w:tcMar>
+              <w:top w:w="120" w:type="dxa"/>
+              <w:left w:w="180" w:type="dxa"/>
+              <w:bottom w:w="120" w:type="dxa"/>
+              <w:right w:w="180" w:type="dxa"/>
+            </w:tcMar>
+            <w:vAlign w:val="center"/>
+            <w:hideMark/>
+          </w:tcPr>
+          <w:p>
+            <w:r>
+              <w:t xml:space="preserve"> In Progress</w:t>
+            </w:r>
+          </w:p>
+        </w:tc>
+      </w:tr>
+      <w:tr>
+        <w:trPr>
+          <w:tblCellSpacing w:w="15" w:type="dxa"/>
+        </w:trPr>
+        <w:tc>
+          <w:tcPr>
+            <w:tcW w:w="0" w:type="auto"/>
+            <w:tcBorders>
+              <w:top w:val="single" w:sz="6" w:space="0" w:color="C4C7C5"/>
+              <w:left w:val="single" w:sz="6" w:space="0" w:color="C4C7C5"/>
+              <w:bottom w:val="single" w:sz="6" w:space="0" w:color="C4C7C5"/>
+              <w:right w:val="single" w:sz="6" w:space="0" w:color="C4C7C5"/>
+            </w:tcBorders>
+            <w:tcMar>
+              <w:top w:w="120" w:type="dxa"/>
+              <w:left w:w="180" w:type="dxa"/>
+              <w:bottom w:w="120" w:type="dxa"/>
+              <w:right w:w="180" w:type="dxa"/>
+            </w:tcMar>
+            <w:vAlign w:val="center"/>
+            <w:hideMark/>
+          </w:tcPr>
+          <w:p>
+            <w:r>
+              <w:rPr>
+                <w:b/>
+                <w:bCs/>
+              </w:rPr>
               <w:t>Reach 100 Patterns</w:t>
             </w:r>
           </w:p>
@@ -3659,35 +5926,144 @@
           </w:tcPr>
           <w:p>
             <w:r>
-              <w:t>20 / 100</w:t>
-            </w:r>
-          </w:p>
-        </w:tc>
-      </w:tr>
-      <w:tr>
-        <w:trPr>
-          <w:tblCellSpacing w:w="15" w:type="dxa"/>
-        </w:trPr>
-        <w:tc>
-          <w:tcPr>
-            <w:tcW w:w="0" w:type="auto"/>
-            <w:tcBorders>
-              <w:top w:val="single" w:sz="6" w:space="0" w:color="C4C7C5"/>
-              <w:left w:val="single" w:sz="6" w:space="0" w:color="C4C7C5"/>
-              <w:bottom w:val="single" w:sz="6" w:space="0" w:color="C4C7C5"/>
-              <w:right w:val="single" w:sz="6" w:space="0" w:color="C4C7C5"/>
-            </w:tcBorders>
-            <w:tcMar>
-              <w:top w:w="120" w:type="dxa"/>
-              <w:left w:w="180" w:type="dxa"/>
-              <w:bottom w:w="120" w:type="dxa"/>
-              <w:right w:w="180" w:type="dxa"/>
-            </w:tcMar>
-            <w:vAlign w:val="center"/>
-            <w:hideMark/>
-          </w:tcPr>
-          <w:p>
-            <w:r>
+              <w:t>26 / 100</w:t>
+            </w:r>
+          </w:p>
+        </w:tc>
+        <w:tc>
+          <w:tcPr>
+            <w:tcW w:w="0" w:type="auto"/>
+            <w:tcBorders>
+              <w:top w:val="single" w:sz="6" w:space="0" w:color="C4C7C5"/>
+              <w:left w:val="single" w:sz="6" w:space="0" w:color="C4C7C5"/>
+              <w:bottom w:val="single" w:sz="6" w:space="0" w:color="C4C7C5"/>
+              <w:right w:val="single" w:sz="6" w:space="0" w:color="C4C7C5"/>
+            </w:tcBorders>
+            <w:tcMar>
+              <w:top w:w="120" w:type="dxa"/>
+              <w:left w:w="180" w:type="dxa"/>
+              <w:bottom w:w="120" w:type="dxa"/>
+              <w:right w:w="180" w:type="dxa"/>
+            </w:tcMar>
+            <w:vAlign w:val="center"/>
+            <w:hideMark/>
+          </w:tcPr>
+          <w:p>
+            <w:r>
+              <w:t xml:space="preserve"> Planned</w:t>
+            </w:r>
+          </w:p>
+        </w:tc>
+      </w:tr>
+      <w:tr>
+        <w:trPr>
+          <w:tblCellSpacing w:w="15" w:type="dxa"/>
+        </w:trPr>
+        <w:tc>
+          <w:tcPr>
+            <w:tcW w:w="0" w:type="auto"/>
+            <w:tcBorders>
+              <w:top w:val="single" w:sz="6" w:space="0" w:color="C4C7C5"/>
+              <w:left w:val="single" w:sz="6" w:space="0" w:color="C4C7C5"/>
+              <w:bottom w:val="single" w:sz="6" w:space="0" w:color="C4C7C5"/>
+              <w:right w:val="single" w:sz="6" w:space="0" w:color="C4C7C5"/>
+            </w:tcBorders>
+            <w:tcMar>
+              <w:top w:w="120" w:type="dxa"/>
+              <w:left w:w="180" w:type="dxa"/>
+              <w:bottom w:w="120" w:type="dxa"/>
+              <w:right w:w="180" w:type="dxa"/>
+            </w:tcMar>
+            <w:vAlign w:val="center"/>
+            <w:hideMark/>
+          </w:tcPr>
+          <w:p>
+            <w:r>
+              <w:rPr>
+                <w:b/>
+                <w:bCs/>
+              </w:rPr>
+              <w:t>Reach 150 Patterns</w:t>
+            </w:r>
+          </w:p>
+        </w:tc>
+        <w:tc>
+          <w:tcPr>
+            <w:tcW w:w="0" w:type="auto"/>
+            <w:tcBorders>
+              <w:top w:val="single" w:sz="6" w:space="0" w:color="C4C7C5"/>
+              <w:left w:val="single" w:sz="6" w:space="0" w:color="C4C7C5"/>
+              <w:bottom w:val="single" w:sz="6" w:space="0" w:color="C4C7C5"/>
+              <w:right w:val="single" w:sz="6" w:space="0" w:color="C4C7C5"/>
+            </w:tcBorders>
+            <w:tcMar>
+              <w:top w:w="120" w:type="dxa"/>
+              <w:left w:w="180" w:type="dxa"/>
+              <w:bottom w:w="120" w:type="dxa"/>
+              <w:right w:w="180" w:type="dxa"/>
+            </w:tcMar>
+            <w:vAlign w:val="center"/>
+            <w:hideMark/>
+          </w:tcPr>
+          <w:p>
+            <w:r>
+              <w:t>26 / 150</w:t>
+            </w:r>
+          </w:p>
+        </w:tc>
+        <w:tc>
+          <w:tcPr>
+            <w:tcW w:w="0" w:type="auto"/>
+            <w:tcBorders>
+              <w:top w:val="single" w:sz="6" w:space="0" w:color="C4C7C5"/>
+              <w:left w:val="single" w:sz="6" w:space="0" w:color="C4C7C5"/>
+              <w:bottom w:val="single" w:sz="6" w:space="0" w:color="C4C7C5"/>
+              <w:right w:val="single" w:sz="6" w:space="0" w:color="C4C7C5"/>
+            </w:tcBorders>
+            <w:tcMar>
+              <w:top w:w="120" w:type="dxa"/>
+              <w:left w:w="180" w:type="dxa"/>
+              <w:bottom w:w="120" w:type="dxa"/>
+              <w:right w:w="180" w:type="dxa"/>
+            </w:tcMar>
+            <w:vAlign w:val="center"/>
+            <w:hideMark/>
+          </w:tcPr>
+          <w:p>
+            <w:r>
+              <w:t xml:space="preserve"> Planned</w:t>
+            </w:r>
+          </w:p>
+        </w:tc>
+      </w:tr>
+      <w:tr>
+        <w:trPr>
+          <w:tblCellSpacing w:w="15" w:type="dxa"/>
+        </w:trPr>
+        <w:tc>
+          <w:tcPr>
+            <w:tcW w:w="0" w:type="auto"/>
+            <w:tcBorders>
+              <w:top w:val="single" w:sz="6" w:space="0" w:color="C4C7C5"/>
+              <w:left w:val="single" w:sz="6" w:space="0" w:color="C4C7C5"/>
+              <w:bottom w:val="single" w:sz="6" w:space="0" w:color="C4C7C5"/>
+              <w:right w:val="single" w:sz="6" w:space="0" w:color="C4C7C5"/>
+            </w:tcBorders>
+            <w:tcMar>
+              <w:top w:w="120" w:type="dxa"/>
+              <w:left w:w="180" w:type="dxa"/>
+              <w:bottom w:w="120" w:type="dxa"/>
+              <w:right w:w="180" w:type="dxa"/>
+            </w:tcMar>
+            <w:vAlign w:val="center"/>
+            <w:hideMark/>
+          </w:tcPr>
+          <w:p>
+            <w:r>
+              <w:rPr>
+                <w:b/>
+                <w:bCs/>
+              </w:rPr>
               <w:t>Reach 200 Patterns</w:t>
             </w:r>
           </w:p>
@@ -3712,7 +6088,31 @@
           </w:tcPr>
           <w:p>
             <w:r>
-              <w:t>20 / 200</w:t>
+              <w:t>26 / 200</w:t>
+            </w:r>
+          </w:p>
+        </w:tc>
+        <w:tc>
+          <w:tcPr>
+            <w:tcW w:w="0" w:type="auto"/>
+            <w:tcBorders>
+              <w:top w:val="single" w:sz="6" w:space="0" w:color="C4C7C5"/>
+              <w:left w:val="single" w:sz="6" w:space="0" w:color="C4C7C5"/>
+              <w:bottom w:val="single" w:sz="6" w:space="0" w:color="C4C7C5"/>
+              <w:right w:val="single" w:sz="6" w:space="0" w:color="C4C7C5"/>
+            </w:tcBorders>
+            <w:tcMar>
+              <w:top w:w="120" w:type="dxa"/>
+              <w:left w:w="180" w:type="dxa"/>
+              <w:bottom w:w="120" w:type="dxa"/>
+              <w:right w:w="180" w:type="dxa"/>
+            </w:tcMar>
+            <w:vAlign w:val="center"/>
+            <w:hideMark/>
+          </w:tcPr>
+          <w:p>
+            <w:r>
+              <w:t xml:space="preserve"> Target</w:t>
             </w:r>
           </w:p>
         </w:tc>
@@ -3730,7 +6130,7 @@
           <w:b/>
           <w:bCs/>
         </w:rPr>
-        <w:t>Repository Summary</w:t>
+        <w:t>Repository Roadmap</w:t>
       </w:r>
     </w:p>
     <w:tbl>
@@ -3746,8 +6146,10 @@
         <w:tblLook w:val="04A0" w:firstRow="1" w:lastRow="0" w:firstColumn="1" w:lastColumn="0" w:noHBand="0" w:noVBand="1"/>
       </w:tblPr>
       <w:tblGrid>
-        <w:gridCol w:w="3317"/>
-        <w:gridCol w:w="5693"/>
+        <w:gridCol w:w="2051"/>
+        <w:gridCol w:w="3297"/>
+        <w:gridCol w:w="1504"/>
+        <w:gridCol w:w="1390"/>
       </w:tblGrid>
       <w:tr>
         <w:trPr>
@@ -3778,518 +6180,1065 @@
                 <w:b/>
                 <w:bCs/>
               </w:rPr>
-              <w:lastRenderedPageBreak/>
-              <w:t>Field</w:t>
-            </w:r>
-          </w:p>
-        </w:tc>
-        <w:tc>
-          <w:tcPr>
-            <w:tcW w:w="0" w:type="auto"/>
-            <w:tcBorders>
-              <w:top w:val="single" w:sz="6" w:space="0" w:color="C4C7C5"/>
-              <w:left w:val="single" w:sz="6" w:space="0" w:color="C4C7C5"/>
-              <w:bottom w:val="single" w:sz="6" w:space="0" w:color="C4C7C5"/>
-              <w:right w:val="single" w:sz="6" w:space="0" w:color="C4C7C5"/>
-            </w:tcBorders>
-            <w:tcMar>
-              <w:top w:w="120" w:type="dxa"/>
-              <w:left w:w="180" w:type="dxa"/>
-              <w:bottom w:w="120" w:type="dxa"/>
-              <w:right w:w="180" w:type="dxa"/>
-            </w:tcMar>
-            <w:vAlign w:val="center"/>
-            <w:hideMark/>
-          </w:tcPr>
-          <w:p>
-            <w:r>
-              <w:rPr>
-                <w:b/>
-                <w:bCs/>
-              </w:rPr>
-              <w:t>Value</w:t>
-            </w:r>
-          </w:p>
-        </w:tc>
-      </w:tr>
-      <w:tr>
-        <w:trPr>
-          <w:tblCellSpacing w:w="15" w:type="dxa"/>
-        </w:trPr>
-        <w:tc>
-          <w:tcPr>
-            <w:tcW w:w="0" w:type="auto"/>
-            <w:tcBorders>
-              <w:top w:val="single" w:sz="6" w:space="0" w:color="C4C7C5"/>
-              <w:left w:val="single" w:sz="6" w:space="0" w:color="C4C7C5"/>
-              <w:bottom w:val="single" w:sz="6" w:space="0" w:color="C4C7C5"/>
-              <w:right w:val="single" w:sz="6" w:space="0" w:color="C4C7C5"/>
-            </w:tcBorders>
-            <w:tcMar>
-              <w:top w:w="120" w:type="dxa"/>
-              <w:left w:w="180" w:type="dxa"/>
-              <w:bottom w:w="120" w:type="dxa"/>
-              <w:right w:w="180" w:type="dxa"/>
-            </w:tcMar>
-            <w:vAlign w:val="center"/>
-            <w:hideMark/>
-          </w:tcPr>
-          <w:p>
-            <w:r>
-              <w:t>Current Version</w:t>
-            </w:r>
-          </w:p>
-        </w:tc>
-        <w:tc>
-          <w:tcPr>
-            <w:tcW w:w="0" w:type="auto"/>
-            <w:tcBorders>
-              <w:top w:val="single" w:sz="6" w:space="0" w:color="C4C7C5"/>
-              <w:left w:val="single" w:sz="6" w:space="0" w:color="C4C7C5"/>
-              <w:bottom w:val="single" w:sz="6" w:space="0" w:color="C4C7C5"/>
-              <w:right w:val="single" w:sz="6" w:space="0" w:color="C4C7C5"/>
-            </w:tcBorders>
-            <w:tcMar>
-              <w:top w:w="120" w:type="dxa"/>
-              <w:left w:w="180" w:type="dxa"/>
-              <w:bottom w:w="120" w:type="dxa"/>
-              <w:right w:w="180" w:type="dxa"/>
-            </w:tcMar>
-            <w:vAlign w:val="center"/>
-            <w:hideMark/>
-          </w:tcPr>
-          <w:p>
-            <w:r>
-              <w:t>ATLAS v3.0</w:t>
-            </w:r>
-          </w:p>
-        </w:tc>
-      </w:tr>
-      <w:tr>
-        <w:trPr>
-          <w:tblCellSpacing w:w="15" w:type="dxa"/>
-        </w:trPr>
-        <w:tc>
-          <w:tcPr>
-            <w:tcW w:w="0" w:type="auto"/>
-            <w:tcBorders>
-              <w:top w:val="single" w:sz="6" w:space="0" w:color="C4C7C5"/>
-              <w:left w:val="single" w:sz="6" w:space="0" w:color="C4C7C5"/>
-              <w:bottom w:val="single" w:sz="6" w:space="0" w:color="C4C7C5"/>
-              <w:right w:val="single" w:sz="6" w:space="0" w:color="C4C7C5"/>
-            </w:tcBorders>
-            <w:tcMar>
-              <w:top w:w="120" w:type="dxa"/>
-              <w:left w:w="180" w:type="dxa"/>
-              <w:bottom w:w="120" w:type="dxa"/>
-              <w:right w:w="180" w:type="dxa"/>
-            </w:tcMar>
-            <w:vAlign w:val="center"/>
-            <w:hideMark/>
-          </w:tcPr>
-          <w:p>
-            <w:r>
-              <w:t>Current Stage</w:t>
-            </w:r>
-          </w:p>
-        </w:tc>
-        <w:tc>
-          <w:tcPr>
-            <w:tcW w:w="0" w:type="auto"/>
-            <w:tcBorders>
-              <w:top w:val="single" w:sz="6" w:space="0" w:color="C4C7C5"/>
-              <w:left w:val="single" w:sz="6" w:space="0" w:color="C4C7C5"/>
-              <w:bottom w:val="single" w:sz="6" w:space="0" w:color="C4C7C5"/>
-              <w:right w:val="single" w:sz="6" w:space="0" w:color="C4C7C5"/>
-            </w:tcBorders>
-            <w:tcMar>
-              <w:top w:w="120" w:type="dxa"/>
-              <w:left w:w="180" w:type="dxa"/>
-              <w:bottom w:w="120" w:type="dxa"/>
-              <w:right w:w="180" w:type="dxa"/>
-            </w:tcMar>
-            <w:vAlign w:val="center"/>
-            <w:hideMark/>
-          </w:tcPr>
-          <w:p>
-            <w:r>
-              <w:t>Pattern Discovery &amp; Behavioural Validation</w:t>
-            </w:r>
-          </w:p>
-        </w:tc>
-      </w:tr>
-      <w:tr>
-        <w:trPr>
-          <w:tblCellSpacing w:w="15" w:type="dxa"/>
-        </w:trPr>
-        <w:tc>
-          <w:tcPr>
-            <w:tcW w:w="0" w:type="auto"/>
-            <w:tcBorders>
-              <w:top w:val="single" w:sz="6" w:space="0" w:color="C4C7C5"/>
-              <w:left w:val="single" w:sz="6" w:space="0" w:color="C4C7C5"/>
-              <w:bottom w:val="single" w:sz="6" w:space="0" w:color="C4C7C5"/>
-              <w:right w:val="single" w:sz="6" w:space="0" w:color="C4C7C5"/>
-            </w:tcBorders>
-            <w:tcMar>
-              <w:top w:w="120" w:type="dxa"/>
-              <w:left w:w="180" w:type="dxa"/>
-              <w:bottom w:w="120" w:type="dxa"/>
-              <w:right w:w="180" w:type="dxa"/>
-            </w:tcMar>
-            <w:vAlign w:val="center"/>
-            <w:hideMark/>
-          </w:tcPr>
-          <w:p>
-            <w:r>
-              <w:t>Primary Focus</w:t>
-            </w:r>
-          </w:p>
-        </w:tc>
-        <w:tc>
-          <w:tcPr>
-            <w:tcW w:w="0" w:type="auto"/>
-            <w:tcBorders>
-              <w:top w:val="single" w:sz="6" w:space="0" w:color="C4C7C5"/>
-              <w:left w:val="single" w:sz="6" w:space="0" w:color="C4C7C5"/>
-              <w:bottom w:val="single" w:sz="6" w:space="0" w:color="C4C7C5"/>
-              <w:right w:val="single" w:sz="6" w:space="0" w:color="C4C7C5"/>
-            </w:tcBorders>
-            <w:tcMar>
-              <w:top w:w="120" w:type="dxa"/>
-              <w:left w:w="180" w:type="dxa"/>
-              <w:bottom w:w="120" w:type="dxa"/>
-              <w:right w:w="180" w:type="dxa"/>
-            </w:tcMar>
-            <w:vAlign w:val="center"/>
-            <w:hideMark/>
-          </w:tcPr>
-          <w:p>
-            <w:r>
-              <w:t>Pattern Identification, Validation &amp; Behavioural Modelling</w:t>
-            </w:r>
-          </w:p>
-        </w:tc>
-      </w:tr>
-      <w:tr>
-        <w:trPr>
-          <w:tblCellSpacing w:w="15" w:type="dxa"/>
-        </w:trPr>
-        <w:tc>
-          <w:tcPr>
-            <w:tcW w:w="0" w:type="auto"/>
-            <w:tcBorders>
-              <w:top w:val="single" w:sz="6" w:space="0" w:color="C4C7C5"/>
-              <w:left w:val="single" w:sz="6" w:space="0" w:color="C4C7C5"/>
-              <w:bottom w:val="single" w:sz="6" w:space="0" w:color="C4C7C5"/>
-              <w:right w:val="single" w:sz="6" w:space="0" w:color="C4C7C5"/>
-            </w:tcBorders>
-            <w:tcMar>
-              <w:top w:w="120" w:type="dxa"/>
-              <w:left w:w="180" w:type="dxa"/>
-              <w:bottom w:w="120" w:type="dxa"/>
-              <w:right w:w="180" w:type="dxa"/>
-            </w:tcMar>
-            <w:vAlign w:val="center"/>
-            <w:hideMark/>
-          </w:tcPr>
-          <w:p>
-            <w:r>
-              <w:t>Research Volumes Completed</w:t>
-            </w:r>
-          </w:p>
-        </w:tc>
-        <w:tc>
-          <w:tcPr>
-            <w:tcW w:w="0" w:type="auto"/>
-            <w:tcBorders>
-              <w:top w:val="single" w:sz="6" w:space="0" w:color="C4C7C5"/>
-              <w:left w:val="single" w:sz="6" w:space="0" w:color="C4C7C5"/>
-              <w:bottom w:val="single" w:sz="6" w:space="0" w:color="C4C7C5"/>
-              <w:right w:val="single" w:sz="6" w:space="0" w:color="C4C7C5"/>
-            </w:tcBorders>
-            <w:tcMar>
-              <w:top w:w="120" w:type="dxa"/>
-              <w:left w:w="180" w:type="dxa"/>
-              <w:bottom w:w="120" w:type="dxa"/>
-              <w:right w:w="180" w:type="dxa"/>
-            </w:tcMar>
-            <w:vAlign w:val="center"/>
-            <w:hideMark/>
-          </w:tcPr>
-          <w:p>
-            <w:r>
-              <w:t>4</w:t>
-            </w:r>
-          </w:p>
-        </w:tc>
-      </w:tr>
-      <w:tr>
-        <w:trPr>
-          <w:tblCellSpacing w:w="15" w:type="dxa"/>
-        </w:trPr>
-        <w:tc>
-          <w:tcPr>
-            <w:tcW w:w="0" w:type="auto"/>
-            <w:tcBorders>
-              <w:top w:val="single" w:sz="6" w:space="0" w:color="C4C7C5"/>
-              <w:left w:val="single" w:sz="6" w:space="0" w:color="C4C7C5"/>
-              <w:bottom w:val="single" w:sz="6" w:space="0" w:color="C4C7C5"/>
-              <w:right w:val="single" w:sz="6" w:space="0" w:color="C4C7C5"/>
-            </w:tcBorders>
-            <w:tcMar>
-              <w:top w:w="120" w:type="dxa"/>
-              <w:left w:w="180" w:type="dxa"/>
-              <w:bottom w:w="120" w:type="dxa"/>
-              <w:right w:w="180" w:type="dxa"/>
-            </w:tcMar>
-            <w:vAlign w:val="center"/>
-            <w:hideMark/>
-          </w:tcPr>
-          <w:p>
-            <w:r>
-              <w:t>Total Patterns</w:t>
-            </w:r>
-          </w:p>
-        </w:tc>
-        <w:tc>
-          <w:tcPr>
-            <w:tcW w:w="0" w:type="auto"/>
-            <w:tcBorders>
-              <w:top w:val="single" w:sz="6" w:space="0" w:color="C4C7C5"/>
-              <w:left w:val="single" w:sz="6" w:space="0" w:color="C4C7C5"/>
-              <w:bottom w:val="single" w:sz="6" w:space="0" w:color="C4C7C5"/>
-              <w:right w:val="single" w:sz="6" w:space="0" w:color="C4C7C5"/>
-            </w:tcBorders>
-            <w:tcMar>
-              <w:top w:w="120" w:type="dxa"/>
-              <w:left w:w="180" w:type="dxa"/>
-              <w:bottom w:w="120" w:type="dxa"/>
-              <w:right w:w="180" w:type="dxa"/>
-            </w:tcMar>
-            <w:vAlign w:val="center"/>
-            <w:hideMark/>
-          </w:tcPr>
-          <w:p>
-            <w:r>
-              <w:t>20</w:t>
-            </w:r>
-          </w:p>
-        </w:tc>
-      </w:tr>
-      <w:tr>
-        <w:trPr>
-          <w:tblCellSpacing w:w="15" w:type="dxa"/>
-        </w:trPr>
-        <w:tc>
-          <w:tcPr>
-            <w:tcW w:w="0" w:type="auto"/>
-            <w:tcBorders>
-              <w:top w:val="single" w:sz="6" w:space="0" w:color="C4C7C5"/>
-              <w:left w:val="single" w:sz="6" w:space="0" w:color="C4C7C5"/>
-              <w:bottom w:val="single" w:sz="6" w:space="0" w:color="C4C7C5"/>
-              <w:right w:val="single" w:sz="6" w:space="0" w:color="C4C7C5"/>
-            </w:tcBorders>
-            <w:tcMar>
-              <w:top w:w="120" w:type="dxa"/>
-              <w:left w:w="180" w:type="dxa"/>
-              <w:bottom w:w="120" w:type="dxa"/>
-              <w:right w:w="180" w:type="dxa"/>
-            </w:tcMar>
-            <w:vAlign w:val="center"/>
-            <w:hideMark/>
-          </w:tcPr>
-          <w:p>
-            <w:r>
-              <w:t>Candidate Patterns</w:t>
-            </w:r>
-          </w:p>
-        </w:tc>
-        <w:tc>
-          <w:tcPr>
-            <w:tcW w:w="0" w:type="auto"/>
-            <w:tcBorders>
-              <w:top w:val="single" w:sz="6" w:space="0" w:color="C4C7C5"/>
-              <w:left w:val="single" w:sz="6" w:space="0" w:color="C4C7C5"/>
-              <w:bottom w:val="single" w:sz="6" w:space="0" w:color="C4C7C5"/>
-              <w:right w:val="single" w:sz="6" w:space="0" w:color="C4C7C5"/>
-            </w:tcBorders>
-            <w:tcMar>
-              <w:top w:w="120" w:type="dxa"/>
-              <w:left w:w="180" w:type="dxa"/>
-              <w:bottom w:w="120" w:type="dxa"/>
-              <w:right w:w="180" w:type="dxa"/>
-            </w:tcMar>
-            <w:vAlign w:val="center"/>
-            <w:hideMark/>
-          </w:tcPr>
-          <w:p>
-            <w:r>
-              <w:t>20</w:t>
-            </w:r>
-          </w:p>
-        </w:tc>
-      </w:tr>
-      <w:tr>
-        <w:trPr>
-          <w:tblCellSpacing w:w="15" w:type="dxa"/>
-        </w:trPr>
-        <w:tc>
-          <w:tcPr>
-            <w:tcW w:w="0" w:type="auto"/>
-            <w:tcBorders>
-              <w:top w:val="single" w:sz="6" w:space="0" w:color="C4C7C5"/>
-              <w:left w:val="single" w:sz="6" w:space="0" w:color="C4C7C5"/>
-              <w:bottom w:val="single" w:sz="6" w:space="0" w:color="C4C7C5"/>
-              <w:right w:val="single" w:sz="6" w:space="0" w:color="C4C7C5"/>
-            </w:tcBorders>
-            <w:tcMar>
-              <w:top w:w="120" w:type="dxa"/>
-              <w:left w:w="180" w:type="dxa"/>
-              <w:bottom w:w="120" w:type="dxa"/>
-              <w:right w:w="180" w:type="dxa"/>
-            </w:tcMar>
-            <w:vAlign w:val="center"/>
-            <w:hideMark/>
-          </w:tcPr>
-          <w:p>
-            <w:r>
-              <w:t>Accepted Patterns</w:t>
-            </w:r>
-          </w:p>
-        </w:tc>
-        <w:tc>
-          <w:tcPr>
-            <w:tcW w:w="0" w:type="auto"/>
-            <w:tcBorders>
-              <w:top w:val="single" w:sz="6" w:space="0" w:color="C4C7C5"/>
-              <w:left w:val="single" w:sz="6" w:space="0" w:color="C4C7C5"/>
-              <w:bottom w:val="single" w:sz="6" w:space="0" w:color="C4C7C5"/>
-              <w:right w:val="single" w:sz="6" w:space="0" w:color="C4C7C5"/>
-            </w:tcBorders>
-            <w:tcMar>
-              <w:top w:w="120" w:type="dxa"/>
-              <w:left w:w="180" w:type="dxa"/>
-              <w:bottom w:w="120" w:type="dxa"/>
-              <w:right w:w="180" w:type="dxa"/>
-            </w:tcMar>
-            <w:vAlign w:val="center"/>
-            <w:hideMark/>
-          </w:tcPr>
-          <w:p>
-            <w:r>
-              <w:t>0</w:t>
-            </w:r>
-          </w:p>
-        </w:tc>
-      </w:tr>
-      <w:tr>
-        <w:trPr>
-          <w:tblCellSpacing w:w="15" w:type="dxa"/>
-        </w:trPr>
-        <w:tc>
-          <w:tcPr>
-            <w:tcW w:w="0" w:type="auto"/>
-            <w:tcBorders>
-              <w:top w:val="single" w:sz="6" w:space="0" w:color="C4C7C5"/>
-              <w:left w:val="single" w:sz="6" w:space="0" w:color="C4C7C5"/>
-              <w:bottom w:val="single" w:sz="6" w:space="0" w:color="C4C7C5"/>
-              <w:right w:val="single" w:sz="6" w:space="0" w:color="C4C7C5"/>
-            </w:tcBorders>
-            <w:tcMar>
-              <w:top w:w="120" w:type="dxa"/>
-              <w:left w:w="180" w:type="dxa"/>
-              <w:bottom w:w="120" w:type="dxa"/>
-              <w:right w:w="180" w:type="dxa"/>
-            </w:tcMar>
-            <w:vAlign w:val="center"/>
-            <w:hideMark/>
-          </w:tcPr>
-          <w:p>
-            <w:r>
-              <w:t>Deprecated Patterns</w:t>
-            </w:r>
-          </w:p>
-        </w:tc>
-        <w:tc>
-          <w:tcPr>
-            <w:tcW w:w="0" w:type="auto"/>
-            <w:tcBorders>
-              <w:top w:val="single" w:sz="6" w:space="0" w:color="C4C7C5"/>
-              <w:left w:val="single" w:sz="6" w:space="0" w:color="C4C7C5"/>
-              <w:bottom w:val="single" w:sz="6" w:space="0" w:color="C4C7C5"/>
-              <w:right w:val="single" w:sz="6" w:space="0" w:color="C4C7C5"/>
-            </w:tcBorders>
-            <w:tcMar>
-              <w:top w:w="120" w:type="dxa"/>
-              <w:left w:w="180" w:type="dxa"/>
-              <w:bottom w:w="120" w:type="dxa"/>
-              <w:right w:w="180" w:type="dxa"/>
-            </w:tcMar>
-            <w:vAlign w:val="center"/>
-            <w:hideMark/>
-          </w:tcPr>
-          <w:p>
-            <w:r>
-              <w:t>0</w:t>
-            </w:r>
-          </w:p>
-        </w:tc>
-      </w:tr>
-      <w:tr>
-        <w:trPr>
-          <w:tblCellSpacing w:w="15" w:type="dxa"/>
-        </w:trPr>
-        <w:tc>
-          <w:tcPr>
-            <w:tcW w:w="0" w:type="auto"/>
-            <w:tcBorders>
-              <w:top w:val="single" w:sz="6" w:space="0" w:color="C4C7C5"/>
-              <w:left w:val="single" w:sz="6" w:space="0" w:color="C4C7C5"/>
-              <w:bottom w:val="single" w:sz="6" w:space="0" w:color="C4C7C5"/>
-              <w:right w:val="single" w:sz="6" w:space="0" w:color="C4C7C5"/>
-            </w:tcBorders>
-            <w:tcMar>
-              <w:top w:w="120" w:type="dxa"/>
-              <w:left w:w="180" w:type="dxa"/>
-              <w:bottom w:w="120" w:type="dxa"/>
-              <w:right w:w="180" w:type="dxa"/>
-            </w:tcMar>
-            <w:vAlign w:val="center"/>
-            <w:hideMark/>
-          </w:tcPr>
-          <w:p>
-            <w:r>
-              <w:t>Largest Supporting Evidence</w:t>
-            </w:r>
-          </w:p>
-        </w:tc>
-        <w:tc>
-          <w:tcPr>
-            <w:tcW w:w="0" w:type="auto"/>
-            <w:tcBorders>
-              <w:top w:val="single" w:sz="6" w:space="0" w:color="C4C7C5"/>
-              <w:left w:val="single" w:sz="6" w:space="0" w:color="C4C7C5"/>
-              <w:bottom w:val="single" w:sz="6" w:space="0" w:color="C4C7C5"/>
-              <w:right w:val="single" w:sz="6" w:space="0" w:color="C4C7C5"/>
-            </w:tcBorders>
-            <w:tcMar>
-              <w:top w:w="120" w:type="dxa"/>
-              <w:left w:w="180" w:type="dxa"/>
-              <w:bottom w:w="120" w:type="dxa"/>
-              <w:right w:w="180" w:type="dxa"/>
-            </w:tcMar>
-            <w:vAlign w:val="center"/>
-            <w:hideMark/>
-          </w:tcPr>
-          <w:p>
-            <w:r>
-              <w:t>14 Human Frictions (PAT-020)</w:t>
+              <w:t>Category Code</w:t>
+            </w:r>
+          </w:p>
+        </w:tc>
+        <w:tc>
+          <w:tcPr>
+            <w:tcW w:w="0" w:type="auto"/>
+            <w:tcBorders>
+              <w:top w:val="single" w:sz="6" w:space="0" w:color="C4C7C5"/>
+              <w:left w:val="single" w:sz="6" w:space="0" w:color="C4C7C5"/>
+              <w:bottom w:val="single" w:sz="6" w:space="0" w:color="C4C7C5"/>
+              <w:right w:val="single" w:sz="6" w:space="0" w:color="C4C7C5"/>
+            </w:tcBorders>
+            <w:tcMar>
+              <w:top w:w="120" w:type="dxa"/>
+              <w:left w:w="180" w:type="dxa"/>
+              <w:bottom w:w="120" w:type="dxa"/>
+              <w:right w:w="180" w:type="dxa"/>
+            </w:tcMar>
+            <w:vAlign w:val="center"/>
+            <w:hideMark/>
+          </w:tcPr>
+          <w:p>
+            <w:r>
+              <w:rPr>
+                <w:b/>
+                <w:bCs/>
+              </w:rPr>
+              <w:t>Category</w:t>
+            </w:r>
+          </w:p>
+        </w:tc>
+        <w:tc>
+          <w:tcPr>
+            <w:tcW w:w="0" w:type="auto"/>
+            <w:tcBorders>
+              <w:top w:val="single" w:sz="6" w:space="0" w:color="C4C7C5"/>
+              <w:left w:val="single" w:sz="6" w:space="0" w:color="C4C7C5"/>
+              <w:bottom w:val="single" w:sz="6" w:space="0" w:color="C4C7C5"/>
+              <w:right w:val="single" w:sz="6" w:space="0" w:color="C4C7C5"/>
+            </w:tcBorders>
+            <w:tcMar>
+              <w:top w:w="120" w:type="dxa"/>
+              <w:left w:w="180" w:type="dxa"/>
+              <w:bottom w:w="120" w:type="dxa"/>
+              <w:right w:w="180" w:type="dxa"/>
+            </w:tcMar>
+            <w:vAlign w:val="center"/>
+            <w:hideMark/>
+          </w:tcPr>
+          <w:p>
+            <w:r>
+              <w:rPr>
+                <w:b/>
+                <w:bCs/>
+              </w:rPr>
+              <w:t>Status</w:t>
+            </w:r>
+          </w:p>
+        </w:tc>
+        <w:tc>
+          <w:tcPr>
+            <w:tcW w:w="0" w:type="auto"/>
+            <w:tcBorders>
+              <w:top w:val="single" w:sz="6" w:space="0" w:color="C4C7C5"/>
+              <w:left w:val="single" w:sz="6" w:space="0" w:color="C4C7C5"/>
+              <w:bottom w:val="single" w:sz="6" w:space="0" w:color="C4C7C5"/>
+              <w:right w:val="single" w:sz="6" w:space="0" w:color="C4C7C5"/>
+            </w:tcBorders>
+            <w:tcMar>
+              <w:top w:w="120" w:type="dxa"/>
+              <w:left w:w="180" w:type="dxa"/>
+              <w:bottom w:w="120" w:type="dxa"/>
+              <w:right w:w="180" w:type="dxa"/>
+            </w:tcMar>
+            <w:vAlign w:val="center"/>
+            <w:hideMark/>
+          </w:tcPr>
+          <w:p>
+            <w:r>
+              <w:rPr>
+                <w:b/>
+                <w:bCs/>
+              </w:rPr>
+              <w:t>Volumes</w:t>
+            </w:r>
+          </w:p>
+        </w:tc>
+      </w:tr>
+      <w:tr>
+        <w:trPr>
+          <w:tblCellSpacing w:w="15" w:type="dxa"/>
+        </w:trPr>
+        <w:tc>
+          <w:tcPr>
+            <w:tcW w:w="0" w:type="auto"/>
+            <w:tcBorders>
+              <w:top w:val="single" w:sz="6" w:space="0" w:color="C4C7C5"/>
+              <w:left w:val="single" w:sz="6" w:space="0" w:color="C4C7C5"/>
+              <w:bottom w:val="single" w:sz="6" w:space="0" w:color="C4C7C5"/>
+              <w:right w:val="single" w:sz="6" w:space="0" w:color="C4C7C5"/>
+            </w:tcBorders>
+            <w:tcMar>
+              <w:top w:w="120" w:type="dxa"/>
+              <w:left w:w="180" w:type="dxa"/>
+              <w:bottom w:w="120" w:type="dxa"/>
+              <w:right w:w="180" w:type="dxa"/>
+            </w:tcMar>
+            <w:vAlign w:val="center"/>
+            <w:hideMark/>
+          </w:tcPr>
+          <w:p>
+            <w:r>
+              <w:rPr>
+                <w:b/>
+                <w:bCs/>
+              </w:rPr>
+              <w:t>FF</w:t>
+            </w:r>
+          </w:p>
+        </w:tc>
+        <w:tc>
+          <w:tcPr>
+            <w:tcW w:w="0" w:type="auto"/>
+            <w:tcBorders>
+              <w:top w:val="single" w:sz="6" w:space="0" w:color="C4C7C5"/>
+              <w:left w:val="single" w:sz="6" w:space="0" w:color="C4C7C5"/>
+              <w:bottom w:val="single" w:sz="6" w:space="0" w:color="C4C7C5"/>
+              <w:right w:val="single" w:sz="6" w:space="0" w:color="C4C7C5"/>
+            </w:tcBorders>
+            <w:tcMar>
+              <w:top w:w="120" w:type="dxa"/>
+              <w:left w:w="180" w:type="dxa"/>
+              <w:bottom w:w="120" w:type="dxa"/>
+              <w:right w:w="180" w:type="dxa"/>
+            </w:tcMar>
+            <w:vAlign w:val="center"/>
+            <w:hideMark/>
+          </w:tcPr>
+          <w:p>
+            <w:r>
+              <w:t>Files &amp; Project Management</w:t>
+            </w:r>
+          </w:p>
+        </w:tc>
+        <w:tc>
+          <w:tcPr>
+            <w:tcW w:w="0" w:type="auto"/>
+            <w:tcBorders>
+              <w:top w:val="single" w:sz="6" w:space="0" w:color="C4C7C5"/>
+              <w:left w:val="single" w:sz="6" w:space="0" w:color="C4C7C5"/>
+              <w:bottom w:val="single" w:sz="6" w:space="0" w:color="C4C7C5"/>
+              <w:right w:val="single" w:sz="6" w:space="0" w:color="C4C7C5"/>
+            </w:tcBorders>
+            <w:tcMar>
+              <w:top w:w="120" w:type="dxa"/>
+              <w:left w:w="180" w:type="dxa"/>
+              <w:bottom w:w="120" w:type="dxa"/>
+              <w:right w:w="180" w:type="dxa"/>
+            </w:tcMar>
+            <w:vAlign w:val="center"/>
+            <w:hideMark/>
+          </w:tcPr>
+          <w:p>
+            <w:r>
+              <w:rPr>
+                <w:b/>
+                <w:bCs/>
+              </w:rPr>
+              <w:t>Complete</w:t>
+            </w:r>
+          </w:p>
+        </w:tc>
+        <w:tc>
+          <w:tcPr>
+            <w:tcW w:w="0" w:type="auto"/>
+            <w:tcBorders>
+              <w:top w:val="single" w:sz="6" w:space="0" w:color="C4C7C5"/>
+              <w:left w:val="single" w:sz="6" w:space="0" w:color="C4C7C5"/>
+              <w:bottom w:val="single" w:sz="6" w:space="0" w:color="C4C7C5"/>
+              <w:right w:val="single" w:sz="6" w:space="0" w:color="C4C7C5"/>
+            </w:tcBorders>
+            <w:tcMar>
+              <w:top w:w="120" w:type="dxa"/>
+              <w:left w:w="180" w:type="dxa"/>
+              <w:bottom w:w="120" w:type="dxa"/>
+              <w:right w:w="180" w:type="dxa"/>
+            </w:tcMar>
+            <w:vAlign w:val="center"/>
+            <w:hideMark/>
+          </w:tcPr>
+          <w:p>
+            <w:r>
+              <w:t>3</w:t>
+            </w:r>
+          </w:p>
+        </w:tc>
+      </w:tr>
+      <w:tr>
+        <w:trPr>
+          <w:tblCellSpacing w:w="15" w:type="dxa"/>
+        </w:trPr>
+        <w:tc>
+          <w:tcPr>
+            <w:tcW w:w="0" w:type="auto"/>
+            <w:tcBorders>
+              <w:top w:val="single" w:sz="6" w:space="0" w:color="C4C7C5"/>
+              <w:left w:val="single" w:sz="6" w:space="0" w:color="C4C7C5"/>
+              <w:bottom w:val="single" w:sz="6" w:space="0" w:color="C4C7C5"/>
+              <w:right w:val="single" w:sz="6" w:space="0" w:color="C4C7C5"/>
+            </w:tcBorders>
+            <w:tcMar>
+              <w:top w:w="120" w:type="dxa"/>
+              <w:left w:w="180" w:type="dxa"/>
+              <w:bottom w:w="120" w:type="dxa"/>
+              <w:right w:w="180" w:type="dxa"/>
+            </w:tcMar>
+            <w:vAlign w:val="center"/>
+            <w:hideMark/>
+          </w:tcPr>
+          <w:p>
+            <w:r>
+              <w:rPr>
+                <w:b/>
+                <w:bCs/>
+              </w:rPr>
+              <w:t>OS</w:t>
+            </w:r>
+          </w:p>
+        </w:tc>
+        <w:tc>
+          <w:tcPr>
+            <w:tcW w:w="0" w:type="auto"/>
+            <w:tcBorders>
+              <w:top w:val="single" w:sz="6" w:space="0" w:color="C4C7C5"/>
+              <w:left w:val="single" w:sz="6" w:space="0" w:color="C4C7C5"/>
+              <w:bottom w:val="single" w:sz="6" w:space="0" w:color="C4C7C5"/>
+              <w:right w:val="single" w:sz="6" w:space="0" w:color="C4C7C5"/>
+            </w:tcBorders>
+            <w:tcMar>
+              <w:top w:w="120" w:type="dxa"/>
+              <w:left w:w="180" w:type="dxa"/>
+              <w:bottom w:w="120" w:type="dxa"/>
+              <w:right w:w="180" w:type="dxa"/>
+            </w:tcMar>
+            <w:vAlign w:val="center"/>
+            <w:hideMark/>
+          </w:tcPr>
+          <w:p>
+            <w:r>
+              <w:t>Operating Systems</w:t>
+            </w:r>
+          </w:p>
+        </w:tc>
+        <w:tc>
+          <w:tcPr>
+            <w:tcW w:w="0" w:type="auto"/>
+            <w:tcBorders>
+              <w:top w:val="single" w:sz="6" w:space="0" w:color="C4C7C5"/>
+              <w:left w:val="single" w:sz="6" w:space="0" w:color="C4C7C5"/>
+              <w:bottom w:val="single" w:sz="6" w:space="0" w:color="C4C7C5"/>
+              <w:right w:val="single" w:sz="6" w:space="0" w:color="C4C7C5"/>
+            </w:tcBorders>
+            <w:tcMar>
+              <w:top w:w="120" w:type="dxa"/>
+              <w:left w:w="180" w:type="dxa"/>
+              <w:bottom w:w="120" w:type="dxa"/>
+              <w:right w:w="180" w:type="dxa"/>
+            </w:tcMar>
+            <w:vAlign w:val="center"/>
+            <w:hideMark/>
+          </w:tcPr>
+          <w:p>
+            <w:r>
+              <w:rPr>
+                <w:b/>
+                <w:bCs/>
+              </w:rPr>
+              <w:t>Complete</w:t>
+            </w:r>
+          </w:p>
+        </w:tc>
+        <w:tc>
+          <w:tcPr>
+            <w:tcW w:w="0" w:type="auto"/>
+            <w:tcBorders>
+              <w:top w:val="single" w:sz="6" w:space="0" w:color="C4C7C5"/>
+              <w:left w:val="single" w:sz="6" w:space="0" w:color="C4C7C5"/>
+              <w:bottom w:val="single" w:sz="6" w:space="0" w:color="C4C7C5"/>
+              <w:right w:val="single" w:sz="6" w:space="0" w:color="C4C7C5"/>
+            </w:tcBorders>
+            <w:tcMar>
+              <w:top w:w="120" w:type="dxa"/>
+              <w:left w:w="180" w:type="dxa"/>
+              <w:bottom w:w="120" w:type="dxa"/>
+              <w:right w:w="180" w:type="dxa"/>
+            </w:tcMar>
+            <w:vAlign w:val="center"/>
+            <w:hideMark/>
+          </w:tcPr>
+          <w:p>
+            <w:r>
+              <w:t>2</w:t>
+            </w:r>
+          </w:p>
+        </w:tc>
+      </w:tr>
+      <w:tr>
+        <w:trPr>
+          <w:tblCellSpacing w:w="15" w:type="dxa"/>
+        </w:trPr>
+        <w:tc>
+          <w:tcPr>
+            <w:tcW w:w="0" w:type="auto"/>
+            <w:tcBorders>
+              <w:top w:val="single" w:sz="6" w:space="0" w:color="C4C7C5"/>
+              <w:left w:val="single" w:sz="6" w:space="0" w:color="C4C7C5"/>
+              <w:bottom w:val="single" w:sz="6" w:space="0" w:color="C4C7C5"/>
+              <w:right w:val="single" w:sz="6" w:space="0" w:color="C4C7C5"/>
+            </w:tcBorders>
+            <w:tcMar>
+              <w:top w:w="120" w:type="dxa"/>
+              <w:left w:w="180" w:type="dxa"/>
+              <w:bottom w:w="120" w:type="dxa"/>
+              <w:right w:w="180" w:type="dxa"/>
+            </w:tcMar>
+            <w:vAlign w:val="center"/>
+            <w:hideMark/>
+          </w:tcPr>
+          <w:p>
+            <w:r>
+              <w:rPr>
+                <w:b/>
+                <w:bCs/>
+              </w:rPr>
+              <w:t>WI</w:t>
+            </w:r>
+          </w:p>
+        </w:tc>
+        <w:tc>
+          <w:tcPr>
+            <w:tcW w:w="0" w:type="auto"/>
+            <w:tcBorders>
+              <w:top w:val="single" w:sz="6" w:space="0" w:color="C4C7C5"/>
+              <w:left w:val="single" w:sz="6" w:space="0" w:color="C4C7C5"/>
+              <w:bottom w:val="single" w:sz="6" w:space="0" w:color="C4C7C5"/>
+              <w:right w:val="single" w:sz="6" w:space="0" w:color="C4C7C5"/>
+            </w:tcBorders>
+            <w:tcMar>
+              <w:top w:w="120" w:type="dxa"/>
+              <w:left w:w="180" w:type="dxa"/>
+              <w:bottom w:w="120" w:type="dxa"/>
+              <w:right w:w="180" w:type="dxa"/>
+            </w:tcMar>
+            <w:vAlign w:val="center"/>
+            <w:hideMark/>
+          </w:tcPr>
+          <w:p>
+            <w:r>
+              <w:t>Web &amp; Internet</w:t>
+            </w:r>
+          </w:p>
+        </w:tc>
+        <w:tc>
+          <w:tcPr>
+            <w:tcW w:w="0" w:type="auto"/>
+            <w:tcBorders>
+              <w:top w:val="single" w:sz="6" w:space="0" w:color="C4C7C5"/>
+              <w:left w:val="single" w:sz="6" w:space="0" w:color="C4C7C5"/>
+              <w:bottom w:val="single" w:sz="6" w:space="0" w:color="C4C7C5"/>
+              <w:right w:val="single" w:sz="6" w:space="0" w:color="C4C7C5"/>
+            </w:tcBorders>
+            <w:tcMar>
+              <w:top w:w="120" w:type="dxa"/>
+              <w:left w:w="180" w:type="dxa"/>
+              <w:bottom w:w="120" w:type="dxa"/>
+              <w:right w:w="180" w:type="dxa"/>
+            </w:tcMar>
+            <w:vAlign w:val="center"/>
+            <w:hideMark/>
+          </w:tcPr>
+          <w:p>
+            <w:r>
+              <w:t>Planned</w:t>
+            </w:r>
+          </w:p>
+        </w:tc>
+        <w:tc>
+          <w:tcPr>
+            <w:tcW w:w="0" w:type="auto"/>
+            <w:tcBorders>
+              <w:top w:val="single" w:sz="6" w:space="0" w:color="C4C7C5"/>
+              <w:left w:val="single" w:sz="6" w:space="0" w:color="C4C7C5"/>
+              <w:bottom w:val="single" w:sz="6" w:space="0" w:color="C4C7C5"/>
+              <w:right w:val="single" w:sz="6" w:space="0" w:color="C4C7C5"/>
+            </w:tcBorders>
+            <w:tcMar>
+              <w:top w:w="120" w:type="dxa"/>
+              <w:left w:w="180" w:type="dxa"/>
+              <w:bottom w:w="120" w:type="dxa"/>
+              <w:right w:w="180" w:type="dxa"/>
+            </w:tcMar>
+            <w:vAlign w:val="center"/>
+            <w:hideMark/>
+          </w:tcPr>
+          <w:p>
+            <w:r>
+              <w:t>—</w:t>
+            </w:r>
+          </w:p>
+        </w:tc>
+      </w:tr>
+      <w:tr>
+        <w:trPr>
+          <w:tblCellSpacing w:w="15" w:type="dxa"/>
+        </w:trPr>
+        <w:tc>
+          <w:tcPr>
+            <w:tcW w:w="0" w:type="auto"/>
+            <w:tcBorders>
+              <w:top w:val="single" w:sz="6" w:space="0" w:color="C4C7C5"/>
+              <w:left w:val="single" w:sz="6" w:space="0" w:color="C4C7C5"/>
+              <w:bottom w:val="single" w:sz="6" w:space="0" w:color="C4C7C5"/>
+              <w:right w:val="single" w:sz="6" w:space="0" w:color="C4C7C5"/>
+            </w:tcBorders>
+            <w:tcMar>
+              <w:top w:w="120" w:type="dxa"/>
+              <w:left w:w="180" w:type="dxa"/>
+              <w:bottom w:w="120" w:type="dxa"/>
+              <w:right w:w="180" w:type="dxa"/>
+            </w:tcMar>
+            <w:vAlign w:val="center"/>
+            <w:hideMark/>
+          </w:tcPr>
+          <w:p>
+            <w:r>
+              <w:rPr>
+                <w:b/>
+                <w:bCs/>
+              </w:rPr>
+              <w:t>KI</w:t>
+            </w:r>
+          </w:p>
+        </w:tc>
+        <w:tc>
+          <w:tcPr>
+            <w:tcW w:w="0" w:type="auto"/>
+            <w:tcBorders>
+              <w:top w:val="single" w:sz="6" w:space="0" w:color="C4C7C5"/>
+              <w:left w:val="single" w:sz="6" w:space="0" w:color="C4C7C5"/>
+              <w:bottom w:val="single" w:sz="6" w:space="0" w:color="C4C7C5"/>
+              <w:right w:val="single" w:sz="6" w:space="0" w:color="C4C7C5"/>
+            </w:tcBorders>
+            <w:tcMar>
+              <w:top w:w="120" w:type="dxa"/>
+              <w:left w:w="180" w:type="dxa"/>
+              <w:bottom w:w="120" w:type="dxa"/>
+              <w:right w:w="180" w:type="dxa"/>
+            </w:tcMar>
+            <w:vAlign w:val="center"/>
+            <w:hideMark/>
+          </w:tcPr>
+          <w:p>
+            <w:r>
+              <w:t>Keyboard &amp; Input</w:t>
+            </w:r>
+          </w:p>
+        </w:tc>
+        <w:tc>
+          <w:tcPr>
+            <w:tcW w:w="0" w:type="auto"/>
+            <w:tcBorders>
+              <w:top w:val="single" w:sz="6" w:space="0" w:color="C4C7C5"/>
+              <w:left w:val="single" w:sz="6" w:space="0" w:color="C4C7C5"/>
+              <w:bottom w:val="single" w:sz="6" w:space="0" w:color="C4C7C5"/>
+              <w:right w:val="single" w:sz="6" w:space="0" w:color="C4C7C5"/>
+            </w:tcBorders>
+            <w:tcMar>
+              <w:top w:w="120" w:type="dxa"/>
+              <w:left w:w="180" w:type="dxa"/>
+              <w:bottom w:w="120" w:type="dxa"/>
+              <w:right w:w="180" w:type="dxa"/>
+            </w:tcMar>
+            <w:vAlign w:val="center"/>
+            <w:hideMark/>
+          </w:tcPr>
+          <w:p>
+            <w:r>
+              <w:t>Planned</w:t>
+            </w:r>
+          </w:p>
+        </w:tc>
+        <w:tc>
+          <w:tcPr>
+            <w:tcW w:w="0" w:type="auto"/>
+            <w:tcBorders>
+              <w:top w:val="single" w:sz="6" w:space="0" w:color="C4C7C5"/>
+              <w:left w:val="single" w:sz="6" w:space="0" w:color="C4C7C5"/>
+              <w:bottom w:val="single" w:sz="6" w:space="0" w:color="C4C7C5"/>
+              <w:right w:val="single" w:sz="6" w:space="0" w:color="C4C7C5"/>
+            </w:tcBorders>
+            <w:tcMar>
+              <w:top w:w="120" w:type="dxa"/>
+              <w:left w:w="180" w:type="dxa"/>
+              <w:bottom w:w="120" w:type="dxa"/>
+              <w:right w:w="180" w:type="dxa"/>
+            </w:tcMar>
+            <w:vAlign w:val="center"/>
+            <w:hideMark/>
+          </w:tcPr>
+          <w:p>
+            <w:r>
+              <w:t>—</w:t>
+            </w:r>
+          </w:p>
+        </w:tc>
+      </w:tr>
+      <w:tr>
+        <w:trPr>
+          <w:tblCellSpacing w:w="15" w:type="dxa"/>
+        </w:trPr>
+        <w:tc>
+          <w:tcPr>
+            <w:tcW w:w="0" w:type="auto"/>
+            <w:tcBorders>
+              <w:top w:val="single" w:sz="6" w:space="0" w:color="C4C7C5"/>
+              <w:left w:val="single" w:sz="6" w:space="0" w:color="C4C7C5"/>
+              <w:bottom w:val="single" w:sz="6" w:space="0" w:color="C4C7C5"/>
+              <w:right w:val="single" w:sz="6" w:space="0" w:color="C4C7C5"/>
+            </w:tcBorders>
+            <w:tcMar>
+              <w:top w:w="120" w:type="dxa"/>
+              <w:left w:w="180" w:type="dxa"/>
+              <w:bottom w:w="120" w:type="dxa"/>
+              <w:right w:w="180" w:type="dxa"/>
+            </w:tcMar>
+            <w:vAlign w:val="center"/>
+            <w:hideMark/>
+          </w:tcPr>
+          <w:p>
+            <w:r>
+              <w:rPr>
+                <w:b/>
+                <w:bCs/>
+              </w:rPr>
+              <w:t>DW</w:t>
+            </w:r>
+          </w:p>
+        </w:tc>
+        <w:tc>
+          <w:tcPr>
+            <w:tcW w:w="0" w:type="auto"/>
+            <w:tcBorders>
+              <w:top w:val="single" w:sz="6" w:space="0" w:color="C4C7C5"/>
+              <w:left w:val="single" w:sz="6" w:space="0" w:color="C4C7C5"/>
+              <w:bottom w:val="single" w:sz="6" w:space="0" w:color="C4C7C5"/>
+              <w:right w:val="single" w:sz="6" w:space="0" w:color="C4C7C5"/>
+            </w:tcBorders>
+            <w:tcMar>
+              <w:top w:w="120" w:type="dxa"/>
+              <w:left w:w="180" w:type="dxa"/>
+              <w:bottom w:w="120" w:type="dxa"/>
+              <w:right w:w="180" w:type="dxa"/>
+            </w:tcMar>
+            <w:vAlign w:val="center"/>
+            <w:hideMark/>
+          </w:tcPr>
+          <w:p>
+            <w:r>
+              <w:t>Desktop Workspace</w:t>
+            </w:r>
+          </w:p>
+        </w:tc>
+        <w:tc>
+          <w:tcPr>
+            <w:tcW w:w="0" w:type="auto"/>
+            <w:tcBorders>
+              <w:top w:val="single" w:sz="6" w:space="0" w:color="C4C7C5"/>
+              <w:left w:val="single" w:sz="6" w:space="0" w:color="C4C7C5"/>
+              <w:bottom w:val="single" w:sz="6" w:space="0" w:color="C4C7C5"/>
+              <w:right w:val="single" w:sz="6" w:space="0" w:color="C4C7C5"/>
+            </w:tcBorders>
+            <w:tcMar>
+              <w:top w:w="120" w:type="dxa"/>
+              <w:left w:w="180" w:type="dxa"/>
+              <w:bottom w:w="120" w:type="dxa"/>
+              <w:right w:w="180" w:type="dxa"/>
+            </w:tcMar>
+            <w:vAlign w:val="center"/>
+            <w:hideMark/>
+          </w:tcPr>
+          <w:p>
+            <w:r>
+              <w:t>Planned</w:t>
+            </w:r>
+          </w:p>
+        </w:tc>
+        <w:tc>
+          <w:tcPr>
+            <w:tcW w:w="0" w:type="auto"/>
+            <w:tcBorders>
+              <w:top w:val="single" w:sz="6" w:space="0" w:color="C4C7C5"/>
+              <w:left w:val="single" w:sz="6" w:space="0" w:color="C4C7C5"/>
+              <w:bottom w:val="single" w:sz="6" w:space="0" w:color="C4C7C5"/>
+              <w:right w:val="single" w:sz="6" w:space="0" w:color="C4C7C5"/>
+            </w:tcBorders>
+            <w:tcMar>
+              <w:top w:w="120" w:type="dxa"/>
+              <w:left w:w="180" w:type="dxa"/>
+              <w:bottom w:w="120" w:type="dxa"/>
+              <w:right w:w="180" w:type="dxa"/>
+            </w:tcMar>
+            <w:vAlign w:val="center"/>
+            <w:hideMark/>
+          </w:tcPr>
+          <w:p>
+            <w:r>
+              <w:t>—</w:t>
+            </w:r>
+          </w:p>
+        </w:tc>
+      </w:tr>
+      <w:tr>
+        <w:trPr>
+          <w:tblCellSpacing w:w="15" w:type="dxa"/>
+        </w:trPr>
+        <w:tc>
+          <w:tcPr>
+            <w:tcW w:w="0" w:type="auto"/>
+            <w:tcBorders>
+              <w:top w:val="single" w:sz="6" w:space="0" w:color="C4C7C5"/>
+              <w:left w:val="single" w:sz="6" w:space="0" w:color="C4C7C5"/>
+              <w:bottom w:val="single" w:sz="6" w:space="0" w:color="C4C7C5"/>
+              <w:right w:val="single" w:sz="6" w:space="0" w:color="C4C7C5"/>
+            </w:tcBorders>
+            <w:tcMar>
+              <w:top w:w="120" w:type="dxa"/>
+              <w:left w:w="180" w:type="dxa"/>
+              <w:bottom w:w="120" w:type="dxa"/>
+              <w:right w:w="180" w:type="dxa"/>
+            </w:tcMar>
+            <w:vAlign w:val="center"/>
+            <w:hideMark/>
+          </w:tcPr>
+          <w:p>
+            <w:r>
+              <w:rPr>
+                <w:b/>
+                <w:bCs/>
+              </w:rPr>
+              <w:t>AU</w:t>
+            </w:r>
+          </w:p>
+        </w:tc>
+        <w:tc>
+          <w:tcPr>
+            <w:tcW w:w="0" w:type="auto"/>
+            <w:tcBorders>
+              <w:top w:val="single" w:sz="6" w:space="0" w:color="C4C7C5"/>
+              <w:left w:val="single" w:sz="6" w:space="0" w:color="C4C7C5"/>
+              <w:bottom w:val="single" w:sz="6" w:space="0" w:color="C4C7C5"/>
+              <w:right w:val="single" w:sz="6" w:space="0" w:color="C4C7C5"/>
+            </w:tcBorders>
+            <w:tcMar>
+              <w:top w:w="120" w:type="dxa"/>
+              <w:left w:w="180" w:type="dxa"/>
+              <w:bottom w:w="120" w:type="dxa"/>
+              <w:right w:w="180" w:type="dxa"/>
+            </w:tcMar>
+            <w:vAlign w:val="center"/>
+            <w:hideMark/>
+          </w:tcPr>
+          <w:p>
+            <w:r>
+              <w:t>Authentication &amp; Forms</w:t>
+            </w:r>
+          </w:p>
+        </w:tc>
+        <w:tc>
+          <w:tcPr>
+            <w:tcW w:w="0" w:type="auto"/>
+            <w:tcBorders>
+              <w:top w:val="single" w:sz="6" w:space="0" w:color="C4C7C5"/>
+              <w:left w:val="single" w:sz="6" w:space="0" w:color="C4C7C5"/>
+              <w:bottom w:val="single" w:sz="6" w:space="0" w:color="C4C7C5"/>
+              <w:right w:val="single" w:sz="6" w:space="0" w:color="C4C7C5"/>
+            </w:tcBorders>
+            <w:tcMar>
+              <w:top w:w="120" w:type="dxa"/>
+              <w:left w:w="180" w:type="dxa"/>
+              <w:bottom w:w="120" w:type="dxa"/>
+              <w:right w:w="180" w:type="dxa"/>
+            </w:tcMar>
+            <w:vAlign w:val="center"/>
+            <w:hideMark/>
+          </w:tcPr>
+          <w:p>
+            <w:r>
+              <w:t>Planned</w:t>
+            </w:r>
+          </w:p>
+        </w:tc>
+        <w:tc>
+          <w:tcPr>
+            <w:tcW w:w="0" w:type="auto"/>
+            <w:tcBorders>
+              <w:top w:val="single" w:sz="6" w:space="0" w:color="C4C7C5"/>
+              <w:left w:val="single" w:sz="6" w:space="0" w:color="C4C7C5"/>
+              <w:bottom w:val="single" w:sz="6" w:space="0" w:color="C4C7C5"/>
+              <w:right w:val="single" w:sz="6" w:space="0" w:color="C4C7C5"/>
+            </w:tcBorders>
+            <w:tcMar>
+              <w:top w:w="120" w:type="dxa"/>
+              <w:left w:w="180" w:type="dxa"/>
+              <w:bottom w:w="120" w:type="dxa"/>
+              <w:right w:w="180" w:type="dxa"/>
+            </w:tcMar>
+            <w:vAlign w:val="center"/>
+            <w:hideMark/>
+          </w:tcPr>
+          <w:p>
+            <w:r>
+              <w:t>—</w:t>
+            </w:r>
+          </w:p>
+        </w:tc>
+      </w:tr>
+      <w:tr>
+        <w:trPr>
+          <w:tblCellSpacing w:w="15" w:type="dxa"/>
+        </w:trPr>
+        <w:tc>
+          <w:tcPr>
+            <w:tcW w:w="0" w:type="auto"/>
+            <w:tcBorders>
+              <w:top w:val="single" w:sz="6" w:space="0" w:color="C4C7C5"/>
+              <w:left w:val="single" w:sz="6" w:space="0" w:color="C4C7C5"/>
+              <w:bottom w:val="single" w:sz="6" w:space="0" w:color="C4C7C5"/>
+              <w:right w:val="single" w:sz="6" w:space="0" w:color="C4C7C5"/>
+            </w:tcBorders>
+            <w:tcMar>
+              <w:top w:w="120" w:type="dxa"/>
+              <w:left w:w="180" w:type="dxa"/>
+              <w:bottom w:w="120" w:type="dxa"/>
+              <w:right w:w="180" w:type="dxa"/>
+            </w:tcMar>
+            <w:vAlign w:val="center"/>
+            <w:hideMark/>
+          </w:tcPr>
+          <w:p>
+            <w:r>
+              <w:rPr>
+                <w:b/>
+                <w:bCs/>
+              </w:rPr>
+              <w:t>NT</w:t>
+            </w:r>
+          </w:p>
+        </w:tc>
+        <w:tc>
+          <w:tcPr>
+            <w:tcW w:w="0" w:type="auto"/>
+            <w:tcBorders>
+              <w:top w:val="single" w:sz="6" w:space="0" w:color="C4C7C5"/>
+              <w:left w:val="single" w:sz="6" w:space="0" w:color="C4C7C5"/>
+              <w:bottom w:val="single" w:sz="6" w:space="0" w:color="C4C7C5"/>
+              <w:right w:val="single" w:sz="6" w:space="0" w:color="C4C7C5"/>
+            </w:tcBorders>
+            <w:tcMar>
+              <w:top w:w="120" w:type="dxa"/>
+              <w:left w:w="180" w:type="dxa"/>
+              <w:bottom w:w="120" w:type="dxa"/>
+              <w:right w:w="180" w:type="dxa"/>
+            </w:tcMar>
+            <w:vAlign w:val="center"/>
+            <w:hideMark/>
+          </w:tcPr>
+          <w:p>
+            <w:r>
+              <w:t>Notifications</w:t>
+            </w:r>
+          </w:p>
+        </w:tc>
+        <w:tc>
+          <w:tcPr>
+            <w:tcW w:w="0" w:type="auto"/>
+            <w:tcBorders>
+              <w:top w:val="single" w:sz="6" w:space="0" w:color="C4C7C5"/>
+              <w:left w:val="single" w:sz="6" w:space="0" w:color="C4C7C5"/>
+              <w:bottom w:val="single" w:sz="6" w:space="0" w:color="C4C7C5"/>
+              <w:right w:val="single" w:sz="6" w:space="0" w:color="C4C7C5"/>
+            </w:tcBorders>
+            <w:tcMar>
+              <w:top w:w="120" w:type="dxa"/>
+              <w:left w:w="180" w:type="dxa"/>
+              <w:bottom w:w="120" w:type="dxa"/>
+              <w:right w:w="180" w:type="dxa"/>
+            </w:tcMar>
+            <w:vAlign w:val="center"/>
+            <w:hideMark/>
+          </w:tcPr>
+          <w:p>
+            <w:r>
+              <w:t>Planned</w:t>
+            </w:r>
+          </w:p>
+        </w:tc>
+        <w:tc>
+          <w:tcPr>
+            <w:tcW w:w="0" w:type="auto"/>
+            <w:tcBorders>
+              <w:top w:val="single" w:sz="6" w:space="0" w:color="C4C7C5"/>
+              <w:left w:val="single" w:sz="6" w:space="0" w:color="C4C7C5"/>
+              <w:bottom w:val="single" w:sz="6" w:space="0" w:color="C4C7C5"/>
+              <w:right w:val="single" w:sz="6" w:space="0" w:color="C4C7C5"/>
+            </w:tcBorders>
+            <w:tcMar>
+              <w:top w:w="120" w:type="dxa"/>
+              <w:left w:w="180" w:type="dxa"/>
+              <w:bottom w:w="120" w:type="dxa"/>
+              <w:right w:w="180" w:type="dxa"/>
+            </w:tcMar>
+            <w:vAlign w:val="center"/>
+            <w:hideMark/>
+          </w:tcPr>
+          <w:p>
+            <w:r>
+              <w:t>—</w:t>
+            </w:r>
+          </w:p>
+        </w:tc>
+      </w:tr>
+      <w:tr>
+        <w:trPr>
+          <w:tblCellSpacing w:w="15" w:type="dxa"/>
+        </w:trPr>
+        <w:tc>
+          <w:tcPr>
+            <w:tcW w:w="0" w:type="auto"/>
+            <w:tcBorders>
+              <w:top w:val="single" w:sz="6" w:space="0" w:color="C4C7C5"/>
+              <w:left w:val="single" w:sz="6" w:space="0" w:color="C4C7C5"/>
+              <w:bottom w:val="single" w:sz="6" w:space="0" w:color="C4C7C5"/>
+              <w:right w:val="single" w:sz="6" w:space="0" w:color="C4C7C5"/>
+            </w:tcBorders>
+            <w:tcMar>
+              <w:top w:w="120" w:type="dxa"/>
+              <w:left w:w="180" w:type="dxa"/>
+              <w:bottom w:w="120" w:type="dxa"/>
+              <w:right w:w="180" w:type="dxa"/>
+            </w:tcMar>
+            <w:vAlign w:val="center"/>
+            <w:hideMark/>
+          </w:tcPr>
+          <w:p>
+            <w:r>
+              <w:rPr>
+                <w:b/>
+                <w:bCs/>
+              </w:rPr>
+              <w:t>LE</w:t>
+            </w:r>
+          </w:p>
+        </w:tc>
+        <w:tc>
+          <w:tcPr>
+            <w:tcW w:w="0" w:type="auto"/>
+            <w:tcBorders>
+              <w:top w:val="single" w:sz="6" w:space="0" w:color="C4C7C5"/>
+              <w:left w:val="single" w:sz="6" w:space="0" w:color="C4C7C5"/>
+              <w:bottom w:val="single" w:sz="6" w:space="0" w:color="C4C7C5"/>
+              <w:right w:val="single" w:sz="6" w:space="0" w:color="C4C7C5"/>
+            </w:tcBorders>
+            <w:tcMar>
+              <w:top w:w="120" w:type="dxa"/>
+              <w:left w:w="180" w:type="dxa"/>
+              <w:bottom w:w="120" w:type="dxa"/>
+              <w:right w:w="180" w:type="dxa"/>
+            </w:tcMar>
+            <w:vAlign w:val="center"/>
+            <w:hideMark/>
+          </w:tcPr>
+          <w:p>
+            <w:r>
+              <w:t>Learning</w:t>
+            </w:r>
+          </w:p>
+        </w:tc>
+        <w:tc>
+          <w:tcPr>
+            <w:tcW w:w="0" w:type="auto"/>
+            <w:tcBorders>
+              <w:top w:val="single" w:sz="6" w:space="0" w:color="C4C7C5"/>
+              <w:left w:val="single" w:sz="6" w:space="0" w:color="C4C7C5"/>
+              <w:bottom w:val="single" w:sz="6" w:space="0" w:color="C4C7C5"/>
+              <w:right w:val="single" w:sz="6" w:space="0" w:color="C4C7C5"/>
+            </w:tcBorders>
+            <w:tcMar>
+              <w:top w:w="120" w:type="dxa"/>
+              <w:left w:w="180" w:type="dxa"/>
+              <w:bottom w:w="120" w:type="dxa"/>
+              <w:right w:w="180" w:type="dxa"/>
+            </w:tcMar>
+            <w:vAlign w:val="center"/>
+            <w:hideMark/>
+          </w:tcPr>
+          <w:p>
+            <w:r>
+              <w:t>Planned</w:t>
+            </w:r>
+          </w:p>
+        </w:tc>
+        <w:tc>
+          <w:tcPr>
+            <w:tcW w:w="0" w:type="auto"/>
+            <w:tcBorders>
+              <w:top w:val="single" w:sz="6" w:space="0" w:color="C4C7C5"/>
+              <w:left w:val="single" w:sz="6" w:space="0" w:color="C4C7C5"/>
+              <w:bottom w:val="single" w:sz="6" w:space="0" w:color="C4C7C5"/>
+              <w:right w:val="single" w:sz="6" w:space="0" w:color="C4C7C5"/>
+            </w:tcBorders>
+            <w:tcMar>
+              <w:top w:w="120" w:type="dxa"/>
+              <w:left w:w="180" w:type="dxa"/>
+              <w:bottom w:w="120" w:type="dxa"/>
+              <w:right w:w="180" w:type="dxa"/>
+            </w:tcMar>
+            <w:vAlign w:val="center"/>
+            <w:hideMark/>
+          </w:tcPr>
+          <w:p>
+            <w:r>
+              <w:t>—</w:t>
+            </w:r>
+          </w:p>
+        </w:tc>
+      </w:tr>
+      <w:tr>
+        <w:trPr>
+          <w:tblCellSpacing w:w="15" w:type="dxa"/>
+        </w:trPr>
+        <w:tc>
+          <w:tcPr>
+            <w:tcW w:w="0" w:type="auto"/>
+            <w:tcBorders>
+              <w:top w:val="single" w:sz="6" w:space="0" w:color="C4C7C5"/>
+              <w:left w:val="single" w:sz="6" w:space="0" w:color="C4C7C5"/>
+              <w:bottom w:val="single" w:sz="6" w:space="0" w:color="C4C7C5"/>
+              <w:right w:val="single" w:sz="6" w:space="0" w:color="C4C7C5"/>
+            </w:tcBorders>
+            <w:tcMar>
+              <w:top w:w="120" w:type="dxa"/>
+              <w:left w:w="180" w:type="dxa"/>
+              <w:bottom w:w="120" w:type="dxa"/>
+              <w:right w:w="180" w:type="dxa"/>
+            </w:tcMar>
+            <w:vAlign w:val="center"/>
+            <w:hideMark/>
+          </w:tcPr>
+          <w:p>
+            <w:r>
+              <w:rPr>
+                <w:b/>
+                <w:bCs/>
+              </w:rPr>
+              <w:t>MB</w:t>
+            </w:r>
+          </w:p>
+        </w:tc>
+        <w:tc>
+          <w:tcPr>
+            <w:tcW w:w="0" w:type="auto"/>
+            <w:tcBorders>
+              <w:top w:val="single" w:sz="6" w:space="0" w:color="C4C7C5"/>
+              <w:left w:val="single" w:sz="6" w:space="0" w:color="C4C7C5"/>
+              <w:bottom w:val="single" w:sz="6" w:space="0" w:color="C4C7C5"/>
+              <w:right w:val="single" w:sz="6" w:space="0" w:color="C4C7C5"/>
+            </w:tcBorders>
+            <w:tcMar>
+              <w:top w:w="120" w:type="dxa"/>
+              <w:left w:w="180" w:type="dxa"/>
+              <w:bottom w:w="120" w:type="dxa"/>
+              <w:right w:w="180" w:type="dxa"/>
+            </w:tcMar>
+            <w:vAlign w:val="center"/>
+            <w:hideMark/>
+          </w:tcPr>
+          <w:p>
+            <w:r>
+              <w:t>Mobile Experience</w:t>
+            </w:r>
+          </w:p>
+        </w:tc>
+        <w:tc>
+          <w:tcPr>
+            <w:tcW w:w="0" w:type="auto"/>
+            <w:tcBorders>
+              <w:top w:val="single" w:sz="6" w:space="0" w:color="C4C7C5"/>
+              <w:left w:val="single" w:sz="6" w:space="0" w:color="C4C7C5"/>
+              <w:bottom w:val="single" w:sz="6" w:space="0" w:color="C4C7C5"/>
+              <w:right w:val="single" w:sz="6" w:space="0" w:color="C4C7C5"/>
+            </w:tcBorders>
+            <w:tcMar>
+              <w:top w:w="120" w:type="dxa"/>
+              <w:left w:w="180" w:type="dxa"/>
+              <w:bottom w:w="120" w:type="dxa"/>
+              <w:right w:w="180" w:type="dxa"/>
+            </w:tcMar>
+            <w:vAlign w:val="center"/>
+            <w:hideMark/>
+          </w:tcPr>
+          <w:p>
+            <w:r>
+              <w:t>Planned</w:t>
+            </w:r>
+          </w:p>
+        </w:tc>
+        <w:tc>
+          <w:tcPr>
+            <w:tcW w:w="0" w:type="auto"/>
+            <w:tcBorders>
+              <w:top w:val="single" w:sz="6" w:space="0" w:color="C4C7C5"/>
+              <w:left w:val="single" w:sz="6" w:space="0" w:color="C4C7C5"/>
+              <w:bottom w:val="single" w:sz="6" w:space="0" w:color="C4C7C5"/>
+              <w:right w:val="single" w:sz="6" w:space="0" w:color="C4C7C5"/>
+            </w:tcBorders>
+            <w:tcMar>
+              <w:top w:w="120" w:type="dxa"/>
+              <w:left w:w="180" w:type="dxa"/>
+              <w:bottom w:w="120" w:type="dxa"/>
+              <w:right w:w="180" w:type="dxa"/>
+            </w:tcMar>
+            <w:vAlign w:val="center"/>
+            <w:hideMark/>
+          </w:tcPr>
+          <w:p>
+            <w:r>
+              <w:t>—</w:t>
             </w:r>
           </w:p>
         </w:tc>
       </w:tr>
     </w:tbl>
+    <w:p>
+      <w:pPr>
+        <w:rPr>
+          <w:b/>
+          <w:bCs/>
+        </w:rPr>
+      </w:pPr>
+      <w:r>
+        <w:rPr>
+          <w:b/>
+          <w:bCs/>
+        </w:rPr>
+        <w:lastRenderedPageBreak/>
+        <w:t>Asset Status &amp; System Summary</w:t>
+      </w:r>
+    </w:p>
     <w:p>
       <w:pPr>
         <w:rPr>
@@ -4318,7 +7267,7 @@
         <w:tblLook w:val="04A0" w:firstRow="1" w:lastRow="0" w:firstColumn="1" w:lastColumn="0" w:noHBand="0" w:noVBand="1"/>
       </w:tblPr>
       <w:tblGrid>
-        <w:gridCol w:w="3608"/>
+        <w:gridCol w:w="3959"/>
         <w:gridCol w:w="3013"/>
       </w:tblGrid>
       <w:tr>
@@ -4407,6 +7356,10 @@
           </w:tcPr>
           <w:p>
             <w:r>
+              <w:rPr>
+                <w:b/>
+                <w:bCs/>
+              </w:rPr>
               <w:t>Pattern Template</w:t>
             </w:r>
           </w:p>
@@ -4460,6 +7413,10 @@
           </w:tcPr>
           <w:p>
             <w:r>
+              <w:rPr>
+                <w:b/>
+                <w:bCs/>
+              </w:rPr>
               <w:t>Pattern Registry</w:t>
             </w:r>
           </w:p>
@@ -4513,6 +7470,10 @@
           </w:tcPr>
           <w:p>
             <w:r>
+              <w:rPr>
+                <w:b/>
+                <w:bCs/>
+              </w:rPr>
               <w:t>Pattern Metrics Report</w:t>
             </w:r>
           </w:p>
@@ -4566,219 +7527,695 @@
           </w:tcPr>
           <w:p>
             <w:r>
-              <w:t>Volume 01 Pattern Library</w:t>
-            </w:r>
-          </w:p>
-        </w:tc>
-        <w:tc>
-          <w:tcPr>
-            <w:tcW w:w="0" w:type="auto"/>
-            <w:tcBorders>
-              <w:top w:val="single" w:sz="6" w:space="0" w:color="C4C7C5"/>
-              <w:left w:val="single" w:sz="6" w:space="0" w:color="C4C7C5"/>
-              <w:bottom w:val="single" w:sz="6" w:space="0" w:color="C4C7C5"/>
-              <w:right w:val="single" w:sz="6" w:space="0" w:color="C4C7C5"/>
-            </w:tcBorders>
-            <w:tcMar>
-              <w:top w:w="120" w:type="dxa"/>
-              <w:left w:w="180" w:type="dxa"/>
-              <w:bottom w:w="120" w:type="dxa"/>
-              <w:right w:w="180" w:type="dxa"/>
-            </w:tcMar>
-            <w:vAlign w:val="center"/>
-            <w:hideMark/>
-          </w:tcPr>
-          <w:p>
-            <w:r>
-              <w:t>Complete (5 Patterns)</w:t>
-            </w:r>
-          </w:p>
-        </w:tc>
-      </w:tr>
-      <w:tr>
-        <w:trPr>
-          <w:tblCellSpacing w:w="15" w:type="dxa"/>
-        </w:trPr>
-        <w:tc>
-          <w:tcPr>
-            <w:tcW w:w="0" w:type="auto"/>
-            <w:tcBorders>
-              <w:top w:val="single" w:sz="6" w:space="0" w:color="C4C7C5"/>
-              <w:left w:val="single" w:sz="6" w:space="0" w:color="C4C7C5"/>
-              <w:bottom w:val="single" w:sz="6" w:space="0" w:color="C4C7C5"/>
-              <w:right w:val="single" w:sz="6" w:space="0" w:color="C4C7C5"/>
-            </w:tcBorders>
-            <w:tcMar>
-              <w:top w:w="120" w:type="dxa"/>
-              <w:left w:w="180" w:type="dxa"/>
-              <w:bottom w:w="120" w:type="dxa"/>
-              <w:right w:w="180" w:type="dxa"/>
-            </w:tcMar>
-            <w:vAlign w:val="center"/>
-            <w:hideMark/>
-          </w:tcPr>
-          <w:p>
-            <w:r>
+              <w:rPr>
+                <w:b/>
+                <w:bCs/>
+              </w:rPr>
+              <w:t>FF Volume 01 Pattern Library</w:t>
+            </w:r>
+          </w:p>
+        </w:tc>
+        <w:tc>
+          <w:tcPr>
+            <w:tcW w:w="0" w:type="auto"/>
+            <w:tcBorders>
+              <w:top w:val="single" w:sz="6" w:space="0" w:color="C4C7C5"/>
+              <w:left w:val="single" w:sz="6" w:space="0" w:color="C4C7C5"/>
+              <w:bottom w:val="single" w:sz="6" w:space="0" w:color="C4C7C5"/>
+              <w:right w:val="single" w:sz="6" w:space="0" w:color="C4C7C5"/>
+            </w:tcBorders>
+            <w:tcMar>
+              <w:top w:w="120" w:type="dxa"/>
+              <w:left w:w="180" w:type="dxa"/>
+              <w:bottom w:w="120" w:type="dxa"/>
+              <w:right w:w="180" w:type="dxa"/>
+            </w:tcMar>
+            <w:vAlign w:val="center"/>
+            <w:hideMark/>
+          </w:tcPr>
+          <w:p>
+            <w:r>
+              <w:t>Complete</w:t>
+            </w:r>
+          </w:p>
+        </w:tc>
+      </w:tr>
+      <w:tr>
+        <w:trPr>
+          <w:tblCellSpacing w:w="15" w:type="dxa"/>
+        </w:trPr>
+        <w:tc>
+          <w:tcPr>
+            <w:tcW w:w="0" w:type="auto"/>
+            <w:tcBorders>
+              <w:top w:val="single" w:sz="6" w:space="0" w:color="C4C7C5"/>
+              <w:left w:val="single" w:sz="6" w:space="0" w:color="C4C7C5"/>
+              <w:bottom w:val="single" w:sz="6" w:space="0" w:color="C4C7C5"/>
+              <w:right w:val="single" w:sz="6" w:space="0" w:color="C4C7C5"/>
+            </w:tcBorders>
+            <w:tcMar>
+              <w:top w:w="120" w:type="dxa"/>
+              <w:left w:w="180" w:type="dxa"/>
+              <w:bottom w:w="120" w:type="dxa"/>
+              <w:right w:w="180" w:type="dxa"/>
+            </w:tcMar>
+            <w:vAlign w:val="center"/>
+            <w:hideMark/>
+          </w:tcPr>
+          <w:p>
+            <w:r>
+              <w:rPr>
+                <w:b/>
+                <w:bCs/>
+              </w:rPr>
+              <w:t>FF Volume 02 Pattern Library</w:t>
+            </w:r>
+          </w:p>
+        </w:tc>
+        <w:tc>
+          <w:tcPr>
+            <w:tcW w:w="0" w:type="auto"/>
+            <w:tcBorders>
+              <w:top w:val="single" w:sz="6" w:space="0" w:color="C4C7C5"/>
+              <w:left w:val="single" w:sz="6" w:space="0" w:color="C4C7C5"/>
+              <w:bottom w:val="single" w:sz="6" w:space="0" w:color="C4C7C5"/>
+              <w:right w:val="single" w:sz="6" w:space="0" w:color="C4C7C5"/>
+            </w:tcBorders>
+            <w:tcMar>
+              <w:top w:w="120" w:type="dxa"/>
+              <w:left w:w="180" w:type="dxa"/>
+              <w:bottom w:w="120" w:type="dxa"/>
+              <w:right w:w="180" w:type="dxa"/>
+            </w:tcMar>
+            <w:vAlign w:val="center"/>
+            <w:hideMark/>
+          </w:tcPr>
+          <w:p>
+            <w:r>
+              <w:t>Complete</w:t>
+            </w:r>
+          </w:p>
+        </w:tc>
+      </w:tr>
+      <w:tr>
+        <w:trPr>
+          <w:tblCellSpacing w:w="15" w:type="dxa"/>
+        </w:trPr>
+        <w:tc>
+          <w:tcPr>
+            <w:tcW w:w="0" w:type="auto"/>
+            <w:tcBorders>
+              <w:top w:val="single" w:sz="6" w:space="0" w:color="C4C7C5"/>
+              <w:left w:val="single" w:sz="6" w:space="0" w:color="C4C7C5"/>
+              <w:bottom w:val="single" w:sz="6" w:space="0" w:color="C4C7C5"/>
+              <w:right w:val="single" w:sz="6" w:space="0" w:color="C4C7C5"/>
+            </w:tcBorders>
+            <w:tcMar>
+              <w:top w:w="120" w:type="dxa"/>
+              <w:left w:w="180" w:type="dxa"/>
+              <w:bottom w:w="120" w:type="dxa"/>
+              <w:right w:w="180" w:type="dxa"/>
+            </w:tcMar>
+            <w:vAlign w:val="center"/>
+            <w:hideMark/>
+          </w:tcPr>
+          <w:p>
+            <w:r>
+              <w:rPr>
+                <w:b/>
+                <w:bCs/>
+              </w:rPr>
+              <w:t>FF Volume 03 Pattern Library</w:t>
+            </w:r>
+          </w:p>
+        </w:tc>
+        <w:tc>
+          <w:tcPr>
+            <w:tcW w:w="0" w:type="auto"/>
+            <w:tcBorders>
+              <w:top w:val="single" w:sz="6" w:space="0" w:color="C4C7C5"/>
+              <w:left w:val="single" w:sz="6" w:space="0" w:color="C4C7C5"/>
+              <w:bottom w:val="single" w:sz="6" w:space="0" w:color="C4C7C5"/>
+              <w:right w:val="single" w:sz="6" w:space="0" w:color="C4C7C5"/>
+            </w:tcBorders>
+            <w:tcMar>
+              <w:top w:w="120" w:type="dxa"/>
+              <w:left w:w="180" w:type="dxa"/>
+              <w:bottom w:w="120" w:type="dxa"/>
+              <w:right w:w="180" w:type="dxa"/>
+            </w:tcMar>
+            <w:vAlign w:val="center"/>
+            <w:hideMark/>
+          </w:tcPr>
+          <w:p>
+            <w:r>
+              <w:t>Complete</w:t>
+            </w:r>
+          </w:p>
+        </w:tc>
+      </w:tr>
+      <w:tr>
+        <w:trPr>
+          <w:tblCellSpacing w:w="15" w:type="dxa"/>
+        </w:trPr>
+        <w:tc>
+          <w:tcPr>
+            <w:tcW w:w="0" w:type="auto"/>
+            <w:tcBorders>
+              <w:top w:val="single" w:sz="6" w:space="0" w:color="C4C7C5"/>
+              <w:left w:val="single" w:sz="6" w:space="0" w:color="C4C7C5"/>
+              <w:bottom w:val="single" w:sz="6" w:space="0" w:color="C4C7C5"/>
+              <w:right w:val="single" w:sz="6" w:space="0" w:color="C4C7C5"/>
+            </w:tcBorders>
+            <w:tcMar>
+              <w:top w:w="120" w:type="dxa"/>
+              <w:left w:w="180" w:type="dxa"/>
+              <w:bottom w:w="120" w:type="dxa"/>
+              <w:right w:w="180" w:type="dxa"/>
+            </w:tcMar>
+            <w:vAlign w:val="center"/>
+            <w:hideMark/>
+          </w:tcPr>
+          <w:p>
+            <w:r>
+              <w:rPr>
+                <w:b/>
+                <w:bCs/>
+              </w:rPr>
+              <w:t>OS Volume 01 Pattern Library</w:t>
+            </w:r>
+          </w:p>
+        </w:tc>
+        <w:tc>
+          <w:tcPr>
+            <w:tcW w:w="0" w:type="auto"/>
+            <w:tcBorders>
+              <w:top w:val="single" w:sz="6" w:space="0" w:color="C4C7C5"/>
+              <w:left w:val="single" w:sz="6" w:space="0" w:color="C4C7C5"/>
+              <w:bottom w:val="single" w:sz="6" w:space="0" w:color="C4C7C5"/>
+              <w:right w:val="single" w:sz="6" w:space="0" w:color="C4C7C5"/>
+            </w:tcBorders>
+            <w:tcMar>
+              <w:top w:w="120" w:type="dxa"/>
+              <w:left w:w="180" w:type="dxa"/>
+              <w:bottom w:w="120" w:type="dxa"/>
+              <w:right w:w="180" w:type="dxa"/>
+            </w:tcMar>
+            <w:vAlign w:val="center"/>
+            <w:hideMark/>
+          </w:tcPr>
+          <w:p>
+            <w:r>
+              <w:t>Complete</w:t>
+            </w:r>
+          </w:p>
+        </w:tc>
+      </w:tr>
+      <w:tr>
+        <w:trPr>
+          <w:tblCellSpacing w:w="15" w:type="dxa"/>
+        </w:trPr>
+        <w:tc>
+          <w:tcPr>
+            <w:tcW w:w="0" w:type="auto"/>
+            <w:tcBorders>
+              <w:top w:val="single" w:sz="6" w:space="0" w:color="C4C7C5"/>
+              <w:left w:val="single" w:sz="6" w:space="0" w:color="C4C7C5"/>
+              <w:bottom w:val="single" w:sz="6" w:space="0" w:color="C4C7C5"/>
+              <w:right w:val="single" w:sz="6" w:space="0" w:color="C4C7C5"/>
+            </w:tcBorders>
+            <w:tcMar>
+              <w:top w:w="120" w:type="dxa"/>
+              <w:left w:w="180" w:type="dxa"/>
+              <w:bottom w:w="120" w:type="dxa"/>
+              <w:right w:w="180" w:type="dxa"/>
+            </w:tcMar>
+            <w:vAlign w:val="center"/>
+            <w:hideMark/>
+          </w:tcPr>
+          <w:p>
+            <w:r>
+              <w:rPr>
+                <w:b/>
+                <w:bCs/>
+              </w:rPr>
+              <w:t>OS Volume 02 Pattern Library</w:t>
+            </w:r>
+          </w:p>
+        </w:tc>
+        <w:tc>
+          <w:tcPr>
+            <w:tcW w:w="0" w:type="auto"/>
+            <w:tcBorders>
+              <w:top w:val="single" w:sz="6" w:space="0" w:color="C4C7C5"/>
+              <w:left w:val="single" w:sz="6" w:space="0" w:color="C4C7C5"/>
+              <w:bottom w:val="single" w:sz="6" w:space="0" w:color="C4C7C5"/>
+              <w:right w:val="single" w:sz="6" w:space="0" w:color="C4C7C5"/>
+            </w:tcBorders>
+            <w:tcMar>
+              <w:top w:w="120" w:type="dxa"/>
+              <w:left w:w="180" w:type="dxa"/>
+              <w:bottom w:w="120" w:type="dxa"/>
+              <w:right w:w="180" w:type="dxa"/>
+            </w:tcMar>
+            <w:vAlign w:val="center"/>
+            <w:hideMark/>
+          </w:tcPr>
+          <w:p>
+            <w:r>
+              <w:t>Complete</w:t>
+            </w:r>
+          </w:p>
+        </w:tc>
+      </w:tr>
+      <w:tr>
+        <w:trPr>
+          <w:tblCellSpacing w:w="15" w:type="dxa"/>
+        </w:trPr>
+        <w:tc>
+          <w:tcPr>
+            <w:tcW w:w="0" w:type="auto"/>
+            <w:tcBorders>
+              <w:top w:val="single" w:sz="6" w:space="0" w:color="C4C7C5"/>
+              <w:left w:val="single" w:sz="6" w:space="0" w:color="C4C7C5"/>
+              <w:bottom w:val="single" w:sz="6" w:space="0" w:color="C4C7C5"/>
+              <w:right w:val="single" w:sz="6" w:space="0" w:color="C4C7C5"/>
+            </w:tcBorders>
+            <w:tcMar>
+              <w:top w:w="120" w:type="dxa"/>
+              <w:left w:w="180" w:type="dxa"/>
+              <w:bottom w:w="120" w:type="dxa"/>
+              <w:right w:w="180" w:type="dxa"/>
+            </w:tcMar>
+            <w:vAlign w:val="center"/>
+            <w:hideMark/>
+          </w:tcPr>
+          <w:p>
+            <w:r>
+              <w:rPr>
+                <w:b/>
+                <w:bCs/>
+              </w:rPr>
+              <w:t>WI Pattern Library</w:t>
+            </w:r>
+          </w:p>
+        </w:tc>
+        <w:tc>
+          <w:tcPr>
+            <w:tcW w:w="0" w:type="auto"/>
+            <w:tcBorders>
+              <w:top w:val="single" w:sz="6" w:space="0" w:color="C4C7C5"/>
+              <w:left w:val="single" w:sz="6" w:space="0" w:color="C4C7C5"/>
+              <w:bottom w:val="single" w:sz="6" w:space="0" w:color="C4C7C5"/>
+              <w:right w:val="single" w:sz="6" w:space="0" w:color="C4C7C5"/>
+            </w:tcBorders>
+            <w:tcMar>
+              <w:top w:w="120" w:type="dxa"/>
+              <w:left w:w="180" w:type="dxa"/>
+              <w:bottom w:w="120" w:type="dxa"/>
+              <w:right w:w="180" w:type="dxa"/>
+            </w:tcMar>
+            <w:vAlign w:val="center"/>
+            <w:hideMark/>
+          </w:tcPr>
+          <w:p>
+            <w:r>
+              <w:t>Not Started</w:t>
+            </w:r>
+          </w:p>
+        </w:tc>
+      </w:tr>
+      <w:tr>
+        <w:trPr>
+          <w:tblCellSpacing w:w="15" w:type="dxa"/>
+        </w:trPr>
+        <w:tc>
+          <w:tcPr>
+            <w:tcW w:w="0" w:type="auto"/>
+            <w:tcBorders>
+              <w:top w:val="single" w:sz="6" w:space="0" w:color="C4C7C5"/>
+              <w:left w:val="single" w:sz="6" w:space="0" w:color="C4C7C5"/>
+              <w:bottom w:val="single" w:sz="6" w:space="0" w:color="C4C7C5"/>
+              <w:right w:val="single" w:sz="6" w:space="0" w:color="C4C7C5"/>
+            </w:tcBorders>
+            <w:tcMar>
+              <w:top w:w="120" w:type="dxa"/>
+              <w:left w:w="180" w:type="dxa"/>
+              <w:bottom w:w="120" w:type="dxa"/>
+              <w:right w:w="180" w:type="dxa"/>
+            </w:tcMar>
+            <w:vAlign w:val="center"/>
+            <w:hideMark/>
+          </w:tcPr>
+          <w:p>
+            <w:r>
+              <w:rPr>
+                <w:b/>
+                <w:bCs/>
+              </w:rPr>
+              <w:t>KI Pattern Library</w:t>
+            </w:r>
+          </w:p>
+        </w:tc>
+        <w:tc>
+          <w:tcPr>
+            <w:tcW w:w="0" w:type="auto"/>
+            <w:tcBorders>
+              <w:top w:val="single" w:sz="6" w:space="0" w:color="C4C7C5"/>
+              <w:left w:val="single" w:sz="6" w:space="0" w:color="C4C7C5"/>
+              <w:bottom w:val="single" w:sz="6" w:space="0" w:color="C4C7C5"/>
+              <w:right w:val="single" w:sz="6" w:space="0" w:color="C4C7C5"/>
+            </w:tcBorders>
+            <w:tcMar>
+              <w:top w:w="120" w:type="dxa"/>
+              <w:left w:w="180" w:type="dxa"/>
+              <w:bottom w:w="120" w:type="dxa"/>
+              <w:right w:w="180" w:type="dxa"/>
+            </w:tcMar>
+            <w:vAlign w:val="center"/>
+            <w:hideMark/>
+          </w:tcPr>
+          <w:p>
+            <w:r>
+              <w:t>Not Started</w:t>
+            </w:r>
+          </w:p>
+        </w:tc>
+      </w:tr>
+      <w:tr>
+        <w:trPr>
+          <w:tblCellSpacing w:w="15" w:type="dxa"/>
+        </w:trPr>
+        <w:tc>
+          <w:tcPr>
+            <w:tcW w:w="0" w:type="auto"/>
+            <w:tcBorders>
+              <w:top w:val="single" w:sz="6" w:space="0" w:color="C4C7C5"/>
+              <w:left w:val="single" w:sz="6" w:space="0" w:color="C4C7C5"/>
+              <w:bottom w:val="single" w:sz="6" w:space="0" w:color="C4C7C5"/>
+              <w:right w:val="single" w:sz="6" w:space="0" w:color="C4C7C5"/>
+            </w:tcBorders>
+            <w:tcMar>
+              <w:top w:w="120" w:type="dxa"/>
+              <w:left w:w="180" w:type="dxa"/>
+              <w:bottom w:w="120" w:type="dxa"/>
+              <w:right w:w="180" w:type="dxa"/>
+            </w:tcMar>
+            <w:vAlign w:val="center"/>
+            <w:hideMark/>
+          </w:tcPr>
+          <w:p>
+            <w:r>
+              <w:rPr>
+                <w:b/>
+                <w:bCs/>
+              </w:rPr>
+              <w:t>DW Pattern Library</w:t>
+            </w:r>
+          </w:p>
+        </w:tc>
+        <w:tc>
+          <w:tcPr>
+            <w:tcW w:w="0" w:type="auto"/>
+            <w:tcBorders>
+              <w:top w:val="single" w:sz="6" w:space="0" w:color="C4C7C5"/>
+              <w:left w:val="single" w:sz="6" w:space="0" w:color="C4C7C5"/>
+              <w:bottom w:val="single" w:sz="6" w:space="0" w:color="C4C7C5"/>
+              <w:right w:val="single" w:sz="6" w:space="0" w:color="C4C7C5"/>
+            </w:tcBorders>
+            <w:tcMar>
+              <w:top w:w="120" w:type="dxa"/>
+              <w:left w:w="180" w:type="dxa"/>
+              <w:bottom w:w="120" w:type="dxa"/>
+              <w:right w:w="180" w:type="dxa"/>
+            </w:tcMar>
+            <w:vAlign w:val="center"/>
+            <w:hideMark/>
+          </w:tcPr>
+          <w:p>
+            <w:r>
+              <w:t>Not Started</w:t>
+            </w:r>
+          </w:p>
+        </w:tc>
+      </w:tr>
+      <w:tr>
+        <w:trPr>
+          <w:tblCellSpacing w:w="15" w:type="dxa"/>
+        </w:trPr>
+        <w:tc>
+          <w:tcPr>
+            <w:tcW w:w="0" w:type="auto"/>
+            <w:tcBorders>
+              <w:top w:val="single" w:sz="6" w:space="0" w:color="C4C7C5"/>
+              <w:left w:val="single" w:sz="6" w:space="0" w:color="C4C7C5"/>
+              <w:bottom w:val="single" w:sz="6" w:space="0" w:color="C4C7C5"/>
+              <w:right w:val="single" w:sz="6" w:space="0" w:color="C4C7C5"/>
+            </w:tcBorders>
+            <w:tcMar>
+              <w:top w:w="120" w:type="dxa"/>
+              <w:left w:w="180" w:type="dxa"/>
+              <w:bottom w:w="120" w:type="dxa"/>
+              <w:right w:w="180" w:type="dxa"/>
+            </w:tcMar>
+            <w:vAlign w:val="center"/>
+            <w:hideMark/>
+          </w:tcPr>
+          <w:p>
+            <w:r>
+              <w:rPr>
+                <w:b/>
+                <w:bCs/>
+              </w:rPr>
+              <w:t>AU Pattern Library</w:t>
+            </w:r>
+          </w:p>
+        </w:tc>
+        <w:tc>
+          <w:tcPr>
+            <w:tcW w:w="0" w:type="auto"/>
+            <w:tcBorders>
+              <w:top w:val="single" w:sz="6" w:space="0" w:color="C4C7C5"/>
+              <w:left w:val="single" w:sz="6" w:space="0" w:color="C4C7C5"/>
+              <w:bottom w:val="single" w:sz="6" w:space="0" w:color="C4C7C5"/>
+              <w:right w:val="single" w:sz="6" w:space="0" w:color="C4C7C5"/>
+            </w:tcBorders>
+            <w:tcMar>
+              <w:top w:w="120" w:type="dxa"/>
+              <w:left w:w="180" w:type="dxa"/>
+              <w:bottom w:w="120" w:type="dxa"/>
+              <w:right w:w="180" w:type="dxa"/>
+            </w:tcMar>
+            <w:vAlign w:val="center"/>
+            <w:hideMark/>
+          </w:tcPr>
+          <w:p>
+            <w:r>
+              <w:t>Not Started</w:t>
+            </w:r>
+          </w:p>
+        </w:tc>
+      </w:tr>
+      <w:tr>
+        <w:trPr>
+          <w:tblCellSpacing w:w="15" w:type="dxa"/>
+        </w:trPr>
+        <w:tc>
+          <w:tcPr>
+            <w:tcW w:w="0" w:type="auto"/>
+            <w:tcBorders>
+              <w:top w:val="single" w:sz="6" w:space="0" w:color="C4C7C5"/>
+              <w:left w:val="single" w:sz="6" w:space="0" w:color="C4C7C5"/>
+              <w:bottom w:val="single" w:sz="6" w:space="0" w:color="C4C7C5"/>
+              <w:right w:val="single" w:sz="6" w:space="0" w:color="C4C7C5"/>
+            </w:tcBorders>
+            <w:tcMar>
+              <w:top w:w="120" w:type="dxa"/>
+              <w:left w:w="180" w:type="dxa"/>
+              <w:bottom w:w="120" w:type="dxa"/>
+              <w:right w:w="180" w:type="dxa"/>
+            </w:tcMar>
+            <w:vAlign w:val="center"/>
+            <w:hideMark/>
+          </w:tcPr>
+          <w:p>
+            <w:r>
+              <w:rPr>
+                <w:b/>
+                <w:bCs/>
+              </w:rPr>
+              <w:t>NT Pattern Library</w:t>
+            </w:r>
+          </w:p>
+        </w:tc>
+        <w:tc>
+          <w:tcPr>
+            <w:tcW w:w="0" w:type="auto"/>
+            <w:tcBorders>
+              <w:top w:val="single" w:sz="6" w:space="0" w:color="C4C7C5"/>
+              <w:left w:val="single" w:sz="6" w:space="0" w:color="C4C7C5"/>
+              <w:bottom w:val="single" w:sz="6" w:space="0" w:color="C4C7C5"/>
+              <w:right w:val="single" w:sz="6" w:space="0" w:color="C4C7C5"/>
+            </w:tcBorders>
+            <w:tcMar>
+              <w:top w:w="120" w:type="dxa"/>
+              <w:left w:w="180" w:type="dxa"/>
+              <w:bottom w:w="120" w:type="dxa"/>
+              <w:right w:w="180" w:type="dxa"/>
+            </w:tcMar>
+            <w:vAlign w:val="center"/>
+            <w:hideMark/>
+          </w:tcPr>
+          <w:p>
+            <w:r>
+              <w:t>Not Started</w:t>
+            </w:r>
+          </w:p>
+        </w:tc>
+      </w:tr>
+      <w:tr>
+        <w:trPr>
+          <w:tblCellSpacing w:w="15" w:type="dxa"/>
+        </w:trPr>
+        <w:tc>
+          <w:tcPr>
+            <w:tcW w:w="0" w:type="auto"/>
+            <w:tcBorders>
+              <w:top w:val="single" w:sz="6" w:space="0" w:color="C4C7C5"/>
+              <w:left w:val="single" w:sz="6" w:space="0" w:color="C4C7C5"/>
+              <w:bottom w:val="single" w:sz="6" w:space="0" w:color="C4C7C5"/>
+              <w:right w:val="single" w:sz="6" w:space="0" w:color="C4C7C5"/>
+            </w:tcBorders>
+            <w:tcMar>
+              <w:top w:w="120" w:type="dxa"/>
+              <w:left w:w="180" w:type="dxa"/>
+              <w:bottom w:w="120" w:type="dxa"/>
+              <w:right w:w="180" w:type="dxa"/>
+            </w:tcMar>
+            <w:vAlign w:val="center"/>
+            <w:hideMark/>
+          </w:tcPr>
+          <w:p>
+            <w:r>
+              <w:rPr>
+                <w:b/>
+                <w:bCs/>
+              </w:rPr>
+              <w:t>LE Pattern Library</w:t>
+            </w:r>
+          </w:p>
+        </w:tc>
+        <w:tc>
+          <w:tcPr>
+            <w:tcW w:w="0" w:type="auto"/>
+            <w:tcBorders>
+              <w:top w:val="single" w:sz="6" w:space="0" w:color="C4C7C5"/>
+              <w:left w:val="single" w:sz="6" w:space="0" w:color="C4C7C5"/>
+              <w:bottom w:val="single" w:sz="6" w:space="0" w:color="C4C7C5"/>
+              <w:right w:val="single" w:sz="6" w:space="0" w:color="C4C7C5"/>
+            </w:tcBorders>
+            <w:tcMar>
+              <w:top w:w="120" w:type="dxa"/>
+              <w:left w:w="180" w:type="dxa"/>
+              <w:bottom w:w="120" w:type="dxa"/>
+              <w:right w:w="180" w:type="dxa"/>
+            </w:tcMar>
+            <w:vAlign w:val="center"/>
+            <w:hideMark/>
+          </w:tcPr>
+          <w:p>
+            <w:r>
+              <w:t>Not Started</w:t>
+            </w:r>
+          </w:p>
+        </w:tc>
+      </w:tr>
+      <w:tr>
+        <w:trPr>
+          <w:tblCellSpacing w:w="15" w:type="dxa"/>
+        </w:trPr>
+        <w:tc>
+          <w:tcPr>
+            <w:tcW w:w="0" w:type="auto"/>
+            <w:tcBorders>
+              <w:top w:val="single" w:sz="6" w:space="0" w:color="C4C7C5"/>
+              <w:left w:val="single" w:sz="6" w:space="0" w:color="C4C7C5"/>
+              <w:bottom w:val="single" w:sz="6" w:space="0" w:color="C4C7C5"/>
+              <w:right w:val="single" w:sz="6" w:space="0" w:color="C4C7C5"/>
+            </w:tcBorders>
+            <w:tcMar>
+              <w:top w:w="120" w:type="dxa"/>
+              <w:left w:w="180" w:type="dxa"/>
+              <w:bottom w:w="120" w:type="dxa"/>
+              <w:right w:w="180" w:type="dxa"/>
+            </w:tcMar>
+            <w:vAlign w:val="center"/>
+            <w:hideMark/>
+          </w:tcPr>
+          <w:p>
+            <w:r>
+              <w:rPr>
+                <w:b/>
+                <w:bCs/>
+              </w:rPr>
+              <w:t>MB Pattern Library</w:t>
+            </w:r>
+          </w:p>
+        </w:tc>
+        <w:tc>
+          <w:tcPr>
+            <w:tcW w:w="0" w:type="auto"/>
+            <w:tcBorders>
+              <w:top w:val="single" w:sz="6" w:space="0" w:color="C4C7C5"/>
+              <w:left w:val="single" w:sz="6" w:space="0" w:color="C4C7C5"/>
+              <w:bottom w:val="single" w:sz="6" w:space="0" w:color="C4C7C5"/>
+              <w:right w:val="single" w:sz="6" w:space="0" w:color="C4C7C5"/>
+            </w:tcBorders>
+            <w:tcMar>
+              <w:top w:w="120" w:type="dxa"/>
+              <w:left w:w="180" w:type="dxa"/>
+              <w:bottom w:w="120" w:type="dxa"/>
+              <w:right w:w="180" w:type="dxa"/>
+            </w:tcMar>
+            <w:vAlign w:val="center"/>
+            <w:hideMark/>
+          </w:tcPr>
+          <w:p>
+            <w:r>
+              <w:t>Not Started</w:t>
+            </w:r>
+          </w:p>
+        </w:tc>
+      </w:tr>
+      <w:tr>
+        <w:trPr>
+          <w:tblCellSpacing w:w="15" w:type="dxa"/>
+        </w:trPr>
+        <w:tc>
+          <w:tcPr>
+            <w:tcW w:w="0" w:type="auto"/>
+            <w:tcBorders>
+              <w:top w:val="single" w:sz="6" w:space="0" w:color="C4C7C5"/>
+              <w:left w:val="single" w:sz="6" w:space="0" w:color="C4C7C5"/>
+              <w:bottom w:val="single" w:sz="6" w:space="0" w:color="C4C7C5"/>
+              <w:right w:val="single" w:sz="6" w:space="0" w:color="C4C7C5"/>
+            </w:tcBorders>
+            <w:tcMar>
+              <w:top w:w="120" w:type="dxa"/>
+              <w:left w:w="180" w:type="dxa"/>
+              <w:bottom w:w="120" w:type="dxa"/>
+              <w:right w:w="180" w:type="dxa"/>
+            </w:tcMar>
+            <w:vAlign w:val="center"/>
+            <w:hideMark/>
+          </w:tcPr>
+          <w:p>
+            <w:r>
+              <w:rPr>
+                <w:b/>
+                <w:bCs/>
+              </w:rPr>
               <w:lastRenderedPageBreak/>
-              <w:t>Volume 02 Pattern Library</w:t>
-            </w:r>
-          </w:p>
-        </w:tc>
-        <w:tc>
-          <w:tcPr>
-            <w:tcW w:w="0" w:type="auto"/>
-            <w:tcBorders>
-              <w:top w:val="single" w:sz="6" w:space="0" w:color="C4C7C5"/>
-              <w:left w:val="single" w:sz="6" w:space="0" w:color="C4C7C5"/>
-              <w:bottom w:val="single" w:sz="6" w:space="0" w:color="C4C7C5"/>
-              <w:right w:val="single" w:sz="6" w:space="0" w:color="C4C7C5"/>
-            </w:tcBorders>
-            <w:tcMar>
-              <w:top w:w="120" w:type="dxa"/>
-              <w:left w:w="180" w:type="dxa"/>
-              <w:bottom w:w="120" w:type="dxa"/>
-              <w:right w:w="180" w:type="dxa"/>
-            </w:tcMar>
-            <w:vAlign w:val="center"/>
-            <w:hideMark/>
-          </w:tcPr>
-          <w:p>
-            <w:r>
-              <w:t>Complete (6 Patterns)</w:t>
-            </w:r>
-          </w:p>
-        </w:tc>
-      </w:tr>
-      <w:tr>
-        <w:trPr>
-          <w:tblCellSpacing w:w="15" w:type="dxa"/>
-        </w:trPr>
-        <w:tc>
-          <w:tcPr>
-            <w:tcW w:w="0" w:type="auto"/>
-            <w:tcBorders>
-              <w:top w:val="single" w:sz="6" w:space="0" w:color="C4C7C5"/>
-              <w:left w:val="single" w:sz="6" w:space="0" w:color="C4C7C5"/>
-              <w:bottom w:val="single" w:sz="6" w:space="0" w:color="C4C7C5"/>
-              <w:right w:val="single" w:sz="6" w:space="0" w:color="C4C7C5"/>
-            </w:tcBorders>
-            <w:tcMar>
-              <w:top w:w="120" w:type="dxa"/>
-              <w:left w:w="180" w:type="dxa"/>
-              <w:bottom w:w="120" w:type="dxa"/>
-              <w:right w:w="180" w:type="dxa"/>
-            </w:tcMar>
-            <w:vAlign w:val="center"/>
-            <w:hideMark/>
-          </w:tcPr>
-          <w:p>
-            <w:r>
-              <w:t>Volume 03 Pattern Library</w:t>
-            </w:r>
-          </w:p>
-        </w:tc>
-        <w:tc>
-          <w:tcPr>
-            <w:tcW w:w="0" w:type="auto"/>
-            <w:tcBorders>
-              <w:top w:val="single" w:sz="6" w:space="0" w:color="C4C7C5"/>
-              <w:left w:val="single" w:sz="6" w:space="0" w:color="C4C7C5"/>
-              <w:bottom w:val="single" w:sz="6" w:space="0" w:color="C4C7C5"/>
-              <w:right w:val="single" w:sz="6" w:space="0" w:color="C4C7C5"/>
-            </w:tcBorders>
-            <w:tcMar>
-              <w:top w:w="120" w:type="dxa"/>
-              <w:left w:w="180" w:type="dxa"/>
-              <w:bottom w:w="120" w:type="dxa"/>
-              <w:right w:w="180" w:type="dxa"/>
-            </w:tcMar>
-            <w:vAlign w:val="center"/>
-            <w:hideMark/>
-          </w:tcPr>
-          <w:p>
-            <w:r>
-              <w:t>Complete (5 Patterns)</w:t>
-            </w:r>
-          </w:p>
-        </w:tc>
-      </w:tr>
-      <w:tr>
-        <w:trPr>
-          <w:tblCellSpacing w:w="15" w:type="dxa"/>
-        </w:trPr>
-        <w:tc>
-          <w:tcPr>
-            <w:tcW w:w="0" w:type="auto"/>
-            <w:tcBorders>
-              <w:top w:val="single" w:sz="6" w:space="0" w:color="C4C7C5"/>
-              <w:left w:val="single" w:sz="6" w:space="0" w:color="C4C7C5"/>
-              <w:bottom w:val="single" w:sz="6" w:space="0" w:color="C4C7C5"/>
-              <w:right w:val="single" w:sz="6" w:space="0" w:color="C4C7C5"/>
-            </w:tcBorders>
-            <w:tcMar>
-              <w:top w:w="120" w:type="dxa"/>
-              <w:left w:w="180" w:type="dxa"/>
-              <w:bottom w:w="120" w:type="dxa"/>
-              <w:right w:w="180" w:type="dxa"/>
-            </w:tcMar>
-            <w:vAlign w:val="center"/>
-            <w:hideMark/>
-          </w:tcPr>
-          <w:p>
-            <w:r>
-              <w:t>Volume 04 Pattern Library</w:t>
-            </w:r>
-          </w:p>
-        </w:tc>
-        <w:tc>
-          <w:tcPr>
-            <w:tcW w:w="0" w:type="auto"/>
-            <w:tcBorders>
-              <w:top w:val="single" w:sz="6" w:space="0" w:color="C4C7C5"/>
-              <w:left w:val="single" w:sz="6" w:space="0" w:color="C4C7C5"/>
-              <w:bottom w:val="single" w:sz="6" w:space="0" w:color="C4C7C5"/>
-              <w:right w:val="single" w:sz="6" w:space="0" w:color="C4C7C5"/>
-            </w:tcBorders>
-            <w:tcMar>
-              <w:top w:w="120" w:type="dxa"/>
-              <w:left w:w="180" w:type="dxa"/>
-              <w:bottom w:w="120" w:type="dxa"/>
-              <w:right w:w="180" w:type="dxa"/>
-            </w:tcMar>
-            <w:vAlign w:val="center"/>
-            <w:hideMark/>
-          </w:tcPr>
-          <w:p>
-            <w:r>
-              <w:t>Complete (4 Patterns)</w:t>
-            </w:r>
-          </w:p>
-        </w:tc>
-      </w:tr>
-      <w:tr>
-        <w:trPr>
-          <w:tblCellSpacing w:w="15" w:type="dxa"/>
-        </w:trPr>
-        <w:tc>
-          <w:tcPr>
-            <w:tcW w:w="0" w:type="auto"/>
-            <w:tcBorders>
-              <w:top w:val="single" w:sz="6" w:space="0" w:color="C4C7C5"/>
-              <w:left w:val="single" w:sz="6" w:space="0" w:color="C4C7C5"/>
-              <w:bottom w:val="single" w:sz="6" w:space="0" w:color="C4C7C5"/>
-              <w:right w:val="single" w:sz="6" w:space="0" w:color="C4C7C5"/>
-            </w:tcBorders>
-            <w:tcMar>
-              <w:top w:w="120" w:type="dxa"/>
-              <w:left w:w="180" w:type="dxa"/>
-              <w:bottom w:w="120" w:type="dxa"/>
-              <w:right w:w="180" w:type="dxa"/>
-            </w:tcMar>
-            <w:vAlign w:val="center"/>
-            <w:hideMark/>
-          </w:tcPr>
-          <w:p>
-            <w:r>
               <w:t>Behavioural Pattern Library</w:t>
             </w:r>
           </w:p>
@@ -4803,36 +8240,40 @@
           </w:tcPr>
           <w:p>
             <w:r>
-              <w:t>Established (20 Patterns)</w:t>
-            </w:r>
-          </w:p>
-        </w:tc>
-      </w:tr>
-      <w:tr>
-        <w:trPr>
-          <w:tblCellSpacing w:w="15" w:type="dxa"/>
-        </w:trPr>
-        <w:tc>
-          <w:tcPr>
-            <w:tcW w:w="0" w:type="auto"/>
-            <w:tcBorders>
-              <w:top w:val="single" w:sz="6" w:space="0" w:color="C4C7C5"/>
-              <w:left w:val="single" w:sz="6" w:space="0" w:color="C4C7C5"/>
-              <w:bottom w:val="single" w:sz="6" w:space="0" w:color="C4C7C5"/>
-              <w:right w:val="single" w:sz="6" w:space="0" w:color="C4C7C5"/>
-            </w:tcBorders>
-            <w:tcMar>
-              <w:top w:w="120" w:type="dxa"/>
-              <w:left w:w="180" w:type="dxa"/>
-              <w:bottom w:w="120" w:type="dxa"/>
-              <w:right w:w="180" w:type="dxa"/>
-            </w:tcMar>
-            <w:vAlign w:val="center"/>
-            <w:hideMark/>
-          </w:tcPr>
-          <w:p>
-            <w:r>
-              <w:t>Cross-Volume Pattern Analysis</w:t>
+              <w:t>Established (26 Patterns)</w:t>
+            </w:r>
+          </w:p>
+        </w:tc>
+      </w:tr>
+      <w:tr>
+        <w:trPr>
+          <w:tblCellSpacing w:w="15" w:type="dxa"/>
+        </w:trPr>
+        <w:tc>
+          <w:tcPr>
+            <w:tcW w:w="0" w:type="auto"/>
+            <w:tcBorders>
+              <w:top w:val="single" w:sz="6" w:space="0" w:color="C4C7C5"/>
+              <w:left w:val="single" w:sz="6" w:space="0" w:color="C4C7C5"/>
+              <w:bottom w:val="single" w:sz="6" w:space="0" w:color="C4C7C5"/>
+              <w:right w:val="single" w:sz="6" w:space="0" w:color="C4C7C5"/>
+            </w:tcBorders>
+            <w:tcMar>
+              <w:top w:w="120" w:type="dxa"/>
+              <w:left w:w="180" w:type="dxa"/>
+              <w:bottom w:w="120" w:type="dxa"/>
+              <w:right w:w="180" w:type="dxa"/>
+            </w:tcMar>
+            <w:vAlign w:val="center"/>
+            <w:hideMark/>
+          </w:tcPr>
+          <w:p>
+            <w:r>
+              <w:rPr>
+                <w:b/>
+                <w:bCs/>
+              </w:rPr>
+              <w:t>Cross-Category Pattern Analysis</w:t>
             </w:r>
           </w:p>
         </w:tc>
@@ -4885,6 +8326,10 @@
           </w:tcPr>
           <w:p>
             <w:r>
+              <w:rPr>
+                <w:b/>
+                <w:bCs/>
+              </w:rPr>
               <w:t>Meta-Pattern Discovery</w:t>
             </w:r>
           </w:p>
@@ -4910,6 +8355,842 @@
           <w:p>
             <w:r>
               <w:t>Ready</w:t>
+            </w:r>
+          </w:p>
+        </w:tc>
+      </w:tr>
+    </w:tbl>
+    <w:p>
+      <w:pPr>
+        <w:rPr>
+          <w:b/>
+          <w:bCs/>
+        </w:rPr>
+      </w:pPr>
+      <w:r>
+        <w:rPr>
+          <w:b/>
+          <w:bCs/>
+        </w:rPr>
+        <w:t>Repository Summary Table</w:t>
+      </w:r>
+    </w:p>
+    <w:tbl>
+      <w:tblPr>
+        <w:tblW w:w="0" w:type="auto"/>
+        <w:tblCellSpacing w:w="15" w:type="dxa"/>
+        <w:tblCellMar>
+          <w:top w:w="15" w:type="dxa"/>
+          <w:left w:w="15" w:type="dxa"/>
+          <w:bottom w:w="15" w:type="dxa"/>
+          <w:right w:w="15" w:type="dxa"/>
+        </w:tblCellMar>
+        <w:tblLook w:val="04A0" w:firstRow="1" w:lastRow="0" w:firstColumn="1" w:lastColumn="0" w:noHBand="0" w:noVBand="1"/>
+      </w:tblPr>
+      <w:tblGrid>
+        <w:gridCol w:w="3583"/>
+        <w:gridCol w:w="5427"/>
+      </w:tblGrid>
+      <w:tr>
+        <w:trPr>
+          <w:tblHeader/>
+          <w:tblCellSpacing w:w="15" w:type="dxa"/>
+        </w:trPr>
+        <w:tc>
+          <w:tcPr>
+            <w:tcW w:w="0" w:type="auto"/>
+            <w:tcBorders>
+              <w:top w:val="single" w:sz="6" w:space="0" w:color="C4C7C5"/>
+              <w:left w:val="single" w:sz="6" w:space="0" w:color="C4C7C5"/>
+              <w:bottom w:val="single" w:sz="6" w:space="0" w:color="C4C7C5"/>
+              <w:right w:val="single" w:sz="6" w:space="0" w:color="C4C7C5"/>
+            </w:tcBorders>
+            <w:tcMar>
+              <w:top w:w="120" w:type="dxa"/>
+              <w:left w:w="180" w:type="dxa"/>
+              <w:bottom w:w="120" w:type="dxa"/>
+              <w:right w:w="180" w:type="dxa"/>
+            </w:tcMar>
+            <w:vAlign w:val="center"/>
+            <w:hideMark/>
+          </w:tcPr>
+          <w:p>
+            <w:r>
+              <w:rPr>
+                <w:b/>
+                <w:bCs/>
+              </w:rPr>
+              <w:t>Field</w:t>
+            </w:r>
+          </w:p>
+        </w:tc>
+        <w:tc>
+          <w:tcPr>
+            <w:tcW w:w="0" w:type="auto"/>
+            <w:tcBorders>
+              <w:top w:val="single" w:sz="6" w:space="0" w:color="C4C7C5"/>
+              <w:left w:val="single" w:sz="6" w:space="0" w:color="C4C7C5"/>
+              <w:bottom w:val="single" w:sz="6" w:space="0" w:color="C4C7C5"/>
+              <w:right w:val="single" w:sz="6" w:space="0" w:color="C4C7C5"/>
+            </w:tcBorders>
+            <w:tcMar>
+              <w:top w:w="120" w:type="dxa"/>
+              <w:left w:w="180" w:type="dxa"/>
+              <w:bottom w:w="120" w:type="dxa"/>
+              <w:right w:w="180" w:type="dxa"/>
+            </w:tcMar>
+            <w:vAlign w:val="center"/>
+            <w:hideMark/>
+          </w:tcPr>
+          <w:p>
+            <w:r>
+              <w:rPr>
+                <w:b/>
+                <w:bCs/>
+              </w:rPr>
+              <w:t>Value</w:t>
+            </w:r>
+          </w:p>
+        </w:tc>
+      </w:tr>
+      <w:tr>
+        <w:trPr>
+          <w:tblCellSpacing w:w="15" w:type="dxa"/>
+        </w:trPr>
+        <w:tc>
+          <w:tcPr>
+            <w:tcW w:w="0" w:type="auto"/>
+            <w:tcBorders>
+              <w:top w:val="single" w:sz="6" w:space="0" w:color="C4C7C5"/>
+              <w:left w:val="single" w:sz="6" w:space="0" w:color="C4C7C5"/>
+              <w:bottom w:val="single" w:sz="6" w:space="0" w:color="C4C7C5"/>
+              <w:right w:val="single" w:sz="6" w:space="0" w:color="C4C7C5"/>
+            </w:tcBorders>
+            <w:tcMar>
+              <w:top w:w="120" w:type="dxa"/>
+              <w:left w:w="180" w:type="dxa"/>
+              <w:bottom w:w="120" w:type="dxa"/>
+              <w:right w:w="180" w:type="dxa"/>
+            </w:tcMar>
+            <w:vAlign w:val="center"/>
+            <w:hideMark/>
+          </w:tcPr>
+          <w:p>
+            <w:r>
+              <w:rPr>
+                <w:b/>
+                <w:bCs/>
+              </w:rPr>
+              <w:t>Current Version</w:t>
+            </w:r>
+          </w:p>
+        </w:tc>
+        <w:tc>
+          <w:tcPr>
+            <w:tcW w:w="0" w:type="auto"/>
+            <w:tcBorders>
+              <w:top w:val="single" w:sz="6" w:space="0" w:color="C4C7C5"/>
+              <w:left w:val="single" w:sz="6" w:space="0" w:color="C4C7C5"/>
+              <w:bottom w:val="single" w:sz="6" w:space="0" w:color="C4C7C5"/>
+              <w:right w:val="single" w:sz="6" w:space="0" w:color="C4C7C5"/>
+            </w:tcBorders>
+            <w:tcMar>
+              <w:top w:w="120" w:type="dxa"/>
+              <w:left w:w="180" w:type="dxa"/>
+              <w:bottom w:w="120" w:type="dxa"/>
+              <w:right w:w="180" w:type="dxa"/>
+            </w:tcMar>
+            <w:vAlign w:val="center"/>
+            <w:hideMark/>
+          </w:tcPr>
+          <w:p>
+            <w:r>
+              <w:t>ATLAS v3.1</w:t>
+            </w:r>
+          </w:p>
+        </w:tc>
+      </w:tr>
+      <w:tr>
+        <w:trPr>
+          <w:tblCellSpacing w:w="15" w:type="dxa"/>
+        </w:trPr>
+        <w:tc>
+          <w:tcPr>
+            <w:tcW w:w="0" w:type="auto"/>
+            <w:tcBorders>
+              <w:top w:val="single" w:sz="6" w:space="0" w:color="C4C7C5"/>
+              <w:left w:val="single" w:sz="6" w:space="0" w:color="C4C7C5"/>
+              <w:bottom w:val="single" w:sz="6" w:space="0" w:color="C4C7C5"/>
+              <w:right w:val="single" w:sz="6" w:space="0" w:color="C4C7C5"/>
+            </w:tcBorders>
+            <w:tcMar>
+              <w:top w:w="120" w:type="dxa"/>
+              <w:left w:w="180" w:type="dxa"/>
+              <w:bottom w:w="120" w:type="dxa"/>
+              <w:right w:w="180" w:type="dxa"/>
+            </w:tcMar>
+            <w:vAlign w:val="center"/>
+            <w:hideMark/>
+          </w:tcPr>
+          <w:p>
+            <w:r>
+              <w:rPr>
+                <w:b/>
+                <w:bCs/>
+              </w:rPr>
+              <w:t>Current Stage</w:t>
+            </w:r>
+          </w:p>
+        </w:tc>
+        <w:tc>
+          <w:tcPr>
+            <w:tcW w:w="0" w:type="auto"/>
+            <w:tcBorders>
+              <w:top w:val="single" w:sz="6" w:space="0" w:color="C4C7C5"/>
+              <w:left w:val="single" w:sz="6" w:space="0" w:color="C4C7C5"/>
+              <w:bottom w:val="single" w:sz="6" w:space="0" w:color="C4C7C5"/>
+              <w:right w:val="single" w:sz="6" w:space="0" w:color="C4C7C5"/>
+            </w:tcBorders>
+            <w:tcMar>
+              <w:top w:w="120" w:type="dxa"/>
+              <w:left w:w="180" w:type="dxa"/>
+              <w:bottom w:w="120" w:type="dxa"/>
+              <w:right w:w="180" w:type="dxa"/>
+            </w:tcMar>
+            <w:vAlign w:val="center"/>
+            <w:hideMark/>
+          </w:tcPr>
+          <w:p>
+            <w:r>
+              <w:t>Pattern Discovery &amp; Behavioural Validation</w:t>
+            </w:r>
+          </w:p>
+        </w:tc>
+      </w:tr>
+      <w:tr>
+        <w:trPr>
+          <w:tblCellSpacing w:w="15" w:type="dxa"/>
+        </w:trPr>
+        <w:tc>
+          <w:tcPr>
+            <w:tcW w:w="0" w:type="auto"/>
+            <w:tcBorders>
+              <w:top w:val="single" w:sz="6" w:space="0" w:color="C4C7C5"/>
+              <w:left w:val="single" w:sz="6" w:space="0" w:color="C4C7C5"/>
+              <w:bottom w:val="single" w:sz="6" w:space="0" w:color="C4C7C5"/>
+              <w:right w:val="single" w:sz="6" w:space="0" w:color="C4C7C5"/>
+            </w:tcBorders>
+            <w:tcMar>
+              <w:top w:w="120" w:type="dxa"/>
+              <w:left w:w="180" w:type="dxa"/>
+              <w:bottom w:w="120" w:type="dxa"/>
+              <w:right w:w="180" w:type="dxa"/>
+            </w:tcMar>
+            <w:vAlign w:val="center"/>
+            <w:hideMark/>
+          </w:tcPr>
+          <w:p>
+            <w:r>
+              <w:rPr>
+                <w:b/>
+                <w:bCs/>
+              </w:rPr>
+              <w:t>Primary Focus</w:t>
+            </w:r>
+          </w:p>
+        </w:tc>
+        <w:tc>
+          <w:tcPr>
+            <w:tcW w:w="0" w:type="auto"/>
+            <w:tcBorders>
+              <w:top w:val="single" w:sz="6" w:space="0" w:color="C4C7C5"/>
+              <w:left w:val="single" w:sz="6" w:space="0" w:color="C4C7C5"/>
+              <w:bottom w:val="single" w:sz="6" w:space="0" w:color="C4C7C5"/>
+              <w:right w:val="single" w:sz="6" w:space="0" w:color="C4C7C5"/>
+            </w:tcBorders>
+            <w:tcMar>
+              <w:top w:w="120" w:type="dxa"/>
+              <w:left w:w="180" w:type="dxa"/>
+              <w:bottom w:w="120" w:type="dxa"/>
+              <w:right w:w="180" w:type="dxa"/>
+            </w:tcMar>
+            <w:vAlign w:val="center"/>
+            <w:hideMark/>
+          </w:tcPr>
+          <w:p>
+            <w:r>
+              <w:t>Pattern Identification, Validation &amp; Behavioural Modelling</w:t>
+            </w:r>
+          </w:p>
+        </w:tc>
+      </w:tr>
+      <w:tr>
+        <w:trPr>
+          <w:tblCellSpacing w:w="15" w:type="dxa"/>
+        </w:trPr>
+        <w:tc>
+          <w:tcPr>
+            <w:tcW w:w="0" w:type="auto"/>
+            <w:tcBorders>
+              <w:top w:val="single" w:sz="6" w:space="0" w:color="C4C7C5"/>
+              <w:left w:val="single" w:sz="6" w:space="0" w:color="C4C7C5"/>
+              <w:bottom w:val="single" w:sz="6" w:space="0" w:color="C4C7C5"/>
+              <w:right w:val="single" w:sz="6" w:space="0" w:color="C4C7C5"/>
+            </w:tcBorders>
+            <w:tcMar>
+              <w:top w:w="120" w:type="dxa"/>
+              <w:left w:w="180" w:type="dxa"/>
+              <w:bottom w:w="120" w:type="dxa"/>
+              <w:right w:w="180" w:type="dxa"/>
+            </w:tcMar>
+            <w:vAlign w:val="center"/>
+            <w:hideMark/>
+          </w:tcPr>
+          <w:p>
+            <w:r>
+              <w:rPr>
+                <w:b/>
+                <w:bCs/>
+              </w:rPr>
+              <w:t>Research Categories Established</w:t>
+            </w:r>
+          </w:p>
+        </w:tc>
+        <w:tc>
+          <w:tcPr>
+            <w:tcW w:w="0" w:type="auto"/>
+            <w:tcBorders>
+              <w:top w:val="single" w:sz="6" w:space="0" w:color="C4C7C5"/>
+              <w:left w:val="single" w:sz="6" w:space="0" w:color="C4C7C5"/>
+              <w:bottom w:val="single" w:sz="6" w:space="0" w:color="C4C7C5"/>
+              <w:right w:val="single" w:sz="6" w:space="0" w:color="C4C7C5"/>
+            </w:tcBorders>
+            <w:tcMar>
+              <w:top w:w="120" w:type="dxa"/>
+              <w:left w:w="180" w:type="dxa"/>
+              <w:bottom w:w="120" w:type="dxa"/>
+              <w:right w:w="180" w:type="dxa"/>
+            </w:tcMar>
+            <w:vAlign w:val="center"/>
+            <w:hideMark/>
+          </w:tcPr>
+          <w:p>
+            <w:r>
+              <w:t>9</w:t>
+            </w:r>
+          </w:p>
+        </w:tc>
+      </w:tr>
+      <w:tr>
+        <w:trPr>
+          <w:tblCellSpacing w:w="15" w:type="dxa"/>
+        </w:trPr>
+        <w:tc>
+          <w:tcPr>
+            <w:tcW w:w="0" w:type="auto"/>
+            <w:tcBorders>
+              <w:top w:val="single" w:sz="6" w:space="0" w:color="C4C7C5"/>
+              <w:left w:val="single" w:sz="6" w:space="0" w:color="C4C7C5"/>
+              <w:bottom w:val="single" w:sz="6" w:space="0" w:color="C4C7C5"/>
+              <w:right w:val="single" w:sz="6" w:space="0" w:color="C4C7C5"/>
+            </w:tcBorders>
+            <w:tcMar>
+              <w:top w:w="120" w:type="dxa"/>
+              <w:left w:w="180" w:type="dxa"/>
+              <w:bottom w:w="120" w:type="dxa"/>
+              <w:right w:w="180" w:type="dxa"/>
+            </w:tcMar>
+            <w:vAlign w:val="center"/>
+            <w:hideMark/>
+          </w:tcPr>
+          <w:p>
+            <w:r>
+              <w:rPr>
+                <w:b/>
+                <w:bCs/>
+              </w:rPr>
+              <w:t>Research Categories Completed</w:t>
+            </w:r>
+          </w:p>
+        </w:tc>
+        <w:tc>
+          <w:tcPr>
+            <w:tcW w:w="0" w:type="auto"/>
+            <w:tcBorders>
+              <w:top w:val="single" w:sz="6" w:space="0" w:color="C4C7C5"/>
+              <w:left w:val="single" w:sz="6" w:space="0" w:color="C4C7C5"/>
+              <w:bottom w:val="single" w:sz="6" w:space="0" w:color="C4C7C5"/>
+              <w:right w:val="single" w:sz="6" w:space="0" w:color="C4C7C5"/>
+            </w:tcBorders>
+            <w:tcMar>
+              <w:top w:w="120" w:type="dxa"/>
+              <w:left w:w="180" w:type="dxa"/>
+              <w:bottom w:w="120" w:type="dxa"/>
+              <w:right w:w="180" w:type="dxa"/>
+            </w:tcMar>
+            <w:vAlign w:val="center"/>
+            <w:hideMark/>
+          </w:tcPr>
+          <w:p>
+            <w:r>
+              <w:t>2</w:t>
+            </w:r>
+          </w:p>
+        </w:tc>
+      </w:tr>
+      <w:tr>
+        <w:trPr>
+          <w:tblCellSpacing w:w="15" w:type="dxa"/>
+        </w:trPr>
+        <w:tc>
+          <w:tcPr>
+            <w:tcW w:w="0" w:type="auto"/>
+            <w:tcBorders>
+              <w:top w:val="single" w:sz="6" w:space="0" w:color="C4C7C5"/>
+              <w:left w:val="single" w:sz="6" w:space="0" w:color="C4C7C5"/>
+              <w:bottom w:val="single" w:sz="6" w:space="0" w:color="C4C7C5"/>
+              <w:right w:val="single" w:sz="6" w:space="0" w:color="C4C7C5"/>
+            </w:tcBorders>
+            <w:tcMar>
+              <w:top w:w="120" w:type="dxa"/>
+              <w:left w:w="180" w:type="dxa"/>
+              <w:bottom w:w="120" w:type="dxa"/>
+              <w:right w:w="180" w:type="dxa"/>
+            </w:tcMar>
+            <w:vAlign w:val="center"/>
+            <w:hideMark/>
+          </w:tcPr>
+          <w:p>
+            <w:r>
+              <w:rPr>
+                <w:b/>
+                <w:bCs/>
+              </w:rPr>
+              <w:t>Research Volumes Completed</w:t>
+            </w:r>
+          </w:p>
+        </w:tc>
+        <w:tc>
+          <w:tcPr>
+            <w:tcW w:w="0" w:type="auto"/>
+            <w:tcBorders>
+              <w:top w:val="single" w:sz="6" w:space="0" w:color="C4C7C5"/>
+              <w:left w:val="single" w:sz="6" w:space="0" w:color="C4C7C5"/>
+              <w:bottom w:val="single" w:sz="6" w:space="0" w:color="C4C7C5"/>
+              <w:right w:val="single" w:sz="6" w:space="0" w:color="C4C7C5"/>
+            </w:tcBorders>
+            <w:tcMar>
+              <w:top w:w="120" w:type="dxa"/>
+              <w:left w:w="180" w:type="dxa"/>
+              <w:bottom w:w="120" w:type="dxa"/>
+              <w:right w:w="180" w:type="dxa"/>
+            </w:tcMar>
+            <w:vAlign w:val="center"/>
+            <w:hideMark/>
+          </w:tcPr>
+          <w:p>
+            <w:r>
+              <w:t>5</w:t>
+            </w:r>
+          </w:p>
+        </w:tc>
+      </w:tr>
+      <w:tr>
+        <w:trPr>
+          <w:tblCellSpacing w:w="15" w:type="dxa"/>
+        </w:trPr>
+        <w:tc>
+          <w:tcPr>
+            <w:tcW w:w="0" w:type="auto"/>
+            <w:tcBorders>
+              <w:top w:val="single" w:sz="6" w:space="0" w:color="C4C7C5"/>
+              <w:left w:val="single" w:sz="6" w:space="0" w:color="C4C7C5"/>
+              <w:bottom w:val="single" w:sz="6" w:space="0" w:color="C4C7C5"/>
+              <w:right w:val="single" w:sz="6" w:space="0" w:color="C4C7C5"/>
+            </w:tcBorders>
+            <w:tcMar>
+              <w:top w:w="120" w:type="dxa"/>
+              <w:left w:w="180" w:type="dxa"/>
+              <w:bottom w:w="120" w:type="dxa"/>
+              <w:right w:w="180" w:type="dxa"/>
+            </w:tcMar>
+            <w:vAlign w:val="center"/>
+            <w:hideMark/>
+          </w:tcPr>
+          <w:p>
+            <w:r>
+              <w:rPr>
+                <w:b/>
+                <w:bCs/>
+              </w:rPr>
+              <w:t>Total Patterns</w:t>
+            </w:r>
+          </w:p>
+        </w:tc>
+        <w:tc>
+          <w:tcPr>
+            <w:tcW w:w="0" w:type="auto"/>
+            <w:tcBorders>
+              <w:top w:val="single" w:sz="6" w:space="0" w:color="C4C7C5"/>
+              <w:left w:val="single" w:sz="6" w:space="0" w:color="C4C7C5"/>
+              <w:bottom w:val="single" w:sz="6" w:space="0" w:color="C4C7C5"/>
+              <w:right w:val="single" w:sz="6" w:space="0" w:color="C4C7C5"/>
+            </w:tcBorders>
+            <w:tcMar>
+              <w:top w:w="120" w:type="dxa"/>
+              <w:left w:w="180" w:type="dxa"/>
+              <w:bottom w:w="120" w:type="dxa"/>
+              <w:right w:w="180" w:type="dxa"/>
+            </w:tcMar>
+            <w:vAlign w:val="center"/>
+            <w:hideMark/>
+          </w:tcPr>
+          <w:p>
+            <w:r>
+              <w:t>26</w:t>
+            </w:r>
+          </w:p>
+        </w:tc>
+      </w:tr>
+      <w:tr>
+        <w:trPr>
+          <w:tblCellSpacing w:w="15" w:type="dxa"/>
+        </w:trPr>
+        <w:tc>
+          <w:tcPr>
+            <w:tcW w:w="0" w:type="auto"/>
+            <w:tcBorders>
+              <w:top w:val="single" w:sz="6" w:space="0" w:color="C4C7C5"/>
+              <w:left w:val="single" w:sz="6" w:space="0" w:color="C4C7C5"/>
+              <w:bottom w:val="single" w:sz="6" w:space="0" w:color="C4C7C5"/>
+              <w:right w:val="single" w:sz="6" w:space="0" w:color="C4C7C5"/>
+            </w:tcBorders>
+            <w:tcMar>
+              <w:top w:w="120" w:type="dxa"/>
+              <w:left w:w="180" w:type="dxa"/>
+              <w:bottom w:w="120" w:type="dxa"/>
+              <w:right w:w="180" w:type="dxa"/>
+            </w:tcMar>
+            <w:vAlign w:val="center"/>
+            <w:hideMark/>
+          </w:tcPr>
+          <w:p>
+            <w:r>
+              <w:rPr>
+                <w:b/>
+                <w:bCs/>
+              </w:rPr>
+              <w:t>Candidate Patterns</w:t>
+            </w:r>
+          </w:p>
+        </w:tc>
+        <w:tc>
+          <w:tcPr>
+            <w:tcW w:w="0" w:type="auto"/>
+            <w:tcBorders>
+              <w:top w:val="single" w:sz="6" w:space="0" w:color="C4C7C5"/>
+              <w:left w:val="single" w:sz="6" w:space="0" w:color="C4C7C5"/>
+              <w:bottom w:val="single" w:sz="6" w:space="0" w:color="C4C7C5"/>
+              <w:right w:val="single" w:sz="6" w:space="0" w:color="C4C7C5"/>
+            </w:tcBorders>
+            <w:tcMar>
+              <w:top w:w="120" w:type="dxa"/>
+              <w:left w:w="180" w:type="dxa"/>
+              <w:bottom w:w="120" w:type="dxa"/>
+              <w:right w:w="180" w:type="dxa"/>
+            </w:tcMar>
+            <w:vAlign w:val="center"/>
+            <w:hideMark/>
+          </w:tcPr>
+          <w:p>
+            <w:r>
+              <w:t>26</w:t>
+            </w:r>
+          </w:p>
+        </w:tc>
+      </w:tr>
+      <w:tr>
+        <w:trPr>
+          <w:tblCellSpacing w:w="15" w:type="dxa"/>
+        </w:trPr>
+        <w:tc>
+          <w:tcPr>
+            <w:tcW w:w="0" w:type="auto"/>
+            <w:tcBorders>
+              <w:top w:val="single" w:sz="6" w:space="0" w:color="C4C7C5"/>
+              <w:left w:val="single" w:sz="6" w:space="0" w:color="C4C7C5"/>
+              <w:bottom w:val="single" w:sz="6" w:space="0" w:color="C4C7C5"/>
+              <w:right w:val="single" w:sz="6" w:space="0" w:color="C4C7C5"/>
+            </w:tcBorders>
+            <w:tcMar>
+              <w:top w:w="120" w:type="dxa"/>
+              <w:left w:w="180" w:type="dxa"/>
+              <w:bottom w:w="120" w:type="dxa"/>
+              <w:right w:w="180" w:type="dxa"/>
+            </w:tcMar>
+            <w:vAlign w:val="center"/>
+            <w:hideMark/>
+          </w:tcPr>
+          <w:p>
+            <w:r>
+              <w:rPr>
+                <w:b/>
+                <w:bCs/>
+              </w:rPr>
+              <w:t>Accepted Patterns</w:t>
+            </w:r>
+          </w:p>
+        </w:tc>
+        <w:tc>
+          <w:tcPr>
+            <w:tcW w:w="0" w:type="auto"/>
+            <w:tcBorders>
+              <w:top w:val="single" w:sz="6" w:space="0" w:color="C4C7C5"/>
+              <w:left w:val="single" w:sz="6" w:space="0" w:color="C4C7C5"/>
+              <w:bottom w:val="single" w:sz="6" w:space="0" w:color="C4C7C5"/>
+              <w:right w:val="single" w:sz="6" w:space="0" w:color="C4C7C5"/>
+            </w:tcBorders>
+            <w:tcMar>
+              <w:top w:w="120" w:type="dxa"/>
+              <w:left w:w="180" w:type="dxa"/>
+              <w:bottom w:w="120" w:type="dxa"/>
+              <w:right w:w="180" w:type="dxa"/>
+            </w:tcMar>
+            <w:vAlign w:val="center"/>
+            <w:hideMark/>
+          </w:tcPr>
+          <w:p>
+            <w:r>
+              <w:t>0</w:t>
+            </w:r>
+          </w:p>
+        </w:tc>
+      </w:tr>
+      <w:tr>
+        <w:trPr>
+          <w:tblCellSpacing w:w="15" w:type="dxa"/>
+        </w:trPr>
+        <w:tc>
+          <w:tcPr>
+            <w:tcW w:w="0" w:type="auto"/>
+            <w:tcBorders>
+              <w:top w:val="single" w:sz="6" w:space="0" w:color="C4C7C5"/>
+              <w:left w:val="single" w:sz="6" w:space="0" w:color="C4C7C5"/>
+              <w:bottom w:val="single" w:sz="6" w:space="0" w:color="C4C7C5"/>
+              <w:right w:val="single" w:sz="6" w:space="0" w:color="C4C7C5"/>
+            </w:tcBorders>
+            <w:tcMar>
+              <w:top w:w="120" w:type="dxa"/>
+              <w:left w:w="180" w:type="dxa"/>
+              <w:bottom w:w="120" w:type="dxa"/>
+              <w:right w:w="180" w:type="dxa"/>
+            </w:tcMar>
+            <w:vAlign w:val="center"/>
+            <w:hideMark/>
+          </w:tcPr>
+          <w:p>
+            <w:r>
+              <w:rPr>
+                <w:b/>
+                <w:bCs/>
+              </w:rPr>
+              <w:t>Under Validation</w:t>
+            </w:r>
+          </w:p>
+        </w:tc>
+        <w:tc>
+          <w:tcPr>
+            <w:tcW w:w="0" w:type="auto"/>
+            <w:tcBorders>
+              <w:top w:val="single" w:sz="6" w:space="0" w:color="C4C7C5"/>
+              <w:left w:val="single" w:sz="6" w:space="0" w:color="C4C7C5"/>
+              <w:bottom w:val="single" w:sz="6" w:space="0" w:color="C4C7C5"/>
+              <w:right w:val="single" w:sz="6" w:space="0" w:color="C4C7C5"/>
+            </w:tcBorders>
+            <w:tcMar>
+              <w:top w:w="120" w:type="dxa"/>
+              <w:left w:w="180" w:type="dxa"/>
+              <w:bottom w:w="120" w:type="dxa"/>
+              <w:right w:w="180" w:type="dxa"/>
+            </w:tcMar>
+            <w:vAlign w:val="center"/>
+            <w:hideMark/>
+          </w:tcPr>
+          <w:p>
+            <w:r>
+              <w:t>0</w:t>
+            </w:r>
+          </w:p>
+        </w:tc>
+      </w:tr>
+      <w:tr>
+        <w:trPr>
+          <w:tblCellSpacing w:w="15" w:type="dxa"/>
+        </w:trPr>
+        <w:tc>
+          <w:tcPr>
+            <w:tcW w:w="0" w:type="auto"/>
+            <w:tcBorders>
+              <w:top w:val="single" w:sz="6" w:space="0" w:color="C4C7C5"/>
+              <w:left w:val="single" w:sz="6" w:space="0" w:color="C4C7C5"/>
+              <w:bottom w:val="single" w:sz="6" w:space="0" w:color="C4C7C5"/>
+              <w:right w:val="single" w:sz="6" w:space="0" w:color="C4C7C5"/>
+            </w:tcBorders>
+            <w:tcMar>
+              <w:top w:w="120" w:type="dxa"/>
+              <w:left w:w="180" w:type="dxa"/>
+              <w:bottom w:w="120" w:type="dxa"/>
+              <w:right w:w="180" w:type="dxa"/>
+            </w:tcMar>
+            <w:vAlign w:val="center"/>
+            <w:hideMark/>
+          </w:tcPr>
+          <w:p>
+            <w:r>
+              <w:rPr>
+                <w:b/>
+                <w:bCs/>
+              </w:rPr>
+              <w:lastRenderedPageBreak/>
+              <w:t>Deprecated Patterns</w:t>
+            </w:r>
+          </w:p>
+        </w:tc>
+        <w:tc>
+          <w:tcPr>
+            <w:tcW w:w="0" w:type="auto"/>
+            <w:tcBorders>
+              <w:top w:val="single" w:sz="6" w:space="0" w:color="C4C7C5"/>
+              <w:left w:val="single" w:sz="6" w:space="0" w:color="C4C7C5"/>
+              <w:bottom w:val="single" w:sz="6" w:space="0" w:color="C4C7C5"/>
+              <w:right w:val="single" w:sz="6" w:space="0" w:color="C4C7C5"/>
+            </w:tcBorders>
+            <w:tcMar>
+              <w:top w:w="120" w:type="dxa"/>
+              <w:left w:w="180" w:type="dxa"/>
+              <w:bottom w:w="120" w:type="dxa"/>
+              <w:right w:w="180" w:type="dxa"/>
+            </w:tcMar>
+            <w:vAlign w:val="center"/>
+            <w:hideMark/>
+          </w:tcPr>
+          <w:p>
+            <w:r>
+              <w:t>0</w:t>
+            </w:r>
+          </w:p>
+        </w:tc>
+      </w:tr>
+      <w:tr>
+        <w:trPr>
+          <w:tblCellSpacing w:w="15" w:type="dxa"/>
+        </w:trPr>
+        <w:tc>
+          <w:tcPr>
+            <w:tcW w:w="0" w:type="auto"/>
+            <w:tcBorders>
+              <w:top w:val="single" w:sz="6" w:space="0" w:color="C4C7C5"/>
+              <w:left w:val="single" w:sz="6" w:space="0" w:color="C4C7C5"/>
+              <w:bottom w:val="single" w:sz="6" w:space="0" w:color="C4C7C5"/>
+              <w:right w:val="single" w:sz="6" w:space="0" w:color="C4C7C5"/>
+            </w:tcBorders>
+            <w:tcMar>
+              <w:top w:w="120" w:type="dxa"/>
+              <w:left w:w="180" w:type="dxa"/>
+              <w:bottom w:w="120" w:type="dxa"/>
+              <w:right w:w="180" w:type="dxa"/>
+            </w:tcMar>
+            <w:vAlign w:val="center"/>
+            <w:hideMark/>
+          </w:tcPr>
+          <w:p>
+            <w:r>
+              <w:rPr>
+                <w:b/>
+                <w:bCs/>
+              </w:rPr>
+              <w:t>Largest Supporting Evidence</w:t>
+            </w:r>
+          </w:p>
+        </w:tc>
+        <w:tc>
+          <w:tcPr>
+            <w:tcW w:w="0" w:type="auto"/>
+            <w:tcBorders>
+              <w:top w:val="single" w:sz="6" w:space="0" w:color="C4C7C5"/>
+              <w:left w:val="single" w:sz="6" w:space="0" w:color="C4C7C5"/>
+              <w:bottom w:val="single" w:sz="6" w:space="0" w:color="C4C7C5"/>
+              <w:right w:val="single" w:sz="6" w:space="0" w:color="C4C7C5"/>
+            </w:tcBorders>
+            <w:tcMar>
+              <w:top w:w="120" w:type="dxa"/>
+              <w:left w:w="180" w:type="dxa"/>
+              <w:bottom w:w="120" w:type="dxa"/>
+              <w:right w:w="180" w:type="dxa"/>
+            </w:tcMar>
+            <w:vAlign w:val="center"/>
+            <w:hideMark/>
+          </w:tcPr>
+          <w:p>
+            <w:r>
+              <w:t>PAT-020 (14 Human Frictions)</w:t>
+            </w:r>
+          </w:p>
+        </w:tc>
+      </w:tr>
+      <w:tr>
+        <w:trPr>
+          <w:tblCellSpacing w:w="15" w:type="dxa"/>
+        </w:trPr>
+        <w:tc>
+          <w:tcPr>
+            <w:tcW w:w="0" w:type="auto"/>
+            <w:tcBorders>
+              <w:top w:val="single" w:sz="6" w:space="0" w:color="C4C7C5"/>
+              <w:left w:val="single" w:sz="6" w:space="0" w:color="C4C7C5"/>
+              <w:bottom w:val="single" w:sz="6" w:space="0" w:color="C4C7C5"/>
+              <w:right w:val="single" w:sz="6" w:space="0" w:color="C4C7C5"/>
+            </w:tcBorders>
+            <w:tcMar>
+              <w:top w:w="120" w:type="dxa"/>
+              <w:left w:w="180" w:type="dxa"/>
+              <w:bottom w:w="120" w:type="dxa"/>
+              <w:right w:w="180" w:type="dxa"/>
+            </w:tcMar>
+            <w:vAlign w:val="center"/>
+            <w:hideMark/>
+          </w:tcPr>
+          <w:p>
+            <w:r>
+              <w:rPr>
+                <w:b/>
+                <w:bCs/>
+              </w:rPr>
+              <w:t>Total Evidence Links</w:t>
+            </w:r>
+          </w:p>
+        </w:tc>
+        <w:tc>
+          <w:tcPr>
+            <w:tcW w:w="0" w:type="auto"/>
+            <w:tcBorders>
+              <w:top w:val="single" w:sz="6" w:space="0" w:color="C4C7C5"/>
+              <w:left w:val="single" w:sz="6" w:space="0" w:color="C4C7C5"/>
+              <w:bottom w:val="single" w:sz="6" w:space="0" w:color="C4C7C5"/>
+              <w:right w:val="single" w:sz="6" w:space="0" w:color="C4C7C5"/>
+            </w:tcBorders>
+            <w:tcMar>
+              <w:top w:w="120" w:type="dxa"/>
+              <w:left w:w="180" w:type="dxa"/>
+              <w:bottom w:w="120" w:type="dxa"/>
+              <w:right w:w="180" w:type="dxa"/>
+            </w:tcMar>
+            <w:vAlign w:val="center"/>
+            <w:hideMark/>
+          </w:tcPr>
+          <w:p>
+            <w:r>
+              <w:t>178</w:t>
             </w:r>
           </w:p>
         </w:tc>

--- a/atlas/metrics/Pattern Metrics.docx
+++ b/atlas/metrics/Pattern Metrics.docx
@@ -26,7 +26,7 @@
         <w:t>System Version:</w:t>
       </w:r>
       <w:r>
-        <w:t xml:space="preserve"> ATLAS v3.1</w:t>
+        <w:t xml:space="preserve"> ATLAS v3.2</w:t>
       </w:r>
     </w:p>
     <w:p>
@@ -38,7 +38,7 @@
         <w:t>Last Updated:</w:t>
       </w:r>
       <w:r>
-        <w:t xml:space="preserve"> 31 July 2026</w:t>
+        <w:t xml:space="preserve"> 01 August 2026</w:t>
       </w:r>
     </w:p>
     <w:p>
@@ -298,7 +298,7 @@
           </w:tcPr>
           <w:p>
             <w:r>
-              <w:t>26</w:t>
+              <w:t>33</w:t>
             </w:r>
           </w:p>
         </w:tc>
@@ -355,7 +355,7 @@
           </w:tcPr>
           <w:p>
             <w:r>
-              <w:t>174</w:t>
+              <w:t>167</w:t>
             </w:r>
           </w:p>
         </w:tc>
@@ -412,7 +412,7 @@
           </w:tcPr>
           <w:p>
             <w:r>
-              <w:t>13.0%</w:t>
+              <w:t>16.5%</w:t>
             </w:r>
           </w:p>
         </w:tc>
@@ -563,7 +563,7 @@
           </w:tcPr>
           <w:p>
             <w:r>
-              <w:t>26</w:t>
+              <w:t>33</w:t>
             </w:r>
           </w:p>
         </w:tc>
@@ -768,9 +768,9 @@
         <w:tblLook w:val="04A0" w:firstRow="1" w:lastRow="0" w:firstColumn="1" w:lastColumn="0" w:noHBand="0" w:noVBand="1"/>
       </w:tblPr>
       <w:tblGrid>
-        <w:gridCol w:w="1283"/>
-        <w:gridCol w:w="4138"/>
-        <w:gridCol w:w="3497"/>
+        <w:gridCol w:w="1266"/>
+        <w:gridCol w:w="4337"/>
+        <w:gridCol w:w="3407"/>
       </w:tblGrid>
       <w:tr>
         <w:trPr>
@@ -1782,6 +1782,7 @@
                 <w:b/>
                 <w:bCs/>
               </w:rPr>
+              <w:lastRenderedPageBreak/>
               <w:t>PAT-012</w:t>
             </w:r>
           </w:p>
@@ -2187,357 +2188,524 @@
                 <w:b/>
                 <w:bCs/>
               </w:rPr>
+              <w:t>PAT-017</w:t>
+            </w:r>
+          </w:p>
+        </w:tc>
+        <w:tc>
+          <w:tcPr>
+            <w:tcW w:w="0" w:type="auto"/>
+            <w:tcBorders>
+              <w:top w:val="single" w:sz="6" w:space="0" w:color="C4C7C5"/>
+              <w:left w:val="single" w:sz="6" w:space="0" w:color="C4C7C5"/>
+              <w:bottom w:val="single" w:sz="6" w:space="0" w:color="C4C7C5"/>
+              <w:right w:val="single" w:sz="6" w:space="0" w:color="C4C7C5"/>
+            </w:tcBorders>
+            <w:tcMar>
+              <w:top w:w="120" w:type="dxa"/>
+              <w:left w:w="180" w:type="dxa"/>
+              <w:bottom w:w="120" w:type="dxa"/>
+              <w:right w:w="180" w:type="dxa"/>
+            </w:tcMar>
+            <w:vAlign w:val="center"/>
+            <w:hideMark/>
+          </w:tcPr>
+          <w:p>
+            <w:r>
+              <w:t>System Orientation</w:t>
+            </w:r>
+          </w:p>
+        </w:tc>
+        <w:tc>
+          <w:tcPr>
+            <w:tcW w:w="0" w:type="auto"/>
+            <w:tcBorders>
+              <w:top w:val="single" w:sz="6" w:space="0" w:color="C4C7C5"/>
+              <w:left w:val="single" w:sz="6" w:space="0" w:color="C4C7C5"/>
+              <w:bottom w:val="single" w:sz="6" w:space="0" w:color="C4C7C5"/>
+              <w:right w:val="single" w:sz="6" w:space="0" w:color="C4C7C5"/>
+            </w:tcBorders>
+            <w:tcMar>
+              <w:top w:w="120" w:type="dxa"/>
+              <w:left w:w="180" w:type="dxa"/>
+              <w:bottom w:w="120" w:type="dxa"/>
+              <w:right w:w="180" w:type="dxa"/>
+            </w:tcMar>
+            <w:vAlign w:val="center"/>
+            <w:hideMark/>
+          </w:tcPr>
+          <w:p>
+            <w:r>
+              <w:t>9</w:t>
+            </w:r>
+          </w:p>
+        </w:tc>
+      </w:tr>
+      <w:tr>
+        <w:trPr>
+          <w:tblCellSpacing w:w="15" w:type="dxa"/>
+        </w:trPr>
+        <w:tc>
+          <w:tcPr>
+            <w:tcW w:w="0" w:type="auto"/>
+            <w:tcBorders>
+              <w:top w:val="single" w:sz="6" w:space="0" w:color="C4C7C5"/>
+              <w:left w:val="single" w:sz="6" w:space="0" w:color="C4C7C5"/>
+              <w:bottom w:val="single" w:sz="6" w:space="0" w:color="C4C7C5"/>
+              <w:right w:val="single" w:sz="6" w:space="0" w:color="C4C7C5"/>
+            </w:tcBorders>
+            <w:tcMar>
+              <w:top w:w="120" w:type="dxa"/>
+              <w:left w:w="180" w:type="dxa"/>
+              <w:bottom w:w="120" w:type="dxa"/>
+              <w:right w:w="180" w:type="dxa"/>
+            </w:tcMar>
+            <w:vAlign w:val="center"/>
+            <w:hideMark/>
+          </w:tcPr>
+          <w:p>
+            <w:r>
+              <w:rPr>
+                <w:b/>
+                <w:bCs/>
+              </w:rPr>
+              <w:t>PAT-018</w:t>
+            </w:r>
+          </w:p>
+        </w:tc>
+        <w:tc>
+          <w:tcPr>
+            <w:tcW w:w="0" w:type="auto"/>
+            <w:tcBorders>
+              <w:top w:val="single" w:sz="6" w:space="0" w:color="C4C7C5"/>
+              <w:left w:val="single" w:sz="6" w:space="0" w:color="C4C7C5"/>
+              <w:bottom w:val="single" w:sz="6" w:space="0" w:color="C4C7C5"/>
+              <w:right w:val="single" w:sz="6" w:space="0" w:color="C4C7C5"/>
+            </w:tcBorders>
+            <w:tcMar>
+              <w:top w:w="120" w:type="dxa"/>
+              <w:left w:w="180" w:type="dxa"/>
+              <w:bottom w:w="120" w:type="dxa"/>
+              <w:right w:w="180" w:type="dxa"/>
+            </w:tcMar>
+            <w:vAlign w:val="center"/>
+            <w:hideMark/>
+          </w:tcPr>
+          <w:p>
+            <w:r>
+              <w:t>Software Lifecycle Understanding</w:t>
+            </w:r>
+          </w:p>
+        </w:tc>
+        <w:tc>
+          <w:tcPr>
+            <w:tcW w:w="0" w:type="auto"/>
+            <w:tcBorders>
+              <w:top w:val="single" w:sz="6" w:space="0" w:color="C4C7C5"/>
+              <w:left w:val="single" w:sz="6" w:space="0" w:color="C4C7C5"/>
+              <w:bottom w:val="single" w:sz="6" w:space="0" w:color="C4C7C5"/>
+              <w:right w:val="single" w:sz="6" w:space="0" w:color="C4C7C5"/>
+            </w:tcBorders>
+            <w:tcMar>
+              <w:top w:w="120" w:type="dxa"/>
+              <w:left w:w="180" w:type="dxa"/>
+              <w:bottom w:w="120" w:type="dxa"/>
+              <w:right w:w="180" w:type="dxa"/>
+            </w:tcMar>
+            <w:vAlign w:val="center"/>
+            <w:hideMark/>
+          </w:tcPr>
+          <w:p>
+            <w:r>
+              <w:t>8</w:t>
+            </w:r>
+          </w:p>
+        </w:tc>
+      </w:tr>
+      <w:tr>
+        <w:trPr>
+          <w:tblCellSpacing w:w="15" w:type="dxa"/>
+        </w:trPr>
+        <w:tc>
+          <w:tcPr>
+            <w:tcW w:w="0" w:type="auto"/>
+            <w:tcBorders>
+              <w:top w:val="single" w:sz="6" w:space="0" w:color="C4C7C5"/>
+              <w:left w:val="single" w:sz="6" w:space="0" w:color="C4C7C5"/>
+              <w:bottom w:val="single" w:sz="6" w:space="0" w:color="C4C7C5"/>
+              <w:right w:val="single" w:sz="6" w:space="0" w:color="C4C7C5"/>
+            </w:tcBorders>
+            <w:tcMar>
+              <w:top w:w="120" w:type="dxa"/>
+              <w:left w:w="180" w:type="dxa"/>
+              <w:bottom w:w="120" w:type="dxa"/>
+              <w:right w:w="180" w:type="dxa"/>
+            </w:tcMar>
+            <w:vAlign w:val="center"/>
+            <w:hideMark/>
+          </w:tcPr>
+          <w:p>
+            <w:r>
+              <w:rPr>
+                <w:b/>
+                <w:bCs/>
+              </w:rPr>
+              <w:t>PAT-019</w:t>
+            </w:r>
+          </w:p>
+        </w:tc>
+        <w:tc>
+          <w:tcPr>
+            <w:tcW w:w="0" w:type="auto"/>
+            <w:tcBorders>
+              <w:top w:val="single" w:sz="6" w:space="0" w:color="C4C7C5"/>
+              <w:left w:val="single" w:sz="6" w:space="0" w:color="C4C7C5"/>
+              <w:bottom w:val="single" w:sz="6" w:space="0" w:color="C4C7C5"/>
+              <w:right w:val="single" w:sz="6" w:space="0" w:color="C4C7C5"/>
+            </w:tcBorders>
+            <w:tcMar>
+              <w:top w:w="120" w:type="dxa"/>
+              <w:left w:w="180" w:type="dxa"/>
+              <w:bottom w:w="120" w:type="dxa"/>
+              <w:right w:w="180" w:type="dxa"/>
+            </w:tcMar>
+            <w:vAlign w:val="center"/>
+            <w:hideMark/>
+          </w:tcPr>
+          <w:p>
+            <w:r>
+              <w:t>System State Awareness</w:t>
+            </w:r>
+          </w:p>
+        </w:tc>
+        <w:tc>
+          <w:tcPr>
+            <w:tcW w:w="0" w:type="auto"/>
+            <w:tcBorders>
+              <w:top w:val="single" w:sz="6" w:space="0" w:color="C4C7C5"/>
+              <w:left w:val="single" w:sz="6" w:space="0" w:color="C4C7C5"/>
+              <w:bottom w:val="single" w:sz="6" w:space="0" w:color="C4C7C5"/>
+              <w:right w:val="single" w:sz="6" w:space="0" w:color="C4C7C5"/>
+            </w:tcBorders>
+            <w:tcMar>
+              <w:top w:w="120" w:type="dxa"/>
+              <w:left w:w="180" w:type="dxa"/>
+              <w:bottom w:w="120" w:type="dxa"/>
+              <w:right w:w="180" w:type="dxa"/>
+            </w:tcMar>
+            <w:vAlign w:val="center"/>
+            <w:hideMark/>
+          </w:tcPr>
+          <w:p>
+            <w:r>
+              <w:t>8</w:t>
+            </w:r>
+          </w:p>
+        </w:tc>
+      </w:tr>
+      <w:tr>
+        <w:trPr>
+          <w:tblCellSpacing w:w="15" w:type="dxa"/>
+        </w:trPr>
+        <w:tc>
+          <w:tcPr>
+            <w:tcW w:w="0" w:type="auto"/>
+            <w:tcBorders>
+              <w:top w:val="single" w:sz="6" w:space="0" w:color="C4C7C5"/>
+              <w:left w:val="single" w:sz="6" w:space="0" w:color="C4C7C5"/>
+              <w:bottom w:val="single" w:sz="6" w:space="0" w:color="C4C7C5"/>
+              <w:right w:val="single" w:sz="6" w:space="0" w:color="C4C7C5"/>
+            </w:tcBorders>
+            <w:tcMar>
+              <w:top w:w="120" w:type="dxa"/>
+              <w:left w:w="180" w:type="dxa"/>
+              <w:bottom w:w="120" w:type="dxa"/>
+              <w:right w:w="180" w:type="dxa"/>
+            </w:tcMar>
+            <w:vAlign w:val="center"/>
+            <w:hideMark/>
+          </w:tcPr>
+          <w:p>
+            <w:r>
+              <w:rPr>
+                <w:b/>
+                <w:bCs/>
+              </w:rPr>
+              <w:t>PAT-020</w:t>
+            </w:r>
+          </w:p>
+        </w:tc>
+        <w:tc>
+          <w:tcPr>
+            <w:tcW w:w="0" w:type="auto"/>
+            <w:tcBorders>
+              <w:top w:val="single" w:sz="6" w:space="0" w:color="C4C7C5"/>
+              <w:left w:val="single" w:sz="6" w:space="0" w:color="C4C7C5"/>
+              <w:bottom w:val="single" w:sz="6" w:space="0" w:color="C4C7C5"/>
+              <w:right w:val="single" w:sz="6" w:space="0" w:color="C4C7C5"/>
+            </w:tcBorders>
+            <w:tcMar>
+              <w:top w:w="120" w:type="dxa"/>
+              <w:left w:w="180" w:type="dxa"/>
+              <w:bottom w:w="120" w:type="dxa"/>
+              <w:right w:w="180" w:type="dxa"/>
+            </w:tcMar>
+            <w:vAlign w:val="center"/>
+            <w:hideMark/>
+          </w:tcPr>
+          <w:p>
+            <w:r>
+              <w:t>System Reasoning</w:t>
+            </w:r>
+          </w:p>
+        </w:tc>
+        <w:tc>
+          <w:tcPr>
+            <w:tcW w:w="0" w:type="auto"/>
+            <w:tcBorders>
+              <w:top w:val="single" w:sz="6" w:space="0" w:color="C4C7C5"/>
+              <w:left w:val="single" w:sz="6" w:space="0" w:color="C4C7C5"/>
+              <w:bottom w:val="single" w:sz="6" w:space="0" w:color="C4C7C5"/>
+              <w:right w:val="single" w:sz="6" w:space="0" w:color="C4C7C5"/>
+            </w:tcBorders>
+            <w:tcMar>
+              <w:top w:w="120" w:type="dxa"/>
+              <w:left w:w="180" w:type="dxa"/>
+              <w:bottom w:w="120" w:type="dxa"/>
+              <w:right w:w="180" w:type="dxa"/>
+            </w:tcMar>
+            <w:vAlign w:val="center"/>
+            <w:hideMark/>
+          </w:tcPr>
+          <w:p>
+            <w:r>
+              <w:t>14</w:t>
+            </w:r>
+          </w:p>
+        </w:tc>
+      </w:tr>
+      <w:tr>
+        <w:trPr>
+          <w:tblCellSpacing w:w="15" w:type="dxa"/>
+        </w:trPr>
+        <w:tc>
+          <w:tcPr>
+            <w:tcW w:w="0" w:type="auto"/>
+            <w:tcBorders>
+              <w:top w:val="single" w:sz="6" w:space="0" w:color="C4C7C5"/>
+              <w:left w:val="single" w:sz="6" w:space="0" w:color="C4C7C5"/>
+              <w:bottom w:val="single" w:sz="6" w:space="0" w:color="C4C7C5"/>
+              <w:right w:val="single" w:sz="6" w:space="0" w:color="C4C7C5"/>
+            </w:tcBorders>
+            <w:tcMar>
+              <w:top w:w="120" w:type="dxa"/>
+              <w:left w:w="180" w:type="dxa"/>
+              <w:bottom w:w="120" w:type="dxa"/>
+              <w:right w:w="180" w:type="dxa"/>
+            </w:tcMar>
+            <w:vAlign w:val="center"/>
+            <w:hideMark/>
+          </w:tcPr>
+          <w:p>
+            <w:r>
+              <w:rPr>
+                <w:b/>
+                <w:bCs/>
+              </w:rPr>
+              <w:t>PAT-021</w:t>
+            </w:r>
+          </w:p>
+        </w:tc>
+        <w:tc>
+          <w:tcPr>
+            <w:tcW w:w="0" w:type="auto"/>
+            <w:tcBorders>
+              <w:top w:val="single" w:sz="6" w:space="0" w:color="C4C7C5"/>
+              <w:left w:val="single" w:sz="6" w:space="0" w:color="C4C7C5"/>
+              <w:bottom w:val="single" w:sz="6" w:space="0" w:color="C4C7C5"/>
+              <w:right w:val="single" w:sz="6" w:space="0" w:color="C4C7C5"/>
+            </w:tcBorders>
+            <w:tcMar>
+              <w:top w:w="120" w:type="dxa"/>
+              <w:left w:w="180" w:type="dxa"/>
+              <w:bottom w:w="120" w:type="dxa"/>
+              <w:right w:w="180" w:type="dxa"/>
+            </w:tcMar>
+            <w:vAlign w:val="center"/>
+            <w:hideMark/>
+          </w:tcPr>
+          <w:p>
+            <w:r>
+              <w:t>Task-Centric Work Management</w:t>
+            </w:r>
+          </w:p>
+        </w:tc>
+        <w:tc>
+          <w:tcPr>
+            <w:tcW w:w="0" w:type="auto"/>
+            <w:tcBorders>
+              <w:top w:val="single" w:sz="6" w:space="0" w:color="C4C7C5"/>
+              <w:left w:val="single" w:sz="6" w:space="0" w:color="C4C7C5"/>
+              <w:bottom w:val="single" w:sz="6" w:space="0" w:color="C4C7C5"/>
+              <w:right w:val="single" w:sz="6" w:space="0" w:color="C4C7C5"/>
+            </w:tcBorders>
+            <w:tcMar>
+              <w:top w:w="120" w:type="dxa"/>
+              <w:left w:w="180" w:type="dxa"/>
+              <w:bottom w:w="120" w:type="dxa"/>
+              <w:right w:w="180" w:type="dxa"/>
+            </w:tcMar>
+            <w:vAlign w:val="center"/>
+            <w:hideMark/>
+          </w:tcPr>
+          <w:p>
+            <w:r>
+              <w:t>7</w:t>
+            </w:r>
+          </w:p>
+        </w:tc>
+      </w:tr>
+      <w:tr>
+        <w:trPr>
+          <w:tblCellSpacing w:w="15" w:type="dxa"/>
+        </w:trPr>
+        <w:tc>
+          <w:tcPr>
+            <w:tcW w:w="0" w:type="auto"/>
+            <w:tcBorders>
+              <w:top w:val="single" w:sz="6" w:space="0" w:color="C4C7C5"/>
+              <w:left w:val="single" w:sz="6" w:space="0" w:color="C4C7C5"/>
+              <w:bottom w:val="single" w:sz="6" w:space="0" w:color="C4C7C5"/>
+              <w:right w:val="single" w:sz="6" w:space="0" w:color="C4C7C5"/>
+            </w:tcBorders>
+            <w:tcMar>
+              <w:top w:w="120" w:type="dxa"/>
+              <w:left w:w="180" w:type="dxa"/>
+              <w:bottom w:w="120" w:type="dxa"/>
+              <w:right w:w="180" w:type="dxa"/>
+            </w:tcMar>
+            <w:vAlign w:val="center"/>
+            <w:hideMark/>
+          </w:tcPr>
+          <w:p>
+            <w:r>
+              <w:rPr>
+                <w:b/>
+                <w:bCs/>
+              </w:rPr>
+              <w:t>PAT-022</w:t>
+            </w:r>
+          </w:p>
+        </w:tc>
+        <w:tc>
+          <w:tcPr>
+            <w:tcW w:w="0" w:type="auto"/>
+            <w:tcBorders>
+              <w:top w:val="single" w:sz="6" w:space="0" w:color="C4C7C5"/>
+              <w:left w:val="single" w:sz="6" w:space="0" w:color="C4C7C5"/>
+              <w:bottom w:val="single" w:sz="6" w:space="0" w:color="C4C7C5"/>
+              <w:right w:val="single" w:sz="6" w:space="0" w:color="C4C7C5"/>
+            </w:tcBorders>
+            <w:tcMar>
+              <w:top w:w="120" w:type="dxa"/>
+              <w:left w:w="180" w:type="dxa"/>
+              <w:bottom w:w="120" w:type="dxa"/>
+              <w:right w:w="180" w:type="dxa"/>
+            </w:tcMar>
+            <w:vAlign w:val="center"/>
+            <w:hideMark/>
+          </w:tcPr>
+          <w:p>
+            <w:r>
+              <w:t>Context Continuity</w:t>
+            </w:r>
+          </w:p>
+        </w:tc>
+        <w:tc>
+          <w:tcPr>
+            <w:tcW w:w="0" w:type="auto"/>
+            <w:tcBorders>
+              <w:top w:val="single" w:sz="6" w:space="0" w:color="C4C7C5"/>
+              <w:left w:val="single" w:sz="6" w:space="0" w:color="C4C7C5"/>
+              <w:bottom w:val="single" w:sz="6" w:space="0" w:color="C4C7C5"/>
+              <w:right w:val="single" w:sz="6" w:space="0" w:color="C4C7C5"/>
+            </w:tcBorders>
+            <w:tcMar>
+              <w:top w:w="120" w:type="dxa"/>
+              <w:left w:w="180" w:type="dxa"/>
+              <w:bottom w:w="120" w:type="dxa"/>
+              <w:right w:w="180" w:type="dxa"/>
+            </w:tcMar>
+            <w:vAlign w:val="center"/>
+            <w:hideMark/>
+          </w:tcPr>
+          <w:p>
+            <w:r>
+              <w:t>7</w:t>
+            </w:r>
+          </w:p>
+        </w:tc>
+      </w:tr>
+      <w:tr>
+        <w:trPr>
+          <w:tblCellSpacing w:w="15" w:type="dxa"/>
+        </w:trPr>
+        <w:tc>
+          <w:tcPr>
+            <w:tcW w:w="0" w:type="auto"/>
+            <w:tcBorders>
+              <w:top w:val="single" w:sz="6" w:space="0" w:color="C4C7C5"/>
+              <w:left w:val="single" w:sz="6" w:space="0" w:color="C4C7C5"/>
+              <w:bottom w:val="single" w:sz="6" w:space="0" w:color="C4C7C5"/>
+              <w:right w:val="single" w:sz="6" w:space="0" w:color="C4C7C5"/>
+            </w:tcBorders>
+            <w:tcMar>
+              <w:top w:w="120" w:type="dxa"/>
+              <w:left w:w="180" w:type="dxa"/>
+              <w:bottom w:w="120" w:type="dxa"/>
+              <w:right w:w="180" w:type="dxa"/>
+            </w:tcMar>
+            <w:vAlign w:val="center"/>
+            <w:hideMark/>
+          </w:tcPr>
+          <w:p>
+            <w:r>
+              <w:rPr>
+                <w:b/>
+                <w:bCs/>
+              </w:rPr>
               <w:lastRenderedPageBreak/>
-              <w:t>PAT-017</w:t>
-            </w:r>
-          </w:p>
-        </w:tc>
-        <w:tc>
-          <w:tcPr>
-            <w:tcW w:w="0" w:type="auto"/>
-            <w:tcBorders>
-              <w:top w:val="single" w:sz="6" w:space="0" w:color="C4C7C5"/>
-              <w:left w:val="single" w:sz="6" w:space="0" w:color="C4C7C5"/>
-              <w:bottom w:val="single" w:sz="6" w:space="0" w:color="C4C7C5"/>
-              <w:right w:val="single" w:sz="6" w:space="0" w:color="C4C7C5"/>
-            </w:tcBorders>
-            <w:tcMar>
-              <w:top w:w="120" w:type="dxa"/>
-              <w:left w:w="180" w:type="dxa"/>
-              <w:bottom w:w="120" w:type="dxa"/>
-              <w:right w:w="180" w:type="dxa"/>
-            </w:tcMar>
-            <w:vAlign w:val="center"/>
-            <w:hideMark/>
-          </w:tcPr>
-          <w:p>
-            <w:r>
-              <w:t>System Orientation</w:t>
-            </w:r>
-          </w:p>
-        </w:tc>
-        <w:tc>
-          <w:tcPr>
-            <w:tcW w:w="0" w:type="auto"/>
-            <w:tcBorders>
-              <w:top w:val="single" w:sz="6" w:space="0" w:color="C4C7C5"/>
-              <w:left w:val="single" w:sz="6" w:space="0" w:color="C4C7C5"/>
-              <w:bottom w:val="single" w:sz="6" w:space="0" w:color="C4C7C5"/>
-              <w:right w:val="single" w:sz="6" w:space="0" w:color="C4C7C5"/>
-            </w:tcBorders>
-            <w:tcMar>
-              <w:top w:w="120" w:type="dxa"/>
-              <w:left w:w="180" w:type="dxa"/>
-              <w:bottom w:w="120" w:type="dxa"/>
-              <w:right w:w="180" w:type="dxa"/>
-            </w:tcMar>
-            <w:vAlign w:val="center"/>
-            <w:hideMark/>
-          </w:tcPr>
-          <w:p>
-            <w:r>
-              <w:t>9</w:t>
-            </w:r>
-          </w:p>
-        </w:tc>
-      </w:tr>
-      <w:tr>
-        <w:trPr>
-          <w:tblCellSpacing w:w="15" w:type="dxa"/>
-        </w:trPr>
-        <w:tc>
-          <w:tcPr>
-            <w:tcW w:w="0" w:type="auto"/>
-            <w:tcBorders>
-              <w:top w:val="single" w:sz="6" w:space="0" w:color="C4C7C5"/>
-              <w:left w:val="single" w:sz="6" w:space="0" w:color="C4C7C5"/>
-              <w:bottom w:val="single" w:sz="6" w:space="0" w:color="C4C7C5"/>
-              <w:right w:val="single" w:sz="6" w:space="0" w:color="C4C7C5"/>
-            </w:tcBorders>
-            <w:tcMar>
-              <w:top w:w="120" w:type="dxa"/>
-              <w:left w:w="180" w:type="dxa"/>
-              <w:bottom w:w="120" w:type="dxa"/>
-              <w:right w:w="180" w:type="dxa"/>
-            </w:tcMar>
-            <w:vAlign w:val="center"/>
-            <w:hideMark/>
-          </w:tcPr>
-          <w:p>
-            <w:r>
-              <w:rPr>
-                <w:b/>
-                <w:bCs/>
-              </w:rPr>
-              <w:t>PAT-018</w:t>
-            </w:r>
-          </w:p>
-        </w:tc>
-        <w:tc>
-          <w:tcPr>
-            <w:tcW w:w="0" w:type="auto"/>
-            <w:tcBorders>
-              <w:top w:val="single" w:sz="6" w:space="0" w:color="C4C7C5"/>
-              <w:left w:val="single" w:sz="6" w:space="0" w:color="C4C7C5"/>
-              <w:bottom w:val="single" w:sz="6" w:space="0" w:color="C4C7C5"/>
-              <w:right w:val="single" w:sz="6" w:space="0" w:color="C4C7C5"/>
-            </w:tcBorders>
-            <w:tcMar>
-              <w:top w:w="120" w:type="dxa"/>
-              <w:left w:w="180" w:type="dxa"/>
-              <w:bottom w:w="120" w:type="dxa"/>
-              <w:right w:w="180" w:type="dxa"/>
-            </w:tcMar>
-            <w:vAlign w:val="center"/>
-            <w:hideMark/>
-          </w:tcPr>
-          <w:p>
-            <w:r>
-              <w:t>Software Lifecycle Understanding</w:t>
-            </w:r>
-          </w:p>
-        </w:tc>
-        <w:tc>
-          <w:tcPr>
-            <w:tcW w:w="0" w:type="auto"/>
-            <w:tcBorders>
-              <w:top w:val="single" w:sz="6" w:space="0" w:color="C4C7C5"/>
-              <w:left w:val="single" w:sz="6" w:space="0" w:color="C4C7C5"/>
-              <w:bottom w:val="single" w:sz="6" w:space="0" w:color="C4C7C5"/>
-              <w:right w:val="single" w:sz="6" w:space="0" w:color="C4C7C5"/>
-            </w:tcBorders>
-            <w:tcMar>
-              <w:top w:w="120" w:type="dxa"/>
-              <w:left w:w="180" w:type="dxa"/>
-              <w:bottom w:w="120" w:type="dxa"/>
-              <w:right w:w="180" w:type="dxa"/>
-            </w:tcMar>
-            <w:vAlign w:val="center"/>
-            <w:hideMark/>
-          </w:tcPr>
-          <w:p>
-            <w:r>
-              <w:t>8</w:t>
-            </w:r>
-          </w:p>
-        </w:tc>
-      </w:tr>
-      <w:tr>
-        <w:trPr>
-          <w:tblCellSpacing w:w="15" w:type="dxa"/>
-        </w:trPr>
-        <w:tc>
-          <w:tcPr>
-            <w:tcW w:w="0" w:type="auto"/>
-            <w:tcBorders>
-              <w:top w:val="single" w:sz="6" w:space="0" w:color="C4C7C5"/>
-              <w:left w:val="single" w:sz="6" w:space="0" w:color="C4C7C5"/>
-              <w:bottom w:val="single" w:sz="6" w:space="0" w:color="C4C7C5"/>
-              <w:right w:val="single" w:sz="6" w:space="0" w:color="C4C7C5"/>
-            </w:tcBorders>
-            <w:tcMar>
-              <w:top w:w="120" w:type="dxa"/>
-              <w:left w:w="180" w:type="dxa"/>
-              <w:bottom w:w="120" w:type="dxa"/>
-              <w:right w:w="180" w:type="dxa"/>
-            </w:tcMar>
-            <w:vAlign w:val="center"/>
-            <w:hideMark/>
-          </w:tcPr>
-          <w:p>
-            <w:r>
-              <w:rPr>
-                <w:b/>
-                <w:bCs/>
-              </w:rPr>
-              <w:t>PAT-019</w:t>
-            </w:r>
-          </w:p>
-        </w:tc>
-        <w:tc>
-          <w:tcPr>
-            <w:tcW w:w="0" w:type="auto"/>
-            <w:tcBorders>
-              <w:top w:val="single" w:sz="6" w:space="0" w:color="C4C7C5"/>
-              <w:left w:val="single" w:sz="6" w:space="0" w:color="C4C7C5"/>
-              <w:bottom w:val="single" w:sz="6" w:space="0" w:color="C4C7C5"/>
-              <w:right w:val="single" w:sz="6" w:space="0" w:color="C4C7C5"/>
-            </w:tcBorders>
-            <w:tcMar>
-              <w:top w:w="120" w:type="dxa"/>
-              <w:left w:w="180" w:type="dxa"/>
-              <w:bottom w:w="120" w:type="dxa"/>
-              <w:right w:w="180" w:type="dxa"/>
-            </w:tcMar>
-            <w:vAlign w:val="center"/>
-            <w:hideMark/>
-          </w:tcPr>
-          <w:p>
-            <w:r>
-              <w:t>System State Awareness</w:t>
-            </w:r>
-          </w:p>
-        </w:tc>
-        <w:tc>
-          <w:tcPr>
-            <w:tcW w:w="0" w:type="auto"/>
-            <w:tcBorders>
-              <w:top w:val="single" w:sz="6" w:space="0" w:color="C4C7C5"/>
-              <w:left w:val="single" w:sz="6" w:space="0" w:color="C4C7C5"/>
-              <w:bottom w:val="single" w:sz="6" w:space="0" w:color="C4C7C5"/>
-              <w:right w:val="single" w:sz="6" w:space="0" w:color="C4C7C5"/>
-            </w:tcBorders>
-            <w:tcMar>
-              <w:top w:w="120" w:type="dxa"/>
-              <w:left w:w="180" w:type="dxa"/>
-              <w:bottom w:w="120" w:type="dxa"/>
-              <w:right w:w="180" w:type="dxa"/>
-            </w:tcMar>
-            <w:vAlign w:val="center"/>
-            <w:hideMark/>
-          </w:tcPr>
-          <w:p>
-            <w:r>
-              <w:t>8</w:t>
-            </w:r>
-          </w:p>
-        </w:tc>
-      </w:tr>
-      <w:tr>
-        <w:trPr>
-          <w:tblCellSpacing w:w="15" w:type="dxa"/>
-        </w:trPr>
-        <w:tc>
-          <w:tcPr>
-            <w:tcW w:w="0" w:type="auto"/>
-            <w:tcBorders>
-              <w:top w:val="single" w:sz="6" w:space="0" w:color="C4C7C5"/>
-              <w:left w:val="single" w:sz="6" w:space="0" w:color="C4C7C5"/>
-              <w:bottom w:val="single" w:sz="6" w:space="0" w:color="C4C7C5"/>
-              <w:right w:val="single" w:sz="6" w:space="0" w:color="C4C7C5"/>
-            </w:tcBorders>
-            <w:tcMar>
-              <w:top w:w="120" w:type="dxa"/>
-              <w:left w:w="180" w:type="dxa"/>
-              <w:bottom w:w="120" w:type="dxa"/>
-              <w:right w:w="180" w:type="dxa"/>
-            </w:tcMar>
-            <w:vAlign w:val="center"/>
-            <w:hideMark/>
-          </w:tcPr>
-          <w:p>
-            <w:r>
-              <w:rPr>
-                <w:b/>
-                <w:bCs/>
-              </w:rPr>
-              <w:t>PAT-020</w:t>
-            </w:r>
-          </w:p>
-        </w:tc>
-        <w:tc>
-          <w:tcPr>
-            <w:tcW w:w="0" w:type="auto"/>
-            <w:tcBorders>
-              <w:top w:val="single" w:sz="6" w:space="0" w:color="C4C7C5"/>
-              <w:left w:val="single" w:sz="6" w:space="0" w:color="C4C7C5"/>
-              <w:bottom w:val="single" w:sz="6" w:space="0" w:color="C4C7C5"/>
-              <w:right w:val="single" w:sz="6" w:space="0" w:color="C4C7C5"/>
-            </w:tcBorders>
-            <w:tcMar>
-              <w:top w:w="120" w:type="dxa"/>
-              <w:left w:w="180" w:type="dxa"/>
-              <w:bottom w:w="120" w:type="dxa"/>
-              <w:right w:w="180" w:type="dxa"/>
-            </w:tcMar>
-            <w:vAlign w:val="center"/>
-            <w:hideMark/>
-          </w:tcPr>
-          <w:p>
-            <w:r>
-              <w:t>System Reasoning</w:t>
-            </w:r>
-          </w:p>
-        </w:tc>
-        <w:tc>
-          <w:tcPr>
-            <w:tcW w:w="0" w:type="auto"/>
-            <w:tcBorders>
-              <w:top w:val="single" w:sz="6" w:space="0" w:color="C4C7C5"/>
-              <w:left w:val="single" w:sz="6" w:space="0" w:color="C4C7C5"/>
-              <w:bottom w:val="single" w:sz="6" w:space="0" w:color="C4C7C5"/>
-              <w:right w:val="single" w:sz="6" w:space="0" w:color="C4C7C5"/>
-            </w:tcBorders>
-            <w:tcMar>
-              <w:top w:w="120" w:type="dxa"/>
-              <w:left w:w="180" w:type="dxa"/>
-              <w:bottom w:w="120" w:type="dxa"/>
-              <w:right w:w="180" w:type="dxa"/>
-            </w:tcMar>
-            <w:vAlign w:val="center"/>
-            <w:hideMark/>
-          </w:tcPr>
-          <w:p>
-            <w:r>
-              <w:t>14</w:t>
-            </w:r>
-          </w:p>
-        </w:tc>
-      </w:tr>
-      <w:tr>
-        <w:trPr>
-          <w:tblCellSpacing w:w="15" w:type="dxa"/>
-        </w:trPr>
-        <w:tc>
-          <w:tcPr>
-            <w:tcW w:w="0" w:type="auto"/>
-            <w:tcBorders>
-              <w:top w:val="single" w:sz="6" w:space="0" w:color="C4C7C5"/>
-              <w:left w:val="single" w:sz="6" w:space="0" w:color="C4C7C5"/>
-              <w:bottom w:val="single" w:sz="6" w:space="0" w:color="C4C7C5"/>
-              <w:right w:val="single" w:sz="6" w:space="0" w:color="C4C7C5"/>
-            </w:tcBorders>
-            <w:tcMar>
-              <w:top w:w="120" w:type="dxa"/>
-              <w:left w:w="180" w:type="dxa"/>
-              <w:bottom w:w="120" w:type="dxa"/>
-              <w:right w:w="180" w:type="dxa"/>
-            </w:tcMar>
-            <w:vAlign w:val="center"/>
-            <w:hideMark/>
-          </w:tcPr>
-          <w:p>
-            <w:r>
-              <w:rPr>
-                <w:b/>
-                <w:bCs/>
-              </w:rPr>
-              <w:t>PAT-021</w:t>
-            </w:r>
-          </w:p>
-        </w:tc>
-        <w:tc>
-          <w:tcPr>
-            <w:tcW w:w="0" w:type="auto"/>
-            <w:tcBorders>
-              <w:top w:val="single" w:sz="6" w:space="0" w:color="C4C7C5"/>
-              <w:left w:val="single" w:sz="6" w:space="0" w:color="C4C7C5"/>
-              <w:bottom w:val="single" w:sz="6" w:space="0" w:color="C4C7C5"/>
-              <w:right w:val="single" w:sz="6" w:space="0" w:color="C4C7C5"/>
-            </w:tcBorders>
-            <w:tcMar>
-              <w:top w:w="120" w:type="dxa"/>
-              <w:left w:w="180" w:type="dxa"/>
-              <w:bottom w:w="120" w:type="dxa"/>
-              <w:right w:w="180" w:type="dxa"/>
-            </w:tcMar>
-            <w:vAlign w:val="center"/>
-            <w:hideMark/>
-          </w:tcPr>
-          <w:p>
-            <w:r>
-              <w:t>Task-Centric Work Management</w:t>
-            </w:r>
+              <w:t>PAT-023</w:t>
+            </w:r>
+          </w:p>
+        </w:tc>
+        <w:tc>
+          <w:tcPr>
+            <w:tcW w:w="0" w:type="auto"/>
+            <w:tcBorders>
+              <w:top w:val="single" w:sz="6" w:space="0" w:color="C4C7C5"/>
+              <w:left w:val="single" w:sz="6" w:space="0" w:color="C4C7C5"/>
+              <w:bottom w:val="single" w:sz="6" w:space="0" w:color="C4C7C5"/>
+              <w:right w:val="single" w:sz="6" w:space="0" w:color="C4C7C5"/>
+            </w:tcBorders>
+            <w:tcMar>
+              <w:top w:w="120" w:type="dxa"/>
+              <w:left w:w="180" w:type="dxa"/>
+              <w:bottom w:w="120" w:type="dxa"/>
+              <w:right w:w="180" w:type="dxa"/>
+            </w:tcMar>
+            <w:vAlign w:val="center"/>
+            <w:hideMark/>
+          </w:tcPr>
+          <w:p>
+            <w:r>
+              <w:t xml:space="preserve">Adaptive System </w:t>
+            </w:r>
+            <w:proofErr w:type="spellStart"/>
+            <w:r>
+              <w:t>Behavior</w:t>
+            </w:r>
+            <w:proofErr w:type="spellEnd"/>
           </w:p>
         </w:tc>
         <w:tc>
@@ -2593,31 +2761,120 @@
                 <w:b/>
                 <w:bCs/>
               </w:rPr>
-              <w:t>PAT-022</w:t>
-            </w:r>
-          </w:p>
-        </w:tc>
-        <w:tc>
-          <w:tcPr>
-            <w:tcW w:w="0" w:type="auto"/>
-            <w:tcBorders>
-              <w:top w:val="single" w:sz="6" w:space="0" w:color="C4C7C5"/>
-              <w:left w:val="single" w:sz="6" w:space="0" w:color="C4C7C5"/>
-              <w:bottom w:val="single" w:sz="6" w:space="0" w:color="C4C7C5"/>
-              <w:right w:val="single" w:sz="6" w:space="0" w:color="C4C7C5"/>
-            </w:tcBorders>
-            <w:tcMar>
-              <w:top w:w="120" w:type="dxa"/>
-              <w:left w:w="180" w:type="dxa"/>
-              <w:bottom w:w="120" w:type="dxa"/>
-              <w:right w:w="180" w:type="dxa"/>
-            </w:tcMar>
-            <w:vAlign w:val="center"/>
-            <w:hideMark/>
-          </w:tcPr>
-          <w:p>
-            <w:r>
-              <w:t>Context Continuity</w:t>
+              <w:t>PAT-024</w:t>
+            </w:r>
+          </w:p>
+        </w:tc>
+        <w:tc>
+          <w:tcPr>
+            <w:tcW w:w="0" w:type="auto"/>
+            <w:tcBorders>
+              <w:top w:val="single" w:sz="6" w:space="0" w:color="C4C7C5"/>
+              <w:left w:val="single" w:sz="6" w:space="0" w:color="C4C7C5"/>
+              <w:bottom w:val="single" w:sz="6" w:space="0" w:color="C4C7C5"/>
+              <w:right w:val="single" w:sz="6" w:space="0" w:color="C4C7C5"/>
+            </w:tcBorders>
+            <w:tcMar>
+              <w:top w:w="120" w:type="dxa"/>
+              <w:left w:w="180" w:type="dxa"/>
+              <w:bottom w:w="120" w:type="dxa"/>
+              <w:right w:w="180" w:type="dxa"/>
+            </w:tcMar>
+            <w:vAlign w:val="center"/>
+            <w:hideMark/>
+          </w:tcPr>
+          <w:p>
+            <w:r>
+              <w:t>Human-</w:t>
+            </w:r>
+            <w:proofErr w:type="spellStart"/>
+            <w:r>
+              <w:t>Centered</w:t>
+            </w:r>
+            <w:proofErr w:type="spellEnd"/>
+            <w:r>
+              <w:t xml:space="preserve"> Computing</w:t>
+            </w:r>
+          </w:p>
+        </w:tc>
+        <w:tc>
+          <w:tcPr>
+            <w:tcW w:w="0" w:type="auto"/>
+            <w:tcBorders>
+              <w:top w:val="single" w:sz="6" w:space="0" w:color="C4C7C5"/>
+              <w:left w:val="single" w:sz="6" w:space="0" w:color="C4C7C5"/>
+              <w:bottom w:val="single" w:sz="6" w:space="0" w:color="C4C7C5"/>
+              <w:right w:val="single" w:sz="6" w:space="0" w:color="C4C7C5"/>
+            </w:tcBorders>
+            <w:tcMar>
+              <w:top w:w="120" w:type="dxa"/>
+              <w:left w:w="180" w:type="dxa"/>
+              <w:bottom w:w="120" w:type="dxa"/>
+              <w:right w:w="180" w:type="dxa"/>
+            </w:tcMar>
+            <w:vAlign w:val="center"/>
+            <w:hideMark/>
+          </w:tcPr>
+          <w:p>
+            <w:r>
+              <w:t>6</w:t>
+            </w:r>
+          </w:p>
+        </w:tc>
+      </w:tr>
+      <w:tr>
+        <w:trPr>
+          <w:tblCellSpacing w:w="15" w:type="dxa"/>
+        </w:trPr>
+        <w:tc>
+          <w:tcPr>
+            <w:tcW w:w="0" w:type="auto"/>
+            <w:tcBorders>
+              <w:top w:val="single" w:sz="6" w:space="0" w:color="C4C7C5"/>
+              <w:left w:val="single" w:sz="6" w:space="0" w:color="C4C7C5"/>
+              <w:bottom w:val="single" w:sz="6" w:space="0" w:color="C4C7C5"/>
+              <w:right w:val="single" w:sz="6" w:space="0" w:color="C4C7C5"/>
+            </w:tcBorders>
+            <w:tcMar>
+              <w:top w:w="120" w:type="dxa"/>
+              <w:left w:w="180" w:type="dxa"/>
+              <w:bottom w:w="120" w:type="dxa"/>
+              <w:right w:w="180" w:type="dxa"/>
+            </w:tcMar>
+            <w:vAlign w:val="center"/>
+            <w:hideMark/>
+          </w:tcPr>
+          <w:p>
+            <w:r>
+              <w:rPr>
+                <w:b/>
+                <w:bCs/>
+              </w:rPr>
+              <w:t>PAT-025</w:t>
+            </w:r>
+          </w:p>
+        </w:tc>
+        <w:tc>
+          <w:tcPr>
+            <w:tcW w:w="0" w:type="auto"/>
+            <w:tcBorders>
+              <w:top w:val="single" w:sz="6" w:space="0" w:color="C4C7C5"/>
+              <w:left w:val="single" w:sz="6" w:space="0" w:color="C4C7C5"/>
+              <w:bottom w:val="single" w:sz="6" w:space="0" w:color="C4C7C5"/>
+              <w:right w:val="single" w:sz="6" w:space="0" w:color="C4C7C5"/>
+            </w:tcBorders>
+            <w:tcMar>
+              <w:top w:w="120" w:type="dxa"/>
+              <w:left w:w="180" w:type="dxa"/>
+              <w:bottom w:w="120" w:type="dxa"/>
+              <w:right w:w="180" w:type="dxa"/>
+            </w:tcMar>
+            <w:vAlign w:val="center"/>
+            <w:hideMark/>
+          </w:tcPr>
+          <w:p>
+            <w:r>
+              <w:t>Digital Ecosystem Integration</w:t>
             </w:r>
           </w:p>
         </w:tc>
@@ -2674,37 +2931,32 @@
                 <w:b/>
                 <w:bCs/>
               </w:rPr>
-              <w:t>PAT-023</w:t>
-            </w:r>
-          </w:p>
-        </w:tc>
-        <w:tc>
-          <w:tcPr>
-            <w:tcW w:w="0" w:type="auto"/>
-            <w:tcBorders>
-              <w:top w:val="single" w:sz="6" w:space="0" w:color="C4C7C5"/>
-              <w:left w:val="single" w:sz="6" w:space="0" w:color="C4C7C5"/>
-              <w:bottom w:val="single" w:sz="6" w:space="0" w:color="C4C7C5"/>
-              <w:right w:val="single" w:sz="6" w:space="0" w:color="C4C7C5"/>
-            </w:tcBorders>
-            <w:tcMar>
-              <w:top w:w="120" w:type="dxa"/>
-              <w:left w:w="180" w:type="dxa"/>
-              <w:bottom w:w="120" w:type="dxa"/>
-              <w:right w:w="180" w:type="dxa"/>
-            </w:tcMar>
-            <w:vAlign w:val="center"/>
-            <w:hideMark/>
-          </w:tcPr>
-          <w:p>
-            <w:r>
-              <w:t xml:space="preserve">Adaptive System </w:t>
-            </w:r>
-            <w:proofErr w:type="spellStart"/>
-            <w:r>
-              <w:t>Behavior</w:t>
-            </w:r>
-            <w:proofErr w:type="spellEnd"/>
+              <w:t>PAT-026</w:t>
+            </w:r>
+          </w:p>
+        </w:tc>
+        <w:tc>
+          <w:tcPr>
+            <w:tcW w:w="0" w:type="auto"/>
+            <w:tcBorders>
+              <w:top w:val="single" w:sz="6" w:space="0" w:color="C4C7C5"/>
+              <w:left w:val="single" w:sz="6" w:space="0" w:color="C4C7C5"/>
+              <w:bottom w:val="single" w:sz="6" w:space="0" w:color="C4C7C5"/>
+              <w:right w:val="single" w:sz="6" w:space="0" w:color="C4C7C5"/>
+            </w:tcBorders>
+            <w:tcMar>
+              <w:top w:w="120" w:type="dxa"/>
+              <w:left w:w="180" w:type="dxa"/>
+              <w:bottom w:w="120" w:type="dxa"/>
+              <w:right w:w="180" w:type="dxa"/>
+            </w:tcMar>
+            <w:vAlign w:val="center"/>
+            <w:hideMark/>
+          </w:tcPr>
+          <w:p>
+            <w:r>
+              <w:t>Cognitive Offloading</w:t>
+            </w:r>
           </w:p>
         </w:tc>
         <w:tc>
@@ -2760,39 +3012,274 @@
                 <w:b/>
                 <w:bCs/>
               </w:rPr>
-              <w:t>PAT-024</w:t>
-            </w:r>
-          </w:p>
-        </w:tc>
-        <w:tc>
-          <w:tcPr>
-            <w:tcW w:w="0" w:type="auto"/>
-            <w:tcBorders>
-              <w:top w:val="single" w:sz="6" w:space="0" w:color="C4C7C5"/>
-              <w:left w:val="single" w:sz="6" w:space="0" w:color="C4C7C5"/>
-              <w:bottom w:val="single" w:sz="6" w:space="0" w:color="C4C7C5"/>
-              <w:right w:val="single" w:sz="6" w:space="0" w:color="C4C7C5"/>
-            </w:tcBorders>
-            <w:tcMar>
-              <w:top w:w="120" w:type="dxa"/>
-              <w:left w:w="180" w:type="dxa"/>
-              <w:bottom w:w="120" w:type="dxa"/>
-              <w:right w:w="180" w:type="dxa"/>
-            </w:tcMar>
-            <w:vAlign w:val="center"/>
-            <w:hideMark/>
-          </w:tcPr>
-          <w:p>
-            <w:r>
-              <w:t>Human-</w:t>
-            </w:r>
-            <w:proofErr w:type="spellStart"/>
-            <w:r>
-              <w:t>Centered</w:t>
-            </w:r>
-            <w:proofErr w:type="spellEnd"/>
-            <w:r>
-              <w:t xml:space="preserve"> Computing</w:t>
+              <w:t>PAT-027</w:t>
+            </w:r>
+          </w:p>
+        </w:tc>
+        <w:tc>
+          <w:tcPr>
+            <w:tcW w:w="0" w:type="auto"/>
+            <w:tcBorders>
+              <w:top w:val="single" w:sz="6" w:space="0" w:color="C4C7C5"/>
+              <w:left w:val="single" w:sz="6" w:space="0" w:color="C4C7C5"/>
+              <w:bottom w:val="single" w:sz="6" w:space="0" w:color="C4C7C5"/>
+              <w:right w:val="single" w:sz="6" w:space="0" w:color="C4C7C5"/>
+            </w:tcBorders>
+            <w:tcMar>
+              <w:top w:w="120" w:type="dxa"/>
+              <w:left w:w="180" w:type="dxa"/>
+              <w:bottom w:w="120" w:type="dxa"/>
+              <w:right w:w="180" w:type="dxa"/>
+            </w:tcMar>
+            <w:vAlign w:val="center"/>
+            <w:hideMark/>
+          </w:tcPr>
+          <w:p>
+            <w:r>
+              <w:t>Information Source Selection</w:t>
+            </w:r>
+          </w:p>
+        </w:tc>
+        <w:tc>
+          <w:tcPr>
+            <w:tcW w:w="0" w:type="auto"/>
+            <w:tcBorders>
+              <w:top w:val="single" w:sz="6" w:space="0" w:color="C4C7C5"/>
+              <w:left w:val="single" w:sz="6" w:space="0" w:color="C4C7C5"/>
+              <w:bottom w:val="single" w:sz="6" w:space="0" w:color="C4C7C5"/>
+              <w:right w:val="single" w:sz="6" w:space="0" w:color="C4C7C5"/>
+            </w:tcBorders>
+            <w:tcMar>
+              <w:top w:w="120" w:type="dxa"/>
+              <w:left w:w="180" w:type="dxa"/>
+              <w:bottom w:w="120" w:type="dxa"/>
+              <w:right w:w="180" w:type="dxa"/>
+            </w:tcMar>
+            <w:vAlign w:val="center"/>
+            <w:hideMark/>
+          </w:tcPr>
+          <w:p>
+            <w:r>
+              <w:t>5</w:t>
+            </w:r>
+          </w:p>
+        </w:tc>
+      </w:tr>
+      <w:tr>
+        <w:trPr>
+          <w:tblCellSpacing w:w="15" w:type="dxa"/>
+        </w:trPr>
+        <w:tc>
+          <w:tcPr>
+            <w:tcW w:w="0" w:type="auto"/>
+            <w:tcBorders>
+              <w:top w:val="single" w:sz="6" w:space="0" w:color="C4C7C5"/>
+              <w:left w:val="single" w:sz="6" w:space="0" w:color="C4C7C5"/>
+              <w:bottom w:val="single" w:sz="6" w:space="0" w:color="C4C7C5"/>
+              <w:right w:val="single" w:sz="6" w:space="0" w:color="C4C7C5"/>
+            </w:tcBorders>
+            <w:tcMar>
+              <w:top w:w="120" w:type="dxa"/>
+              <w:left w:w="180" w:type="dxa"/>
+              <w:bottom w:w="120" w:type="dxa"/>
+              <w:right w:w="180" w:type="dxa"/>
+            </w:tcMar>
+            <w:vAlign w:val="center"/>
+            <w:hideMark/>
+          </w:tcPr>
+          <w:p>
+            <w:r>
+              <w:rPr>
+                <w:b/>
+                <w:bCs/>
+              </w:rPr>
+              <w:t>PAT-028</w:t>
+            </w:r>
+          </w:p>
+        </w:tc>
+        <w:tc>
+          <w:tcPr>
+            <w:tcW w:w="0" w:type="auto"/>
+            <w:tcBorders>
+              <w:top w:val="single" w:sz="6" w:space="0" w:color="C4C7C5"/>
+              <w:left w:val="single" w:sz="6" w:space="0" w:color="C4C7C5"/>
+              <w:bottom w:val="single" w:sz="6" w:space="0" w:color="C4C7C5"/>
+              <w:right w:val="single" w:sz="6" w:space="0" w:color="C4C7C5"/>
+            </w:tcBorders>
+            <w:tcMar>
+              <w:top w:w="120" w:type="dxa"/>
+              <w:left w:w="180" w:type="dxa"/>
+              <w:bottom w:w="120" w:type="dxa"/>
+              <w:right w:w="180" w:type="dxa"/>
+            </w:tcMar>
+            <w:vAlign w:val="center"/>
+            <w:hideMark/>
+          </w:tcPr>
+          <w:p>
+            <w:r>
+              <w:t>Interface Inconsistency</w:t>
+            </w:r>
+          </w:p>
+        </w:tc>
+        <w:tc>
+          <w:tcPr>
+            <w:tcW w:w="0" w:type="auto"/>
+            <w:tcBorders>
+              <w:top w:val="single" w:sz="6" w:space="0" w:color="C4C7C5"/>
+              <w:left w:val="single" w:sz="6" w:space="0" w:color="C4C7C5"/>
+              <w:bottom w:val="single" w:sz="6" w:space="0" w:color="C4C7C5"/>
+              <w:right w:val="single" w:sz="6" w:space="0" w:color="C4C7C5"/>
+            </w:tcBorders>
+            <w:tcMar>
+              <w:top w:w="120" w:type="dxa"/>
+              <w:left w:w="180" w:type="dxa"/>
+              <w:bottom w:w="120" w:type="dxa"/>
+              <w:right w:w="180" w:type="dxa"/>
+            </w:tcMar>
+            <w:vAlign w:val="center"/>
+            <w:hideMark/>
+          </w:tcPr>
+          <w:p>
+            <w:r>
+              <w:t>4</w:t>
+            </w:r>
+          </w:p>
+        </w:tc>
+      </w:tr>
+      <w:tr>
+        <w:trPr>
+          <w:tblCellSpacing w:w="15" w:type="dxa"/>
+        </w:trPr>
+        <w:tc>
+          <w:tcPr>
+            <w:tcW w:w="0" w:type="auto"/>
+            <w:tcBorders>
+              <w:top w:val="single" w:sz="6" w:space="0" w:color="C4C7C5"/>
+              <w:left w:val="single" w:sz="6" w:space="0" w:color="C4C7C5"/>
+              <w:bottom w:val="single" w:sz="6" w:space="0" w:color="C4C7C5"/>
+              <w:right w:val="single" w:sz="6" w:space="0" w:color="C4C7C5"/>
+            </w:tcBorders>
+            <w:tcMar>
+              <w:top w:w="120" w:type="dxa"/>
+              <w:left w:w="180" w:type="dxa"/>
+              <w:bottom w:w="120" w:type="dxa"/>
+              <w:right w:w="180" w:type="dxa"/>
+            </w:tcMar>
+            <w:vAlign w:val="center"/>
+            <w:hideMark/>
+          </w:tcPr>
+          <w:p>
+            <w:r>
+              <w:rPr>
+                <w:b/>
+                <w:bCs/>
+              </w:rPr>
+              <w:t>PAT-029</w:t>
+            </w:r>
+          </w:p>
+        </w:tc>
+        <w:tc>
+          <w:tcPr>
+            <w:tcW w:w="0" w:type="auto"/>
+            <w:tcBorders>
+              <w:top w:val="single" w:sz="6" w:space="0" w:color="C4C7C5"/>
+              <w:left w:val="single" w:sz="6" w:space="0" w:color="C4C7C5"/>
+              <w:bottom w:val="single" w:sz="6" w:space="0" w:color="C4C7C5"/>
+              <w:right w:val="single" w:sz="6" w:space="0" w:color="C4C7C5"/>
+            </w:tcBorders>
+            <w:tcMar>
+              <w:top w:w="120" w:type="dxa"/>
+              <w:left w:w="180" w:type="dxa"/>
+              <w:bottom w:w="120" w:type="dxa"/>
+              <w:right w:w="180" w:type="dxa"/>
+            </w:tcMar>
+            <w:vAlign w:val="center"/>
+            <w:hideMark/>
+          </w:tcPr>
+          <w:p>
+            <w:r>
+              <w:t>Information Discovery</w:t>
+            </w:r>
+          </w:p>
+        </w:tc>
+        <w:tc>
+          <w:tcPr>
+            <w:tcW w:w="0" w:type="auto"/>
+            <w:tcBorders>
+              <w:top w:val="single" w:sz="6" w:space="0" w:color="C4C7C5"/>
+              <w:left w:val="single" w:sz="6" w:space="0" w:color="C4C7C5"/>
+              <w:bottom w:val="single" w:sz="6" w:space="0" w:color="C4C7C5"/>
+              <w:right w:val="single" w:sz="6" w:space="0" w:color="C4C7C5"/>
+            </w:tcBorders>
+            <w:tcMar>
+              <w:top w:w="120" w:type="dxa"/>
+              <w:left w:w="180" w:type="dxa"/>
+              <w:bottom w:w="120" w:type="dxa"/>
+              <w:right w:w="180" w:type="dxa"/>
+            </w:tcMar>
+            <w:vAlign w:val="center"/>
+            <w:hideMark/>
+          </w:tcPr>
+          <w:p>
+            <w:r>
+              <w:t>5</w:t>
+            </w:r>
+          </w:p>
+        </w:tc>
+      </w:tr>
+      <w:tr>
+        <w:trPr>
+          <w:tblCellSpacing w:w="15" w:type="dxa"/>
+        </w:trPr>
+        <w:tc>
+          <w:tcPr>
+            <w:tcW w:w="0" w:type="auto"/>
+            <w:tcBorders>
+              <w:top w:val="single" w:sz="6" w:space="0" w:color="C4C7C5"/>
+              <w:left w:val="single" w:sz="6" w:space="0" w:color="C4C7C5"/>
+              <w:bottom w:val="single" w:sz="6" w:space="0" w:color="C4C7C5"/>
+              <w:right w:val="single" w:sz="6" w:space="0" w:color="C4C7C5"/>
+            </w:tcBorders>
+            <w:tcMar>
+              <w:top w:w="120" w:type="dxa"/>
+              <w:left w:w="180" w:type="dxa"/>
+              <w:bottom w:w="120" w:type="dxa"/>
+              <w:right w:w="180" w:type="dxa"/>
+            </w:tcMar>
+            <w:vAlign w:val="center"/>
+            <w:hideMark/>
+          </w:tcPr>
+          <w:p>
+            <w:r>
+              <w:rPr>
+                <w:b/>
+                <w:bCs/>
+              </w:rPr>
+              <w:t>PAT-030</w:t>
+            </w:r>
+          </w:p>
+        </w:tc>
+        <w:tc>
+          <w:tcPr>
+            <w:tcW w:w="0" w:type="auto"/>
+            <w:tcBorders>
+              <w:top w:val="single" w:sz="6" w:space="0" w:color="C4C7C5"/>
+              <w:left w:val="single" w:sz="6" w:space="0" w:color="C4C7C5"/>
+              <w:bottom w:val="single" w:sz="6" w:space="0" w:color="C4C7C5"/>
+              <w:right w:val="single" w:sz="6" w:space="0" w:color="C4C7C5"/>
+            </w:tcBorders>
+            <w:tcMar>
+              <w:top w:w="120" w:type="dxa"/>
+              <w:left w:w="180" w:type="dxa"/>
+              <w:bottom w:w="120" w:type="dxa"/>
+              <w:right w:w="180" w:type="dxa"/>
+            </w:tcMar>
+            <w:vAlign w:val="center"/>
+            <w:hideMark/>
+          </w:tcPr>
+          <w:p>
+            <w:r>
+              <w:t>Digital Trust Formation</w:t>
             </w:r>
           </w:p>
         </w:tc>
@@ -2849,136 +3336,217 @@
                 <w:b/>
                 <w:bCs/>
               </w:rPr>
-              <w:t>PAT-025</w:t>
-            </w:r>
-          </w:p>
-        </w:tc>
-        <w:tc>
-          <w:tcPr>
-            <w:tcW w:w="0" w:type="auto"/>
-            <w:tcBorders>
-              <w:top w:val="single" w:sz="6" w:space="0" w:color="C4C7C5"/>
-              <w:left w:val="single" w:sz="6" w:space="0" w:color="C4C7C5"/>
-              <w:bottom w:val="single" w:sz="6" w:space="0" w:color="C4C7C5"/>
-              <w:right w:val="single" w:sz="6" w:space="0" w:color="C4C7C5"/>
-            </w:tcBorders>
-            <w:tcMar>
-              <w:top w:w="120" w:type="dxa"/>
-              <w:left w:w="180" w:type="dxa"/>
-              <w:bottom w:w="120" w:type="dxa"/>
-              <w:right w:w="180" w:type="dxa"/>
-            </w:tcMar>
-            <w:vAlign w:val="center"/>
-            <w:hideMark/>
-          </w:tcPr>
-          <w:p>
-            <w:r>
-              <w:t>Digital Ecosystem Integration</w:t>
-            </w:r>
-          </w:p>
-        </w:tc>
-        <w:tc>
-          <w:tcPr>
-            <w:tcW w:w="0" w:type="auto"/>
-            <w:tcBorders>
-              <w:top w:val="single" w:sz="6" w:space="0" w:color="C4C7C5"/>
-              <w:left w:val="single" w:sz="6" w:space="0" w:color="C4C7C5"/>
-              <w:bottom w:val="single" w:sz="6" w:space="0" w:color="C4C7C5"/>
-              <w:right w:val="single" w:sz="6" w:space="0" w:color="C4C7C5"/>
-            </w:tcBorders>
-            <w:tcMar>
-              <w:top w:w="120" w:type="dxa"/>
-              <w:left w:w="180" w:type="dxa"/>
-              <w:bottom w:w="120" w:type="dxa"/>
-              <w:right w:w="180" w:type="dxa"/>
-            </w:tcMar>
-            <w:vAlign w:val="center"/>
-            <w:hideMark/>
-          </w:tcPr>
-          <w:p>
-            <w:r>
-              <w:t>7</w:t>
-            </w:r>
-          </w:p>
-        </w:tc>
-      </w:tr>
-      <w:tr>
-        <w:trPr>
-          <w:tblCellSpacing w:w="15" w:type="dxa"/>
-        </w:trPr>
-        <w:tc>
-          <w:tcPr>
-            <w:tcW w:w="0" w:type="auto"/>
-            <w:tcBorders>
-              <w:top w:val="single" w:sz="6" w:space="0" w:color="C4C7C5"/>
-              <w:left w:val="single" w:sz="6" w:space="0" w:color="C4C7C5"/>
-              <w:bottom w:val="single" w:sz="6" w:space="0" w:color="C4C7C5"/>
-              <w:right w:val="single" w:sz="6" w:space="0" w:color="C4C7C5"/>
-            </w:tcBorders>
-            <w:tcMar>
-              <w:top w:w="120" w:type="dxa"/>
-              <w:left w:w="180" w:type="dxa"/>
-              <w:bottom w:w="120" w:type="dxa"/>
-              <w:right w:w="180" w:type="dxa"/>
-            </w:tcMar>
-            <w:vAlign w:val="center"/>
-            <w:hideMark/>
-          </w:tcPr>
-          <w:p>
-            <w:r>
-              <w:rPr>
-                <w:b/>
-                <w:bCs/>
-              </w:rPr>
-              <w:t>PAT-026</w:t>
-            </w:r>
-          </w:p>
-        </w:tc>
-        <w:tc>
-          <w:tcPr>
-            <w:tcW w:w="0" w:type="auto"/>
-            <w:tcBorders>
-              <w:top w:val="single" w:sz="6" w:space="0" w:color="C4C7C5"/>
-              <w:left w:val="single" w:sz="6" w:space="0" w:color="C4C7C5"/>
-              <w:bottom w:val="single" w:sz="6" w:space="0" w:color="C4C7C5"/>
-              <w:right w:val="single" w:sz="6" w:space="0" w:color="C4C7C5"/>
-            </w:tcBorders>
-            <w:tcMar>
-              <w:top w:w="120" w:type="dxa"/>
-              <w:left w:w="180" w:type="dxa"/>
-              <w:bottom w:w="120" w:type="dxa"/>
-              <w:right w:w="180" w:type="dxa"/>
-            </w:tcMar>
-            <w:vAlign w:val="center"/>
-            <w:hideMark/>
-          </w:tcPr>
-          <w:p>
-            <w:r>
-              <w:t>Cognitive Offloading</w:t>
-            </w:r>
-          </w:p>
-        </w:tc>
-        <w:tc>
-          <w:tcPr>
-            <w:tcW w:w="0" w:type="auto"/>
-            <w:tcBorders>
-              <w:top w:val="single" w:sz="6" w:space="0" w:color="C4C7C5"/>
-              <w:left w:val="single" w:sz="6" w:space="0" w:color="C4C7C5"/>
-              <w:bottom w:val="single" w:sz="6" w:space="0" w:color="C4C7C5"/>
-              <w:right w:val="single" w:sz="6" w:space="0" w:color="C4C7C5"/>
-            </w:tcBorders>
-            <w:tcMar>
-              <w:top w:w="120" w:type="dxa"/>
-              <w:left w:w="180" w:type="dxa"/>
-              <w:bottom w:w="120" w:type="dxa"/>
-              <w:right w:w="180" w:type="dxa"/>
-            </w:tcMar>
-            <w:vAlign w:val="center"/>
-            <w:hideMark/>
-          </w:tcPr>
-          <w:p>
-            <w:r>
-              <w:t>7</w:t>
+              <w:t>PAT-031</w:t>
+            </w:r>
+          </w:p>
+        </w:tc>
+        <w:tc>
+          <w:tcPr>
+            <w:tcW w:w="0" w:type="auto"/>
+            <w:tcBorders>
+              <w:top w:val="single" w:sz="6" w:space="0" w:color="C4C7C5"/>
+              <w:left w:val="single" w:sz="6" w:space="0" w:color="C4C7C5"/>
+              <w:bottom w:val="single" w:sz="6" w:space="0" w:color="C4C7C5"/>
+              <w:right w:val="single" w:sz="6" w:space="0" w:color="C4C7C5"/>
+            </w:tcBorders>
+            <w:tcMar>
+              <w:top w:w="120" w:type="dxa"/>
+              <w:left w:w="180" w:type="dxa"/>
+              <w:bottom w:w="120" w:type="dxa"/>
+              <w:right w:w="180" w:type="dxa"/>
+            </w:tcMar>
+            <w:vAlign w:val="center"/>
+            <w:hideMark/>
+          </w:tcPr>
+          <w:p>
+            <w:r>
+              <w:t>Context Switching</w:t>
+            </w:r>
+          </w:p>
+        </w:tc>
+        <w:tc>
+          <w:tcPr>
+            <w:tcW w:w="0" w:type="auto"/>
+            <w:tcBorders>
+              <w:top w:val="single" w:sz="6" w:space="0" w:color="C4C7C5"/>
+              <w:left w:val="single" w:sz="6" w:space="0" w:color="C4C7C5"/>
+              <w:bottom w:val="single" w:sz="6" w:space="0" w:color="C4C7C5"/>
+              <w:right w:val="single" w:sz="6" w:space="0" w:color="C4C7C5"/>
+            </w:tcBorders>
+            <w:tcMar>
+              <w:top w:w="120" w:type="dxa"/>
+              <w:left w:w="180" w:type="dxa"/>
+              <w:bottom w:w="120" w:type="dxa"/>
+              <w:right w:w="180" w:type="dxa"/>
+            </w:tcMar>
+            <w:vAlign w:val="center"/>
+            <w:hideMark/>
+          </w:tcPr>
+          <w:p>
+            <w:r>
+              <w:t>5</w:t>
+            </w:r>
+          </w:p>
+        </w:tc>
+      </w:tr>
+      <w:tr>
+        <w:trPr>
+          <w:tblCellSpacing w:w="15" w:type="dxa"/>
+        </w:trPr>
+        <w:tc>
+          <w:tcPr>
+            <w:tcW w:w="0" w:type="auto"/>
+            <w:tcBorders>
+              <w:top w:val="single" w:sz="6" w:space="0" w:color="C4C7C5"/>
+              <w:left w:val="single" w:sz="6" w:space="0" w:color="C4C7C5"/>
+              <w:bottom w:val="single" w:sz="6" w:space="0" w:color="C4C7C5"/>
+              <w:right w:val="single" w:sz="6" w:space="0" w:color="C4C7C5"/>
+            </w:tcBorders>
+            <w:tcMar>
+              <w:top w:w="120" w:type="dxa"/>
+              <w:left w:w="180" w:type="dxa"/>
+              <w:bottom w:w="120" w:type="dxa"/>
+              <w:right w:w="180" w:type="dxa"/>
+            </w:tcMar>
+            <w:vAlign w:val="center"/>
+            <w:hideMark/>
+          </w:tcPr>
+          <w:p>
+            <w:r>
+              <w:rPr>
+                <w:b/>
+                <w:bCs/>
+              </w:rPr>
+              <w:t>PAT-032</w:t>
+            </w:r>
+          </w:p>
+        </w:tc>
+        <w:tc>
+          <w:tcPr>
+            <w:tcW w:w="0" w:type="auto"/>
+            <w:tcBorders>
+              <w:top w:val="single" w:sz="6" w:space="0" w:color="C4C7C5"/>
+              <w:left w:val="single" w:sz="6" w:space="0" w:color="C4C7C5"/>
+              <w:bottom w:val="single" w:sz="6" w:space="0" w:color="C4C7C5"/>
+              <w:right w:val="single" w:sz="6" w:space="0" w:color="C4C7C5"/>
+            </w:tcBorders>
+            <w:tcMar>
+              <w:top w:w="120" w:type="dxa"/>
+              <w:left w:w="180" w:type="dxa"/>
+              <w:bottom w:w="120" w:type="dxa"/>
+              <w:right w:w="180" w:type="dxa"/>
+            </w:tcMar>
+            <w:vAlign w:val="center"/>
+            <w:hideMark/>
+          </w:tcPr>
+          <w:p>
+            <w:r>
+              <w:t>Cross-System Fragmentation</w:t>
+            </w:r>
+          </w:p>
+        </w:tc>
+        <w:tc>
+          <w:tcPr>
+            <w:tcW w:w="0" w:type="auto"/>
+            <w:tcBorders>
+              <w:top w:val="single" w:sz="6" w:space="0" w:color="C4C7C5"/>
+              <w:left w:val="single" w:sz="6" w:space="0" w:color="C4C7C5"/>
+              <w:bottom w:val="single" w:sz="6" w:space="0" w:color="C4C7C5"/>
+              <w:right w:val="single" w:sz="6" w:space="0" w:color="C4C7C5"/>
+            </w:tcBorders>
+            <w:tcMar>
+              <w:top w:w="120" w:type="dxa"/>
+              <w:left w:w="180" w:type="dxa"/>
+              <w:bottom w:w="120" w:type="dxa"/>
+              <w:right w:w="180" w:type="dxa"/>
+            </w:tcMar>
+            <w:vAlign w:val="center"/>
+            <w:hideMark/>
+          </w:tcPr>
+          <w:p>
+            <w:r>
+              <w:t>5</w:t>
+            </w:r>
+          </w:p>
+        </w:tc>
+      </w:tr>
+      <w:tr>
+        <w:trPr>
+          <w:tblCellSpacing w:w="15" w:type="dxa"/>
+        </w:trPr>
+        <w:tc>
+          <w:tcPr>
+            <w:tcW w:w="0" w:type="auto"/>
+            <w:tcBorders>
+              <w:top w:val="single" w:sz="6" w:space="0" w:color="C4C7C5"/>
+              <w:left w:val="single" w:sz="6" w:space="0" w:color="C4C7C5"/>
+              <w:bottom w:val="single" w:sz="6" w:space="0" w:color="C4C7C5"/>
+              <w:right w:val="single" w:sz="6" w:space="0" w:color="C4C7C5"/>
+            </w:tcBorders>
+            <w:tcMar>
+              <w:top w:w="120" w:type="dxa"/>
+              <w:left w:w="180" w:type="dxa"/>
+              <w:bottom w:w="120" w:type="dxa"/>
+              <w:right w:w="180" w:type="dxa"/>
+            </w:tcMar>
+            <w:vAlign w:val="center"/>
+            <w:hideMark/>
+          </w:tcPr>
+          <w:p>
+            <w:r>
+              <w:rPr>
+                <w:b/>
+                <w:bCs/>
+              </w:rPr>
+              <w:t>PAT-033</w:t>
+            </w:r>
+          </w:p>
+        </w:tc>
+        <w:tc>
+          <w:tcPr>
+            <w:tcW w:w="0" w:type="auto"/>
+            <w:tcBorders>
+              <w:top w:val="single" w:sz="6" w:space="0" w:color="C4C7C5"/>
+              <w:left w:val="single" w:sz="6" w:space="0" w:color="C4C7C5"/>
+              <w:bottom w:val="single" w:sz="6" w:space="0" w:color="C4C7C5"/>
+              <w:right w:val="single" w:sz="6" w:space="0" w:color="C4C7C5"/>
+            </w:tcBorders>
+            <w:tcMar>
+              <w:top w:w="120" w:type="dxa"/>
+              <w:left w:w="180" w:type="dxa"/>
+              <w:bottom w:w="120" w:type="dxa"/>
+              <w:right w:w="180" w:type="dxa"/>
+            </w:tcMar>
+            <w:vAlign w:val="center"/>
+            <w:hideMark/>
+          </w:tcPr>
+          <w:p>
+            <w:r>
+              <w:t>Complexity Growth in Web Ecosystems</w:t>
+            </w:r>
+          </w:p>
+        </w:tc>
+        <w:tc>
+          <w:tcPr>
+            <w:tcW w:w="0" w:type="auto"/>
+            <w:tcBorders>
+              <w:top w:val="single" w:sz="6" w:space="0" w:color="C4C7C5"/>
+              <w:left w:val="single" w:sz="6" w:space="0" w:color="C4C7C5"/>
+              <w:bottom w:val="single" w:sz="6" w:space="0" w:color="C4C7C5"/>
+              <w:right w:val="single" w:sz="6" w:space="0" w:color="C4C7C5"/>
+            </w:tcBorders>
+            <w:tcMar>
+              <w:top w:w="120" w:type="dxa"/>
+              <w:left w:w="180" w:type="dxa"/>
+              <w:bottom w:w="120" w:type="dxa"/>
+              <w:right w:w="180" w:type="dxa"/>
+            </w:tcMar>
+            <w:vAlign w:val="center"/>
+            <w:hideMark/>
+          </w:tcPr>
+          <w:p>
+            <w:r>
+              <w:t>6</w:t>
             </w:r>
           </w:p>
         </w:tc>
@@ -2996,6 +3564,7 @@
           <w:b/>
           <w:bCs/>
         </w:rPr>
+        <w:lastRenderedPageBreak/>
         <w:t>Repository Records</w:t>
       </w:r>
     </w:p>
@@ -3013,7 +3582,7 @@
       </w:tblPr>
       <w:tblGrid>
         <w:gridCol w:w="3750"/>
-        <w:gridCol w:w="3479"/>
+        <w:gridCol w:w="3457"/>
       </w:tblGrid>
       <w:tr>
         <w:trPr>
@@ -3129,14 +3698,7 @@
           </w:tcPr>
           <w:p>
             <w:r>
-              <w:rPr>
-                <w:b/>
-                <w:bCs/>
-              </w:rPr>
-              <w:t>PAT-020</w:t>
-            </w:r>
-            <w:r>
-              <w:t xml:space="preserve"> – System Reasoning</w:t>
+              <w:t>PAT-020 – System Reasoning</w:t>
             </w:r>
           </w:p>
         </w:tc>
@@ -3250,14 +3812,7 @@
           </w:tcPr>
           <w:p>
             <w:r>
-              <w:rPr>
-                <w:b/>
-                <w:bCs/>
-              </w:rPr>
-              <w:t>PAT-017</w:t>
-            </w:r>
-            <w:r>
-              <w:t xml:space="preserve"> – System Orientation</w:t>
+              <w:t>PAT-017 – System Orientation</w:t>
             </w:r>
           </w:p>
         </w:tc>
@@ -3347,7 +3902,6 @@
                 <w:b/>
                 <w:bCs/>
               </w:rPr>
-              <w:lastRenderedPageBreak/>
               <w:t>Third Largest Evidence Base</w:t>
             </w:r>
           </w:p>
@@ -3372,31 +3926,7 @@
           </w:tcPr>
           <w:p>
             <w:r>
-              <w:rPr>
-                <w:b/>
-                <w:bCs/>
-              </w:rPr>
-              <w:t>PAT-002</w:t>
-            </w:r>
-            <w:r>
-              <w:t xml:space="preserve">, </w:t>
-            </w:r>
-            <w:r>
-              <w:rPr>
-                <w:b/>
-                <w:bCs/>
-              </w:rPr>
-              <w:t>PAT-018</w:t>
-            </w:r>
-            <w:r>
-              <w:t xml:space="preserve"> &amp; </w:t>
-            </w:r>
-            <w:r>
-              <w:rPr>
-                <w:b/>
-                <w:bCs/>
-              </w:rPr>
-              <w:t>PAT-019</w:t>
+              <w:t>PAT-002, PAT-018 &amp; PAT-019</w:t>
             </w:r>
           </w:p>
         </w:tc>
@@ -3510,11 +4040,7 @@
           </w:tcPr>
           <w:p>
             <w:r>
-              <w:rPr>
-                <w:b/>
-                <w:bCs/>
-              </w:rPr>
-              <w:t>178</w:t>
+              <w:t>214</w:t>
             </w:r>
           </w:p>
         </w:tc>
@@ -3571,7 +4097,7 @@
           </w:tcPr>
           <w:p>
             <w:r>
-              <w:t>2 (Active) / 9 (Established)</w:t>
+              <w:t>3 (Active) / 10 (Established)</w:t>
             </w:r>
           </w:p>
         </w:tc>
@@ -3628,7 +4154,7 @@
           </w:tcPr>
           <w:p>
             <w:r>
-              <w:t>5</w:t>
+              <w:t>6</w:t>
             </w:r>
           </w:p>
         </w:tc>
@@ -3685,7 +4211,7 @@
           </w:tcPr>
           <w:p>
             <w:r>
-              <w:t>26</w:t>
+              <w:t>33</w:t>
             </w:r>
           </w:p>
         </w:tc>
@@ -3701,16 +4227,127 @@
       </w:r>
     </w:p>
     <w:p>
-      <w:r>
-        <w:t xml:space="preserve">7 + 8 + 5 + 7 + 5 + 4 + 4 + 4 + 4 + 4 + 4 + 5 + 5 + 5 + 4 + 6 + 9 + 8 + 8 + 14 + 7 + 7 + 7 + 6 + 7 + 7 = </w:t>
-      </w:r>
-      <w:r>
-        <w:rPr>
-          <w:b/>
-          <w:bCs/>
-        </w:rPr>
-        <w:t>178 Evidence Links</w:t>
-      </w:r>
+      <m:oMathPara>
+        <m:oMath>
+          <m:r>
+            <w:rPr>
+              <w:rFonts w:ascii="Cambria Math" w:hAnsi="Cambria Math"/>
+            </w:rPr>
+            <m:t>178</m:t>
+          </m:r>
+          <m:r>
+            <m:rPr>
+              <m:nor/>
+            </m:rPr>
+            <m:t> (Previous Links)</m:t>
+          </m:r>
+          <m:r>
+            <w:rPr>
+              <w:rFonts w:ascii="Cambria Math" w:hAnsi="Cambria Math"/>
+            </w:rPr>
+            <m:t>+5</m:t>
+          </m:r>
+          <m:r>
+            <m:rPr>
+              <m:nor/>
+            </m:rPr>
+            <m:t> (PAT-027)</m:t>
+          </m:r>
+          <m:r>
+            <w:rPr>
+              <w:rFonts w:ascii="Cambria Math" w:hAnsi="Cambria Math"/>
+            </w:rPr>
+            <m:t>+4</m:t>
+          </m:r>
+          <m:r>
+            <m:rPr>
+              <m:nor/>
+            </m:rPr>
+            <m:t> (PAT-028)</m:t>
+          </m:r>
+          <m:r>
+            <w:rPr>
+              <w:rFonts w:ascii="Cambria Math" w:hAnsi="Cambria Math"/>
+            </w:rPr>
+            <m:t>+5</m:t>
+          </m:r>
+          <m:r>
+            <m:rPr>
+              <m:nor/>
+            </m:rPr>
+            <m:t> (PAT-029)</m:t>
+          </m:r>
+          <m:r>
+            <w:rPr>
+              <w:rFonts w:ascii="Cambria Math" w:hAnsi="Cambria Math"/>
+            </w:rPr>
+            <m:t>+6</m:t>
+          </m:r>
+          <m:r>
+            <m:rPr>
+              <m:nor/>
+            </m:rPr>
+            <m:t> (PAT-030)</m:t>
+          </m:r>
+          <m:r>
+            <w:rPr>
+              <w:rFonts w:ascii="Cambria Math" w:hAnsi="Cambria Math"/>
+            </w:rPr>
+            <m:t>+5</m:t>
+          </m:r>
+          <m:r>
+            <m:rPr>
+              <m:nor/>
+            </m:rPr>
+            <m:t> (PAT-031)</m:t>
+          </m:r>
+          <m:r>
+            <w:rPr>
+              <w:rFonts w:ascii="Cambria Math" w:hAnsi="Cambria Math"/>
+            </w:rPr>
+            <m:t>+5</m:t>
+          </m:r>
+          <m:r>
+            <m:rPr>
+              <m:nor/>
+            </m:rPr>
+            <m:t> (PAT-032)</m:t>
+          </m:r>
+          <m:r>
+            <w:rPr>
+              <w:rFonts w:ascii="Cambria Math" w:hAnsi="Cambria Math"/>
+            </w:rPr>
+            <m:t>+6</m:t>
+          </m:r>
+          <m:r>
+            <m:rPr>
+              <m:nor/>
+            </m:rPr>
+            <m:t> (PAT-033)</m:t>
+          </m:r>
+          <m:r>
+            <w:rPr>
+              <w:rFonts w:ascii="Cambria Math" w:hAnsi="Cambria Math"/>
+            </w:rPr>
+            <m:t>=</m:t>
+          </m:r>
+          <m:r>
+            <m:rPr>
+              <m:sty m:val="b"/>
+            </m:rPr>
+            <w:rPr>
+              <w:rFonts w:ascii="Cambria Math" w:hAnsi="Cambria Math"/>
+            </w:rPr>
+            <m:t>214</m:t>
+          </m:r>
+          <m:r>
+            <m:rPr>
+              <m:nor/>
+            </m:rPr>
+            <m:t> Evidence Links</m:t>
+          </m:r>
+        </m:oMath>
+      </m:oMathPara>
     </w:p>
     <w:p>
       <w:pPr>
@@ -3872,39 +4509,40 @@
           </w:tcPr>
           <w:p>
             <w:r>
-              <w:t>26</w:t>
-            </w:r>
-          </w:p>
-        </w:tc>
-      </w:tr>
-      <w:tr>
-        <w:trPr>
-          <w:tblCellSpacing w:w="15" w:type="dxa"/>
-        </w:trPr>
-        <w:tc>
-          <w:tcPr>
-            <w:tcW w:w="0" w:type="auto"/>
-            <w:tcBorders>
-              <w:top w:val="single" w:sz="6" w:space="0" w:color="C4C7C5"/>
-              <w:left w:val="single" w:sz="6" w:space="0" w:color="C4C7C5"/>
-              <w:bottom w:val="single" w:sz="6" w:space="0" w:color="C4C7C5"/>
-              <w:right w:val="single" w:sz="6" w:space="0" w:color="C4C7C5"/>
-            </w:tcBorders>
-            <w:tcMar>
-              <w:top w:w="120" w:type="dxa"/>
-              <w:left w:w="180" w:type="dxa"/>
-              <w:bottom w:w="120" w:type="dxa"/>
-              <w:right w:w="180" w:type="dxa"/>
-            </w:tcMar>
-            <w:vAlign w:val="center"/>
-            <w:hideMark/>
-          </w:tcPr>
-          <w:p>
-            <w:r>
-              <w:rPr>
-                <w:b/>
-                <w:bCs/>
-              </w:rPr>
+              <w:t>33</w:t>
+            </w:r>
+          </w:p>
+        </w:tc>
+      </w:tr>
+      <w:tr>
+        <w:trPr>
+          <w:tblCellSpacing w:w="15" w:type="dxa"/>
+        </w:trPr>
+        <w:tc>
+          <w:tcPr>
+            <w:tcW w:w="0" w:type="auto"/>
+            <w:tcBorders>
+              <w:top w:val="single" w:sz="6" w:space="0" w:color="C4C7C5"/>
+              <w:left w:val="single" w:sz="6" w:space="0" w:color="C4C7C5"/>
+              <w:bottom w:val="single" w:sz="6" w:space="0" w:color="C4C7C5"/>
+              <w:right w:val="single" w:sz="6" w:space="0" w:color="C4C7C5"/>
+            </w:tcBorders>
+            <w:tcMar>
+              <w:top w:w="120" w:type="dxa"/>
+              <w:left w:w="180" w:type="dxa"/>
+              <w:bottom w:w="120" w:type="dxa"/>
+              <w:right w:w="180" w:type="dxa"/>
+            </w:tcMar>
+            <w:vAlign w:val="center"/>
+            <w:hideMark/>
+          </w:tcPr>
+          <w:p>
+            <w:r>
+              <w:rPr>
+                <w:b/>
+                <w:bCs/>
+              </w:rPr>
+              <w:lastRenderedPageBreak/>
               <w:t>Under Validation</w:t>
             </w:r>
           </w:p>
@@ -4111,7 +4749,6 @@
                 <w:b/>
                 <w:bCs/>
               </w:rPr>
-              <w:lastRenderedPageBreak/>
               <w:t>Code</w:t>
             </w:r>
           </w:p>
@@ -4487,6 +5124,111 @@
           </w:tcPr>
           <w:p>
             <w:r>
+              <w:t>1</w:t>
+            </w:r>
+          </w:p>
+        </w:tc>
+        <w:tc>
+          <w:tcPr>
+            <w:tcW w:w="0" w:type="auto"/>
+            <w:tcBorders>
+              <w:top w:val="single" w:sz="6" w:space="0" w:color="C4C7C5"/>
+              <w:left w:val="single" w:sz="6" w:space="0" w:color="C4C7C5"/>
+              <w:bottom w:val="single" w:sz="6" w:space="0" w:color="C4C7C5"/>
+              <w:right w:val="single" w:sz="6" w:space="0" w:color="C4C7C5"/>
+            </w:tcBorders>
+            <w:tcMar>
+              <w:top w:w="120" w:type="dxa"/>
+              <w:left w:w="180" w:type="dxa"/>
+              <w:bottom w:w="120" w:type="dxa"/>
+              <w:right w:w="180" w:type="dxa"/>
+            </w:tcMar>
+            <w:vAlign w:val="center"/>
+            <w:hideMark/>
+          </w:tcPr>
+          <w:p>
+            <w:r>
+              <w:t>7</w:t>
+            </w:r>
+          </w:p>
+        </w:tc>
+      </w:tr>
+      <w:tr>
+        <w:trPr>
+          <w:tblCellSpacing w:w="15" w:type="dxa"/>
+        </w:trPr>
+        <w:tc>
+          <w:tcPr>
+            <w:tcW w:w="0" w:type="auto"/>
+            <w:tcBorders>
+              <w:top w:val="single" w:sz="6" w:space="0" w:color="C4C7C5"/>
+              <w:left w:val="single" w:sz="6" w:space="0" w:color="C4C7C5"/>
+              <w:bottom w:val="single" w:sz="6" w:space="0" w:color="C4C7C5"/>
+              <w:right w:val="single" w:sz="6" w:space="0" w:color="C4C7C5"/>
+            </w:tcBorders>
+            <w:tcMar>
+              <w:top w:w="120" w:type="dxa"/>
+              <w:left w:w="180" w:type="dxa"/>
+              <w:bottom w:w="120" w:type="dxa"/>
+              <w:right w:w="180" w:type="dxa"/>
+            </w:tcMar>
+            <w:vAlign w:val="center"/>
+            <w:hideMark/>
+          </w:tcPr>
+          <w:p>
+            <w:r>
+              <w:rPr>
+                <w:b/>
+                <w:bCs/>
+              </w:rPr>
+              <w:t>KI</w:t>
+            </w:r>
+          </w:p>
+        </w:tc>
+        <w:tc>
+          <w:tcPr>
+            <w:tcW w:w="0" w:type="auto"/>
+            <w:tcBorders>
+              <w:top w:val="single" w:sz="6" w:space="0" w:color="C4C7C5"/>
+              <w:left w:val="single" w:sz="6" w:space="0" w:color="C4C7C5"/>
+              <w:bottom w:val="single" w:sz="6" w:space="0" w:color="C4C7C5"/>
+              <w:right w:val="single" w:sz="6" w:space="0" w:color="C4C7C5"/>
+            </w:tcBorders>
+            <w:tcMar>
+              <w:top w:w="120" w:type="dxa"/>
+              <w:left w:w="180" w:type="dxa"/>
+              <w:bottom w:w="120" w:type="dxa"/>
+              <w:right w:w="180" w:type="dxa"/>
+            </w:tcMar>
+            <w:vAlign w:val="center"/>
+            <w:hideMark/>
+          </w:tcPr>
+          <w:p>
+            <w:r>
+              <w:t>Keyboard &amp; Input</w:t>
+            </w:r>
+          </w:p>
+        </w:tc>
+        <w:tc>
+          <w:tcPr>
+            <w:tcW w:w="0" w:type="auto"/>
+            <w:tcBorders>
+              <w:top w:val="single" w:sz="6" w:space="0" w:color="C4C7C5"/>
+              <w:left w:val="single" w:sz="6" w:space="0" w:color="C4C7C5"/>
+              <w:bottom w:val="single" w:sz="6" w:space="0" w:color="C4C7C5"/>
+              <w:right w:val="single" w:sz="6" w:space="0" w:color="C4C7C5"/>
+            </w:tcBorders>
+            <w:tcMar>
+              <w:top w:w="120" w:type="dxa"/>
+              <w:left w:w="180" w:type="dxa"/>
+              <w:bottom w:w="120" w:type="dxa"/>
+              <w:right w:w="180" w:type="dxa"/>
+            </w:tcMar>
+            <w:vAlign w:val="center"/>
+            <w:hideMark/>
+          </w:tcPr>
+          <w:p>
+            <w:r>
               <w:t>0</w:t>
             </w:r>
           </w:p>
@@ -4544,31 +5286,31 @@
                 <w:b/>
                 <w:bCs/>
               </w:rPr>
-              <w:t>KI</w:t>
-            </w:r>
-          </w:p>
-        </w:tc>
-        <w:tc>
-          <w:tcPr>
-            <w:tcW w:w="0" w:type="auto"/>
-            <w:tcBorders>
-              <w:top w:val="single" w:sz="6" w:space="0" w:color="C4C7C5"/>
-              <w:left w:val="single" w:sz="6" w:space="0" w:color="C4C7C5"/>
-              <w:bottom w:val="single" w:sz="6" w:space="0" w:color="C4C7C5"/>
-              <w:right w:val="single" w:sz="6" w:space="0" w:color="C4C7C5"/>
-            </w:tcBorders>
-            <w:tcMar>
-              <w:top w:w="120" w:type="dxa"/>
-              <w:left w:w="180" w:type="dxa"/>
-              <w:bottom w:w="120" w:type="dxa"/>
-              <w:right w:w="180" w:type="dxa"/>
-            </w:tcMar>
-            <w:vAlign w:val="center"/>
-            <w:hideMark/>
-          </w:tcPr>
-          <w:p>
-            <w:r>
-              <w:t>Keyboard &amp; Input</w:t>
+              <w:t>DW</w:t>
+            </w:r>
+          </w:p>
+        </w:tc>
+        <w:tc>
+          <w:tcPr>
+            <w:tcW w:w="0" w:type="auto"/>
+            <w:tcBorders>
+              <w:top w:val="single" w:sz="6" w:space="0" w:color="C4C7C5"/>
+              <w:left w:val="single" w:sz="6" w:space="0" w:color="C4C7C5"/>
+              <w:bottom w:val="single" w:sz="6" w:space="0" w:color="C4C7C5"/>
+              <w:right w:val="single" w:sz="6" w:space="0" w:color="C4C7C5"/>
+            </w:tcBorders>
+            <w:tcMar>
+              <w:top w:w="120" w:type="dxa"/>
+              <w:left w:w="180" w:type="dxa"/>
+              <w:bottom w:w="120" w:type="dxa"/>
+              <w:right w:w="180" w:type="dxa"/>
+            </w:tcMar>
+            <w:vAlign w:val="center"/>
+            <w:hideMark/>
+          </w:tcPr>
+          <w:p>
+            <w:r>
+              <w:t>Desktop Workspace</w:t>
             </w:r>
           </w:p>
         </w:tc>
@@ -4649,31 +5391,31 @@
                 <w:b/>
                 <w:bCs/>
               </w:rPr>
-              <w:t>DW</w:t>
-            </w:r>
-          </w:p>
-        </w:tc>
-        <w:tc>
-          <w:tcPr>
-            <w:tcW w:w="0" w:type="auto"/>
-            <w:tcBorders>
-              <w:top w:val="single" w:sz="6" w:space="0" w:color="C4C7C5"/>
-              <w:left w:val="single" w:sz="6" w:space="0" w:color="C4C7C5"/>
-              <w:bottom w:val="single" w:sz="6" w:space="0" w:color="C4C7C5"/>
-              <w:right w:val="single" w:sz="6" w:space="0" w:color="C4C7C5"/>
-            </w:tcBorders>
-            <w:tcMar>
-              <w:top w:w="120" w:type="dxa"/>
-              <w:left w:w="180" w:type="dxa"/>
-              <w:bottom w:w="120" w:type="dxa"/>
-              <w:right w:w="180" w:type="dxa"/>
-            </w:tcMar>
-            <w:vAlign w:val="center"/>
-            <w:hideMark/>
-          </w:tcPr>
-          <w:p>
-            <w:r>
-              <w:t>Desktop Workspace</w:t>
+              <w:t>AU</w:t>
+            </w:r>
+          </w:p>
+        </w:tc>
+        <w:tc>
+          <w:tcPr>
+            <w:tcW w:w="0" w:type="auto"/>
+            <w:tcBorders>
+              <w:top w:val="single" w:sz="6" w:space="0" w:color="C4C7C5"/>
+              <w:left w:val="single" w:sz="6" w:space="0" w:color="C4C7C5"/>
+              <w:bottom w:val="single" w:sz="6" w:space="0" w:color="C4C7C5"/>
+              <w:right w:val="single" w:sz="6" w:space="0" w:color="C4C7C5"/>
+            </w:tcBorders>
+            <w:tcMar>
+              <w:top w:w="120" w:type="dxa"/>
+              <w:left w:w="180" w:type="dxa"/>
+              <w:bottom w:w="120" w:type="dxa"/>
+              <w:right w:w="180" w:type="dxa"/>
+            </w:tcMar>
+            <w:vAlign w:val="center"/>
+            <w:hideMark/>
+          </w:tcPr>
+          <w:p>
+            <w:r>
+              <w:t>Authentication &amp; Forms</w:t>
             </w:r>
           </w:p>
         </w:tc>
@@ -4754,31 +5496,31 @@
                 <w:b/>
                 <w:bCs/>
               </w:rPr>
-              <w:t>AU</w:t>
-            </w:r>
-          </w:p>
-        </w:tc>
-        <w:tc>
-          <w:tcPr>
-            <w:tcW w:w="0" w:type="auto"/>
-            <w:tcBorders>
-              <w:top w:val="single" w:sz="6" w:space="0" w:color="C4C7C5"/>
-              <w:left w:val="single" w:sz="6" w:space="0" w:color="C4C7C5"/>
-              <w:bottom w:val="single" w:sz="6" w:space="0" w:color="C4C7C5"/>
-              <w:right w:val="single" w:sz="6" w:space="0" w:color="C4C7C5"/>
-            </w:tcBorders>
-            <w:tcMar>
-              <w:top w:w="120" w:type="dxa"/>
-              <w:left w:w="180" w:type="dxa"/>
-              <w:bottom w:w="120" w:type="dxa"/>
-              <w:right w:w="180" w:type="dxa"/>
-            </w:tcMar>
-            <w:vAlign w:val="center"/>
-            <w:hideMark/>
-          </w:tcPr>
-          <w:p>
-            <w:r>
-              <w:t>Authentication &amp; Forms</w:t>
+              <w:t>NT</w:t>
+            </w:r>
+          </w:p>
+        </w:tc>
+        <w:tc>
+          <w:tcPr>
+            <w:tcW w:w="0" w:type="auto"/>
+            <w:tcBorders>
+              <w:top w:val="single" w:sz="6" w:space="0" w:color="C4C7C5"/>
+              <w:left w:val="single" w:sz="6" w:space="0" w:color="C4C7C5"/>
+              <w:bottom w:val="single" w:sz="6" w:space="0" w:color="C4C7C5"/>
+              <w:right w:val="single" w:sz="6" w:space="0" w:color="C4C7C5"/>
+            </w:tcBorders>
+            <w:tcMar>
+              <w:top w:w="120" w:type="dxa"/>
+              <w:left w:w="180" w:type="dxa"/>
+              <w:bottom w:w="120" w:type="dxa"/>
+              <w:right w:w="180" w:type="dxa"/>
+            </w:tcMar>
+            <w:vAlign w:val="center"/>
+            <w:hideMark/>
+          </w:tcPr>
+          <w:p>
+            <w:r>
+              <w:t>Notifications</w:t>
             </w:r>
           </w:p>
         </w:tc>
@@ -4859,31 +5601,31 @@
                 <w:b/>
                 <w:bCs/>
               </w:rPr>
-              <w:t>NT</w:t>
-            </w:r>
-          </w:p>
-        </w:tc>
-        <w:tc>
-          <w:tcPr>
-            <w:tcW w:w="0" w:type="auto"/>
-            <w:tcBorders>
-              <w:top w:val="single" w:sz="6" w:space="0" w:color="C4C7C5"/>
-              <w:left w:val="single" w:sz="6" w:space="0" w:color="C4C7C5"/>
-              <w:bottom w:val="single" w:sz="6" w:space="0" w:color="C4C7C5"/>
-              <w:right w:val="single" w:sz="6" w:space="0" w:color="C4C7C5"/>
-            </w:tcBorders>
-            <w:tcMar>
-              <w:top w:w="120" w:type="dxa"/>
-              <w:left w:w="180" w:type="dxa"/>
-              <w:bottom w:w="120" w:type="dxa"/>
-              <w:right w:w="180" w:type="dxa"/>
-            </w:tcMar>
-            <w:vAlign w:val="center"/>
-            <w:hideMark/>
-          </w:tcPr>
-          <w:p>
-            <w:r>
-              <w:t>Notifications</w:t>
+              <w:t>LE</w:t>
+            </w:r>
+          </w:p>
+        </w:tc>
+        <w:tc>
+          <w:tcPr>
+            <w:tcW w:w="0" w:type="auto"/>
+            <w:tcBorders>
+              <w:top w:val="single" w:sz="6" w:space="0" w:color="C4C7C5"/>
+              <w:left w:val="single" w:sz="6" w:space="0" w:color="C4C7C5"/>
+              <w:bottom w:val="single" w:sz="6" w:space="0" w:color="C4C7C5"/>
+              <w:right w:val="single" w:sz="6" w:space="0" w:color="C4C7C5"/>
+            </w:tcBorders>
+            <w:tcMar>
+              <w:top w:w="120" w:type="dxa"/>
+              <w:left w:w="180" w:type="dxa"/>
+              <w:bottom w:w="120" w:type="dxa"/>
+              <w:right w:w="180" w:type="dxa"/>
+            </w:tcMar>
+            <w:vAlign w:val="center"/>
+            <w:hideMark/>
+          </w:tcPr>
+          <w:p>
+            <w:r>
+              <w:t>Learning</w:t>
             </w:r>
           </w:p>
         </w:tc>
@@ -4964,31 +5706,31 @@
                 <w:b/>
                 <w:bCs/>
               </w:rPr>
-              <w:t>LE</w:t>
-            </w:r>
-          </w:p>
-        </w:tc>
-        <w:tc>
-          <w:tcPr>
-            <w:tcW w:w="0" w:type="auto"/>
-            <w:tcBorders>
-              <w:top w:val="single" w:sz="6" w:space="0" w:color="C4C7C5"/>
-              <w:left w:val="single" w:sz="6" w:space="0" w:color="C4C7C5"/>
-              <w:bottom w:val="single" w:sz="6" w:space="0" w:color="C4C7C5"/>
-              <w:right w:val="single" w:sz="6" w:space="0" w:color="C4C7C5"/>
-            </w:tcBorders>
-            <w:tcMar>
-              <w:top w:w="120" w:type="dxa"/>
-              <w:left w:w="180" w:type="dxa"/>
-              <w:bottom w:w="120" w:type="dxa"/>
-              <w:right w:w="180" w:type="dxa"/>
-            </w:tcMar>
-            <w:vAlign w:val="center"/>
-            <w:hideMark/>
-          </w:tcPr>
-          <w:p>
-            <w:r>
-              <w:t>Learning</w:t>
+              <w:t>MB</w:t>
+            </w:r>
+          </w:p>
+        </w:tc>
+        <w:tc>
+          <w:tcPr>
+            <w:tcW w:w="0" w:type="auto"/>
+            <w:tcBorders>
+              <w:top w:val="single" w:sz="6" w:space="0" w:color="C4C7C5"/>
+              <w:left w:val="single" w:sz="6" w:space="0" w:color="C4C7C5"/>
+              <w:bottom w:val="single" w:sz="6" w:space="0" w:color="C4C7C5"/>
+              <w:right w:val="single" w:sz="6" w:space="0" w:color="C4C7C5"/>
+            </w:tcBorders>
+            <w:tcMar>
+              <w:top w:w="120" w:type="dxa"/>
+              <w:left w:w="180" w:type="dxa"/>
+              <w:bottom w:w="120" w:type="dxa"/>
+              <w:right w:w="180" w:type="dxa"/>
+            </w:tcMar>
+            <w:vAlign w:val="center"/>
+            <w:hideMark/>
+          </w:tcPr>
+          <w:p>
+            <w:r>
+              <w:t>Mobile Experience</w:t>
             </w:r>
           </w:p>
         </w:tc>
@@ -5069,31 +5811,31 @@
                 <w:b/>
                 <w:bCs/>
               </w:rPr>
-              <w:t>MB</w:t>
-            </w:r>
-          </w:p>
-        </w:tc>
-        <w:tc>
-          <w:tcPr>
-            <w:tcW w:w="0" w:type="auto"/>
-            <w:tcBorders>
-              <w:top w:val="single" w:sz="6" w:space="0" w:color="C4C7C5"/>
-              <w:left w:val="single" w:sz="6" w:space="0" w:color="C4C7C5"/>
-              <w:bottom w:val="single" w:sz="6" w:space="0" w:color="C4C7C5"/>
-              <w:right w:val="single" w:sz="6" w:space="0" w:color="C4C7C5"/>
-            </w:tcBorders>
-            <w:tcMar>
-              <w:top w:w="120" w:type="dxa"/>
-              <w:left w:w="180" w:type="dxa"/>
-              <w:bottom w:w="120" w:type="dxa"/>
-              <w:right w:w="180" w:type="dxa"/>
-            </w:tcMar>
-            <w:vAlign w:val="center"/>
-            <w:hideMark/>
-          </w:tcPr>
-          <w:p>
-            <w:r>
-              <w:t>Mobile Experience</w:t>
+              <w:t>AI</w:t>
+            </w:r>
+          </w:p>
+        </w:tc>
+        <w:tc>
+          <w:tcPr>
+            <w:tcW w:w="0" w:type="auto"/>
+            <w:tcBorders>
+              <w:top w:val="single" w:sz="6" w:space="0" w:color="C4C7C5"/>
+              <w:left w:val="single" w:sz="6" w:space="0" w:color="C4C7C5"/>
+              <w:bottom w:val="single" w:sz="6" w:space="0" w:color="C4C7C5"/>
+              <w:right w:val="single" w:sz="6" w:space="0" w:color="C4C7C5"/>
+            </w:tcBorders>
+            <w:tcMar>
+              <w:top w:w="120" w:type="dxa"/>
+              <w:left w:w="180" w:type="dxa"/>
+              <w:bottom w:w="120" w:type="dxa"/>
+              <w:right w:w="180" w:type="dxa"/>
+            </w:tcMar>
+            <w:vAlign w:val="center"/>
+            <w:hideMark/>
+          </w:tcPr>
+          <w:p>
+            <w:r>
+              <w:t>Artificial Intelligence</w:t>
             </w:r>
           </w:p>
         </w:tc>
@@ -5118,111 +5860,6 @@
           <w:p>
             <w:r>
               <w:t>0</w:t>
-            </w:r>
-          </w:p>
-        </w:tc>
-        <w:tc>
-          <w:tcPr>
-            <w:tcW w:w="0" w:type="auto"/>
-            <w:tcBorders>
-              <w:top w:val="single" w:sz="6" w:space="0" w:color="C4C7C5"/>
-              <w:left w:val="single" w:sz="6" w:space="0" w:color="C4C7C5"/>
-              <w:bottom w:val="single" w:sz="6" w:space="0" w:color="C4C7C5"/>
-              <w:right w:val="single" w:sz="6" w:space="0" w:color="C4C7C5"/>
-            </w:tcBorders>
-            <w:tcMar>
-              <w:top w:w="120" w:type="dxa"/>
-              <w:left w:w="180" w:type="dxa"/>
-              <w:bottom w:w="120" w:type="dxa"/>
-              <w:right w:w="180" w:type="dxa"/>
-            </w:tcMar>
-            <w:vAlign w:val="center"/>
-            <w:hideMark/>
-          </w:tcPr>
-          <w:p>
-            <w:r>
-              <w:t>0</w:t>
-            </w:r>
-          </w:p>
-        </w:tc>
-      </w:tr>
-      <w:tr>
-        <w:trPr>
-          <w:tblCellSpacing w:w="15" w:type="dxa"/>
-        </w:trPr>
-        <w:tc>
-          <w:tcPr>
-            <w:tcW w:w="0" w:type="auto"/>
-            <w:tcBorders>
-              <w:top w:val="single" w:sz="6" w:space="0" w:color="C4C7C5"/>
-              <w:left w:val="single" w:sz="6" w:space="0" w:color="C4C7C5"/>
-              <w:bottom w:val="single" w:sz="6" w:space="0" w:color="C4C7C5"/>
-              <w:right w:val="single" w:sz="6" w:space="0" w:color="C4C7C5"/>
-            </w:tcBorders>
-            <w:tcMar>
-              <w:top w:w="120" w:type="dxa"/>
-              <w:left w:w="180" w:type="dxa"/>
-              <w:bottom w:w="120" w:type="dxa"/>
-              <w:right w:w="180" w:type="dxa"/>
-            </w:tcMar>
-            <w:vAlign w:val="center"/>
-            <w:hideMark/>
-          </w:tcPr>
-          <w:p>
-            <w:r>
-              <w:rPr>
-                <w:b/>
-                <w:bCs/>
-              </w:rPr>
-              <w:t>—</w:t>
-            </w:r>
-          </w:p>
-        </w:tc>
-        <w:tc>
-          <w:tcPr>
-            <w:tcW w:w="0" w:type="auto"/>
-            <w:tcBorders>
-              <w:top w:val="single" w:sz="6" w:space="0" w:color="C4C7C5"/>
-              <w:left w:val="single" w:sz="6" w:space="0" w:color="C4C7C5"/>
-              <w:bottom w:val="single" w:sz="6" w:space="0" w:color="C4C7C5"/>
-              <w:right w:val="single" w:sz="6" w:space="0" w:color="C4C7C5"/>
-            </w:tcBorders>
-            <w:tcMar>
-              <w:top w:w="120" w:type="dxa"/>
-              <w:left w:w="180" w:type="dxa"/>
-              <w:bottom w:w="120" w:type="dxa"/>
-              <w:right w:w="180" w:type="dxa"/>
-            </w:tcMar>
-            <w:vAlign w:val="center"/>
-            <w:hideMark/>
-          </w:tcPr>
-          <w:p>
-            <w:r>
-              <w:t>Future Categories</w:t>
-            </w:r>
-          </w:p>
-        </w:tc>
-        <w:tc>
-          <w:tcPr>
-            <w:tcW w:w="0" w:type="auto"/>
-            <w:tcBorders>
-              <w:top w:val="single" w:sz="6" w:space="0" w:color="C4C7C5"/>
-              <w:left w:val="single" w:sz="6" w:space="0" w:color="C4C7C5"/>
-              <w:bottom w:val="single" w:sz="6" w:space="0" w:color="C4C7C5"/>
-              <w:right w:val="single" w:sz="6" w:space="0" w:color="C4C7C5"/>
-            </w:tcBorders>
-            <w:tcMar>
-              <w:top w:w="120" w:type="dxa"/>
-              <w:left w:w="180" w:type="dxa"/>
-              <w:bottom w:w="120" w:type="dxa"/>
-              <w:right w:w="180" w:type="dxa"/>
-            </w:tcMar>
-            <w:vAlign w:val="center"/>
-            <w:hideMark/>
-          </w:tcPr>
-          <w:p>
-            <w:r>
-              <w:t>—</w:t>
             </w:r>
           </w:p>
         </w:tc>
@@ -5281,7 +5918,7 @@
       </w:tblPr>
       <w:tblGrid>
         <w:gridCol w:w="3988"/>
-        <w:gridCol w:w="1047"/>
+        <w:gridCol w:w="1797"/>
       </w:tblGrid>
       <w:tr>
         <w:trPr>
@@ -5312,6 +5949,7 @@
                 <w:b/>
                 <w:bCs/>
               </w:rPr>
+              <w:lastRenderedPageBreak/>
               <w:t>Metric</w:t>
             </w:r>
           </w:p>
@@ -5373,31 +6011,31 @@
                 <w:b/>
                 <w:bCs/>
               </w:rPr>
-              <w:t>Categories Created</w:t>
-            </w:r>
-          </w:p>
-        </w:tc>
-        <w:tc>
-          <w:tcPr>
-            <w:tcW w:w="0" w:type="auto"/>
-            <w:tcBorders>
-              <w:top w:val="single" w:sz="6" w:space="0" w:color="C4C7C5"/>
-              <w:left w:val="single" w:sz="6" w:space="0" w:color="C4C7C5"/>
-              <w:bottom w:val="single" w:sz="6" w:space="0" w:color="C4C7C5"/>
-              <w:right w:val="single" w:sz="6" w:space="0" w:color="C4C7C5"/>
-            </w:tcBorders>
-            <w:tcMar>
-              <w:top w:w="120" w:type="dxa"/>
-              <w:left w:w="180" w:type="dxa"/>
-              <w:bottom w:w="120" w:type="dxa"/>
-              <w:right w:w="180" w:type="dxa"/>
-            </w:tcMar>
-            <w:vAlign w:val="center"/>
-            <w:hideMark/>
-          </w:tcPr>
-          <w:p>
-            <w:r>
-              <w:t>9</w:t>
+              <w:t>Categories Established</w:t>
+            </w:r>
+          </w:p>
+        </w:tc>
+        <w:tc>
+          <w:tcPr>
+            <w:tcW w:w="0" w:type="auto"/>
+            <w:tcBorders>
+              <w:top w:val="single" w:sz="6" w:space="0" w:color="C4C7C5"/>
+              <w:left w:val="single" w:sz="6" w:space="0" w:color="C4C7C5"/>
+              <w:bottom w:val="single" w:sz="6" w:space="0" w:color="C4C7C5"/>
+              <w:right w:val="single" w:sz="6" w:space="0" w:color="C4C7C5"/>
+            </w:tcBorders>
+            <w:tcMar>
+              <w:top w:w="120" w:type="dxa"/>
+              <w:left w:w="180" w:type="dxa"/>
+              <w:bottom w:w="120" w:type="dxa"/>
+              <w:right w:w="180" w:type="dxa"/>
+            </w:tcMar>
+            <w:vAlign w:val="center"/>
+            <w:hideMark/>
+          </w:tcPr>
+          <w:p>
+            <w:r>
+              <w:t>10</w:t>
             </w:r>
           </w:p>
         </w:tc>
@@ -5454,7 +6092,7 @@
           </w:tcPr>
           <w:p>
             <w:r>
-              <w:t>2</w:t>
+              <w:t>3 (FF, OS, WI)</w:t>
             </w:r>
           </w:p>
         </w:tc>
@@ -5568,7 +6206,7 @@
           </w:tcPr>
           <w:p>
             <w:r>
-              <w:t>5</w:t>
+              <w:t>6</w:t>
             </w:r>
           </w:p>
         </w:tc>
@@ -5601,7 +6239,6 @@
           <w:b/>
           <w:bCs/>
         </w:rPr>
-        <w:lastRenderedPageBreak/>
         <w:t>Next Milestones</w:t>
       </w:r>
     </w:p>
@@ -5620,7 +6257,7 @@
       <w:tblGrid>
         <w:gridCol w:w="2529"/>
         <w:gridCol w:w="1371"/>
-        <w:gridCol w:w="1649"/>
+        <w:gridCol w:w="1600"/>
       </w:tblGrid>
       <w:tr>
         <w:trPr>
@@ -5764,31 +6401,31 @@
           </w:tcPr>
           <w:p>
             <w:r>
-              <w:t>26 / 25</w:t>
-            </w:r>
-          </w:p>
-        </w:tc>
-        <w:tc>
-          <w:tcPr>
-            <w:tcW w:w="0" w:type="auto"/>
-            <w:tcBorders>
-              <w:top w:val="single" w:sz="6" w:space="0" w:color="C4C7C5"/>
-              <w:left w:val="single" w:sz="6" w:space="0" w:color="C4C7C5"/>
-              <w:bottom w:val="single" w:sz="6" w:space="0" w:color="C4C7C5"/>
-              <w:right w:val="single" w:sz="6" w:space="0" w:color="C4C7C5"/>
-            </w:tcBorders>
-            <w:tcMar>
-              <w:top w:w="120" w:type="dxa"/>
-              <w:left w:w="180" w:type="dxa"/>
-              <w:bottom w:w="120" w:type="dxa"/>
-              <w:right w:w="180" w:type="dxa"/>
-            </w:tcMar>
-            <w:vAlign w:val="center"/>
-            <w:hideMark/>
-          </w:tcPr>
-          <w:p>
-            <w:r>
-              <w:t xml:space="preserve"> Completed</w:t>
+              <w:t>33 / 25</w:t>
+            </w:r>
+          </w:p>
+        </w:tc>
+        <w:tc>
+          <w:tcPr>
+            <w:tcW w:w="0" w:type="auto"/>
+            <w:tcBorders>
+              <w:top w:val="single" w:sz="6" w:space="0" w:color="C4C7C5"/>
+              <w:left w:val="single" w:sz="6" w:space="0" w:color="C4C7C5"/>
+              <w:bottom w:val="single" w:sz="6" w:space="0" w:color="C4C7C5"/>
+              <w:right w:val="single" w:sz="6" w:space="0" w:color="C4C7C5"/>
+            </w:tcBorders>
+            <w:tcMar>
+              <w:top w:w="120" w:type="dxa"/>
+              <w:left w:w="180" w:type="dxa"/>
+              <w:bottom w:w="120" w:type="dxa"/>
+              <w:right w:w="180" w:type="dxa"/>
+            </w:tcMar>
+            <w:vAlign w:val="center"/>
+            <w:hideMark/>
+          </w:tcPr>
+          <w:p>
+            <w:r>
+              <w:t>Completed</w:t>
             </w:r>
           </w:p>
         </w:tc>
@@ -5845,31 +6482,31 @@
           </w:tcPr>
           <w:p>
             <w:r>
-              <w:t>26 / 50</w:t>
-            </w:r>
-          </w:p>
-        </w:tc>
-        <w:tc>
-          <w:tcPr>
-            <w:tcW w:w="0" w:type="auto"/>
-            <w:tcBorders>
-              <w:top w:val="single" w:sz="6" w:space="0" w:color="C4C7C5"/>
-              <w:left w:val="single" w:sz="6" w:space="0" w:color="C4C7C5"/>
-              <w:bottom w:val="single" w:sz="6" w:space="0" w:color="C4C7C5"/>
-              <w:right w:val="single" w:sz="6" w:space="0" w:color="C4C7C5"/>
-            </w:tcBorders>
-            <w:tcMar>
-              <w:top w:w="120" w:type="dxa"/>
-              <w:left w:w="180" w:type="dxa"/>
-              <w:bottom w:w="120" w:type="dxa"/>
-              <w:right w:w="180" w:type="dxa"/>
-            </w:tcMar>
-            <w:vAlign w:val="center"/>
-            <w:hideMark/>
-          </w:tcPr>
-          <w:p>
-            <w:r>
-              <w:t xml:space="preserve"> In Progress</w:t>
+              <w:t>33 / 50</w:t>
+            </w:r>
+          </w:p>
+        </w:tc>
+        <w:tc>
+          <w:tcPr>
+            <w:tcW w:w="0" w:type="auto"/>
+            <w:tcBorders>
+              <w:top w:val="single" w:sz="6" w:space="0" w:color="C4C7C5"/>
+              <w:left w:val="single" w:sz="6" w:space="0" w:color="C4C7C5"/>
+              <w:bottom w:val="single" w:sz="6" w:space="0" w:color="C4C7C5"/>
+              <w:right w:val="single" w:sz="6" w:space="0" w:color="C4C7C5"/>
+            </w:tcBorders>
+            <w:tcMar>
+              <w:top w:w="120" w:type="dxa"/>
+              <w:left w:w="180" w:type="dxa"/>
+              <w:bottom w:w="120" w:type="dxa"/>
+              <w:right w:w="180" w:type="dxa"/>
+            </w:tcMar>
+            <w:vAlign w:val="center"/>
+            <w:hideMark/>
+          </w:tcPr>
+          <w:p>
+            <w:r>
+              <w:t>In Progress</w:t>
             </w:r>
           </w:p>
         </w:tc>
@@ -5926,31 +6563,31 @@
           </w:tcPr>
           <w:p>
             <w:r>
-              <w:t>26 / 100</w:t>
-            </w:r>
-          </w:p>
-        </w:tc>
-        <w:tc>
-          <w:tcPr>
-            <w:tcW w:w="0" w:type="auto"/>
-            <w:tcBorders>
-              <w:top w:val="single" w:sz="6" w:space="0" w:color="C4C7C5"/>
-              <w:left w:val="single" w:sz="6" w:space="0" w:color="C4C7C5"/>
-              <w:bottom w:val="single" w:sz="6" w:space="0" w:color="C4C7C5"/>
-              <w:right w:val="single" w:sz="6" w:space="0" w:color="C4C7C5"/>
-            </w:tcBorders>
-            <w:tcMar>
-              <w:top w:w="120" w:type="dxa"/>
-              <w:left w:w="180" w:type="dxa"/>
-              <w:bottom w:w="120" w:type="dxa"/>
-              <w:right w:w="180" w:type="dxa"/>
-            </w:tcMar>
-            <w:vAlign w:val="center"/>
-            <w:hideMark/>
-          </w:tcPr>
-          <w:p>
-            <w:r>
-              <w:t xml:space="preserve"> Planned</w:t>
+              <w:t>33 / 100</w:t>
+            </w:r>
+          </w:p>
+        </w:tc>
+        <w:tc>
+          <w:tcPr>
+            <w:tcW w:w="0" w:type="auto"/>
+            <w:tcBorders>
+              <w:top w:val="single" w:sz="6" w:space="0" w:color="C4C7C5"/>
+              <w:left w:val="single" w:sz="6" w:space="0" w:color="C4C7C5"/>
+              <w:bottom w:val="single" w:sz="6" w:space="0" w:color="C4C7C5"/>
+              <w:right w:val="single" w:sz="6" w:space="0" w:color="C4C7C5"/>
+            </w:tcBorders>
+            <w:tcMar>
+              <w:top w:w="120" w:type="dxa"/>
+              <w:left w:w="180" w:type="dxa"/>
+              <w:bottom w:w="120" w:type="dxa"/>
+              <w:right w:w="180" w:type="dxa"/>
+            </w:tcMar>
+            <w:vAlign w:val="center"/>
+            <w:hideMark/>
+          </w:tcPr>
+          <w:p>
+            <w:r>
+              <w:t>Planned</w:t>
             </w:r>
           </w:p>
         </w:tc>
@@ -6007,31 +6644,31 @@
           </w:tcPr>
           <w:p>
             <w:r>
-              <w:t>26 / 150</w:t>
-            </w:r>
-          </w:p>
-        </w:tc>
-        <w:tc>
-          <w:tcPr>
-            <w:tcW w:w="0" w:type="auto"/>
-            <w:tcBorders>
-              <w:top w:val="single" w:sz="6" w:space="0" w:color="C4C7C5"/>
-              <w:left w:val="single" w:sz="6" w:space="0" w:color="C4C7C5"/>
-              <w:bottom w:val="single" w:sz="6" w:space="0" w:color="C4C7C5"/>
-              <w:right w:val="single" w:sz="6" w:space="0" w:color="C4C7C5"/>
-            </w:tcBorders>
-            <w:tcMar>
-              <w:top w:w="120" w:type="dxa"/>
-              <w:left w:w="180" w:type="dxa"/>
-              <w:bottom w:w="120" w:type="dxa"/>
-              <w:right w:w="180" w:type="dxa"/>
-            </w:tcMar>
-            <w:vAlign w:val="center"/>
-            <w:hideMark/>
-          </w:tcPr>
-          <w:p>
-            <w:r>
-              <w:t xml:space="preserve"> Planned</w:t>
+              <w:t>33 / 150</w:t>
+            </w:r>
+          </w:p>
+        </w:tc>
+        <w:tc>
+          <w:tcPr>
+            <w:tcW w:w="0" w:type="auto"/>
+            <w:tcBorders>
+              <w:top w:val="single" w:sz="6" w:space="0" w:color="C4C7C5"/>
+              <w:left w:val="single" w:sz="6" w:space="0" w:color="C4C7C5"/>
+              <w:bottom w:val="single" w:sz="6" w:space="0" w:color="C4C7C5"/>
+              <w:right w:val="single" w:sz="6" w:space="0" w:color="C4C7C5"/>
+            </w:tcBorders>
+            <w:tcMar>
+              <w:top w:w="120" w:type="dxa"/>
+              <w:left w:w="180" w:type="dxa"/>
+              <w:bottom w:w="120" w:type="dxa"/>
+              <w:right w:w="180" w:type="dxa"/>
+            </w:tcMar>
+            <w:vAlign w:val="center"/>
+            <w:hideMark/>
+          </w:tcPr>
+          <w:p>
+            <w:r>
+              <w:t>Planned</w:t>
             </w:r>
           </w:p>
         </w:tc>
@@ -6088,31 +6725,31 @@
           </w:tcPr>
           <w:p>
             <w:r>
-              <w:t>26 / 200</w:t>
-            </w:r>
-          </w:p>
-        </w:tc>
-        <w:tc>
-          <w:tcPr>
-            <w:tcW w:w="0" w:type="auto"/>
-            <w:tcBorders>
-              <w:top w:val="single" w:sz="6" w:space="0" w:color="C4C7C5"/>
-              <w:left w:val="single" w:sz="6" w:space="0" w:color="C4C7C5"/>
-              <w:bottom w:val="single" w:sz="6" w:space="0" w:color="C4C7C5"/>
-              <w:right w:val="single" w:sz="6" w:space="0" w:color="C4C7C5"/>
-            </w:tcBorders>
-            <w:tcMar>
-              <w:top w:w="120" w:type="dxa"/>
-              <w:left w:w="180" w:type="dxa"/>
-              <w:bottom w:w="120" w:type="dxa"/>
-              <w:right w:w="180" w:type="dxa"/>
-            </w:tcMar>
-            <w:vAlign w:val="center"/>
-            <w:hideMark/>
-          </w:tcPr>
-          <w:p>
-            <w:r>
-              <w:t xml:space="preserve"> Target</w:t>
+              <w:t>33 / 200</w:t>
+            </w:r>
+          </w:p>
+        </w:tc>
+        <w:tc>
+          <w:tcPr>
+            <w:tcW w:w="0" w:type="auto"/>
+            <w:tcBorders>
+              <w:top w:val="single" w:sz="6" w:space="0" w:color="C4C7C5"/>
+              <w:left w:val="single" w:sz="6" w:space="0" w:color="C4C7C5"/>
+              <w:bottom w:val="single" w:sz="6" w:space="0" w:color="C4C7C5"/>
+              <w:right w:val="single" w:sz="6" w:space="0" w:color="C4C7C5"/>
+            </w:tcBorders>
+            <w:tcMar>
+              <w:top w:w="120" w:type="dxa"/>
+              <w:left w:w="180" w:type="dxa"/>
+              <w:bottom w:w="120" w:type="dxa"/>
+              <w:right w:w="180" w:type="dxa"/>
+            </w:tcMar>
+            <w:vAlign w:val="center"/>
+            <w:hideMark/>
+          </w:tcPr>
+          <w:p>
+            <w:r>
+              <w:t>Target</w:t>
             </w:r>
           </w:p>
         </w:tc>
@@ -6148,7 +6785,7 @@
       <w:tblGrid>
         <w:gridCol w:w="2051"/>
         <w:gridCol w:w="3297"/>
-        <w:gridCol w:w="1504"/>
+        <w:gridCol w:w="1557"/>
         <w:gridCol w:w="1390"/>
       </w:tblGrid>
       <w:tr>
@@ -6345,10 +6982,6 @@
           </w:tcPr>
           <w:p>
             <w:r>
-              <w:rPr>
-                <w:b/>
-                <w:bCs/>
-              </w:rPr>
               <w:t>Complete</w:t>
             </w:r>
           </w:p>
@@ -6454,10 +7087,6 @@
           </w:tcPr>
           <w:p>
             <w:r>
-              <w:rPr>
-                <w:b/>
-                <w:bCs/>
-              </w:rPr>
               <w:t>Complete</w:t>
             </w:r>
           </w:p>
@@ -6563,6 +7192,112 @@
           </w:tcPr>
           <w:p>
             <w:r>
+              <w:t>In Progress</w:t>
+            </w:r>
+          </w:p>
+        </w:tc>
+        <w:tc>
+          <w:tcPr>
+            <w:tcW w:w="0" w:type="auto"/>
+            <w:tcBorders>
+              <w:top w:val="single" w:sz="6" w:space="0" w:color="C4C7C5"/>
+              <w:left w:val="single" w:sz="6" w:space="0" w:color="C4C7C5"/>
+              <w:bottom w:val="single" w:sz="6" w:space="0" w:color="C4C7C5"/>
+              <w:right w:val="single" w:sz="6" w:space="0" w:color="C4C7C5"/>
+            </w:tcBorders>
+            <w:tcMar>
+              <w:top w:w="120" w:type="dxa"/>
+              <w:left w:w="180" w:type="dxa"/>
+              <w:bottom w:w="120" w:type="dxa"/>
+              <w:right w:w="180" w:type="dxa"/>
+            </w:tcMar>
+            <w:vAlign w:val="center"/>
+            <w:hideMark/>
+          </w:tcPr>
+          <w:p>
+            <w:r>
+              <w:t>1</w:t>
+            </w:r>
+          </w:p>
+        </w:tc>
+      </w:tr>
+      <w:tr>
+        <w:trPr>
+          <w:tblCellSpacing w:w="15" w:type="dxa"/>
+        </w:trPr>
+        <w:tc>
+          <w:tcPr>
+            <w:tcW w:w="0" w:type="auto"/>
+            <w:tcBorders>
+              <w:top w:val="single" w:sz="6" w:space="0" w:color="C4C7C5"/>
+              <w:left w:val="single" w:sz="6" w:space="0" w:color="C4C7C5"/>
+              <w:bottom w:val="single" w:sz="6" w:space="0" w:color="C4C7C5"/>
+              <w:right w:val="single" w:sz="6" w:space="0" w:color="C4C7C5"/>
+            </w:tcBorders>
+            <w:tcMar>
+              <w:top w:w="120" w:type="dxa"/>
+              <w:left w:w="180" w:type="dxa"/>
+              <w:bottom w:w="120" w:type="dxa"/>
+              <w:right w:w="180" w:type="dxa"/>
+            </w:tcMar>
+            <w:vAlign w:val="center"/>
+            <w:hideMark/>
+          </w:tcPr>
+          <w:p>
+            <w:r>
+              <w:rPr>
+                <w:b/>
+                <w:bCs/>
+              </w:rPr>
+              <w:lastRenderedPageBreak/>
+              <w:t>KI</w:t>
+            </w:r>
+          </w:p>
+        </w:tc>
+        <w:tc>
+          <w:tcPr>
+            <w:tcW w:w="0" w:type="auto"/>
+            <w:tcBorders>
+              <w:top w:val="single" w:sz="6" w:space="0" w:color="C4C7C5"/>
+              <w:left w:val="single" w:sz="6" w:space="0" w:color="C4C7C5"/>
+              <w:bottom w:val="single" w:sz="6" w:space="0" w:color="C4C7C5"/>
+              <w:right w:val="single" w:sz="6" w:space="0" w:color="C4C7C5"/>
+            </w:tcBorders>
+            <w:tcMar>
+              <w:top w:w="120" w:type="dxa"/>
+              <w:left w:w="180" w:type="dxa"/>
+              <w:bottom w:w="120" w:type="dxa"/>
+              <w:right w:w="180" w:type="dxa"/>
+            </w:tcMar>
+            <w:vAlign w:val="center"/>
+            <w:hideMark/>
+          </w:tcPr>
+          <w:p>
+            <w:r>
+              <w:t>Keyboard &amp; Input</w:t>
+            </w:r>
+          </w:p>
+        </w:tc>
+        <w:tc>
+          <w:tcPr>
+            <w:tcW w:w="0" w:type="auto"/>
+            <w:tcBorders>
+              <w:top w:val="single" w:sz="6" w:space="0" w:color="C4C7C5"/>
+              <w:left w:val="single" w:sz="6" w:space="0" w:color="C4C7C5"/>
+              <w:bottom w:val="single" w:sz="6" w:space="0" w:color="C4C7C5"/>
+              <w:right w:val="single" w:sz="6" w:space="0" w:color="C4C7C5"/>
+            </w:tcBorders>
+            <w:tcMar>
+              <w:top w:w="120" w:type="dxa"/>
+              <w:left w:w="180" w:type="dxa"/>
+              <w:bottom w:w="120" w:type="dxa"/>
+              <w:right w:w="180" w:type="dxa"/>
+            </w:tcMar>
+            <w:vAlign w:val="center"/>
+            <w:hideMark/>
+          </w:tcPr>
+          <w:p>
+            <w:r>
               <w:t>Planned</w:t>
             </w:r>
           </w:p>
@@ -6620,31 +7355,31 @@
                 <w:b/>
                 <w:bCs/>
               </w:rPr>
-              <w:t>KI</w:t>
-            </w:r>
-          </w:p>
-        </w:tc>
-        <w:tc>
-          <w:tcPr>
-            <w:tcW w:w="0" w:type="auto"/>
-            <w:tcBorders>
-              <w:top w:val="single" w:sz="6" w:space="0" w:color="C4C7C5"/>
-              <w:left w:val="single" w:sz="6" w:space="0" w:color="C4C7C5"/>
-              <w:bottom w:val="single" w:sz="6" w:space="0" w:color="C4C7C5"/>
-              <w:right w:val="single" w:sz="6" w:space="0" w:color="C4C7C5"/>
-            </w:tcBorders>
-            <w:tcMar>
-              <w:top w:w="120" w:type="dxa"/>
-              <w:left w:w="180" w:type="dxa"/>
-              <w:bottom w:w="120" w:type="dxa"/>
-              <w:right w:w="180" w:type="dxa"/>
-            </w:tcMar>
-            <w:vAlign w:val="center"/>
-            <w:hideMark/>
-          </w:tcPr>
-          <w:p>
-            <w:r>
-              <w:t>Keyboard &amp; Input</w:t>
+              <w:t>DW</w:t>
+            </w:r>
+          </w:p>
+        </w:tc>
+        <w:tc>
+          <w:tcPr>
+            <w:tcW w:w="0" w:type="auto"/>
+            <w:tcBorders>
+              <w:top w:val="single" w:sz="6" w:space="0" w:color="C4C7C5"/>
+              <w:left w:val="single" w:sz="6" w:space="0" w:color="C4C7C5"/>
+              <w:bottom w:val="single" w:sz="6" w:space="0" w:color="C4C7C5"/>
+              <w:right w:val="single" w:sz="6" w:space="0" w:color="C4C7C5"/>
+            </w:tcBorders>
+            <w:tcMar>
+              <w:top w:w="120" w:type="dxa"/>
+              <w:left w:w="180" w:type="dxa"/>
+              <w:bottom w:w="120" w:type="dxa"/>
+              <w:right w:w="180" w:type="dxa"/>
+            </w:tcMar>
+            <w:vAlign w:val="center"/>
+            <w:hideMark/>
+          </w:tcPr>
+          <w:p>
+            <w:r>
+              <w:t>Desktop Workspace</w:t>
             </w:r>
           </w:p>
         </w:tc>
@@ -6725,31 +7460,31 @@
                 <w:b/>
                 <w:bCs/>
               </w:rPr>
-              <w:t>DW</w:t>
-            </w:r>
-          </w:p>
-        </w:tc>
-        <w:tc>
-          <w:tcPr>
-            <w:tcW w:w="0" w:type="auto"/>
-            <w:tcBorders>
-              <w:top w:val="single" w:sz="6" w:space="0" w:color="C4C7C5"/>
-              <w:left w:val="single" w:sz="6" w:space="0" w:color="C4C7C5"/>
-              <w:bottom w:val="single" w:sz="6" w:space="0" w:color="C4C7C5"/>
-              <w:right w:val="single" w:sz="6" w:space="0" w:color="C4C7C5"/>
-            </w:tcBorders>
-            <w:tcMar>
-              <w:top w:w="120" w:type="dxa"/>
-              <w:left w:w="180" w:type="dxa"/>
-              <w:bottom w:w="120" w:type="dxa"/>
-              <w:right w:w="180" w:type="dxa"/>
-            </w:tcMar>
-            <w:vAlign w:val="center"/>
-            <w:hideMark/>
-          </w:tcPr>
-          <w:p>
-            <w:r>
-              <w:t>Desktop Workspace</w:t>
+              <w:t>AU</w:t>
+            </w:r>
+          </w:p>
+        </w:tc>
+        <w:tc>
+          <w:tcPr>
+            <w:tcW w:w="0" w:type="auto"/>
+            <w:tcBorders>
+              <w:top w:val="single" w:sz="6" w:space="0" w:color="C4C7C5"/>
+              <w:left w:val="single" w:sz="6" w:space="0" w:color="C4C7C5"/>
+              <w:bottom w:val="single" w:sz="6" w:space="0" w:color="C4C7C5"/>
+              <w:right w:val="single" w:sz="6" w:space="0" w:color="C4C7C5"/>
+            </w:tcBorders>
+            <w:tcMar>
+              <w:top w:w="120" w:type="dxa"/>
+              <w:left w:w="180" w:type="dxa"/>
+              <w:bottom w:w="120" w:type="dxa"/>
+              <w:right w:w="180" w:type="dxa"/>
+            </w:tcMar>
+            <w:vAlign w:val="center"/>
+            <w:hideMark/>
+          </w:tcPr>
+          <w:p>
+            <w:r>
+              <w:t>Authentication &amp; Forms</w:t>
             </w:r>
           </w:p>
         </w:tc>
@@ -6830,31 +7565,31 @@
                 <w:b/>
                 <w:bCs/>
               </w:rPr>
-              <w:t>AU</w:t>
-            </w:r>
-          </w:p>
-        </w:tc>
-        <w:tc>
-          <w:tcPr>
-            <w:tcW w:w="0" w:type="auto"/>
-            <w:tcBorders>
-              <w:top w:val="single" w:sz="6" w:space="0" w:color="C4C7C5"/>
-              <w:left w:val="single" w:sz="6" w:space="0" w:color="C4C7C5"/>
-              <w:bottom w:val="single" w:sz="6" w:space="0" w:color="C4C7C5"/>
-              <w:right w:val="single" w:sz="6" w:space="0" w:color="C4C7C5"/>
-            </w:tcBorders>
-            <w:tcMar>
-              <w:top w:w="120" w:type="dxa"/>
-              <w:left w:w="180" w:type="dxa"/>
-              <w:bottom w:w="120" w:type="dxa"/>
-              <w:right w:w="180" w:type="dxa"/>
-            </w:tcMar>
-            <w:vAlign w:val="center"/>
-            <w:hideMark/>
-          </w:tcPr>
-          <w:p>
-            <w:r>
-              <w:t>Authentication &amp; Forms</w:t>
+              <w:t>NT</w:t>
+            </w:r>
+          </w:p>
+        </w:tc>
+        <w:tc>
+          <w:tcPr>
+            <w:tcW w:w="0" w:type="auto"/>
+            <w:tcBorders>
+              <w:top w:val="single" w:sz="6" w:space="0" w:color="C4C7C5"/>
+              <w:left w:val="single" w:sz="6" w:space="0" w:color="C4C7C5"/>
+              <w:bottom w:val="single" w:sz="6" w:space="0" w:color="C4C7C5"/>
+              <w:right w:val="single" w:sz="6" w:space="0" w:color="C4C7C5"/>
+            </w:tcBorders>
+            <w:tcMar>
+              <w:top w:w="120" w:type="dxa"/>
+              <w:left w:w="180" w:type="dxa"/>
+              <w:bottom w:w="120" w:type="dxa"/>
+              <w:right w:w="180" w:type="dxa"/>
+            </w:tcMar>
+            <w:vAlign w:val="center"/>
+            <w:hideMark/>
+          </w:tcPr>
+          <w:p>
+            <w:r>
+              <w:t>Notifications</w:t>
             </w:r>
           </w:p>
         </w:tc>
@@ -6935,31 +7670,31 @@
                 <w:b/>
                 <w:bCs/>
               </w:rPr>
-              <w:t>NT</w:t>
-            </w:r>
-          </w:p>
-        </w:tc>
-        <w:tc>
-          <w:tcPr>
-            <w:tcW w:w="0" w:type="auto"/>
-            <w:tcBorders>
-              <w:top w:val="single" w:sz="6" w:space="0" w:color="C4C7C5"/>
-              <w:left w:val="single" w:sz="6" w:space="0" w:color="C4C7C5"/>
-              <w:bottom w:val="single" w:sz="6" w:space="0" w:color="C4C7C5"/>
-              <w:right w:val="single" w:sz="6" w:space="0" w:color="C4C7C5"/>
-            </w:tcBorders>
-            <w:tcMar>
-              <w:top w:w="120" w:type="dxa"/>
-              <w:left w:w="180" w:type="dxa"/>
-              <w:bottom w:w="120" w:type="dxa"/>
-              <w:right w:w="180" w:type="dxa"/>
-            </w:tcMar>
-            <w:vAlign w:val="center"/>
-            <w:hideMark/>
-          </w:tcPr>
-          <w:p>
-            <w:r>
-              <w:t>Notifications</w:t>
+              <w:t>LE</w:t>
+            </w:r>
+          </w:p>
+        </w:tc>
+        <w:tc>
+          <w:tcPr>
+            <w:tcW w:w="0" w:type="auto"/>
+            <w:tcBorders>
+              <w:top w:val="single" w:sz="6" w:space="0" w:color="C4C7C5"/>
+              <w:left w:val="single" w:sz="6" w:space="0" w:color="C4C7C5"/>
+              <w:bottom w:val="single" w:sz="6" w:space="0" w:color="C4C7C5"/>
+              <w:right w:val="single" w:sz="6" w:space="0" w:color="C4C7C5"/>
+            </w:tcBorders>
+            <w:tcMar>
+              <w:top w:w="120" w:type="dxa"/>
+              <w:left w:w="180" w:type="dxa"/>
+              <w:bottom w:w="120" w:type="dxa"/>
+              <w:right w:w="180" w:type="dxa"/>
+            </w:tcMar>
+            <w:vAlign w:val="center"/>
+            <w:hideMark/>
+          </w:tcPr>
+          <w:p>
+            <w:r>
+              <w:t>Learning</w:t>
             </w:r>
           </w:p>
         </w:tc>
@@ -7040,31 +7775,31 @@
                 <w:b/>
                 <w:bCs/>
               </w:rPr>
-              <w:t>LE</w:t>
-            </w:r>
-          </w:p>
-        </w:tc>
-        <w:tc>
-          <w:tcPr>
-            <w:tcW w:w="0" w:type="auto"/>
-            <w:tcBorders>
-              <w:top w:val="single" w:sz="6" w:space="0" w:color="C4C7C5"/>
-              <w:left w:val="single" w:sz="6" w:space="0" w:color="C4C7C5"/>
-              <w:bottom w:val="single" w:sz="6" w:space="0" w:color="C4C7C5"/>
-              <w:right w:val="single" w:sz="6" w:space="0" w:color="C4C7C5"/>
-            </w:tcBorders>
-            <w:tcMar>
-              <w:top w:w="120" w:type="dxa"/>
-              <w:left w:w="180" w:type="dxa"/>
-              <w:bottom w:w="120" w:type="dxa"/>
-              <w:right w:w="180" w:type="dxa"/>
-            </w:tcMar>
-            <w:vAlign w:val="center"/>
-            <w:hideMark/>
-          </w:tcPr>
-          <w:p>
-            <w:r>
-              <w:t>Learning</w:t>
+              <w:t>MB</w:t>
+            </w:r>
+          </w:p>
+        </w:tc>
+        <w:tc>
+          <w:tcPr>
+            <w:tcW w:w="0" w:type="auto"/>
+            <w:tcBorders>
+              <w:top w:val="single" w:sz="6" w:space="0" w:color="C4C7C5"/>
+              <w:left w:val="single" w:sz="6" w:space="0" w:color="C4C7C5"/>
+              <w:bottom w:val="single" w:sz="6" w:space="0" w:color="C4C7C5"/>
+              <w:right w:val="single" w:sz="6" w:space="0" w:color="C4C7C5"/>
+            </w:tcBorders>
+            <w:tcMar>
+              <w:top w:w="120" w:type="dxa"/>
+              <w:left w:w="180" w:type="dxa"/>
+              <w:bottom w:w="120" w:type="dxa"/>
+              <w:right w:w="180" w:type="dxa"/>
+            </w:tcMar>
+            <w:vAlign w:val="center"/>
+            <w:hideMark/>
+          </w:tcPr>
+          <w:p>
+            <w:r>
+              <w:t>Mobile Experience</w:t>
             </w:r>
           </w:p>
         </w:tc>
@@ -7145,31 +7880,31 @@
                 <w:b/>
                 <w:bCs/>
               </w:rPr>
-              <w:t>MB</w:t>
-            </w:r>
-          </w:p>
-        </w:tc>
-        <w:tc>
-          <w:tcPr>
-            <w:tcW w:w="0" w:type="auto"/>
-            <w:tcBorders>
-              <w:top w:val="single" w:sz="6" w:space="0" w:color="C4C7C5"/>
-              <w:left w:val="single" w:sz="6" w:space="0" w:color="C4C7C5"/>
-              <w:bottom w:val="single" w:sz="6" w:space="0" w:color="C4C7C5"/>
-              <w:right w:val="single" w:sz="6" w:space="0" w:color="C4C7C5"/>
-            </w:tcBorders>
-            <w:tcMar>
-              <w:top w:w="120" w:type="dxa"/>
-              <w:left w:w="180" w:type="dxa"/>
-              <w:bottom w:w="120" w:type="dxa"/>
-              <w:right w:w="180" w:type="dxa"/>
-            </w:tcMar>
-            <w:vAlign w:val="center"/>
-            <w:hideMark/>
-          </w:tcPr>
-          <w:p>
-            <w:r>
-              <w:t>Mobile Experience</w:t>
+              <w:t>AI</w:t>
+            </w:r>
+          </w:p>
+        </w:tc>
+        <w:tc>
+          <w:tcPr>
+            <w:tcW w:w="0" w:type="auto"/>
+            <w:tcBorders>
+              <w:top w:val="single" w:sz="6" w:space="0" w:color="C4C7C5"/>
+              <w:left w:val="single" w:sz="6" w:space="0" w:color="C4C7C5"/>
+              <w:bottom w:val="single" w:sz="6" w:space="0" w:color="C4C7C5"/>
+              <w:right w:val="single" w:sz="6" w:space="0" w:color="C4C7C5"/>
+            </w:tcBorders>
+            <w:tcMar>
+              <w:top w:w="120" w:type="dxa"/>
+              <w:left w:w="180" w:type="dxa"/>
+              <w:bottom w:w="120" w:type="dxa"/>
+              <w:right w:w="180" w:type="dxa"/>
+            </w:tcMar>
+            <w:vAlign w:val="center"/>
+            <w:hideMark/>
+          </w:tcPr>
+          <w:p>
+            <w:r>
+              <w:t>Artificial Intelligence</w:t>
             </w:r>
           </w:p>
         </w:tc>
@@ -7235,7 +7970,6 @@
           <w:b/>
           <w:bCs/>
         </w:rPr>
-        <w:lastRenderedPageBreak/>
         <w:t>Asset Status &amp; System Summary</w:t>
       </w:r>
     </w:p>
@@ -7759,6 +8493,7 @@
                 <w:b/>
                 <w:bCs/>
               </w:rPr>
+              <w:lastRenderedPageBreak/>
               <w:t>OS Volume 02 Pattern Library</w:t>
             </w:r>
           </w:p>
@@ -7816,7 +8551,64 @@
                 <w:b/>
                 <w:bCs/>
               </w:rPr>
-              <w:t>WI Pattern Library</w:t>
+              <w:t>WI Volume 01 Pattern Library</w:t>
+            </w:r>
+          </w:p>
+        </w:tc>
+        <w:tc>
+          <w:tcPr>
+            <w:tcW w:w="0" w:type="auto"/>
+            <w:tcBorders>
+              <w:top w:val="single" w:sz="6" w:space="0" w:color="C4C7C5"/>
+              <w:left w:val="single" w:sz="6" w:space="0" w:color="C4C7C5"/>
+              <w:bottom w:val="single" w:sz="6" w:space="0" w:color="C4C7C5"/>
+              <w:right w:val="single" w:sz="6" w:space="0" w:color="C4C7C5"/>
+            </w:tcBorders>
+            <w:tcMar>
+              <w:top w:w="120" w:type="dxa"/>
+              <w:left w:w="180" w:type="dxa"/>
+              <w:bottom w:w="120" w:type="dxa"/>
+              <w:right w:w="180" w:type="dxa"/>
+            </w:tcMar>
+            <w:vAlign w:val="center"/>
+            <w:hideMark/>
+          </w:tcPr>
+          <w:p>
+            <w:r>
+              <w:t>Complete (7 Patterns)</w:t>
+            </w:r>
+          </w:p>
+        </w:tc>
+      </w:tr>
+      <w:tr>
+        <w:trPr>
+          <w:tblCellSpacing w:w="15" w:type="dxa"/>
+        </w:trPr>
+        <w:tc>
+          <w:tcPr>
+            <w:tcW w:w="0" w:type="auto"/>
+            <w:tcBorders>
+              <w:top w:val="single" w:sz="6" w:space="0" w:color="C4C7C5"/>
+              <w:left w:val="single" w:sz="6" w:space="0" w:color="C4C7C5"/>
+              <w:bottom w:val="single" w:sz="6" w:space="0" w:color="C4C7C5"/>
+              <w:right w:val="single" w:sz="6" w:space="0" w:color="C4C7C5"/>
+            </w:tcBorders>
+            <w:tcMar>
+              <w:top w:w="120" w:type="dxa"/>
+              <w:left w:w="180" w:type="dxa"/>
+              <w:bottom w:w="120" w:type="dxa"/>
+              <w:right w:w="180" w:type="dxa"/>
+            </w:tcMar>
+            <w:vAlign w:val="center"/>
+            <w:hideMark/>
+          </w:tcPr>
+          <w:p>
+            <w:r>
+              <w:rPr>
+                <w:b/>
+                <w:bCs/>
+              </w:rPr>
+              <w:t>KI Pattern Library</w:t>
             </w:r>
           </w:p>
         </w:tc>
@@ -7873,7 +8665,7 @@
                 <w:b/>
                 <w:bCs/>
               </w:rPr>
-              <w:t>KI Pattern Library</w:t>
+              <w:t>DW Pattern Library</w:t>
             </w:r>
           </w:p>
         </w:tc>
@@ -7930,7 +8722,7 @@
                 <w:b/>
                 <w:bCs/>
               </w:rPr>
-              <w:t>DW Pattern Library</w:t>
+              <w:t>AU Pattern Library</w:t>
             </w:r>
           </w:p>
         </w:tc>
@@ -7987,7 +8779,7 @@
                 <w:b/>
                 <w:bCs/>
               </w:rPr>
-              <w:t>AU Pattern Library</w:t>
+              <w:t>NT Pattern Library</w:t>
             </w:r>
           </w:p>
         </w:tc>
@@ -8044,7 +8836,7 @@
                 <w:b/>
                 <w:bCs/>
               </w:rPr>
-              <w:t>NT Pattern Library</w:t>
+              <w:t>LE Pattern Library</w:t>
             </w:r>
           </w:p>
         </w:tc>
@@ -8101,7 +8893,7 @@
                 <w:b/>
                 <w:bCs/>
               </w:rPr>
-              <w:t>LE Pattern Library</w:t>
+              <w:t>MB Pattern Library</w:t>
             </w:r>
           </w:p>
         </w:tc>
@@ -8158,7 +8950,7 @@
                 <w:b/>
                 <w:bCs/>
               </w:rPr>
-              <w:t>MB Pattern Library</w:t>
+              <w:t>AI Pattern Library</w:t>
             </w:r>
           </w:p>
         </w:tc>
@@ -8215,7 +9007,6 @@
                 <w:b/>
                 <w:bCs/>
               </w:rPr>
-              <w:lastRenderedPageBreak/>
               <w:t>Behavioural Pattern Library</w:t>
             </w:r>
           </w:p>
@@ -8240,7 +9031,7 @@
           </w:tcPr>
           <w:p>
             <w:r>
-              <w:t>Established (26 Patterns)</w:t>
+              <w:t>Established (33 Patterns)</w:t>
             </w:r>
           </w:p>
         </w:tc>
@@ -8505,7 +9296,7 @@
           </w:tcPr>
           <w:p>
             <w:r>
-              <w:t>ATLAS v3.1</w:t>
+              <w:t>ATLAS v3.2</w:t>
             </w:r>
           </w:p>
         </w:tc>
@@ -8595,6 +9386,7 @@
                 <w:b/>
                 <w:bCs/>
               </w:rPr>
+              <w:lastRenderedPageBreak/>
               <w:t>Primary Focus</w:t>
             </w:r>
           </w:p>
@@ -8676,64 +9468,64 @@
           </w:tcPr>
           <w:p>
             <w:r>
-              <w:t>9</w:t>
-            </w:r>
-          </w:p>
-        </w:tc>
-      </w:tr>
-      <w:tr>
-        <w:trPr>
-          <w:tblCellSpacing w:w="15" w:type="dxa"/>
-        </w:trPr>
-        <w:tc>
-          <w:tcPr>
-            <w:tcW w:w="0" w:type="auto"/>
-            <w:tcBorders>
-              <w:top w:val="single" w:sz="6" w:space="0" w:color="C4C7C5"/>
-              <w:left w:val="single" w:sz="6" w:space="0" w:color="C4C7C5"/>
-              <w:bottom w:val="single" w:sz="6" w:space="0" w:color="C4C7C5"/>
-              <w:right w:val="single" w:sz="6" w:space="0" w:color="C4C7C5"/>
-            </w:tcBorders>
-            <w:tcMar>
-              <w:top w:w="120" w:type="dxa"/>
-              <w:left w:w="180" w:type="dxa"/>
-              <w:bottom w:w="120" w:type="dxa"/>
-              <w:right w:w="180" w:type="dxa"/>
-            </w:tcMar>
-            <w:vAlign w:val="center"/>
-            <w:hideMark/>
-          </w:tcPr>
-          <w:p>
-            <w:r>
-              <w:rPr>
-                <w:b/>
-                <w:bCs/>
-              </w:rPr>
-              <w:t>Research Categories Completed</w:t>
-            </w:r>
-          </w:p>
-        </w:tc>
-        <w:tc>
-          <w:tcPr>
-            <w:tcW w:w="0" w:type="auto"/>
-            <w:tcBorders>
-              <w:top w:val="single" w:sz="6" w:space="0" w:color="C4C7C5"/>
-              <w:left w:val="single" w:sz="6" w:space="0" w:color="C4C7C5"/>
-              <w:bottom w:val="single" w:sz="6" w:space="0" w:color="C4C7C5"/>
-              <w:right w:val="single" w:sz="6" w:space="0" w:color="C4C7C5"/>
-            </w:tcBorders>
-            <w:tcMar>
-              <w:top w:w="120" w:type="dxa"/>
-              <w:left w:w="180" w:type="dxa"/>
-              <w:bottom w:w="120" w:type="dxa"/>
-              <w:right w:w="180" w:type="dxa"/>
-            </w:tcMar>
-            <w:vAlign w:val="center"/>
-            <w:hideMark/>
-          </w:tcPr>
-          <w:p>
-            <w:r>
-              <w:t>2</w:t>
+              <w:t>10</w:t>
+            </w:r>
+          </w:p>
+        </w:tc>
+      </w:tr>
+      <w:tr>
+        <w:trPr>
+          <w:tblCellSpacing w:w="15" w:type="dxa"/>
+        </w:trPr>
+        <w:tc>
+          <w:tcPr>
+            <w:tcW w:w="0" w:type="auto"/>
+            <w:tcBorders>
+              <w:top w:val="single" w:sz="6" w:space="0" w:color="C4C7C5"/>
+              <w:left w:val="single" w:sz="6" w:space="0" w:color="C4C7C5"/>
+              <w:bottom w:val="single" w:sz="6" w:space="0" w:color="C4C7C5"/>
+              <w:right w:val="single" w:sz="6" w:space="0" w:color="C4C7C5"/>
+            </w:tcBorders>
+            <w:tcMar>
+              <w:top w:w="120" w:type="dxa"/>
+              <w:left w:w="180" w:type="dxa"/>
+              <w:bottom w:w="120" w:type="dxa"/>
+              <w:right w:w="180" w:type="dxa"/>
+            </w:tcMar>
+            <w:vAlign w:val="center"/>
+            <w:hideMark/>
+          </w:tcPr>
+          <w:p>
+            <w:r>
+              <w:rPr>
+                <w:b/>
+                <w:bCs/>
+              </w:rPr>
+              <w:t>Research Categories Active</w:t>
+            </w:r>
+          </w:p>
+        </w:tc>
+        <w:tc>
+          <w:tcPr>
+            <w:tcW w:w="0" w:type="auto"/>
+            <w:tcBorders>
+              <w:top w:val="single" w:sz="6" w:space="0" w:color="C4C7C5"/>
+              <w:left w:val="single" w:sz="6" w:space="0" w:color="C4C7C5"/>
+              <w:bottom w:val="single" w:sz="6" w:space="0" w:color="C4C7C5"/>
+              <w:right w:val="single" w:sz="6" w:space="0" w:color="C4C7C5"/>
+            </w:tcBorders>
+            <w:tcMar>
+              <w:top w:w="120" w:type="dxa"/>
+              <w:left w:w="180" w:type="dxa"/>
+              <w:bottom w:w="120" w:type="dxa"/>
+              <w:right w:w="180" w:type="dxa"/>
+            </w:tcMar>
+            <w:vAlign w:val="center"/>
+            <w:hideMark/>
+          </w:tcPr>
+          <w:p>
+            <w:r>
+              <w:t>3 (FF, OS, WI)</w:t>
             </w:r>
           </w:p>
         </w:tc>
@@ -8790,7 +9582,7 @@
           </w:tcPr>
           <w:p>
             <w:r>
-              <w:t>5</w:t>
+              <w:t>6</w:t>
             </w:r>
           </w:p>
         </w:tc>
@@ -8847,7 +9639,7 @@
           </w:tcPr>
           <w:p>
             <w:r>
-              <w:t>26</w:t>
+              <w:t>33</w:t>
             </w:r>
           </w:p>
         </w:tc>
@@ -8904,7 +9696,7 @@
           </w:tcPr>
           <w:p>
             <w:r>
-              <w:t>26</w:t>
+              <w:t>33</w:t>
             </w:r>
           </w:p>
         </w:tc>
@@ -9051,7 +9843,6 @@
                 <w:b/>
                 <w:bCs/>
               </w:rPr>
-              <w:lastRenderedPageBreak/>
               <w:t>Deprecated Patterns</w:t>
             </w:r>
           </w:p>
@@ -9190,7 +9981,7 @@
           </w:tcPr>
           <w:p>
             <w:r>
-              <w:t>178</w:t>
+              <w:t>214</w:t>
             </w:r>
           </w:p>
         </w:tc>
@@ -9607,7 +10398,7 @@
   <w:style w:type="paragraph" w:default="1" w:styleId="Normal">
     <w:name w:val="Normal"/>
     <w:qFormat/>
-    <w:rsid w:val="004C4B04"/>
+    <w:rsid w:val="0076681C"/>
   </w:style>
   <w:style w:type="paragraph" w:styleId="Heading1">
     <w:name w:val="heading 1"/>

--- a/atlas/metrics/Pattern Metrics.docx
+++ b/atlas/metrics/Pattern Metrics.docx
@@ -38,7 +38,7 @@
         <w:t>Last Updated:</w:t>
       </w:r>
       <w:r>
-        <w:t xml:space="preserve"> 01 August 2026</w:t>
+        <w:t xml:space="preserve"> 02 August 2026</w:t>
       </w:r>
     </w:p>
     <w:p>
@@ -125,7 +125,7 @@
       </w:tblPr>
       <w:tblGrid>
         <w:gridCol w:w="2067"/>
-        <w:gridCol w:w="1087"/>
+        <w:gridCol w:w="1094"/>
       </w:tblGrid>
       <w:tr>
         <w:trPr>
@@ -298,7 +298,11 @@
           </w:tcPr>
           <w:p>
             <w:r>
-              <w:t>33</w:t>
+              <w:rPr>
+                <w:b/>
+                <w:bCs/>
+              </w:rPr>
+              <w:t>43</w:t>
             </w:r>
           </w:p>
         </w:tc>
@@ -355,7 +359,11 @@
           </w:tcPr>
           <w:p>
             <w:r>
-              <w:t>167</w:t>
+              <w:rPr>
+                <w:b/>
+                <w:bCs/>
+              </w:rPr>
+              <w:t>157</w:t>
             </w:r>
           </w:p>
         </w:tc>
@@ -412,7 +420,11 @@
           </w:tcPr>
           <w:p>
             <w:r>
-              <w:t>16.5%</w:t>
+              <w:rPr>
+                <w:b/>
+                <w:bCs/>
+              </w:rPr>
+              <w:t>21.5%</w:t>
             </w:r>
           </w:p>
         </w:tc>
@@ -563,7 +575,7 @@
           </w:tcPr>
           <w:p>
             <w:r>
-              <w:t>33</w:t>
+              <w:t>26</w:t>
             </w:r>
           </w:p>
         </w:tc>
@@ -620,7 +632,11 @@
           </w:tcPr>
           <w:p>
             <w:r>
-              <w:t>0</w:t>
+              <w:rPr>
+                <w:b/>
+                <w:bCs/>
+              </w:rPr>
+              <w:t>17</w:t>
             </w:r>
           </w:p>
         </w:tc>
@@ -830,7 +846,7 @@
                 <w:b/>
                 <w:bCs/>
               </w:rPr>
-              <w:t>Pattern</w:t>
+              <w:t>Pattern Title</w:t>
             </w:r>
           </w:p>
         </w:tc>
@@ -3547,6 +3563,857 @@
           <w:p>
             <w:r>
               <w:t>6</w:t>
+            </w:r>
+          </w:p>
+        </w:tc>
+      </w:tr>
+      <w:tr>
+        <w:trPr>
+          <w:tblCellSpacing w:w="15" w:type="dxa"/>
+        </w:trPr>
+        <w:tc>
+          <w:tcPr>
+            <w:tcW w:w="0" w:type="auto"/>
+            <w:tcBorders>
+              <w:top w:val="single" w:sz="6" w:space="0" w:color="C4C7C5"/>
+              <w:left w:val="single" w:sz="6" w:space="0" w:color="C4C7C5"/>
+              <w:bottom w:val="single" w:sz="6" w:space="0" w:color="C4C7C5"/>
+              <w:right w:val="single" w:sz="6" w:space="0" w:color="C4C7C5"/>
+            </w:tcBorders>
+            <w:tcMar>
+              <w:top w:w="120" w:type="dxa"/>
+              <w:left w:w="180" w:type="dxa"/>
+              <w:bottom w:w="120" w:type="dxa"/>
+              <w:right w:w="180" w:type="dxa"/>
+            </w:tcMar>
+            <w:vAlign w:val="center"/>
+            <w:hideMark/>
+          </w:tcPr>
+          <w:p>
+            <w:r>
+              <w:rPr>
+                <w:b/>
+                <w:bCs/>
+              </w:rPr>
+              <w:lastRenderedPageBreak/>
+              <w:t>PAT-034</w:t>
+            </w:r>
+          </w:p>
+        </w:tc>
+        <w:tc>
+          <w:tcPr>
+            <w:tcW w:w="0" w:type="auto"/>
+            <w:tcBorders>
+              <w:top w:val="single" w:sz="6" w:space="0" w:color="C4C7C5"/>
+              <w:left w:val="single" w:sz="6" w:space="0" w:color="C4C7C5"/>
+              <w:bottom w:val="single" w:sz="6" w:space="0" w:color="C4C7C5"/>
+              <w:right w:val="single" w:sz="6" w:space="0" w:color="C4C7C5"/>
+            </w:tcBorders>
+            <w:tcMar>
+              <w:top w:w="120" w:type="dxa"/>
+              <w:left w:w="180" w:type="dxa"/>
+              <w:bottom w:w="120" w:type="dxa"/>
+              <w:right w:w="180" w:type="dxa"/>
+            </w:tcMar>
+            <w:vAlign w:val="center"/>
+            <w:hideMark/>
+          </w:tcPr>
+          <w:p>
+            <w:r>
+              <w:t>Digital Trust Formation</w:t>
+            </w:r>
+          </w:p>
+        </w:tc>
+        <w:tc>
+          <w:tcPr>
+            <w:tcW w:w="0" w:type="auto"/>
+            <w:tcBorders>
+              <w:top w:val="single" w:sz="6" w:space="0" w:color="C4C7C5"/>
+              <w:left w:val="single" w:sz="6" w:space="0" w:color="C4C7C5"/>
+              <w:bottom w:val="single" w:sz="6" w:space="0" w:color="C4C7C5"/>
+              <w:right w:val="single" w:sz="6" w:space="0" w:color="C4C7C5"/>
+            </w:tcBorders>
+            <w:tcMar>
+              <w:top w:w="120" w:type="dxa"/>
+              <w:left w:w="180" w:type="dxa"/>
+              <w:bottom w:w="120" w:type="dxa"/>
+              <w:right w:w="180" w:type="dxa"/>
+            </w:tcMar>
+            <w:vAlign w:val="center"/>
+            <w:hideMark/>
+          </w:tcPr>
+          <w:p>
+            <w:r>
+              <w:rPr>
+                <w:b/>
+                <w:bCs/>
+              </w:rPr>
+              <w:t>8</w:t>
+            </w:r>
+          </w:p>
+        </w:tc>
+      </w:tr>
+      <w:tr>
+        <w:trPr>
+          <w:tblCellSpacing w:w="15" w:type="dxa"/>
+        </w:trPr>
+        <w:tc>
+          <w:tcPr>
+            <w:tcW w:w="0" w:type="auto"/>
+            <w:tcBorders>
+              <w:top w:val="single" w:sz="6" w:space="0" w:color="C4C7C5"/>
+              <w:left w:val="single" w:sz="6" w:space="0" w:color="C4C7C5"/>
+              <w:bottom w:val="single" w:sz="6" w:space="0" w:color="C4C7C5"/>
+              <w:right w:val="single" w:sz="6" w:space="0" w:color="C4C7C5"/>
+            </w:tcBorders>
+            <w:tcMar>
+              <w:top w:w="120" w:type="dxa"/>
+              <w:left w:w="180" w:type="dxa"/>
+              <w:bottom w:w="120" w:type="dxa"/>
+              <w:right w:w="180" w:type="dxa"/>
+            </w:tcMar>
+            <w:vAlign w:val="center"/>
+            <w:hideMark/>
+          </w:tcPr>
+          <w:p>
+            <w:r>
+              <w:rPr>
+                <w:b/>
+                <w:bCs/>
+              </w:rPr>
+              <w:t>PAT-035</w:t>
+            </w:r>
+          </w:p>
+        </w:tc>
+        <w:tc>
+          <w:tcPr>
+            <w:tcW w:w="0" w:type="auto"/>
+            <w:tcBorders>
+              <w:top w:val="single" w:sz="6" w:space="0" w:color="C4C7C5"/>
+              <w:left w:val="single" w:sz="6" w:space="0" w:color="C4C7C5"/>
+              <w:bottom w:val="single" w:sz="6" w:space="0" w:color="C4C7C5"/>
+              <w:right w:val="single" w:sz="6" w:space="0" w:color="C4C7C5"/>
+            </w:tcBorders>
+            <w:tcMar>
+              <w:top w:w="120" w:type="dxa"/>
+              <w:left w:w="180" w:type="dxa"/>
+              <w:bottom w:w="120" w:type="dxa"/>
+              <w:right w:w="180" w:type="dxa"/>
+            </w:tcMar>
+            <w:vAlign w:val="center"/>
+            <w:hideMark/>
+          </w:tcPr>
+          <w:p>
+            <w:r>
+              <w:t>Information Discovery</w:t>
+            </w:r>
+          </w:p>
+        </w:tc>
+        <w:tc>
+          <w:tcPr>
+            <w:tcW w:w="0" w:type="auto"/>
+            <w:tcBorders>
+              <w:top w:val="single" w:sz="6" w:space="0" w:color="C4C7C5"/>
+              <w:left w:val="single" w:sz="6" w:space="0" w:color="C4C7C5"/>
+              <w:bottom w:val="single" w:sz="6" w:space="0" w:color="C4C7C5"/>
+              <w:right w:val="single" w:sz="6" w:space="0" w:color="C4C7C5"/>
+            </w:tcBorders>
+            <w:tcMar>
+              <w:top w:w="120" w:type="dxa"/>
+              <w:left w:w="180" w:type="dxa"/>
+              <w:bottom w:w="120" w:type="dxa"/>
+              <w:right w:w="180" w:type="dxa"/>
+            </w:tcMar>
+            <w:vAlign w:val="center"/>
+            <w:hideMark/>
+          </w:tcPr>
+          <w:p>
+            <w:r>
+              <w:rPr>
+                <w:b/>
+                <w:bCs/>
+              </w:rPr>
+              <w:t>8</w:t>
+            </w:r>
+          </w:p>
+        </w:tc>
+      </w:tr>
+      <w:tr>
+        <w:trPr>
+          <w:tblCellSpacing w:w="15" w:type="dxa"/>
+        </w:trPr>
+        <w:tc>
+          <w:tcPr>
+            <w:tcW w:w="0" w:type="auto"/>
+            <w:tcBorders>
+              <w:top w:val="single" w:sz="6" w:space="0" w:color="C4C7C5"/>
+              <w:left w:val="single" w:sz="6" w:space="0" w:color="C4C7C5"/>
+              <w:bottom w:val="single" w:sz="6" w:space="0" w:color="C4C7C5"/>
+              <w:right w:val="single" w:sz="6" w:space="0" w:color="C4C7C5"/>
+            </w:tcBorders>
+            <w:tcMar>
+              <w:top w:w="120" w:type="dxa"/>
+              <w:left w:w="180" w:type="dxa"/>
+              <w:bottom w:w="120" w:type="dxa"/>
+              <w:right w:w="180" w:type="dxa"/>
+            </w:tcMar>
+            <w:vAlign w:val="center"/>
+            <w:hideMark/>
+          </w:tcPr>
+          <w:p>
+            <w:r>
+              <w:rPr>
+                <w:b/>
+                <w:bCs/>
+              </w:rPr>
+              <w:t>PAT-036</w:t>
+            </w:r>
+          </w:p>
+        </w:tc>
+        <w:tc>
+          <w:tcPr>
+            <w:tcW w:w="0" w:type="auto"/>
+            <w:tcBorders>
+              <w:top w:val="single" w:sz="6" w:space="0" w:color="C4C7C5"/>
+              <w:left w:val="single" w:sz="6" w:space="0" w:color="C4C7C5"/>
+              <w:bottom w:val="single" w:sz="6" w:space="0" w:color="C4C7C5"/>
+              <w:right w:val="single" w:sz="6" w:space="0" w:color="C4C7C5"/>
+            </w:tcBorders>
+            <w:tcMar>
+              <w:top w:w="120" w:type="dxa"/>
+              <w:left w:w="180" w:type="dxa"/>
+              <w:bottom w:w="120" w:type="dxa"/>
+              <w:right w:w="180" w:type="dxa"/>
+            </w:tcMar>
+            <w:vAlign w:val="center"/>
+            <w:hideMark/>
+          </w:tcPr>
+          <w:p>
+            <w:r>
+              <w:t>Interface Inconsistency</w:t>
+            </w:r>
+          </w:p>
+        </w:tc>
+        <w:tc>
+          <w:tcPr>
+            <w:tcW w:w="0" w:type="auto"/>
+            <w:tcBorders>
+              <w:top w:val="single" w:sz="6" w:space="0" w:color="C4C7C5"/>
+              <w:left w:val="single" w:sz="6" w:space="0" w:color="C4C7C5"/>
+              <w:bottom w:val="single" w:sz="6" w:space="0" w:color="C4C7C5"/>
+              <w:right w:val="single" w:sz="6" w:space="0" w:color="C4C7C5"/>
+            </w:tcBorders>
+            <w:tcMar>
+              <w:top w:w="120" w:type="dxa"/>
+              <w:left w:w="180" w:type="dxa"/>
+              <w:bottom w:w="120" w:type="dxa"/>
+              <w:right w:w="180" w:type="dxa"/>
+            </w:tcMar>
+            <w:vAlign w:val="center"/>
+            <w:hideMark/>
+          </w:tcPr>
+          <w:p>
+            <w:r>
+              <w:rPr>
+                <w:b/>
+                <w:bCs/>
+              </w:rPr>
+              <w:t>6</w:t>
+            </w:r>
+          </w:p>
+        </w:tc>
+      </w:tr>
+      <w:tr>
+        <w:trPr>
+          <w:tblCellSpacing w:w="15" w:type="dxa"/>
+        </w:trPr>
+        <w:tc>
+          <w:tcPr>
+            <w:tcW w:w="0" w:type="auto"/>
+            <w:tcBorders>
+              <w:top w:val="single" w:sz="6" w:space="0" w:color="C4C7C5"/>
+              <w:left w:val="single" w:sz="6" w:space="0" w:color="C4C7C5"/>
+              <w:bottom w:val="single" w:sz="6" w:space="0" w:color="C4C7C5"/>
+              <w:right w:val="single" w:sz="6" w:space="0" w:color="C4C7C5"/>
+            </w:tcBorders>
+            <w:tcMar>
+              <w:top w:w="120" w:type="dxa"/>
+              <w:left w:w="180" w:type="dxa"/>
+              <w:bottom w:w="120" w:type="dxa"/>
+              <w:right w:w="180" w:type="dxa"/>
+            </w:tcMar>
+            <w:vAlign w:val="center"/>
+            <w:hideMark/>
+          </w:tcPr>
+          <w:p>
+            <w:r>
+              <w:rPr>
+                <w:b/>
+                <w:bCs/>
+              </w:rPr>
+              <w:t>PAT-037</w:t>
+            </w:r>
+          </w:p>
+        </w:tc>
+        <w:tc>
+          <w:tcPr>
+            <w:tcW w:w="0" w:type="auto"/>
+            <w:tcBorders>
+              <w:top w:val="single" w:sz="6" w:space="0" w:color="C4C7C5"/>
+              <w:left w:val="single" w:sz="6" w:space="0" w:color="C4C7C5"/>
+              <w:bottom w:val="single" w:sz="6" w:space="0" w:color="C4C7C5"/>
+              <w:right w:val="single" w:sz="6" w:space="0" w:color="C4C7C5"/>
+            </w:tcBorders>
+            <w:tcMar>
+              <w:top w:w="120" w:type="dxa"/>
+              <w:left w:w="180" w:type="dxa"/>
+              <w:bottom w:w="120" w:type="dxa"/>
+              <w:right w:w="180" w:type="dxa"/>
+            </w:tcMar>
+            <w:vAlign w:val="center"/>
+            <w:hideMark/>
+          </w:tcPr>
+          <w:p>
+            <w:r>
+              <w:t>Digital Identity Fragmentation</w:t>
+            </w:r>
+          </w:p>
+        </w:tc>
+        <w:tc>
+          <w:tcPr>
+            <w:tcW w:w="0" w:type="auto"/>
+            <w:tcBorders>
+              <w:top w:val="single" w:sz="6" w:space="0" w:color="C4C7C5"/>
+              <w:left w:val="single" w:sz="6" w:space="0" w:color="C4C7C5"/>
+              <w:bottom w:val="single" w:sz="6" w:space="0" w:color="C4C7C5"/>
+              <w:right w:val="single" w:sz="6" w:space="0" w:color="C4C7C5"/>
+            </w:tcBorders>
+            <w:tcMar>
+              <w:top w:w="120" w:type="dxa"/>
+              <w:left w:w="180" w:type="dxa"/>
+              <w:bottom w:w="120" w:type="dxa"/>
+              <w:right w:w="180" w:type="dxa"/>
+            </w:tcMar>
+            <w:vAlign w:val="center"/>
+            <w:hideMark/>
+          </w:tcPr>
+          <w:p>
+            <w:r>
+              <w:rPr>
+                <w:b/>
+                <w:bCs/>
+              </w:rPr>
+              <w:t>6</w:t>
+            </w:r>
+          </w:p>
+        </w:tc>
+      </w:tr>
+      <w:tr>
+        <w:trPr>
+          <w:tblCellSpacing w:w="15" w:type="dxa"/>
+        </w:trPr>
+        <w:tc>
+          <w:tcPr>
+            <w:tcW w:w="0" w:type="auto"/>
+            <w:tcBorders>
+              <w:top w:val="single" w:sz="6" w:space="0" w:color="C4C7C5"/>
+              <w:left w:val="single" w:sz="6" w:space="0" w:color="C4C7C5"/>
+              <w:bottom w:val="single" w:sz="6" w:space="0" w:color="C4C7C5"/>
+              <w:right w:val="single" w:sz="6" w:space="0" w:color="C4C7C5"/>
+            </w:tcBorders>
+            <w:tcMar>
+              <w:top w:w="120" w:type="dxa"/>
+              <w:left w:w="180" w:type="dxa"/>
+              <w:bottom w:w="120" w:type="dxa"/>
+              <w:right w:w="180" w:type="dxa"/>
+            </w:tcMar>
+            <w:vAlign w:val="center"/>
+            <w:hideMark/>
+          </w:tcPr>
+          <w:p>
+            <w:r>
+              <w:rPr>
+                <w:b/>
+                <w:bCs/>
+              </w:rPr>
+              <w:t>PAT-038</w:t>
+            </w:r>
+          </w:p>
+        </w:tc>
+        <w:tc>
+          <w:tcPr>
+            <w:tcW w:w="0" w:type="auto"/>
+            <w:tcBorders>
+              <w:top w:val="single" w:sz="6" w:space="0" w:color="C4C7C5"/>
+              <w:left w:val="single" w:sz="6" w:space="0" w:color="C4C7C5"/>
+              <w:bottom w:val="single" w:sz="6" w:space="0" w:color="C4C7C5"/>
+              <w:right w:val="single" w:sz="6" w:space="0" w:color="C4C7C5"/>
+            </w:tcBorders>
+            <w:tcMar>
+              <w:top w:w="120" w:type="dxa"/>
+              <w:left w:w="180" w:type="dxa"/>
+              <w:bottom w:w="120" w:type="dxa"/>
+              <w:right w:w="180" w:type="dxa"/>
+            </w:tcMar>
+            <w:vAlign w:val="center"/>
+            <w:hideMark/>
+          </w:tcPr>
+          <w:p>
+            <w:r>
+              <w:t>Context Switching</w:t>
+            </w:r>
+          </w:p>
+        </w:tc>
+        <w:tc>
+          <w:tcPr>
+            <w:tcW w:w="0" w:type="auto"/>
+            <w:tcBorders>
+              <w:top w:val="single" w:sz="6" w:space="0" w:color="C4C7C5"/>
+              <w:left w:val="single" w:sz="6" w:space="0" w:color="C4C7C5"/>
+              <w:bottom w:val="single" w:sz="6" w:space="0" w:color="C4C7C5"/>
+              <w:right w:val="single" w:sz="6" w:space="0" w:color="C4C7C5"/>
+            </w:tcBorders>
+            <w:tcMar>
+              <w:top w:w="120" w:type="dxa"/>
+              <w:left w:w="180" w:type="dxa"/>
+              <w:bottom w:w="120" w:type="dxa"/>
+              <w:right w:w="180" w:type="dxa"/>
+            </w:tcMar>
+            <w:vAlign w:val="center"/>
+            <w:hideMark/>
+          </w:tcPr>
+          <w:p>
+            <w:r>
+              <w:rPr>
+                <w:b/>
+                <w:bCs/>
+              </w:rPr>
+              <w:t>7</w:t>
+            </w:r>
+          </w:p>
+        </w:tc>
+      </w:tr>
+      <w:tr>
+        <w:trPr>
+          <w:tblCellSpacing w:w="15" w:type="dxa"/>
+        </w:trPr>
+        <w:tc>
+          <w:tcPr>
+            <w:tcW w:w="0" w:type="auto"/>
+            <w:tcBorders>
+              <w:top w:val="single" w:sz="6" w:space="0" w:color="C4C7C5"/>
+              <w:left w:val="single" w:sz="6" w:space="0" w:color="C4C7C5"/>
+              <w:bottom w:val="single" w:sz="6" w:space="0" w:color="C4C7C5"/>
+              <w:right w:val="single" w:sz="6" w:space="0" w:color="C4C7C5"/>
+            </w:tcBorders>
+            <w:tcMar>
+              <w:top w:w="120" w:type="dxa"/>
+              <w:left w:w="180" w:type="dxa"/>
+              <w:bottom w:w="120" w:type="dxa"/>
+              <w:right w:w="180" w:type="dxa"/>
+            </w:tcMar>
+            <w:vAlign w:val="center"/>
+            <w:hideMark/>
+          </w:tcPr>
+          <w:p>
+            <w:r>
+              <w:rPr>
+                <w:b/>
+                <w:bCs/>
+              </w:rPr>
+              <w:t>PAT-039</w:t>
+            </w:r>
+          </w:p>
+        </w:tc>
+        <w:tc>
+          <w:tcPr>
+            <w:tcW w:w="0" w:type="auto"/>
+            <w:tcBorders>
+              <w:top w:val="single" w:sz="6" w:space="0" w:color="C4C7C5"/>
+              <w:left w:val="single" w:sz="6" w:space="0" w:color="C4C7C5"/>
+              <w:bottom w:val="single" w:sz="6" w:space="0" w:color="C4C7C5"/>
+              <w:right w:val="single" w:sz="6" w:space="0" w:color="C4C7C5"/>
+            </w:tcBorders>
+            <w:tcMar>
+              <w:top w:w="120" w:type="dxa"/>
+              <w:left w:w="180" w:type="dxa"/>
+              <w:bottom w:w="120" w:type="dxa"/>
+              <w:right w:w="180" w:type="dxa"/>
+            </w:tcMar>
+            <w:vAlign w:val="center"/>
+            <w:hideMark/>
+          </w:tcPr>
+          <w:p>
+            <w:r>
+              <w:t>Digital Memory Dependency</w:t>
+            </w:r>
+          </w:p>
+        </w:tc>
+        <w:tc>
+          <w:tcPr>
+            <w:tcW w:w="0" w:type="auto"/>
+            <w:tcBorders>
+              <w:top w:val="single" w:sz="6" w:space="0" w:color="C4C7C5"/>
+              <w:left w:val="single" w:sz="6" w:space="0" w:color="C4C7C5"/>
+              <w:bottom w:val="single" w:sz="6" w:space="0" w:color="C4C7C5"/>
+              <w:right w:val="single" w:sz="6" w:space="0" w:color="C4C7C5"/>
+            </w:tcBorders>
+            <w:tcMar>
+              <w:top w:w="120" w:type="dxa"/>
+              <w:left w:w="180" w:type="dxa"/>
+              <w:bottom w:w="120" w:type="dxa"/>
+              <w:right w:w="180" w:type="dxa"/>
+            </w:tcMar>
+            <w:vAlign w:val="center"/>
+            <w:hideMark/>
+          </w:tcPr>
+          <w:p>
+            <w:r>
+              <w:rPr>
+                <w:b/>
+                <w:bCs/>
+              </w:rPr>
+              <w:t>6</w:t>
+            </w:r>
+          </w:p>
+        </w:tc>
+      </w:tr>
+      <w:tr>
+        <w:trPr>
+          <w:tblCellSpacing w:w="15" w:type="dxa"/>
+        </w:trPr>
+        <w:tc>
+          <w:tcPr>
+            <w:tcW w:w="0" w:type="auto"/>
+            <w:tcBorders>
+              <w:top w:val="single" w:sz="6" w:space="0" w:color="C4C7C5"/>
+              <w:left w:val="single" w:sz="6" w:space="0" w:color="C4C7C5"/>
+              <w:bottom w:val="single" w:sz="6" w:space="0" w:color="C4C7C5"/>
+              <w:right w:val="single" w:sz="6" w:space="0" w:color="C4C7C5"/>
+            </w:tcBorders>
+            <w:tcMar>
+              <w:top w:w="120" w:type="dxa"/>
+              <w:left w:w="180" w:type="dxa"/>
+              <w:bottom w:w="120" w:type="dxa"/>
+              <w:right w:w="180" w:type="dxa"/>
+            </w:tcMar>
+            <w:vAlign w:val="center"/>
+            <w:hideMark/>
+          </w:tcPr>
+          <w:p>
+            <w:r>
+              <w:rPr>
+                <w:b/>
+                <w:bCs/>
+              </w:rPr>
+              <w:t>PAT-040</w:t>
+            </w:r>
+          </w:p>
+        </w:tc>
+        <w:tc>
+          <w:tcPr>
+            <w:tcW w:w="0" w:type="auto"/>
+            <w:tcBorders>
+              <w:top w:val="single" w:sz="6" w:space="0" w:color="C4C7C5"/>
+              <w:left w:val="single" w:sz="6" w:space="0" w:color="C4C7C5"/>
+              <w:bottom w:val="single" w:sz="6" w:space="0" w:color="C4C7C5"/>
+              <w:right w:val="single" w:sz="6" w:space="0" w:color="C4C7C5"/>
+            </w:tcBorders>
+            <w:tcMar>
+              <w:top w:w="120" w:type="dxa"/>
+              <w:left w:w="180" w:type="dxa"/>
+              <w:bottom w:w="120" w:type="dxa"/>
+              <w:right w:w="180" w:type="dxa"/>
+            </w:tcMar>
+            <w:vAlign w:val="center"/>
+            <w:hideMark/>
+          </w:tcPr>
+          <w:p>
+            <w:r>
+              <w:t>Session Continuity</w:t>
+            </w:r>
+          </w:p>
+        </w:tc>
+        <w:tc>
+          <w:tcPr>
+            <w:tcW w:w="0" w:type="auto"/>
+            <w:tcBorders>
+              <w:top w:val="single" w:sz="6" w:space="0" w:color="C4C7C5"/>
+              <w:left w:val="single" w:sz="6" w:space="0" w:color="C4C7C5"/>
+              <w:bottom w:val="single" w:sz="6" w:space="0" w:color="C4C7C5"/>
+              <w:right w:val="single" w:sz="6" w:space="0" w:color="C4C7C5"/>
+            </w:tcBorders>
+            <w:tcMar>
+              <w:top w:w="120" w:type="dxa"/>
+              <w:left w:w="180" w:type="dxa"/>
+              <w:bottom w:w="120" w:type="dxa"/>
+              <w:right w:w="180" w:type="dxa"/>
+            </w:tcMar>
+            <w:vAlign w:val="center"/>
+            <w:hideMark/>
+          </w:tcPr>
+          <w:p>
+            <w:r>
+              <w:rPr>
+                <w:b/>
+                <w:bCs/>
+              </w:rPr>
+              <w:t>3</w:t>
+            </w:r>
+          </w:p>
+        </w:tc>
+      </w:tr>
+      <w:tr>
+        <w:trPr>
+          <w:tblCellSpacing w:w="15" w:type="dxa"/>
+        </w:trPr>
+        <w:tc>
+          <w:tcPr>
+            <w:tcW w:w="0" w:type="auto"/>
+            <w:tcBorders>
+              <w:top w:val="single" w:sz="6" w:space="0" w:color="C4C7C5"/>
+              <w:left w:val="single" w:sz="6" w:space="0" w:color="C4C7C5"/>
+              <w:bottom w:val="single" w:sz="6" w:space="0" w:color="C4C7C5"/>
+              <w:right w:val="single" w:sz="6" w:space="0" w:color="C4C7C5"/>
+            </w:tcBorders>
+            <w:tcMar>
+              <w:top w:w="120" w:type="dxa"/>
+              <w:left w:w="180" w:type="dxa"/>
+              <w:bottom w:w="120" w:type="dxa"/>
+              <w:right w:w="180" w:type="dxa"/>
+            </w:tcMar>
+            <w:vAlign w:val="center"/>
+            <w:hideMark/>
+          </w:tcPr>
+          <w:p>
+            <w:r>
+              <w:rPr>
+                <w:b/>
+                <w:bCs/>
+              </w:rPr>
+              <w:t>PAT-041</w:t>
+            </w:r>
+          </w:p>
+        </w:tc>
+        <w:tc>
+          <w:tcPr>
+            <w:tcW w:w="0" w:type="auto"/>
+            <w:tcBorders>
+              <w:top w:val="single" w:sz="6" w:space="0" w:color="C4C7C5"/>
+              <w:left w:val="single" w:sz="6" w:space="0" w:color="C4C7C5"/>
+              <w:bottom w:val="single" w:sz="6" w:space="0" w:color="C4C7C5"/>
+              <w:right w:val="single" w:sz="6" w:space="0" w:color="C4C7C5"/>
+            </w:tcBorders>
+            <w:tcMar>
+              <w:top w:w="120" w:type="dxa"/>
+              <w:left w:w="180" w:type="dxa"/>
+              <w:bottom w:w="120" w:type="dxa"/>
+              <w:right w:w="180" w:type="dxa"/>
+            </w:tcMar>
+            <w:vAlign w:val="center"/>
+            <w:hideMark/>
+          </w:tcPr>
+          <w:p>
+            <w:r>
+              <w:t>Cross-System Dependency</w:t>
+            </w:r>
+          </w:p>
+        </w:tc>
+        <w:tc>
+          <w:tcPr>
+            <w:tcW w:w="0" w:type="auto"/>
+            <w:tcBorders>
+              <w:top w:val="single" w:sz="6" w:space="0" w:color="C4C7C5"/>
+              <w:left w:val="single" w:sz="6" w:space="0" w:color="C4C7C5"/>
+              <w:bottom w:val="single" w:sz="6" w:space="0" w:color="C4C7C5"/>
+              <w:right w:val="single" w:sz="6" w:space="0" w:color="C4C7C5"/>
+            </w:tcBorders>
+            <w:tcMar>
+              <w:top w:w="120" w:type="dxa"/>
+              <w:left w:w="180" w:type="dxa"/>
+              <w:bottom w:w="120" w:type="dxa"/>
+              <w:right w:w="180" w:type="dxa"/>
+            </w:tcMar>
+            <w:vAlign w:val="center"/>
+            <w:hideMark/>
+          </w:tcPr>
+          <w:p>
+            <w:r>
+              <w:rPr>
+                <w:b/>
+                <w:bCs/>
+              </w:rPr>
+              <w:t>5</w:t>
+            </w:r>
+          </w:p>
+        </w:tc>
+      </w:tr>
+      <w:tr>
+        <w:trPr>
+          <w:tblCellSpacing w:w="15" w:type="dxa"/>
+        </w:trPr>
+        <w:tc>
+          <w:tcPr>
+            <w:tcW w:w="0" w:type="auto"/>
+            <w:tcBorders>
+              <w:top w:val="single" w:sz="6" w:space="0" w:color="C4C7C5"/>
+              <w:left w:val="single" w:sz="6" w:space="0" w:color="C4C7C5"/>
+              <w:bottom w:val="single" w:sz="6" w:space="0" w:color="C4C7C5"/>
+              <w:right w:val="single" w:sz="6" w:space="0" w:color="C4C7C5"/>
+            </w:tcBorders>
+            <w:tcMar>
+              <w:top w:w="120" w:type="dxa"/>
+              <w:left w:w="180" w:type="dxa"/>
+              <w:bottom w:w="120" w:type="dxa"/>
+              <w:right w:w="180" w:type="dxa"/>
+            </w:tcMar>
+            <w:vAlign w:val="center"/>
+            <w:hideMark/>
+          </w:tcPr>
+          <w:p>
+            <w:r>
+              <w:rPr>
+                <w:b/>
+                <w:bCs/>
+              </w:rPr>
+              <w:t>PAT-042</w:t>
+            </w:r>
+          </w:p>
+        </w:tc>
+        <w:tc>
+          <w:tcPr>
+            <w:tcW w:w="0" w:type="auto"/>
+            <w:tcBorders>
+              <w:top w:val="single" w:sz="6" w:space="0" w:color="C4C7C5"/>
+              <w:left w:val="single" w:sz="6" w:space="0" w:color="C4C7C5"/>
+              <w:bottom w:val="single" w:sz="6" w:space="0" w:color="C4C7C5"/>
+              <w:right w:val="single" w:sz="6" w:space="0" w:color="C4C7C5"/>
+            </w:tcBorders>
+            <w:tcMar>
+              <w:top w:w="120" w:type="dxa"/>
+              <w:left w:w="180" w:type="dxa"/>
+              <w:bottom w:w="120" w:type="dxa"/>
+              <w:right w:w="180" w:type="dxa"/>
+            </w:tcMar>
+            <w:vAlign w:val="center"/>
+            <w:hideMark/>
+          </w:tcPr>
+          <w:p>
+            <w:r>
+              <w:t>Digital Privacy Awareness</w:t>
+            </w:r>
+          </w:p>
+        </w:tc>
+        <w:tc>
+          <w:tcPr>
+            <w:tcW w:w="0" w:type="auto"/>
+            <w:tcBorders>
+              <w:top w:val="single" w:sz="6" w:space="0" w:color="C4C7C5"/>
+              <w:left w:val="single" w:sz="6" w:space="0" w:color="C4C7C5"/>
+              <w:bottom w:val="single" w:sz="6" w:space="0" w:color="C4C7C5"/>
+              <w:right w:val="single" w:sz="6" w:space="0" w:color="C4C7C5"/>
+            </w:tcBorders>
+            <w:tcMar>
+              <w:top w:w="120" w:type="dxa"/>
+              <w:left w:w="180" w:type="dxa"/>
+              <w:bottom w:w="120" w:type="dxa"/>
+              <w:right w:w="180" w:type="dxa"/>
+            </w:tcMar>
+            <w:vAlign w:val="center"/>
+            <w:hideMark/>
+          </w:tcPr>
+          <w:p>
+            <w:r>
+              <w:rPr>
+                <w:b/>
+                <w:bCs/>
+              </w:rPr>
+              <w:t>7</w:t>
+            </w:r>
+          </w:p>
+        </w:tc>
+      </w:tr>
+      <w:tr>
+        <w:trPr>
+          <w:tblCellSpacing w:w="15" w:type="dxa"/>
+        </w:trPr>
+        <w:tc>
+          <w:tcPr>
+            <w:tcW w:w="0" w:type="auto"/>
+            <w:tcBorders>
+              <w:top w:val="single" w:sz="6" w:space="0" w:color="C4C7C5"/>
+              <w:left w:val="single" w:sz="6" w:space="0" w:color="C4C7C5"/>
+              <w:bottom w:val="single" w:sz="6" w:space="0" w:color="C4C7C5"/>
+              <w:right w:val="single" w:sz="6" w:space="0" w:color="C4C7C5"/>
+            </w:tcBorders>
+            <w:tcMar>
+              <w:top w:w="120" w:type="dxa"/>
+              <w:left w:w="180" w:type="dxa"/>
+              <w:bottom w:w="120" w:type="dxa"/>
+              <w:right w:w="180" w:type="dxa"/>
+            </w:tcMar>
+            <w:vAlign w:val="center"/>
+            <w:hideMark/>
+          </w:tcPr>
+          <w:p>
+            <w:r>
+              <w:rPr>
+                <w:b/>
+                <w:bCs/>
+              </w:rPr>
+              <w:t>PAT-043</w:t>
+            </w:r>
+          </w:p>
+        </w:tc>
+        <w:tc>
+          <w:tcPr>
+            <w:tcW w:w="0" w:type="auto"/>
+            <w:tcBorders>
+              <w:top w:val="single" w:sz="6" w:space="0" w:color="C4C7C5"/>
+              <w:left w:val="single" w:sz="6" w:space="0" w:color="C4C7C5"/>
+              <w:bottom w:val="single" w:sz="6" w:space="0" w:color="C4C7C5"/>
+              <w:right w:val="single" w:sz="6" w:space="0" w:color="C4C7C5"/>
+            </w:tcBorders>
+            <w:tcMar>
+              <w:top w:w="120" w:type="dxa"/>
+              <w:left w:w="180" w:type="dxa"/>
+              <w:bottom w:w="120" w:type="dxa"/>
+              <w:right w:w="180" w:type="dxa"/>
+            </w:tcMar>
+            <w:vAlign w:val="center"/>
+            <w:hideMark/>
+          </w:tcPr>
+          <w:p>
+            <w:r>
+              <w:t>Web Ecosystem Complexity</w:t>
+            </w:r>
+          </w:p>
+        </w:tc>
+        <w:tc>
+          <w:tcPr>
+            <w:tcW w:w="0" w:type="auto"/>
+            <w:tcBorders>
+              <w:top w:val="single" w:sz="6" w:space="0" w:color="C4C7C5"/>
+              <w:left w:val="single" w:sz="6" w:space="0" w:color="C4C7C5"/>
+              <w:bottom w:val="single" w:sz="6" w:space="0" w:color="C4C7C5"/>
+              <w:right w:val="single" w:sz="6" w:space="0" w:color="C4C7C5"/>
+            </w:tcBorders>
+            <w:tcMar>
+              <w:top w:w="120" w:type="dxa"/>
+              <w:left w:w="180" w:type="dxa"/>
+              <w:bottom w:w="120" w:type="dxa"/>
+              <w:right w:w="180" w:type="dxa"/>
+            </w:tcMar>
+            <w:vAlign w:val="center"/>
+            <w:hideMark/>
+          </w:tcPr>
+          <w:p>
+            <w:r>
+              <w:rPr>
+                <w:b/>
+                <w:bCs/>
+              </w:rPr>
+              <w:t>4</w:t>
             </w:r>
           </w:p>
         </w:tc>
@@ -3564,7 +4431,6 @@
           <w:b/>
           <w:bCs/>
         </w:rPr>
-        <w:lastRenderedPageBreak/>
         <w:t>Repository Records</w:t>
       </w:r>
     </w:p>
@@ -3582,7 +4448,7 @@
       </w:tblPr>
       <w:tblGrid>
         <w:gridCol w:w="3750"/>
-        <w:gridCol w:w="3457"/>
+        <w:gridCol w:w="5164"/>
       </w:tblGrid>
       <w:tr>
         <w:trPr>
@@ -3613,6 +4479,7 @@
                 <w:b/>
                 <w:bCs/>
               </w:rPr>
+              <w:lastRenderedPageBreak/>
               <w:t>Record</w:t>
             </w:r>
           </w:p>
@@ -3926,7 +4793,7 @@
           </w:tcPr>
           <w:p>
             <w:r>
-              <w:t>PAT-002, PAT-018 &amp; PAT-019</w:t>
+              <w:t>PAT-002, PAT-018, PAT-019, PAT-034 &amp; PAT-035</w:t>
             </w:r>
           </w:p>
         </w:tc>
@@ -4040,7 +4907,11 @@
           </w:tcPr>
           <w:p>
             <w:r>
-              <w:t>214</w:t>
+              <w:rPr>
+                <w:b/>
+                <w:bCs/>
+              </w:rPr>
+              <w:t>277</w:t>
             </w:r>
           </w:p>
         </w:tc>
@@ -4154,7 +5025,11 @@
           </w:tcPr>
           <w:p>
             <w:r>
-              <w:t>6</w:t>
+              <w:rPr>
+                <w:b/>
+                <w:bCs/>
+              </w:rPr>
+              <w:t>7</w:t>
             </w:r>
           </w:p>
         </w:tc>
@@ -4211,144 +5086,16 @@
           </w:tcPr>
           <w:p>
             <w:r>
-              <w:t>33</w:t>
+              <w:rPr>
+                <w:b/>
+                <w:bCs/>
+              </w:rPr>
+              <w:t>43</w:t>
             </w:r>
           </w:p>
         </w:tc>
       </w:tr>
     </w:tbl>
-    <w:p>
-      <w:r>
-        <w:rPr>
-          <w:b/>
-          <w:bCs/>
-        </w:rPr>
-        <w:t>Evidence Calculation:</w:t>
-      </w:r>
-    </w:p>
-    <w:p>
-      <m:oMathPara>
-        <m:oMath>
-          <m:r>
-            <w:rPr>
-              <w:rFonts w:ascii="Cambria Math" w:hAnsi="Cambria Math"/>
-            </w:rPr>
-            <m:t>178</m:t>
-          </m:r>
-          <m:r>
-            <m:rPr>
-              <m:nor/>
-            </m:rPr>
-            <m:t> (Previous Links)</m:t>
-          </m:r>
-          <m:r>
-            <w:rPr>
-              <w:rFonts w:ascii="Cambria Math" w:hAnsi="Cambria Math"/>
-            </w:rPr>
-            <m:t>+5</m:t>
-          </m:r>
-          <m:r>
-            <m:rPr>
-              <m:nor/>
-            </m:rPr>
-            <m:t> (PAT-027)</m:t>
-          </m:r>
-          <m:r>
-            <w:rPr>
-              <w:rFonts w:ascii="Cambria Math" w:hAnsi="Cambria Math"/>
-            </w:rPr>
-            <m:t>+4</m:t>
-          </m:r>
-          <m:r>
-            <m:rPr>
-              <m:nor/>
-            </m:rPr>
-            <m:t> (PAT-028)</m:t>
-          </m:r>
-          <m:r>
-            <w:rPr>
-              <w:rFonts w:ascii="Cambria Math" w:hAnsi="Cambria Math"/>
-            </w:rPr>
-            <m:t>+5</m:t>
-          </m:r>
-          <m:r>
-            <m:rPr>
-              <m:nor/>
-            </m:rPr>
-            <m:t> (PAT-029)</m:t>
-          </m:r>
-          <m:r>
-            <w:rPr>
-              <w:rFonts w:ascii="Cambria Math" w:hAnsi="Cambria Math"/>
-            </w:rPr>
-            <m:t>+6</m:t>
-          </m:r>
-          <m:r>
-            <m:rPr>
-              <m:nor/>
-            </m:rPr>
-            <m:t> (PAT-030)</m:t>
-          </m:r>
-          <m:r>
-            <w:rPr>
-              <w:rFonts w:ascii="Cambria Math" w:hAnsi="Cambria Math"/>
-            </w:rPr>
-            <m:t>+5</m:t>
-          </m:r>
-          <m:r>
-            <m:rPr>
-              <m:nor/>
-            </m:rPr>
-            <m:t> (PAT-031)</m:t>
-          </m:r>
-          <m:r>
-            <w:rPr>
-              <w:rFonts w:ascii="Cambria Math" w:hAnsi="Cambria Math"/>
-            </w:rPr>
-            <m:t>+5</m:t>
-          </m:r>
-          <m:r>
-            <m:rPr>
-              <m:nor/>
-            </m:rPr>
-            <m:t> (PAT-032)</m:t>
-          </m:r>
-          <m:r>
-            <w:rPr>
-              <w:rFonts w:ascii="Cambria Math" w:hAnsi="Cambria Math"/>
-            </w:rPr>
-            <m:t>+6</m:t>
-          </m:r>
-          <m:r>
-            <m:rPr>
-              <m:nor/>
-            </m:rPr>
-            <m:t> (PAT-033)</m:t>
-          </m:r>
-          <m:r>
-            <w:rPr>
-              <w:rFonts w:ascii="Cambria Math" w:hAnsi="Cambria Math"/>
-            </w:rPr>
-            <m:t>=</m:t>
-          </m:r>
-          <m:r>
-            <m:rPr>
-              <m:sty m:val="b"/>
-            </m:rPr>
-            <w:rPr>
-              <w:rFonts w:ascii="Cambria Math" w:hAnsi="Cambria Math"/>
-            </w:rPr>
-            <m:t>214</m:t>
-          </m:r>
-          <m:r>
-            <m:rPr>
-              <m:nor/>
-            </m:rPr>
-            <m:t> Evidence Links</m:t>
-          </m:r>
-        </m:oMath>
-      </m:oMathPara>
-    </w:p>
     <w:p>
       <w:pPr>
         <w:rPr>
@@ -4509,40 +5256,39 @@
           </w:tcPr>
           <w:p>
             <w:r>
-              <w:t>33</w:t>
-            </w:r>
-          </w:p>
-        </w:tc>
-      </w:tr>
-      <w:tr>
-        <w:trPr>
-          <w:tblCellSpacing w:w="15" w:type="dxa"/>
-        </w:trPr>
-        <w:tc>
-          <w:tcPr>
-            <w:tcW w:w="0" w:type="auto"/>
-            <w:tcBorders>
-              <w:top w:val="single" w:sz="6" w:space="0" w:color="C4C7C5"/>
-              <w:left w:val="single" w:sz="6" w:space="0" w:color="C4C7C5"/>
-              <w:bottom w:val="single" w:sz="6" w:space="0" w:color="C4C7C5"/>
-              <w:right w:val="single" w:sz="6" w:space="0" w:color="C4C7C5"/>
-            </w:tcBorders>
-            <w:tcMar>
-              <w:top w:w="120" w:type="dxa"/>
-              <w:left w:w="180" w:type="dxa"/>
-              <w:bottom w:w="120" w:type="dxa"/>
-              <w:right w:w="180" w:type="dxa"/>
-            </w:tcMar>
-            <w:vAlign w:val="center"/>
-            <w:hideMark/>
-          </w:tcPr>
-          <w:p>
-            <w:r>
-              <w:rPr>
-                <w:b/>
-                <w:bCs/>
-              </w:rPr>
-              <w:lastRenderedPageBreak/>
+              <w:t>26</w:t>
+            </w:r>
+          </w:p>
+        </w:tc>
+      </w:tr>
+      <w:tr>
+        <w:trPr>
+          <w:tblCellSpacing w:w="15" w:type="dxa"/>
+        </w:trPr>
+        <w:tc>
+          <w:tcPr>
+            <w:tcW w:w="0" w:type="auto"/>
+            <w:tcBorders>
+              <w:top w:val="single" w:sz="6" w:space="0" w:color="C4C7C5"/>
+              <w:left w:val="single" w:sz="6" w:space="0" w:color="C4C7C5"/>
+              <w:bottom w:val="single" w:sz="6" w:space="0" w:color="C4C7C5"/>
+              <w:right w:val="single" w:sz="6" w:space="0" w:color="C4C7C5"/>
+            </w:tcBorders>
+            <w:tcMar>
+              <w:top w:w="120" w:type="dxa"/>
+              <w:left w:w="180" w:type="dxa"/>
+              <w:bottom w:w="120" w:type="dxa"/>
+              <w:right w:w="180" w:type="dxa"/>
+            </w:tcMar>
+            <w:vAlign w:val="center"/>
+            <w:hideMark/>
+          </w:tcPr>
+          <w:p>
+            <w:r>
+              <w:rPr>
+                <w:b/>
+                <w:bCs/>
+              </w:rPr>
               <w:t>Under Validation</w:t>
             </w:r>
           </w:p>
@@ -4624,7 +5370,11 @@
           </w:tcPr>
           <w:p>
             <w:r>
-              <w:t>0</w:t>
+              <w:rPr>
+                <w:b/>
+                <w:bCs/>
+              </w:rPr>
+              <w:t>17</w:t>
             </w:r>
           </w:p>
         </w:tc>
@@ -4699,6 +5449,7 @@
           <w:b/>
           <w:bCs/>
         </w:rPr>
+        <w:lastRenderedPageBreak/>
         <w:t>Pattern Distribution by Category</w:t>
       </w:r>
     </w:p>
@@ -5124,31 +5875,39 @@
           </w:tcPr>
           <w:p>
             <w:r>
-              <w:t>1</w:t>
-            </w:r>
-          </w:p>
-        </w:tc>
-        <w:tc>
-          <w:tcPr>
-            <w:tcW w:w="0" w:type="auto"/>
-            <w:tcBorders>
-              <w:top w:val="single" w:sz="6" w:space="0" w:color="C4C7C5"/>
-              <w:left w:val="single" w:sz="6" w:space="0" w:color="C4C7C5"/>
-              <w:bottom w:val="single" w:sz="6" w:space="0" w:color="C4C7C5"/>
-              <w:right w:val="single" w:sz="6" w:space="0" w:color="C4C7C5"/>
-            </w:tcBorders>
-            <w:tcMar>
-              <w:top w:w="120" w:type="dxa"/>
-              <w:left w:w="180" w:type="dxa"/>
-              <w:bottom w:w="120" w:type="dxa"/>
-              <w:right w:w="180" w:type="dxa"/>
-            </w:tcMar>
-            <w:vAlign w:val="center"/>
-            <w:hideMark/>
-          </w:tcPr>
-          <w:p>
-            <w:r>
-              <w:t>7</w:t>
+              <w:rPr>
+                <w:b/>
+                <w:bCs/>
+              </w:rPr>
+              <w:t>2</w:t>
+            </w:r>
+          </w:p>
+        </w:tc>
+        <w:tc>
+          <w:tcPr>
+            <w:tcW w:w="0" w:type="auto"/>
+            <w:tcBorders>
+              <w:top w:val="single" w:sz="6" w:space="0" w:color="C4C7C5"/>
+              <w:left w:val="single" w:sz="6" w:space="0" w:color="C4C7C5"/>
+              <w:bottom w:val="single" w:sz="6" w:space="0" w:color="C4C7C5"/>
+              <w:right w:val="single" w:sz="6" w:space="0" w:color="C4C7C5"/>
+            </w:tcBorders>
+            <w:tcMar>
+              <w:top w:w="120" w:type="dxa"/>
+              <w:left w:w="180" w:type="dxa"/>
+              <w:bottom w:w="120" w:type="dxa"/>
+              <w:right w:w="180" w:type="dxa"/>
+            </w:tcMar>
+            <w:vAlign w:val="center"/>
+            <w:hideMark/>
+          </w:tcPr>
+          <w:p>
+            <w:r>
+              <w:rPr>
+                <w:b/>
+                <w:bCs/>
+              </w:rPr>
+              <w:t>17</w:t>
             </w:r>
           </w:p>
         </w:tc>
@@ -5949,7 +6708,6 @@
                 <w:b/>
                 <w:bCs/>
               </w:rPr>
-              <w:lastRenderedPageBreak/>
               <w:t>Metric</w:t>
             </w:r>
           </w:p>
@@ -6206,7 +6964,11 @@
           </w:tcPr>
           <w:p>
             <w:r>
-              <w:t>6</w:t>
+              <w:rPr>
+                <w:b/>
+                <w:bCs/>
+              </w:rPr>
+              <w:t>7</w:t>
             </w:r>
           </w:p>
         </w:tc>
@@ -6224,6 +6986,7 @@
           <w:b/>
           <w:bCs/>
         </w:rPr>
+        <w:lastRenderedPageBreak/>
         <w:t>Milestones &amp; Roadmap</w:t>
       </w:r>
     </w:p>
@@ -6257,7 +7020,7 @@
       <w:tblGrid>
         <w:gridCol w:w="2529"/>
         <w:gridCol w:w="1371"/>
-        <w:gridCol w:w="1600"/>
+        <w:gridCol w:w="1644"/>
       </w:tblGrid>
       <w:tr>
         <w:trPr>
@@ -6401,7 +7164,7 @@
           </w:tcPr>
           <w:p>
             <w:r>
-              <w:t>33 / 25</w:t>
+              <w:t>43 / 25</w:t>
             </w:r>
           </w:p>
         </w:tc>
@@ -6482,30 +7245,38 @@
           </w:tcPr>
           <w:p>
             <w:r>
-              <w:t>33 / 50</w:t>
-            </w:r>
-          </w:p>
-        </w:tc>
-        <w:tc>
-          <w:tcPr>
-            <w:tcW w:w="0" w:type="auto"/>
-            <w:tcBorders>
-              <w:top w:val="single" w:sz="6" w:space="0" w:color="C4C7C5"/>
-              <w:left w:val="single" w:sz="6" w:space="0" w:color="C4C7C5"/>
-              <w:bottom w:val="single" w:sz="6" w:space="0" w:color="C4C7C5"/>
-              <w:right w:val="single" w:sz="6" w:space="0" w:color="C4C7C5"/>
-            </w:tcBorders>
-            <w:tcMar>
-              <w:top w:w="120" w:type="dxa"/>
-              <w:left w:w="180" w:type="dxa"/>
-              <w:bottom w:w="120" w:type="dxa"/>
-              <w:right w:w="180" w:type="dxa"/>
-            </w:tcMar>
-            <w:vAlign w:val="center"/>
-            <w:hideMark/>
-          </w:tcPr>
-          <w:p>
-            <w:r>
+              <w:rPr>
+                <w:b/>
+                <w:bCs/>
+              </w:rPr>
+              <w:t>43 / 50</w:t>
+            </w:r>
+          </w:p>
+        </w:tc>
+        <w:tc>
+          <w:tcPr>
+            <w:tcW w:w="0" w:type="auto"/>
+            <w:tcBorders>
+              <w:top w:val="single" w:sz="6" w:space="0" w:color="C4C7C5"/>
+              <w:left w:val="single" w:sz="6" w:space="0" w:color="C4C7C5"/>
+              <w:bottom w:val="single" w:sz="6" w:space="0" w:color="C4C7C5"/>
+              <w:right w:val="single" w:sz="6" w:space="0" w:color="C4C7C5"/>
+            </w:tcBorders>
+            <w:tcMar>
+              <w:top w:w="120" w:type="dxa"/>
+              <w:left w:w="180" w:type="dxa"/>
+              <w:bottom w:w="120" w:type="dxa"/>
+              <w:right w:w="180" w:type="dxa"/>
+            </w:tcMar>
+            <w:vAlign w:val="center"/>
+            <w:hideMark/>
+          </w:tcPr>
+          <w:p>
+            <w:r>
+              <w:rPr>
+                <w:b/>
+                <w:bCs/>
+              </w:rPr>
               <w:t>In Progress</w:t>
             </w:r>
           </w:p>
@@ -6563,7 +7334,7 @@
           </w:tcPr>
           <w:p>
             <w:r>
-              <w:t>33 / 100</w:t>
+              <w:t>43 / 100</w:t>
             </w:r>
           </w:p>
         </w:tc>
@@ -6644,7 +7415,7 @@
           </w:tcPr>
           <w:p>
             <w:r>
-              <w:t>33 / 150</w:t>
+              <w:t>43 / 150</w:t>
             </w:r>
           </w:p>
         </w:tc>
@@ -6725,7 +7496,7 @@
           </w:tcPr>
           <w:p>
             <w:r>
-              <w:t>33 / 200</w:t>
+              <w:t>43 / 200</w:t>
             </w:r>
           </w:p>
         </w:tc>
@@ -6785,7 +7556,7 @@
       <w:tblGrid>
         <w:gridCol w:w="2051"/>
         <w:gridCol w:w="3297"/>
-        <w:gridCol w:w="1557"/>
+        <w:gridCol w:w="1504"/>
         <w:gridCol w:w="1390"/>
       </w:tblGrid>
       <w:tr>
@@ -7192,31 +7963,564 @@
           </w:tcPr>
           <w:p>
             <w:r>
-              <w:t>In Progress</w:t>
-            </w:r>
-          </w:p>
-        </w:tc>
-        <w:tc>
-          <w:tcPr>
-            <w:tcW w:w="0" w:type="auto"/>
-            <w:tcBorders>
-              <w:top w:val="single" w:sz="6" w:space="0" w:color="C4C7C5"/>
-              <w:left w:val="single" w:sz="6" w:space="0" w:color="C4C7C5"/>
-              <w:bottom w:val="single" w:sz="6" w:space="0" w:color="C4C7C5"/>
-              <w:right w:val="single" w:sz="6" w:space="0" w:color="C4C7C5"/>
-            </w:tcBorders>
-            <w:tcMar>
-              <w:top w:w="120" w:type="dxa"/>
-              <w:left w:w="180" w:type="dxa"/>
-              <w:bottom w:w="120" w:type="dxa"/>
-              <w:right w:w="180" w:type="dxa"/>
-            </w:tcMar>
-            <w:vAlign w:val="center"/>
-            <w:hideMark/>
-          </w:tcPr>
-          <w:p>
-            <w:r>
-              <w:t>1</w:t>
+              <w:rPr>
+                <w:b/>
+                <w:bCs/>
+              </w:rPr>
+              <w:t>Complete</w:t>
+            </w:r>
+          </w:p>
+        </w:tc>
+        <w:tc>
+          <w:tcPr>
+            <w:tcW w:w="0" w:type="auto"/>
+            <w:tcBorders>
+              <w:top w:val="single" w:sz="6" w:space="0" w:color="C4C7C5"/>
+              <w:left w:val="single" w:sz="6" w:space="0" w:color="C4C7C5"/>
+              <w:bottom w:val="single" w:sz="6" w:space="0" w:color="C4C7C5"/>
+              <w:right w:val="single" w:sz="6" w:space="0" w:color="C4C7C5"/>
+            </w:tcBorders>
+            <w:tcMar>
+              <w:top w:w="120" w:type="dxa"/>
+              <w:left w:w="180" w:type="dxa"/>
+              <w:bottom w:w="120" w:type="dxa"/>
+              <w:right w:w="180" w:type="dxa"/>
+            </w:tcMar>
+            <w:vAlign w:val="center"/>
+            <w:hideMark/>
+          </w:tcPr>
+          <w:p>
+            <w:r>
+              <w:rPr>
+                <w:b/>
+                <w:bCs/>
+              </w:rPr>
+              <w:t>2</w:t>
+            </w:r>
+          </w:p>
+        </w:tc>
+      </w:tr>
+      <w:tr>
+        <w:trPr>
+          <w:tblCellSpacing w:w="15" w:type="dxa"/>
+        </w:trPr>
+        <w:tc>
+          <w:tcPr>
+            <w:tcW w:w="0" w:type="auto"/>
+            <w:tcBorders>
+              <w:top w:val="single" w:sz="6" w:space="0" w:color="C4C7C5"/>
+              <w:left w:val="single" w:sz="6" w:space="0" w:color="C4C7C5"/>
+              <w:bottom w:val="single" w:sz="6" w:space="0" w:color="C4C7C5"/>
+              <w:right w:val="single" w:sz="6" w:space="0" w:color="C4C7C5"/>
+            </w:tcBorders>
+            <w:tcMar>
+              <w:top w:w="120" w:type="dxa"/>
+              <w:left w:w="180" w:type="dxa"/>
+              <w:bottom w:w="120" w:type="dxa"/>
+              <w:right w:w="180" w:type="dxa"/>
+            </w:tcMar>
+            <w:vAlign w:val="center"/>
+            <w:hideMark/>
+          </w:tcPr>
+          <w:p>
+            <w:r>
+              <w:rPr>
+                <w:b/>
+                <w:bCs/>
+              </w:rPr>
+              <w:t>KI</w:t>
+            </w:r>
+          </w:p>
+        </w:tc>
+        <w:tc>
+          <w:tcPr>
+            <w:tcW w:w="0" w:type="auto"/>
+            <w:tcBorders>
+              <w:top w:val="single" w:sz="6" w:space="0" w:color="C4C7C5"/>
+              <w:left w:val="single" w:sz="6" w:space="0" w:color="C4C7C5"/>
+              <w:bottom w:val="single" w:sz="6" w:space="0" w:color="C4C7C5"/>
+              <w:right w:val="single" w:sz="6" w:space="0" w:color="C4C7C5"/>
+            </w:tcBorders>
+            <w:tcMar>
+              <w:top w:w="120" w:type="dxa"/>
+              <w:left w:w="180" w:type="dxa"/>
+              <w:bottom w:w="120" w:type="dxa"/>
+              <w:right w:w="180" w:type="dxa"/>
+            </w:tcMar>
+            <w:vAlign w:val="center"/>
+            <w:hideMark/>
+          </w:tcPr>
+          <w:p>
+            <w:r>
+              <w:t>Keyboard &amp; Input</w:t>
+            </w:r>
+          </w:p>
+        </w:tc>
+        <w:tc>
+          <w:tcPr>
+            <w:tcW w:w="0" w:type="auto"/>
+            <w:tcBorders>
+              <w:top w:val="single" w:sz="6" w:space="0" w:color="C4C7C5"/>
+              <w:left w:val="single" w:sz="6" w:space="0" w:color="C4C7C5"/>
+              <w:bottom w:val="single" w:sz="6" w:space="0" w:color="C4C7C5"/>
+              <w:right w:val="single" w:sz="6" w:space="0" w:color="C4C7C5"/>
+            </w:tcBorders>
+            <w:tcMar>
+              <w:top w:w="120" w:type="dxa"/>
+              <w:left w:w="180" w:type="dxa"/>
+              <w:bottom w:w="120" w:type="dxa"/>
+              <w:right w:w="180" w:type="dxa"/>
+            </w:tcMar>
+            <w:vAlign w:val="center"/>
+            <w:hideMark/>
+          </w:tcPr>
+          <w:p>
+            <w:r>
+              <w:t>Planned</w:t>
+            </w:r>
+          </w:p>
+        </w:tc>
+        <w:tc>
+          <w:tcPr>
+            <w:tcW w:w="0" w:type="auto"/>
+            <w:tcBorders>
+              <w:top w:val="single" w:sz="6" w:space="0" w:color="C4C7C5"/>
+              <w:left w:val="single" w:sz="6" w:space="0" w:color="C4C7C5"/>
+              <w:bottom w:val="single" w:sz="6" w:space="0" w:color="C4C7C5"/>
+              <w:right w:val="single" w:sz="6" w:space="0" w:color="C4C7C5"/>
+            </w:tcBorders>
+            <w:tcMar>
+              <w:top w:w="120" w:type="dxa"/>
+              <w:left w:w="180" w:type="dxa"/>
+              <w:bottom w:w="120" w:type="dxa"/>
+              <w:right w:w="180" w:type="dxa"/>
+            </w:tcMar>
+            <w:vAlign w:val="center"/>
+            <w:hideMark/>
+          </w:tcPr>
+          <w:p>
+            <w:r>
+              <w:t>—</w:t>
+            </w:r>
+          </w:p>
+        </w:tc>
+      </w:tr>
+      <w:tr>
+        <w:trPr>
+          <w:tblCellSpacing w:w="15" w:type="dxa"/>
+        </w:trPr>
+        <w:tc>
+          <w:tcPr>
+            <w:tcW w:w="0" w:type="auto"/>
+            <w:tcBorders>
+              <w:top w:val="single" w:sz="6" w:space="0" w:color="C4C7C5"/>
+              <w:left w:val="single" w:sz="6" w:space="0" w:color="C4C7C5"/>
+              <w:bottom w:val="single" w:sz="6" w:space="0" w:color="C4C7C5"/>
+              <w:right w:val="single" w:sz="6" w:space="0" w:color="C4C7C5"/>
+            </w:tcBorders>
+            <w:tcMar>
+              <w:top w:w="120" w:type="dxa"/>
+              <w:left w:w="180" w:type="dxa"/>
+              <w:bottom w:w="120" w:type="dxa"/>
+              <w:right w:w="180" w:type="dxa"/>
+            </w:tcMar>
+            <w:vAlign w:val="center"/>
+            <w:hideMark/>
+          </w:tcPr>
+          <w:p>
+            <w:r>
+              <w:rPr>
+                <w:b/>
+                <w:bCs/>
+              </w:rPr>
+              <w:t>DW</w:t>
+            </w:r>
+          </w:p>
+        </w:tc>
+        <w:tc>
+          <w:tcPr>
+            <w:tcW w:w="0" w:type="auto"/>
+            <w:tcBorders>
+              <w:top w:val="single" w:sz="6" w:space="0" w:color="C4C7C5"/>
+              <w:left w:val="single" w:sz="6" w:space="0" w:color="C4C7C5"/>
+              <w:bottom w:val="single" w:sz="6" w:space="0" w:color="C4C7C5"/>
+              <w:right w:val="single" w:sz="6" w:space="0" w:color="C4C7C5"/>
+            </w:tcBorders>
+            <w:tcMar>
+              <w:top w:w="120" w:type="dxa"/>
+              <w:left w:w="180" w:type="dxa"/>
+              <w:bottom w:w="120" w:type="dxa"/>
+              <w:right w:w="180" w:type="dxa"/>
+            </w:tcMar>
+            <w:vAlign w:val="center"/>
+            <w:hideMark/>
+          </w:tcPr>
+          <w:p>
+            <w:r>
+              <w:t>Desktop Workspace</w:t>
+            </w:r>
+          </w:p>
+        </w:tc>
+        <w:tc>
+          <w:tcPr>
+            <w:tcW w:w="0" w:type="auto"/>
+            <w:tcBorders>
+              <w:top w:val="single" w:sz="6" w:space="0" w:color="C4C7C5"/>
+              <w:left w:val="single" w:sz="6" w:space="0" w:color="C4C7C5"/>
+              <w:bottom w:val="single" w:sz="6" w:space="0" w:color="C4C7C5"/>
+              <w:right w:val="single" w:sz="6" w:space="0" w:color="C4C7C5"/>
+            </w:tcBorders>
+            <w:tcMar>
+              <w:top w:w="120" w:type="dxa"/>
+              <w:left w:w="180" w:type="dxa"/>
+              <w:bottom w:w="120" w:type="dxa"/>
+              <w:right w:w="180" w:type="dxa"/>
+            </w:tcMar>
+            <w:vAlign w:val="center"/>
+            <w:hideMark/>
+          </w:tcPr>
+          <w:p>
+            <w:r>
+              <w:t>Planned</w:t>
+            </w:r>
+          </w:p>
+        </w:tc>
+        <w:tc>
+          <w:tcPr>
+            <w:tcW w:w="0" w:type="auto"/>
+            <w:tcBorders>
+              <w:top w:val="single" w:sz="6" w:space="0" w:color="C4C7C5"/>
+              <w:left w:val="single" w:sz="6" w:space="0" w:color="C4C7C5"/>
+              <w:bottom w:val="single" w:sz="6" w:space="0" w:color="C4C7C5"/>
+              <w:right w:val="single" w:sz="6" w:space="0" w:color="C4C7C5"/>
+            </w:tcBorders>
+            <w:tcMar>
+              <w:top w:w="120" w:type="dxa"/>
+              <w:left w:w="180" w:type="dxa"/>
+              <w:bottom w:w="120" w:type="dxa"/>
+              <w:right w:w="180" w:type="dxa"/>
+            </w:tcMar>
+            <w:vAlign w:val="center"/>
+            <w:hideMark/>
+          </w:tcPr>
+          <w:p>
+            <w:r>
+              <w:t>—</w:t>
+            </w:r>
+          </w:p>
+        </w:tc>
+      </w:tr>
+      <w:tr>
+        <w:trPr>
+          <w:tblCellSpacing w:w="15" w:type="dxa"/>
+        </w:trPr>
+        <w:tc>
+          <w:tcPr>
+            <w:tcW w:w="0" w:type="auto"/>
+            <w:tcBorders>
+              <w:top w:val="single" w:sz="6" w:space="0" w:color="C4C7C5"/>
+              <w:left w:val="single" w:sz="6" w:space="0" w:color="C4C7C5"/>
+              <w:bottom w:val="single" w:sz="6" w:space="0" w:color="C4C7C5"/>
+              <w:right w:val="single" w:sz="6" w:space="0" w:color="C4C7C5"/>
+            </w:tcBorders>
+            <w:tcMar>
+              <w:top w:w="120" w:type="dxa"/>
+              <w:left w:w="180" w:type="dxa"/>
+              <w:bottom w:w="120" w:type="dxa"/>
+              <w:right w:w="180" w:type="dxa"/>
+            </w:tcMar>
+            <w:vAlign w:val="center"/>
+            <w:hideMark/>
+          </w:tcPr>
+          <w:p>
+            <w:r>
+              <w:rPr>
+                <w:b/>
+                <w:bCs/>
+              </w:rPr>
+              <w:t>AU</w:t>
+            </w:r>
+          </w:p>
+        </w:tc>
+        <w:tc>
+          <w:tcPr>
+            <w:tcW w:w="0" w:type="auto"/>
+            <w:tcBorders>
+              <w:top w:val="single" w:sz="6" w:space="0" w:color="C4C7C5"/>
+              <w:left w:val="single" w:sz="6" w:space="0" w:color="C4C7C5"/>
+              <w:bottom w:val="single" w:sz="6" w:space="0" w:color="C4C7C5"/>
+              <w:right w:val="single" w:sz="6" w:space="0" w:color="C4C7C5"/>
+            </w:tcBorders>
+            <w:tcMar>
+              <w:top w:w="120" w:type="dxa"/>
+              <w:left w:w="180" w:type="dxa"/>
+              <w:bottom w:w="120" w:type="dxa"/>
+              <w:right w:w="180" w:type="dxa"/>
+            </w:tcMar>
+            <w:vAlign w:val="center"/>
+            <w:hideMark/>
+          </w:tcPr>
+          <w:p>
+            <w:r>
+              <w:t>Authentication &amp; Forms</w:t>
+            </w:r>
+          </w:p>
+        </w:tc>
+        <w:tc>
+          <w:tcPr>
+            <w:tcW w:w="0" w:type="auto"/>
+            <w:tcBorders>
+              <w:top w:val="single" w:sz="6" w:space="0" w:color="C4C7C5"/>
+              <w:left w:val="single" w:sz="6" w:space="0" w:color="C4C7C5"/>
+              <w:bottom w:val="single" w:sz="6" w:space="0" w:color="C4C7C5"/>
+              <w:right w:val="single" w:sz="6" w:space="0" w:color="C4C7C5"/>
+            </w:tcBorders>
+            <w:tcMar>
+              <w:top w:w="120" w:type="dxa"/>
+              <w:left w:w="180" w:type="dxa"/>
+              <w:bottom w:w="120" w:type="dxa"/>
+              <w:right w:w="180" w:type="dxa"/>
+            </w:tcMar>
+            <w:vAlign w:val="center"/>
+            <w:hideMark/>
+          </w:tcPr>
+          <w:p>
+            <w:r>
+              <w:t>Planned</w:t>
+            </w:r>
+          </w:p>
+        </w:tc>
+        <w:tc>
+          <w:tcPr>
+            <w:tcW w:w="0" w:type="auto"/>
+            <w:tcBorders>
+              <w:top w:val="single" w:sz="6" w:space="0" w:color="C4C7C5"/>
+              <w:left w:val="single" w:sz="6" w:space="0" w:color="C4C7C5"/>
+              <w:bottom w:val="single" w:sz="6" w:space="0" w:color="C4C7C5"/>
+              <w:right w:val="single" w:sz="6" w:space="0" w:color="C4C7C5"/>
+            </w:tcBorders>
+            <w:tcMar>
+              <w:top w:w="120" w:type="dxa"/>
+              <w:left w:w="180" w:type="dxa"/>
+              <w:bottom w:w="120" w:type="dxa"/>
+              <w:right w:w="180" w:type="dxa"/>
+            </w:tcMar>
+            <w:vAlign w:val="center"/>
+            <w:hideMark/>
+          </w:tcPr>
+          <w:p>
+            <w:r>
+              <w:t>—</w:t>
+            </w:r>
+          </w:p>
+        </w:tc>
+      </w:tr>
+      <w:tr>
+        <w:trPr>
+          <w:tblCellSpacing w:w="15" w:type="dxa"/>
+        </w:trPr>
+        <w:tc>
+          <w:tcPr>
+            <w:tcW w:w="0" w:type="auto"/>
+            <w:tcBorders>
+              <w:top w:val="single" w:sz="6" w:space="0" w:color="C4C7C5"/>
+              <w:left w:val="single" w:sz="6" w:space="0" w:color="C4C7C5"/>
+              <w:bottom w:val="single" w:sz="6" w:space="0" w:color="C4C7C5"/>
+              <w:right w:val="single" w:sz="6" w:space="0" w:color="C4C7C5"/>
+            </w:tcBorders>
+            <w:tcMar>
+              <w:top w:w="120" w:type="dxa"/>
+              <w:left w:w="180" w:type="dxa"/>
+              <w:bottom w:w="120" w:type="dxa"/>
+              <w:right w:w="180" w:type="dxa"/>
+            </w:tcMar>
+            <w:vAlign w:val="center"/>
+            <w:hideMark/>
+          </w:tcPr>
+          <w:p>
+            <w:r>
+              <w:rPr>
+                <w:b/>
+                <w:bCs/>
+              </w:rPr>
+              <w:t>NT</w:t>
+            </w:r>
+          </w:p>
+        </w:tc>
+        <w:tc>
+          <w:tcPr>
+            <w:tcW w:w="0" w:type="auto"/>
+            <w:tcBorders>
+              <w:top w:val="single" w:sz="6" w:space="0" w:color="C4C7C5"/>
+              <w:left w:val="single" w:sz="6" w:space="0" w:color="C4C7C5"/>
+              <w:bottom w:val="single" w:sz="6" w:space="0" w:color="C4C7C5"/>
+              <w:right w:val="single" w:sz="6" w:space="0" w:color="C4C7C5"/>
+            </w:tcBorders>
+            <w:tcMar>
+              <w:top w:w="120" w:type="dxa"/>
+              <w:left w:w="180" w:type="dxa"/>
+              <w:bottom w:w="120" w:type="dxa"/>
+              <w:right w:w="180" w:type="dxa"/>
+            </w:tcMar>
+            <w:vAlign w:val="center"/>
+            <w:hideMark/>
+          </w:tcPr>
+          <w:p>
+            <w:r>
+              <w:t>Notifications</w:t>
+            </w:r>
+          </w:p>
+        </w:tc>
+        <w:tc>
+          <w:tcPr>
+            <w:tcW w:w="0" w:type="auto"/>
+            <w:tcBorders>
+              <w:top w:val="single" w:sz="6" w:space="0" w:color="C4C7C5"/>
+              <w:left w:val="single" w:sz="6" w:space="0" w:color="C4C7C5"/>
+              <w:bottom w:val="single" w:sz="6" w:space="0" w:color="C4C7C5"/>
+              <w:right w:val="single" w:sz="6" w:space="0" w:color="C4C7C5"/>
+            </w:tcBorders>
+            <w:tcMar>
+              <w:top w:w="120" w:type="dxa"/>
+              <w:left w:w="180" w:type="dxa"/>
+              <w:bottom w:w="120" w:type="dxa"/>
+              <w:right w:w="180" w:type="dxa"/>
+            </w:tcMar>
+            <w:vAlign w:val="center"/>
+            <w:hideMark/>
+          </w:tcPr>
+          <w:p>
+            <w:r>
+              <w:t>Planned</w:t>
+            </w:r>
+          </w:p>
+        </w:tc>
+        <w:tc>
+          <w:tcPr>
+            <w:tcW w:w="0" w:type="auto"/>
+            <w:tcBorders>
+              <w:top w:val="single" w:sz="6" w:space="0" w:color="C4C7C5"/>
+              <w:left w:val="single" w:sz="6" w:space="0" w:color="C4C7C5"/>
+              <w:bottom w:val="single" w:sz="6" w:space="0" w:color="C4C7C5"/>
+              <w:right w:val="single" w:sz="6" w:space="0" w:color="C4C7C5"/>
+            </w:tcBorders>
+            <w:tcMar>
+              <w:top w:w="120" w:type="dxa"/>
+              <w:left w:w="180" w:type="dxa"/>
+              <w:bottom w:w="120" w:type="dxa"/>
+              <w:right w:w="180" w:type="dxa"/>
+            </w:tcMar>
+            <w:vAlign w:val="center"/>
+            <w:hideMark/>
+          </w:tcPr>
+          <w:p>
+            <w:r>
+              <w:t>—</w:t>
+            </w:r>
+          </w:p>
+        </w:tc>
+      </w:tr>
+      <w:tr>
+        <w:trPr>
+          <w:tblCellSpacing w:w="15" w:type="dxa"/>
+        </w:trPr>
+        <w:tc>
+          <w:tcPr>
+            <w:tcW w:w="0" w:type="auto"/>
+            <w:tcBorders>
+              <w:top w:val="single" w:sz="6" w:space="0" w:color="C4C7C5"/>
+              <w:left w:val="single" w:sz="6" w:space="0" w:color="C4C7C5"/>
+              <w:bottom w:val="single" w:sz="6" w:space="0" w:color="C4C7C5"/>
+              <w:right w:val="single" w:sz="6" w:space="0" w:color="C4C7C5"/>
+            </w:tcBorders>
+            <w:tcMar>
+              <w:top w:w="120" w:type="dxa"/>
+              <w:left w:w="180" w:type="dxa"/>
+              <w:bottom w:w="120" w:type="dxa"/>
+              <w:right w:w="180" w:type="dxa"/>
+            </w:tcMar>
+            <w:vAlign w:val="center"/>
+            <w:hideMark/>
+          </w:tcPr>
+          <w:p>
+            <w:r>
+              <w:rPr>
+                <w:b/>
+                <w:bCs/>
+              </w:rPr>
+              <w:t>LE</w:t>
+            </w:r>
+          </w:p>
+        </w:tc>
+        <w:tc>
+          <w:tcPr>
+            <w:tcW w:w="0" w:type="auto"/>
+            <w:tcBorders>
+              <w:top w:val="single" w:sz="6" w:space="0" w:color="C4C7C5"/>
+              <w:left w:val="single" w:sz="6" w:space="0" w:color="C4C7C5"/>
+              <w:bottom w:val="single" w:sz="6" w:space="0" w:color="C4C7C5"/>
+              <w:right w:val="single" w:sz="6" w:space="0" w:color="C4C7C5"/>
+            </w:tcBorders>
+            <w:tcMar>
+              <w:top w:w="120" w:type="dxa"/>
+              <w:left w:w="180" w:type="dxa"/>
+              <w:bottom w:w="120" w:type="dxa"/>
+              <w:right w:w="180" w:type="dxa"/>
+            </w:tcMar>
+            <w:vAlign w:val="center"/>
+            <w:hideMark/>
+          </w:tcPr>
+          <w:p>
+            <w:r>
+              <w:t>Learning</w:t>
+            </w:r>
+          </w:p>
+        </w:tc>
+        <w:tc>
+          <w:tcPr>
+            <w:tcW w:w="0" w:type="auto"/>
+            <w:tcBorders>
+              <w:top w:val="single" w:sz="6" w:space="0" w:color="C4C7C5"/>
+              <w:left w:val="single" w:sz="6" w:space="0" w:color="C4C7C5"/>
+              <w:bottom w:val="single" w:sz="6" w:space="0" w:color="C4C7C5"/>
+              <w:right w:val="single" w:sz="6" w:space="0" w:color="C4C7C5"/>
+            </w:tcBorders>
+            <w:tcMar>
+              <w:top w:w="120" w:type="dxa"/>
+              <w:left w:w="180" w:type="dxa"/>
+              <w:bottom w:w="120" w:type="dxa"/>
+              <w:right w:w="180" w:type="dxa"/>
+            </w:tcMar>
+            <w:vAlign w:val="center"/>
+            <w:hideMark/>
+          </w:tcPr>
+          <w:p>
+            <w:r>
+              <w:t>Planned</w:t>
+            </w:r>
+          </w:p>
+        </w:tc>
+        <w:tc>
+          <w:tcPr>
+            <w:tcW w:w="0" w:type="auto"/>
+            <w:tcBorders>
+              <w:top w:val="single" w:sz="6" w:space="0" w:color="C4C7C5"/>
+              <w:left w:val="single" w:sz="6" w:space="0" w:color="C4C7C5"/>
+              <w:bottom w:val="single" w:sz="6" w:space="0" w:color="C4C7C5"/>
+              <w:right w:val="single" w:sz="6" w:space="0" w:color="C4C7C5"/>
+            </w:tcBorders>
+            <w:tcMar>
+              <w:top w:w="120" w:type="dxa"/>
+              <w:left w:w="180" w:type="dxa"/>
+              <w:bottom w:w="120" w:type="dxa"/>
+              <w:right w:w="180" w:type="dxa"/>
+            </w:tcMar>
+            <w:vAlign w:val="center"/>
+            <w:hideMark/>
+          </w:tcPr>
+          <w:p>
+            <w:r>
+              <w:t>—</w:t>
             </w:r>
           </w:p>
         </w:tc>
@@ -7250,531 +8554,6 @@
                 <w:bCs/>
               </w:rPr>
               <w:lastRenderedPageBreak/>
-              <w:t>KI</w:t>
-            </w:r>
-          </w:p>
-        </w:tc>
-        <w:tc>
-          <w:tcPr>
-            <w:tcW w:w="0" w:type="auto"/>
-            <w:tcBorders>
-              <w:top w:val="single" w:sz="6" w:space="0" w:color="C4C7C5"/>
-              <w:left w:val="single" w:sz="6" w:space="0" w:color="C4C7C5"/>
-              <w:bottom w:val="single" w:sz="6" w:space="0" w:color="C4C7C5"/>
-              <w:right w:val="single" w:sz="6" w:space="0" w:color="C4C7C5"/>
-            </w:tcBorders>
-            <w:tcMar>
-              <w:top w:w="120" w:type="dxa"/>
-              <w:left w:w="180" w:type="dxa"/>
-              <w:bottom w:w="120" w:type="dxa"/>
-              <w:right w:w="180" w:type="dxa"/>
-            </w:tcMar>
-            <w:vAlign w:val="center"/>
-            <w:hideMark/>
-          </w:tcPr>
-          <w:p>
-            <w:r>
-              <w:t>Keyboard &amp; Input</w:t>
-            </w:r>
-          </w:p>
-        </w:tc>
-        <w:tc>
-          <w:tcPr>
-            <w:tcW w:w="0" w:type="auto"/>
-            <w:tcBorders>
-              <w:top w:val="single" w:sz="6" w:space="0" w:color="C4C7C5"/>
-              <w:left w:val="single" w:sz="6" w:space="0" w:color="C4C7C5"/>
-              <w:bottom w:val="single" w:sz="6" w:space="0" w:color="C4C7C5"/>
-              <w:right w:val="single" w:sz="6" w:space="0" w:color="C4C7C5"/>
-            </w:tcBorders>
-            <w:tcMar>
-              <w:top w:w="120" w:type="dxa"/>
-              <w:left w:w="180" w:type="dxa"/>
-              <w:bottom w:w="120" w:type="dxa"/>
-              <w:right w:w="180" w:type="dxa"/>
-            </w:tcMar>
-            <w:vAlign w:val="center"/>
-            <w:hideMark/>
-          </w:tcPr>
-          <w:p>
-            <w:r>
-              <w:t>Planned</w:t>
-            </w:r>
-          </w:p>
-        </w:tc>
-        <w:tc>
-          <w:tcPr>
-            <w:tcW w:w="0" w:type="auto"/>
-            <w:tcBorders>
-              <w:top w:val="single" w:sz="6" w:space="0" w:color="C4C7C5"/>
-              <w:left w:val="single" w:sz="6" w:space="0" w:color="C4C7C5"/>
-              <w:bottom w:val="single" w:sz="6" w:space="0" w:color="C4C7C5"/>
-              <w:right w:val="single" w:sz="6" w:space="0" w:color="C4C7C5"/>
-            </w:tcBorders>
-            <w:tcMar>
-              <w:top w:w="120" w:type="dxa"/>
-              <w:left w:w="180" w:type="dxa"/>
-              <w:bottom w:w="120" w:type="dxa"/>
-              <w:right w:w="180" w:type="dxa"/>
-            </w:tcMar>
-            <w:vAlign w:val="center"/>
-            <w:hideMark/>
-          </w:tcPr>
-          <w:p>
-            <w:r>
-              <w:t>—</w:t>
-            </w:r>
-          </w:p>
-        </w:tc>
-      </w:tr>
-      <w:tr>
-        <w:trPr>
-          <w:tblCellSpacing w:w="15" w:type="dxa"/>
-        </w:trPr>
-        <w:tc>
-          <w:tcPr>
-            <w:tcW w:w="0" w:type="auto"/>
-            <w:tcBorders>
-              <w:top w:val="single" w:sz="6" w:space="0" w:color="C4C7C5"/>
-              <w:left w:val="single" w:sz="6" w:space="0" w:color="C4C7C5"/>
-              <w:bottom w:val="single" w:sz="6" w:space="0" w:color="C4C7C5"/>
-              <w:right w:val="single" w:sz="6" w:space="0" w:color="C4C7C5"/>
-            </w:tcBorders>
-            <w:tcMar>
-              <w:top w:w="120" w:type="dxa"/>
-              <w:left w:w="180" w:type="dxa"/>
-              <w:bottom w:w="120" w:type="dxa"/>
-              <w:right w:w="180" w:type="dxa"/>
-            </w:tcMar>
-            <w:vAlign w:val="center"/>
-            <w:hideMark/>
-          </w:tcPr>
-          <w:p>
-            <w:r>
-              <w:rPr>
-                <w:b/>
-                <w:bCs/>
-              </w:rPr>
-              <w:t>DW</w:t>
-            </w:r>
-          </w:p>
-        </w:tc>
-        <w:tc>
-          <w:tcPr>
-            <w:tcW w:w="0" w:type="auto"/>
-            <w:tcBorders>
-              <w:top w:val="single" w:sz="6" w:space="0" w:color="C4C7C5"/>
-              <w:left w:val="single" w:sz="6" w:space="0" w:color="C4C7C5"/>
-              <w:bottom w:val="single" w:sz="6" w:space="0" w:color="C4C7C5"/>
-              <w:right w:val="single" w:sz="6" w:space="0" w:color="C4C7C5"/>
-            </w:tcBorders>
-            <w:tcMar>
-              <w:top w:w="120" w:type="dxa"/>
-              <w:left w:w="180" w:type="dxa"/>
-              <w:bottom w:w="120" w:type="dxa"/>
-              <w:right w:w="180" w:type="dxa"/>
-            </w:tcMar>
-            <w:vAlign w:val="center"/>
-            <w:hideMark/>
-          </w:tcPr>
-          <w:p>
-            <w:r>
-              <w:t>Desktop Workspace</w:t>
-            </w:r>
-          </w:p>
-        </w:tc>
-        <w:tc>
-          <w:tcPr>
-            <w:tcW w:w="0" w:type="auto"/>
-            <w:tcBorders>
-              <w:top w:val="single" w:sz="6" w:space="0" w:color="C4C7C5"/>
-              <w:left w:val="single" w:sz="6" w:space="0" w:color="C4C7C5"/>
-              <w:bottom w:val="single" w:sz="6" w:space="0" w:color="C4C7C5"/>
-              <w:right w:val="single" w:sz="6" w:space="0" w:color="C4C7C5"/>
-            </w:tcBorders>
-            <w:tcMar>
-              <w:top w:w="120" w:type="dxa"/>
-              <w:left w:w="180" w:type="dxa"/>
-              <w:bottom w:w="120" w:type="dxa"/>
-              <w:right w:w="180" w:type="dxa"/>
-            </w:tcMar>
-            <w:vAlign w:val="center"/>
-            <w:hideMark/>
-          </w:tcPr>
-          <w:p>
-            <w:r>
-              <w:t>Planned</w:t>
-            </w:r>
-          </w:p>
-        </w:tc>
-        <w:tc>
-          <w:tcPr>
-            <w:tcW w:w="0" w:type="auto"/>
-            <w:tcBorders>
-              <w:top w:val="single" w:sz="6" w:space="0" w:color="C4C7C5"/>
-              <w:left w:val="single" w:sz="6" w:space="0" w:color="C4C7C5"/>
-              <w:bottom w:val="single" w:sz="6" w:space="0" w:color="C4C7C5"/>
-              <w:right w:val="single" w:sz="6" w:space="0" w:color="C4C7C5"/>
-            </w:tcBorders>
-            <w:tcMar>
-              <w:top w:w="120" w:type="dxa"/>
-              <w:left w:w="180" w:type="dxa"/>
-              <w:bottom w:w="120" w:type="dxa"/>
-              <w:right w:w="180" w:type="dxa"/>
-            </w:tcMar>
-            <w:vAlign w:val="center"/>
-            <w:hideMark/>
-          </w:tcPr>
-          <w:p>
-            <w:r>
-              <w:t>—</w:t>
-            </w:r>
-          </w:p>
-        </w:tc>
-      </w:tr>
-      <w:tr>
-        <w:trPr>
-          <w:tblCellSpacing w:w="15" w:type="dxa"/>
-        </w:trPr>
-        <w:tc>
-          <w:tcPr>
-            <w:tcW w:w="0" w:type="auto"/>
-            <w:tcBorders>
-              <w:top w:val="single" w:sz="6" w:space="0" w:color="C4C7C5"/>
-              <w:left w:val="single" w:sz="6" w:space="0" w:color="C4C7C5"/>
-              <w:bottom w:val="single" w:sz="6" w:space="0" w:color="C4C7C5"/>
-              <w:right w:val="single" w:sz="6" w:space="0" w:color="C4C7C5"/>
-            </w:tcBorders>
-            <w:tcMar>
-              <w:top w:w="120" w:type="dxa"/>
-              <w:left w:w="180" w:type="dxa"/>
-              <w:bottom w:w="120" w:type="dxa"/>
-              <w:right w:w="180" w:type="dxa"/>
-            </w:tcMar>
-            <w:vAlign w:val="center"/>
-            <w:hideMark/>
-          </w:tcPr>
-          <w:p>
-            <w:r>
-              <w:rPr>
-                <w:b/>
-                <w:bCs/>
-              </w:rPr>
-              <w:t>AU</w:t>
-            </w:r>
-          </w:p>
-        </w:tc>
-        <w:tc>
-          <w:tcPr>
-            <w:tcW w:w="0" w:type="auto"/>
-            <w:tcBorders>
-              <w:top w:val="single" w:sz="6" w:space="0" w:color="C4C7C5"/>
-              <w:left w:val="single" w:sz="6" w:space="0" w:color="C4C7C5"/>
-              <w:bottom w:val="single" w:sz="6" w:space="0" w:color="C4C7C5"/>
-              <w:right w:val="single" w:sz="6" w:space="0" w:color="C4C7C5"/>
-            </w:tcBorders>
-            <w:tcMar>
-              <w:top w:w="120" w:type="dxa"/>
-              <w:left w:w="180" w:type="dxa"/>
-              <w:bottom w:w="120" w:type="dxa"/>
-              <w:right w:w="180" w:type="dxa"/>
-            </w:tcMar>
-            <w:vAlign w:val="center"/>
-            <w:hideMark/>
-          </w:tcPr>
-          <w:p>
-            <w:r>
-              <w:t>Authentication &amp; Forms</w:t>
-            </w:r>
-          </w:p>
-        </w:tc>
-        <w:tc>
-          <w:tcPr>
-            <w:tcW w:w="0" w:type="auto"/>
-            <w:tcBorders>
-              <w:top w:val="single" w:sz="6" w:space="0" w:color="C4C7C5"/>
-              <w:left w:val="single" w:sz="6" w:space="0" w:color="C4C7C5"/>
-              <w:bottom w:val="single" w:sz="6" w:space="0" w:color="C4C7C5"/>
-              <w:right w:val="single" w:sz="6" w:space="0" w:color="C4C7C5"/>
-            </w:tcBorders>
-            <w:tcMar>
-              <w:top w:w="120" w:type="dxa"/>
-              <w:left w:w="180" w:type="dxa"/>
-              <w:bottom w:w="120" w:type="dxa"/>
-              <w:right w:w="180" w:type="dxa"/>
-            </w:tcMar>
-            <w:vAlign w:val="center"/>
-            <w:hideMark/>
-          </w:tcPr>
-          <w:p>
-            <w:r>
-              <w:t>Planned</w:t>
-            </w:r>
-          </w:p>
-        </w:tc>
-        <w:tc>
-          <w:tcPr>
-            <w:tcW w:w="0" w:type="auto"/>
-            <w:tcBorders>
-              <w:top w:val="single" w:sz="6" w:space="0" w:color="C4C7C5"/>
-              <w:left w:val="single" w:sz="6" w:space="0" w:color="C4C7C5"/>
-              <w:bottom w:val="single" w:sz="6" w:space="0" w:color="C4C7C5"/>
-              <w:right w:val="single" w:sz="6" w:space="0" w:color="C4C7C5"/>
-            </w:tcBorders>
-            <w:tcMar>
-              <w:top w:w="120" w:type="dxa"/>
-              <w:left w:w="180" w:type="dxa"/>
-              <w:bottom w:w="120" w:type="dxa"/>
-              <w:right w:w="180" w:type="dxa"/>
-            </w:tcMar>
-            <w:vAlign w:val="center"/>
-            <w:hideMark/>
-          </w:tcPr>
-          <w:p>
-            <w:r>
-              <w:t>—</w:t>
-            </w:r>
-          </w:p>
-        </w:tc>
-      </w:tr>
-      <w:tr>
-        <w:trPr>
-          <w:tblCellSpacing w:w="15" w:type="dxa"/>
-        </w:trPr>
-        <w:tc>
-          <w:tcPr>
-            <w:tcW w:w="0" w:type="auto"/>
-            <w:tcBorders>
-              <w:top w:val="single" w:sz="6" w:space="0" w:color="C4C7C5"/>
-              <w:left w:val="single" w:sz="6" w:space="0" w:color="C4C7C5"/>
-              <w:bottom w:val="single" w:sz="6" w:space="0" w:color="C4C7C5"/>
-              <w:right w:val="single" w:sz="6" w:space="0" w:color="C4C7C5"/>
-            </w:tcBorders>
-            <w:tcMar>
-              <w:top w:w="120" w:type="dxa"/>
-              <w:left w:w="180" w:type="dxa"/>
-              <w:bottom w:w="120" w:type="dxa"/>
-              <w:right w:w="180" w:type="dxa"/>
-            </w:tcMar>
-            <w:vAlign w:val="center"/>
-            <w:hideMark/>
-          </w:tcPr>
-          <w:p>
-            <w:r>
-              <w:rPr>
-                <w:b/>
-                <w:bCs/>
-              </w:rPr>
-              <w:t>NT</w:t>
-            </w:r>
-          </w:p>
-        </w:tc>
-        <w:tc>
-          <w:tcPr>
-            <w:tcW w:w="0" w:type="auto"/>
-            <w:tcBorders>
-              <w:top w:val="single" w:sz="6" w:space="0" w:color="C4C7C5"/>
-              <w:left w:val="single" w:sz="6" w:space="0" w:color="C4C7C5"/>
-              <w:bottom w:val="single" w:sz="6" w:space="0" w:color="C4C7C5"/>
-              <w:right w:val="single" w:sz="6" w:space="0" w:color="C4C7C5"/>
-            </w:tcBorders>
-            <w:tcMar>
-              <w:top w:w="120" w:type="dxa"/>
-              <w:left w:w="180" w:type="dxa"/>
-              <w:bottom w:w="120" w:type="dxa"/>
-              <w:right w:w="180" w:type="dxa"/>
-            </w:tcMar>
-            <w:vAlign w:val="center"/>
-            <w:hideMark/>
-          </w:tcPr>
-          <w:p>
-            <w:r>
-              <w:t>Notifications</w:t>
-            </w:r>
-          </w:p>
-        </w:tc>
-        <w:tc>
-          <w:tcPr>
-            <w:tcW w:w="0" w:type="auto"/>
-            <w:tcBorders>
-              <w:top w:val="single" w:sz="6" w:space="0" w:color="C4C7C5"/>
-              <w:left w:val="single" w:sz="6" w:space="0" w:color="C4C7C5"/>
-              <w:bottom w:val="single" w:sz="6" w:space="0" w:color="C4C7C5"/>
-              <w:right w:val="single" w:sz="6" w:space="0" w:color="C4C7C5"/>
-            </w:tcBorders>
-            <w:tcMar>
-              <w:top w:w="120" w:type="dxa"/>
-              <w:left w:w="180" w:type="dxa"/>
-              <w:bottom w:w="120" w:type="dxa"/>
-              <w:right w:w="180" w:type="dxa"/>
-            </w:tcMar>
-            <w:vAlign w:val="center"/>
-            <w:hideMark/>
-          </w:tcPr>
-          <w:p>
-            <w:r>
-              <w:t>Planned</w:t>
-            </w:r>
-          </w:p>
-        </w:tc>
-        <w:tc>
-          <w:tcPr>
-            <w:tcW w:w="0" w:type="auto"/>
-            <w:tcBorders>
-              <w:top w:val="single" w:sz="6" w:space="0" w:color="C4C7C5"/>
-              <w:left w:val="single" w:sz="6" w:space="0" w:color="C4C7C5"/>
-              <w:bottom w:val="single" w:sz="6" w:space="0" w:color="C4C7C5"/>
-              <w:right w:val="single" w:sz="6" w:space="0" w:color="C4C7C5"/>
-            </w:tcBorders>
-            <w:tcMar>
-              <w:top w:w="120" w:type="dxa"/>
-              <w:left w:w="180" w:type="dxa"/>
-              <w:bottom w:w="120" w:type="dxa"/>
-              <w:right w:w="180" w:type="dxa"/>
-            </w:tcMar>
-            <w:vAlign w:val="center"/>
-            <w:hideMark/>
-          </w:tcPr>
-          <w:p>
-            <w:r>
-              <w:t>—</w:t>
-            </w:r>
-          </w:p>
-        </w:tc>
-      </w:tr>
-      <w:tr>
-        <w:trPr>
-          <w:tblCellSpacing w:w="15" w:type="dxa"/>
-        </w:trPr>
-        <w:tc>
-          <w:tcPr>
-            <w:tcW w:w="0" w:type="auto"/>
-            <w:tcBorders>
-              <w:top w:val="single" w:sz="6" w:space="0" w:color="C4C7C5"/>
-              <w:left w:val="single" w:sz="6" w:space="0" w:color="C4C7C5"/>
-              <w:bottom w:val="single" w:sz="6" w:space="0" w:color="C4C7C5"/>
-              <w:right w:val="single" w:sz="6" w:space="0" w:color="C4C7C5"/>
-            </w:tcBorders>
-            <w:tcMar>
-              <w:top w:w="120" w:type="dxa"/>
-              <w:left w:w="180" w:type="dxa"/>
-              <w:bottom w:w="120" w:type="dxa"/>
-              <w:right w:w="180" w:type="dxa"/>
-            </w:tcMar>
-            <w:vAlign w:val="center"/>
-            <w:hideMark/>
-          </w:tcPr>
-          <w:p>
-            <w:r>
-              <w:rPr>
-                <w:b/>
-                <w:bCs/>
-              </w:rPr>
-              <w:t>LE</w:t>
-            </w:r>
-          </w:p>
-        </w:tc>
-        <w:tc>
-          <w:tcPr>
-            <w:tcW w:w="0" w:type="auto"/>
-            <w:tcBorders>
-              <w:top w:val="single" w:sz="6" w:space="0" w:color="C4C7C5"/>
-              <w:left w:val="single" w:sz="6" w:space="0" w:color="C4C7C5"/>
-              <w:bottom w:val="single" w:sz="6" w:space="0" w:color="C4C7C5"/>
-              <w:right w:val="single" w:sz="6" w:space="0" w:color="C4C7C5"/>
-            </w:tcBorders>
-            <w:tcMar>
-              <w:top w:w="120" w:type="dxa"/>
-              <w:left w:w="180" w:type="dxa"/>
-              <w:bottom w:w="120" w:type="dxa"/>
-              <w:right w:w="180" w:type="dxa"/>
-            </w:tcMar>
-            <w:vAlign w:val="center"/>
-            <w:hideMark/>
-          </w:tcPr>
-          <w:p>
-            <w:r>
-              <w:t>Learning</w:t>
-            </w:r>
-          </w:p>
-        </w:tc>
-        <w:tc>
-          <w:tcPr>
-            <w:tcW w:w="0" w:type="auto"/>
-            <w:tcBorders>
-              <w:top w:val="single" w:sz="6" w:space="0" w:color="C4C7C5"/>
-              <w:left w:val="single" w:sz="6" w:space="0" w:color="C4C7C5"/>
-              <w:bottom w:val="single" w:sz="6" w:space="0" w:color="C4C7C5"/>
-              <w:right w:val="single" w:sz="6" w:space="0" w:color="C4C7C5"/>
-            </w:tcBorders>
-            <w:tcMar>
-              <w:top w:w="120" w:type="dxa"/>
-              <w:left w:w="180" w:type="dxa"/>
-              <w:bottom w:w="120" w:type="dxa"/>
-              <w:right w:w="180" w:type="dxa"/>
-            </w:tcMar>
-            <w:vAlign w:val="center"/>
-            <w:hideMark/>
-          </w:tcPr>
-          <w:p>
-            <w:r>
-              <w:t>Planned</w:t>
-            </w:r>
-          </w:p>
-        </w:tc>
-        <w:tc>
-          <w:tcPr>
-            <w:tcW w:w="0" w:type="auto"/>
-            <w:tcBorders>
-              <w:top w:val="single" w:sz="6" w:space="0" w:color="C4C7C5"/>
-              <w:left w:val="single" w:sz="6" w:space="0" w:color="C4C7C5"/>
-              <w:bottom w:val="single" w:sz="6" w:space="0" w:color="C4C7C5"/>
-              <w:right w:val="single" w:sz="6" w:space="0" w:color="C4C7C5"/>
-            </w:tcBorders>
-            <w:tcMar>
-              <w:top w:w="120" w:type="dxa"/>
-              <w:left w:w="180" w:type="dxa"/>
-              <w:bottom w:w="120" w:type="dxa"/>
-              <w:right w:w="180" w:type="dxa"/>
-            </w:tcMar>
-            <w:vAlign w:val="center"/>
-            <w:hideMark/>
-          </w:tcPr>
-          <w:p>
-            <w:r>
-              <w:t>—</w:t>
-            </w:r>
-          </w:p>
-        </w:tc>
-      </w:tr>
-      <w:tr>
-        <w:trPr>
-          <w:tblCellSpacing w:w="15" w:type="dxa"/>
-        </w:trPr>
-        <w:tc>
-          <w:tcPr>
-            <w:tcW w:w="0" w:type="auto"/>
-            <w:tcBorders>
-              <w:top w:val="single" w:sz="6" w:space="0" w:color="C4C7C5"/>
-              <w:left w:val="single" w:sz="6" w:space="0" w:color="C4C7C5"/>
-              <w:bottom w:val="single" w:sz="6" w:space="0" w:color="C4C7C5"/>
-              <w:right w:val="single" w:sz="6" w:space="0" w:color="C4C7C5"/>
-            </w:tcBorders>
-            <w:tcMar>
-              <w:top w:w="120" w:type="dxa"/>
-              <w:left w:w="180" w:type="dxa"/>
-              <w:bottom w:w="120" w:type="dxa"/>
-              <w:right w:w="180" w:type="dxa"/>
-            </w:tcMar>
-            <w:vAlign w:val="center"/>
-            <w:hideMark/>
-          </w:tcPr>
-          <w:p>
-            <w:r>
-              <w:rPr>
-                <w:b/>
-                <w:bCs/>
-              </w:rPr>
               <w:t>MB</w:t>
             </w:r>
           </w:p>
@@ -8002,7 +8781,7 @@
       </w:tblPr>
       <w:tblGrid>
         <w:gridCol w:w="3959"/>
-        <w:gridCol w:w="3013"/>
+        <w:gridCol w:w="3143"/>
       </w:tblGrid>
       <w:tr>
         <w:trPr>
@@ -8175,6 +8954,67 @@
           </w:tcPr>
           <w:p>
             <w:r>
+              <w:rPr>
+                <w:b/>
+                <w:bCs/>
+              </w:rPr>
+              <w:t>Active (43 Entries)</w:t>
+            </w:r>
+          </w:p>
+        </w:tc>
+      </w:tr>
+      <w:tr>
+        <w:trPr>
+          <w:tblCellSpacing w:w="15" w:type="dxa"/>
+        </w:trPr>
+        <w:tc>
+          <w:tcPr>
+            <w:tcW w:w="0" w:type="auto"/>
+            <w:tcBorders>
+              <w:top w:val="single" w:sz="6" w:space="0" w:color="C4C7C5"/>
+              <w:left w:val="single" w:sz="6" w:space="0" w:color="C4C7C5"/>
+              <w:bottom w:val="single" w:sz="6" w:space="0" w:color="C4C7C5"/>
+              <w:right w:val="single" w:sz="6" w:space="0" w:color="C4C7C5"/>
+            </w:tcBorders>
+            <w:tcMar>
+              <w:top w:w="120" w:type="dxa"/>
+              <w:left w:w="180" w:type="dxa"/>
+              <w:bottom w:w="120" w:type="dxa"/>
+              <w:right w:w="180" w:type="dxa"/>
+            </w:tcMar>
+            <w:vAlign w:val="center"/>
+            <w:hideMark/>
+          </w:tcPr>
+          <w:p>
+            <w:r>
+              <w:rPr>
+                <w:b/>
+                <w:bCs/>
+              </w:rPr>
+              <w:t>Pattern Metrics Report</w:t>
+            </w:r>
+          </w:p>
+        </w:tc>
+        <w:tc>
+          <w:tcPr>
+            <w:tcW w:w="0" w:type="auto"/>
+            <w:tcBorders>
+              <w:top w:val="single" w:sz="6" w:space="0" w:color="C4C7C5"/>
+              <w:left w:val="single" w:sz="6" w:space="0" w:color="C4C7C5"/>
+              <w:bottom w:val="single" w:sz="6" w:space="0" w:color="C4C7C5"/>
+              <w:right w:val="single" w:sz="6" w:space="0" w:color="C4C7C5"/>
+            </w:tcBorders>
+            <w:tcMar>
+              <w:top w:w="120" w:type="dxa"/>
+              <w:left w:w="180" w:type="dxa"/>
+              <w:bottom w:w="120" w:type="dxa"/>
+              <w:right w:w="180" w:type="dxa"/>
+            </w:tcMar>
+            <w:vAlign w:val="center"/>
+            <w:hideMark/>
+          </w:tcPr>
+          <w:p>
+            <w:r>
               <w:t>Active</w:t>
             </w:r>
           </w:p>
@@ -8208,63 +9048,6 @@
                 <w:b/>
                 <w:bCs/>
               </w:rPr>
-              <w:t>Pattern Metrics Report</w:t>
-            </w:r>
-          </w:p>
-        </w:tc>
-        <w:tc>
-          <w:tcPr>
-            <w:tcW w:w="0" w:type="auto"/>
-            <w:tcBorders>
-              <w:top w:val="single" w:sz="6" w:space="0" w:color="C4C7C5"/>
-              <w:left w:val="single" w:sz="6" w:space="0" w:color="C4C7C5"/>
-              <w:bottom w:val="single" w:sz="6" w:space="0" w:color="C4C7C5"/>
-              <w:right w:val="single" w:sz="6" w:space="0" w:color="C4C7C5"/>
-            </w:tcBorders>
-            <w:tcMar>
-              <w:top w:w="120" w:type="dxa"/>
-              <w:left w:w="180" w:type="dxa"/>
-              <w:bottom w:w="120" w:type="dxa"/>
-              <w:right w:w="180" w:type="dxa"/>
-            </w:tcMar>
-            <w:vAlign w:val="center"/>
-            <w:hideMark/>
-          </w:tcPr>
-          <w:p>
-            <w:r>
-              <w:t>Active</w:t>
-            </w:r>
-          </w:p>
-        </w:tc>
-      </w:tr>
-      <w:tr>
-        <w:trPr>
-          <w:tblCellSpacing w:w="15" w:type="dxa"/>
-        </w:trPr>
-        <w:tc>
-          <w:tcPr>
-            <w:tcW w:w="0" w:type="auto"/>
-            <w:tcBorders>
-              <w:top w:val="single" w:sz="6" w:space="0" w:color="C4C7C5"/>
-              <w:left w:val="single" w:sz="6" w:space="0" w:color="C4C7C5"/>
-              <w:bottom w:val="single" w:sz="6" w:space="0" w:color="C4C7C5"/>
-              <w:right w:val="single" w:sz="6" w:space="0" w:color="C4C7C5"/>
-            </w:tcBorders>
-            <w:tcMar>
-              <w:top w:w="120" w:type="dxa"/>
-              <w:left w:w="180" w:type="dxa"/>
-              <w:bottom w:w="120" w:type="dxa"/>
-              <w:right w:w="180" w:type="dxa"/>
-            </w:tcMar>
-            <w:vAlign w:val="center"/>
-            <w:hideMark/>
-          </w:tcPr>
-          <w:p>
-            <w:r>
-              <w:rPr>
-                <w:b/>
-                <w:bCs/>
-              </w:rPr>
               <w:t>FF Volume 01 Pattern Library</w:t>
             </w:r>
           </w:p>
@@ -8493,122 +9276,297 @@
                 <w:b/>
                 <w:bCs/>
               </w:rPr>
+              <w:t>OS Volume 02 Pattern Library</w:t>
+            </w:r>
+          </w:p>
+        </w:tc>
+        <w:tc>
+          <w:tcPr>
+            <w:tcW w:w="0" w:type="auto"/>
+            <w:tcBorders>
+              <w:top w:val="single" w:sz="6" w:space="0" w:color="C4C7C5"/>
+              <w:left w:val="single" w:sz="6" w:space="0" w:color="C4C7C5"/>
+              <w:bottom w:val="single" w:sz="6" w:space="0" w:color="C4C7C5"/>
+              <w:right w:val="single" w:sz="6" w:space="0" w:color="C4C7C5"/>
+            </w:tcBorders>
+            <w:tcMar>
+              <w:top w:w="120" w:type="dxa"/>
+              <w:left w:w="180" w:type="dxa"/>
+              <w:bottom w:w="120" w:type="dxa"/>
+              <w:right w:w="180" w:type="dxa"/>
+            </w:tcMar>
+            <w:vAlign w:val="center"/>
+            <w:hideMark/>
+          </w:tcPr>
+          <w:p>
+            <w:r>
+              <w:t>Complete</w:t>
+            </w:r>
+          </w:p>
+        </w:tc>
+      </w:tr>
+      <w:tr>
+        <w:trPr>
+          <w:tblCellSpacing w:w="15" w:type="dxa"/>
+        </w:trPr>
+        <w:tc>
+          <w:tcPr>
+            <w:tcW w:w="0" w:type="auto"/>
+            <w:tcBorders>
+              <w:top w:val="single" w:sz="6" w:space="0" w:color="C4C7C5"/>
+              <w:left w:val="single" w:sz="6" w:space="0" w:color="C4C7C5"/>
+              <w:bottom w:val="single" w:sz="6" w:space="0" w:color="C4C7C5"/>
+              <w:right w:val="single" w:sz="6" w:space="0" w:color="C4C7C5"/>
+            </w:tcBorders>
+            <w:tcMar>
+              <w:top w:w="120" w:type="dxa"/>
+              <w:left w:w="180" w:type="dxa"/>
+              <w:bottom w:w="120" w:type="dxa"/>
+              <w:right w:w="180" w:type="dxa"/>
+            </w:tcMar>
+            <w:vAlign w:val="center"/>
+            <w:hideMark/>
+          </w:tcPr>
+          <w:p>
+            <w:r>
+              <w:rPr>
+                <w:b/>
+                <w:bCs/>
+              </w:rPr>
+              <w:t>WI Volume 01 Pattern Library</w:t>
+            </w:r>
+          </w:p>
+        </w:tc>
+        <w:tc>
+          <w:tcPr>
+            <w:tcW w:w="0" w:type="auto"/>
+            <w:tcBorders>
+              <w:top w:val="single" w:sz="6" w:space="0" w:color="C4C7C5"/>
+              <w:left w:val="single" w:sz="6" w:space="0" w:color="C4C7C5"/>
+              <w:bottom w:val="single" w:sz="6" w:space="0" w:color="C4C7C5"/>
+              <w:right w:val="single" w:sz="6" w:space="0" w:color="C4C7C5"/>
+            </w:tcBorders>
+            <w:tcMar>
+              <w:top w:w="120" w:type="dxa"/>
+              <w:left w:w="180" w:type="dxa"/>
+              <w:bottom w:w="120" w:type="dxa"/>
+              <w:right w:w="180" w:type="dxa"/>
+            </w:tcMar>
+            <w:vAlign w:val="center"/>
+            <w:hideMark/>
+          </w:tcPr>
+          <w:p>
+            <w:r>
+              <w:t>Complete (7 Patterns)</w:t>
+            </w:r>
+          </w:p>
+        </w:tc>
+      </w:tr>
+      <w:tr>
+        <w:trPr>
+          <w:tblCellSpacing w:w="15" w:type="dxa"/>
+        </w:trPr>
+        <w:tc>
+          <w:tcPr>
+            <w:tcW w:w="0" w:type="auto"/>
+            <w:tcBorders>
+              <w:top w:val="single" w:sz="6" w:space="0" w:color="C4C7C5"/>
+              <w:left w:val="single" w:sz="6" w:space="0" w:color="C4C7C5"/>
+              <w:bottom w:val="single" w:sz="6" w:space="0" w:color="C4C7C5"/>
+              <w:right w:val="single" w:sz="6" w:space="0" w:color="C4C7C5"/>
+            </w:tcBorders>
+            <w:tcMar>
+              <w:top w:w="120" w:type="dxa"/>
+              <w:left w:w="180" w:type="dxa"/>
+              <w:bottom w:w="120" w:type="dxa"/>
+              <w:right w:w="180" w:type="dxa"/>
+            </w:tcMar>
+            <w:vAlign w:val="center"/>
+            <w:hideMark/>
+          </w:tcPr>
+          <w:p>
+            <w:r>
+              <w:rPr>
+                <w:b/>
+                <w:bCs/>
+              </w:rPr>
+              <w:t>WI Volume 02 Pattern Library</w:t>
+            </w:r>
+          </w:p>
+        </w:tc>
+        <w:tc>
+          <w:tcPr>
+            <w:tcW w:w="0" w:type="auto"/>
+            <w:tcBorders>
+              <w:top w:val="single" w:sz="6" w:space="0" w:color="C4C7C5"/>
+              <w:left w:val="single" w:sz="6" w:space="0" w:color="C4C7C5"/>
+              <w:bottom w:val="single" w:sz="6" w:space="0" w:color="C4C7C5"/>
+              <w:right w:val="single" w:sz="6" w:space="0" w:color="C4C7C5"/>
+            </w:tcBorders>
+            <w:tcMar>
+              <w:top w:w="120" w:type="dxa"/>
+              <w:left w:w="180" w:type="dxa"/>
+              <w:bottom w:w="120" w:type="dxa"/>
+              <w:right w:w="180" w:type="dxa"/>
+            </w:tcMar>
+            <w:vAlign w:val="center"/>
+            <w:hideMark/>
+          </w:tcPr>
+          <w:p>
+            <w:r>
+              <w:rPr>
+                <w:b/>
+                <w:bCs/>
+              </w:rPr>
+              <w:t>Complete (10 Patterns)</w:t>
+            </w:r>
+          </w:p>
+        </w:tc>
+      </w:tr>
+      <w:tr>
+        <w:trPr>
+          <w:tblCellSpacing w:w="15" w:type="dxa"/>
+        </w:trPr>
+        <w:tc>
+          <w:tcPr>
+            <w:tcW w:w="0" w:type="auto"/>
+            <w:tcBorders>
+              <w:top w:val="single" w:sz="6" w:space="0" w:color="C4C7C5"/>
+              <w:left w:val="single" w:sz="6" w:space="0" w:color="C4C7C5"/>
+              <w:bottom w:val="single" w:sz="6" w:space="0" w:color="C4C7C5"/>
+              <w:right w:val="single" w:sz="6" w:space="0" w:color="C4C7C5"/>
+            </w:tcBorders>
+            <w:tcMar>
+              <w:top w:w="120" w:type="dxa"/>
+              <w:left w:w="180" w:type="dxa"/>
+              <w:bottom w:w="120" w:type="dxa"/>
+              <w:right w:w="180" w:type="dxa"/>
+            </w:tcMar>
+            <w:vAlign w:val="center"/>
+            <w:hideMark/>
+          </w:tcPr>
+          <w:p>
+            <w:r>
+              <w:rPr>
+                <w:b/>
+                <w:bCs/>
+              </w:rPr>
+              <w:t>KI Pattern Library</w:t>
+            </w:r>
+          </w:p>
+        </w:tc>
+        <w:tc>
+          <w:tcPr>
+            <w:tcW w:w="0" w:type="auto"/>
+            <w:tcBorders>
+              <w:top w:val="single" w:sz="6" w:space="0" w:color="C4C7C5"/>
+              <w:left w:val="single" w:sz="6" w:space="0" w:color="C4C7C5"/>
+              <w:bottom w:val="single" w:sz="6" w:space="0" w:color="C4C7C5"/>
+              <w:right w:val="single" w:sz="6" w:space="0" w:color="C4C7C5"/>
+            </w:tcBorders>
+            <w:tcMar>
+              <w:top w:w="120" w:type="dxa"/>
+              <w:left w:w="180" w:type="dxa"/>
+              <w:bottom w:w="120" w:type="dxa"/>
+              <w:right w:w="180" w:type="dxa"/>
+            </w:tcMar>
+            <w:vAlign w:val="center"/>
+            <w:hideMark/>
+          </w:tcPr>
+          <w:p>
+            <w:r>
+              <w:t>Not Started</w:t>
+            </w:r>
+          </w:p>
+        </w:tc>
+      </w:tr>
+      <w:tr>
+        <w:trPr>
+          <w:tblCellSpacing w:w="15" w:type="dxa"/>
+        </w:trPr>
+        <w:tc>
+          <w:tcPr>
+            <w:tcW w:w="0" w:type="auto"/>
+            <w:tcBorders>
+              <w:top w:val="single" w:sz="6" w:space="0" w:color="C4C7C5"/>
+              <w:left w:val="single" w:sz="6" w:space="0" w:color="C4C7C5"/>
+              <w:bottom w:val="single" w:sz="6" w:space="0" w:color="C4C7C5"/>
+              <w:right w:val="single" w:sz="6" w:space="0" w:color="C4C7C5"/>
+            </w:tcBorders>
+            <w:tcMar>
+              <w:top w:w="120" w:type="dxa"/>
+              <w:left w:w="180" w:type="dxa"/>
+              <w:bottom w:w="120" w:type="dxa"/>
+              <w:right w:w="180" w:type="dxa"/>
+            </w:tcMar>
+            <w:vAlign w:val="center"/>
+            <w:hideMark/>
+          </w:tcPr>
+          <w:p>
+            <w:r>
+              <w:rPr>
+                <w:b/>
+                <w:bCs/>
+              </w:rPr>
+              <w:t>DW Pattern Library</w:t>
+            </w:r>
+          </w:p>
+        </w:tc>
+        <w:tc>
+          <w:tcPr>
+            <w:tcW w:w="0" w:type="auto"/>
+            <w:tcBorders>
+              <w:top w:val="single" w:sz="6" w:space="0" w:color="C4C7C5"/>
+              <w:left w:val="single" w:sz="6" w:space="0" w:color="C4C7C5"/>
+              <w:bottom w:val="single" w:sz="6" w:space="0" w:color="C4C7C5"/>
+              <w:right w:val="single" w:sz="6" w:space="0" w:color="C4C7C5"/>
+            </w:tcBorders>
+            <w:tcMar>
+              <w:top w:w="120" w:type="dxa"/>
+              <w:left w:w="180" w:type="dxa"/>
+              <w:bottom w:w="120" w:type="dxa"/>
+              <w:right w:w="180" w:type="dxa"/>
+            </w:tcMar>
+            <w:vAlign w:val="center"/>
+            <w:hideMark/>
+          </w:tcPr>
+          <w:p>
+            <w:r>
+              <w:t>Not Started</w:t>
+            </w:r>
+          </w:p>
+        </w:tc>
+      </w:tr>
+      <w:tr>
+        <w:trPr>
+          <w:tblCellSpacing w:w="15" w:type="dxa"/>
+        </w:trPr>
+        <w:tc>
+          <w:tcPr>
+            <w:tcW w:w="0" w:type="auto"/>
+            <w:tcBorders>
+              <w:top w:val="single" w:sz="6" w:space="0" w:color="C4C7C5"/>
+              <w:left w:val="single" w:sz="6" w:space="0" w:color="C4C7C5"/>
+              <w:bottom w:val="single" w:sz="6" w:space="0" w:color="C4C7C5"/>
+              <w:right w:val="single" w:sz="6" w:space="0" w:color="C4C7C5"/>
+            </w:tcBorders>
+            <w:tcMar>
+              <w:top w:w="120" w:type="dxa"/>
+              <w:left w:w="180" w:type="dxa"/>
+              <w:bottom w:w="120" w:type="dxa"/>
+              <w:right w:w="180" w:type="dxa"/>
+            </w:tcMar>
+            <w:vAlign w:val="center"/>
+            <w:hideMark/>
+          </w:tcPr>
+          <w:p>
+            <w:r>
+              <w:rPr>
+                <w:b/>
+                <w:bCs/>
+              </w:rPr>
               <w:lastRenderedPageBreak/>
-              <w:t>OS Volume 02 Pattern Library</w:t>
-            </w:r>
-          </w:p>
-        </w:tc>
-        <w:tc>
-          <w:tcPr>
-            <w:tcW w:w="0" w:type="auto"/>
-            <w:tcBorders>
-              <w:top w:val="single" w:sz="6" w:space="0" w:color="C4C7C5"/>
-              <w:left w:val="single" w:sz="6" w:space="0" w:color="C4C7C5"/>
-              <w:bottom w:val="single" w:sz="6" w:space="0" w:color="C4C7C5"/>
-              <w:right w:val="single" w:sz="6" w:space="0" w:color="C4C7C5"/>
-            </w:tcBorders>
-            <w:tcMar>
-              <w:top w:w="120" w:type="dxa"/>
-              <w:left w:w="180" w:type="dxa"/>
-              <w:bottom w:w="120" w:type="dxa"/>
-              <w:right w:w="180" w:type="dxa"/>
-            </w:tcMar>
-            <w:vAlign w:val="center"/>
-            <w:hideMark/>
-          </w:tcPr>
-          <w:p>
-            <w:r>
-              <w:t>Complete</w:t>
-            </w:r>
-          </w:p>
-        </w:tc>
-      </w:tr>
-      <w:tr>
-        <w:trPr>
-          <w:tblCellSpacing w:w="15" w:type="dxa"/>
-        </w:trPr>
-        <w:tc>
-          <w:tcPr>
-            <w:tcW w:w="0" w:type="auto"/>
-            <w:tcBorders>
-              <w:top w:val="single" w:sz="6" w:space="0" w:color="C4C7C5"/>
-              <w:left w:val="single" w:sz="6" w:space="0" w:color="C4C7C5"/>
-              <w:bottom w:val="single" w:sz="6" w:space="0" w:color="C4C7C5"/>
-              <w:right w:val="single" w:sz="6" w:space="0" w:color="C4C7C5"/>
-            </w:tcBorders>
-            <w:tcMar>
-              <w:top w:w="120" w:type="dxa"/>
-              <w:left w:w="180" w:type="dxa"/>
-              <w:bottom w:w="120" w:type="dxa"/>
-              <w:right w:w="180" w:type="dxa"/>
-            </w:tcMar>
-            <w:vAlign w:val="center"/>
-            <w:hideMark/>
-          </w:tcPr>
-          <w:p>
-            <w:r>
-              <w:rPr>
-                <w:b/>
-                <w:bCs/>
-              </w:rPr>
-              <w:t>WI Volume 01 Pattern Library</w:t>
-            </w:r>
-          </w:p>
-        </w:tc>
-        <w:tc>
-          <w:tcPr>
-            <w:tcW w:w="0" w:type="auto"/>
-            <w:tcBorders>
-              <w:top w:val="single" w:sz="6" w:space="0" w:color="C4C7C5"/>
-              <w:left w:val="single" w:sz="6" w:space="0" w:color="C4C7C5"/>
-              <w:bottom w:val="single" w:sz="6" w:space="0" w:color="C4C7C5"/>
-              <w:right w:val="single" w:sz="6" w:space="0" w:color="C4C7C5"/>
-            </w:tcBorders>
-            <w:tcMar>
-              <w:top w:w="120" w:type="dxa"/>
-              <w:left w:w="180" w:type="dxa"/>
-              <w:bottom w:w="120" w:type="dxa"/>
-              <w:right w:w="180" w:type="dxa"/>
-            </w:tcMar>
-            <w:vAlign w:val="center"/>
-            <w:hideMark/>
-          </w:tcPr>
-          <w:p>
-            <w:r>
-              <w:t>Complete (7 Patterns)</w:t>
-            </w:r>
-          </w:p>
-        </w:tc>
-      </w:tr>
-      <w:tr>
-        <w:trPr>
-          <w:tblCellSpacing w:w="15" w:type="dxa"/>
-        </w:trPr>
-        <w:tc>
-          <w:tcPr>
-            <w:tcW w:w="0" w:type="auto"/>
-            <w:tcBorders>
-              <w:top w:val="single" w:sz="6" w:space="0" w:color="C4C7C5"/>
-              <w:left w:val="single" w:sz="6" w:space="0" w:color="C4C7C5"/>
-              <w:bottom w:val="single" w:sz="6" w:space="0" w:color="C4C7C5"/>
-              <w:right w:val="single" w:sz="6" w:space="0" w:color="C4C7C5"/>
-            </w:tcBorders>
-            <w:tcMar>
-              <w:top w:w="120" w:type="dxa"/>
-              <w:left w:w="180" w:type="dxa"/>
-              <w:bottom w:w="120" w:type="dxa"/>
-              <w:right w:w="180" w:type="dxa"/>
-            </w:tcMar>
-            <w:vAlign w:val="center"/>
-            <w:hideMark/>
-          </w:tcPr>
-          <w:p>
-            <w:r>
-              <w:rPr>
-                <w:b/>
-                <w:bCs/>
-              </w:rPr>
-              <w:t>KI Pattern Library</w:t>
+              <w:t>AU Pattern Library</w:t>
             </w:r>
           </w:p>
         </w:tc>
@@ -8665,7 +9623,7 @@
                 <w:b/>
                 <w:bCs/>
               </w:rPr>
-              <w:t>DW Pattern Library</w:t>
+              <w:t>NT Pattern Library</w:t>
             </w:r>
           </w:p>
         </w:tc>
@@ -8722,7 +9680,7 @@
                 <w:b/>
                 <w:bCs/>
               </w:rPr>
-              <w:t>AU Pattern Library</w:t>
+              <w:t>LE Pattern Library</w:t>
             </w:r>
           </w:p>
         </w:tc>
@@ -8779,7 +9737,7 @@
                 <w:b/>
                 <w:bCs/>
               </w:rPr>
-              <w:t>NT Pattern Library</w:t>
+              <w:t>MB Pattern Library</w:t>
             </w:r>
           </w:p>
         </w:tc>
@@ -8836,7 +9794,7 @@
                 <w:b/>
                 <w:bCs/>
               </w:rPr>
-              <w:t>LE Pattern Library</w:t>
+              <w:t>AI Pattern Library</w:t>
             </w:r>
           </w:p>
         </w:tc>
@@ -8893,120 +9851,6 @@
                 <w:b/>
                 <w:bCs/>
               </w:rPr>
-              <w:t>MB Pattern Library</w:t>
-            </w:r>
-          </w:p>
-        </w:tc>
-        <w:tc>
-          <w:tcPr>
-            <w:tcW w:w="0" w:type="auto"/>
-            <w:tcBorders>
-              <w:top w:val="single" w:sz="6" w:space="0" w:color="C4C7C5"/>
-              <w:left w:val="single" w:sz="6" w:space="0" w:color="C4C7C5"/>
-              <w:bottom w:val="single" w:sz="6" w:space="0" w:color="C4C7C5"/>
-              <w:right w:val="single" w:sz="6" w:space="0" w:color="C4C7C5"/>
-            </w:tcBorders>
-            <w:tcMar>
-              <w:top w:w="120" w:type="dxa"/>
-              <w:left w:w="180" w:type="dxa"/>
-              <w:bottom w:w="120" w:type="dxa"/>
-              <w:right w:w="180" w:type="dxa"/>
-            </w:tcMar>
-            <w:vAlign w:val="center"/>
-            <w:hideMark/>
-          </w:tcPr>
-          <w:p>
-            <w:r>
-              <w:t>Not Started</w:t>
-            </w:r>
-          </w:p>
-        </w:tc>
-      </w:tr>
-      <w:tr>
-        <w:trPr>
-          <w:tblCellSpacing w:w="15" w:type="dxa"/>
-        </w:trPr>
-        <w:tc>
-          <w:tcPr>
-            <w:tcW w:w="0" w:type="auto"/>
-            <w:tcBorders>
-              <w:top w:val="single" w:sz="6" w:space="0" w:color="C4C7C5"/>
-              <w:left w:val="single" w:sz="6" w:space="0" w:color="C4C7C5"/>
-              <w:bottom w:val="single" w:sz="6" w:space="0" w:color="C4C7C5"/>
-              <w:right w:val="single" w:sz="6" w:space="0" w:color="C4C7C5"/>
-            </w:tcBorders>
-            <w:tcMar>
-              <w:top w:w="120" w:type="dxa"/>
-              <w:left w:w="180" w:type="dxa"/>
-              <w:bottom w:w="120" w:type="dxa"/>
-              <w:right w:w="180" w:type="dxa"/>
-            </w:tcMar>
-            <w:vAlign w:val="center"/>
-            <w:hideMark/>
-          </w:tcPr>
-          <w:p>
-            <w:r>
-              <w:rPr>
-                <w:b/>
-                <w:bCs/>
-              </w:rPr>
-              <w:t>AI Pattern Library</w:t>
-            </w:r>
-          </w:p>
-        </w:tc>
-        <w:tc>
-          <w:tcPr>
-            <w:tcW w:w="0" w:type="auto"/>
-            <w:tcBorders>
-              <w:top w:val="single" w:sz="6" w:space="0" w:color="C4C7C5"/>
-              <w:left w:val="single" w:sz="6" w:space="0" w:color="C4C7C5"/>
-              <w:bottom w:val="single" w:sz="6" w:space="0" w:color="C4C7C5"/>
-              <w:right w:val="single" w:sz="6" w:space="0" w:color="C4C7C5"/>
-            </w:tcBorders>
-            <w:tcMar>
-              <w:top w:w="120" w:type="dxa"/>
-              <w:left w:w="180" w:type="dxa"/>
-              <w:bottom w:w="120" w:type="dxa"/>
-              <w:right w:w="180" w:type="dxa"/>
-            </w:tcMar>
-            <w:vAlign w:val="center"/>
-            <w:hideMark/>
-          </w:tcPr>
-          <w:p>
-            <w:r>
-              <w:t>Not Started</w:t>
-            </w:r>
-          </w:p>
-        </w:tc>
-      </w:tr>
-      <w:tr>
-        <w:trPr>
-          <w:tblCellSpacing w:w="15" w:type="dxa"/>
-        </w:trPr>
-        <w:tc>
-          <w:tcPr>
-            <w:tcW w:w="0" w:type="auto"/>
-            <w:tcBorders>
-              <w:top w:val="single" w:sz="6" w:space="0" w:color="C4C7C5"/>
-              <w:left w:val="single" w:sz="6" w:space="0" w:color="C4C7C5"/>
-              <w:bottom w:val="single" w:sz="6" w:space="0" w:color="C4C7C5"/>
-              <w:right w:val="single" w:sz="6" w:space="0" w:color="C4C7C5"/>
-            </w:tcBorders>
-            <w:tcMar>
-              <w:top w:w="120" w:type="dxa"/>
-              <w:left w:w="180" w:type="dxa"/>
-              <w:bottom w:w="120" w:type="dxa"/>
-              <w:right w:w="180" w:type="dxa"/>
-            </w:tcMar>
-            <w:vAlign w:val="center"/>
-            <w:hideMark/>
-          </w:tcPr>
-          <w:p>
-            <w:r>
-              <w:rPr>
-                <w:b/>
-                <w:bCs/>
-              </w:rPr>
               <w:t>Behavioural Pattern Library</w:t>
             </w:r>
           </w:p>
@@ -9031,7 +9875,11 @@
           </w:tcPr>
           <w:p>
             <w:r>
-              <w:t>Established (33 Patterns)</w:t>
+              <w:rPr>
+                <w:b/>
+                <w:bCs/>
+              </w:rPr>
+              <w:t>Established (43 Patterns)</w:t>
             </w:r>
           </w:p>
         </w:tc>
@@ -9386,178 +10234,178 @@
                 <w:b/>
                 <w:bCs/>
               </w:rPr>
+              <w:t>Primary Focus</w:t>
+            </w:r>
+          </w:p>
+        </w:tc>
+        <w:tc>
+          <w:tcPr>
+            <w:tcW w:w="0" w:type="auto"/>
+            <w:tcBorders>
+              <w:top w:val="single" w:sz="6" w:space="0" w:color="C4C7C5"/>
+              <w:left w:val="single" w:sz="6" w:space="0" w:color="C4C7C5"/>
+              <w:bottom w:val="single" w:sz="6" w:space="0" w:color="C4C7C5"/>
+              <w:right w:val="single" w:sz="6" w:space="0" w:color="C4C7C5"/>
+            </w:tcBorders>
+            <w:tcMar>
+              <w:top w:w="120" w:type="dxa"/>
+              <w:left w:w="180" w:type="dxa"/>
+              <w:bottom w:w="120" w:type="dxa"/>
+              <w:right w:w="180" w:type="dxa"/>
+            </w:tcMar>
+            <w:vAlign w:val="center"/>
+            <w:hideMark/>
+          </w:tcPr>
+          <w:p>
+            <w:r>
+              <w:t>Pattern Identification, Validation &amp; Behavioural Modelling</w:t>
+            </w:r>
+          </w:p>
+        </w:tc>
+      </w:tr>
+      <w:tr>
+        <w:trPr>
+          <w:tblCellSpacing w:w="15" w:type="dxa"/>
+        </w:trPr>
+        <w:tc>
+          <w:tcPr>
+            <w:tcW w:w="0" w:type="auto"/>
+            <w:tcBorders>
+              <w:top w:val="single" w:sz="6" w:space="0" w:color="C4C7C5"/>
+              <w:left w:val="single" w:sz="6" w:space="0" w:color="C4C7C5"/>
+              <w:bottom w:val="single" w:sz="6" w:space="0" w:color="C4C7C5"/>
+              <w:right w:val="single" w:sz="6" w:space="0" w:color="C4C7C5"/>
+            </w:tcBorders>
+            <w:tcMar>
+              <w:top w:w="120" w:type="dxa"/>
+              <w:left w:w="180" w:type="dxa"/>
+              <w:bottom w:w="120" w:type="dxa"/>
+              <w:right w:w="180" w:type="dxa"/>
+            </w:tcMar>
+            <w:vAlign w:val="center"/>
+            <w:hideMark/>
+          </w:tcPr>
+          <w:p>
+            <w:r>
+              <w:rPr>
+                <w:b/>
+                <w:bCs/>
+              </w:rPr>
+              <w:t>Research Categories Established</w:t>
+            </w:r>
+          </w:p>
+        </w:tc>
+        <w:tc>
+          <w:tcPr>
+            <w:tcW w:w="0" w:type="auto"/>
+            <w:tcBorders>
+              <w:top w:val="single" w:sz="6" w:space="0" w:color="C4C7C5"/>
+              <w:left w:val="single" w:sz="6" w:space="0" w:color="C4C7C5"/>
+              <w:bottom w:val="single" w:sz="6" w:space="0" w:color="C4C7C5"/>
+              <w:right w:val="single" w:sz="6" w:space="0" w:color="C4C7C5"/>
+            </w:tcBorders>
+            <w:tcMar>
+              <w:top w:w="120" w:type="dxa"/>
+              <w:left w:w="180" w:type="dxa"/>
+              <w:bottom w:w="120" w:type="dxa"/>
+              <w:right w:w="180" w:type="dxa"/>
+            </w:tcMar>
+            <w:vAlign w:val="center"/>
+            <w:hideMark/>
+          </w:tcPr>
+          <w:p>
+            <w:r>
+              <w:t>10</w:t>
+            </w:r>
+          </w:p>
+        </w:tc>
+      </w:tr>
+      <w:tr>
+        <w:trPr>
+          <w:tblCellSpacing w:w="15" w:type="dxa"/>
+        </w:trPr>
+        <w:tc>
+          <w:tcPr>
+            <w:tcW w:w="0" w:type="auto"/>
+            <w:tcBorders>
+              <w:top w:val="single" w:sz="6" w:space="0" w:color="C4C7C5"/>
+              <w:left w:val="single" w:sz="6" w:space="0" w:color="C4C7C5"/>
+              <w:bottom w:val="single" w:sz="6" w:space="0" w:color="C4C7C5"/>
+              <w:right w:val="single" w:sz="6" w:space="0" w:color="C4C7C5"/>
+            </w:tcBorders>
+            <w:tcMar>
+              <w:top w:w="120" w:type="dxa"/>
+              <w:left w:w="180" w:type="dxa"/>
+              <w:bottom w:w="120" w:type="dxa"/>
+              <w:right w:w="180" w:type="dxa"/>
+            </w:tcMar>
+            <w:vAlign w:val="center"/>
+            <w:hideMark/>
+          </w:tcPr>
+          <w:p>
+            <w:r>
+              <w:rPr>
+                <w:b/>
+                <w:bCs/>
+              </w:rPr>
+              <w:t>Research Categories Active</w:t>
+            </w:r>
+          </w:p>
+        </w:tc>
+        <w:tc>
+          <w:tcPr>
+            <w:tcW w:w="0" w:type="auto"/>
+            <w:tcBorders>
+              <w:top w:val="single" w:sz="6" w:space="0" w:color="C4C7C5"/>
+              <w:left w:val="single" w:sz="6" w:space="0" w:color="C4C7C5"/>
+              <w:bottom w:val="single" w:sz="6" w:space="0" w:color="C4C7C5"/>
+              <w:right w:val="single" w:sz="6" w:space="0" w:color="C4C7C5"/>
+            </w:tcBorders>
+            <w:tcMar>
+              <w:top w:w="120" w:type="dxa"/>
+              <w:left w:w="180" w:type="dxa"/>
+              <w:bottom w:w="120" w:type="dxa"/>
+              <w:right w:w="180" w:type="dxa"/>
+            </w:tcMar>
+            <w:vAlign w:val="center"/>
+            <w:hideMark/>
+          </w:tcPr>
+          <w:p>
+            <w:r>
+              <w:t>3 (FF, OS, WI)</w:t>
+            </w:r>
+          </w:p>
+        </w:tc>
+      </w:tr>
+      <w:tr>
+        <w:trPr>
+          <w:tblCellSpacing w:w="15" w:type="dxa"/>
+        </w:trPr>
+        <w:tc>
+          <w:tcPr>
+            <w:tcW w:w="0" w:type="auto"/>
+            <w:tcBorders>
+              <w:top w:val="single" w:sz="6" w:space="0" w:color="C4C7C5"/>
+              <w:left w:val="single" w:sz="6" w:space="0" w:color="C4C7C5"/>
+              <w:bottom w:val="single" w:sz="6" w:space="0" w:color="C4C7C5"/>
+              <w:right w:val="single" w:sz="6" w:space="0" w:color="C4C7C5"/>
+            </w:tcBorders>
+            <w:tcMar>
+              <w:top w:w="120" w:type="dxa"/>
+              <w:left w:w="180" w:type="dxa"/>
+              <w:bottom w:w="120" w:type="dxa"/>
+              <w:right w:w="180" w:type="dxa"/>
+            </w:tcMar>
+            <w:vAlign w:val="center"/>
+            <w:hideMark/>
+          </w:tcPr>
+          <w:p>
+            <w:r>
+              <w:rPr>
+                <w:b/>
+                <w:bCs/>
+              </w:rPr>
               <w:lastRenderedPageBreak/>
-              <w:t>Primary Focus</w:t>
-            </w:r>
-          </w:p>
-        </w:tc>
-        <w:tc>
-          <w:tcPr>
-            <w:tcW w:w="0" w:type="auto"/>
-            <w:tcBorders>
-              <w:top w:val="single" w:sz="6" w:space="0" w:color="C4C7C5"/>
-              <w:left w:val="single" w:sz="6" w:space="0" w:color="C4C7C5"/>
-              <w:bottom w:val="single" w:sz="6" w:space="0" w:color="C4C7C5"/>
-              <w:right w:val="single" w:sz="6" w:space="0" w:color="C4C7C5"/>
-            </w:tcBorders>
-            <w:tcMar>
-              <w:top w:w="120" w:type="dxa"/>
-              <w:left w:w="180" w:type="dxa"/>
-              <w:bottom w:w="120" w:type="dxa"/>
-              <w:right w:w="180" w:type="dxa"/>
-            </w:tcMar>
-            <w:vAlign w:val="center"/>
-            <w:hideMark/>
-          </w:tcPr>
-          <w:p>
-            <w:r>
-              <w:t>Pattern Identification, Validation &amp; Behavioural Modelling</w:t>
-            </w:r>
-          </w:p>
-        </w:tc>
-      </w:tr>
-      <w:tr>
-        <w:trPr>
-          <w:tblCellSpacing w:w="15" w:type="dxa"/>
-        </w:trPr>
-        <w:tc>
-          <w:tcPr>
-            <w:tcW w:w="0" w:type="auto"/>
-            <w:tcBorders>
-              <w:top w:val="single" w:sz="6" w:space="0" w:color="C4C7C5"/>
-              <w:left w:val="single" w:sz="6" w:space="0" w:color="C4C7C5"/>
-              <w:bottom w:val="single" w:sz="6" w:space="0" w:color="C4C7C5"/>
-              <w:right w:val="single" w:sz="6" w:space="0" w:color="C4C7C5"/>
-            </w:tcBorders>
-            <w:tcMar>
-              <w:top w:w="120" w:type="dxa"/>
-              <w:left w:w="180" w:type="dxa"/>
-              <w:bottom w:w="120" w:type="dxa"/>
-              <w:right w:w="180" w:type="dxa"/>
-            </w:tcMar>
-            <w:vAlign w:val="center"/>
-            <w:hideMark/>
-          </w:tcPr>
-          <w:p>
-            <w:r>
-              <w:rPr>
-                <w:b/>
-                <w:bCs/>
-              </w:rPr>
-              <w:t>Research Categories Established</w:t>
-            </w:r>
-          </w:p>
-        </w:tc>
-        <w:tc>
-          <w:tcPr>
-            <w:tcW w:w="0" w:type="auto"/>
-            <w:tcBorders>
-              <w:top w:val="single" w:sz="6" w:space="0" w:color="C4C7C5"/>
-              <w:left w:val="single" w:sz="6" w:space="0" w:color="C4C7C5"/>
-              <w:bottom w:val="single" w:sz="6" w:space="0" w:color="C4C7C5"/>
-              <w:right w:val="single" w:sz="6" w:space="0" w:color="C4C7C5"/>
-            </w:tcBorders>
-            <w:tcMar>
-              <w:top w:w="120" w:type="dxa"/>
-              <w:left w:w="180" w:type="dxa"/>
-              <w:bottom w:w="120" w:type="dxa"/>
-              <w:right w:w="180" w:type="dxa"/>
-            </w:tcMar>
-            <w:vAlign w:val="center"/>
-            <w:hideMark/>
-          </w:tcPr>
-          <w:p>
-            <w:r>
-              <w:t>10</w:t>
-            </w:r>
-          </w:p>
-        </w:tc>
-      </w:tr>
-      <w:tr>
-        <w:trPr>
-          <w:tblCellSpacing w:w="15" w:type="dxa"/>
-        </w:trPr>
-        <w:tc>
-          <w:tcPr>
-            <w:tcW w:w="0" w:type="auto"/>
-            <w:tcBorders>
-              <w:top w:val="single" w:sz="6" w:space="0" w:color="C4C7C5"/>
-              <w:left w:val="single" w:sz="6" w:space="0" w:color="C4C7C5"/>
-              <w:bottom w:val="single" w:sz="6" w:space="0" w:color="C4C7C5"/>
-              <w:right w:val="single" w:sz="6" w:space="0" w:color="C4C7C5"/>
-            </w:tcBorders>
-            <w:tcMar>
-              <w:top w:w="120" w:type="dxa"/>
-              <w:left w:w="180" w:type="dxa"/>
-              <w:bottom w:w="120" w:type="dxa"/>
-              <w:right w:w="180" w:type="dxa"/>
-            </w:tcMar>
-            <w:vAlign w:val="center"/>
-            <w:hideMark/>
-          </w:tcPr>
-          <w:p>
-            <w:r>
-              <w:rPr>
-                <w:b/>
-                <w:bCs/>
-              </w:rPr>
-              <w:t>Research Categories Active</w:t>
-            </w:r>
-          </w:p>
-        </w:tc>
-        <w:tc>
-          <w:tcPr>
-            <w:tcW w:w="0" w:type="auto"/>
-            <w:tcBorders>
-              <w:top w:val="single" w:sz="6" w:space="0" w:color="C4C7C5"/>
-              <w:left w:val="single" w:sz="6" w:space="0" w:color="C4C7C5"/>
-              <w:bottom w:val="single" w:sz="6" w:space="0" w:color="C4C7C5"/>
-              <w:right w:val="single" w:sz="6" w:space="0" w:color="C4C7C5"/>
-            </w:tcBorders>
-            <w:tcMar>
-              <w:top w:w="120" w:type="dxa"/>
-              <w:left w:w="180" w:type="dxa"/>
-              <w:bottom w:w="120" w:type="dxa"/>
-              <w:right w:w="180" w:type="dxa"/>
-            </w:tcMar>
-            <w:vAlign w:val="center"/>
-            <w:hideMark/>
-          </w:tcPr>
-          <w:p>
-            <w:r>
-              <w:t>3 (FF, OS, WI)</w:t>
-            </w:r>
-          </w:p>
-        </w:tc>
-      </w:tr>
-      <w:tr>
-        <w:trPr>
-          <w:tblCellSpacing w:w="15" w:type="dxa"/>
-        </w:trPr>
-        <w:tc>
-          <w:tcPr>
-            <w:tcW w:w="0" w:type="auto"/>
-            <w:tcBorders>
-              <w:top w:val="single" w:sz="6" w:space="0" w:color="C4C7C5"/>
-              <w:left w:val="single" w:sz="6" w:space="0" w:color="C4C7C5"/>
-              <w:bottom w:val="single" w:sz="6" w:space="0" w:color="C4C7C5"/>
-              <w:right w:val="single" w:sz="6" w:space="0" w:color="C4C7C5"/>
-            </w:tcBorders>
-            <w:tcMar>
-              <w:top w:w="120" w:type="dxa"/>
-              <w:left w:w="180" w:type="dxa"/>
-              <w:bottom w:w="120" w:type="dxa"/>
-              <w:right w:w="180" w:type="dxa"/>
-            </w:tcMar>
-            <w:vAlign w:val="center"/>
-            <w:hideMark/>
-          </w:tcPr>
-          <w:p>
-            <w:r>
-              <w:rPr>
-                <w:b/>
-                <w:bCs/>
-              </w:rPr>
               <w:t>Research Volumes Completed</w:t>
             </w:r>
           </w:p>
@@ -9582,7 +10430,11 @@
           </w:tcPr>
           <w:p>
             <w:r>
-              <w:t>6</w:t>
+              <w:rPr>
+                <w:b/>
+                <w:bCs/>
+              </w:rPr>
+              <w:t>7</w:t>
             </w:r>
           </w:p>
         </w:tc>
@@ -9639,7 +10491,11 @@
           </w:tcPr>
           <w:p>
             <w:r>
-              <w:t>33</w:t>
+              <w:rPr>
+                <w:b/>
+                <w:bCs/>
+              </w:rPr>
+              <w:t>43</w:t>
             </w:r>
           </w:p>
         </w:tc>
@@ -9696,7 +10552,7 @@
           </w:tcPr>
           <w:p>
             <w:r>
-              <w:t>33</w:t>
+              <w:t>26</w:t>
             </w:r>
           </w:p>
         </w:tc>
@@ -9753,6 +10609,67 @@
           </w:tcPr>
           <w:p>
             <w:r>
+              <w:rPr>
+                <w:b/>
+                <w:bCs/>
+              </w:rPr>
+              <w:t>17</w:t>
+            </w:r>
+          </w:p>
+        </w:tc>
+      </w:tr>
+      <w:tr>
+        <w:trPr>
+          <w:tblCellSpacing w:w="15" w:type="dxa"/>
+        </w:trPr>
+        <w:tc>
+          <w:tcPr>
+            <w:tcW w:w="0" w:type="auto"/>
+            <w:tcBorders>
+              <w:top w:val="single" w:sz="6" w:space="0" w:color="C4C7C5"/>
+              <w:left w:val="single" w:sz="6" w:space="0" w:color="C4C7C5"/>
+              <w:bottom w:val="single" w:sz="6" w:space="0" w:color="C4C7C5"/>
+              <w:right w:val="single" w:sz="6" w:space="0" w:color="C4C7C5"/>
+            </w:tcBorders>
+            <w:tcMar>
+              <w:top w:w="120" w:type="dxa"/>
+              <w:left w:w="180" w:type="dxa"/>
+              <w:bottom w:w="120" w:type="dxa"/>
+              <w:right w:w="180" w:type="dxa"/>
+            </w:tcMar>
+            <w:vAlign w:val="center"/>
+            <w:hideMark/>
+          </w:tcPr>
+          <w:p>
+            <w:r>
+              <w:rPr>
+                <w:b/>
+                <w:bCs/>
+              </w:rPr>
+              <w:t>Under Validation</w:t>
+            </w:r>
+          </w:p>
+        </w:tc>
+        <w:tc>
+          <w:tcPr>
+            <w:tcW w:w="0" w:type="auto"/>
+            <w:tcBorders>
+              <w:top w:val="single" w:sz="6" w:space="0" w:color="C4C7C5"/>
+              <w:left w:val="single" w:sz="6" w:space="0" w:color="C4C7C5"/>
+              <w:bottom w:val="single" w:sz="6" w:space="0" w:color="C4C7C5"/>
+              <w:right w:val="single" w:sz="6" w:space="0" w:color="C4C7C5"/>
+            </w:tcBorders>
+            <w:tcMar>
+              <w:top w:w="120" w:type="dxa"/>
+              <w:left w:w="180" w:type="dxa"/>
+              <w:bottom w:w="120" w:type="dxa"/>
+              <w:right w:w="180" w:type="dxa"/>
+            </w:tcMar>
+            <w:vAlign w:val="center"/>
+            <w:hideMark/>
+          </w:tcPr>
+          <w:p>
+            <w:r>
               <w:t>0</w:t>
             </w:r>
           </w:p>
@@ -9786,7 +10703,7 @@
                 <w:b/>
                 <w:bCs/>
               </w:rPr>
-              <w:t>Under Validation</w:t>
+              <w:t>Deprecated Patterns</w:t>
             </w:r>
           </w:p>
         </w:tc>
@@ -9843,63 +10760,6 @@
                 <w:b/>
                 <w:bCs/>
               </w:rPr>
-              <w:t>Deprecated Patterns</w:t>
-            </w:r>
-          </w:p>
-        </w:tc>
-        <w:tc>
-          <w:tcPr>
-            <w:tcW w:w="0" w:type="auto"/>
-            <w:tcBorders>
-              <w:top w:val="single" w:sz="6" w:space="0" w:color="C4C7C5"/>
-              <w:left w:val="single" w:sz="6" w:space="0" w:color="C4C7C5"/>
-              <w:bottom w:val="single" w:sz="6" w:space="0" w:color="C4C7C5"/>
-              <w:right w:val="single" w:sz="6" w:space="0" w:color="C4C7C5"/>
-            </w:tcBorders>
-            <w:tcMar>
-              <w:top w:w="120" w:type="dxa"/>
-              <w:left w:w="180" w:type="dxa"/>
-              <w:bottom w:w="120" w:type="dxa"/>
-              <w:right w:w="180" w:type="dxa"/>
-            </w:tcMar>
-            <w:vAlign w:val="center"/>
-            <w:hideMark/>
-          </w:tcPr>
-          <w:p>
-            <w:r>
-              <w:t>0</w:t>
-            </w:r>
-          </w:p>
-        </w:tc>
-      </w:tr>
-      <w:tr>
-        <w:trPr>
-          <w:tblCellSpacing w:w="15" w:type="dxa"/>
-        </w:trPr>
-        <w:tc>
-          <w:tcPr>
-            <w:tcW w:w="0" w:type="auto"/>
-            <w:tcBorders>
-              <w:top w:val="single" w:sz="6" w:space="0" w:color="C4C7C5"/>
-              <w:left w:val="single" w:sz="6" w:space="0" w:color="C4C7C5"/>
-              <w:bottom w:val="single" w:sz="6" w:space="0" w:color="C4C7C5"/>
-              <w:right w:val="single" w:sz="6" w:space="0" w:color="C4C7C5"/>
-            </w:tcBorders>
-            <w:tcMar>
-              <w:top w:w="120" w:type="dxa"/>
-              <w:left w:w="180" w:type="dxa"/>
-              <w:bottom w:w="120" w:type="dxa"/>
-              <w:right w:w="180" w:type="dxa"/>
-            </w:tcMar>
-            <w:vAlign w:val="center"/>
-            <w:hideMark/>
-          </w:tcPr>
-          <w:p>
-            <w:r>
-              <w:rPr>
-                <w:b/>
-                <w:bCs/>
-              </w:rPr>
               <w:t>Largest Supporting Evidence</w:t>
             </w:r>
           </w:p>
@@ -9981,7 +10841,11 @@
           </w:tcPr>
           <w:p>
             <w:r>
-              <w:t>214</w:t>
+              <w:rPr>
+                <w:b/>
+                <w:bCs/>
+              </w:rPr>
+              <w:t>277</w:t>
             </w:r>
           </w:p>
         </w:tc>

--- a/atlas/metrics/Pattern Metrics.docx
+++ b/atlas/metrics/Pattern Metrics.docx
@@ -302,7 +302,14 @@
                 <w:b/>
                 <w:bCs/>
               </w:rPr>
-              <w:t>43</w:t>
+              <w:t>4</w:t>
+            </w:r>
+            <w:r>
+              <w:rPr>
+                <w:b/>
+                <w:bCs/>
+              </w:rPr>
+              <w:t>6</w:t>
             </w:r>
           </w:p>
         </w:tc>
@@ -363,7 +370,14 @@
                 <w:b/>
                 <w:bCs/>
               </w:rPr>
-              <w:t>157</w:t>
+              <w:t>15</w:t>
+            </w:r>
+            <w:r>
+              <w:rPr>
+                <w:b/>
+                <w:bCs/>
+              </w:rPr>
+              <w:t>4</w:t>
             </w:r>
           </w:p>
         </w:tc>
@@ -424,7 +438,21 @@
                 <w:b/>
                 <w:bCs/>
               </w:rPr>
-              <w:t>21.5%</w:t>
+              <w:t>21.</w:t>
+            </w:r>
+            <w:r>
+              <w:rPr>
+                <w:b/>
+                <w:bCs/>
+              </w:rPr>
+              <w:t>9</w:t>
+            </w:r>
+            <w:r>
+              <w:rPr>
+                <w:b/>
+                <w:bCs/>
+              </w:rPr>
+              <w:t>%</w:t>
             </w:r>
           </w:p>
         </w:tc>
@@ -632,11 +660,7 @@
           </w:tcPr>
           <w:p>
             <w:r>
-              <w:rPr>
-                <w:b/>
-                <w:bCs/>
-              </w:rPr>
-              <w:t>17</w:t>
+              <w:t>20</w:t>
             </w:r>
           </w:p>
         </w:tc>
@@ -4418,6 +4442,289 @@
           </w:p>
         </w:tc>
       </w:tr>
+      <w:tr>
+        <w:trPr>
+          <w:tblCellSpacing w:w="15" w:type="dxa"/>
+        </w:trPr>
+        <w:tc>
+          <w:tcPr>
+            <w:tcW w:w="0" w:type="auto"/>
+            <w:tcBorders>
+              <w:top w:val="single" w:sz="6" w:space="0" w:color="C4C7C5"/>
+              <w:left w:val="single" w:sz="6" w:space="0" w:color="C4C7C5"/>
+              <w:bottom w:val="single" w:sz="6" w:space="0" w:color="C4C7C5"/>
+              <w:right w:val="single" w:sz="6" w:space="0" w:color="C4C7C5"/>
+            </w:tcBorders>
+            <w:tcMar>
+              <w:top w:w="120" w:type="dxa"/>
+              <w:left w:w="180" w:type="dxa"/>
+              <w:bottom w:w="120" w:type="dxa"/>
+              <w:right w:w="180" w:type="dxa"/>
+            </w:tcMar>
+            <w:vAlign w:val="center"/>
+          </w:tcPr>
+          <w:p>
+            <w:pPr>
+              <w:rPr>
+                <w:b/>
+                <w:bCs/>
+              </w:rPr>
+            </w:pPr>
+            <w:r>
+              <w:rPr>
+                <w:b/>
+                <w:bCs/>
+              </w:rPr>
+              <w:t>PAT-044</w:t>
+            </w:r>
+          </w:p>
+        </w:tc>
+        <w:tc>
+          <w:tcPr>
+            <w:tcW w:w="0" w:type="auto"/>
+            <w:tcBorders>
+              <w:top w:val="single" w:sz="6" w:space="0" w:color="C4C7C5"/>
+              <w:left w:val="single" w:sz="6" w:space="0" w:color="C4C7C5"/>
+              <w:bottom w:val="single" w:sz="6" w:space="0" w:color="C4C7C5"/>
+              <w:right w:val="single" w:sz="6" w:space="0" w:color="C4C7C5"/>
+            </w:tcBorders>
+            <w:tcMar>
+              <w:top w:w="120" w:type="dxa"/>
+              <w:left w:w="180" w:type="dxa"/>
+              <w:bottom w:w="120" w:type="dxa"/>
+              <w:right w:w="180" w:type="dxa"/>
+            </w:tcMar>
+            <w:vAlign w:val="center"/>
+          </w:tcPr>
+          <w:p>
+            <w:r>
+              <w:t>Workspace Adaptation</w:t>
+            </w:r>
+          </w:p>
+        </w:tc>
+        <w:tc>
+          <w:tcPr>
+            <w:tcW w:w="0" w:type="auto"/>
+            <w:tcBorders>
+              <w:top w:val="single" w:sz="6" w:space="0" w:color="C4C7C5"/>
+              <w:left w:val="single" w:sz="6" w:space="0" w:color="C4C7C5"/>
+              <w:bottom w:val="single" w:sz="6" w:space="0" w:color="C4C7C5"/>
+              <w:right w:val="single" w:sz="6" w:space="0" w:color="C4C7C5"/>
+            </w:tcBorders>
+            <w:tcMar>
+              <w:top w:w="120" w:type="dxa"/>
+              <w:left w:w="180" w:type="dxa"/>
+              <w:bottom w:w="120" w:type="dxa"/>
+              <w:right w:w="180" w:type="dxa"/>
+            </w:tcMar>
+            <w:vAlign w:val="center"/>
+          </w:tcPr>
+          <w:p>
+            <w:pPr>
+              <w:rPr>
+                <w:b/>
+                <w:bCs/>
+              </w:rPr>
+            </w:pPr>
+            <w:r>
+              <w:rPr>
+                <w:b/>
+                <w:bCs/>
+              </w:rPr>
+              <w:t>6</w:t>
+            </w:r>
+          </w:p>
+        </w:tc>
+      </w:tr>
+      <w:tr>
+        <w:trPr>
+          <w:tblCellSpacing w:w="15" w:type="dxa"/>
+        </w:trPr>
+        <w:tc>
+          <w:tcPr>
+            <w:tcW w:w="0" w:type="auto"/>
+            <w:tcBorders>
+              <w:top w:val="single" w:sz="6" w:space="0" w:color="C4C7C5"/>
+              <w:left w:val="single" w:sz="6" w:space="0" w:color="C4C7C5"/>
+              <w:bottom w:val="single" w:sz="6" w:space="0" w:color="C4C7C5"/>
+              <w:right w:val="single" w:sz="6" w:space="0" w:color="C4C7C5"/>
+            </w:tcBorders>
+            <w:tcMar>
+              <w:top w:w="120" w:type="dxa"/>
+              <w:left w:w="180" w:type="dxa"/>
+              <w:bottom w:w="120" w:type="dxa"/>
+              <w:right w:w="180" w:type="dxa"/>
+            </w:tcMar>
+            <w:vAlign w:val="center"/>
+          </w:tcPr>
+          <w:p>
+            <w:pPr>
+              <w:rPr>
+                <w:b/>
+                <w:bCs/>
+              </w:rPr>
+            </w:pPr>
+            <w:r>
+              <w:rPr>
+                <w:b/>
+                <w:bCs/>
+              </w:rPr>
+              <w:lastRenderedPageBreak/>
+              <w:t>PAT-045</w:t>
+            </w:r>
+          </w:p>
+        </w:tc>
+        <w:tc>
+          <w:tcPr>
+            <w:tcW w:w="0" w:type="auto"/>
+            <w:tcBorders>
+              <w:top w:val="single" w:sz="6" w:space="0" w:color="C4C7C5"/>
+              <w:left w:val="single" w:sz="6" w:space="0" w:color="C4C7C5"/>
+              <w:bottom w:val="single" w:sz="6" w:space="0" w:color="C4C7C5"/>
+              <w:right w:val="single" w:sz="6" w:space="0" w:color="C4C7C5"/>
+            </w:tcBorders>
+            <w:tcMar>
+              <w:top w:w="120" w:type="dxa"/>
+              <w:left w:w="180" w:type="dxa"/>
+              <w:bottom w:w="120" w:type="dxa"/>
+              <w:right w:w="180" w:type="dxa"/>
+            </w:tcMar>
+            <w:vAlign w:val="center"/>
+          </w:tcPr>
+          <w:p>
+            <w:r>
+              <w:t>Information Co-Visualization</w:t>
+            </w:r>
+          </w:p>
+        </w:tc>
+        <w:tc>
+          <w:tcPr>
+            <w:tcW w:w="0" w:type="auto"/>
+            <w:tcBorders>
+              <w:top w:val="single" w:sz="6" w:space="0" w:color="C4C7C5"/>
+              <w:left w:val="single" w:sz="6" w:space="0" w:color="C4C7C5"/>
+              <w:bottom w:val="single" w:sz="6" w:space="0" w:color="C4C7C5"/>
+              <w:right w:val="single" w:sz="6" w:space="0" w:color="C4C7C5"/>
+            </w:tcBorders>
+            <w:tcMar>
+              <w:top w:w="120" w:type="dxa"/>
+              <w:left w:w="180" w:type="dxa"/>
+              <w:bottom w:w="120" w:type="dxa"/>
+              <w:right w:w="180" w:type="dxa"/>
+            </w:tcMar>
+            <w:vAlign w:val="center"/>
+          </w:tcPr>
+          <w:p>
+            <w:pPr>
+              <w:rPr>
+                <w:b/>
+                <w:bCs/>
+              </w:rPr>
+            </w:pPr>
+            <w:r>
+              <w:rPr>
+                <w:b/>
+                <w:bCs/>
+              </w:rPr>
+              <w:t>3</w:t>
+            </w:r>
+          </w:p>
+        </w:tc>
+      </w:tr>
+      <w:tr>
+        <w:trPr>
+          <w:tblCellSpacing w:w="15" w:type="dxa"/>
+        </w:trPr>
+        <w:tc>
+          <w:tcPr>
+            <w:tcW w:w="0" w:type="auto"/>
+            <w:tcBorders>
+              <w:top w:val="single" w:sz="6" w:space="0" w:color="C4C7C5"/>
+              <w:left w:val="single" w:sz="6" w:space="0" w:color="C4C7C5"/>
+              <w:bottom w:val="single" w:sz="6" w:space="0" w:color="C4C7C5"/>
+              <w:right w:val="single" w:sz="6" w:space="0" w:color="C4C7C5"/>
+            </w:tcBorders>
+            <w:tcMar>
+              <w:top w:w="120" w:type="dxa"/>
+              <w:left w:w="180" w:type="dxa"/>
+              <w:bottom w:w="120" w:type="dxa"/>
+              <w:right w:w="180" w:type="dxa"/>
+            </w:tcMar>
+            <w:vAlign w:val="center"/>
+          </w:tcPr>
+          <w:p>
+            <w:pPr>
+              <w:rPr>
+                <w:b/>
+                <w:bCs/>
+              </w:rPr>
+            </w:pPr>
+            <w:r>
+              <w:rPr>
+                <w:b/>
+                <w:bCs/>
+              </w:rPr>
+              <w:t>PAT-046</w:t>
+            </w:r>
+          </w:p>
+        </w:tc>
+        <w:tc>
+          <w:tcPr>
+            <w:tcW w:w="0" w:type="auto"/>
+            <w:tcBorders>
+              <w:top w:val="single" w:sz="6" w:space="0" w:color="C4C7C5"/>
+              <w:left w:val="single" w:sz="6" w:space="0" w:color="C4C7C5"/>
+              <w:bottom w:val="single" w:sz="6" w:space="0" w:color="C4C7C5"/>
+              <w:right w:val="single" w:sz="6" w:space="0" w:color="C4C7C5"/>
+            </w:tcBorders>
+            <w:tcMar>
+              <w:top w:w="120" w:type="dxa"/>
+              <w:left w:w="180" w:type="dxa"/>
+              <w:bottom w:w="120" w:type="dxa"/>
+              <w:right w:w="180" w:type="dxa"/>
+            </w:tcMar>
+            <w:vAlign w:val="center"/>
+          </w:tcPr>
+          <w:p>
+            <w:r>
+              <w:t>Workspace Scalability</w:t>
+            </w:r>
+          </w:p>
+        </w:tc>
+        <w:tc>
+          <w:tcPr>
+            <w:tcW w:w="0" w:type="auto"/>
+            <w:tcBorders>
+              <w:top w:val="single" w:sz="6" w:space="0" w:color="C4C7C5"/>
+              <w:left w:val="single" w:sz="6" w:space="0" w:color="C4C7C5"/>
+              <w:bottom w:val="single" w:sz="6" w:space="0" w:color="C4C7C5"/>
+              <w:right w:val="single" w:sz="6" w:space="0" w:color="C4C7C5"/>
+            </w:tcBorders>
+            <w:tcMar>
+              <w:top w:w="120" w:type="dxa"/>
+              <w:left w:w="180" w:type="dxa"/>
+              <w:bottom w:w="120" w:type="dxa"/>
+              <w:right w:w="180" w:type="dxa"/>
+            </w:tcMar>
+            <w:vAlign w:val="center"/>
+          </w:tcPr>
+          <w:p>
+            <w:pPr>
+              <w:rPr>
+                <w:b/>
+                <w:bCs/>
+              </w:rPr>
+            </w:pPr>
+            <w:r>
+              <w:rPr>
+                <w:b/>
+                <w:bCs/>
+              </w:rPr>
+              <w:t>4</w:t>
+            </w:r>
+          </w:p>
+        </w:tc>
+      </w:tr>
     </w:tbl>
     <w:p>
       <w:pPr>
@@ -4479,7 +4786,6 @@
                 <w:b/>
                 <w:bCs/>
               </w:rPr>
-              <w:lastRenderedPageBreak/>
               <w:t>Record</w:t>
             </w:r>
           </w:p>
@@ -4968,7 +5274,10 @@
           </w:tcPr>
           <w:p>
             <w:r>
-              <w:t>3 (Active) / 10 (Established)</w:t>
+              <w:t>4</w:t>
+            </w:r>
+            <w:r>
+              <w:t xml:space="preserve"> (Active) / 10 (Established)</w:t>
             </w:r>
           </w:p>
         </w:tc>
@@ -5025,11 +5334,7 @@
           </w:tcPr>
           <w:p>
             <w:r>
-              <w:rPr>
-                <w:b/>
-                <w:bCs/>
-              </w:rPr>
-              <w:t>7</w:t>
+              <w:t>5</w:t>
             </w:r>
           </w:p>
         </w:tc>
@@ -5090,12 +5395,35 @@
                 <w:b/>
                 <w:bCs/>
               </w:rPr>
-              <w:t>43</w:t>
+              <w:t>4</w:t>
+            </w:r>
+            <w:r>
+              <w:rPr>
+                <w:b/>
+                <w:bCs/>
+              </w:rPr>
+              <w:t>6</w:t>
             </w:r>
           </w:p>
         </w:tc>
       </w:tr>
     </w:tbl>
+    <w:p>
+      <w:pPr>
+        <w:rPr>
+          <w:b/>
+          <w:bCs/>
+        </w:rPr>
+      </w:pPr>
+    </w:p>
+    <w:p>
+      <w:pPr>
+        <w:rPr>
+          <w:b/>
+          <w:bCs/>
+        </w:rPr>
+      </w:pPr>
+    </w:p>
     <w:p>
       <w:pPr>
         <w:rPr>
@@ -5108,6 +5436,7 @@
           <w:b/>
           <w:bCs/>
         </w:rPr>
+        <w:lastRenderedPageBreak/>
         <w:t>Validation &amp; Categorization</w:t>
       </w:r>
     </w:p>
@@ -5370,11 +5699,7 @@
           </w:tcPr>
           <w:p>
             <w:r>
-              <w:rPr>
-                <w:b/>
-                <w:bCs/>
-              </w:rPr>
-              <w:t>17</w:t>
+              <w:t>20</w:t>
             </w:r>
           </w:p>
         </w:tc>
@@ -5449,7 +5774,6 @@
           <w:b/>
           <w:bCs/>
         </w:rPr>
-        <w:lastRenderedPageBreak/>
         <w:t>Pattern Distribution by Category</w:t>
       </w:r>
     </w:p>
@@ -6117,67 +6441,91 @@
           </w:tcPr>
           <w:p>
             <w:r>
+              <w:t xml:space="preserve">3 </w:t>
+            </w:r>
+          </w:p>
+        </w:tc>
+      </w:tr>
+      <w:tr>
+        <w:trPr>
+          <w:tblCellSpacing w:w="15" w:type="dxa"/>
+        </w:trPr>
+        <w:tc>
+          <w:tcPr>
+            <w:tcW w:w="0" w:type="auto"/>
+            <w:tcBorders>
+              <w:top w:val="single" w:sz="6" w:space="0" w:color="C4C7C5"/>
+              <w:left w:val="single" w:sz="6" w:space="0" w:color="C4C7C5"/>
+              <w:bottom w:val="single" w:sz="6" w:space="0" w:color="C4C7C5"/>
+              <w:right w:val="single" w:sz="6" w:space="0" w:color="C4C7C5"/>
+            </w:tcBorders>
+            <w:tcMar>
+              <w:top w:w="120" w:type="dxa"/>
+              <w:left w:w="180" w:type="dxa"/>
+              <w:bottom w:w="120" w:type="dxa"/>
+              <w:right w:w="180" w:type="dxa"/>
+            </w:tcMar>
+            <w:vAlign w:val="center"/>
+            <w:hideMark/>
+          </w:tcPr>
+          <w:p>
+            <w:r>
+              <w:rPr>
+                <w:b/>
+                <w:bCs/>
+              </w:rPr>
+              <w:t>AU</w:t>
+            </w:r>
+          </w:p>
+        </w:tc>
+        <w:tc>
+          <w:tcPr>
+            <w:tcW w:w="0" w:type="auto"/>
+            <w:tcBorders>
+              <w:top w:val="single" w:sz="6" w:space="0" w:color="C4C7C5"/>
+              <w:left w:val="single" w:sz="6" w:space="0" w:color="C4C7C5"/>
+              <w:bottom w:val="single" w:sz="6" w:space="0" w:color="C4C7C5"/>
+              <w:right w:val="single" w:sz="6" w:space="0" w:color="C4C7C5"/>
+            </w:tcBorders>
+            <w:tcMar>
+              <w:top w:w="120" w:type="dxa"/>
+              <w:left w:w="180" w:type="dxa"/>
+              <w:bottom w:w="120" w:type="dxa"/>
+              <w:right w:w="180" w:type="dxa"/>
+            </w:tcMar>
+            <w:vAlign w:val="center"/>
+            <w:hideMark/>
+          </w:tcPr>
+          <w:p>
+            <w:r>
+              <w:t>Authentication &amp; Forms</w:t>
+            </w:r>
+          </w:p>
+        </w:tc>
+        <w:tc>
+          <w:tcPr>
+            <w:tcW w:w="0" w:type="auto"/>
+            <w:tcBorders>
+              <w:top w:val="single" w:sz="6" w:space="0" w:color="C4C7C5"/>
+              <w:left w:val="single" w:sz="6" w:space="0" w:color="C4C7C5"/>
+              <w:bottom w:val="single" w:sz="6" w:space="0" w:color="C4C7C5"/>
+              <w:right w:val="single" w:sz="6" w:space="0" w:color="C4C7C5"/>
+            </w:tcBorders>
+            <w:tcMar>
+              <w:top w:w="120" w:type="dxa"/>
+              <w:left w:w="180" w:type="dxa"/>
+              <w:bottom w:w="120" w:type="dxa"/>
+              <w:right w:w="180" w:type="dxa"/>
+            </w:tcMar>
+            <w:vAlign w:val="center"/>
+            <w:hideMark/>
+          </w:tcPr>
+          <w:p>
+            <w:r>
               <w:t>0</w:t>
             </w:r>
           </w:p>
         </w:tc>
-      </w:tr>
-      <w:tr>
-        <w:trPr>
-          <w:tblCellSpacing w:w="15" w:type="dxa"/>
-        </w:trPr>
-        <w:tc>
-          <w:tcPr>
-            <w:tcW w:w="0" w:type="auto"/>
-            <w:tcBorders>
-              <w:top w:val="single" w:sz="6" w:space="0" w:color="C4C7C5"/>
-              <w:left w:val="single" w:sz="6" w:space="0" w:color="C4C7C5"/>
-              <w:bottom w:val="single" w:sz="6" w:space="0" w:color="C4C7C5"/>
-              <w:right w:val="single" w:sz="6" w:space="0" w:color="C4C7C5"/>
-            </w:tcBorders>
-            <w:tcMar>
-              <w:top w:w="120" w:type="dxa"/>
-              <w:left w:w="180" w:type="dxa"/>
-              <w:bottom w:w="120" w:type="dxa"/>
-              <w:right w:w="180" w:type="dxa"/>
-            </w:tcMar>
-            <w:vAlign w:val="center"/>
-            <w:hideMark/>
-          </w:tcPr>
-          <w:p>
-            <w:r>
-              <w:rPr>
-                <w:b/>
-                <w:bCs/>
-              </w:rPr>
-              <w:t>AU</w:t>
-            </w:r>
-          </w:p>
-        </w:tc>
-        <w:tc>
-          <w:tcPr>
-            <w:tcW w:w="0" w:type="auto"/>
-            <w:tcBorders>
-              <w:top w:val="single" w:sz="6" w:space="0" w:color="C4C7C5"/>
-              <w:left w:val="single" w:sz="6" w:space="0" w:color="C4C7C5"/>
-              <w:bottom w:val="single" w:sz="6" w:space="0" w:color="C4C7C5"/>
-              <w:right w:val="single" w:sz="6" w:space="0" w:color="C4C7C5"/>
-            </w:tcBorders>
-            <w:tcMar>
-              <w:top w:w="120" w:type="dxa"/>
-              <w:left w:w="180" w:type="dxa"/>
-              <w:bottom w:w="120" w:type="dxa"/>
-              <w:right w:w="180" w:type="dxa"/>
-            </w:tcMar>
-            <w:vAlign w:val="center"/>
-            <w:hideMark/>
-          </w:tcPr>
-          <w:p>
-            <w:r>
-              <w:t>Authentication &amp; Forms</w:t>
-            </w:r>
-          </w:p>
-        </w:tc>
         <w:tc>
           <w:tcPr>
             <w:tcW w:w="0" w:type="auto"/>
@@ -6202,6 +6550,63 @@
             </w:r>
           </w:p>
         </w:tc>
+      </w:tr>
+      <w:tr>
+        <w:trPr>
+          <w:tblCellSpacing w:w="15" w:type="dxa"/>
+        </w:trPr>
+        <w:tc>
+          <w:tcPr>
+            <w:tcW w:w="0" w:type="auto"/>
+            <w:tcBorders>
+              <w:top w:val="single" w:sz="6" w:space="0" w:color="C4C7C5"/>
+              <w:left w:val="single" w:sz="6" w:space="0" w:color="C4C7C5"/>
+              <w:bottom w:val="single" w:sz="6" w:space="0" w:color="C4C7C5"/>
+              <w:right w:val="single" w:sz="6" w:space="0" w:color="C4C7C5"/>
+            </w:tcBorders>
+            <w:tcMar>
+              <w:top w:w="120" w:type="dxa"/>
+              <w:left w:w="180" w:type="dxa"/>
+              <w:bottom w:w="120" w:type="dxa"/>
+              <w:right w:w="180" w:type="dxa"/>
+            </w:tcMar>
+            <w:vAlign w:val="center"/>
+            <w:hideMark/>
+          </w:tcPr>
+          <w:p>
+            <w:r>
+              <w:rPr>
+                <w:b/>
+                <w:bCs/>
+              </w:rPr>
+              <w:t>NT</w:t>
+            </w:r>
+          </w:p>
+        </w:tc>
+        <w:tc>
+          <w:tcPr>
+            <w:tcW w:w="0" w:type="auto"/>
+            <w:tcBorders>
+              <w:top w:val="single" w:sz="6" w:space="0" w:color="C4C7C5"/>
+              <w:left w:val="single" w:sz="6" w:space="0" w:color="C4C7C5"/>
+              <w:bottom w:val="single" w:sz="6" w:space="0" w:color="C4C7C5"/>
+              <w:right w:val="single" w:sz="6" w:space="0" w:color="C4C7C5"/>
+            </w:tcBorders>
+            <w:tcMar>
+              <w:top w:w="120" w:type="dxa"/>
+              <w:left w:w="180" w:type="dxa"/>
+              <w:bottom w:w="120" w:type="dxa"/>
+              <w:right w:w="180" w:type="dxa"/>
+            </w:tcMar>
+            <w:vAlign w:val="center"/>
+            <w:hideMark/>
+          </w:tcPr>
+          <w:p>
+            <w:r>
+              <w:t>Notifications</w:t>
+            </w:r>
+          </w:p>
+        </w:tc>
         <w:tc>
           <w:tcPr>
             <w:tcW w:w="0" w:type="auto"/>
@@ -6226,63 +6631,6 @@
             </w:r>
           </w:p>
         </w:tc>
-      </w:tr>
-      <w:tr>
-        <w:trPr>
-          <w:tblCellSpacing w:w="15" w:type="dxa"/>
-        </w:trPr>
-        <w:tc>
-          <w:tcPr>
-            <w:tcW w:w="0" w:type="auto"/>
-            <w:tcBorders>
-              <w:top w:val="single" w:sz="6" w:space="0" w:color="C4C7C5"/>
-              <w:left w:val="single" w:sz="6" w:space="0" w:color="C4C7C5"/>
-              <w:bottom w:val="single" w:sz="6" w:space="0" w:color="C4C7C5"/>
-              <w:right w:val="single" w:sz="6" w:space="0" w:color="C4C7C5"/>
-            </w:tcBorders>
-            <w:tcMar>
-              <w:top w:w="120" w:type="dxa"/>
-              <w:left w:w="180" w:type="dxa"/>
-              <w:bottom w:w="120" w:type="dxa"/>
-              <w:right w:w="180" w:type="dxa"/>
-            </w:tcMar>
-            <w:vAlign w:val="center"/>
-            <w:hideMark/>
-          </w:tcPr>
-          <w:p>
-            <w:r>
-              <w:rPr>
-                <w:b/>
-                <w:bCs/>
-              </w:rPr>
-              <w:t>NT</w:t>
-            </w:r>
-          </w:p>
-        </w:tc>
-        <w:tc>
-          <w:tcPr>
-            <w:tcW w:w="0" w:type="auto"/>
-            <w:tcBorders>
-              <w:top w:val="single" w:sz="6" w:space="0" w:color="C4C7C5"/>
-              <w:left w:val="single" w:sz="6" w:space="0" w:color="C4C7C5"/>
-              <w:bottom w:val="single" w:sz="6" w:space="0" w:color="C4C7C5"/>
-              <w:right w:val="single" w:sz="6" w:space="0" w:color="C4C7C5"/>
-            </w:tcBorders>
-            <w:tcMar>
-              <w:top w:w="120" w:type="dxa"/>
-              <w:left w:w="180" w:type="dxa"/>
-              <w:bottom w:w="120" w:type="dxa"/>
-              <w:right w:w="180" w:type="dxa"/>
-            </w:tcMar>
-            <w:vAlign w:val="center"/>
-            <w:hideMark/>
-          </w:tcPr>
-          <w:p>
-            <w:r>
-              <w:t>Notifications</w:t>
-            </w:r>
-          </w:p>
-        </w:tc>
         <w:tc>
           <w:tcPr>
             <w:tcW w:w="0" w:type="auto"/>
@@ -6307,6 +6655,63 @@
             </w:r>
           </w:p>
         </w:tc>
+      </w:tr>
+      <w:tr>
+        <w:trPr>
+          <w:tblCellSpacing w:w="15" w:type="dxa"/>
+        </w:trPr>
+        <w:tc>
+          <w:tcPr>
+            <w:tcW w:w="0" w:type="auto"/>
+            <w:tcBorders>
+              <w:top w:val="single" w:sz="6" w:space="0" w:color="C4C7C5"/>
+              <w:left w:val="single" w:sz="6" w:space="0" w:color="C4C7C5"/>
+              <w:bottom w:val="single" w:sz="6" w:space="0" w:color="C4C7C5"/>
+              <w:right w:val="single" w:sz="6" w:space="0" w:color="C4C7C5"/>
+            </w:tcBorders>
+            <w:tcMar>
+              <w:top w:w="120" w:type="dxa"/>
+              <w:left w:w="180" w:type="dxa"/>
+              <w:bottom w:w="120" w:type="dxa"/>
+              <w:right w:w="180" w:type="dxa"/>
+            </w:tcMar>
+            <w:vAlign w:val="center"/>
+            <w:hideMark/>
+          </w:tcPr>
+          <w:p>
+            <w:r>
+              <w:rPr>
+                <w:b/>
+                <w:bCs/>
+              </w:rPr>
+              <w:t>LE</w:t>
+            </w:r>
+          </w:p>
+        </w:tc>
+        <w:tc>
+          <w:tcPr>
+            <w:tcW w:w="0" w:type="auto"/>
+            <w:tcBorders>
+              <w:top w:val="single" w:sz="6" w:space="0" w:color="C4C7C5"/>
+              <w:left w:val="single" w:sz="6" w:space="0" w:color="C4C7C5"/>
+              <w:bottom w:val="single" w:sz="6" w:space="0" w:color="C4C7C5"/>
+              <w:right w:val="single" w:sz="6" w:space="0" w:color="C4C7C5"/>
+            </w:tcBorders>
+            <w:tcMar>
+              <w:top w:w="120" w:type="dxa"/>
+              <w:left w:w="180" w:type="dxa"/>
+              <w:bottom w:w="120" w:type="dxa"/>
+              <w:right w:w="180" w:type="dxa"/>
+            </w:tcMar>
+            <w:vAlign w:val="center"/>
+            <w:hideMark/>
+          </w:tcPr>
+          <w:p>
+            <w:r>
+              <w:t>Learning</w:t>
+            </w:r>
+          </w:p>
+        </w:tc>
         <w:tc>
           <w:tcPr>
             <w:tcW w:w="0" w:type="auto"/>
@@ -6331,63 +6736,6 @@
             </w:r>
           </w:p>
         </w:tc>
-      </w:tr>
-      <w:tr>
-        <w:trPr>
-          <w:tblCellSpacing w:w="15" w:type="dxa"/>
-        </w:trPr>
-        <w:tc>
-          <w:tcPr>
-            <w:tcW w:w="0" w:type="auto"/>
-            <w:tcBorders>
-              <w:top w:val="single" w:sz="6" w:space="0" w:color="C4C7C5"/>
-              <w:left w:val="single" w:sz="6" w:space="0" w:color="C4C7C5"/>
-              <w:bottom w:val="single" w:sz="6" w:space="0" w:color="C4C7C5"/>
-              <w:right w:val="single" w:sz="6" w:space="0" w:color="C4C7C5"/>
-            </w:tcBorders>
-            <w:tcMar>
-              <w:top w:w="120" w:type="dxa"/>
-              <w:left w:w="180" w:type="dxa"/>
-              <w:bottom w:w="120" w:type="dxa"/>
-              <w:right w:w="180" w:type="dxa"/>
-            </w:tcMar>
-            <w:vAlign w:val="center"/>
-            <w:hideMark/>
-          </w:tcPr>
-          <w:p>
-            <w:r>
-              <w:rPr>
-                <w:b/>
-                <w:bCs/>
-              </w:rPr>
-              <w:t>LE</w:t>
-            </w:r>
-          </w:p>
-        </w:tc>
-        <w:tc>
-          <w:tcPr>
-            <w:tcW w:w="0" w:type="auto"/>
-            <w:tcBorders>
-              <w:top w:val="single" w:sz="6" w:space="0" w:color="C4C7C5"/>
-              <w:left w:val="single" w:sz="6" w:space="0" w:color="C4C7C5"/>
-              <w:bottom w:val="single" w:sz="6" w:space="0" w:color="C4C7C5"/>
-              <w:right w:val="single" w:sz="6" w:space="0" w:color="C4C7C5"/>
-            </w:tcBorders>
-            <w:tcMar>
-              <w:top w:w="120" w:type="dxa"/>
-              <w:left w:w="180" w:type="dxa"/>
-              <w:bottom w:w="120" w:type="dxa"/>
-              <w:right w:w="180" w:type="dxa"/>
-            </w:tcMar>
-            <w:vAlign w:val="center"/>
-            <w:hideMark/>
-          </w:tcPr>
-          <w:p>
-            <w:r>
-              <w:t>Learning</w:t>
-            </w:r>
-          </w:p>
-        </w:tc>
         <w:tc>
           <w:tcPr>
             <w:tcW w:w="0" w:type="auto"/>
@@ -6412,6 +6760,63 @@
             </w:r>
           </w:p>
         </w:tc>
+      </w:tr>
+      <w:tr>
+        <w:trPr>
+          <w:tblCellSpacing w:w="15" w:type="dxa"/>
+        </w:trPr>
+        <w:tc>
+          <w:tcPr>
+            <w:tcW w:w="0" w:type="auto"/>
+            <w:tcBorders>
+              <w:top w:val="single" w:sz="6" w:space="0" w:color="C4C7C5"/>
+              <w:left w:val="single" w:sz="6" w:space="0" w:color="C4C7C5"/>
+              <w:bottom w:val="single" w:sz="6" w:space="0" w:color="C4C7C5"/>
+              <w:right w:val="single" w:sz="6" w:space="0" w:color="C4C7C5"/>
+            </w:tcBorders>
+            <w:tcMar>
+              <w:top w:w="120" w:type="dxa"/>
+              <w:left w:w="180" w:type="dxa"/>
+              <w:bottom w:w="120" w:type="dxa"/>
+              <w:right w:w="180" w:type="dxa"/>
+            </w:tcMar>
+            <w:vAlign w:val="center"/>
+            <w:hideMark/>
+          </w:tcPr>
+          <w:p>
+            <w:r>
+              <w:rPr>
+                <w:b/>
+                <w:bCs/>
+              </w:rPr>
+              <w:t>MB</w:t>
+            </w:r>
+          </w:p>
+        </w:tc>
+        <w:tc>
+          <w:tcPr>
+            <w:tcW w:w="0" w:type="auto"/>
+            <w:tcBorders>
+              <w:top w:val="single" w:sz="6" w:space="0" w:color="C4C7C5"/>
+              <w:left w:val="single" w:sz="6" w:space="0" w:color="C4C7C5"/>
+              <w:bottom w:val="single" w:sz="6" w:space="0" w:color="C4C7C5"/>
+              <w:right w:val="single" w:sz="6" w:space="0" w:color="C4C7C5"/>
+            </w:tcBorders>
+            <w:tcMar>
+              <w:top w:w="120" w:type="dxa"/>
+              <w:left w:w="180" w:type="dxa"/>
+              <w:bottom w:w="120" w:type="dxa"/>
+              <w:right w:w="180" w:type="dxa"/>
+            </w:tcMar>
+            <w:vAlign w:val="center"/>
+            <w:hideMark/>
+          </w:tcPr>
+          <w:p>
+            <w:r>
+              <w:t>Mobile Experience</w:t>
+            </w:r>
+          </w:p>
+        </w:tc>
         <w:tc>
           <w:tcPr>
             <w:tcW w:w="0" w:type="auto"/>
@@ -6436,63 +6841,6 @@
             </w:r>
           </w:p>
         </w:tc>
-      </w:tr>
-      <w:tr>
-        <w:trPr>
-          <w:tblCellSpacing w:w="15" w:type="dxa"/>
-        </w:trPr>
-        <w:tc>
-          <w:tcPr>
-            <w:tcW w:w="0" w:type="auto"/>
-            <w:tcBorders>
-              <w:top w:val="single" w:sz="6" w:space="0" w:color="C4C7C5"/>
-              <w:left w:val="single" w:sz="6" w:space="0" w:color="C4C7C5"/>
-              <w:bottom w:val="single" w:sz="6" w:space="0" w:color="C4C7C5"/>
-              <w:right w:val="single" w:sz="6" w:space="0" w:color="C4C7C5"/>
-            </w:tcBorders>
-            <w:tcMar>
-              <w:top w:w="120" w:type="dxa"/>
-              <w:left w:w="180" w:type="dxa"/>
-              <w:bottom w:w="120" w:type="dxa"/>
-              <w:right w:w="180" w:type="dxa"/>
-            </w:tcMar>
-            <w:vAlign w:val="center"/>
-            <w:hideMark/>
-          </w:tcPr>
-          <w:p>
-            <w:r>
-              <w:rPr>
-                <w:b/>
-                <w:bCs/>
-              </w:rPr>
-              <w:t>MB</w:t>
-            </w:r>
-          </w:p>
-        </w:tc>
-        <w:tc>
-          <w:tcPr>
-            <w:tcW w:w="0" w:type="auto"/>
-            <w:tcBorders>
-              <w:top w:val="single" w:sz="6" w:space="0" w:color="C4C7C5"/>
-              <w:left w:val="single" w:sz="6" w:space="0" w:color="C4C7C5"/>
-              <w:bottom w:val="single" w:sz="6" w:space="0" w:color="C4C7C5"/>
-              <w:right w:val="single" w:sz="6" w:space="0" w:color="C4C7C5"/>
-            </w:tcBorders>
-            <w:tcMar>
-              <w:top w:w="120" w:type="dxa"/>
-              <w:left w:w="180" w:type="dxa"/>
-              <w:bottom w:w="120" w:type="dxa"/>
-              <w:right w:w="180" w:type="dxa"/>
-            </w:tcMar>
-            <w:vAlign w:val="center"/>
-            <w:hideMark/>
-          </w:tcPr>
-          <w:p>
-            <w:r>
-              <w:t>Mobile Experience</w:t>
-            </w:r>
-          </w:p>
-        </w:tc>
         <w:tc>
           <w:tcPr>
             <w:tcW w:w="0" w:type="auto"/>
@@ -6517,59 +6865,36 @@
             </w:r>
           </w:p>
         </w:tc>
-        <w:tc>
-          <w:tcPr>
-            <w:tcW w:w="0" w:type="auto"/>
-            <w:tcBorders>
-              <w:top w:val="single" w:sz="6" w:space="0" w:color="C4C7C5"/>
-              <w:left w:val="single" w:sz="6" w:space="0" w:color="C4C7C5"/>
-              <w:bottom w:val="single" w:sz="6" w:space="0" w:color="C4C7C5"/>
-              <w:right w:val="single" w:sz="6" w:space="0" w:color="C4C7C5"/>
-            </w:tcBorders>
-            <w:tcMar>
-              <w:top w:w="120" w:type="dxa"/>
-              <w:left w:w="180" w:type="dxa"/>
-              <w:bottom w:w="120" w:type="dxa"/>
-              <w:right w:w="180" w:type="dxa"/>
-            </w:tcMar>
-            <w:vAlign w:val="center"/>
-            <w:hideMark/>
-          </w:tcPr>
-          <w:p>
-            <w:r>
-              <w:t>0</w:t>
-            </w:r>
-          </w:p>
-        </w:tc>
-      </w:tr>
-      <w:tr>
-        <w:trPr>
-          <w:tblCellSpacing w:w="15" w:type="dxa"/>
-        </w:trPr>
-        <w:tc>
-          <w:tcPr>
-            <w:tcW w:w="0" w:type="auto"/>
-            <w:tcBorders>
-              <w:top w:val="single" w:sz="6" w:space="0" w:color="C4C7C5"/>
-              <w:left w:val="single" w:sz="6" w:space="0" w:color="C4C7C5"/>
-              <w:bottom w:val="single" w:sz="6" w:space="0" w:color="C4C7C5"/>
-              <w:right w:val="single" w:sz="6" w:space="0" w:color="C4C7C5"/>
-            </w:tcBorders>
-            <w:tcMar>
-              <w:top w:w="120" w:type="dxa"/>
-              <w:left w:w="180" w:type="dxa"/>
-              <w:bottom w:w="120" w:type="dxa"/>
-              <w:right w:w="180" w:type="dxa"/>
-            </w:tcMar>
-            <w:vAlign w:val="center"/>
-            <w:hideMark/>
-          </w:tcPr>
-          <w:p>
-            <w:r>
-              <w:rPr>
-                <w:b/>
-                <w:bCs/>
-              </w:rPr>
+      </w:tr>
+      <w:tr>
+        <w:trPr>
+          <w:tblCellSpacing w:w="15" w:type="dxa"/>
+        </w:trPr>
+        <w:tc>
+          <w:tcPr>
+            <w:tcW w:w="0" w:type="auto"/>
+            <w:tcBorders>
+              <w:top w:val="single" w:sz="6" w:space="0" w:color="C4C7C5"/>
+              <w:left w:val="single" w:sz="6" w:space="0" w:color="C4C7C5"/>
+              <w:bottom w:val="single" w:sz="6" w:space="0" w:color="C4C7C5"/>
+              <w:right w:val="single" w:sz="6" w:space="0" w:color="C4C7C5"/>
+            </w:tcBorders>
+            <w:tcMar>
+              <w:top w:w="120" w:type="dxa"/>
+              <w:left w:w="180" w:type="dxa"/>
+              <w:bottom w:w="120" w:type="dxa"/>
+              <w:right w:w="180" w:type="dxa"/>
+            </w:tcMar>
+            <w:vAlign w:val="center"/>
+            <w:hideMark/>
+          </w:tcPr>
+          <w:p>
+            <w:r>
+              <w:rPr>
+                <w:b/>
+                <w:bCs/>
+              </w:rPr>
+              <w:lastRenderedPageBreak/>
               <w:t>AI</w:t>
             </w:r>
           </w:p>
@@ -6677,7 +7002,7 @@
       </w:tblPr>
       <w:tblGrid>
         <w:gridCol w:w="3988"/>
-        <w:gridCol w:w="1797"/>
+        <w:gridCol w:w="2249"/>
       </w:tblGrid>
       <w:tr>
         <w:trPr>
@@ -6850,7 +7175,21 @@
           </w:tcPr>
           <w:p>
             <w:r>
-              <w:t>3 (FF, OS, WI)</w:t>
+              <w:t>4</w:t>
+            </w:r>
+            <w:r>
+              <w:t xml:space="preserve"> (FF, OS, </w:t>
+            </w:r>
+            <w:proofErr w:type="gramStart"/>
+            <w:r>
+              <w:t>WI</w:t>
+            </w:r>
+            <w:r>
+              <w:t>,DW</w:t>
+            </w:r>
+            <w:proofErr w:type="gramEnd"/>
+            <w:r>
+              <w:t>)</w:t>
             </w:r>
           </w:p>
         </w:tc>
@@ -6986,7 +7325,6 @@
           <w:b/>
           <w:bCs/>
         </w:rPr>
-        <w:lastRenderedPageBreak/>
         <w:t>Milestones &amp; Roadmap</w:t>
       </w:r>
     </w:p>
@@ -7164,7 +7502,10 @@
           </w:tcPr>
           <w:p>
             <w:r>
-              <w:t>43 / 25</w:t>
+              <w:t>25</w:t>
+            </w:r>
+            <w:r>
+              <w:t xml:space="preserve"> / 25</w:t>
             </w:r>
           </w:p>
         </w:tc>
@@ -7249,7 +7590,14 @@
                 <w:b/>
                 <w:bCs/>
               </w:rPr>
-              <w:t>43 / 50</w:t>
+              <w:t>46</w:t>
+            </w:r>
+            <w:r>
+              <w:rPr>
+                <w:b/>
+                <w:bCs/>
+              </w:rPr>
+              <w:t xml:space="preserve"> / 50</w:t>
             </w:r>
           </w:p>
         </w:tc>
@@ -7334,7 +7682,13 @@
           </w:tcPr>
           <w:p>
             <w:r>
-              <w:t>43 / 100</w:t>
+              <w:t>4</w:t>
+            </w:r>
+            <w:r>
+              <w:t>6</w:t>
+            </w:r>
+            <w:r>
+              <w:t xml:space="preserve"> / 100</w:t>
             </w:r>
           </w:p>
         </w:tc>
@@ -7415,7 +7769,13 @@
           </w:tcPr>
           <w:p>
             <w:r>
-              <w:t>43 / 150</w:t>
+              <w:t>4</w:t>
+            </w:r>
+            <w:r>
+              <w:t>6</w:t>
+            </w:r>
+            <w:r>
+              <w:t xml:space="preserve"> / 150</w:t>
             </w:r>
           </w:p>
         </w:tc>
@@ -7496,7 +7856,13 @@
           </w:tcPr>
           <w:p>
             <w:r>
-              <w:t>43 / 200</w:t>
+              <w:t>4</w:t>
+            </w:r>
+            <w:r>
+              <w:t>6</w:t>
+            </w:r>
+            <w:r>
+              <w:t xml:space="preserve"> / 200</w:t>
             </w:r>
           </w:p>
         </w:tc>
@@ -7588,6 +7954,7 @@
                 <w:b/>
                 <w:bCs/>
               </w:rPr>
+              <w:lastRenderedPageBreak/>
               <w:t>Category Code</w:t>
             </w:r>
           </w:p>
@@ -8205,6 +8572,111 @@
           </w:tcPr>
           <w:p>
             <w:r>
+              <w:t>2</w:t>
+            </w:r>
+          </w:p>
+        </w:tc>
+      </w:tr>
+      <w:tr>
+        <w:trPr>
+          <w:tblCellSpacing w:w="15" w:type="dxa"/>
+        </w:trPr>
+        <w:tc>
+          <w:tcPr>
+            <w:tcW w:w="0" w:type="auto"/>
+            <w:tcBorders>
+              <w:top w:val="single" w:sz="6" w:space="0" w:color="C4C7C5"/>
+              <w:left w:val="single" w:sz="6" w:space="0" w:color="C4C7C5"/>
+              <w:bottom w:val="single" w:sz="6" w:space="0" w:color="C4C7C5"/>
+              <w:right w:val="single" w:sz="6" w:space="0" w:color="C4C7C5"/>
+            </w:tcBorders>
+            <w:tcMar>
+              <w:top w:w="120" w:type="dxa"/>
+              <w:left w:w="180" w:type="dxa"/>
+              <w:bottom w:w="120" w:type="dxa"/>
+              <w:right w:w="180" w:type="dxa"/>
+            </w:tcMar>
+            <w:vAlign w:val="center"/>
+            <w:hideMark/>
+          </w:tcPr>
+          <w:p>
+            <w:r>
+              <w:rPr>
+                <w:b/>
+                <w:bCs/>
+              </w:rPr>
+              <w:t>AU</w:t>
+            </w:r>
+          </w:p>
+        </w:tc>
+        <w:tc>
+          <w:tcPr>
+            <w:tcW w:w="0" w:type="auto"/>
+            <w:tcBorders>
+              <w:top w:val="single" w:sz="6" w:space="0" w:color="C4C7C5"/>
+              <w:left w:val="single" w:sz="6" w:space="0" w:color="C4C7C5"/>
+              <w:bottom w:val="single" w:sz="6" w:space="0" w:color="C4C7C5"/>
+              <w:right w:val="single" w:sz="6" w:space="0" w:color="C4C7C5"/>
+            </w:tcBorders>
+            <w:tcMar>
+              <w:top w:w="120" w:type="dxa"/>
+              <w:left w:w="180" w:type="dxa"/>
+              <w:bottom w:w="120" w:type="dxa"/>
+              <w:right w:w="180" w:type="dxa"/>
+            </w:tcMar>
+            <w:vAlign w:val="center"/>
+            <w:hideMark/>
+          </w:tcPr>
+          <w:p>
+            <w:r>
+              <w:t>Authentication &amp; Forms</w:t>
+            </w:r>
+          </w:p>
+        </w:tc>
+        <w:tc>
+          <w:tcPr>
+            <w:tcW w:w="0" w:type="auto"/>
+            <w:tcBorders>
+              <w:top w:val="single" w:sz="6" w:space="0" w:color="C4C7C5"/>
+              <w:left w:val="single" w:sz="6" w:space="0" w:color="C4C7C5"/>
+              <w:bottom w:val="single" w:sz="6" w:space="0" w:color="C4C7C5"/>
+              <w:right w:val="single" w:sz="6" w:space="0" w:color="C4C7C5"/>
+            </w:tcBorders>
+            <w:tcMar>
+              <w:top w:w="120" w:type="dxa"/>
+              <w:left w:w="180" w:type="dxa"/>
+              <w:bottom w:w="120" w:type="dxa"/>
+              <w:right w:w="180" w:type="dxa"/>
+            </w:tcMar>
+            <w:vAlign w:val="center"/>
+            <w:hideMark/>
+          </w:tcPr>
+          <w:p>
+            <w:r>
+              <w:t>Planned</w:t>
+            </w:r>
+          </w:p>
+        </w:tc>
+        <w:tc>
+          <w:tcPr>
+            <w:tcW w:w="0" w:type="auto"/>
+            <w:tcBorders>
+              <w:top w:val="single" w:sz="6" w:space="0" w:color="C4C7C5"/>
+              <w:left w:val="single" w:sz="6" w:space="0" w:color="C4C7C5"/>
+              <w:bottom w:val="single" w:sz="6" w:space="0" w:color="C4C7C5"/>
+              <w:right w:val="single" w:sz="6" w:space="0" w:color="C4C7C5"/>
+            </w:tcBorders>
+            <w:tcMar>
+              <w:top w:w="120" w:type="dxa"/>
+              <w:left w:w="180" w:type="dxa"/>
+              <w:bottom w:w="120" w:type="dxa"/>
+              <w:right w:w="180" w:type="dxa"/>
+            </w:tcMar>
+            <w:vAlign w:val="center"/>
+            <w:hideMark/>
+          </w:tcPr>
+          <w:p>
+            <w:r>
               <w:t>—</w:t>
             </w:r>
           </w:p>
@@ -8238,31 +8710,31 @@
                 <w:b/>
                 <w:bCs/>
               </w:rPr>
-              <w:t>AU</w:t>
-            </w:r>
-          </w:p>
-        </w:tc>
-        <w:tc>
-          <w:tcPr>
-            <w:tcW w:w="0" w:type="auto"/>
-            <w:tcBorders>
-              <w:top w:val="single" w:sz="6" w:space="0" w:color="C4C7C5"/>
-              <w:left w:val="single" w:sz="6" w:space="0" w:color="C4C7C5"/>
-              <w:bottom w:val="single" w:sz="6" w:space="0" w:color="C4C7C5"/>
-              <w:right w:val="single" w:sz="6" w:space="0" w:color="C4C7C5"/>
-            </w:tcBorders>
-            <w:tcMar>
-              <w:top w:w="120" w:type="dxa"/>
-              <w:left w:w="180" w:type="dxa"/>
-              <w:bottom w:w="120" w:type="dxa"/>
-              <w:right w:w="180" w:type="dxa"/>
-            </w:tcMar>
-            <w:vAlign w:val="center"/>
-            <w:hideMark/>
-          </w:tcPr>
-          <w:p>
-            <w:r>
-              <w:t>Authentication &amp; Forms</w:t>
+              <w:t>NT</w:t>
+            </w:r>
+          </w:p>
+        </w:tc>
+        <w:tc>
+          <w:tcPr>
+            <w:tcW w:w="0" w:type="auto"/>
+            <w:tcBorders>
+              <w:top w:val="single" w:sz="6" w:space="0" w:color="C4C7C5"/>
+              <w:left w:val="single" w:sz="6" w:space="0" w:color="C4C7C5"/>
+              <w:bottom w:val="single" w:sz="6" w:space="0" w:color="C4C7C5"/>
+              <w:right w:val="single" w:sz="6" w:space="0" w:color="C4C7C5"/>
+            </w:tcBorders>
+            <w:tcMar>
+              <w:top w:w="120" w:type="dxa"/>
+              <w:left w:w="180" w:type="dxa"/>
+              <w:bottom w:w="120" w:type="dxa"/>
+              <w:right w:w="180" w:type="dxa"/>
+            </w:tcMar>
+            <w:vAlign w:val="center"/>
+            <w:hideMark/>
+          </w:tcPr>
+          <w:p>
+            <w:r>
+              <w:t>Notifications</w:t>
             </w:r>
           </w:p>
         </w:tc>
@@ -8343,31 +8815,31 @@
                 <w:b/>
                 <w:bCs/>
               </w:rPr>
-              <w:t>NT</w:t>
-            </w:r>
-          </w:p>
-        </w:tc>
-        <w:tc>
-          <w:tcPr>
-            <w:tcW w:w="0" w:type="auto"/>
-            <w:tcBorders>
-              <w:top w:val="single" w:sz="6" w:space="0" w:color="C4C7C5"/>
-              <w:left w:val="single" w:sz="6" w:space="0" w:color="C4C7C5"/>
-              <w:bottom w:val="single" w:sz="6" w:space="0" w:color="C4C7C5"/>
-              <w:right w:val="single" w:sz="6" w:space="0" w:color="C4C7C5"/>
-            </w:tcBorders>
-            <w:tcMar>
-              <w:top w:w="120" w:type="dxa"/>
-              <w:left w:w="180" w:type="dxa"/>
-              <w:bottom w:w="120" w:type="dxa"/>
-              <w:right w:w="180" w:type="dxa"/>
-            </w:tcMar>
-            <w:vAlign w:val="center"/>
-            <w:hideMark/>
-          </w:tcPr>
-          <w:p>
-            <w:r>
-              <w:t>Notifications</w:t>
+              <w:t>LE</w:t>
+            </w:r>
+          </w:p>
+        </w:tc>
+        <w:tc>
+          <w:tcPr>
+            <w:tcW w:w="0" w:type="auto"/>
+            <w:tcBorders>
+              <w:top w:val="single" w:sz="6" w:space="0" w:color="C4C7C5"/>
+              <w:left w:val="single" w:sz="6" w:space="0" w:color="C4C7C5"/>
+              <w:bottom w:val="single" w:sz="6" w:space="0" w:color="C4C7C5"/>
+              <w:right w:val="single" w:sz="6" w:space="0" w:color="C4C7C5"/>
+            </w:tcBorders>
+            <w:tcMar>
+              <w:top w:w="120" w:type="dxa"/>
+              <w:left w:w="180" w:type="dxa"/>
+              <w:bottom w:w="120" w:type="dxa"/>
+              <w:right w:w="180" w:type="dxa"/>
+            </w:tcMar>
+            <w:vAlign w:val="center"/>
+            <w:hideMark/>
+          </w:tcPr>
+          <w:p>
+            <w:r>
+              <w:t>Learning</w:t>
             </w:r>
           </w:p>
         </w:tc>
@@ -8448,112 +8920,6 @@
                 <w:b/>
                 <w:bCs/>
               </w:rPr>
-              <w:t>LE</w:t>
-            </w:r>
-          </w:p>
-        </w:tc>
-        <w:tc>
-          <w:tcPr>
-            <w:tcW w:w="0" w:type="auto"/>
-            <w:tcBorders>
-              <w:top w:val="single" w:sz="6" w:space="0" w:color="C4C7C5"/>
-              <w:left w:val="single" w:sz="6" w:space="0" w:color="C4C7C5"/>
-              <w:bottom w:val="single" w:sz="6" w:space="0" w:color="C4C7C5"/>
-              <w:right w:val="single" w:sz="6" w:space="0" w:color="C4C7C5"/>
-            </w:tcBorders>
-            <w:tcMar>
-              <w:top w:w="120" w:type="dxa"/>
-              <w:left w:w="180" w:type="dxa"/>
-              <w:bottom w:w="120" w:type="dxa"/>
-              <w:right w:w="180" w:type="dxa"/>
-            </w:tcMar>
-            <w:vAlign w:val="center"/>
-            <w:hideMark/>
-          </w:tcPr>
-          <w:p>
-            <w:r>
-              <w:t>Learning</w:t>
-            </w:r>
-          </w:p>
-        </w:tc>
-        <w:tc>
-          <w:tcPr>
-            <w:tcW w:w="0" w:type="auto"/>
-            <w:tcBorders>
-              <w:top w:val="single" w:sz="6" w:space="0" w:color="C4C7C5"/>
-              <w:left w:val="single" w:sz="6" w:space="0" w:color="C4C7C5"/>
-              <w:bottom w:val="single" w:sz="6" w:space="0" w:color="C4C7C5"/>
-              <w:right w:val="single" w:sz="6" w:space="0" w:color="C4C7C5"/>
-            </w:tcBorders>
-            <w:tcMar>
-              <w:top w:w="120" w:type="dxa"/>
-              <w:left w:w="180" w:type="dxa"/>
-              <w:bottom w:w="120" w:type="dxa"/>
-              <w:right w:w="180" w:type="dxa"/>
-            </w:tcMar>
-            <w:vAlign w:val="center"/>
-            <w:hideMark/>
-          </w:tcPr>
-          <w:p>
-            <w:r>
-              <w:t>Planned</w:t>
-            </w:r>
-          </w:p>
-        </w:tc>
-        <w:tc>
-          <w:tcPr>
-            <w:tcW w:w="0" w:type="auto"/>
-            <w:tcBorders>
-              <w:top w:val="single" w:sz="6" w:space="0" w:color="C4C7C5"/>
-              <w:left w:val="single" w:sz="6" w:space="0" w:color="C4C7C5"/>
-              <w:bottom w:val="single" w:sz="6" w:space="0" w:color="C4C7C5"/>
-              <w:right w:val="single" w:sz="6" w:space="0" w:color="C4C7C5"/>
-            </w:tcBorders>
-            <w:tcMar>
-              <w:top w:w="120" w:type="dxa"/>
-              <w:left w:w="180" w:type="dxa"/>
-              <w:bottom w:w="120" w:type="dxa"/>
-              <w:right w:w="180" w:type="dxa"/>
-            </w:tcMar>
-            <w:vAlign w:val="center"/>
-            <w:hideMark/>
-          </w:tcPr>
-          <w:p>
-            <w:r>
-              <w:t>—</w:t>
-            </w:r>
-          </w:p>
-        </w:tc>
-      </w:tr>
-      <w:tr>
-        <w:trPr>
-          <w:tblCellSpacing w:w="15" w:type="dxa"/>
-        </w:trPr>
-        <w:tc>
-          <w:tcPr>
-            <w:tcW w:w="0" w:type="auto"/>
-            <w:tcBorders>
-              <w:top w:val="single" w:sz="6" w:space="0" w:color="C4C7C5"/>
-              <w:left w:val="single" w:sz="6" w:space="0" w:color="C4C7C5"/>
-              <w:bottom w:val="single" w:sz="6" w:space="0" w:color="C4C7C5"/>
-              <w:right w:val="single" w:sz="6" w:space="0" w:color="C4C7C5"/>
-            </w:tcBorders>
-            <w:tcMar>
-              <w:top w:w="120" w:type="dxa"/>
-              <w:left w:w="180" w:type="dxa"/>
-              <w:bottom w:w="120" w:type="dxa"/>
-              <w:right w:w="180" w:type="dxa"/>
-            </w:tcMar>
-            <w:vAlign w:val="center"/>
-            <w:hideMark/>
-          </w:tcPr>
-          <w:p>
-            <w:r>
-              <w:rPr>
-                <w:b/>
-                <w:bCs/>
-              </w:rPr>
-              <w:lastRenderedPageBreak/>
               <w:t>MB</w:t>
             </w:r>
           </w:p>
@@ -8958,7 +9324,21 @@
                 <w:b/>
                 <w:bCs/>
               </w:rPr>
-              <w:t>Active (43 Entries)</w:t>
+              <w:t>Active (4</w:t>
+            </w:r>
+            <w:r>
+              <w:rPr>
+                <w:b/>
+                <w:bCs/>
+              </w:rPr>
+              <w:t>6</w:t>
+            </w:r>
+            <w:r>
+              <w:rPr>
+                <w:b/>
+                <w:bCs/>
+              </w:rPr>
+              <w:t xml:space="preserve"> Entries)</w:t>
             </w:r>
           </w:p>
         </w:tc>
@@ -9105,6 +9485,7 @@
                 <w:b/>
                 <w:bCs/>
               </w:rPr>
+              <w:lastRenderedPageBreak/>
               <w:t>FF Volume 02 Pattern Library</w:t>
             </w:r>
           </w:p>
@@ -9565,7 +9946,6 @@
                 <w:b/>
                 <w:bCs/>
               </w:rPr>
-              <w:lastRenderedPageBreak/>
               <w:t>AU Pattern Library</w:t>
             </w:r>
           </w:p>
@@ -9879,7 +10259,21 @@
                 <w:b/>
                 <w:bCs/>
               </w:rPr>
-              <w:t>Established (43 Patterns)</w:t>
+              <w:t>Established (4</w:t>
+            </w:r>
+            <w:r>
+              <w:rPr>
+                <w:b/>
+                <w:bCs/>
+              </w:rPr>
+              <w:t>6</w:t>
+            </w:r>
+            <w:r>
+              <w:rPr>
+                <w:b/>
+                <w:bCs/>
+              </w:rPr>
+              <w:t xml:space="preserve"> Patterns)</w:t>
             </w:r>
           </w:p>
         </w:tc>
@@ -10059,6 +10453,7 @@
                 <w:b/>
                 <w:bCs/>
               </w:rPr>
+              <w:lastRenderedPageBreak/>
               <w:t>Field</w:t>
             </w:r>
           </w:p>
@@ -10405,7 +10800,6 @@
                 <w:b/>
                 <w:bCs/>
               </w:rPr>
-              <w:lastRenderedPageBreak/>
               <w:t>Research Volumes Completed</w:t>
             </w:r>
           </w:p>
@@ -10495,7 +10889,14 @@
                 <w:b/>
                 <w:bCs/>
               </w:rPr>
-              <w:t>43</w:t>
+              <w:t>4</w:t>
+            </w:r>
+            <w:r>
+              <w:rPr>
+                <w:b/>
+                <w:bCs/>
+              </w:rPr>
+              <w:t>6</w:t>
             </w:r>
           </w:p>
         </w:tc>
@@ -10609,11 +11010,7 @@
           </w:tcPr>
           <w:p>
             <w:r>
-              <w:rPr>
-                <w:b/>
-                <w:bCs/>
-              </w:rPr>
-              <w:t>17</w:t>
+              <w:t>20</w:t>
             </w:r>
           </w:p>
         </w:tc>

--- a/atlas/metrics/Pattern Metrics.docx
+++ b/atlas/metrics/Pattern Metrics.docx
@@ -38,7 +38,22 @@
         <w:t>Last Updated:</w:t>
       </w:r>
       <w:r>
-        <w:t xml:space="preserve"> 02 August 2026</w:t>
+        <w:t xml:space="preserve"> 06 August 2026</w:t>
+      </w:r>
+    </w:p>
+    <w:p>
+      <w:pPr>
+        <w:rPr>
+          <w:b/>
+          <w:bCs/>
+        </w:rPr>
+      </w:pPr>
+      <w:r>
+        <w:rPr>
+          <w:b/>
+          <w:bCs/>
+        </w:rPr>
+        <w:t>Core Foundation</w:t>
       </w:r>
     </w:p>
     <w:p>
@@ -57,6 +72,12 @@
       </w:r>
     </w:p>
     <w:p>
+      <w:pPr>
+        <w:numPr>
+          <w:ilvl w:val="0"/>
+          <w:numId w:val="1"/>
+        </w:numPr>
+      </w:pPr>
       <w:r>
         <w:t>Discover recurring human behaviour across observed Human Frictions.</w:t>
       </w:r>
@@ -77,6 +98,12 @@
       </w:r>
     </w:p>
     <w:p>
+      <w:pPr>
+        <w:numPr>
+          <w:ilvl w:val="0"/>
+          <w:numId w:val="2"/>
+        </w:numPr>
+      </w:pPr>
       <w:r>
         <w:t>Patterns emerge from evidence, not assumptions.</w:t>
       </w:r>
@@ -125,7 +152,7 @@
       </w:tblPr>
       <w:tblGrid>
         <w:gridCol w:w="2067"/>
-        <w:gridCol w:w="1094"/>
+        <w:gridCol w:w="1087"/>
       </w:tblGrid>
       <w:tr>
         <w:trPr>
@@ -298,18 +325,7 @@
           </w:tcPr>
           <w:p>
             <w:r>
-              <w:rPr>
-                <w:b/>
-                <w:bCs/>
-              </w:rPr>
-              <w:t>4</w:t>
-            </w:r>
-            <w:r>
-              <w:rPr>
-                <w:b/>
-                <w:bCs/>
-              </w:rPr>
-              <w:t>6</w:t>
+              <w:t>52</w:t>
             </w:r>
           </w:p>
         </w:tc>
@@ -366,18 +382,7 @@
           </w:tcPr>
           <w:p>
             <w:r>
-              <w:rPr>
-                <w:b/>
-                <w:bCs/>
-              </w:rPr>
-              <w:t>15</w:t>
-            </w:r>
-            <w:r>
-              <w:rPr>
-                <w:b/>
-                <w:bCs/>
-              </w:rPr>
-              <w:t>4</w:t>
+              <w:t>148</w:t>
             </w:r>
           </w:p>
         </w:tc>
@@ -434,25 +439,7 @@
           </w:tcPr>
           <w:p>
             <w:r>
-              <w:rPr>
-                <w:b/>
-                <w:bCs/>
-              </w:rPr>
-              <w:t>21.</w:t>
-            </w:r>
-            <w:r>
-              <w:rPr>
-                <w:b/>
-                <w:bCs/>
-              </w:rPr>
-              <w:t>9</w:t>
-            </w:r>
-            <w:r>
-              <w:rPr>
-                <w:b/>
-                <w:bCs/>
-              </w:rPr>
-              <w:t>%</w:t>
+              <w:t>26.0%</w:t>
             </w:r>
           </w:p>
         </w:tc>
@@ -603,7 +590,7 @@
           </w:tcPr>
           <w:p>
             <w:r>
-              <w:t>26</w:t>
+              <w:t>32</w:t>
             </w:r>
           </w:p>
         </w:tc>
@@ -3668,10 +3655,6 @@
           </w:tcPr>
           <w:p>
             <w:r>
-              <w:rPr>
-                <w:b/>
-                <w:bCs/>
-              </w:rPr>
               <w:t>8</w:t>
             </w:r>
           </w:p>
@@ -3753,10 +3736,6 @@
           </w:tcPr>
           <w:p>
             <w:r>
-              <w:rPr>
-                <w:b/>
-                <w:bCs/>
-              </w:rPr>
               <w:t>8</w:t>
             </w:r>
           </w:p>
@@ -3838,10 +3817,6 @@
           </w:tcPr>
           <w:p>
             <w:r>
-              <w:rPr>
-                <w:b/>
-                <w:bCs/>
-              </w:rPr>
               <w:t>6</w:t>
             </w:r>
           </w:p>
@@ -3923,10 +3898,6 @@
           </w:tcPr>
           <w:p>
             <w:r>
-              <w:rPr>
-                <w:b/>
-                <w:bCs/>
-              </w:rPr>
               <w:t>6</w:t>
             </w:r>
           </w:p>
@@ -4008,10 +3979,6 @@
           </w:tcPr>
           <w:p>
             <w:r>
-              <w:rPr>
-                <w:b/>
-                <w:bCs/>
-              </w:rPr>
               <w:t>7</w:t>
             </w:r>
           </w:p>
@@ -4093,10 +4060,6 @@
           </w:tcPr>
           <w:p>
             <w:r>
-              <w:rPr>
-                <w:b/>
-                <w:bCs/>
-              </w:rPr>
               <w:t>6</w:t>
             </w:r>
           </w:p>
@@ -4178,10 +4141,6 @@
           </w:tcPr>
           <w:p>
             <w:r>
-              <w:rPr>
-                <w:b/>
-                <w:bCs/>
-              </w:rPr>
               <w:t>3</w:t>
             </w:r>
           </w:p>
@@ -4263,10 +4222,6 @@
           </w:tcPr>
           <w:p>
             <w:r>
-              <w:rPr>
-                <w:b/>
-                <w:bCs/>
-              </w:rPr>
               <w:t>5</w:t>
             </w:r>
           </w:p>
@@ -4348,10 +4303,6 @@
           </w:tcPr>
           <w:p>
             <w:r>
-              <w:rPr>
-                <w:b/>
-                <w:bCs/>
-              </w:rPr>
               <w:t>7</w:t>
             </w:r>
           </w:p>
@@ -4433,10 +4384,6 @@
           </w:tcPr>
           <w:p>
             <w:r>
-              <w:rPr>
-                <w:b/>
-                <w:bCs/>
-              </w:rPr>
               <w:t>4</w:t>
             </w:r>
           </w:p>
@@ -4462,14 +4409,9 @@
               <w:right w:w="180" w:type="dxa"/>
             </w:tcMar>
             <w:vAlign w:val="center"/>
-          </w:tcPr>
-          <w:p>
-            <w:pPr>
-              <w:rPr>
-                <w:b/>
-                <w:bCs/>
-              </w:rPr>
-            </w:pPr>
+            <w:hideMark/>
+          </w:tcPr>
+          <w:p>
             <w:r>
               <w:rPr>
                 <w:b/>
@@ -4495,6 +4437,7 @@
               <w:right w:w="180" w:type="dxa"/>
             </w:tcMar>
             <w:vAlign w:val="center"/>
+            <w:hideMark/>
           </w:tcPr>
           <w:p>
             <w:r>
@@ -4518,19 +4461,10 @@
               <w:right w:w="180" w:type="dxa"/>
             </w:tcMar>
             <w:vAlign w:val="center"/>
-          </w:tcPr>
-          <w:p>
-            <w:pPr>
-              <w:rPr>
-                <w:b/>
-                <w:bCs/>
-              </w:rPr>
-            </w:pPr>
-            <w:r>
-              <w:rPr>
-                <w:b/>
-                <w:bCs/>
-              </w:rPr>
+            <w:hideMark/>
+          </w:tcPr>
+          <w:p>
+            <w:r>
               <w:t>6</w:t>
             </w:r>
           </w:p>
@@ -4556,14 +4490,9 @@
               <w:right w:w="180" w:type="dxa"/>
             </w:tcMar>
             <w:vAlign w:val="center"/>
-          </w:tcPr>
-          <w:p>
-            <w:pPr>
-              <w:rPr>
-                <w:b/>
-                <w:bCs/>
-              </w:rPr>
-            </w:pPr>
+            <w:hideMark/>
+          </w:tcPr>
+          <w:p>
             <w:r>
               <w:rPr>
                 <w:b/>
@@ -4590,6 +4519,7 @@
               <w:right w:w="180" w:type="dxa"/>
             </w:tcMar>
             <w:vAlign w:val="center"/>
+            <w:hideMark/>
           </w:tcPr>
           <w:p>
             <w:r>
@@ -4613,19 +4543,10 @@
               <w:right w:w="180" w:type="dxa"/>
             </w:tcMar>
             <w:vAlign w:val="center"/>
-          </w:tcPr>
-          <w:p>
-            <w:pPr>
-              <w:rPr>
-                <w:b/>
-                <w:bCs/>
-              </w:rPr>
-            </w:pPr>
-            <w:r>
-              <w:rPr>
-                <w:b/>
-                <w:bCs/>
-              </w:rPr>
+            <w:hideMark/>
+          </w:tcPr>
+          <w:p>
+            <w:r>
               <w:t>3</w:t>
             </w:r>
           </w:p>
@@ -4651,14 +4572,9 @@
               <w:right w:w="180" w:type="dxa"/>
             </w:tcMar>
             <w:vAlign w:val="center"/>
-          </w:tcPr>
-          <w:p>
-            <w:pPr>
-              <w:rPr>
-                <w:b/>
-                <w:bCs/>
-              </w:rPr>
-            </w:pPr>
+            <w:hideMark/>
+          </w:tcPr>
+          <w:p>
             <w:r>
               <w:rPr>
                 <w:b/>
@@ -4684,6 +4600,7 @@
               <w:right w:w="180" w:type="dxa"/>
             </w:tcMar>
             <w:vAlign w:val="center"/>
+            <w:hideMark/>
           </w:tcPr>
           <w:p>
             <w:r>
@@ -4707,20 +4624,497 @@
               <w:right w:w="180" w:type="dxa"/>
             </w:tcMar>
             <w:vAlign w:val="center"/>
-          </w:tcPr>
-          <w:p>
-            <w:pPr>
-              <w:rPr>
-                <w:b/>
-                <w:bCs/>
-              </w:rPr>
-            </w:pPr>
-            <w:r>
-              <w:rPr>
-                <w:b/>
-                <w:bCs/>
-              </w:rPr>
+            <w:hideMark/>
+          </w:tcPr>
+          <w:p>
+            <w:r>
               <w:t>4</w:t>
+            </w:r>
+          </w:p>
+        </w:tc>
+      </w:tr>
+      <w:tr>
+        <w:trPr>
+          <w:tblCellSpacing w:w="15" w:type="dxa"/>
+        </w:trPr>
+        <w:tc>
+          <w:tcPr>
+            <w:tcW w:w="0" w:type="auto"/>
+            <w:tcBorders>
+              <w:top w:val="single" w:sz="6" w:space="0" w:color="C4C7C5"/>
+              <w:left w:val="single" w:sz="6" w:space="0" w:color="C4C7C5"/>
+              <w:bottom w:val="single" w:sz="6" w:space="0" w:color="C4C7C5"/>
+              <w:right w:val="single" w:sz="6" w:space="0" w:color="C4C7C5"/>
+            </w:tcBorders>
+            <w:tcMar>
+              <w:top w:w="120" w:type="dxa"/>
+              <w:left w:w="180" w:type="dxa"/>
+              <w:bottom w:w="120" w:type="dxa"/>
+              <w:right w:w="180" w:type="dxa"/>
+            </w:tcMar>
+            <w:vAlign w:val="center"/>
+            <w:hideMark/>
+          </w:tcPr>
+          <w:p>
+            <w:r>
+              <w:rPr>
+                <w:b/>
+                <w:bCs/>
+              </w:rPr>
+              <w:t>PAT-047</w:t>
+            </w:r>
+          </w:p>
+        </w:tc>
+        <w:tc>
+          <w:tcPr>
+            <w:tcW w:w="0" w:type="auto"/>
+            <w:tcBorders>
+              <w:top w:val="single" w:sz="6" w:space="0" w:color="C4C7C5"/>
+              <w:left w:val="single" w:sz="6" w:space="0" w:color="C4C7C5"/>
+              <w:bottom w:val="single" w:sz="6" w:space="0" w:color="C4C7C5"/>
+              <w:right w:val="single" w:sz="6" w:space="0" w:color="C4C7C5"/>
+            </w:tcBorders>
+            <w:tcMar>
+              <w:top w:w="120" w:type="dxa"/>
+              <w:left w:w="180" w:type="dxa"/>
+              <w:bottom w:w="120" w:type="dxa"/>
+              <w:right w:w="180" w:type="dxa"/>
+            </w:tcMar>
+            <w:vAlign w:val="center"/>
+            <w:hideMark/>
+          </w:tcPr>
+          <w:p>
+            <w:r>
+              <w:t>Keyboard Knowledge Acquisition</w:t>
+            </w:r>
+          </w:p>
+        </w:tc>
+        <w:tc>
+          <w:tcPr>
+            <w:tcW w:w="0" w:type="auto"/>
+            <w:tcBorders>
+              <w:top w:val="single" w:sz="6" w:space="0" w:color="C4C7C5"/>
+              <w:left w:val="single" w:sz="6" w:space="0" w:color="C4C7C5"/>
+              <w:bottom w:val="single" w:sz="6" w:space="0" w:color="C4C7C5"/>
+              <w:right w:val="single" w:sz="6" w:space="0" w:color="C4C7C5"/>
+            </w:tcBorders>
+            <w:tcMar>
+              <w:top w:w="120" w:type="dxa"/>
+              <w:left w:w="180" w:type="dxa"/>
+              <w:bottom w:w="120" w:type="dxa"/>
+              <w:right w:w="180" w:type="dxa"/>
+            </w:tcMar>
+            <w:vAlign w:val="center"/>
+            <w:hideMark/>
+          </w:tcPr>
+          <w:p>
+            <w:r>
+              <w:t>6</w:t>
+            </w:r>
+          </w:p>
+        </w:tc>
+      </w:tr>
+      <w:tr>
+        <w:trPr>
+          <w:tblCellSpacing w:w="15" w:type="dxa"/>
+        </w:trPr>
+        <w:tc>
+          <w:tcPr>
+            <w:tcW w:w="0" w:type="auto"/>
+            <w:tcBorders>
+              <w:top w:val="single" w:sz="6" w:space="0" w:color="C4C7C5"/>
+              <w:left w:val="single" w:sz="6" w:space="0" w:color="C4C7C5"/>
+              <w:bottom w:val="single" w:sz="6" w:space="0" w:color="C4C7C5"/>
+              <w:right w:val="single" w:sz="6" w:space="0" w:color="C4C7C5"/>
+            </w:tcBorders>
+            <w:tcMar>
+              <w:top w:w="120" w:type="dxa"/>
+              <w:left w:w="180" w:type="dxa"/>
+              <w:bottom w:w="120" w:type="dxa"/>
+              <w:right w:w="180" w:type="dxa"/>
+            </w:tcMar>
+            <w:vAlign w:val="center"/>
+            <w:hideMark/>
+          </w:tcPr>
+          <w:p>
+            <w:r>
+              <w:rPr>
+                <w:b/>
+                <w:bCs/>
+              </w:rPr>
+              <w:t>PAT-048</w:t>
+            </w:r>
+          </w:p>
+        </w:tc>
+        <w:tc>
+          <w:tcPr>
+            <w:tcW w:w="0" w:type="auto"/>
+            <w:tcBorders>
+              <w:top w:val="single" w:sz="6" w:space="0" w:color="C4C7C5"/>
+              <w:left w:val="single" w:sz="6" w:space="0" w:color="C4C7C5"/>
+              <w:bottom w:val="single" w:sz="6" w:space="0" w:color="C4C7C5"/>
+              <w:right w:val="single" w:sz="6" w:space="0" w:color="C4C7C5"/>
+            </w:tcBorders>
+            <w:tcMar>
+              <w:top w:w="120" w:type="dxa"/>
+              <w:left w:w="180" w:type="dxa"/>
+              <w:bottom w:w="120" w:type="dxa"/>
+              <w:right w:w="180" w:type="dxa"/>
+            </w:tcMar>
+            <w:vAlign w:val="center"/>
+            <w:hideMark/>
+          </w:tcPr>
+          <w:p>
+            <w:r>
+              <w:t>Shortcut Acquisition &amp; Retention</w:t>
+            </w:r>
+          </w:p>
+        </w:tc>
+        <w:tc>
+          <w:tcPr>
+            <w:tcW w:w="0" w:type="auto"/>
+            <w:tcBorders>
+              <w:top w:val="single" w:sz="6" w:space="0" w:color="C4C7C5"/>
+              <w:left w:val="single" w:sz="6" w:space="0" w:color="C4C7C5"/>
+              <w:bottom w:val="single" w:sz="6" w:space="0" w:color="C4C7C5"/>
+              <w:right w:val="single" w:sz="6" w:space="0" w:color="C4C7C5"/>
+            </w:tcBorders>
+            <w:tcMar>
+              <w:top w:w="120" w:type="dxa"/>
+              <w:left w:w="180" w:type="dxa"/>
+              <w:bottom w:w="120" w:type="dxa"/>
+              <w:right w:w="180" w:type="dxa"/>
+            </w:tcMar>
+            <w:vAlign w:val="center"/>
+            <w:hideMark/>
+          </w:tcPr>
+          <w:p>
+            <w:r>
+              <w:t>6</w:t>
+            </w:r>
+          </w:p>
+        </w:tc>
+      </w:tr>
+      <w:tr>
+        <w:trPr>
+          <w:tblCellSpacing w:w="15" w:type="dxa"/>
+        </w:trPr>
+        <w:tc>
+          <w:tcPr>
+            <w:tcW w:w="0" w:type="auto"/>
+            <w:tcBorders>
+              <w:top w:val="single" w:sz="6" w:space="0" w:color="C4C7C5"/>
+              <w:left w:val="single" w:sz="6" w:space="0" w:color="C4C7C5"/>
+              <w:bottom w:val="single" w:sz="6" w:space="0" w:color="C4C7C5"/>
+              <w:right w:val="single" w:sz="6" w:space="0" w:color="C4C7C5"/>
+            </w:tcBorders>
+            <w:tcMar>
+              <w:top w:w="120" w:type="dxa"/>
+              <w:left w:w="180" w:type="dxa"/>
+              <w:bottom w:w="120" w:type="dxa"/>
+              <w:right w:w="180" w:type="dxa"/>
+            </w:tcMar>
+            <w:vAlign w:val="center"/>
+            <w:hideMark/>
+          </w:tcPr>
+          <w:p>
+            <w:r>
+              <w:rPr>
+                <w:b/>
+                <w:bCs/>
+              </w:rPr>
+              <w:t>PAT-049</w:t>
+            </w:r>
+          </w:p>
+        </w:tc>
+        <w:tc>
+          <w:tcPr>
+            <w:tcW w:w="0" w:type="auto"/>
+            <w:tcBorders>
+              <w:top w:val="single" w:sz="6" w:space="0" w:color="C4C7C5"/>
+              <w:left w:val="single" w:sz="6" w:space="0" w:color="C4C7C5"/>
+              <w:bottom w:val="single" w:sz="6" w:space="0" w:color="C4C7C5"/>
+              <w:right w:val="single" w:sz="6" w:space="0" w:color="C4C7C5"/>
+            </w:tcBorders>
+            <w:tcMar>
+              <w:top w:w="120" w:type="dxa"/>
+              <w:left w:w="180" w:type="dxa"/>
+              <w:bottom w:w="120" w:type="dxa"/>
+              <w:right w:w="180" w:type="dxa"/>
+            </w:tcMar>
+            <w:vAlign w:val="center"/>
+            <w:hideMark/>
+          </w:tcPr>
+          <w:p>
+            <w:r>
+              <w:t>Motor Input Adaptation</w:t>
+            </w:r>
+          </w:p>
+        </w:tc>
+        <w:tc>
+          <w:tcPr>
+            <w:tcW w:w="0" w:type="auto"/>
+            <w:tcBorders>
+              <w:top w:val="single" w:sz="6" w:space="0" w:color="C4C7C5"/>
+              <w:left w:val="single" w:sz="6" w:space="0" w:color="C4C7C5"/>
+              <w:bottom w:val="single" w:sz="6" w:space="0" w:color="C4C7C5"/>
+              <w:right w:val="single" w:sz="6" w:space="0" w:color="C4C7C5"/>
+            </w:tcBorders>
+            <w:tcMar>
+              <w:top w:w="120" w:type="dxa"/>
+              <w:left w:w="180" w:type="dxa"/>
+              <w:bottom w:w="120" w:type="dxa"/>
+              <w:right w:w="180" w:type="dxa"/>
+            </w:tcMar>
+            <w:vAlign w:val="center"/>
+            <w:hideMark/>
+          </w:tcPr>
+          <w:p>
+            <w:r>
+              <w:t>7</w:t>
+            </w:r>
+          </w:p>
+        </w:tc>
+      </w:tr>
+      <w:tr>
+        <w:trPr>
+          <w:tblCellSpacing w:w="15" w:type="dxa"/>
+        </w:trPr>
+        <w:tc>
+          <w:tcPr>
+            <w:tcW w:w="0" w:type="auto"/>
+            <w:tcBorders>
+              <w:top w:val="single" w:sz="6" w:space="0" w:color="C4C7C5"/>
+              <w:left w:val="single" w:sz="6" w:space="0" w:color="C4C7C5"/>
+              <w:bottom w:val="single" w:sz="6" w:space="0" w:color="C4C7C5"/>
+              <w:right w:val="single" w:sz="6" w:space="0" w:color="C4C7C5"/>
+            </w:tcBorders>
+            <w:tcMar>
+              <w:top w:w="120" w:type="dxa"/>
+              <w:left w:w="180" w:type="dxa"/>
+              <w:bottom w:w="120" w:type="dxa"/>
+              <w:right w:w="180" w:type="dxa"/>
+            </w:tcMar>
+            <w:vAlign w:val="center"/>
+            <w:hideMark/>
+          </w:tcPr>
+          <w:p>
+            <w:r>
+              <w:rPr>
+                <w:b/>
+                <w:bCs/>
+              </w:rPr>
+              <w:t>PAT-050</w:t>
+            </w:r>
+          </w:p>
+        </w:tc>
+        <w:tc>
+          <w:tcPr>
+            <w:tcW w:w="0" w:type="auto"/>
+            <w:tcBorders>
+              <w:top w:val="single" w:sz="6" w:space="0" w:color="C4C7C5"/>
+              <w:left w:val="single" w:sz="6" w:space="0" w:color="C4C7C5"/>
+              <w:bottom w:val="single" w:sz="6" w:space="0" w:color="C4C7C5"/>
+              <w:right w:val="single" w:sz="6" w:space="0" w:color="C4C7C5"/>
+            </w:tcBorders>
+            <w:tcMar>
+              <w:top w:w="120" w:type="dxa"/>
+              <w:left w:w="180" w:type="dxa"/>
+              <w:bottom w:w="120" w:type="dxa"/>
+              <w:right w:w="180" w:type="dxa"/>
+            </w:tcMar>
+            <w:vAlign w:val="center"/>
+            <w:hideMark/>
+          </w:tcPr>
+          <w:p>
+            <w:r>
+              <w:t>Input Error Recovery</w:t>
+            </w:r>
+          </w:p>
+        </w:tc>
+        <w:tc>
+          <w:tcPr>
+            <w:tcW w:w="0" w:type="auto"/>
+            <w:tcBorders>
+              <w:top w:val="single" w:sz="6" w:space="0" w:color="C4C7C5"/>
+              <w:left w:val="single" w:sz="6" w:space="0" w:color="C4C7C5"/>
+              <w:bottom w:val="single" w:sz="6" w:space="0" w:color="C4C7C5"/>
+              <w:right w:val="single" w:sz="6" w:space="0" w:color="C4C7C5"/>
+            </w:tcBorders>
+            <w:tcMar>
+              <w:top w:w="120" w:type="dxa"/>
+              <w:left w:w="180" w:type="dxa"/>
+              <w:bottom w:w="120" w:type="dxa"/>
+              <w:right w:w="180" w:type="dxa"/>
+            </w:tcMar>
+            <w:vAlign w:val="center"/>
+            <w:hideMark/>
+          </w:tcPr>
+          <w:p>
+            <w:r>
+              <w:t>6</w:t>
+            </w:r>
+          </w:p>
+        </w:tc>
+      </w:tr>
+      <w:tr>
+        <w:trPr>
+          <w:tblCellSpacing w:w="15" w:type="dxa"/>
+        </w:trPr>
+        <w:tc>
+          <w:tcPr>
+            <w:tcW w:w="0" w:type="auto"/>
+            <w:tcBorders>
+              <w:top w:val="single" w:sz="6" w:space="0" w:color="C4C7C5"/>
+              <w:left w:val="single" w:sz="6" w:space="0" w:color="C4C7C5"/>
+              <w:bottom w:val="single" w:sz="6" w:space="0" w:color="C4C7C5"/>
+              <w:right w:val="single" w:sz="6" w:space="0" w:color="C4C7C5"/>
+            </w:tcBorders>
+            <w:tcMar>
+              <w:top w:w="120" w:type="dxa"/>
+              <w:left w:w="180" w:type="dxa"/>
+              <w:bottom w:w="120" w:type="dxa"/>
+              <w:right w:w="180" w:type="dxa"/>
+            </w:tcMar>
+            <w:vAlign w:val="center"/>
+            <w:hideMark/>
+          </w:tcPr>
+          <w:p>
+            <w:r>
+              <w:rPr>
+                <w:b/>
+                <w:bCs/>
+              </w:rPr>
+              <w:t>PAT-051</w:t>
+            </w:r>
+          </w:p>
+        </w:tc>
+        <w:tc>
+          <w:tcPr>
+            <w:tcW w:w="0" w:type="auto"/>
+            <w:tcBorders>
+              <w:top w:val="single" w:sz="6" w:space="0" w:color="C4C7C5"/>
+              <w:left w:val="single" w:sz="6" w:space="0" w:color="C4C7C5"/>
+              <w:bottom w:val="single" w:sz="6" w:space="0" w:color="C4C7C5"/>
+              <w:right w:val="single" w:sz="6" w:space="0" w:color="C4C7C5"/>
+            </w:tcBorders>
+            <w:tcMar>
+              <w:top w:w="120" w:type="dxa"/>
+              <w:left w:w="180" w:type="dxa"/>
+              <w:bottom w:w="120" w:type="dxa"/>
+              <w:right w:w="180" w:type="dxa"/>
+            </w:tcMar>
+            <w:vAlign w:val="center"/>
+            <w:hideMark/>
+          </w:tcPr>
+          <w:p>
+            <w:r>
+              <w:t>Keyboard Workflow Optimization</w:t>
+            </w:r>
+          </w:p>
+        </w:tc>
+        <w:tc>
+          <w:tcPr>
+            <w:tcW w:w="0" w:type="auto"/>
+            <w:tcBorders>
+              <w:top w:val="single" w:sz="6" w:space="0" w:color="C4C7C5"/>
+              <w:left w:val="single" w:sz="6" w:space="0" w:color="C4C7C5"/>
+              <w:bottom w:val="single" w:sz="6" w:space="0" w:color="C4C7C5"/>
+              <w:right w:val="single" w:sz="6" w:space="0" w:color="C4C7C5"/>
+            </w:tcBorders>
+            <w:tcMar>
+              <w:top w:w="120" w:type="dxa"/>
+              <w:left w:w="180" w:type="dxa"/>
+              <w:bottom w:w="120" w:type="dxa"/>
+              <w:right w:w="180" w:type="dxa"/>
+            </w:tcMar>
+            <w:vAlign w:val="center"/>
+            <w:hideMark/>
+          </w:tcPr>
+          <w:p>
+            <w:r>
+              <w:t>7</w:t>
+            </w:r>
+          </w:p>
+        </w:tc>
+      </w:tr>
+      <w:tr>
+        <w:trPr>
+          <w:tblCellSpacing w:w="15" w:type="dxa"/>
+        </w:trPr>
+        <w:tc>
+          <w:tcPr>
+            <w:tcW w:w="0" w:type="auto"/>
+            <w:tcBorders>
+              <w:top w:val="single" w:sz="6" w:space="0" w:color="C4C7C5"/>
+              <w:left w:val="single" w:sz="6" w:space="0" w:color="C4C7C5"/>
+              <w:bottom w:val="single" w:sz="6" w:space="0" w:color="C4C7C5"/>
+              <w:right w:val="single" w:sz="6" w:space="0" w:color="C4C7C5"/>
+            </w:tcBorders>
+            <w:tcMar>
+              <w:top w:w="120" w:type="dxa"/>
+              <w:left w:w="180" w:type="dxa"/>
+              <w:bottom w:w="120" w:type="dxa"/>
+              <w:right w:w="180" w:type="dxa"/>
+            </w:tcMar>
+            <w:vAlign w:val="center"/>
+            <w:hideMark/>
+          </w:tcPr>
+          <w:p>
+            <w:r>
+              <w:rPr>
+                <w:b/>
+                <w:bCs/>
+              </w:rPr>
+              <w:t>PAT-052</w:t>
+            </w:r>
+          </w:p>
+        </w:tc>
+        <w:tc>
+          <w:tcPr>
+            <w:tcW w:w="0" w:type="auto"/>
+            <w:tcBorders>
+              <w:top w:val="single" w:sz="6" w:space="0" w:color="C4C7C5"/>
+              <w:left w:val="single" w:sz="6" w:space="0" w:color="C4C7C5"/>
+              <w:bottom w:val="single" w:sz="6" w:space="0" w:color="C4C7C5"/>
+              <w:right w:val="single" w:sz="6" w:space="0" w:color="C4C7C5"/>
+            </w:tcBorders>
+            <w:tcMar>
+              <w:top w:w="120" w:type="dxa"/>
+              <w:left w:w="180" w:type="dxa"/>
+              <w:bottom w:w="120" w:type="dxa"/>
+              <w:right w:w="180" w:type="dxa"/>
+            </w:tcMar>
+            <w:vAlign w:val="center"/>
+            <w:hideMark/>
+          </w:tcPr>
+          <w:p>
+            <w:r>
+              <w:t>Input Behaviour Evolution</w:t>
+            </w:r>
+          </w:p>
+        </w:tc>
+        <w:tc>
+          <w:tcPr>
+            <w:tcW w:w="0" w:type="auto"/>
+            <w:tcBorders>
+              <w:top w:val="single" w:sz="6" w:space="0" w:color="C4C7C5"/>
+              <w:left w:val="single" w:sz="6" w:space="0" w:color="C4C7C5"/>
+              <w:bottom w:val="single" w:sz="6" w:space="0" w:color="C4C7C5"/>
+              <w:right w:val="single" w:sz="6" w:space="0" w:color="C4C7C5"/>
+            </w:tcBorders>
+            <w:tcMar>
+              <w:top w:w="120" w:type="dxa"/>
+              <w:left w:w="180" w:type="dxa"/>
+              <w:bottom w:w="120" w:type="dxa"/>
+              <w:right w:w="180" w:type="dxa"/>
+            </w:tcMar>
+            <w:vAlign w:val="center"/>
+            <w:hideMark/>
+          </w:tcPr>
+          <w:p>
+            <w:r>
+              <w:t>7</w:t>
             </w:r>
           </w:p>
         </w:tc>
@@ -4961,6 +5355,7 @@
                 <w:b/>
                 <w:bCs/>
               </w:rPr>
+              <w:lastRenderedPageBreak/>
               <w:t>Second Largest Evidence Base</w:t>
             </w:r>
           </w:p>
@@ -5213,11 +5608,7 @@
           </w:tcPr>
           <w:p>
             <w:r>
-              <w:rPr>
-                <w:b/>
-                <w:bCs/>
-              </w:rPr>
-              <w:t>277</w:t>
+              <w:t>316</w:t>
             </w:r>
           </w:p>
         </w:tc>
@@ -5274,43 +5665,40 @@
           </w:tcPr>
           <w:p>
             <w:r>
-              <w:t>4</w:t>
-            </w:r>
-            <w:r>
-              <w:t xml:space="preserve"> (Active) / 10 (Established)</w:t>
-            </w:r>
-          </w:p>
-        </w:tc>
-      </w:tr>
-      <w:tr>
-        <w:trPr>
-          <w:tblCellSpacing w:w="15" w:type="dxa"/>
-        </w:trPr>
-        <w:tc>
-          <w:tcPr>
-            <w:tcW w:w="0" w:type="auto"/>
-            <w:tcBorders>
-              <w:top w:val="single" w:sz="6" w:space="0" w:color="C4C7C5"/>
-              <w:left w:val="single" w:sz="6" w:space="0" w:color="C4C7C5"/>
-              <w:bottom w:val="single" w:sz="6" w:space="0" w:color="C4C7C5"/>
-              <w:right w:val="single" w:sz="6" w:space="0" w:color="C4C7C5"/>
-            </w:tcBorders>
-            <w:tcMar>
-              <w:top w:w="120" w:type="dxa"/>
-              <w:left w:w="180" w:type="dxa"/>
-              <w:bottom w:w="120" w:type="dxa"/>
-              <w:right w:w="180" w:type="dxa"/>
-            </w:tcMar>
-            <w:vAlign w:val="center"/>
-            <w:hideMark/>
-          </w:tcPr>
-          <w:p>
-            <w:r>
-              <w:rPr>
-                <w:b/>
-                <w:bCs/>
-              </w:rPr>
-              <w:t>Total Pattern Volumes</w:t>
+              <w:t>5 (Active) / 10 (Established)</w:t>
+            </w:r>
+          </w:p>
+        </w:tc>
+      </w:tr>
+      <w:tr>
+        <w:trPr>
+          <w:tblCellSpacing w:w="15" w:type="dxa"/>
+        </w:trPr>
+        <w:tc>
+          <w:tcPr>
+            <w:tcW w:w="0" w:type="auto"/>
+            <w:tcBorders>
+              <w:top w:val="single" w:sz="6" w:space="0" w:color="C4C7C5"/>
+              <w:left w:val="single" w:sz="6" w:space="0" w:color="C4C7C5"/>
+              <w:bottom w:val="single" w:sz="6" w:space="0" w:color="C4C7C5"/>
+              <w:right w:val="single" w:sz="6" w:space="0" w:color="C4C7C5"/>
+            </w:tcBorders>
+            <w:tcMar>
+              <w:top w:w="120" w:type="dxa"/>
+              <w:left w:w="180" w:type="dxa"/>
+              <w:bottom w:w="120" w:type="dxa"/>
+              <w:right w:w="180" w:type="dxa"/>
+            </w:tcMar>
+            <w:vAlign w:val="center"/>
+            <w:hideMark/>
+          </w:tcPr>
+          <w:p>
+            <w:r>
+              <w:rPr>
+                <w:b/>
+                <w:bCs/>
+              </w:rPr>
+              <w:t>Total Pattern Volume Libraries</w:t>
             </w:r>
           </w:p>
         </w:tc>
@@ -5391,39 +5779,12 @@
           </w:tcPr>
           <w:p>
             <w:r>
-              <w:rPr>
-                <w:b/>
-                <w:bCs/>
-              </w:rPr>
-              <w:t>4</w:t>
-            </w:r>
-            <w:r>
-              <w:rPr>
-                <w:b/>
-                <w:bCs/>
-              </w:rPr>
-              <w:t>6</w:t>
+              <w:t>52</w:t>
             </w:r>
           </w:p>
         </w:tc>
       </w:tr>
     </w:tbl>
-    <w:p>
-      <w:pPr>
-        <w:rPr>
-          <w:b/>
-          <w:bCs/>
-        </w:rPr>
-      </w:pPr>
-    </w:p>
-    <w:p>
-      <w:pPr>
-        <w:rPr>
-          <w:b/>
-          <w:bCs/>
-        </w:rPr>
-      </w:pPr>
-    </w:p>
     <w:p>
       <w:pPr>
         <w:rPr>
@@ -5436,7 +5797,6 @@
           <w:b/>
           <w:bCs/>
         </w:rPr>
-        <w:lastRenderedPageBreak/>
         <w:t>Validation &amp; Categorization</w:t>
       </w:r>
     </w:p>
@@ -5585,7 +5945,7 @@
           </w:tcPr>
           <w:p>
             <w:r>
-              <w:t>26</w:t>
+              <w:t>32</w:t>
             </w:r>
           </w:p>
         </w:tc>
@@ -5824,6 +6184,7 @@
                 <w:b/>
                 <w:bCs/>
               </w:rPr>
+              <w:lastRenderedPageBreak/>
               <w:t>Code</w:t>
             </w:r>
           </w:p>
@@ -6199,10 +6560,6 @@
           </w:tcPr>
           <w:p>
             <w:r>
-              <w:rPr>
-                <w:b/>
-                <w:bCs/>
-              </w:rPr>
               <w:t>2</w:t>
             </w:r>
           </w:p>
@@ -6227,10 +6584,6 @@
           </w:tcPr>
           <w:p>
             <w:r>
-              <w:rPr>
-                <w:b/>
-                <w:bCs/>
-              </w:rPr>
               <w:t>17</w:t>
             </w:r>
           </w:p>
@@ -6312,6 +6665,216 @@
           </w:tcPr>
           <w:p>
             <w:r>
+              <w:t>2</w:t>
+            </w:r>
+          </w:p>
+        </w:tc>
+        <w:tc>
+          <w:tcPr>
+            <w:tcW w:w="0" w:type="auto"/>
+            <w:tcBorders>
+              <w:top w:val="single" w:sz="6" w:space="0" w:color="C4C7C5"/>
+              <w:left w:val="single" w:sz="6" w:space="0" w:color="C4C7C5"/>
+              <w:bottom w:val="single" w:sz="6" w:space="0" w:color="C4C7C5"/>
+              <w:right w:val="single" w:sz="6" w:space="0" w:color="C4C7C5"/>
+            </w:tcBorders>
+            <w:tcMar>
+              <w:top w:w="120" w:type="dxa"/>
+              <w:left w:w="180" w:type="dxa"/>
+              <w:bottom w:w="120" w:type="dxa"/>
+              <w:right w:w="180" w:type="dxa"/>
+            </w:tcMar>
+            <w:vAlign w:val="center"/>
+            <w:hideMark/>
+          </w:tcPr>
+          <w:p>
+            <w:r>
+              <w:t>6</w:t>
+            </w:r>
+          </w:p>
+        </w:tc>
+      </w:tr>
+      <w:tr>
+        <w:trPr>
+          <w:tblCellSpacing w:w="15" w:type="dxa"/>
+        </w:trPr>
+        <w:tc>
+          <w:tcPr>
+            <w:tcW w:w="0" w:type="auto"/>
+            <w:tcBorders>
+              <w:top w:val="single" w:sz="6" w:space="0" w:color="C4C7C5"/>
+              <w:left w:val="single" w:sz="6" w:space="0" w:color="C4C7C5"/>
+              <w:bottom w:val="single" w:sz="6" w:space="0" w:color="C4C7C5"/>
+              <w:right w:val="single" w:sz="6" w:space="0" w:color="C4C7C5"/>
+            </w:tcBorders>
+            <w:tcMar>
+              <w:top w:w="120" w:type="dxa"/>
+              <w:left w:w="180" w:type="dxa"/>
+              <w:bottom w:w="120" w:type="dxa"/>
+              <w:right w:w="180" w:type="dxa"/>
+            </w:tcMar>
+            <w:vAlign w:val="center"/>
+            <w:hideMark/>
+          </w:tcPr>
+          <w:p>
+            <w:r>
+              <w:rPr>
+                <w:b/>
+                <w:bCs/>
+              </w:rPr>
+              <w:t>DW</w:t>
+            </w:r>
+          </w:p>
+        </w:tc>
+        <w:tc>
+          <w:tcPr>
+            <w:tcW w:w="0" w:type="auto"/>
+            <w:tcBorders>
+              <w:top w:val="single" w:sz="6" w:space="0" w:color="C4C7C5"/>
+              <w:left w:val="single" w:sz="6" w:space="0" w:color="C4C7C5"/>
+              <w:bottom w:val="single" w:sz="6" w:space="0" w:color="C4C7C5"/>
+              <w:right w:val="single" w:sz="6" w:space="0" w:color="C4C7C5"/>
+            </w:tcBorders>
+            <w:tcMar>
+              <w:top w:w="120" w:type="dxa"/>
+              <w:left w:w="180" w:type="dxa"/>
+              <w:bottom w:w="120" w:type="dxa"/>
+              <w:right w:w="180" w:type="dxa"/>
+            </w:tcMar>
+            <w:vAlign w:val="center"/>
+            <w:hideMark/>
+          </w:tcPr>
+          <w:p>
+            <w:r>
+              <w:t>Desktop Workspace</w:t>
+            </w:r>
+          </w:p>
+        </w:tc>
+        <w:tc>
+          <w:tcPr>
+            <w:tcW w:w="0" w:type="auto"/>
+            <w:tcBorders>
+              <w:top w:val="single" w:sz="6" w:space="0" w:color="C4C7C5"/>
+              <w:left w:val="single" w:sz="6" w:space="0" w:color="C4C7C5"/>
+              <w:bottom w:val="single" w:sz="6" w:space="0" w:color="C4C7C5"/>
+              <w:right w:val="single" w:sz="6" w:space="0" w:color="C4C7C5"/>
+            </w:tcBorders>
+            <w:tcMar>
+              <w:top w:w="120" w:type="dxa"/>
+              <w:left w:w="180" w:type="dxa"/>
+              <w:bottom w:w="120" w:type="dxa"/>
+              <w:right w:w="180" w:type="dxa"/>
+            </w:tcMar>
+            <w:vAlign w:val="center"/>
+            <w:hideMark/>
+          </w:tcPr>
+          <w:p>
+            <w:r>
+              <w:t>2</w:t>
+            </w:r>
+          </w:p>
+        </w:tc>
+        <w:tc>
+          <w:tcPr>
+            <w:tcW w:w="0" w:type="auto"/>
+            <w:tcBorders>
+              <w:top w:val="single" w:sz="6" w:space="0" w:color="C4C7C5"/>
+              <w:left w:val="single" w:sz="6" w:space="0" w:color="C4C7C5"/>
+              <w:bottom w:val="single" w:sz="6" w:space="0" w:color="C4C7C5"/>
+              <w:right w:val="single" w:sz="6" w:space="0" w:color="C4C7C5"/>
+            </w:tcBorders>
+            <w:tcMar>
+              <w:top w:w="120" w:type="dxa"/>
+              <w:left w:w="180" w:type="dxa"/>
+              <w:bottom w:w="120" w:type="dxa"/>
+              <w:right w:w="180" w:type="dxa"/>
+            </w:tcMar>
+            <w:vAlign w:val="center"/>
+            <w:hideMark/>
+          </w:tcPr>
+          <w:p>
+            <w:r>
+              <w:t>3</w:t>
+            </w:r>
+          </w:p>
+        </w:tc>
+      </w:tr>
+      <w:tr>
+        <w:trPr>
+          <w:tblCellSpacing w:w="15" w:type="dxa"/>
+        </w:trPr>
+        <w:tc>
+          <w:tcPr>
+            <w:tcW w:w="0" w:type="auto"/>
+            <w:tcBorders>
+              <w:top w:val="single" w:sz="6" w:space="0" w:color="C4C7C5"/>
+              <w:left w:val="single" w:sz="6" w:space="0" w:color="C4C7C5"/>
+              <w:bottom w:val="single" w:sz="6" w:space="0" w:color="C4C7C5"/>
+              <w:right w:val="single" w:sz="6" w:space="0" w:color="C4C7C5"/>
+            </w:tcBorders>
+            <w:tcMar>
+              <w:top w:w="120" w:type="dxa"/>
+              <w:left w:w="180" w:type="dxa"/>
+              <w:bottom w:w="120" w:type="dxa"/>
+              <w:right w:w="180" w:type="dxa"/>
+            </w:tcMar>
+            <w:vAlign w:val="center"/>
+            <w:hideMark/>
+          </w:tcPr>
+          <w:p>
+            <w:r>
+              <w:rPr>
+                <w:b/>
+                <w:bCs/>
+              </w:rPr>
+              <w:t>AU</w:t>
+            </w:r>
+          </w:p>
+        </w:tc>
+        <w:tc>
+          <w:tcPr>
+            <w:tcW w:w="0" w:type="auto"/>
+            <w:tcBorders>
+              <w:top w:val="single" w:sz="6" w:space="0" w:color="C4C7C5"/>
+              <w:left w:val="single" w:sz="6" w:space="0" w:color="C4C7C5"/>
+              <w:bottom w:val="single" w:sz="6" w:space="0" w:color="C4C7C5"/>
+              <w:right w:val="single" w:sz="6" w:space="0" w:color="C4C7C5"/>
+            </w:tcBorders>
+            <w:tcMar>
+              <w:top w:w="120" w:type="dxa"/>
+              <w:left w:w="180" w:type="dxa"/>
+              <w:bottom w:w="120" w:type="dxa"/>
+              <w:right w:w="180" w:type="dxa"/>
+            </w:tcMar>
+            <w:vAlign w:val="center"/>
+            <w:hideMark/>
+          </w:tcPr>
+          <w:p>
+            <w:r>
+              <w:t>Authentication &amp; Forms</w:t>
+            </w:r>
+          </w:p>
+        </w:tc>
+        <w:tc>
+          <w:tcPr>
+            <w:tcW w:w="0" w:type="auto"/>
+            <w:tcBorders>
+              <w:top w:val="single" w:sz="6" w:space="0" w:color="C4C7C5"/>
+              <w:left w:val="single" w:sz="6" w:space="0" w:color="C4C7C5"/>
+              <w:bottom w:val="single" w:sz="6" w:space="0" w:color="C4C7C5"/>
+              <w:right w:val="single" w:sz="6" w:space="0" w:color="C4C7C5"/>
+            </w:tcBorders>
+            <w:tcMar>
+              <w:top w:w="120" w:type="dxa"/>
+              <w:left w:w="180" w:type="dxa"/>
+              <w:bottom w:w="120" w:type="dxa"/>
+              <w:right w:w="180" w:type="dxa"/>
+            </w:tcMar>
+            <w:vAlign w:val="center"/>
+            <w:hideMark/>
+          </w:tcPr>
+          <w:p>
+            <w:r>
               <w:t>0</w:t>
             </w:r>
           </w:p>
@@ -6369,31 +6932,31 @@
                 <w:b/>
                 <w:bCs/>
               </w:rPr>
-              <w:t>DW</w:t>
-            </w:r>
-          </w:p>
-        </w:tc>
-        <w:tc>
-          <w:tcPr>
-            <w:tcW w:w="0" w:type="auto"/>
-            <w:tcBorders>
-              <w:top w:val="single" w:sz="6" w:space="0" w:color="C4C7C5"/>
-              <w:left w:val="single" w:sz="6" w:space="0" w:color="C4C7C5"/>
-              <w:bottom w:val="single" w:sz="6" w:space="0" w:color="C4C7C5"/>
-              <w:right w:val="single" w:sz="6" w:space="0" w:color="C4C7C5"/>
-            </w:tcBorders>
-            <w:tcMar>
-              <w:top w:w="120" w:type="dxa"/>
-              <w:left w:w="180" w:type="dxa"/>
-              <w:bottom w:w="120" w:type="dxa"/>
-              <w:right w:w="180" w:type="dxa"/>
-            </w:tcMar>
-            <w:vAlign w:val="center"/>
-            <w:hideMark/>
-          </w:tcPr>
-          <w:p>
-            <w:r>
-              <w:t>Desktop Workspace</w:t>
+              <w:t>NT</w:t>
+            </w:r>
+          </w:p>
+        </w:tc>
+        <w:tc>
+          <w:tcPr>
+            <w:tcW w:w="0" w:type="auto"/>
+            <w:tcBorders>
+              <w:top w:val="single" w:sz="6" w:space="0" w:color="C4C7C5"/>
+              <w:left w:val="single" w:sz="6" w:space="0" w:color="C4C7C5"/>
+              <w:bottom w:val="single" w:sz="6" w:space="0" w:color="C4C7C5"/>
+              <w:right w:val="single" w:sz="6" w:space="0" w:color="C4C7C5"/>
+            </w:tcBorders>
+            <w:tcMar>
+              <w:top w:w="120" w:type="dxa"/>
+              <w:left w:w="180" w:type="dxa"/>
+              <w:bottom w:w="120" w:type="dxa"/>
+              <w:right w:w="180" w:type="dxa"/>
+            </w:tcMar>
+            <w:vAlign w:val="center"/>
+            <w:hideMark/>
+          </w:tcPr>
+          <w:p>
+            <w:r>
+              <w:t>Notifications</w:t>
             </w:r>
           </w:p>
         </w:tc>
@@ -6441,91 +7004,67 @@
           </w:tcPr>
           <w:p>
             <w:r>
-              <w:t xml:space="preserve">3 </w:t>
-            </w:r>
-          </w:p>
-        </w:tc>
-      </w:tr>
-      <w:tr>
-        <w:trPr>
-          <w:tblCellSpacing w:w="15" w:type="dxa"/>
-        </w:trPr>
-        <w:tc>
-          <w:tcPr>
-            <w:tcW w:w="0" w:type="auto"/>
-            <w:tcBorders>
-              <w:top w:val="single" w:sz="6" w:space="0" w:color="C4C7C5"/>
-              <w:left w:val="single" w:sz="6" w:space="0" w:color="C4C7C5"/>
-              <w:bottom w:val="single" w:sz="6" w:space="0" w:color="C4C7C5"/>
-              <w:right w:val="single" w:sz="6" w:space="0" w:color="C4C7C5"/>
-            </w:tcBorders>
-            <w:tcMar>
-              <w:top w:w="120" w:type="dxa"/>
-              <w:left w:w="180" w:type="dxa"/>
-              <w:bottom w:w="120" w:type="dxa"/>
-              <w:right w:w="180" w:type="dxa"/>
-            </w:tcMar>
-            <w:vAlign w:val="center"/>
-            <w:hideMark/>
-          </w:tcPr>
-          <w:p>
-            <w:r>
-              <w:rPr>
-                <w:b/>
-                <w:bCs/>
-              </w:rPr>
-              <w:t>AU</w:t>
-            </w:r>
-          </w:p>
-        </w:tc>
-        <w:tc>
-          <w:tcPr>
-            <w:tcW w:w="0" w:type="auto"/>
-            <w:tcBorders>
-              <w:top w:val="single" w:sz="6" w:space="0" w:color="C4C7C5"/>
-              <w:left w:val="single" w:sz="6" w:space="0" w:color="C4C7C5"/>
-              <w:bottom w:val="single" w:sz="6" w:space="0" w:color="C4C7C5"/>
-              <w:right w:val="single" w:sz="6" w:space="0" w:color="C4C7C5"/>
-            </w:tcBorders>
-            <w:tcMar>
-              <w:top w:w="120" w:type="dxa"/>
-              <w:left w:w="180" w:type="dxa"/>
-              <w:bottom w:w="120" w:type="dxa"/>
-              <w:right w:w="180" w:type="dxa"/>
-            </w:tcMar>
-            <w:vAlign w:val="center"/>
-            <w:hideMark/>
-          </w:tcPr>
-          <w:p>
-            <w:r>
-              <w:t>Authentication &amp; Forms</w:t>
-            </w:r>
-          </w:p>
-        </w:tc>
-        <w:tc>
-          <w:tcPr>
-            <w:tcW w:w="0" w:type="auto"/>
-            <w:tcBorders>
-              <w:top w:val="single" w:sz="6" w:space="0" w:color="C4C7C5"/>
-              <w:left w:val="single" w:sz="6" w:space="0" w:color="C4C7C5"/>
-              <w:bottom w:val="single" w:sz="6" w:space="0" w:color="C4C7C5"/>
-              <w:right w:val="single" w:sz="6" w:space="0" w:color="C4C7C5"/>
-            </w:tcBorders>
-            <w:tcMar>
-              <w:top w:w="120" w:type="dxa"/>
-              <w:left w:w="180" w:type="dxa"/>
-              <w:bottom w:w="120" w:type="dxa"/>
-              <w:right w:w="180" w:type="dxa"/>
-            </w:tcMar>
-            <w:vAlign w:val="center"/>
-            <w:hideMark/>
-          </w:tcPr>
-          <w:p>
-            <w:r>
               <w:t>0</w:t>
             </w:r>
           </w:p>
         </w:tc>
+      </w:tr>
+      <w:tr>
+        <w:trPr>
+          <w:tblCellSpacing w:w="15" w:type="dxa"/>
+        </w:trPr>
+        <w:tc>
+          <w:tcPr>
+            <w:tcW w:w="0" w:type="auto"/>
+            <w:tcBorders>
+              <w:top w:val="single" w:sz="6" w:space="0" w:color="C4C7C5"/>
+              <w:left w:val="single" w:sz="6" w:space="0" w:color="C4C7C5"/>
+              <w:bottom w:val="single" w:sz="6" w:space="0" w:color="C4C7C5"/>
+              <w:right w:val="single" w:sz="6" w:space="0" w:color="C4C7C5"/>
+            </w:tcBorders>
+            <w:tcMar>
+              <w:top w:w="120" w:type="dxa"/>
+              <w:left w:w="180" w:type="dxa"/>
+              <w:bottom w:w="120" w:type="dxa"/>
+              <w:right w:w="180" w:type="dxa"/>
+            </w:tcMar>
+            <w:vAlign w:val="center"/>
+            <w:hideMark/>
+          </w:tcPr>
+          <w:p>
+            <w:r>
+              <w:rPr>
+                <w:b/>
+                <w:bCs/>
+              </w:rPr>
+              <w:t>LE</w:t>
+            </w:r>
+          </w:p>
+        </w:tc>
+        <w:tc>
+          <w:tcPr>
+            <w:tcW w:w="0" w:type="auto"/>
+            <w:tcBorders>
+              <w:top w:val="single" w:sz="6" w:space="0" w:color="C4C7C5"/>
+              <w:left w:val="single" w:sz="6" w:space="0" w:color="C4C7C5"/>
+              <w:bottom w:val="single" w:sz="6" w:space="0" w:color="C4C7C5"/>
+              <w:right w:val="single" w:sz="6" w:space="0" w:color="C4C7C5"/>
+            </w:tcBorders>
+            <w:tcMar>
+              <w:top w:w="120" w:type="dxa"/>
+              <w:left w:w="180" w:type="dxa"/>
+              <w:bottom w:w="120" w:type="dxa"/>
+              <w:right w:w="180" w:type="dxa"/>
+            </w:tcMar>
+            <w:vAlign w:val="center"/>
+            <w:hideMark/>
+          </w:tcPr>
+          <w:p>
+            <w:r>
+              <w:t>Learning</w:t>
+            </w:r>
+          </w:p>
+        </w:tc>
         <w:tc>
           <w:tcPr>
             <w:tcW w:w="0" w:type="auto"/>
@@ -6550,63 +7089,6 @@
             </w:r>
           </w:p>
         </w:tc>
-      </w:tr>
-      <w:tr>
-        <w:trPr>
-          <w:tblCellSpacing w:w="15" w:type="dxa"/>
-        </w:trPr>
-        <w:tc>
-          <w:tcPr>
-            <w:tcW w:w="0" w:type="auto"/>
-            <w:tcBorders>
-              <w:top w:val="single" w:sz="6" w:space="0" w:color="C4C7C5"/>
-              <w:left w:val="single" w:sz="6" w:space="0" w:color="C4C7C5"/>
-              <w:bottom w:val="single" w:sz="6" w:space="0" w:color="C4C7C5"/>
-              <w:right w:val="single" w:sz="6" w:space="0" w:color="C4C7C5"/>
-            </w:tcBorders>
-            <w:tcMar>
-              <w:top w:w="120" w:type="dxa"/>
-              <w:left w:w="180" w:type="dxa"/>
-              <w:bottom w:w="120" w:type="dxa"/>
-              <w:right w:w="180" w:type="dxa"/>
-            </w:tcMar>
-            <w:vAlign w:val="center"/>
-            <w:hideMark/>
-          </w:tcPr>
-          <w:p>
-            <w:r>
-              <w:rPr>
-                <w:b/>
-                <w:bCs/>
-              </w:rPr>
-              <w:t>NT</w:t>
-            </w:r>
-          </w:p>
-        </w:tc>
-        <w:tc>
-          <w:tcPr>
-            <w:tcW w:w="0" w:type="auto"/>
-            <w:tcBorders>
-              <w:top w:val="single" w:sz="6" w:space="0" w:color="C4C7C5"/>
-              <w:left w:val="single" w:sz="6" w:space="0" w:color="C4C7C5"/>
-              <w:bottom w:val="single" w:sz="6" w:space="0" w:color="C4C7C5"/>
-              <w:right w:val="single" w:sz="6" w:space="0" w:color="C4C7C5"/>
-            </w:tcBorders>
-            <w:tcMar>
-              <w:top w:w="120" w:type="dxa"/>
-              <w:left w:w="180" w:type="dxa"/>
-              <w:bottom w:w="120" w:type="dxa"/>
-              <w:right w:w="180" w:type="dxa"/>
-            </w:tcMar>
-            <w:vAlign w:val="center"/>
-            <w:hideMark/>
-          </w:tcPr>
-          <w:p>
-            <w:r>
-              <w:t>Notifications</w:t>
-            </w:r>
-          </w:p>
-        </w:tc>
         <w:tc>
           <w:tcPr>
             <w:tcW w:w="0" w:type="auto"/>
@@ -6631,6 +7113,63 @@
             </w:r>
           </w:p>
         </w:tc>
+      </w:tr>
+      <w:tr>
+        <w:trPr>
+          <w:tblCellSpacing w:w="15" w:type="dxa"/>
+        </w:trPr>
+        <w:tc>
+          <w:tcPr>
+            <w:tcW w:w="0" w:type="auto"/>
+            <w:tcBorders>
+              <w:top w:val="single" w:sz="6" w:space="0" w:color="C4C7C5"/>
+              <w:left w:val="single" w:sz="6" w:space="0" w:color="C4C7C5"/>
+              <w:bottom w:val="single" w:sz="6" w:space="0" w:color="C4C7C5"/>
+              <w:right w:val="single" w:sz="6" w:space="0" w:color="C4C7C5"/>
+            </w:tcBorders>
+            <w:tcMar>
+              <w:top w:w="120" w:type="dxa"/>
+              <w:left w:w="180" w:type="dxa"/>
+              <w:bottom w:w="120" w:type="dxa"/>
+              <w:right w:w="180" w:type="dxa"/>
+            </w:tcMar>
+            <w:vAlign w:val="center"/>
+            <w:hideMark/>
+          </w:tcPr>
+          <w:p>
+            <w:r>
+              <w:rPr>
+                <w:b/>
+                <w:bCs/>
+              </w:rPr>
+              <w:t>MB</w:t>
+            </w:r>
+          </w:p>
+        </w:tc>
+        <w:tc>
+          <w:tcPr>
+            <w:tcW w:w="0" w:type="auto"/>
+            <w:tcBorders>
+              <w:top w:val="single" w:sz="6" w:space="0" w:color="C4C7C5"/>
+              <w:left w:val="single" w:sz="6" w:space="0" w:color="C4C7C5"/>
+              <w:bottom w:val="single" w:sz="6" w:space="0" w:color="C4C7C5"/>
+              <w:right w:val="single" w:sz="6" w:space="0" w:color="C4C7C5"/>
+            </w:tcBorders>
+            <w:tcMar>
+              <w:top w:w="120" w:type="dxa"/>
+              <w:left w:w="180" w:type="dxa"/>
+              <w:bottom w:w="120" w:type="dxa"/>
+              <w:right w:w="180" w:type="dxa"/>
+            </w:tcMar>
+            <w:vAlign w:val="center"/>
+            <w:hideMark/>
+          </w:tcPr>
+          <w:p>
+            <w:r>
+              <w:t>Mobile Experience</w:t>
+            </w:r>
+          </w:p>
+        </w:tc>
         <w:tc>
           <w:tcPr>
             <w:tcW w:w="0" w:type="auto"/>
@@ -6655,63 +7194,6 @@
             </w:r>
           </w:p>
         </w:tc>
-      </w:tr>
-      <w:tr>
-        <w:trPr>
-          <w:tblCellSpacing w:w="15" w:type="dxa"/>
-        </w:trPr>
-        <w:tc>
-          <w:tcPr>
-            <w:tcW w:w="0" w:type="auto"/>
-            <w:tcBorders>
-              <w:top w:val="single" w:sz="6" w:space="0" w:color="C4C7C5"/>
-              <w:left w:val="single" w:sz="6" w:space="0" w:color="C4C7C5"/>
-              <w:bottom w:val="single" w:sz="6" w:space="0" w:color="C4C7C5"/>
-              <w:right w:val="single" w:sz="6" w:space="0" w:color="C4C7C5"/>
-            </w:tcBorders>
-            <w:tcMar>
-              <w:top w:w="120" w:type="dxa"/>
-              <w:left w:w="180" w:type="dxa"/>
-              <w:bottom w:w="120" w:type="dxa"/>
-              <w:right w:w="180" w:type="dxa"/>
-            </w:tcMar>
-            <w:vAlign w:val="center"/>
-            <w:hideMark/>
-          </w:tcPr>
-          <w:p>
-            <w:r>
-              <w:rPr>
-                <w:b/>
-                <w:bCs/>
-              </w:rPr>
-              <w:t>LE</w:t>
-            </w:r>
-          </w:p>
-        </w:tc>
-        <w:tc>
-          <w:tcPr>
-            <w:tcW w:w="0" w:type="auto"/>
-            <w:tcBorders>
-              <w:top w:val="single" w:sz="6" w:space="0" w:color="C4C7C5"/>
-              <w:left w:val="single" w:sz="6" w:space="0" w:color="C4C7C5"/>
-              <w:bottom w:val="single" w:sz="6" w:space="0" w:color="C4C7C5"/>
-              <w:right w:val="single" w:sz="6" w:space="0" w:color="C4C7C5"/>
-            </w:tcBorders>
-            <w:tcMar>
-              <w:top w:w="120" w:type="dxa"/>
-              <w:left w:w="180" w:type="dxa"/>
-              <w:bottom w:w="120" w:type="dxa"/>
-              <w:right w:w="180" w:type="dxa"/>
-            </w:tcMar>
-            <w:vAlign w:val="center"/>
-            <w:hideMark/>
-          </w:tcPr>
-          <w:p>
-            <w:r>
-              <w:t>Learning</w:t>
-            </w:r>
-          </w:p>
-        </w:tc>
         <w:tc>
           <w:tcPr>
             <w:tcW w:w="0" w:type="auto"/>
@@ -6736,165 +7218,35 @@
             </w:r>
           </w:p>
         </w:tc>
-        <w:tc>
-          <w:tcPr>
-            <w:tcW w:w="0" w:type="auto"/>
-            <w:tcBorders>
-              <w:top w:val="single" w:sz="6" w:space="0" w:color="C4C7C5"/>
-              <w:left w:val="single" w:sz="6" w:space="0" w:color="C4C7C5"/>
-              <w:bottom w:val="single" w:sz="6" w:space="0" w:color="C4C7C5"/>
-              <w:right w:val="single" w:sz="6" w:space="0" w:color="C4C7C5"/>
-            </w:tcBorders>
-            <w:tcMar>
-              <w:top w:w="120" w:type="dxa"/>
-              <w:left w:w="180" w:type="dxa"/>
-              <w:bottom w:w="120" w:type="dxa"/>
-              <w:right w:w="180" w:type="dxa"/>
-            </w:tcMar>
-            <w:vAlign w:val="center"/>
-            <w:hideMark/>
-          </w:tcPr>
-          <w:p>
-            <w:r>
-              <w:t>0</w:t>
-            </w:r>
-          </w:p>
-        </w:tc>
-      </w:tr>
-      <w:tr>
-        <w:trPr>
-          <w:tblCellSpacing w:w="15" w:type="dxa"/>
-        </w:trPr>
-        <w:tc>
-          <w:tcPr>
-            <w:tcW w:w="0" w:type="auto"/>
-            <w:tcBorders>
-              <w:top w:val="single" w:sz="6" w:space="0" w:color="C4C7C5"/>
-              <w:left w:val="single" w:sz="6" w:space="0" w:color="C4C7C5"/>
-              <w:bottom w:val="single" w:sz="6" w:space="0" w:color="C4C7C5"/>
-              <w:right w:val="single" w:sz="6" w:space="0" w:color="C4C7C5"/>
-            </w:tcBorders>
-            <w:tcMar>
-              <w:top w:w="120" w:type="dxa"/>
-              <w:left w:w="180" w:type="dxa"/>
-              <w:bottom w:w="120" w:type="dxa"/>
-              <w:right w:w="180" w:type="dxa"/>
-            </w:tcMar>
-            <w:vAlign w:val="center"/>
-            <w:hideMark/>
-          </w:tcPr>
-          <w:p>
-            <w:r>
-              <w:rPr>
-                <w:b/>
-                <w:bCs/>
-              </w:rPr>
-              <w:t>MB</w:t>
-            </w:r>
-          </w:p>
-        </w:tc>
-        <w:tc>
-          <w:tcPr>
-            <w:tcW w:w="0" w:type="auto"/>
-            <w:tcBorders>
-              <w:top w:val="single" w:sz="6" w:space="0" w:color="C4C7C5"/>
-              <w:left w:val="single" w:sz="6" w:space="0" w:color="C4C7C5"/>
-              <w:bottom w:val="single" w:sz="6" w:space="0" w:color="C4C7C5"/>
-              <w:right w:val="single" w:sz="6" w:space="0" w:color="C4C7C5"/>
-            </w:tcBorders>
-            <w:tcMar>
-              <w:top w:w="120" w:type="dxa"/>
-              <w:left w:w="180" w:type="dxa"/>
-              <w:bottom w:w="120" w:type="dxa"/>
-              <w:right w:w="180" w:type="dxa"/>
-            </w:tcMar>
-            <w:vAlign w:val="center"/>
-            <w:hideMark/>
-          </w:tcPr>
-          <w:p>
-            <w:r>
-              <w:t>Mobile Experience</w:t>
-            </w:r>
-          </w:p>
-        </w:tc>
-        <w:tc>
-          <w:tcPr>
-            <w:tcW w:w="0" w:type="auto"/>
-            <w:tcBorders>
-              <w:top w:val="single" w:sz="6" w:space="0" w:color="C4C7C5"/>
-              <w:left w:val="single" w:sz="6" w:space="0" w:color="C4C7C5"/>
-              <w:bottom w:val="single" w:sz="6" w:space="0" w:color="C4C7C5"/>
-              <w:right w:val="single" w:sz="6" w:space="0" w:color="C4C7C5"/>
-            </w:tcBorders>
-            <w:tcMar>
-              <w:top w:w="120" w:type="dxa"/>
-              <w:left w:w="180" w:type="dxa"/>
-              <w:bottom w:w="120" w:type="dxa"/>
-              <w:right w:w="180" w:type="dxa"/>
-            </w:tcMar>
-            <w:vAlign w:val="center"/>
-            <w:hideMark/>
-          </w:tcPr>
-          <w:p>
-            <w:r>
-              <w:t>0</w:t>
-            </w:r>
-          </w:p>
-        </w:tc>
-        <w:tc>
-          <w:tcPr>
-            <w:tcW w:w="0" w:type="auto"/>
-            <w:tcBorders>
-              <w:top w:val="single" w:sz="6" w:space="0" w:color="C4C7C5"/>
-              <w:left w:val="single" w:sz="6" w:space="0" w:color="C4C7C5"/>
-              <w:bottom w:val="single" w:sz="6" w:space="0" w:color="C4C7C5"/>
-              <w:right w:val="single" w:sz="6" w:space="0" w:color="C4C7C5"/>
-            </w:tcBorders>
-            <w:tcMar>
-              <w:top w:w="120" w:type="dxa"/>
-              <w:left w:w="180" w:type="dxa"/>
-              <w:bottom w:w="120" w:type="dxa"/>
-              <w:right w:w="180" w:type="dxa"/>
-            </w:tcMar>
-            <w:vAlign w:val="center"/>
-            <w:hideMark/>
-          </w:tcPr>
-          <w:p>
-            <w:r>
-              <w:t>0</w:t>
-            </w:r>
-          </w:p>
-        </w:tc>
-      </w:tr>
-      <w:tr>
-        <w:trPr>
-          <w:tblCellSpacing w:w="15" w:type="dxa"/>
-        </w:trPr>
-        <w:tc>
-          <w:tcPr>
-            <w:tcW w:w="0" w:type="auto"/>
-            <w:tcBorders>
-              <w:top w:val="single" w:sz="6" w:space="0" w:color="C4C7C5"/>
-              <w:left w:val="single" w:sz="6" w:space="0" w:color="C4C7C5"/>
-              <w:bottom w:val="single" w:sz="6" w:space="0" w:color="C4C7C5"/>
-              <w:right w:val="single" w:sz="6" w:space="0" w:color="C4C7C5"/>
-            </w:tcBorders>
-            <w:tcMar>
-              <w:top w:w="120" w:type="dxa"/>
-              <w:left w:w="180" w:type="dxa"/>
-              <w:bottom w:w="120" w:type="dxa"/>
-              <w:right w:w="180" w:type="dxa"/>
-            </w:tcMar>
-            <w:vAlign w:val="center"/>
-            <w:hideMark/>
-          </w:tcPr>
-          <w:p>
-            <w:r>
-              <w:rPr>
-                <w:b/>
-                <w:bCs/>
-              </w:rPr>
-              <w:lastRenderedPageBreak/>
+      </w:tr>
+      <w:tr>
+        <w:trPr>
+          <w:tblCellSpacing w:w="15" w:type="dxa"/>
+        </w:trPr>
+        <w:tc>
+          <w:tcPr>
+            <w:tcW w:w="0" w:type="auto"/>
+            <w:tcBorders>
+              <w:top w:val="single" w:sz="6" w:space="0" w:color="C4C7C5"/>
+              <w:left w:val="single" w:sz="6" w:space="0" w:color="C4C7C5"/>
+              <w:bottom w:val="single" w:sz="6" w:space="0" w:color="C4C7C5"/>
+              <w:right w:val="single" w:sz="6" w:space="0" w:color="C4C7C5"/>
+            </w:tcBorders>
+            <w:tcMar>
+              <w:top w:w="120" w:type="dxa"/>
+              <w:left w:w="180" w:type="dxa"/>
+              <w:bottom w:w="120" w:type="dxa"/>
+              <w:right w:w="180" w:type="dxa"/>
+            </w:tcMar>
+            <w:vAlign w:val="center"/>
+            <w:hideMark/>
+          </w:tcPr>
+          <w:p>
+            <w:r>
+              <w:rPr>
+                <w:b/>
+                <w:bCs/>
+              </w:rPr>
               <w:t>AI</w:t>
             </w:r>
           </w:p>
@@ -7002,7 +7354,7 @@
       </w:tblPr>
       <w:tblGrid>
         <w:gridCol w:w="3988"/>
-        <w:gridCol w:w="2249"/>
+        <w:gridCol w:w="2596"/>
       </w:tblGrid>
       <w:tr>
         <w:trPr>
@@ -7175,21 +7527,7 @@
           </w:tcPr>
           <w:p>
             <w:r>
-              <w:t>4</w:t>
-            </w:r>
-            <w:r>
-              <w:t xml:space="preserve"> (FF, OS, </w:t>
-            </w:r>
-            <w:proofErr w:type="gramStart"/>
-            <w:r>
-              <w:t>WI</w:t>
-            </w:r>
-            <w:r>
-              <w:t>,DW</w:t>
-            </w:r>
-            <w:proofErr w:type="gramEnd"/>
-            <w:r>
-              <w:t>)</w:t>
+              <w:t>5 (FF, OS, WI, DW, KI)</w:t>
             </w:r>
           </w:p>
         </w:tc>
@@ -7246,7 +7584,7 @@
           </w:tcPr>
           <w:p>
             <w:r>
-              <w:t>7</w:t>
+              <w:t>5</w:t>
             </w:r>
           </w:p>
         </w:tc>
@@ -7303,11 +7641,7 @@
           </w:tcPr>
           <w:p>
             <w:r>
-              <w:rPr>
-                <w:b/>
-                <w:bCs/>
-              </w:rPr>
-              <w:t>7</w:t>
+              <w:t>11</w:t>
             </w:r>
           </w:p>
         </w:tc>
@@ -7340,6 +7674,7 @@
           <w:b/>
           <w:bCs/>
         </w:rPr>
+        <w:lastRenderedPageBreak/>
         <w:t>Next Milestones</w:t>
       </w:r>
     </w:p>
@@ -7358,7 +7693,7 @@
       <w:tblGrid>
         <w:gridCol w:w="2529"/>
         <w:gridCol w:w="1371"/>
-        <w:gridCol w:w="1644"/>
+        <w:gridCol w:w="1600"/>
       </w:tblGrid>
       <w:tr>
         <w:trPr>
@@ -7502,10 +7837,7 @@
           </w:tcPr>
           <w:p>
             <w:r>
-              <w:t>25</w:t>
-            </w:r>
-            <w:r>
-              <w:t xml:space="preserve"> / 25</w:t>
+              <w:t>25 / 25</w:t>
             </w:r>
           </w:p>
         </w:tc>
@@ -7586,17 +7918,12 @@
           </w:tcPr>
           <w:p>
             <w:r>
-              <w:rPr>
-                <w:b/>
-                <w:bCs/>
-              </w:rPr>
-              <w:t>46</w:t>
-            </w:r>
-            <w:r>
-              <w:rPr>
-                <w:b/>
-                <w:bCs/>
-              </w:rPr>
+              <w:t>5</w:t>
+            </w:r>
+            <w:r>
+              <w:t>0</w:t>
+            </w:r>
+            <w:r>
               <w:t xml:space="preserve"> / 50</w:t>
             </w:r>
           </w:p>
@@ -7621,10 +7948,87 @@
           </w:tcPr>
           <w:p>
             <w:r>
-              <w:rPr>
-                <w:b/>
-                <w:bCs/>
-              </w:rPr>
+              <w:t>Completed</w:t>
+            </w:r>
+          </w:p>
+        </w:tc>
+      </w:tr>
+      <w:tr>
+        <w:trPr>
+          <w:tblCellSpacing w:w="15" w:type="dxa"/>
+        </w:trPr>
+        <w:tc>
+          <w:tcPr>
+            <w:tcW w:w="0" w:type="auto"/>
+            <w:tcBorders>
+              <w:top w:val="single" w:sz="6" w:space="0" w:color="C4C7C5"/>
+              <w:left w:val="single" w:sz="6" w:space="0" w:color="C4C7C5"/>
+              <w:bottom w:val="single" w:sz="6" w:space="0" w:color="C4C7C5"/>
+              <w:right w:val="single" w:sz="6" w:space="0" w:color="C4C7C5"/>
+            </w:tcBorders>
+            <w:tcMar>
+              <w:top w:w="120" w:type="dxa"/>
+              <w:left w:w="180" w:type="dxa"/>
+              <w:bottom w:w="120" w:type="dxa"/>
+              <w:right w:w="180" w:type="dxa"/>
+            </w:tcMar>
+            <w:vAlign w:val="center"/>
+            <w:hideMark/>
+          </w:tcPr>
+          <w:p>
+            <w:r>
+              <w:rPr>
+                <w:b/>
+                <w:bCs/>
+              </w:rPr>
+              <w:t>Reach 100 Patterns</w:t>
+            </w:r>
+          </w:p>
+        </w:tc>
+        <w:tc>
+          <w:tcPr>
+            <w:tcW w:w="0" w:type="auto"/>
+            <w:tcBorders>
+              <w:top w:val="single" w:sz="6" w:space="0" w:color="C4C7C5"/>
+              <w:left w:val="single" w:sz="6" w:space="0" w:color="C4C7C5"/>
+              <w:bottom w:val="single" w:sz="6" w:space="0" w:color="C4C7C5"/>
+              <w:right w:val="single" w:sz="6" w:space="0" w:color="C4C7C5"/>
+            </w:tcBorders>
+            <w:tcMar>
+              <w:top w:w="120" w:type="dxa"/>
+              <w:left w:w="180" w:type="dxa"/>
+              <w:bottom w:w="120" w:type="dxa"/>
+              <w:right w:w="180" w:type="dxa"/>
+            </w:tcMar>
+            <w:vAlign w:val="center"/>
+            <w:hideMark/>
+          </w:tcPr>
+          <w:p>
+            <w:r>
+              <w:t>52 / 100</w:t>
+            </w:r>
+          </w:p>
+        </w:tc>
+        <w:tc>
+          <w:tcPr>
+            <w:tcW w:w="0" w:type="auto"/>
+            <w:tcBorders>
+              <w:top w:val="single" w:sz="6" w:space="0" w:color="C4C7C5"/>
+              <w:left w:val="single" w:sz="6" w:space="0" w:color="C4C7C5"/>
+              <w:bottom w:val="single" w:sz="6" w:space="0" w:color="C4C7C5"/>
+              <w:right w:val="single" w:sz="6" w:space="0" w:color="C4C7C5"/>
+            </w:tcBorders>
+            <w:tcMar>
+              <w:top w:w="120" w:type="dxa"/>
+              <w:left w:w="180" w:type="dxa"/>
+              <w:bottom w:w="120" w:type="dxa"/>
+              <w:right w:w="180" w:type="dxa"/>
+            </w:tcMar>
+            <w:vAlign w:val="center"/>
+            <w:hideMark/>
+          </w:tcPr>
+          <w:p>
+            <w:r>
               <w:t>In Progress</w:t>
             </w:r>
           </w:p>
@@ -7658,37 +8062,31 @@
                 <w:b/>
                 <w:bCs/>
               </w:rPr>
-              <w:t>Reach 100 Patterns</w:t>
-            </w:r>
-          </w:p>
-        </w:tc>
-        <w:tc>
-          <w:tcPr>
-            <w:tcW w:w="0" w:type="auto"/>
-            <w:tcBorders>
-              <w:top w:val="single" w:sz="6" w:space="0" w:color="C4C7C5"/>
-              <w:left w:val="single" w:sz="6" w:space="0" w:color="C4C7C5"/>
-              <w:bottom w:val="single" w:sz="6" w:space="0" w:color="C4C7C5"/>
-              <w:right w:val="single" w:sz="6" w:space="0" w:color="C4C7C5"/>
-            </w:tcBorders>
-            <w:tcMar>
-              <w:top w:w="120" w:type="dxa"/>
-              <w:left w:w="180" w:type="dxa"/>
-              <w:bottom w:w="120" w:type="dxa"/>
-              <w:right w:w="180" w:type="dxa"/>
-            </w:tcMar>
-            <w:vAlign w:val="center"/>
-            <w:hideMark/>
-          </w:tcPr>
-          <w:p>
-            <w:r>
-              <w:t>4</w:t>
-            </w:r>
-            <w:r>
-              <w:t>6</w:t>
-            </w:r>
-            <w:r>
-              <w:t xml:space="preserve"> / 100</w:t>
+              <w:t>Reach 150 Patterns</w:t>
+            </w:r>
+          </w:p>
+        </w:tc>
+        <w:tc>
+          <w:tcPr>
+            <w:tcW w:w="0" w:type="auto"/>
+            <w:tcBorders>
+              <w:top w:val="single" w:sz="6" w:space="0" w:color="C4C7C5"/>
+              <w:left w:val="single" w:sz="6" w:space="0" w:color="C4C7C5"/>
+              <w:bottom w:val="single" w:sz="6" w:space="0" w:color="C4C7C5"/>
+              <w:right w:val="single" w:sz="6" w:space="0" w:color="C4C7C5"/>
+            </w:tcBorders>
+            <w:tcMar>
+              <w:top w:w="120" w:type="dxa"/>
+              <w:left w:w="180" w:type="dxa"/>
+              <w:bottom w:w="120" w:type="dxa"/>
+              <w:right w:w="180" w:type="dxa"/>
+            </w:tcMar>
+            <w:vAlign w:val="center"/>
+            <w:hideMark/>
+          </w:tcPr>
+          <w:p>
+            <w:r>
+              <w:t>52 / 150</w:t>
             </w:r>
           </w:p>
         </w:tc>
@@ -7745,93 +8143,6 @@
                 <w:b/>
                 <w:bCs/>
               </w:rPr>
-              <w:t>Reach 150 Patterns</w:t>
-            </w:r>
-          </w:p>
-        </w:tc>
-        <w:tc>
-          <w:tcPr>
-            <w:tcW w:w="0" w:type="auto"/>
-            <w:tcBorders>
-              <w:top w:val="single" w:sz="6" w:space="0" w:color="C4C7C5"/>
-              <w:left w:val="single" w:sz="6" w:space="0" w:color="C4C7C5"/>
-              <w:bottom w:val="single" w:sz="6" w:space="0" w:color="C4C7C5"/>
-              <w:right w:val="single" w:sz="6" w:space="0" w:color="C4C7C5"/>
-            </w:tcBorders>
-            <w:tcMar>
-              <w:top w:w="120" w:type="dxa"/>
-              <w:left w:w="180" w:type="dxa"/>
-              <w:bottom w:w="120" w:type="dxa"/>
-              <w:right w:w="180" w:type="dxa"/>
-            </w:tcMar>
-            <w:vAlign w:val="center"/>
-            <w:hideMark/>
-          </w:tcPr>
-          <w:p>
-            <w:r>
-              <w:t>4</w:t>
-            </w:r>
-            <w:r>
-              <w:t>6</w:t>
-            </w:r>
-            <w:r>
-              <w:t xml:space="preserve"> / 150</w:t>
-            </w:r>
-          </w:p>
-        </w:tc>
-        <w:tc>
-          <w:tcPr>
-            <w:tcW w:w="0" w:type="auto"/>
-            <w:tcBorders>
-              <w:top w:val="single" w:sz="6" w:space="0" w:color="C4C7C5"/>
-              <w:left w:val="single" w:sz="6" w:space="0" w:color="C4C7C5"/>
-              <w:bottom w:val="single" w:sz="6" w:space="0" w:color="C4C7C5"/>
-              <w:right w:val="single" w:sz="6" w:space="0" w:color="C4C7C5"/>
-            </w:tcBorders>
-            <w:tcMar>
-              <w:top w:w="120" w:type="dxa"/>
-              <w:left w:w="180" w:type="dxa"/>
-              <w:bottom w:w="120" w:type="dxa"/>
-              <w:right w:w="180" w:type="dxa"/>
-            </w:tcMar>
-            <w:vAlign w:val="center"/>
-            <w:hideMark/>
-          </w:tcPr>
-          <w:p>
-            <w:r>
-              <w:t>Planned</w:t>
-            </w:r>
-          </w:p>
-        </w:tc>
-      </w:tr>
-      <w:tr>
-        <w:trPr>
-          <w:tblCellSpacing w:w="15" w:type="dxa"/>
-        </w:trPr>
-        <w:tc>
-          <w:tcPr>
-            <w:tcW w:w="0" w:type="auto"/>
-            <w:tcBorders>
-              <w:top w:val="single" w:sz="6" w:space="0" w:color="C4C7C5"/>
-              <w:left w:val="single" w:sz="6" w:space="0" w:color="C4C7C5"/>
-              <w:bottom w:val="single" w:sz="6" w:space="0" w:color="C4C7C5"/>
-              <w:right w:val="single" w:sz="6" w:space="0" w:color="C4C7C5"/>
-            </w:tcBorders>
-            <w:tcMar>
-              <w:top w:w="120" w:type="dxa"/>
-              <w:left w:w="180" w:type="dxa"/>
-              <w:bottom w:w="120" w:type="dxa"/>
-              <w:right w:w="180" w:type="dxa"/>
-            </w:tcMar>
-            <w:vAlign w:val="center"/>
-            <w:hideMark/>
-          </w:tcPr>
-          <w:p>
-            <w:r>
-              <w:rPr>
-                <w:b/>
-                <w:bCs/>
-              </w:rPr>
               <w:t>Reach 200 Patterns</w:t>
             </w:r>
           </w:p>
@@ -7856,13 +8167,7 @@
           </w:tcPr>
           <w:p>
             <w:r>
-              <w:t>4</w:t>
-            </w:r>
-            <w:r>
-              <w:t>6</w:t>
-            </w:r>
-            <w:r>
-              <w:t xml:space="preserve"> / 200</w:t>
+              <w:t>52 / 200</w:t>
             </w:r>
           </w:p>
         </w:tc>
@@ -7922,7 +8227,7 @@
       <w:tblGrid>
         <w:gridCol w:w="2051"/>
         <w:gridCol w:w="3297"/>
-        <w:gridCol w:w="1504"/>
+        <w:gridCol w:w="1450"/>
         <w:gridCol w:w="1390"/>
       </w:tblGrid>
       <w:tr>
@@ -7954,1077 +8259,1069 @@
                 <w:b/>
                 <w:bCs/>
               </w:rPr>
+              <w:t>Category Code</w:t>
+            </w:r>
+          </w:p>
+        </w:tc>
+        <w:tc>
+          <w:tcPr>
+            <w:tcW w:w="0" w:type="auto"/>
+            <w:tcBorders>
+              <w:top w:val="single" w:sz="6" w:space="0" w:color="C4C7C5"/>
+              <w:left w:val="single" w:sz="6" w:space="0" w:color="C4C7C5"/>
+              <w:bottom w:val="single" w:sz="6" w:space="0" w:color="C4C7C5"/>
+              <w:right w:val="single" w:sz="6" w:space="0" w:color="C4C7C5"/>
+            </w:tcBorders>
+            <w:tcMar>
+              <w:top w:w="120" w:type="dxa"/>
+              <w:left w:w="180" w:type="dxa"/>
+              <w:bottom w:w="120" w:type="dxa"/>
+              <w:right w:w="180" w:type="dxa"/>
+            </w:tcMar>
+            <w:vAlign w:val="center"/>
+            <w:hideMark/>
+          </w:tcPr>
+          <w:p>
+            <w:r>
+              <w:rPr>
+                <w:b/>
+                <w:bCs/>
+              </w:rPr>
+              <w:t>Category</w:t>
+            </w:r>
+          </w:p>
+        </w:tc>
+        <w:tc>
+          <w:tcPr>
+            <w:tcW w:w="0" w:type="auto"/>
+            <w:tcBorders>
+              <w:top w:val="single" w:sz="6" w:space="0" w:color="C4C7C5"/>
+              <w:left w:val="single" w:sz="6" w:space="0" w:color="C4C7C5"/>
+              <w:bottom w:val="single" w:sz="6" w:space="0" w:color="C4C7C5"/>
+              <w:right w:val="single" w:sz="6" w:space="0" w:color="C4C7C5"/>
+            </w:tcBorders>
+            <w:tcMar>
+              <w:top w:w="120" w:type="dxa"/>
+              <w:left w:w="180" w:type="dxa"/>
+              <w:bottom w:w="120" w:type="dxa"/>
+              <w:right w:w="180" w:type="dxa"/>
+            </w:tcMar>
+            <w:vAlign w:val="center"/>
+            <w:hideMark/>
+          </w:tcPr>
+          <w:p>
+            <w:r>
+              <w:rPr>
+                <w:b/>
+                <w:bCs/>
+              </w:rPr>
+              <w:t>Status</w:t>
+            </w:r>
+          </w:p>
+        </w:tc>
+        <w:tc>
+          <w:tcPr>
+            <w:tcW w:w="0" w:type="auto"/>
+            <w:tcBorders>
+              <w:top w:val="single" w:sz="6" w:space="0" w:color="C4C7C5"/>
+              <w:left w:val="single" w:sz="6" w:space="0" w:color="C4C7C5"/>
+              <w:bottom w:val="single" w:sz="6" w:space="0" w:color="C4C7C5"/>
+              <w:right w:val="single" w:sz="6" w:space="0" w:color="C4C7C5"/>
+            </w:tcBorders>
+            <w:tcMar>
+              <w:top w:w="120" w:type="dxa"/>
+              <w:left w:w="180" w:type="dxa"/>
+              <w:bottom w:w="120" w:type="dxa"/>
+              <w:right w:w="180" w:type="dxa"/>
+            </w:tcMar>
+            <w:vAlign w:val="center"/>
+            <w:hideMark/>
+          </w:tcPr>
+          <w:p>
+            <w:r>
+              <w:rPr>
+                <w:b/>
+                <w:bCs/>
+              </w:rPr>
+              <w:t>Volumes</w:t>
+            </w:r>
+          </w:p>
+        </w:tc>
+      </w:tr>
+      <w:tr>
+        <w:trPr>
+          <w:tblCellSpacing w:w="15" w:type="dxa"/>
+        </w:trPr>
+        <w:tc>
+          <w:tcPr>
+            <w:tcW w:w="0" w:type="auto"/>
+            <w:tcBorders>
+              <w:top w:val="single" w:sz="6" w:space="0" w:color="C4C7C5"/>
+              <w:left w:val="single" w:sz="6" w:space="0" w:color="C4C7C5"/>
+              <w:bottom w:val="single" w:sz="6" w:space="0" w:color="C4C7C5"/>
+              <w:right w:val="single" w:sz="6" w:space="0" w:color="C4C7C5"/>
+            </w:tcBorders>
+            <w:tcMar>
+              <w:top w:w="120" w:type="dxa"/>
+              <w:left w:w="180" w:type="dxa"/>
+              <w:bottom w:w="120" w:type="dxa"/>
+              <w:right w:w="180" w:type="dxa"/>
+            </w:tcMar>
+            <w:vAlign w:val="center"/>
+            <w:hideMark/>
+          </w:tcPr>
+          <w:p>
+            <w:r>
+              <w:rPr>
+                <w:b/>
+                <w:bCs/>
+              </w:rPr>
+              <w:t>FF</w:t>
+            </w:r>
+          </w:p>
+        </w:tc>
+        <w:tc>
+          <w:tcPr>
+            <w:tcW w:w="0" w:type="auto"/>
+            <w:tcBorders>
+              <w:top w:val="single" w:sz="6" w:space="0" w:color="C4C7C5"/>
+              <w:left w:val="single" w:sz="6" w:space="0" w:color="C4C7C5"/>
+              <w:bottom w:val="single" w:sz="6" w:space="0" w:color="C4C7C5"/>
+              <w:right w:val="single" w:sz="6" w:space="0" w:color="C4C7C5"/>
+            </w:tcBorders>
+            <w:tcMar>
+              <w:top w:w="120" w:type="dxa"/>
+              <w:left w:w="180" w:type="dxa"/>
+              <w:bottom w:w="120" w:type="dxa"/>
+              <w:right w:w="180" w:type="dxa"/>
+            </w:tcMar>
+            <w:vAlign w:val="center"/>
+            <w:hideMark/>
+          </w:tcPr>
+          <w:p>
+            <w:r>
+              <w:t>Files &amp; Project Management</w:t>
+            </w:r>
+          </w:p>
+        </w:tc>
+        <w:tc>
+          <w:tcPr>
+            <w:tcW w:w="0" w:type="auto"/>
+            <w:tcBorders>
+              <w:top w:val="single" w:sz="6" w:space="0" w:color="C4C7C5"/>
+              <w:left w:val="single" w:sz="6" w:space="0" w:color="C4C7C5"/>
+              <w:bottom w:val="single" w:sz="6" w:space="0" w:color="C4C7C5"/>
+              <w:right w:val="single" w:sz="6" w:space="0" w:color="C4C7C5"/>
+            </w:tcBorders>
+            <w:tcMar>
+              <w:top w:w="120" w:type="dxa"/>
+              <w:left w:w="180" w:type="dxa"/>
+              <w:bottom w:w="120" w:type="dxa"/>
+              <w:right w:w="180" w:type="dxa"/>
+            </w:tcMar>
+            <w:vAlign w:val="center"/>
+            <w:hideMark/>
+          </w:tcPr>
+          <w:p>
+            <w:r>
+              <w:t>Complete</w:t>
+            </w:r>
+          </w:p>
+        </w:tc>
+        <w:tc>
+          <w:tcPr>
+            <w:tcW w:w="0" w:type="auto"/>
+            <w:tcBorders>
+              <w:top w:val="single" w:sz="6" w:space="0" w:color="C4C7C5"/>
+              <w:left w:val="single" w:sz="6" w:space="0" w:color="C4C7C5"/>
+              <w:bottom w:val="single" w:sz="6" w:space="0" w:color="C4C7C5"/>
+              <w:right w:val="single" w:sz="6" w:space="0" w:color="C4C7C5"/>
+            </w:tcBorders>
+            <w:tcMar>
+              <w:top w:w="120" w:type="dxa"/>
+              <w:left w:w="180" w:type="dxa"/>
+              <w:bottom w:w="120" w:type="dxa"/>
+              <w:right w:w="180" w:type="dxa"/>
+            </w:tcMar>
+            <w:vAlign w:val="center"/>
+            <w:hideMark/>
+          </w:tcPr>
+          <w:p>
+            <w:r>
+              <w:t>3</w:t>
+            </w:r>
+          </w:p>
+        </w:tc>
+      </w:tr>
+      <w:tr>
+        <w:trPr>
+          <w:tblCellSpacing w:w="15" w:type="dxa"/>
+        </w:trPr>
+        <w:tc>
+          <w:tcPr>
+            <w:tcW w:w="0" w:type="auto"/>
+            <w:tcBorders>
+              <w:top w:val="single" w:sz="6" w:space="0" w:color="C4C7C5"/>
+              <w:left w:val="single" w:sz="6" w:space="0" w:color="C4C7C5"/>
+              <w:bottom w:val="single" w:sz="6" w:space="0" w:color="C4C7C5"/>
+              <w:right w:val="single" w:sz="6" w:space="0" w:color="C4C7C5"/>
+            </w:tcBorders>
+            <w:tcMar>
+              <w:top w:w="120" w:type="dxa"/>
+              <w:left w:w="180" w:type="dxa"/>
+              <w:bottom w:w="120" w:type="dxa"/>
+              <w:right w:w="180" w:type="dxa"/>
+            </w:tcMar>
+            <w:vAlign w:val="center"/>
+            <w:hideMark/>
+          </w:tcPr>
+          <w:p>
+            <w:r>
+              <w:rPr>
+                <w:b/>
+                <w:bCs/>
+              </w:rPr>
+              <w:t>OS</w:t>
+            </w:r>
+          </w:p>
+        </w:tc>
+        <w:tc>
+          <w:tcPr>
+            <w:tcW w:w="0" w:type="auto"/>
+            <w:tcBorders>
+              <w:top w:val="single" w:sz="6" w:space="0" w:color="C4C7C5"/>
+              <w:left w:val="single" w:sz="6" w:space="0" w:color="C4C7C5"/>
+              <w:bottom w:val="single" w:sz="6" w:space="0" w:color="C4C7C5"/>
+              <w:right w:val="single" w:sz="6" w:space="0" w:color="C4C7C5"/>
+            </w:tcBorders>
+            <w:tcMar>
+              <w:top w:w="120" w:type="dxa"/>
+              <w:left w:w="180" w:type="dxa"/>
+              <w:bottom w:w="120" w:type="dxa"/>
+              <w:right w:w="180" w:type="dxa"/>
+            </w:tcMar>
+            <w:vAlign w:val="center"/>
+            <w:hideMark/>
+          </w:tcPr>
+          <w:p>
+            <w:r>
+              <w:t>Operating Systems</w:t>
+            </w:r>
+          </w:p>
+        </w:tc>
+        <w:tc>
+          <w:tcPr>
+            <w:tcW w:w="0" w:type="auto"/>
+            <w:tcBorders>
+              <w:top w:val="single" w:sz="6" w:space="0" w:color="C4C7C5"/>
+              <w:left w:val="single" w:sz="6" w:space="0" w:color="C4C7C5"/>
+              <w:bottom w:val="single" w:sz="6" w:space="0" w:color="C4C7C5"/>
+              <w:right w:val="single" w:sz="6" w:space="0" w:color="C4C7C5"/>
+            </w:tcBorders>
+            <w:tcMar>
+              <w:top w:w="120" w:type="dxa"/>
+              <w:left w:w="180" w:type="dxa"/>
+              <w:bottom w:w="120" w:type="dxa"/>
+              <w:right w:w="180" w:type="dxa"/>
+            </w:tcMar>
+            <w:vAlign w:val="center"/>
+            <w:hideMark/>
+          </w:tcPr>
+          <w:p>
+            <w:r>
+              <w:t>Complete</w:t>
+            </w:r>
+          </w:p>
+        </w:tc>
+        <w:tc>
+          <w:tcPr>
+            <w:tcW w:w="0" w:type="auto"/>
+            <w:tcBorders>
+              <w:top w:val="single" w:sz="6" w:space="0" w:color="C4C7C5"/>
+              <w:left w:val="single" w:sz="6" w:space="0" w:color="C4C7C5"/>
+              <w:bottom w:val="single" w:sz="6" w:space="0" w:color="C4C7C5"/>
+              <w:right w:val="single" w:sz="6" w:space="0" w:color="C4C7C5"/>
+            </w:tcBorders>
+            <w:tcMar>
+              <w:top w:w="120" w:type="dxa"/>
+              <w:left w:w="180" w:type="dxa"/>
+              <w:bottom w:w="120" w:type="dxa"/>
+              <w:right w:w="180" w:type="dxa"/>
+            </w:tcMar>
+            <w:vAlign w:val="center"/>
+            <w:hideMark/>
+          </w:tcPr>
+          <w:p>
+            <w:r>
+              <w:t>2</w:t>
+            </w:r>
+          </w:p>
+        </w:tc>
+      </w:tr>
+      <w:tr>
+        <w:trPr>
+          <w:tblCellSpacing w:w="15" w:type="dxa"/>
+        </w:trPr>
+        <w:tc>
+          <w:tcPr>
+            <w:tcW w:w="0" w:type="auto"/>
+            <w:tcBorders>
+              <w:top w:val="single" w:sz="6" w:space="0" w:color="C4C7C5"/>
+              <w:left w:val="single" w:sz="6" w:space="0" w:color="C4C7C5"/>
+              <w:bottom w:val="single" w:sz="6" w:space="0" w:color="C4C7C5"/>
+              <w:right w:val="single" w:sz="6" w:space="0" w:color="C4C7C5"/>
+            </w:tcBorders>
+            <w:tcMar>
+              <w:top w:w="120" w:type="dxa"/>
+              <w:left w:w="180" w:type="dxa"/>
+              <w:bottom w:w="120" w:type="dxa"/>
+              <w:right w:w="180" w:type="dxa"/>
+            </w:tcMar>
+            <w:vAlign w:val="center"/>
+            <w:hideMark/>
+          </w:tcPr>
+          <w:p>
+            <w:r>
+              <w:rPr>
+                <w:b/>
+                <w:bCs/>
+              </w:rPr>
+              <w:t>WI</w:t>
+            </w:r>
+          </w:p>
+        </w:tc>
+        <w:tc>
+          <w:tcPr>
+            <w:tcW w:w="0" w:type="auto"/>
+            <w:tcBorders>
+              <w:top w:val="single" w:sz="6" w:space="0" w:color="C4C7C5"/>
+              <w:left w:val="single" w:sz="6" w:space="0" w:color="C4C7C5"/>
+              <w:bottom w:val="single" w:sz="6" w:space="0" w:color="C4C7C5"/>
+              <w:right w:val="single" w:sz="6" w:space="0" w:color="C4C7C5"/>
+            </w:tcBorders>
+            <w:tcMar>
+              <w:top w:w="120" w:type="dxa"/>
+              <w:left w:w="180" w:type="dxa"/>
+              <w:bottom w:w="120" w:type="dxa"/>
+              <w:right w:w="180" w:type="dxa"/>
+            </w:tcMar>
+            <w:vAlign w:val="center"/>
+            <w:hideMark/>
+          </w:tcPr>
+          <w:p>
+            <w:r>
+              <w:t>Web &amp; Internet</w:t>
+            </w:r>
+          </w:p>
+        </w:tc>
+        <w:tc>
+          <w:tcPr>
+            <w:tcW w:w="0" w:type="auto"/>
+            <w:tcBorders>
+              <w:top w:val="single" w:sz="6" w:space="0" w:color="C4C7C5"/>
+              <w:left w:val="single" w:sz="6" w:space="0" w:color="C4C7C5"/>
+              <w:bottom w:val="single" w:sz="6" w:space="0" w:color="C4C7C5"/>
+              <w:right w:val="single" w:sz="6" w:space="0" w:color="C4C7C5"/>
+            </w:tcBorders>
+            <w:tcMar>
+              <w:top w:w="120" w:type="dxa"/>
+              <w:left w:w="180" w:type="dxa"/>
+              <w:bottom w:w="120" w:type="dxa"/>
+              <w:right w:w="180" w:type="dxa"/>
+            </w:tcMar>
+            <w:vAlign w:val="center"/>
+            <w:hideMark/>
+          </w:tcPr>
+          <w:p>
+            <w:r>
+              <w:t>Complete</w:t>
+            </w:r>
+          </w:p>
+        </w:tc>
+        <w:tc>
+          <w:tcPr>
+            <w:tcW w:w="0" w:type="auto"/>
+            <w:tcBorders>
+              <w:top w:val="single" w:sz="6" w:space="0" w:color="C4C7C5"/>
+              <w:left w:val="single" w:sz="6" w:space="0" w:color="C4C7C5"/>
+              <w:bottom w:val="single" w:sz="6" w:space="0" w:color="C4C7C5"/>
+              <w:right w:val="single" w:sz="6" w:space="0" w:color="C4C7C5"/>
+            </w:tcBorders>
+            <w:tcMar>
+              <w:top w:w="120" w:type="dxa"/>
+              <w:left w:w="180" w:type="dxa"/>
+              <w:bottom w:w="120" w:type="dxa"/>
+              <w:right w:w="180" w:type="dxa"/>
+            </w:tcMar>
+            <w:vAlign w:val="center"/>
+            <w:hideMark/>
+          </w:tcPr>
+          <w:p>
+            <w:r>
+              <w:t>2</w:t>
+            </w:r>
+          </w:p>
+        </w:tc>
+      </w:tr>
+      <w:tr>
+        <w:trPr>
+          <w:tblCellSpacing w:w="15" w:type="dxa"/>
+        </w:trPr>
+        <w:tc>
+          <w:tcPr>
+            <w:tcW w:w="0" w:type="auto"/>
+            <w:tcBorders>
+              <w:top w:val="single" w:sz="6" w:space="0" w:color="C4C7C5"/>
+              <w:left w:val="single" w:sz="6" w:space="0" w:color="C4C7C5"/>
+              <w:bottom w:val="single" w:sz="6" w:space="0" w:color="C4C7C5"/>
+              <w:right w:val="single" w:sz="6" w:space="0" w:color="C4C7C5"/>
+            </w:tcBorders>
+            <w:tcMar>
+              <w:top w:w="120" w:type="dxa"/>
+              <w:left w:w="180" w:type="dxa"/>
+              <w:bottom w:w="120" w:type="dxa"/>
+              <w:right w:w="180" w:type="dxa"/>
+            </w:tcMar>
+            <w:vAlign w:val="center"/>
+            <w:hideMark/>
+          </w:tcPr>
+          <w:p>
+            <w:r>
+              <w:rPr>
+                <w:b/>
+                <w:bCs/>
+              </w:rPr>
+              <w:t>KI</w:t>
+            </w:r>
+          </w:p>
+        </w:tc>
+        <w:tc>
+          <w:tcPr>
+            <w:tcW w:w="0" w:type="auto"/>
+            <w:tcBorders>
+              <w:top w:val="single" w:sz="6" w:space="0" w:color="C4C7C5"/>
+              <w:left w:val="single" w:sz="6" w:space="0" w:color="C4C7C5"/>
+              <w:bottom w:val="single" w:sz="6" w:space="0" w:color="C4C7C5"/>
+              <w:right w:val="single" w:sz="6" w:space="0" w:color="C4C7C5"/>
+            </w:tcBorders>
+            <w:tcMar>
+              <w:top w:w="120" w:type="dxa"/>
+              <w:left w:w="180" w:type="dxa"/>
+              <w:bottom w:w="120" w:type="dxa"/>
+              <w:right w:w="180" w:type="dxa"/>
+            </w:tcMar>
+            <w:vAlign w:val="center"/>
+            <w:hideMark/>
+          </w:tcPr>
+          <w:p>
+            <w:r>
+              <w:t>Keyboard &amp; Input</w:t>
+            </w:r>
+          </w:p>
+        </w:tc>
+        <w:tc>
+          <w:tcPr>
+            <w:tcW w:w="0" w:type="auto"/>
+            <w:tcBorders>
+              <w:top w:val="single" w:sz="6" w:space="0" w:color="C4C7C5"/>
+              <w:left w:val="single" w:sz="6" w:space="0" w:color="C4C7C5"/>
+              <w:bottom w:val="single" w:sz="6" w:space="0" w:color="C4C7C5"/>
+              <w:right w:val="single" w:sz="6" w:space="0" w:color="C4C7C5"/>
+            </w:tcBorders>
+            <w:tcMar>
+              <w:top w:w="120" w:type="dxa"/>
+              <w:left w:w="180" w:type="dxa"/>
+              <w:bottom w:w="120" w:type="dxa"/>
+              <w:right w:w="180" w:type="dxa"/>
+            </w:tcMar>
+            <w:vAlign w:val="center"/>
+            <w:hideMark/>
+          </w:tcPr>
+          <w:p>
+            <w:r>
+              <w:t>Complete</w:t>
+            </w:r>
+          </w:p>
+        </w:tc>
+        <w:tc>
+          <w:tcPr>
+            <w:tcW w:w="0" w:type="auto"/>
+            <w:tcBorders>
+              <w:top w:val="single" w:sz="6" w:space="0" w:color="C4C7C5"/>
+              <w:left w:val="single" w:sz="6" w:space="0" w:color="C4C7C5"/>
+              <w:bottom w:val="single" w:sz="6" w:space="0" w:color="C4C7C5"/>
+              <w:right w:val="single" w:sz="6" w:space="0" w:color="C4C7C5"/>
+            </w:tcBorders>
+            <w:tcMar>
+              <w:top w:w="120" w:type="dxa"/>
+              <w:left w:w="180" w:type="dxa"/>
+              <w:bottom w:w="120" w:type="dxa"/>
+              <w:right w:w="180" w:type="dxa"/>
+            </w:tcMar>
+            <w:vAlign w:val="center"/>
+            <w:hideMark/>
+          </w:tcPr>
+          <w:p>
+            <w:r>
+              <w:t>2</w:t>
+            </w:r>
+          </w:p>
+        </w:tc>
+      </w:tr>
+      <w:tr>
+        <w:trPr>
+          <w:tblCellSpacing w:w="15" w:type="dxa"/>
+        </w:trPr>
+        <w:tc>
+          <w:tcPr>
+            <w:tcW w:w="0" w:type="auto"/>
+            <w:tcBorders>
+              <w:top w:val="single" w:sz="6" w:space="0" w:color="C4C7C5"/>
+              <w:left w:val="single" w:sz="6" w:space="0" w:color="C4C7C5"/>
+              <w:bottom w:val="single" w:sz="6" w:space="0" w:color="C4C7C5"/>
+              <w:right w:val="single" w:sz="6" w:space="0" w:color="C4C7C5"/>
+            </w:tcBorders>
+            <w:tcMar>
+              <w:top w:w="120" w:type="dxa"/>
+              <w:left w:w="180" w:type="dxa"/>
+              <w:bottom w:w="120" w:type="dxa"/>
+              <w:right w:w="180" w:type="dxa"/>
+            </w:tcMar>
+            <w:vAlign w:val="center"/>
+            <w:hideMark/>
+          </w:tcPr>
+          <w:p>
+            <w:r>
+              <w:rPr>
+                <w:b/>
+                <w:bCs/>
+              </w:rPr>
+              <w:t>DW</w:t>
+            </w:r>
+          </w:p>
+        </w:tc>
+        <w:tc>
+          <w:tcPr>
+            <w:tcW w:w="0" w:type="auto"/>
+            <w:tcBorders>
+              <w:top w:val="single" w:sz="6" w:space="0" w:color="C4C7C5"/>
+              <w:left w:val="single" w:sz="6" w:space="0" w:color="C4C7C5"/>
+              <w:bottom w:val="single" w:sz="6" w:space="0" w:color="C4C7C5"/>
+              <w:right w:val="single" w:sz="6" w:space="0" w:color="C4C7C5"/>
+            </w:tcBorders>
+            <w:tcMar>
+              <w:top w:w="120" w:type="dxa"/>
+              <w:left w:w="180" w:type="dxa"/>
+              <w:bottom w:w="120" w:type="dxa"/>
+              <w:right w:w="180" w:type="dxa"/>
+            </w:tcMar>
+            <w:vAlign w:val="center"/>
+            <w:hideMark/>
+          </w:tcPr>
+          <w:p>
+            <w:r>
+              <w:t>Desktop Workspace</w:t>
+            </w:r>
+          </w:p>
+        </w:tc>
+        <w:tc>
+          <w:tcPr>
+            <w:tcW w:w="0" w:type="auto"/>
+            <w:tcBorders>
+              <w:top w:val="single" w:sz="6" w:space="0" w:color="C4C7C5"/>
+              <w:left w:val="single" w:sz="6" w:space="0" w:color="C4C7C5"/>
+              <w:bottom w:val="single" w:sz="6" w:space="0" w:color="C4C7C5"/>
+              <w:right w:val="single" w:sz="6" w:space="0" w:color="C4C7C5"/>
+            </w:tcBorders>
+            <w:tcMar>
+              <w:top w:w="120" w:type="dxa"/>
+              <w:left w:w="180" w:type="dxa"/>
+              <w:bottom w:w="120" w:type="dxa"/>
+              <w:right w:w="180" w:type="dxa"/>
+            </w:tcMar>
+            <w:vAlign w:val="center"/>
+            <w:hideMark/>
+          </w:tcPr>
+          <w:p>
+            <w:r>
+              <w:t>Complete</w:t>
+            </w:r>
+          </w:p>
+        </w:tc>
+        <w:tc>
+          <w:tcPr>
+            <w:tcW w:w="0" w:type="auto"/>
+            <w:tcBorders>
+              <w:top w:val="single" w:sz="6" w:space="0" w:color="C4C7C5"/>
+              <w:left w:val="single" w:sz="6" w:space="0" w:color="C4C7C5"/>
+              <w:bottom w:val="single" w:sz="6" w:space="0" w:color="C4C7C5"/>
+              <w:right w:val="single" w:sz="6" w:space="0" w:color="C4C7C5"/>
+            </w:tcBorders>
+            <w:tcMar>
+              <w:top w:w="120" w:type="dxa"/>
+              <w:left w:w="180" w:type="dxa"/>
+              <w:bottom w:w="120" w:type="dxa"/>
+              <w:right w:w="180" w:type="dxa"/>
+            </w:tcMar>
+            <w:vAlign w:val="center"/>
+            <w:hideMark/>
+          </w:tcPr>
+          <w:p>
+            <w:r>
+              <w:t>2</w:t>
+            </w:r>
+          </w:p>
+        </w:tc>
+      </w:tr>
+      <w:tr>
+        <w:trPr>
+          <w:tblCellSpacing w:w="15" w:type="dxa"/>
+        </w:trPr>
+        <w:tc>
+          <w:tcPr>
+            <w:tcW w:w="0" w:type="auto"/>
+            <w:tcBorders>
+              <w:top w:val="single" w:sz="6" w:space="0" w:color="C4C7C5"/>
+              <w:left w:val="single" w:sz="6" w:space="0" w:color="C4C7C5"/>
+              <w:bottom w:val="single" w:sz="6" w:space="0" w:color="C4C7C5"/>
+              <w:right w:val="single" w:sz="6" w:space="0" w:color="C4C7C5"/>
+            </w:tcBorders>
+            <w:tcMar>
+              <w:top w:w="120" w:type="dxa"/>
+              <w:left w:w="180" w:type="dxa"/>
+              <w:bottom w:w="120" w:type="dxa"/>
+              <w:right w:w="180" w:type="dxa"/>
+            </w:tcMar>
+            <w:vAlign w:val="center"/>
+            <w:hideMark/>
+          </w:tcPr>
+          <w:p>
+            <w:r>
+              <w:rPr>
+                <w:b/>
+                <w:bCs/>
+              </w:rPr>
+              <w:t>AU</w:t>
+            </w:r>
+          </w:p>
+        </w:tc>
+        <w:tc>
+          <w:tcPr>
+            <w:tcW w:w="0" w:type="auto"/>
+            <w:tcBorders>
+              <w:top w:val="single" w:sz="6" w:space="0" w:color="C4C7C5"/>
+              <w:left w:val="single" w:sz="6" w:space="0" w:color="C4C7C5"/>
+              <w:bottom w:val="single" w:sz="6" w:space="0" w:color="C4C7C5"/>
+              <w:right w:val="single" w:sz="6" w:space="0" w:color="C4C7C5"/>
+            </w:tcBorders>
+            <w:tcMar>
+              <w:top w:w="120" w:type="dxa"/>
+              <w:left w:w="180" w:type="dxa"/>
+              <w:bottom w:w="120" w:type="dxa"/>
+              <w:right w:w="180" w:type="dxa"/>
+            </w:tcMar>
+            <w:vAlign w:val="center"/>
+            <w:hideMark/>
+          </w:tcPr>
+          <w:p>
+            <w:r>
+              <w:t>Authentication &amp; Forms</w:t>
+            </w:r>
+          </w:p>
+        </w:tc>
+        <w:tc>
+          <w:tcPr>
+            <w:tcW w:w="0" w:type="auto"/>
+            <w:tcBorders>
+              <w:top w:val="single" w:sz="6" w:space="0" w:color="C4C7C5"/>
+              <w:left w:val="single" w:sz="6" w:space="0" w:color="C4C7C5"/>
+              <w:bottom w:val="single" w:sz="6" w:space="0" w:color="C4C7C5"/>
+              <w:right w:val="single" w:sz="6" w:space="0" w:color="C4C7C5"/>
+            </w:tcBorders>
+            <w:tcMar>
+              <w:top w:w="120" w:type="dxa"/>
+              <w:left w:w="180" w:type="dxa"/>
+              <w:bottom w:w="120" w:type="dxa"/>
+              <w:right w:w="180" w:type="dxa"/>
+            </w:tcMar>
+            <w:vAlign w:val="center"/>
+            <w:hideMark/>
+          </w:tcPr>
+          <w:p>
+            <w:r>
+              <w:t>Planned</w:t>
+            </w:r>
+          </w:p>
+        </w:tc>
+        <w:tc>
+          <w:tcPr>
+            <w:tcW w:w="0" w:type="auto"/>
+            <w:tcBorders>
+              <w:top w:val="single" w:sz="6" w:space="0" w:color="C4C7C5"/>
+              <w:left w:val="single" w:sz="6" w:space="0" w:color="C4C7C5"/>
+              <w:bottom w:val="single" w:sz="6" w:space="0" w:color="C4C7C5"/>
+              <w:right w:val="single" w:sz="6" w:space="0" w:color="C4C7C5"/>
+            </w:tcBorders>
+            <w:tcMar>
+              <w:top w:w="120" w:type="dxa"/>
+              <w:left w:w="180" w:type="dxa"/>
+              <w:bottom w:w="120" w:type="dxa"/>
+              <w:right w:w="180" w:type="dxa"/>
+            </w:tcMar>
+            <w:vAlign w:val="center"/>
+            <w:hideMark/>
+          </w:tcPr>
+          <w:p>
+            <w:r>
+              <w:t>—</w:t>
+            </w:r>
+          </w:p>
+        </w:tc>
+      </w:tr>
+      <w:tr>
+        <w:trPr>
+          <w:tblCellSpacing w:w="15" w:type="dxa"/>
+        </w:trPr>
+        <w:tc>
+          <w:tcPr>
+            <w:tcW w:w="0" w:type="auto"/>
+            <w:tcBorders>
+              <w:top w:val="single" w:sz="6" w:space="0" w:color="C4C7C5"/>
+              <w:left w:val="single" w:sz="6" w:space="0" w:color="C4C7C5"/>
+              <w:bottom w:val="single" w:sz="6" w:space="0" w:color="C4C7C5"/>
+              <w:right w:val="single" w:sz="6" w:space="0" w:color="C4C7C5"/>
+            </w:tcBorders>
+            <w:tcMar>
+              <w:top w:w="120" w:type="dxa"/>
+              <w:left w:w="180" w:type="dxa"/>
+              <w:bottom w:w="120" w:type="dxa"/>
+              <w:right w:w="180" w:type="dxa"/>
+            </w:tcMar>
+            <w:vAlign w:val="center"/>
+            <w:hideMark/>
+          </w:tcPr>
+          <w:p>
+            <w:r>
+              <w:rPr>
+                <w:b/>
+                <w:bCs/>
+              </w:rPr>
+              <w:t>NT</w:t>
+            </w:r>
+          </w:p>
+        </w:tc>
+        <w:tc>
+          <w:tcPr>
+            <w:tcW w:w="0" w:type="auto"/>
+            <w:tcBorders>
+              <w:top w:val="single" w:sz="6" w:space="0" w:color="C4C7C5"/>
+              <w:left w:val="single" w:sz="6" w:space="0" w:color="C4C7C5"/>
+              <w:bottom w:val="single" w:sz="6" w:space="0" w:color="C4C7C5"/>
+              <w:right w:val="single" w:sz="6" w:space="0" w:color="C4C7C5"/>
+            </w:tcBorders>
+            <w:tcMar>
+              <w:top w:w="120" w:type="dxa"/>
+              <w:left w:w="180" w:type="dxa"/>
+              <w:bottom w:w="120" w:type="dxa"/>
+              <w:right w:w="180" w:type="dxa"/>
+            </w:tcMar>
+            <w:vAlign w:val="center"/>
+            <w:hideMark/>
+          </w:tcPr>
+          <w:p>
+            <w:r>
+              <w:t>Notifications</w:t>
+            </w:r>
+          </w:p>
+        </w:tc>
+        <w:tc>
+          <w:tcPr>
+            <w:tcW w:w="0" w:type="auto"/>
+            <w:tcBorders>
+              <w:top w:val="single" w:sz="6" w:space="0" w:color="C4C7C5"/>
+              <w:left w:val="single" w:sz="6" w:space="0" w:color="C4C7C5"/>
+              <w:bottom w:val="single" w:sz="6" w:space="0" w:color="C4C7C5"/>
+              <w:right w:val="single" w:sz="6" w:space="0" w:color="C4C7C5"/>
+            </w:tcBorders>
+            <w:tcMar>
+              <w:top w:w="120" w:type="dxa"/>
+              <w:left w:w="180" w:type="dxa"/>
+              <w:bottom w:w="120" w:type="dxa"/>
+              <w:right w:w="180" w:type="dxa"/>
+            </w:tcMar>
+            <w:vAlign w:val="center"/>
+            <w:hideMark/>
+          </w:tcPr>
+          <w:p>
+            <w:r>
+              <w:t>Planned</w:t>
+            </w:r>
+          </w:p>
+        </w:tc>
+        <w:tc>
+          <w:tcPr>
+            <w:tcW w:w="0" w:type="auto"/>
+            <w:tcBorders>
+              <w:top w:val="single" w:sz="6" w:space="0" w:color="C4C7C5"/>
+              <w:left w:val="single" w:sz="6" w:space="0" w:color="C4C7C5"/>
+              <w:bottom w:val="single" w:sz="6" w:space="0" w:color="C4C7C5"/>
+              <w:right w:val="single" w:sz="6" w:space="0" w:color="C4C7C5"/>
+            </w:tcBorders>
+            <w:tcMar>
+              <w:top w:w="120" w:type="dxa"/>
+              <w:left w:w="180" w:type="dxa"/>
+              <w:bottom w:w="120" w:type="dxa"/>
+              <w:right w:w="180" w:type="dxa"/>
+            </w:tcMar>
+            <w:vAlign w:val="center"/>
+            <w:hideMark/>
+          </w:tcPr>
+          <w:p>
+            <w:r>
+              <w:t>—</w:t>
+            </w:r>
+          </w:p>
+        </w:tc>
+      </w:tr>
+      <w:tr>
+        <w:trPr>
+          <w:tblCellSpacing w:w="15" w:type="dxa"/>
+        </w:trPr>
+        <w:tc>
+          <w:tcPr>
+            <w:tcW w:w="0" w:type="auto"/>
+            <w:tcBorders>
+              <w:top w:val="single" w:sz="6" w:space="0" w:color="C4C7C5"/>
+              <w:left w:val="single" w:sz="6" w:space="0" w:color="C4C7C5"/>
+              <w:bottom w:val="single" w:sz="6" w:space="0" w:color="C4C7C5"/>
+              <w:right w:val="single" w:sz="6" w:space="0" w:color="C4C7C5"/>
+            </w:tcBorders>
+            <w:tcMar>
+              <w:top w:w="120" w:type="dxa"/>
+              <w:left w:w="180" w:type="dxa"/>
+              <w:bottom w:w="120" w:type="dxa"/>
+              <w:right w:w="180" w:type="dxa"/>
+            </w:tcMar>
+            <w:vAlign w:val="center"/>
+            <w:hideMark/>
+          </w:tcPr>
+          <w:p>
+            <w:r>
+              <w:rPr>
+                <w:b/>
+                <w:bCs/>
+              </w:rPr>
+              <w:t>LE</w:t>
+            </w:r>
+          </w:p>
+        </w:tc>
+        <w:tc>
+          <w:tcPr>
+            <w:tcW w:w="0" w:type="auto"/>
+            <w:tcBorders>
+              <w:top w:val="single" w:sz="6" w:space="0" w:color="C4C7C5"/>
+              <w:left w:val="single" w:sz="6" w:space="0" w:color="C4C7C5"/>
+              <w:bottom w:val="single" w:sz="6" w:space="0" w:color="C4C7C5"/>
+              <w:right w:val="single" w:sz="6" w:space="0" w:color="C4C7C5"/>
+            </w:tcBorders>
+            <w:tcMar>
+              <w:top w:w="120" w:type="dxa"/>
+              <w:left w:w="180" w:type="dxa"/>
+              <w:bottom w:w="120" w:type="dxa"/>
+              <w:right w:w="180" w:type="dxa"/>
+            </w:tcMar>
+            <w:vAlign w:val="center"/>
+            <w:hideMark/>
+          </w:tcPr>
+          <w:p>
+            <w:r>
+              <w:t>Learning</w:t>
+            </w:r>
+          </w:p>
+        </w:tc>
+        <w:tc>
+          <w:tcPr>
+            <w:tcW w:w="0" w:type="auto"/>
+            <w:tcBorders>
+              <w:top w:val="single" w:sz="6" w:space="0" w:color="C4C7C5"/>
+              <w:left w:val="single" w:sz="6" w:space="0" w:color="C4C7C5"/>
+              <w:bottom w:val="single" w:sz="6" w:space="0" w:color="C4C7C5"/>
+              <w:right w:val="single" w:sz="6" w:space="0" w:color="C4C7C5"/>
+            </w:tcBorders>
+            <w:tcMar>
+              <w:top w:w="120" w:type="dxa"/>
+              <w:left w:w="180" w:type="dxa"/>
+              <w:bottom w:w="120" w:type="dxa"/>
+              <w:right w:w="180" w:type="dxa"/>
+            </w:tcMar>
+            <w:vAlign w:val="center"/>
+            <w:hideMark/>
+          </w:tcPr>
+          <w:p>
+            <w:r>
+              <w:t>Planned</w:t>
+            </w:r>
+          </w:p>
+        </w:tc>
+        <w:tc>
+          <w:tcPr>
+            <w:tcW w:w="0" w:type="auto"/>
+            <w:tcBorders>
+              <w:top w:val="single" w:sz="6" w:space="0" w:color="C4C7C5"/>
+              <w:left w:val="single" w:sz="6" w:space="0" w:color="C4C7C5"/>
+              <w:bottom w:val="single" w:sz="6" w:space="0" w:color="C4C7C5"/>
+              <w:right w:val="single" w:sz="6" w:space="0" w:color="C4C7C5"/>
+            </w:tcBorders>
+            <w:tcMar>
+              <w:top w:w="120" w:type="dxa"/>
+              <w:left w:w="180" w:type="dxa"/>
+              <w:bottom w:w="120" w:type="dxa"/>
+              <w:right w:w="180" w:type="dxa"/>
+            </w:tcMar>
+            <w:vAlign w:val="center"/>
+            <w:hideMark/>
+          </w:tcPr>
+          <w:p>
+            <w:r>
+              <w:t>—</w:t>
+            </w:r>
+          </w:p>
+        </w:tc>
+      </w:tr>
+      <w:tr>
+        <w:trPr>
+          <w:tblCellSpacing w:w="15" w:type="dxa"/>
+        </w:trPr>
+        <w:tc>
+          <w:tcPr>
+            <w:tcW w:w="0" w:type="auto"/>
+            <w:tcBorders>
+              <w:top w:val="single" w:sz="6" w:space="0" w:color="C4C7C5"/>
+              <w:left w:val="single" w:sz="6" w:space="0" w:color="C4C7C5"/>
+              <w:bottom w:val="single" w:sz="6" w:space="0" w:color="C4C7C5"/>
+              <w:right w:val="single" w:sz="6" w:space="0" w:color="C4C7C5"/>
+            </w:tcBorders>
+            <w:tcMar>
+              <w:top w:w="120" w:type="dxa"/>
+              <w:left w:w="180" w:type="dxa"/>
+              <w:bottom w:w="120" w:type="dxa"/>
+              <w:right w:w="180" w:type="dxa"/>
+            </w:tcMar>
+            <w:vAlign w:val="center"/>
+            <w:hideMark/>
+          </w:tcPr>
+          <w:p>
+            <w:r>
+              <w:rPr>
+                <w:b/>
+                <w:bCs/>
+              </w:rPr>
+              <w:t>MB</w:t>
+            </w:r>
+          </w:p>
+        </w:tc>
+        <w:tc>
+          <w:tcPr>
+            <w:tcW w:w="0" w:type="auto"/>
+            <w:tcBorders>
+              <w:top w:val="single" w:sz="6" w:space="0" w:color="C4C7C5"/>
+              <w:left w:val="single" w:sz="6" w:space="0" w:color="C4C7C5"/>
+              <w:bottom w:val="single" w:sz="6" w:space="0" w:color="C4C7C5"/>
+              <w:right w:val="single" w:sz="6" w:space="0" w:color="C4C7C5"/>
+            </w:tcBorders>
+            <w:tcMar>
+              <w:top w:w="120" w:type="dxa"/>
+              <w:left w:w="180" w:type="dxa"/>
+              <w:bottom w:w="120" w:type="dxa"/>
+              <w:right w:w="180" w:type="dxa"/>
+            </w:tcMar>
+            <w:vAlign w:val="center"/>
+            <w:hideMark/>
+          </w:tcPr>
+          <w:p>
+            <w:r>
+              <w:t>Mobile Experience</w:t>
+            </w:r>
+          </w:p>
+        </w:tc>
+        <w:tc>
+          <w:tcPr>
+            <w:tcW w:w="0" w:type="auto"/>
+            <w:tcBorders>
+              <w:top w:val="single" w:sz="6" w:space="0" w:color="C4C7C5"/>
+              <w:left w:val="single" w:sz="6" w:space="0" w:color="C4C7C5"/>
+              <w:bottom w:val="single" w:sz="6" w:space="0" w:color="C4C7C5"/>
+              <w:right w:val="single" w:sz="6" w:space="0" w:color="C4C7C5"/>
+            </w:tcBorders>
+            <w:tcMar>
+              <w:top w:w="120" w:type="dxa"/>
+              <w:left w:w="180" w:type="dxa"/>
+              <w:bottom w:w="120" w:type="dxa"/>
+              <w:right w:w="180" w:type="dxa"/>
+            </w:tcMar>
+            <w:vAlign w:val="center"/>
+            <w:hideMark/>
+          </w:tcPr>
+          <w:p>
+            <w:r>
+              <w:t>Planned</w:t>
+            </w:r>
+          </w:p>
+        </w:tc>
+        <w:tc>
+          <w:tcPr>
+            <w:tcW w:w="0" w:type="auto"/>
+            <w:tcBorders>
+              <w:top w:val="single" w:sz="6" w:space="0" w:color="C4C7C5"/>
+              <w:left w:val="single" w:sz="6" w:space="0" w:color="C4C7C5"/>
+              <w:bottom w:val="single" w:sz="6" w:space="0" w:color="C4C7C5"/>
+              <w:right w:val="single" w:sz="6" w:space="0" w:color="C4C7C5"/>
+            </w:tcBorders>
+            <w:tcMar>
+              <w:top w:w="120" w:type="dxa"/>
+              <w:left w:w="180" w:type="dxa"/>
+              <w:bottom w:w="120" w:type="dxa"/>
+              <w:right w:w="180" w:type="dxa"/>
+            </w:tcMar>
+            <w:vAlign w:val="center"/>
+            <w:hideMark/>
+          </w:tcPr>
+          <w:p>
+            <w:r>
+              <w:t>—</w:t>
+            </w:r>
+          </w:p>
+        </w:tc>
+      </w:tr>
+      <w:tr>
+        <w:trPr>
+          <w:tblCellSpacing w:w="15" w:type="dxa"/>
+        </w:trPr>
+        <w:tc>
+          <w:tcPr>
+            <w:tcW w:w="0" w:type="auto"/>
+            <w:tcBorders>
+              <w:top w:val="single" w:sz="6" w:space="0" w:color="C4C7C5"/>
+              <w:left w:val="single" w:sz="6" w:space="0" w:color="C4C7C5"/>
+              <w:bottom w:val="single" w:sz="6" w:space="0" w:color="C4C7C5"/>
+              <w:right w:val="single" w:sz="6" w:space="0" w:color="C4C7C5"/>
+            </w:tcBorders>
+            <w:tcMar>
+              <w:top w:w="120" w:type="dxa"/>
+              <w:left w:w="180" w:type="dxa"/>
+              <w:bottom w:w="120" w:type="dxa"/>
+              <w:right w:w="180" w:type="dxa"/>
+            </w:tcMar>
+            <w:vAlign w:val="center"/>
+            <w:hideMark/>
+          </w:tcPr>
+          <w:p>
+            <w:r>
+              <w:rPr>
+                <w:b/>
+                <w:bCs/>
+              </w:rPr>
               <w:lastRenderedPageBreak/>
-              <w:t>Category Code</w:t>
-            </w:r>
-          </w:p>
-        </w:tc>
-        <w:tc>
-          <w:tcPr>
-            <w:tcW w:w="0" w:type="auto"/>
-            <w:tcBorders>
-              <w:top w:val="single" w:sz="6" w:space="0" w:color="C4C7C5"/>
-              <w:left w:val="single" w:sz="6" w:space="0" w:color="C4C7C5"/>
-              <w:bottom w:val="single" w:sz="6" w:space="0" w:color="C4C7C5"/>
-              <w:right w:val="single" w:sz="6" w:space="0" w:color="C4C7C5"/>
-            </w:tcBorders>
-            <w:tcMar>
-              <w:top w:w="120" w:type="dxa"/>
-              <w:left w:w="180" w:type="dxa"/>
-              <w:bottom w:w="120" w:type="dxa"/>
-              <w:right w:w="180" w:type="dxa"/>
-            </w:tcMar>
-            <w:vAlign w:val="center"/>
-            <w:hideMark/>
-          </w:tcPr>
-          <w:p>
-            <w:r>
-              <w:rPr>
-                <w:b/>
-                <w:bCs/>
-              </w:rPr>
-              <w:t>Category</w:t>
-            </w:r>
-          </w:p>
-        </w:tc>
-        <w:tc>
-          <w:tcPr>
-            <w:tcW w:w="0" w:type="auto"/>
-            <w:tcBorders>
-              <w:top w:val="single" w:sz="6" w:space="0" w:color="C4C7C5"/>
-              <w:left w:val="single" w:sz="6" w:space="0" w:color="C4C7C5"/>
-              <w:bottom w:val="single" w:sz="6" w:space="0" w:color="C4C7C5"/>
-              <w:right w:val="single" w:sz="6" w:space="0" w:color="C4C7C5"/>
-            </w:tcBorders>
-            <w:tcMar>
-              <w:top w:w="120" w:type="dxa"/>
-              <w:left w:w="180" w:type="dxa"/>
-              <w:bottom w:w="120" w:type="dxa"/>
-              <w:right w:w="180" w:type="dxa"/>
-            </w:tcMar>
-            <w:vAlign w:val="center"/>
-            <w:hideMark/>
-          </w:tcPr>
-          <w:p>
-            <w:r>
-              <w:rPr>
-                <w:b/>
-                <w:bCs/>
-              </w:rPr>
-              <w:t>Status</w:t>
-            </w:r>
-          </w:p>
-        </w:tc>
-        <w:tc>
-          <w:tcPr>
-            <w:tcW w:w="0" w:type="auto"/>
-            <w:tcBorders>
-              <w:top w:val="single" w:sz="6" w:space="0" w:color="C4C7C5"/>
-              <w:left w:val="single" w:sz="6" w:space="0" w:color="C4C7C5"/>
-              <w:bottom w:val="single" w:sz="6" w:space="0" w:color="C4C7C5"/>
-              <w:right w:val="single" w:sz="6" w:space="0" w:color="C4C7C5"/>
-            </w:tcBorders>
-            <w:tcMar>
-              <w:top w:w="120" w:type="dxa"/>
-              <w:left w:w="180" w:type="dxa"/>
-              <w:bottom w:w="120" w:type="dxa"/>
-              <w:right w:w="180" w:type="dxa"/>
-            </w:tcMar>
-            <w:vAlign w:val="center"/>
-            <w:hideMark/>
-          </w:tcPr>
-          <w:p>
-            <w:r>
-              <w:rPr>
-                <w:b/>
-                <w:bCs/>
-              </w:rPr>
-              <w:t>Volumes</w:t>
-            </w:r>
-          </w:p>
-        </w:tc>
-      </w:tr>
-      <w:tr>
-        <w:trPr>
-          <w:tblCellSpacing w:w="15" w:type="dxa"/>
-        </w:trPr>
-        <w:tc>
-          <w:tcPr>
-            <w:tcW w:w="0" w:type="auto"/>
-            <w:tcBorders>
-              <w:top w:val="single" w:sz="6" w:space="0" w:color="C4C7C5"/>
-              <w:left w:val="single" w:sz="6" w:space="0" w:color="C4C7C5"/>
-              <w:bottom w:val="single" w:sz="6" w:space="0" w:color="C4C7C5"/>
-              <w:right w:val="single" w:sz="6" w:space="0" w:color="C4C7C5"/>
-            </w:tcBorders>
-            <w:tcMar>
-              <w:top w:w="120" w:type="dxa"/>
-              <w:left w:w="180" w:type="dxa"/>
-              <w:bottom w:w="120" w:type="dxa"/>
-              <w:right w:w="180" w:type="dxa"/>
-            </w:tcMar>
-            <w:vAlign w:val="center"/>
-            <w:hideMark/>
-          </w:tcPr>
-          <w:p>
-            <w:r>
-              <w:rPr>
-                <w:b/>
-                <w:bCs/>
-              </w:rPr>
-              <w:t>FF</w:t>
-            </w:r>
-          </w:p>
-        </w:tc>
-        <w:tc>
-          <w:tcPr>
-            <w:tcW w:w="0" w:type="auto"/>
-            <w:tcBorders>
-              <w:top w:val="single" w:sz="6" w:space="0" w:color="C4C7C5"/>
-              <w:left w:val="single" w:sz="6" w:space="0" w:color="C4C7C5"/>
-              <w:bottom w:val="single" w:sz="6" w:space="0" w:color="C4C7C5"/>
-              <w:right w:val="single" w:sz="6" w:space="0" w:color="C4C7C5"/>
-            </w:tcBorders>
-            <w:tcMar>
-              <w:top w:w="120" w:type="dxa"/>
-              <w:left w:w="180" w:type="dxa"/>
-              <w:bottom w:w="120" w:type="dxa"/>
-              <w:right w:w="180" w:type="dxa"/>
-            </w:tcMar>
-            <w:vAlign w:val="center"/>
-            <w:hideMark/>
-          </w:tcPr>
-          <w:p>
-            <w:r>
-              <w:t>Files &amp; Project Management</w:t>
-            </w:r>
-          </w:p>
-        </w:tc>
-        <w:tc>
-          <w:tcPr>
-            <w:tcW w:w="0" w:type="auto"/>
-            <w:tcBorders>
-              <w:top w:val="single" w:sz="6" w:space="0" w:color="C4C7C5"/>
-              <w:left w:val="single" w:sz="6" w:space="0" w:color="C4C7C5"/>
-              <w:bottom w:val="single" w:sz="6" w:space="0" w:color="C4C7C5"/>
-              <w:right w:val="single" w:sz="6" w:space="0" w:color="C4C7C5"/>
-            </w:tcBorders>
-            <w:tcMar>
-              <w:top w:w="120" w:type="dxa"/>
-              <w:left w:w="180" w:type="dxa"/>
-              <w:bottom w:w="120" w:type="dxa"/>
-              <w:right w:w="180" w:type="dxa"/>
-            </w:tcMar>
-            <w:vAlign w:val="center"/>
-            <w:hideMark/>
-          </w:tcPr>
-          <w:p>
-            <w:r>
-              <w:t>Complete</w:t>
-            </w:r>
-          </w:p>
-        </w:tc>
-        <w:tc>
-          <w:tcPr>
-            <w:tcW w:w="0" w:type="auto"/>
-            <w:tcBorders>
-              <w:top w:val="single" w:sz="6" w:space="0" w:color="C4C7C5"/>
-              <w:left w:val="single" w:sz="6" w:space="0" w:color="C4C7C5"/>
-              <w:bottom w:val="single" w:sz="6" w:space="0" w:color="C4C7C5"/>
-              <w:right w:val="single" w:sz="6" w:space="0" w:color="C4C7C5"/>
-            </w:tcBorders>
-            <w:tcMar>
-              <w:top w:w="120" w:type="dxa"/>
-              <w:left w:w="180" w:type="dxa"/>
-              <w:bottom w:w="120" w:type="dxa"/>
-              <w:right w:w="180" w:type="dxa"/>
-            </w:tcMar>
-            <w:vAlign w:val="center"/>
-            <w:hideMark/>
-          </w:tcPr>
-          <w:p>
-            <w:r>
-              <w:t>3</w:t>
-            </w:r>
-          </w:p>
-        </w:tc>
-      </w:tr>
-      <w:tr>
-        <w:trPr>
-          <w:tblCellSpacing w:w="15" w:type="dxa"/>
-        </w:trPr>
-        <w:tc>
-          <w:tcPr>
-            <w:tcW w:w="0" w:type="auto"/>
-            <w:tcBorders>
-              <w:top w:val="single" w:sz="6" w:space="0" w:color="C4C7C5"/>
-              <w:left w:val="single" w:sz="6" w:space="0" w:color="C4C7C5"/>
-              <w:bottom w:val="single" w:sz="6" w:space="0" w:color="C4C7C5"/>
-              <w:right w:val="single" w:sz="6" w:space="0" w:color="C4C7C5"/>
-            </w:tcBorders>
-            <w:tcMar>
-              <w:top w:w="120" w:type="dxa"/>
-              <w:left w:w="180" w:type="dxa"/>
-              <w:bottom w:w="120" w:type="dxa"/>
-              <w:right w:w="180" w:type="dxa"/>
-            </w:tcMar>
-            <w:vAlign w:val="center"/>
-            <w:hideMark/>
-          </w:tcPr>
-          <w:p>
-            <w:r>
-              <w:rPr>
-                <w:b/>
-                <w:bCs/>
-              </w:rPr>
-              <w:t>OS</w:t>
-            </w:r>
-          </w:p>
-        </w:tc>
-        <w:tc>
-          <w:tcPr>
-            <w:tcW w:w="0" w:type="auto"/>
-            <w:tcBorders>
-              <w:top w:val="single" w:sz="6" w:space="0" w:color="C4C7C5"/>
-              <w:left w:val="single" w:sz="6" w:space="0" w:color="C4C7C5"/>
-              <w:bottom w:val="single" w:sz="6" w:space="0" w:color="C4C7C5"/>
-              <w:right w:val="single" w:sz="6" w:space="0" w:color="C4C7C5"/>
-            </w:tcBorders>
-            <w:tcMar>
-              <w:top w:w="120" w:type="dxa"/>
-              <w:left w:w="180" w:type="dxa"/>
-              <w:bottom w:w="120" w:type="dxa"/>
-              <w:right w:w="180" w:type="dxa"/>
-            </w:tcMar>
-            <w:vAlign w:val="center"/>
-            <w:hideMark/>
-          </w:tcPr>
-          <w:p>
-            <w:r>
-              <w:t>Operating Systems</w:t>
-            </w:r>
-          </w:p>
-        </w:tc>
-        <w:tc>
-          <w:tcPr>
-            <w:tcW w:w="0" w:type="auto"/>
-            <w:tcBorders>
-              <w:top w:val="single" w:sz="6" w:space="0" w:color="C4C7C5"/>
-              <w:left w:val="single" w:sz="6" w:space="0" w:color="C4C7C5"/>
-              <w:bottom w:val="single" w:sz="6" w:space="0" w:color="C4C7C5"/>
-              <w:right w:val="single" w:sz="6" w:space="0" w:color="C4C7C5"/>
-            </w:tcBorders>
-            <w:tcMar>
-              <w:top w:w="120" w:type="dxa"/>
-              <w:left w:w="180" w:type="dxa"/>
-              <w:bottom w:w="120" w:type="dxa"/>
-              <w:right w:w="180" w:type="dxa"/>
-            </w:tcMar>
-            <w:vAlign w:val="center"/>
-            <w:hideMark/>
-          </w:tcPr>
-          <w:p>
-            <w:r>
-              <w:t>Complete</w:t>
-            </w:r>
-          </w:p>
-        </w:tc>
-        <w:tc>
-          <w:tcPr>
-            <w:tcW w:w="0" w:type="auto"/>
-            <w:tcBorders>
-              <w:top w:val="single" w:sz="6" w:space="0" w:color="C4C7C5"/>
-              <w:left w:val="single" w:sz="6" w:space="0" w:color="C4C7C5"/>
-              <w:bottom w:val="single" w:sz="6" w:space="0" w:color="C4C7C5"/>
-              <w:right w:val="single" w:sz="6" w:space="0" w:color="C4C7C5"/>
-            </w:tcBorders>
-            <w:tcMar>
-              <w:top w:w="120" w:type="dxa"/>
-              <w:left w:w="180" w:type="dxa"/>
-              <w:bottom w:w="120" w:type="dxa"/>
-              <w:right w:w="180" w:type="dxa"/>
-            </w:tcMar>
-            <w:vAlign w:val="center"/>
-            <w:hideMark/>
-          </w:tcPr>
-          <w:p>
-            <w:r>
-              <w:t>2</w:t>
-            </w:r>
-          </w:p>
-        </w:tc>
-      </w:tr>
-      <w:tr>
-        <w:trPr>
-          <w:tblCellSpacing w:w="15" w:type="dxa"/>
-        </w:trPr>
-        <w:tc>
-          <w:tcPr>
-            <w:tcW w:w="0" w:type="auto"/>
-            <w:tcBorders>
-              <w:top w:val="single" w:sz="6" w:space="0" w:color="C4C7C5"/>
-              <w:left w:val="single" w:sz="6" w:space="0" w:color="C4C7C5"/>
-              <w:bottom w:val="single" w:sz="6" w:space="0" w:color="C4C7C5"/>
-              <w:right w:val="single" w:sz="6" w:space="0" w:color="C4C7C5"/>
-            </w:tcBorders>
-            <w:tcMar>
-              <w:top w:w="120" w:type="dxa"/>
-              <w:left w:w="180" w:type="dxa"/>
-              <w:bottom w:w="120" w:type="dxa"/>
-              <w:right w:w="180" w:type="dxa"/>
-            </w:tcMar>
-            <w:vAlign w:val="center"/>
-            <w:hideMark/>
-          </w:tcPr>
-          <w:p>
-            <w:r>
-              <w:rPr>
-                <w:b/>
-                <w:bCs/>
-              </w:rPr>
-              <w:t>WI</w:t>
-            </w:r>
-          </w:p>
-        </w:tc>
-        <w:tc>
-          <w:tcPr>
-            <w:tcW w:w="0" w:type="auto"/>
-            <w:tcBorders>
-              <w:top w:val="single" w:sz="6" w:space="0" w:color="C4C7C5"/>
-              <w:left w:val="single" w:sz="6" w:space="0" w:color="C4C7C5"/>
-              <w:bottom w:val="single" w:sz="6" w:space="0" w:color="C4C7C5"/>
-              <w:right w:val="single" w:sz="6" w:space="0" w:color="C4C7C5"/>
-            </w:tcBorders>
-            <w:tcMar>
-              <w:top w:w="120" w:type="dxa"/>
-              <w:left w:w="180" w:type="dxa"/>
-              <w:bottom w:w="120" w:type="dxa"/>
-              <w:right w:w="180" w:type="dxa"/>
-            </w:tcMar>
-            <w:vAlign w:val="center"/>
-            <w:hideMark/>
-          </w:tcPr>
-          <w:p>
-            <w:r>
-              <w:t>Web &amp; Internet</w:t>
-            </w:r>
-          </w:p>
-        </w:tc>
-        <w:tc>
-          <w:tcPr>
-            <w:tcW w:w="0" w:type="auto"/>
-            <w:tcBorders>
-              <w:top w:val="single" w:sz="6" w:space="0" w:color="C4C7C5"/>
-              <w:left w:val="single" w:sz="6" w:space="0" w:color="C4C7C5"/>
-              <w:bottom w:val="single" w:sz="6" w:space="0" w:color="C4C7C5"/>
-              <w:right w:val="single" w:sz="6" w:space="0" w:color="C4C7C5"/>
-            </w:tcBorders>
-            <w:tcMar>
-              <w:top w:w="120" w:type="dxa"/>
-              <w:left w:w="180" w:type="dxa"/>
-              <w:bottom w:w="120" w:type="dxa"/>
-              <w:right w:w="180" w:type="dxa"/>
-            </w:tcMar>
-            <w:vAlign w:val="center"/>
-            <w:hideMark/>
-          </w:tcPr>
-          <w:p>
-            <w:r>
-              <w:rPr>
-                <w:b/>
-                <w:bCs/>
-              </w:rPr>
-              <w:t>Complete</w:t>
-            </w:r>
-          </w:p>
-        </w:tc>
-        <w:tc>
-          <w:tcPr>
-            <w:tcW w:w="0" w:type="auto"/>
-            <w:tcBorders>
-              <w:top w:val="single" w:sz="6" w:space="0" w:color="C4C7C5"/>
-              <w:left w:val="single" w:sz="6" w:space="0" w:color="C4C7C5"/>
-              <w:bottom w:val="single" w:sz="6" w:space="0" w:color="C4C7C5"/>
-              <w:right w:val="single" w:sz="6" w:space="0" w:color="C4C7C5"/>
-            </w:tcBorders>
-            <w:tcMar>
-              <w:top w:w="120" w:type="dxa"/>
-              <w:left w:w="180" w:type="dxa"/>
-              <w:bottom w:w="120" w:type="dxa"/>
-              <w:right w:w="180" w:type="dxa"/>
-            </w:tcMar>
-            <w:vAlign w:val="center"/>
-            <w:hideMark/>
-          </w:tcPr>
-          <w:p>
-            <w:r>
-              <w:rPr>
-                <w:b/>
-                <w:bCs/>
-              </w:rPr>
-              <w:t>2</w:t>
-            </w:r>
-          </w:p>
-        </w:tc>
-      </w:tr>
-      <w:tr>
-        <w:trPr>
-          <w:tblCellSpacing w:w="15" w:type="dxa"/>
-        </w:trPr>
-        <w:tc>
-          <w:tcPr>
-            <w:tcW w:w="0" w:type="auto"/>
-            <w:tcBorders>
-              <w:top w:val="single" w:sz="6" w:space="0" w:color="C4C7C5"/>
-              <w:left w:val="single" w:sz="6" w:space="0" w:color="C4C7C5"/>
-              <w:bottom w:val="single" w:sz="6" w:space="0" w:color="C4C7C5"/>
-              <w:right w:val="single" w:sz="6" w:space="0" w:color="C4C7C5"/>
-            </w:tcBorders>
-            <w:tcMar>
-              <w:top w:w="120" w:type="dxa"/>
-              <w:left w:w="180" w:type="dxa"/>
-              <w:bottom w:w="120" w:type="dxa"/>
-              <w:right w:w="180" w:type="dxa"/>
-            </w:tcMar>
-            <w:vAlign w:val="center"/>
-            <w:hideMark/>
-          </w:tcPr>
-          <w:p>
-            <w:r>
-              <w:rPr>
-                <w:b/>
-                <w:bCs/>
-              </w:rPr>
-              <w:t>KI</w:t>
-            </w:r>
-          </w:p>
-        </w:tc>
-        <w:tc>
-          <w:tcPr>
-            <w:tcW w:w="0" w:type="auto"/>
-            <w:tcBorders>
-              <w:top w:val="single" w:sz="6" w:space="0" w:color="C4C7C5"/>
-              <w:left w:val="single" w:sz="6" w:space="0" w:color="C4C7C5"/>
-              <w:bottom w:val="single" w:sz="6" w:space="0" w:color="C4C7C5"/>
-              <w:right w:val="single" w:sz="6" w:space="0" w:color="C4C7C5"/>
-            </w:tcBorders>
-            <w:tcMar>
-              <w:top w:w="120" w:type="dxa"/>
-              <w:left w:w="180" w:type="dxa"/>
-              <w:bottom w:w="120" w:type="dxa"/>
-              <w:right w:w="180" w:type="dxa"/>
-            </w:tcMar>
-            <w:vAlign w:val="center"/>
-            <w:hideMark/>
-          </w:tcPr>
-          <w:p>
-            <w:r>
-              <w:t>Keyboard &amp; Input</w:t>
-            </w:r>
-          </w:p>
-        </w:tc>
-        <w:tc>
-          <w:tcPr>
-            <w:tcW w:w="0" w:type="auto"/>
-            <w:tcBorders>
-              <w:top w:val="single" w:sz="6" w:space="0" w:color="C4C7C5"/>
-              <w:left w:val="single" w:sz="6" w:space="0" w:color="C4C7C5"/>
-              <w:bottom w:val="single" w:sz="6" w:space="0" w:color="C4C7C5"/>
-              <w:right w:val="single" w:sz="6" w:space="0" w:color="C4C7C5"/>
-            </w:tcBorders>
-            <w:tcMar>
-              <w:top w:w="120" w:type="dxa"/>
-              <w:left w:w="180" w:type="dxa"/>
-              <w:bottom w:w="120" w:type="dxa"/>
-              <w:right w:w="180" w:type="dxa"/>
-            </w:tcMar>
-            <w:vAlign w:val="center"/>
-            <w:hideMark/>
-          </w:tcPr>
-          <w:p>
-            <w:r>
-              <w:t>Planned</w:t>
-            </w:r>
-          </w:p>
-        </w:tc>
-        <w:tc>
-          <w:tcPr>
-            <w:tcW w:w="0" w:type="auto"/>
-            <w:tcBorders>
-              <w:top w:val="single" w:sz="6" w:space="0" w:color="C4C7C5"/>
-              <w:left w:val="single" w:sz="6" w:space="0" w:color="C4C7C5"/>
-              <w:bottom w:val="single" w:sz="6" w:space="0" w:color="C4C7C5"/>
-              <w:right w:val="single" w:sz="6" w:space="0" w:color="C4C7C5"/>
-            </w:tcBorders>
-            <w:tcMar>
-              <w:top w:w="120" w:type="dxa"/>
-              <w:left w:w="180" w:type="dxa"/>
-              <w:bottom w:w="120" w:type="dxa"/>
-              <w:right w:w="180" w:type="dxa"/>
-            </w:tcMar>
-            <w:vAlign w:val="center"/>
-            <w:hideMark/>
-          </w:tcPr>
-          <w:p>
-            <w:r>
-              <w:t>—</w:t>
-            </w:r>
-          </w:p>
-        </w:tc>
-      </w:tr>
-      <w:tr>
-        <w:trPr>
-          <w:tblCellSpacing w:w="15" w:type="dxa"/>
-        </w:trPr>
-        <w:tc>
-          <w:tcPr>
-            <w:tcW w:w="0" w:type="auto"/>
-            <w:tcBorders>
-              <w:top w:val="single" w:sz="6" w:space="0" w:color="C4C7C5"/>
-              <w:left w:val="single" w:sz="6" w:space="0" w:color="C4C7C5"/>
-              <w:bottom w:val="single" w:sz="6" w:space="0" w:color="C4C7C5"/>
-              <w:right w:val="single" w:sz="6" w:space="0" w:color="C4C7C5"/>
-            </w:tcBorders>
-            <w:tcMar>
-              <w:top w:w="120" w:type="dxa"/>
-              <w:left w:w="180" w:type="dxa"/>
-              <w:bottom w:w="120" w:type="dxa"/>
-              <w:right w:w="180" w:type="dxa"/>
-            </w:tcMar>
-            <w:vAlign w:val="center"/>
-            <w:hideMark/>
-          </w:tcPr>
-          <w:p>
-            <w:r>
-              <w:rPr>
-                <w:b/>
-                <w:bCs/>
-              </w:rPr>
-              <w:t>DW</w:t>
-            </w:r>
-          </w:p>
-        </w:tc>
-        <w:tc>
-          <w:tcPr>
-            <w:tcW w:w="0" w:type="auto"/>
-            <w:tcBorders>
-              <w:top w:val="single" w:sz="6" w:space="0" w:color="C4C7C5"/>
-              <w:left w:val="single" w:sz="6" w:space="0" w:color="C4C7C5"/>
-              <w:bottom w:val="single" w:sz="6" w:space="0" w:color="C4C7C5"/>
-              <w:right w:val="single" w:sz="6" w:space="0" w:color="C4C7C5"/>
-            </w:tcBorders>
-            <w:tcMar>
-              <w:top w:w="120" w:type="dxa"/>
-              <w:left w:w="180" w:type="dxa"/>
-              <w:bottom w:w="120" w:type="dxa"/>
-              <w:right w:w="180" w:type="dxa"/>
-            </w:tcMar>
-            <w:vAlign w:val="center"/>
-            <w:hideMark/>
-          </w:tcPr>
-          <w:p>
-            <w:r>
-              <w:t>Desktop Workspace</w:t>
-            </w:r>
-          </w:p>
-        </w:tc>
-        <w:tc>
-          <w:tcPr>
-            <w:tcW w:w="0" w:type="auto"/>
-            <w:tcBorders>
-              <w:top w:val="single" w:sz="6" w:space="0" w:color="C4C7C5"/>
-              <w:left w:val="single" w:sz="6" w:space="0" w:color="C4C7C5"/>
-              <w:bottom w:val="single" w:sz="6" w:space="0" w:color="C4C7C5"/>
-              <w:right w:val="single" w:sz="6" w:space="0" w:color="C4C7C5"/>
-            </w:tcBorders>
-            <w:tcMar>
-              <w:top w:w="120" w:type="dxa"/>
-              <w:left w:w="180" w:type="dxa"/>
-              <w:bottom w:w="120" w:type="dxa"/>
-              <w:right w:w="180" w:type="dxa"/>
-            </w:tcMar>
-            <w:vAlign w:val="center"/>
-            <w:hideMark/>
-          </w:tcPr>
-          <w:p>
-            <w:r>
-              <w:t>Planned</w:t>
-            </w:r>
-          </w:p>
-        </w:tc>
-        <w:tc>
-          <w:tcPr>
-            <w:tcW w:w="0" w:type="auto"/>
-            <w:tcBorders>
-              <w:top w:val="single" w:sz="6" w:space="0" w:color="C4C7C5"/>
-              <w:left w:val="single" w:sz="6" w:space="0" w:color="C4C7C5"/>
-              <w:bottom w:val="single" w:sz="6" w:space="0" w:color="C4C7C5"/>
-              <w:right w:val="single" w:sz="6" w:space="0" w:color="C4C7C5"/>
-            </w:tcBorders>
-            <w:tcMar>
-              <w:top w:w="120" w:type="dxa"/>
-              <w:left w:w="180" w:type="dxa"/>
-              <w:bottom w:w="120" w:type="dxa"/>
-              <w:right w:w="180" w:type="dxa"/>
-            </w:tcMar>
-            <w:vAlign w:val="center"/>
-            <w:hideMark/>
-          </w:tcPr>
-          <w:p>
-            <w:r>
-              <w:t>2</w:t>
-            </w:r>
-          </w:p>
-        </w:tc>
-      </w:tr>
-      <w:tr>
-        <w:trPr>
-          <w:tblCellSpacing w:w="15" w:type="dxa"/>
-        </w:trPr>
-        <w:tc>
-          <w:tcPr>
-            <w:tcW w:w="0" w:type="auto"/>
-            <w:tcBorders>
-              <w:top w:val="single" w:sz="6" w:space="0" w:color="C4C7C5"/>
-              <w:left w:val="single" w:sz="6" w:space="0" w:color="C4C7C5"/>
-              <w:bottom w:val="single" w:sz="6" w:space="0" w:color="C4C7C5"/>
-              <w:right w:val="single" w:sz="6" w:space="0" w:color="C4C7C5"/>
-            </w:tcBorders>
-            <w:tcMar>
-              <w:top w:w="120" w:type="dxa"/>
-              <w:left w:w="180" w:type="dxa"/>
-              <w:bottom w:w="120" w:type="dxa"/>
-              <w:right w:w="180" w:type="dxa"/>
-            </w:tcMar>
-            <w:vAlign w:val="center"/>
-            <w:hideMark/>
-          </w:tcPr>
-          <w:p>
-            <w:r>
-              <w:rPr>
-                <w:b/>
-                <w:bCs/>
-              </w:rPr>
-              <w:t>AU</w:t>
-            </w:r>
-          </w:p>
-        </w:tc>
-        <w:tc>
-          <w:tcPr>
-            <w:tcW w:w="0" w:type="auto"/>
-            <w:tcBorders>
-              <w:top w:val="single" w:sz="6" w:space="0" w:color="C4C7C5"/>
-              <w:left w:val="single" w:sz="6" w:space="0" w:color="C4C7C5"/>
-              <w:bottom w:val="single" w:sz="6" w:space="0" w:color="C4C7C5"/>
-              <w:right w:val="single" w:sz="6" w:space="0" w:color="C4C7C5"/>
-            </w:tcBorders>
-            <w:tcMar>
-              <w:top w:w="120" w:type="dxa"/>
-              <w:left w:w="180" w:type="dxa"/>
-              <w:bottom w:w="120" w:type="dxa"/>
-              <w:right w:w="180" w:type="dxa"/>
-            </w:tcMar>
-            <w:vAlign w:val="center"/>
-            <w:hideMark/>
-          </w:tcPr>
-          <w:p>
-            <w:r>
-              <w:t>Authentication &amp; Forms</w:t>
-            </w:r>
-          </w:p>
-        </w:tc>
-        <w:tc>
-          <w:tcPr>
-            <w:tcW w:w="0" w:type="auto"/>
-            <w:tcBorders>
-              <w:top w:val="single" w:sz="6" w:space="0" w:color="C4C7C5"/>
-              <w:left w:val="single" w:sz="6" w:space="0" w:color="C4C7C5"/>
-              <w:bottom w:val="single" w:sz="6" w:space="0" w:color="C4C7C5"/>
-              <w:right w:val="single" w:sz="6" w:space="0" w:color="C4C7C5"/>
-            </w:tcBorders>
-            <w:tcMar>
-              <w:top w:w="120" w:type="dxa"/>
-              <w:left w:w="180" w:type="dxa"/>
-              <w:bottom w:w="120" w:type="dxa"/>
-              <w:right w:w="180" w:type="dxa"/>
-            </w:tcMar>
-            <w:vAlign w:val="center"/>
-            <w:hideMark/>
-          </w:tcPr>
-          <w:p>
-            <w:r>
-              <w:t>Planned</w:t>
-            </w:r>
-          </w:p>
-        </w:tc>
-        <w:tc>
-          <w:tcPr>
-            <w:tcW w:w="0" w:type="auto"/>
-            <w:tcBorders>
-              <w:top w:val="single" w:sz="6" w:space="0" w:color="C4C7C5"/>
-              <w:left w:val="single" w:sz="6" w:space="0" w:color="C4C7C5"/>
-              <w:bottom w:val="single" w:sz="6" w:space="0" w:color="C4C7C5"/>
-              <w:right w:val="single" w:sz="6" w:space="0" w:color="C4C7C5"/>
-            </w:tcBorders>
-            <w:tcMar>
-              <w:top w:w="120" w:type="dxa"/>
-              <w:left w:w="180" w:type="dxa"/>
-              <w:bottom w:w="120" w:type="dxa"/>
-              <w:right w:w="180" w:type="dxa"/>
-            </w:tcMar>
-            <w:vAlign w:val="center"/>
-            <w:hideMark/>
-          </w:tcPr>
-          <w:p>
-            <w:r>
-              <w:t>—</w:t>
-            </w:r>
-          </w:p>
-        </w:tc>
-      </w:tr>
-      <w:tr>
-        <w:trPr>
-          <w:tblCellSpacing w:w="15" w:type="dxa"/>
-        </w:trPr>
-        <w:tc>
-          <w:tcPr>
-            <w:tcW w:w="0" w:type="auto"/>
-            <w:tcBorders>
-              <w:top w:val="single" w:sz="6" w:space="0" w:color="C4C7C5"/>
-              <w:left w:val="single" w:sz="6" w:space="0" w:color="C4C7C5"/>
-              <w:bottom w:val="single" w:sz="6" w:space="0" w:color="C4C7C5"/>
-              <w:right w:val="single" w:sz="6" w:space="0" w:color="C4C7C5"/>
-            </w:tcBorders>
-            <w:tcMar>
-              <w:top w:w="120" w:type="dxa"/>
-              <w:left w:w="180" w:type="dxa"/>
-              <w:bottom w:w="120" w:type="dxa"/>
-              <w:right w:w="180" w:type="dxa"/>
-            </w:tcMar>
-            <w:vAlign w:val="center"/>
-            <w:hideMark/>
-          </w:tcPr>
-          <w:p>
-            <w:r>
-              <w:rPr>
-                <w:b/>
-                <w:bCs/>
-              </w:rPr>
-              <w:t>NT</w:t>
-            </w:r>
-          </w:p>
-        </w:tc>
-        <w:tc>
-          <w:tcPr>
-            <w:tcW w:w="0" w:type="auto"/>
-            <w:tcBorders>
-              <w:top w:val="single" w:sz="6" w:space="0" w:color="C4C7C5"/>
-              <w:left w:val="single" w:sz="6" w:space="0" w:color="C4C7C5"/>
-              <w:bottom w:val="single" w:sz="6" w:space="0" w:color="C4C7C5"/>
-              <w:right w:val="single" w:sz="6" w:space="0" w:color="C4C7C5"/>
-            </w:tcBorders>
-            <w:tcMar>
-              <w:top w:w="120" w:type="dxa"/>
-              <w:left w:w="180" w:type="dxa"/>
-              <w:bottom w:w="120" w:type="dxa"/>
-              <w:right w:w="180" w:type="dxa"/>
-            </w:tcMar>
-            <w:vAlign w:val="center"/>
-            <w:hideMark/>
-          </w:tcPr>
-          <w:p>
-            <w:r>
-              <w:t>Notifications</w:t>
-            </w:r>
-          </w:p>
-        </w:tc>
-        <w:tc>
-          <w:tcPr>
-            <w:tcW w:w="0" w:type="auto"/>
-            <w:tcBorders>
-              <w:top w:val="single" w:sz="6" w:space="0" w:color="C4C7C5"/>
-              <w:left w:val="single" w:sz="6" w:space="0" w:color="C4C7C5"/>
-              <w:bottom w:val="single" w:sz="6" w:space="0" w:color="C4C7C5"/>
-              <w:right w:val="single" w:sz="6" w:space="0" w:color="C4C7C5"/>
-            </w:tcBorders>
-            <w:tcMar>
-              <w:top w:w="120" w:type="dxa"/>
-              <w:left w:w="180" w:type="dxa"/>
-              <w:bottom w:w="120" w:type="dxa"/>
-              <w:right w:w="180" w:type="dxa"/>
-            </w:tcMar>
-            <w:vAlign w:val="center"/>
-            <w:hideMark/>
-          </w:tcPr>
-          <w:p>
-            <w:r>
-              <w:t>Planned</w:t>
-            </w:r>
-          </w:p>
-        </w:tc>
-        <w:tc>
-          <w:tcPr>
-            <w:tcW w:w="0" w:type="auto"/>
-            <w:tcBorders>
-              <w:top w:val="single" w:sz="6" w:space="0" w:color="C4C7C5"/>
-              <w:left w:val="single" w:sz="6" w:space="0" w:color="C4C7C5"/>
-              <w:bottom w:val="single" w:sz="6" w:space="0" w:color="C4C7C5"/>
-              <w:right w:val="single" w:sz="6" w:space="0" w:color="C4C7C5"/>
-            </w:tcBorders>
-            <w:tcMar>
-              <w:top w:w="120" w:type="dxa"/>
-              <w:left w:w="180" w:type="dxa"/>
-              <w:bottom w:w="120" w:type="dxa"/>
-              <w:right w:w="180" w:type="dxa"/>
-            </w:tcMar>
-            <w:vAlign w:val="center"/>
-            <w:hideMark/>
-          </w:tcPr>
-          <w:p>
-            <w:r>
-              <w:t>—</w:t>
-            </w:r>
-          </w:p>
-        </w:tc>
-      </w:tr>
-      <w:tr>
-        <w:trPr>
-          <w:tblCellSpacing w:w="15" w:type="dxa"/>
-        </w:trPr>
-        <w:tc>
-          <w:tcPr>
-            <w:tcW w:w="0" w:type="auto"/>
-            <w:tcBorders>
-              <w:top w:val="single" w:sz="6" w:space="0" w:color="C4C7C5"/>
-              <w:left w:val="single" w:sz="6" w:space="0" w:color="C4C7C5"/>
-              <w:bottom w:val="single" w:sz="6" w:space="0" w:color="C4C7C5"/>
-              <w:right w:val="single" w:sz="6" w:space="0" w:color="C4C7C5"/>
-            </w:tcBorders>
-            <w:tcMar>
-              <w:top w:w="120" w:type="dxa"/>
-              <w:left w:w="180" w:type="dxa"/>
-              <w:bottom w:w="120" w:type="dxa"/>
-              <w:right w:w="180" w:type="dxa"/>
-            </w:tcMar>
-            <w:vAlign w:val="center"/>
-            <w:hideMark/>
-          </w:tcPr>
-          <w:p>
-            <w:r>
-              <w:rPr>
-                <w:b/>
-                <w:bCs/>
-              </w:rPr>
-              <w:t>LE</w:t>
-            </w:r>
-          </w:p>
-        </w:tc>
-        <w:tc>
-          <w:tcPr>
-            <w:tcW w:w="0" w:type="auto"/>
-            <w:tcBorders>
-              <w:top w:val="single" w:sz="6" w:space="0" w:color="C4C7C5"/>
-              <w:left w:val="single" w:sz="6" w:space="0" w:color="C4C7C5"/>
-              <w:bottom w:val="single" w:sz="6" w:space="0" w:color="C4C7C5"/>
-              <w:right w:val="single" w:sz="6" w:space="0" w:color="C4C7C5"/>
-            </w:tcBorders>
-            <w:tcMar>
-              <w:top w:w="120" w:type="dxa"/>
-              <w:left w:w="180" w:type="dxa"/>
-              <w:bottom w:w="120" w:type="dxa"/>
-              <w:right w:w="180" w:type="dxa"/>
-            </w:tcMar>
-            <w:vAlign w:val="center"/>
-            <w:hideMark/>
-          </w:tcPr>
-          <w:p>
-            <w:r>
-              <w:t>Learning</w:t>
-            </w:r>
-          </w:p>
-        </w:tc>
-        <w:tc>
-          <w:tcPr>
-            <w:tcW w:w="0" w:type="auto"/>
-            <w:tcBorders>
-              <w:top w:val="single" w:sz="6" w:space="0" w:color="C4C7C5"/>
-              <w:left w:val="single" w:sz="6" w:space="0" w:color="C4C7C5"/>
-              <w:bottom w:val="single" w:sz="6" w:space="0" w:color="C4C7C5"/>
-              <w:right w:val="single" w:sz="6" w:space="0" w:color="C4C7C5"/>
-            </w:tcBorders>
-            <w:tcMar>
-              <w:top w:w="120" w:type="dxa"/>
-              <w:left w:w="180" w:type="dxa"/>
-              <w:bottom w:w="120" w:type="dxa"/>
-              <w:right w:w="180" w:type="dxa"/>
-            </w:tcMar>
-            <w:vAlign w:val="center"/>
-            <w:hideMark/>
-          </w:tcPr>
-          <w:p>
-            <w:r>
-              <w:t>Planned</w:t>
-            </w:r>
-          </w:p>
-        </w:tc>
-        <w:tc>
-          <w:tcPr>
-            <w:tcW w:w="0" w:type="auto"/>
-            <w:tcBorders>
-              <w:top w:val="single" w:sz="6" w:space="0" w:color="C4C7C5"/>
-              <w:left w:val="single" w:sz="6" w:space="0" w:color="C4C7C5"/>
-              <w:bottom w:val="single" w:sz="6" w:space="0" w:color="C4C7C5"/>
-              <w:right w:val="single" w:sz="6" w:space="0" w:color="C4C7C5"/>
-            </w:tcBorders>
-            <w:tcMar>
-              <w:top w:w="120" w:type="dxa"/>
-              <w:left w:w="180" w:type="dxa"/>
-              <w:bottom w:w="120" w:type="dxa"/>
-              <w:right w:w="180" w:type="dxa"/>
-            </w:tcMar>
-            <w:vAlign w:val="center"/>
-            <w:hideMark/>
-          </w:tcPr>
-          <w:p>
-            <w:r>
-              <w:t>—</w:t>
-            </w:r>
-          </w:p>
-        </w:tc>
-      </w:tr>
-      <w:tr>
-        <w:trPr>
-          <w:tblCellSpacing w:w="15" w:type="dxa"/>
-        </w:trPr>
-        <w:tc>
-          <w:tcPr>
-            <w:tcW w:w="0" w:type="auto"/>
-            <w:tcBorders>
-              <w:top w:val="single" w:sz="6" w:space="0" w:color="C4C7C5"/>
-              <w:left w:val="single" w:sz="6" w:space="0" w:color="C4C7C5"/>
-              <w:bottom w:val="single" w:sz="6" w:space="0" w:color="C4C7C5"/>
-              <w:right w:val="single" w:sz="6" w:space="0" w:color="C4C7C5"/>
-            </w:tcBorders>
-            <w:tcMar>
-              <w:top w:w="120" w:type="dxa"/>
-              <w:left w:w="180" w:type="dxa"/>
-              <w:bottom w:w="120" w:type="dxa"/>
-              <w:right w:w="180" w:type="dxa"/>
-            </w:tcMar>
-            <w:vAlign w:val="center"/>
-            <w:hideMark/>
-          </w:tcPr>
-          <w:p>
-            <w:r>
-              <w:rPr>
-                <w:b/>
-                <w:bCs/>
-              </w:rPr>
-              <w:t>MB</w:t>
-            </w:r>
-          </w:p>
-        </w:tc>
-        <w:tc>
-          <w:tcPr>
-            <w:tcW w:w="0" w:type="auto"/>
-            <w:tcBorders>
-              <w:top w:val="single" w:sz="6" w:space="0" w:color="C4C7C5"/>
-              <w:left w:val="single" w:sz="6" w:space="0" w:color="C4C7C5"/>
-              <w:bottom w:val="single" w:sz="6" w:space="0" w:color="C4C7C5"/>
-              <w:right w:val="single" w:sz="6" w:space="0" w:color="C4C7C5"/>
-            </w:tcBorders>
-            <w:tcMar>
-              <w:top w:w="120" w:type="dxa"/>
-              <w:left w:w="180" w:type="dxa"/>
-              <w:bottom w:w="120" w:type="dxa"/>
-              <w:right w:w="180" w:type="dxa"/>
-            </w:tcMar>
-            <w:vAlign w:val="center"/>
-            <w:hideMark/>
-          </w:tcPr>
-          <w:p>
-            <w:r>
-              <w:t>Mobile Experience</w:t>
-            </w:r>
-          </w:p>
-        </w:tc>
-        <w:tc>
-          <w:tcPr>
-            <w:tcW w:w="0" w:type="auto"/>
-            <w:tcBorders>
-              <w:top w:val="single" w:sz="6" w:space="0" w:color="C4C7C5"/>
-              <w:left w:val="single" w:sz="6" w:space="0" w:color="C4C7C5"/>
-              <w:bottom w:val="single" w:sz="6" w:space="0" w:color="C4C7C5"/>
-              <w:right w:val="single" w:sz="6" w:space="0" w:color="C4C7C5"/>
-            </w:tcBorders>
-            <w:tcMar>
-              <w:top w:w="120" w:type="dxa"/>
-              <w:left w:w="180" w:type="dxa"/>
-              <w:bottom w:w="120" w:type="dxa"/>
-              <w:right w:w="180" w:type="dxa"/>
-            </w:tcMar>
-            <w:vAlign w:val="center"/>
-            <w:hideMark/>
-          </w:tcPr>
-          <w:p>
-            <w:r>
-              <w:t>Planned</w:t>
-            </w:r>
-          </w:p>
-        </w:tc>
-        <w:tc>
-          <w:tcPr>
-            <w:tcW w:w="0" w:type="auto"/>
-            <w:tcBorders>
-              <w:top w:val="single" w:sz="6" w:space="0" w:color="C4C7C5"/>
-              <w:left w:val="single" w:sz="6" w:space="0" w:color="C4C7C5"/>
-              <w:bottom w:val="single" w:sz="6" w:space="0" w:color="C4C7C5"/>
-              <w:right w:val="single" w:sz="6" w:space="0" w:color="C4C7C5"/>
-            </w:tcBorders>
-            <w:tcMar>
-              <w:top w:w="120" w:type="dxa"/>
-              <w:left w:w="180" w:type="dxa"/>
-              <w:bottom w:w="120" w:type="dxa"/>
-              <w:right w:w="180" w:type="dxa"/>
-            </w:tcMar>
-            <w:vAlign w:val="center"/>
-            <w:hideMark/>
-          </w:tcPr>
-          <w:p>
-            <w:r>
-              <w:t>—</w:t>
-            </w:r>
-          </w:p>
-        </w:tc>
-      </w:tr>
-      <w:tr>
-        <w:trPr>
-          <w:tblCellSpacing w:w="15" w:type="dxa"/>
-        </w:trPr>
-        <w:tc>
-          <w:tcPr>
-            <w:tcW w:w="0" w:type="auto"/>
-            <w:tcBorders>
-              <w:top w:val="single" w:sz="6" w:space="0" w:color="C4C7C5"/>
-              <w:left w:val="single" w:sz="6" w:space="0" w:color="C4C7C5"/>
-              <w:bottom w:val="single" w:sz="6" w:space="0" w:color="C4C7C5"/>
-              <w:right w:val="single" w:sz="6" w:space="0" w:color="C4C7C5"/>
-            </w:tcBorders>
-            <w:tcMar>
-              <w:top w:w="120" w:type="dxa"/>
-              <w:left w:w="180" w:type="dxa"/>
-              <w:bottom w:w="120" w:type="dxa"/>
-              <w:right w:w="180" w:type="dxa"/>
-            </w:tcMar>
-            <w:vAlign w:val="center"/>
-            <w:hideMark/>
-          </w:tcPr>
-          <w:p>
-            <w:r>
-              <w:rPr>
-                <w:b/>
-                <w:bCs/>
-              </w:rPr>
               <w:t>AI</w:t>
             </w:r>
           </w:p>
@@ -9147,7 +9444,7 @@
       </w:tblPr>
       <w:tblGrid>
         <w:gridCol w:w="3959"/>
-        <w:gridCol w:w="3143"/>
+        <w:gridCol w:w="3013"/>
       </w:tblGrid>
       <w:tr>
         <w:trPr>
@@ -9320,25 +9617,7 @@
           </w:tcPr>
           <w:p>
             <w:r>
-              <w:rPr>
-                <w:b/>
-                <w:bCs/>
-              </w:rPr>
-              <w:t>Active (4</w:t>
-            </w:r>
-            <w:r>
-              <w:rPr>
-                <w:b/>
-                <w:bCs/>
-              </w:rPr>
-              <w:t>6</w:t>
-            </w:r>
-            <w:r>
-              <w:rPr>
-                <w:b/>
-                <w:bCs/>
-              </w:rPr>
-              <w:t xml:space="preserve"> Entries)</w:t>
+              <w:t>Active (52 Entries)</w:t>
             </w:r>
           </w:p>
         </w:tc>
@@ -9485,354 +9764,521 @@
                 <w:b/>
                 <w:bCs/>
               </w:rPr>
+              <w:t>FF Volume 02 Pattern Library</w:t>
+            </w:r>
+          </w:p>
+        </w:tc>
+        <w:tc>
+          <w:tcPr>
+            <w:tcW w:w="0" w:type="auto"/>
+            <w:tcBorders>
+              <w:top w:val="single" w:sz="6" w:space="0" w:color="C4C7C5"/>
+              <w:left w:val="single" w:sz="6" w:space="0" w:color="C4C7C5"/>
+              <w:bottom w:val="single" w:sz="6" w:space="0" w:color="C4C7C5"/>
+              <w:right w:val="single" w:sz="6" w:space="0" w:color="C4C7C5"/>
+            </w:tcBorders>
+            <w:tcMar>
+              <w:top w:w="120" w:type="dxa"/>
+              <w:left w:w="180" w:type="dxa"/>
+              <w:bottom w:w="120" w:type="dxa"/>
+              <w:right w:w="180" w:type="dxa"/>
+            </w:tcMar>
+            <w:vAlign w:val="center"/>
+            <w:hideMark/>
+          </w:tcPr>
+          <w:p>
+            <w:r>
+              <w:t>Complete</w:t>
+            </w:r>
+          </w:p>
+        </w:tc>
+      </w:tr>
+      <w:tr>
+        <w:trPr>
+          <w:tblCellSpacing w:w="15" w:type="dxa"/>
+        </w:trPr>
+        <w:tc>
+          <w:tcPr>
+            <w:tcW w:w="0" w:type="auto"/>
+            <w:tcBorders>
+              <w:top w:val="single" w:sz="6" w:space="0" w:color="C4C7C5"/>
+              <w:left w:val="single" w:sz="6" w:space="0" w:color="C4C7C5"/>
+              <w:bottom w:val="single" w:sz="6" w:space="0" w:color="C4C7C5"/>
+              <w:right w:val="single" w:sz="6" w:space="0" w:color="C4C7C5"/>
+            </w:tcBorders>
+            <w:tcMar>
+              <w:top w:w="120" w:type="dxa"/>
+              <w:left w:w="180" w:type="dxa"/>
+              <w:bottom w:w="120" w:type="dxa"/>
+              <w:right w:w="180" w:type="dxa"/>
+            </w:tcMar>
+            <w:vAlign w:val="center"/>
+            <w:hideMark/>
+          </w:tcPr>
+          <w:p>
+            <w:r>
+              <w:rPr>
+                <w:b/>
+                <w:bCs/>
+              </w:rPr>
+              <w:t>FF Volume 03 Pattern Library</w:t>
+            </w:r>
+          </w:p>
+        </w:tc>
+        <w:tc>
+          <w:tcPr>
+            <w:tcW w:w="0" w:type="auto"/>
+            <w:tcBorders>
+              <w:top w:val="single" w:sz="6" w:space="0" w:color="C4C7C5"/>
+              <w:left w:val="single" w:sz="6" w:space="0" w:color="C4C7C5"/>
+              <w:bottom w:val="single" w:sz="6" w:space="0" w:color="C4C7C5"/>
+              <w:right w:val="single" w:sz="6" w:space="0" w:color="C4C7C5"/>
+            </w:tcBorders>
+            <w:tcMar>
+              <w:top w:w="120" w:type="dxa"/>
+              <w:left w:w="180" w:type="dxa"/>
+              <w:bottom w:w="120" w:type="dxa"/>
+              <w:right w:w="180" w:type="dxa"/>
+            </w:tcMar>
+            <w:vAlign w:val="center"/>
+            <w:hideMark/>
+          </w:tcPr>
+          <w:p>
+            <w:r>
+              <w:t>Complete</w:t>
+            </w:r>
+          </w:p>
+        </w:tc>
+      </w:tr>
+      <w:tr>
+        <w:trPr>
+          <w:tblCellSpacing w:w="15" w:type="dxa"/>
+        </w:trPr>
+        <w:tc>
+          <w:tcPr>
+            <w:tcW w:w="0" w:type="auto"/>
+            <w:tcBorders>
+              <w:top w:val="single" w:sz="6" w:space="0" w:color="C4C7C5"/>
+              <w:left w:val="single" w:sz="6" w:space="0" w:color="C4C7C5"/>
+              <w:bottom w:val="single" w:sz="6" w:space="0" w:color="C4C7C5"/>
+              <w:right w:val="single" w:sz="6" w:space="0" w:color="C4C7C5"/>
+            </w:tcBorders>
+            <w:tcMar>
+              <w:top w:w="120" w:type="dxa"/>
+              <w:left w:w="180" w:type="dxa"/>
+              <w:bottom w:w="120" w:type="dxa"/>
+              <w:right w:w="180" w:type="dxa"/>
+            </w:tcMar>
+            <w:vAlign w:val="center"/>
+            <w:hideMark/>
+          </w:tcPr>
+          <w:p>
+            <w:r>
+              <w:rPr>
+                <w:b/>
+                <w:bCs/>
+              </w:rPr>
+              <w:t>OS Volume 01 Pattern Library</w:t>
+            </w:r>
+          </w:p>
+        </w:tc>
+        <w:tc>
+          <w:tcPr>
+            <w:tcW w:w="0" w:type="auto"/>
+            <w:tcBorders>
+              <w:top w:val="single" w:sz="6" w:space="0" w:color="C4C7C5"/>
+              <w:left w:val="single" w:sz="6" w:space="0" w:color="C4C7C5"/>
+              <w:bottom w:val="single" w:sz="6" w:space="0" w:color="C4C7C5"/>
+              <w:right w:val="single" w:sz="6" w:space="0" w:color="C4C7C5"/>
+            </w:tcBorders>
+            <w:tcMar>
+              <w:top w:w="120" w:type="dxa"/>
+              <w:left w:w="180" w:type="dxa"/>
+              <w:bottom w:w="120" w:type="dxa"/>
+              <w:right w:w="180" w:type="dxa"/>
+            </w:tcMar>
+            <w:vAlign w:val="center"/>
+            <w:hideMark/>
+          </w:tcPr>
+          <w:p>
+            <w:r>
+              <w:t>Complete</w:t>
+            </w:r>
+          </w:p>
+        </w:tc>
+      </w:tr>
+      <w:tr>
+        <w:trPr>
+          <w:tblCellSpacing w:w="15" w:type="dxa"/>
+        </w:trPr>
+        <w:tc>
+          <w:tcPr>
+            <w:tcW w:w="0" w:type="auto"/>
+            <w:tcBorders>
+              <w:top w:val="single" w:sz="6" w:space="0" w:color="C4C7C5"/>
+              <w:left w:val="single" w:sz="6" w:space="0" w:color="C4C7C5"/>
+              <w:bottom w:val="single" w:sz="6" w:space="0" w:color="C4C7C5"/>
+              <w:right w:val="single" w:sz="6" w:space="0" w:color="C4C7C5"/>
+            </w:tcBorders>
+            <w:tcMar>
+              <w:top w:w="120" w:type="dxa"/>
+              <w:left w:w="180" w:type="dxa"/>
+              <w:bottom w:w="120" w:type="dxa"/>
+              <w:right w:w="180" w:type="dxa"/>
+            </w:tcMar>
+            <w:vAlign w:val="center"/>
+            <w:hideMark/>
+          </w:tcPr>
+          <w:p>
+            <w:r>
+              <w:rPr>
+                <w:b/>
+                <w:bCs/>
+              </w:rPr>
+              <w:t>OS Volume 02 Pattern Library</w:t>
+            </w:r>
+          </w:p>
+        </w:tc>
+        <w:tc>
+          <w:tcPr>
+            <w:tcW w:w="0" w:type="auto"/>
+            <w:tcBorders>
+              <w:top w:val="single" w:sz="6" w:space="0" w:color="C4C7C5"/>
+              <w:left w:val="single" w:sz="6" w:space="0" w:color="C4C7C5"/>
+              <w:bottom w:val="single" w:sz="6" w:space="0" w:color="C4C7C5"/>
+              <w:right w:val="single" w:sz="6" w:space="0" w:color="C4C7C5"/>
+            </w:tcBorders>
+            <w:tcMar>
+              <w:top w:w="120" w:type="dxa"/>
+              <w:left w:w="180" w:type="dxa"/>
+              <w:bottom w:w="120" w:type="dxa"/>
+              <w:right w:w="180" w:type="dxa"/>
+            </w:tcMar>
+            <w:vAlign w:val="center"/>
+            <w:hideMark/>
+          </w:tcPr>
+          <w:p>
+            <w:r>
+              <w:t>Complete</w:t>
+            </w:r>
+          </w:p>
+        </w:tc>
+      </w:tr>
+      <w:tr>
+        <w:trPr>
+          <w:tblCellSpacing w:w="15" w:type="dxa"/>
+        </w:trPr>
+        <w:tc>
+          <w:tcPr>
+            <w:tcW w:w="0" w:type="auto"/>
+            <w:tcBorders>
+              <w:top w:val="single" w:sz="6" w:space="0" w:color="C4C7C5"/>
+              <w:left w:val="single" w:sz="6" w:space="0" w:color="C4C7C5"/>
+              <w:bottom w:val="single" w:sz="6" w:space="0" w:color="C4C7C5"/>
+              <w:right w:val="single" w:sz="6" w:space="0" w:color="C4C7C5"/>
+            </w:tcBorders>
+            <w:tcMar>
+              <w:top w:w="120" w:type="dxa"/>
+              <w:left w:w="180" w:type="dxa"/>
+              <w:bottom w:w="120" w:type="dxa"/>
+              <w:right w:w="180" w:type="dxa"/>
+            </w:tcMar>
+            <w:vAlign w:val="center"/>
+            <w:hideMark/>
+          </w:tcPr>
+          <w:p>
+            <w:r>
+              <w:rPr>
+                <w:b/>
+                <w:bCs/>
+              </w:rPr>
+              <w:t>WI Volume 01 Pattern Library</w:t>
+            </w:r>
+          </w:p>
+        </w:tc>
+        <w:tc>
+          <w:tcPr>
+            <w:tcW w:w="0" w:type="auto"/>
+            <w:tcBorders>
+              <w:top w:val="single" w:sz="6" w:space="0" w:color="C4C7C5"/>
+              <w:left w:val="single" w:sz="6" w:space="0" w:color="C4C7C5"/>
+              <w:bottom w:val="single" w:sz="6" w:space="0" w:color="C4C7C5"/>
+              <w:right w:val="single" w:sz="6" w:space="0" w:color="C4C7C5"/>
+            </w:tcBorders>
+            <w:tcMar>
+              <w:top w:w="120" w:type="dxa"/>
+              <w:left w:w="180" w:type="dxa"/>
+              <w:bottom w:w="120" w:type="dxa"/>
+              <w:right w:w="180" w:type="dxa"/>
+            </w:tcMar>
+            <w:vAlign w:val="center"/>
+            <w:hideMark/>
+          </w:tcPr>
+          <w:p>
+            <w:r>
+              <w:t>Complete (7 Patterns)</w:t>
+            </w:r>
+          </w:p>
+        </w:tc>
+      </w:tr>
+      <w:tr>
+        <w:trPr>
+          <w:tblCellSpacing w:w="15" w:type="dxa"/>
+        </w:trPr>
+        <w:tc>
+          <w:tcPr>
+            <w:tcW w:w="0" w:type="auto"/>
+            <w:tcBorders>
+              <w:top w:val="single" w:sz="6" w:space="0" w:color="C4C7C5"/>
+              <w:left w:val="single" w:sz="6" w:space="0" w:color="C4C7C5"/>
+              <w:bottom w:val="single" w:sz="6" w:space="0" w:color="C4C7C5"/>
+              <w:right w:val="single" w:sz="6" w:space="0" w:color="C4C7C5"/>
+            </w:tcBorders>
+            <w:tcMar>
+              <w:top w:w="120" w:type="dxa"/>
+              <w:left w:w="180" w:type="dxa"/>
+              <w:bottom w:w="120" w:type="dxa"/>
+              <w:right w:w="180" w:type="dxa"/>
+            </w:tcMar>
+            <w:vAlign w:val="center"/>
+            <w:hideMark/>
+          </w:tcPr>
+          <w:p>
+            <w:r>
+              <w:rPr>
+                <w:b/>
+                <w:bCs/>
+              </w:rPr>
+              <w:t>WI Volume 02 Pattern Library</w:t>
+            </w:r>
+          </w:p>
+        </w:tc>
+        <w:tc>
+          <w:tcPr>
+            <w:tcW w:w="0" w:type="auto"/>
+            <w:tcBorders>
+              <w:top w:val="single" w:sz="6" w:space="0" w:color="C4C7C5"/>
+              <w:left w:val="single" w:sz="6" w:space="0" w:color="C4C7C5"/>
+              <w:bottom w:val="single" w:sz="6" w:space="0" w:color="C4C7C5"/>
+              <w:right w:val="single" w:sz="6" w:space="0" w:color="C4C7C5"/>
+            </w:tcBorders>
+            <w:tcMar>
+              <w:top w:w="120" w:type="dxa"/>
+              <w:left w:w="180" w:type="dxa"/>
+              <w:bottom w:w="120" w:type="dxa"/>
+              <w:right w:w="180" w:type="dxa"/>
+            </w:tcMar>
+            <w:vAlign w:val="center"/>
+            <w:hideMark/>
+          </w:tcPr>
+          <w:p>
+            <w:r>
+              <w:t>Complete (10 Patterns)</w:t>
+            </w:r>
+          </w:p>
+        </w:tc>
+      </w:tr>
+      <w:tr>
+        <w:trPr>
+          <w:tblCellSpacing w:w="15" w:type="dxa"/>
+        </w:trPr>
+        <w:tc>
+          <w:tcPr>
+            <w:tcW w:w="0" w:type="auto"/>
+            <w:tcBorders>
+              <w:top w:val="single" w:sz="6" w:space="0" w:color="C4C7C5"/>
+              <w:left w:val="single" w:sz="6" w:space="0" w:color="C4C7C5"/>
+              <w:bottom w:val="single" w:sz="6" w:space="0" w:color="C4C7C5"/>
+              <w:right w:val="single" w:sz="6" w:space="0" w:color="C4C7C5"/>
+            </w:tcBorders>
+            <w:tcMar>
+              <w:top w:w="120" w:type="dxa"/>
+              <w:left w:w="180" w:type="dxa"/>
+              <w:bottom w:w="120" w:type="dxa"/>
+              <w:right w:w="180" w:type="dxa"/>
+            </w:tcMar>
+            <w:vAlign w:val="center"/>
+            <w:hideMark/>
+          </w:tcPr>
+          <w:p>
+            <w:r>
+              <w:rPr>
+                <w:b/>
+                <w:bCs/>
+              </w:rPr>
+              <w:t>KI Pattern Library</w:t>
+            </w:r>
+          </w:p>
+        </w:tc>
+        <w:tc>
+          <w:tcPr>
+            <w:tcW w:w="0" w:type="auto"/>
+            <w:tcBorders>
+              <w:top w:val="single" w:sz="6" w:space="0" w:color="C4C7C5"/>
+              <w:left w:val="single" w:sz="6" w:space="0" w:color="C4C7C5"/>
+              <w:bottom w:val="single" w:sz="6" w:space="0" w:color="C4C7C5"/>
+              <w:right w:val="single" w:sz="6" w:space="0" w:color="C4C7C5"/>
+            </w:tcBorders>
+            <w:tcMar>
+              <w:top w:w="120" w:type="dxa"/>
+              <w:left w:w="180" w:type="dxa"/>
+              <w:bottom w:w="120" w:type="dxa"/>
+              <w:right w:w="180" w:type="dxa"/>
+            </w:tcMar>
+            <w:vAlign w:val="center"/>
+            <w:hideMark/>
+          </w:tcPr>
+          <w:p>
+            <w:r>
+              <w:t>Complete (6 Patterns)</w:t>
+            </w:r>
+          </w:p>
+        </w:tc>
+      </w:tr>
+      <w:tr>
+        <w:trPr>
+          <w:tblCellSpacing w:w="15" w:type="dxa"/>
+        </w:trPr>
+        <w:tc>
+          <w:tcPr>
+            <w:tcW w:w="0" w:type="auto"/>
+            <w:tcBorders>
+              <w:top w:val="single" w:sz="6" w:space="0" w:color="C4C7C5"/>
+              <w:left w:val="single" w:sz="6" w:space="0" w:color="C4C7C5"/>
+              <w:bottom w:val="single" w:sz="6" w:space="0" w:color="C4C7C5"/>
+              <w:right w:val="single" w:sz="6" w:space="0" w:color="C4C7C5"/>
+            </w:tcBorders>
+            <w:tcMar>
+              <w:top w:w="120" w:type="dxa"/>
+              <w:left w:w="180" w:type="dxa"/>
+              <w:bottom w:w="120" w:type="dxa"/>
+              <w:right w:w="180" w:type="dxa"/>
+            </w:tcMar>
+            <w:vAlign w:val="center"/>
+            <w:hideMark/>
+          </w:tcPr>
+          <w:p>
+            <w:r>
+              <w:rPr>
+                <w:b/>
+                <w:bCs/>
+              </w:rPr>
+              <w:t>DW Pattern Library</w:t>
+            </w:r>
+          </w:p>
+        </w:tc>
+        <w:tc>
+          <w:tcPr>
+            <w:tcW w:w="0" w:type="auto"/>
+            <w:tcBorders>
+              <w:top w:val="single" w:sz="6" w:space="0" w:color="C4C7C5"/>
+              <w:left w:val="single" w:sz="6" w:space="0" w:color="C4C7C5"/>
+              <w:bottom w:val="single" w:sz="6" w:space="0" w:color="C4C7C5"/>
+              <w:right w:val="single" w:sz="6" w:space="0" w:color="C4C7C5"/>
+            </w:tcBorders>
+            <w:tcMar>
+              <w:top w:w="120" w:type="dxa"/>
+              <w:left w:w="180" w:type="dxa"/>
+              <w:bottom w:w="120" w:type="dxa"/>
+              <w:right w:w="180" w:type="dxa"/>
+            </w:tcMar>
+            <w:vAlign w:val="center"/>
+            <w:hideMark/>
+          </w:tcPr>
+          <w:p>
+            <w:r>
+              <w:t>Complete (3 Patterns)</w:t>
+            </w:r>
+          </w:p>
+        </w:tc>
+      </w:tr>
+      <w:tr>
+        <w:trPr>
+          <w:tblCellSpacing w:w="15" w:type="dxa"/>
+        </w:trPr>
+        <w:tc>
+          <w:tcPr>
+            <w:tcW w:w="0" w:type="auto"/>
+            <w:tcBorders>
+              <w:top w:val="single" w:sz="6" w:space="0" w:color="C4C7C5"/>
+              <w:left w:val="single" w:sz="6" w:space="0" w:color="C4C7C5"/>
+              <w:bottom w:val="single" w:sz="6" w:space="0" w:color="C4C7C5"/>
+              <w:right w:val="single" w:sz="6" w:space="0" w:color="C4C7C5"/>
+            </w:tcBorders>
+            <w:tcMar>
+              <w:top w:w="120" w:type="dxa"/>
+              <w:left w:w="180" w:type="dxa"/>
+              <w:bottom w:w="120" w:type="dxa"/>
+              <w:right w:w="180" w:type="dxa"/>
+            </w:tcMar>
+            <w:vAlign w:val="center"/>
+            <w:hideMark/>
+          </w:tcPr>
+          <w:p>
+            <w:r>
+              <w:rPr>
+                <w:b/>
+                <w:bCs/>
+              </w:rPr>
+              <w:t>AU Pattern Library</w:t>
+            </w:r>
+          </w:p>
+        </w:tc>
+        <w:tc>
+          <w:tcPr>
+            <w:tcW w:w="0" w:type="auto"/>
+            <w:tcBorders>
+              <w:top w:val="single" w:sz="6" w:space="0" w:color="C4C7C5"/>
+              <w:left w:val="single" w:sz="6" w:space="0" w:color="C4C7C5"/>
+              <w:bottom w:val="single" w:sz="6" w:space="0" w:color="C4C7C5"/>
+              <w:right w:val="single" w:sz="6" w:space="0" w:color="C4C7C5"/>
+            </w:tcBorders>
+            <w:tcMar>
+              <w:top w:w="120" w:type="dxa"/>
+              <w:left w:w="180" w:type="dxa"/>
+              <w:bottom w:w="120" w:type="dxa"/>
+              <w:right w:w="180" w:type="dxa"/>
+            </w:tcMar>
+            <w:vAlign w:val="center"/>
+            <w:hideMark/>
+          </w:tcPr>
+          <w:p>
+            <w:r>
+              <w:t>Not Started</w:t>
+            </w:r>
+          </w:p>
+        </w:tc>
+      </w:tr>
+      <w:tr>
+        <w:trPr>
+          <w:tblCellSpacing w:w="15" w:type="dxa"/>
+        </w:trPr>
+        <w:tc>
+          <w:tcPr>
+            <w:tcW w:w="0" w:type="auto"/>
+            <w:tcBorders>
+              <w:top w:val="single" w:sz="6" w:space="0" w:color="C4C7C5"/>
+              <w:left w:val="single" w:sz="6" w:space="0" w:color="C4C7C5"/>
+              <w:bottom w:val="single" w:sz="6" w:space="0" w:color="C4C7C5"/>
+              <w:right w:val="single" w:sz="6" w:space="0" w:color="C4C7C5"/>
+            </w:tcBorders>
+            <w:tcMar>
+              <w:top w:w="120" w:type="dxa"/>
+              <w:left w:w="180" w:type="dxa"/>
+              <w:bottom w:w="120" w:type="dxa"/>
+              <w:right w:w="180" w:type="dxa"/>
+            </w:tcMar>
+            <w:vAlign w:val="center"/>
+            <w:hideMark/>
+          </w:tcPr>
+          <w:p>
+            <w:r>
+              <w:rPr>
+                <w:b/>
+                <w:bCs/>
+              </w:rPr>
               <w:lastRenderedPageBreak/>
-              <w:t>FF Volume 02 Pattern Library</w:t>
-            </w:r>
-          </w:p>
-        </w:tc>
-        <w:tc>
-          <w:tcPr>
-            <w:tcW w:w="0" w:type="auto"/>
-            <w:tcBorders>
-              <w:top w:val="single" w:sz="6" w:space="0" w:color="C4C7C5"/>
-              <w:left w:val="single" w:sz="6" w:space="0" w:color="C4C7C5"/>
-              <w:bottom w:val="single" w:sz="6" w:space="0" w:color="C4C7C5"/>
-              <w:right w:val="single" w:sz="6" w:space="0" w:color="C4C7C5"/>
-            </w:tcBorders>
-            <w:tcMar>
-              <w:top w:w="120" w:type="dxa"/>
-              <w:left w:w="180" w:type="dxa"/>
-              <w:bottom w:w="120" w:type="dxa"/>
-              <w:right w:w="180" w:type="dxa"/>
-            </w:tcMar>
-            <w:vAlign w:val="center"/>
-            <w:hideMark/>
-          </w:tcPr>
-          <w:p>
-            <w:r>
-              <w:t>Complete</w:t>
-            </w:r>
-          </w:p>
-        </w:tc>
-      </w:tr>
-      <w:tr>
-        <w:trPr>
-          <w:tblCellSpacing w:w="15" w:type="dxa"/>
-        </w:trPr>
-        <w:tc>
-          <w:tcPr>
-            <w:tcW w:w="0" w:type="auto"/>
-            <w:tcBorders>
-              <w:top w:val="single" w:sz="6" w:space="0" w:color="C4C7C5"/>
-              <w:left w:val="single" w:sz="6" w:space="0" w:color="C4C7C5"/>
-              <w:bottom w:val="single" w:sz="6" w:space="0" w:color="C4C7C5"/>
-              <w:right w:val="single" w:sz="6" w:space="0" w:color="C4C7C5"/>
-            </w:tcBorders>
-            <w:tcMar>
-              <w:top w:w="120" w:type="dxa"/>
-              <w:left w:w="180" w:type="dxa"/>
-              <w:bottom w:w="120" w:type="dxa"/>
-              <w:right w:w="180" w:type="dxa"/>
-            </w:tcMar>
-            <w:vAlign w:val="center"/>
-            <w:hideMark/>
-          </w:tcPr>
-          <w:p>
-            <w:r>
-              <w:rPr>
-                <w:b/>
-                <w:bCs/>
-              </w:rPr>
-              <w:t>FF Volume 03 Pattern Library</w:t>
-            </w:r>
-          </w:p>
-        </w:tc>
-        <w:tc>
-          <w:tcPr>
-            <w:tcW w:w="0" w:type="auto"/>
-            <w:tcBorders>
-              <w:top w:val="single" w:sz="6" w:space="0" w:color="C4C7C5"/>
-              <w:left w:val="single" w:sz="6" w:space="0" w:color="C4C7C5"/>
-              <w:bottom w:val="single" w:sz="6" w:space="0" w:color="C4C7C5"/>
-              <w:right w:val="single" w:sz="6" w:space="0" w:color="C4C7C5"/>
-            </w:tcBorders>
-            <w:tcMar>
-              <w:top w:w="120" w:type="dxa"/>
-              <w:left w:w="180" w:type="dxa"/>
-              <w:bottom w:w="120" w:type="dxa"/>
-              <w:right w:w="180" w:type="dxa"/>
-            </w:tcMar>
-            <w:vAlign w:val="center"/>
-            <w:hideMark/>
-          </w:tcPr>
-          <w:p>
-            <w:r>
-              <w:t>Complete</w:t>
-            </w:r>
-          </w:p>
-        </w:tc>
-      </w:tr>
-      <w:tr>
-        <w:trPr>
-          <w:tblCellSpacing w:w="15" w:type="dxa"/>
-        </w:trPr>
-        <w:tc>
-          <w:tcPr>
-            <w:tcW w:w="0" w:type="auto"/>
-            <w:tcBorders>
-              <w:top w:val="single" w:sz="6" w:space="0" w:color="C4C7C5"/>
-              <w:left w:val="single" w:sz="6" w:space="0" w:color="C4C7C5"/>
-              <w:bottom w:val="single" w:sz="6" w:space="0" w:color="C4C7C5"/>
-              <w:right w:val="single" w:sz="6" w:space="0" w:color="C4C7C5"/>
-            </w:tcBorders>
-            <w:tcMar>
-              <w:top w:w="120" w:type="dxa"/>
-              <w:left w:w="180" w:type="dxa"/>
-              <w:bottom w:w="120" w:type="dxa"/>
-              <w:right w:w="180" w:type="dxa"/>
-            </w:tcMar>
-            <w:vAlign w:val="center"/>
-            <w:hideMark/>
-          </w:tcPr>
-          <w:p>
-            <w:r>
-              <w:rPr>
-                <w:b/>
-                <w:bCs/>
-              </w:rPr>
-              <w:t>OS Volume 01 Pattern Library</w:t>
-            </w:r>
-          </w:p>
-        </w:tc>
-        <w:tc>
-          <w:tcPr>
-            <w:tcW w:w="0" w:type="auto"/>
-            <w:tcBorders>
-              <w:top w:val="single" w:sz="6" w:space="0" w:color="C4C7C5"/>
-              <w:left w:val="single" w:sz="6" w:space="0" w:color="C4C7C5"/>
-              <w:bottom w:val="single" w:sz="6" w:space="0" w:color="C4C7C5"/>
-              <w:right w:val="single" w:sz="6" w:space="0" w:color="C4C7C5"/>
-            </w:tcBorders>
-            <w:tcMar>
-              <w:top w:w="120" w:type="dxa"/>
-              <w:left w:w="180" w:type="dxa"/>
-              <w:bottom w:w="120" w:type="dxa"/>
-              <w:right w:w="180" w:type="dxa"/>
-            </w:tcMar>
-            <w:vAlign w:val="center"/>
-            <w:hideMark/>
-          </w:tcPr>
-          <w:p>
-            <w:r>
-              <w:t>Complete</w:t>
-            </w:r>
-          </w:p>
-        </w:tc>
-      </w:tr>
-      <w:tr>
-        <w:trPr>
-          <w:tblCellSpacing w:w="15" w:type="dxa"/>
-        </w:trPr>
-        <w:tc>
-          <w:tcPr>
-            <w:tcW w:w="0" w:type="auto"/>
-            <w:tcBorders>
-              <w:top w:val="single" w:sz="6" w:space="0" w:color="C4C7C5"/>
-              <w:left w:val="single" w:sz="6" w:space="0" w:color="C4C7C5"/>
-              <w:bottom w:val="single" w:sz="6" w:space="0" w:color="C4C7C5"/>
-              <w:right w:val="single" w:sz="6" w:space="0" w:color="C4C7C5"/>
-            </w:tcBorders>
-            <w:tcMar>
-              <w:top w:w="120" w:type="dxa"/>
-              <w:left w:w="180" w:type="dxa"/>
-              <w:bottom w:w="120" w:type="dxa"/>
-              <w:right w:w="180" w:type="dxa"/>
-            </w:tcMar>
-            <w:vAlign w:val="center"/>
-            <w:hideMark/>
-          </w:tcPr>
-          <w:p>
-            <w:r>
-              <w:rPr>
-                <w:b/>
-                <w:bCs/>
-              </w:rPr>
-              <w:t>OS Volume 02 Pattern Library</w:t>
-            </w:r>
-          </w:p>
-        </w:tc>
-        <w:tc>
-          <w:tcPr>
-            <w:tcW w:w="0" w:type="auto"/>
-            <w:tcBorders>
-              <w:top w:val="single" w:sz="6" w:space="0" w:color="C4C7C5"/>
-              <w:left w:val="single" w:sz="6" w:space="0" w:color="C4C7C5"/>
-              <w:bottom w:val="single" w:sz="6" w:space="0" w:color="C4C7C5"/>
-              <w:right w:val="single" w:sz="6" w:space="0" w:color="C4C7C5"/>
-            </w:tcBorders>
-            <w:tcMar>
-              <w:top w:w="120" w:type="dxa"/>
-              <w:left w:w="180" w:type="dxa"/>
-              <w:bottom w:w="120" w:type="dxa"/>
-              <w:right w:w="180" w:type="dxa"/>
-            </w:tcMar>
-            <w:vAlign w:val="center"/>
-            <w:hideMark/>
-          </w:tcPr>
-          <w:p>
-            <w:r>
-              <w:t>Complete</w:t>
-            </w:r>
-          </w:p>
-        </w:tc>
-      </w:tr>
-      <w:tr>
-        <w:trPr>
-          <w:tblCellSpacing w:w="15" w:type="dxa"/>
-        </w:trPr>
-        <w:tc>
-          <w:tcPr>
-            <w:tcW w:w="0" w:type="auto"/>
-            <w:tcBorders>
-              <w:top w:val="single" w:sz="6" w:space="0" w:color="C4C7C5"/>
-              <w:left w:val="single" w:sz="6" w:space="0" w:color="C4C7C5"/>
-              <w:bottom w:val="single" w:sz="6" w:space="0" w:color="C4C7C5"/>
-              <w:right w:val="single" w:sz="6" w:space="0" w:color="C4C7C5"/>
-            </w:tcBorders>
-            <w:tcMar>
-              <w:top w:w="120" w:type="dxa"/>
-              <w:left w:w="180" w:type="dxa"/>
-              <w:bottom w:w="120" w:type="dxa"/>
-              <w:right w:w="180" w:type="dxa"/>
-            </w:tcMar>
-            <w:vAlign w:val="center"/>
-            <w:hideMark/>
-          </w:tcPr>
-          <w:p>
-            <w:r>
-              <w:rPr>
-                <w:b/>
-                <w:bCs/>
-              </w:rPr>
-              <w:t>WI Volume 01 Pattern Library</w:t>
-            </w:r>
-          </w:p>
-        </w:tc>
-        <w:tc>
-          <w:tcPr>
-            <w:tcW w:w="0" w:type="auto"/>
-            <w:tcBorders>
-              <w:top w:val="single" w:sz="6" w:space="0" w:color="C4C7C5"/>
-              <w:left w:val="single" w:sz="6" w:space="0" w:color="C4C7C5"/>
-              <w:bottom w:val="single" w:sz="6" w:space="0" w:color="C4C7C5"/>
-              <w:right w:val="single" w:sz="6" w:space="0" w:color="C4C7C5"/>
-            </w:tcBorders>
-            <w:tcMar>
-              <w:top w:w="120" w:type="dxa"/>
-              <w:left w:w="180" w:type="dxa"/>
-              <w:bottom w:w="120" w:type="dxa"/>
-              <w:right w:w="180" w:type="dxa"/>
-            </w:tcMar>
-            <w:vAlign w:val="center"/>
-            <w:hideMark/>
-          </w:tcPr>
-          <w:p>
-            <w:r>
-              <w:t>Complete (7 Patterns)</w:t>
-            </w:r>
-          </w:p>
-        </w:tc>
-      </w:tr>
-      <w:tr>
-        <w:trPr>
-          <w:tblCellSpacing w:w="15" w:type="dxa"/>
-        </w:trPr>
-        <w:tc>
-          <w:tcPr>
-            <w:tcW w:w="0" w:type="auto"/>
-            <w:tcBorders>
-              <w:top w:val="single" w:sz="6" w:space="0" w:color="C4C7C5"/>
-              <w:left w:val="single" w:sz="6" w:space="0" w:color="C4C7C5"/>
-              <w:bottom w:val="single" w:sz="6" w:space="0" w:color="C4C7C5"/>
-              <w:right w:val="single" w:sz="6" w:space="0" w:color="C4C7C5"/>
-            </w:tcBorders>
-            <w:tcMar>
-              <w:top w:w="120" w:type="dxa"/>
-              <w:left w:w="180" w:type="dxa"/>
-              <w:bottom w:w="120" w:type="dxa"/>
-              <w:right w:w="180" w:type="dxa"/>
-            </w:tcMar>
-            <w:vAlign w:val="center"/>
-            <w:hideMark/>
-          </w:tcPr>
-          <w:p>
-            <w:r>
-              <w:rPr>
-                <w:b/>
-                <w:bCs/>
-              </w:rPr>
-              <w:t>WI Volume 02 Pattern Library</w:t>
-            </w:r>
-          </w:p>
-        </w:tc>
-        <w:tc>
-          <w:tcPr>
-            <w:tcW w:w="0" w:type="auto"/>
-            <w:tcBorders>
-              <w:top w:val="single" w:sz="6" w:space="0" w:color="C4C7C5"/>
-              <w:left w:val="single" w:sz="6" w:space="0" w:color="C4C7C5"/>
-              <w:bottom w:val="single" w:sz="6" w:space="0" w:color="C4C7C5"/>
-              <w:right w:val="single" w:sz="6" w:space="0" w:color="C4C7C5"/>
-            </w:tcBorders>
-            <w:tcMar>
-              <w:top w:w="120" w:type="dxa"/>
-              <w:left w:w="180" w:type="dxa"/>
-              <w:bottom w:w="120" w:type="dxa"/>
-              <w:right w:w="180" w:type="dxa"/>
-            </w:tcMar>
-            <w:vAlign w:val="center"/>
-            <w:hideMark/>
-          </w:tcPr>
-          <w:p>
-            <w:r>
-              <w:rPr>
-                <w:b/>
-                <w:bCs/>
-              </w:rPr>
-              <w:t>Complete (10 Patterns)</w:t>
-            </w:r>
-          </w:p>
-        </w:tc>
-      </w:tr>
-      <w:tr>
-        <w:trPr>
-          <w:tblCellSpacing w:w="15" w:type="dxa"/>
-        </w:trPr>
-        <w:tc>
-          <w:tcPr>
-            <w:tcW w:w="0" w:type="auto"/>
-            <w:tcBorders>
-              <w:top w:val="single" w:sz="6" w:space="0" w:color="C4C7C5"/>
-              <w:left w:val="single" w:sz="6" w:space="0" w:color="C4C7C5"/>
-              <w:bottom w:val="single" w:sz="6" w:space="0" w:color="C4C7C5"/>
-              <w:right w:val="single" w:sz="6" w:space="0" w:color="C4C7C5"/>
-            </w:tcBorders>
-            <w:tcMar>
-              <w:top w:w="120" w:type="dxa"/>
-              <w:left w:w="180" w:type="dxa"/>
-              <w:bottom w:w="120" w:type="dxa"/>
-              <w:right w:w="180" w:type="dxa"/>
-            </w:tcMar>
-            <w:vAlign w:val="center"/>
-            <w:hideMark/>
-          </w:tcPr>
-          <w:p>
-            <w:r>
-              <w:rPr>
-                <w:b/>
-                <w:bCs/>
-              </w:rPr>
-              <w:t>KI Pattern Library</w:t>
+              <w:t>NT Pattern Library</w:t>
             </w:r>
           </w:p>
         </w:tc>
@@ -9889,7 +10335,7 @@
                 <w:b/>
                 <w:bCs/>
               </w:rPr>
-              <w:t>DW Pattern Library</w:t>
+              <w:t>LE Pattern Library</w:t>
             </w:r>
           </w:p>
         </w:tc>
@@ -9946,7 +10392,7 @@
                 <w:b/>
                 <w:bCs/>
               </w:rPr>
-              <w:t>AU Pattern Library</w:t>
+              <w:t>MB Pattern Library</w:t>
             </w:r>
           </w:p>
         </w:tc>
@@ -10003,7 +10449,7 @@
                 <w:b/>
                 <w:bCs/>
               </w:rPr>
-              <w:t>NT Pattern Library</w:t>
+              <w:t>AI Pattern Library</w:t>
             </w:r>
           </w:p>
         </w:tc>
@@ -10060,177 +10506,6 @@
                 <w:b/>
                 <w:bCs/>
               </w:rPr>
-              <w:t>LE Pattern Library</w:t>
-            </w:r>
-          </w:p>
-        </w:tc>
-        <w:tc>
-          <w:tcPr>
-            <w:tcW w:w="0" w:type="auto"/>
-            <w:tcBorders>
-              <w:top w:val="single" w:sz="6" w:space="0" w:color="C4C7C5"/>
-              <w:left w:val="single" w:sz="6" w:space="0" w:color="C4C7C5"/>
-              <w:bottom w:val="single" w:sz="6" w:space="0" w:color="C4C7C5"/>
-              <w:right w:val="single" w:sz="6" w:space="0" w:color="C4C7C5"/>
-            </w:tcBorders>
-            <w:tcMar>
-              <w:top w:w="120" w:type="dxa"/>
-              <w:left w:w="180" w:type="dxa"/>
-              <w:bottom w:w="120" w:type="dxa"/>
-              <w:right w:w="180" w:type="dxa"/>
-            </w:tcMar>
-            <w:vAlign w:val="center"/>
-            <w:hideMark/>
-          </w:tcPr>
-          <w:p>
-            <w:r>
-              <w:t>Not Started</w:t>
-            </w:r>
-          </w:p>
-        </w:tc>
-      </w:tr>
-      <w:tr>
-        <w:trPr>
-          <w:tblCellSpacing w:w="15" w:type="dxa"/>
-        </w:trPr>
-        <w:tc>
-          <w:tcPr>
-            <w:tcW w:w="0" w:type="auto"/>
-            <w:tcBorders>
-              <w:top w:val="single" w:sz="6" w:space="0" w:color="C4C7C5"/>
-              <w:left w:val="single" w:sz="6" w:space="0" w:color="C4C7C5"/>
-              <w:bottom w:val="single" w:sz="6" w:space="0" w:color="C4C7C5"/>
-              <w:right w:val="single" w:sz="6" w:space="0" w:color="C4C7C5"/>
-            </w:tcBorders>
-            <w:tcMar>
-              <w:top w:w="120" w:type="dxa"/>
-              <w:left w:w="180" w:type="dxa"/>
-              <w:bottom w:w="120" w:type="dxa"/>
-              <w:right w:w="180" w:type="dxa"/>
-            </w:tcMar>
-            <w:vAlign w:val="center"/>
-            <w:hideMark/>
-          </w:tcPr>
-          <w:p>
-            <w:r>
-              <w:rPr>
-                <w:b/>
-                <w:bCs/>
-              </w:rPr>
-              <w:t>MB Pattern Library</w:t>
-            </w:r>
-          </w:p>
-        </w:tc>
-        <w:tc>
-          <w:tcPr>
-            <w:tcW w:w="0" w:type="auto"/>
-            <w:tcBorders>
-              <w:top w:val="single" w:sz="6" w:space="0" w:color="C4C7C5"/>
-              <w:left w:val="single" w:sz="6" w:space="0" w:color="C4C7C5"/>
-              <w:bottom w:val="single" w:sz="6" w:space="0" w:color="C4C7C5"/>
-              <w:right w:val="single" w:sz="6" w:space="0" w:color="C4C7C5"/>
-            </w:tcBorders>
-            <w:tcMar>
-              <w:top w:w="120" w:type="dxa"/>
-              <w:left w:w="180" w:type="dxa"/>
-              <w:bottom w:w="120" w:type="dxa"/>
-              <w:right w:w="180" w:type="dxa"/>
-            </w:tcMar>
-            <w:vAlign w:val="center"/>
-            <w:hideMark/>
-          </w:tcPr>
-          <w:p>
-            <w:r>
-              <w:t>Not Started</w:t>
-            </w:r>
-          </w:p>
-        </w:tc>
-      </w:tr>
-      <w:tr>
-        <w:trPr>
-          <w:tblCellSpacing w:w="15" w:type="dxa"/>
-        </w:trPr>
-        <w:tc>
-          <w:tcPr>
-            <w:tcW w:w="0" w:type="auto"/>
-            <w:tcBorders>
-              <w:top w:val="single" w:sz="6" w:space="0" w:color="C4C7C5"/>
-              <w:left w:val="single" w:sz="6" w:space="0" w:color="C4C7C5"/>
-              <w:bottom w:val="single" w:sz="6" w:space="0" w:color="C4C7C5"/>
-              <w:right w:val="single" w:sz="6" w:space="0" w:color="C4C7C5"/>
-            </w:tcBorders>
-            <w:tcMar>
-              <w:top w:w="120" w:type="dxa"/>
-              <w:left w:w="180" w:type="dxa"/>
-              <w:bottom w:w="120" w:type="dxa"/>
-              <w:right w:w="180" w:type="dxa"/>
-            </w:tcMar>
-            <w:vAlign w:val="center"/>
-            <w:hideMark/>
-          </w:tcPr>
-          <w:p>
-            <w:r>
-              <w:rPr>
-                <w:b/>
-                <w:bCs/>
-              </w:rPr>
-              <w:t>AI Pattern Library</w:t>
-            </w:r>
-          </w:p>
-        </w:tc>
-        <w:tc>
-          <w:tcPr>
-            <w:tcW w:w="0" w:type="auto"/>
-            <w:tcBorders>
-              <w:top w:val="single" w:sz="6" w:space="0" w:color="C4C7C5"/>
-              <w:left w:val="single" w:sz="6" w:space="0" w:color="C4C7C5"/>
-              <w:bottom w:val="single" w:sz="6" w:space="0" w:color="C4C7C5"/>
-              <w:right w:val="single" w:sz="6" w:space="0" w:color="C4C7C5"/>
-            </w:tcBorders>
-            <w:tcMar>
-              <w:top w:w="120" w:type="dxa"/>
-              <w:left w:w="180" w:type="dxa"/>
-              <w:bottom w:w="120" w:type="dxa"/>
-              <w:right w:w="180" w:type="dxa"/>
-            </w:tcMar>
-            <w:vAlign w:val="center"/>
-            <w:hideMark/>
-          </w:tcPr>
-          <w:p>
-            <w:r>
-              <w:t>Not Started</w:t>
-            </w:r>
-          </w:p>
-        </w:tc>
-      </w:tr>
-      <w:tr>
-        <w:trPr>
-          <w:tblCellSpacing w:w="15" w:type="dxa"/>
-        </w:trPr>
-        <w:tc>
-          <w:tcPr>
-            <w:tcW w:w="0" w:type="auto"/>
-            <w:tcBorders>
-              <w:top w:val="single" w:sz="6" w:space="0" w:color="C4C7C5"/>
-              <w:left w:val="single" w:sz="6" w:space="0" w:color="C4C7C5"/>
-              <w:bottom w:val="single" w:sz="6" w:space="0" w:color="C4C7C5"/>
-              <w:right w:val="single" w:sz="6" w:space="0" w:color="C4C7C5"/>
-            </w:tcBorders>
-            <w:tcMar>
-              <w:top w:w="120" w:type="dxa"/>
-              <w:left w:w="180" w:type="dxa"/>
-              <w:bottom w:w="120" w:type="dxa"/>
-              <w:right w:w="180" w:type="dxa"/>
-            </w:tcMar>
-            <w:vAlign w:val="center"/>
-            <w:hideMark/>
-          </w:tcPr>
-          <w:p>
-            <w:r>
-              <w:rPr>
-                <w:b/>
-                <w:bCs/>
-              </w:rPr>
               <w:t>Behavioural Pattern Library</w:t>
             </w:r>
           </w:p>
@@ -10255,25 +10530,7 @@
           </w:tcPr>
           <w:p>
             <w:r>
-              <w:rPr>
-                <w:b/>
-                <w:bCs/>
-              </w:rPr>
-              <w:t>Established (4</w:t>
-            </w:r>
-            <w:r>
-              <w:rPr>
-                <w:b/>
-                <w:bCs/>
-              </w:rPr>
-              <w:t>6</w:t>
-            </w:r>
-            <w:r>
-              <w:rPr>
-                <w:b/>
-                <w:bCs/>
-              </w:rPr>
-              <w:t xml:space="preserve"> Patterns)</w:t>
+              <w:t>Established (52 Patterns)</w:t>
             </w:r>
           </w:p>
         </w:tc>
@@ -10453,414 +10710,410 @@
                 <w:b/>
                 <w:bCs/>
               </w:rPr>
+              <w:t>Field</w:t>
+            </w:r>
+          </w:p>
+        </w:tc>
+        <w:tc>
+          <w:tcPr>
+            <w:tcW w:w="0" w:type="auto"/>
+            <w:tcBorders>
+              <w:top w:val="single" w:sz="6" w:space="0" w:color="C4C7C5"/>
+              <w:left w:val="single" w:sz="6" w:space="0" w:color="C4C7C5"/>
+              <w:bottom w:val="single" w:sz="6" w:space="0" w:color="C4C7C5"/>
+              <w:right w:val="single" w:sz="6" w:space="0" w:color="C4C7C5"/>
+            </w:tcBorders>
+            <w:tcMar>
+              <w:top w:w="120" w:type="dxa"/>
+              <w:left w:w="180" w:type="dxa"/>
+              <w:bottom w:w="120" w:type="dxa"/>
+              <w:right w:w="180" w:type="dxa"/>
+            </w:tcMar>
+            <w:vAlign w:val="center"/>
+            <w:hideMark/>
+          </w:tcPr>
+          <w:p>
+            <w:r>
+              <w:rPr>
+                <w:b/>
+                <w:bCs/>
+              </w:rPr>
+              <w:t>Value</w:t>
+            </w:r>
+          </w:p>
+        </w:tc>
+      </w:tr>
+      <w:tr>
+        <w:trPr>
+          <w:tblCellSpacing w:w="15" w:type="dxa"/>
+        </w:trPr>
+        <w:tc>
+          <w:tcPr>
+            <w:tcW w:w="0" w:type="auto"/>
+            <w:tcBorders>
+              <w:top w:val="single" w:sz="6" w:space="0" w:color="C4C7C5"/>
+              <w:left w:val="single" w:sz="6" w:space="0" w:color="C4C7C5"/>
+              <w:bottom w:val="single" w:sz="6" w:space="0" w:color="C4C7C5"/>
+              <w:right w:val="single" w:sz="6" w:space="0" w:color="C4C7C5"/>
+            </w:tcBorders>
+            <w:tcMar>
+              <w:top w:w="120" w:type="dxa"/>
+              <w:left w:w="180" w:type="dxa"/>
+              <w:bottom w:w="120" w:type="dxa"/>
+              <w:right w:w="180" w:type="dxa"/>
+            </w:tcMar>
+            <w:vAlign w:val="center"/>
+            <w:hideMark/>
+          </w:tcPr>
+          <w:p>
+            <w:r>
+              <w:rPr>
+                <w:b/>
+                <w:bCs/>
+              </w:rPr>
+              <w:t>Current Version</w:t>
+            </w:r>
+          </w:p>
+        </w:tc>
+        <w:tc>
+          <w:tcPr>
+            <w:tcW w:w="0" w:type="auto"/>
+            <w:tcBorders>
+              <w:top w:val="single" w:sz="6" w:space="0" w:color="C4C7C5"/>
+              <w:left w:val="single" w:sz="6" w:space="0" w:color="C4C7C5"/>
+              <w:bottom w:val="single" w:sz="6" w:space="0" w:color="C4C7C5"/>
+              <w:right w:val="single" w:sz="6" w:space="0" w:color="C4C7C5"/>
+            </w:tcBorders>
+            <w:tcMar>
+              <w:top w:w="120" w:type="dxa"/>
+              <w:left w:w="180" w:type="dxa"/>
+              <w:bottom w:w="120" w:type="dxa"/>
+              <w:right w:w="180" w:type="dxa"/>
+            </w:tcMar>
+            <w:vAlign w:val="center"/>
+            <w:hideMark/>
+          </w:tcPr>
+          <w:p>
+            <w:r>
+              <w:t>ATLAS v3.2</w:t>
+            </w:r>
+          </w:p>
+        </w:tc>
+      </w:tr>
+      <w:tr>
+        <w:trPr>
+          <w:tblCellSpacing w:w="15" w:type="dxa"/>
+        </w:trPr>
+        <w:tc>
+          <w:tcPr>
+            <w:tcW w:w="0" w:type="auto"/>
+            <w:tcBorders>
+              <w:top w:val="single" w:sz="6" w:space="0" w:color="C4C7C5"/>
+              <w:left w:val="single" w:sz="6" w:space="0" w:color="C4C7C5"/>
+              <w:bottom w:val="single" w:sz="6" w:space="0" w:color="C4C7C5"/>
+              <w:right w:val="single" w:sz="6" w:space="0" w:color="C4C7C5"/>
+            </w:tcBorders>
+            <w:tcMar>
+              <w:top w:w="120" w:type="dxa"/>
+              <w:left w:w="180" w:type="dxa"/>
+              <w:bottom w:w="120" w:type="dxa"/>
+              <w:right w:w="180" w:type="dxa"/>
+            </w:tcMar>
+            <w:vAlign w:val="center"/>
+            <w:hideMark/>
+          </w:tcPr>
+          <w:p>
+            <w:r>
+              <w:rPr>
+                <w:b/>
+                <w:bCs/>
+              </w:rPr>
+              <w:t>Current Stage</w:t>
+            </w:r>
+          </w:p>
+        </w:tc>
+        <w:tc>
+          <w:tcPr>
+            <w:tcW w:w="0" w:type="auto"/>
+            <w:tcBorders>
+              <w:top w:val="single" w:sz="6" w:space="0" w:color="C4C7C5"/>
+              <w:left w:val="single" w:sz="6" w:space="0" w:color="C4C7C5"/>
+              <w:bottom w:val="single" w:sz="6" w:space="0" w:color="C4C7C5"/>
+              <w:right w:val="single" w:sz="6" w:space="0" w:color="C4C7C5"/>
+            </w:tcBorders>
+            <w:tcMar>
+              <w:top w:w="120" w:type="dxa"/>
+              <w:left w:w="180" w:type="dxa"/>
+              <w:bottom w:w="120" w:type="dxa"/>
+              <w:right w:w="180" w:type="dxa"/>
+            </w:tcMar>
+            <w:vAlign w:val="center"/>
+            <w:hideMark/>
+          </w:tcPr>
+          <w:p>
+            <w:r>
+              <w:t>Pattern Discovery &amp; Behavioural Validation</w:t>
+            </w:r>
+          </w:p>
+        </w:tc>
+      </w:tr>
+      <w:tr>
+        <w:trPr>
+          <w:tblCellSpacing w:w="15" w:type="dxa"/>
+        </w:trPr>
+        <w:tc>
+          <w:tcPr>
+            <w:tcW w:w="0" w:type="auto"/>
+            <w:tcBorders>
+              <w:top w:val="single" w:sz="6" w:space="0" w:color="C4C7C5"/>
+              <w:left w:val="single" w:sz="6" w:space="0" w:color="C4C7C5"/>
+              <w:bottom w:val="single" w:sz="6" w:space="0" w:color="C4C7C5"/>
+              <w:right w:val="single" w:sz="6" w:space="0" w:color="C4C7C5"/>
+            </w:tcBorders>
+            <w:tcMar>
+              <w:top w:w="120" w:type="dxa"/>
+              <w:left w:w="180" w:type="dxa"/>
+              <w:bottom w:w="120" w:type="dxa"/>
+              <w:right w:w="180" w:type="dxa"/>
+            </w:tcMar>
+            <w:vAlign w:val="center"/>
+            <w:hideMark/>
+          </w:tcPr>
+          <w:p>
+            <w:r>
+              <w:rPr>
+                <w:b/>
+                <w:bCs/>
+              </w:rPr>
+              <w:t>Primary Focus</w:t>
+            </w:r>
+          </w:p>
+        </w:tc>
+        <w:tc>
+          <w:tcPr>
+            <w:tcW w:w="0" w:type="auto"/>
+            <w:tcBorders>
+              <w:top w:val="single" w:sz="6" w:space="0" w:color="C4C7C5"/>
+              <w:left w:val="single" w:sz="6" w:space="0" w:color="C4C7C5"/>
+              <w:bottom w:val="single" w:sz="6" w:space="0" w:color="C4C7C5"/>
+              <w:right w:val="single" w:sz="6" w:space="0" w:color="C4C7C5"/>
+            </w:tcBorders>
+            <w:tcMar>
+              <w:top w:w="120" w:type="dxa"/>
+              <w:left w:w="180" w:type="dxa"/>
+              <w:bottom w:w="120" w:type="dxa"/>
+              <w:right w:w="180" w:type="dxa"/>
+            </w:tcMar>
+            <w:vAlign w:val="center"/>
+            <w:hideMark/>
+          </w:tcPr>
+          <w:p>
+            <w:r>
+              <w:t>Pattern Identification, Validation &amp; Behavioural Modelling</w:t>
+            </w:r>
+          </w:p>
+        </w:tc>
+      </w:tr>
+      <w:tr>
+        <w:trPr>
+          <w:tblCellSpacing w:w="15" w:type="dxa"/>
+        </w:trPr>
+        <w:tc>
+          <w:tcPr>
+            <w:tcW w:w="0" w:type="auto"/>
+            <w:tcBorders>
+              <w:top w:val="single" w:sz="6" w:space="0" w:color="C4C7C5"/>
+              <w:left w:val="single" w:sz="6" w:space="0" w:color="C4C7C5"/>
+              <w:bottom w:val="single" w:sz="6" w:space="0" w:color="C4C7C5"/>
+              <w:right w:val="single" w:sz="6" w:space="0" w:color="C4C7C5"/>
+            </w:tcBorders>
+            <w:tcMar>
+              <w:top w:w="120" w:type="dxa"/>
+              <w:left w:w="180" w:type="dxa"/>
+              <w:bottom w:w="120" w:type="dxa"/>
+              <w:right w:w="180" w:type="dxa"/>
+            </w:tcMar>
+            <w:vAlign w:val="center"/>
+            <w:hideMark/>
+          </w:tcPr>
+          <w:p>
+            <w:r>
+              <w:rPr>
+                <w:b/>
+                <w:bCs/>
+              </w:rPr>
+              <w:t>Research Categories Established</w:t>
+            </w:r>
+          </w:p>
+        </w:tc>
+        <w:tc>
+          <w:tcPr>
+            <w:tcW w:w="0" w:type="auto"/>
+            <w:tcBorders>
+              <w:top w:val="single" w:sz="6" w:space="0" w:color="C4C7C5"/>
+              <w:left w:val="single" w:sz="6" w:space="0" w:color="C4C7C5"/>
+              <w:bottom w:val="single" w:sz="6" w:space="0" w:color="C4C7C5"/>
+              <w:right w:val="single" w:sz="6" w:space="0" w:color="C4C7C5"/>
+            </w:tcBorders>
+            <w:tcMar>
+              <w:top w:w="120" w:type="dxa"/>
+              <w:left w:w="180" w:type="dxa"/>
+              <w:bottom w:w="120" w:type="dxa"/>
+              <w:right w:w="180" w:type="dxa"/>
+            </w:tcMar>
+            <w:vAlign w:val="center"/>
+            <w:hideMark/>
+          </w:tcPr>
+          <w:p>
+            <w:r>
+              <w:t>10</w:t>
+            </w:r>
+          </w:p>
+        </w:tc>
+      </w:tr>
+      <w:tr>
+        <w:trPr>
+          <w:tblCellSpacing w:w="15" w:type="dxa"/>
+        </w:trPr>
+        <w:tc>
+          <w:tcPr>
+            <w:tcW w:w="0" w:type="auto"/>
+            <w:tcBorders>
+              <w:top w:val="single" w:sz="6" w:space="0" w:color="C4C7C5"/>
+              <w:left w:val="single" w:sz="6" w:space="0" w:color="C4C7C5"/>
+              <w:bottom w:val="single" w:sz="6" w:space="0" w:color="C4C7C5"/>
+              <w:right w:val="single" w:sz="6" w:space="0" w:color="C4C7C5"/>
+            </w:tcBorders>
+            <w:tcMar>
+              <w:top w:w="120" w:type="dxa"/>
+              <w:left w:w="180" w:type="dxa"/>
+              <w:bottom w:w="120" w:type="dxa"/>
+              <w:right w:w="180" w:type="dxa"/>
+            </w:tcMar>
+            <w:vAlign w:val="center"/>
+            <w:hideMark/>
+          </w:tcPr>
+          <w:p>
+            <w:r>
+              <w:rPr>
+                <w:b/>
+                <w:bCs/>
+              </w:rPr>
+              <w:t>Research Categories Active</w:t>
+            </w:r>
+          </w:p>
+        </w:tc>
+        <w:tc>
+          <w:tcPr>
+            <w:tcW w:w="0" w:type="auto"/>
+            <w:tcBorders>
+              <w:top w:val="single" w:sz="6" w:space="0" w:color="C4C7C5"/>
+              <w:left w:val="single" w:sz="6" w:space="0" w:color="C4C7C5"/>
+              <w:bottom w:val="single" w:sz="6" w:space="0" w:color="C4C7C5"/>
+              <w:right w:val="single" w:sz="6" w:space="0" w:color="C4C7C5"/>
+            </w:tcBorders>
+            <w:tcMar>
+              <w:top w:w="120" w:type="dxa"/>
+              <w:left w:w="180" w:type="dxa"/>
+              <w:bottom w:w="120" w:type="dxa"/>
+              <w:right w:w="180" w:type="dxa"/>
+            </w:tcMar>
+            <w:vAlign w:val="center"/>
+            <w:hideMark/>
+          </w:tcPr>
+          <w:p>
+            <w:r>
+              <w:t>5 (FF, OS, WI, DW, KI)</w:t>
+            </w:r>
+          </w:p>
+        </w:tc>
+      </w:tr>
+      <w:tr>
+        <w:trPr>
+          <w:tblCellSpacing w:w="15" w:type="dxa"/>
+        </w:trPr>
+        <w:tc>
+          <w:tcPr>
+            <w:tcW w:w="0" w:type="auto"/>
+            <w:tcBorders>
+              <w:top w:val="single" w:sz="6" w:space="0" w:color="C4C7C5"/>
+              <w:left w:val="single" w:sz="6" w:space="0" w:color="C4C7C5"/>
+              <w:bottom w:val="single" w:sz="6" w:space="0" w:color="C4C7C5"/>
+              <w:right w:val="single" w:sz="6" w:space="0" w:color="C4C7C5"/>
+            </w:tcBorders>
+            <w:tcMar>
+              <w:top w:w="120" w:type="dxa"/>
+              <w:left w:w="180" w:type="dxa"/>
+              <w:bottom w:w="120" w:type="dxa"/>
+              <w:right w:w="180" w:type="dxa"/>
+            </w:tcMar>
+            <w:vAlign w:val="center"/>
+            <w:hideMark/>
+          </w:tcPr>
+          <w:p>
+            <w:r>
+              <w:rPr>
+                <w:b/>
+                <w:bCs/>
+              </w:rPr>
+              <w:t>Research Volumes Completed</w:t>
+            </w:r>
+          </w:p>
+        </w:tc>
+        <w:tc>
+          <w:tcPr>
+            <w:tcW w:w="0" w:type="auto"/>
+            <w:tcBorders>
+              <w:top w:val="single" w:sz="6" w:space="0" w:color="C4C7C5"/>
+              <w:left w:val="single" w:sz="6" w:space="0" w:color="C4C7C5"/>
+              <w:bottom w:val="single" w:sz="6" w:space="0" w:color="C4C7C5"/>
+              <w:right w:val="single" w:sz="6" w:space="0" w:color="C4C7C5"/>
+            </w:tcBorders>
+            <w:tcMar>
+              <w:top w:w="120" w:type="dxa"/>
+              <w:left w:w="180" w:type="dxa"/>
+              <w:bottom w:w="120" w:type="dxa"/>
+              <w:right w:w="180" w:type="dxa"/>
+            </w:tcMar>
+            <w:vAlign w:val="center"/>
+            <w:hideMark/>
+          </w:tcPr>
+          <w:p>
+            <w:r>
+              <w:t>11</w:t>
+            </w:r>
+          </w:p>
+        </w:tc>
+      </w:tr>
+      <w:tr>
+        <w:trPr>
+          <w:tblCellSpacing w:w="15" w:type="dxa"/>
+        </w:trPr>
+        <w:tc>
+          <w:tcPr>
+            <w:tcW w:w="0" w:type="auto"/>
+            <w:tcBorders>
+              <w:top w:val="single" w:sz="6" w:space="0" w:color="C4C7C5"/>
+              <w:left w:val="single" w:sz="6" w:space="0" w:color="C4C7C5"/>
+              <w:bottom w:val="single" w:sz="6" w:space="0" w:color="C4C7C5"/>
+              <w:right w:val="single" w:sz="6" w:space="0" w:color="C4C7C5"/>
+            </w:tcBorders>
+            <w:tcMar>
+              <w:top w:w="120" w:type="dxa"/>
+              <w:left w:w="180" w:type="dxa"/>
+              <w:bottom w:w="120" w:type="dxa"/>
+              <w:right w:w="180" w:type="dxa"/>
+            </w:tcMar>
+            <w:vAlign w:val="center"/>
+            <w:hideMark/>
+          </w:tcPr>
+          <w:p>
+            <w:r>
+              <w:rPr>
+                <w:b/>
+                <w:bCs/>
+              </w:rPr>
               <w:lastRenderedPageBreak/>
-              <w:t>Field</w:t>
-            </w:r>
-          </w:p>
-        </w:tc>
-        <w:tc>
-          <w:tcPr>
-            <w:tcW w:w="0" w:type="auto"/>
-            <w:tcBorders>
-              <w:top w:val="single" w:sz="6" w:space="0" w:color="C4C7C5"/>
-              <w:left w:val="single" w:sz="6" w:space="0" w:color="C4C7C5"/>
-              <w:bottom w:val="single" w:sz="6" w:space="0" w:color="C4C7C5"/>
-              <w:right w:val="single" w:sz="6" w:space="0" w:color="C4C7C5"/>
-            </w:tcBorders>
-            <w:tcMar>
-              <w:top w:w="120" w:type="dxa"/>
-              <w:left w:w="180" w:type="dxa"/>
-              <w:bottom w:w="120" w:type="dxa"/>
-              <w:right w:w="180" w:type="dxa"/>
-            </w:tcMar>
-            <w:vAlign w:val="center"/>
-            <w:hideMark/>
-          </w:tcPr>
-          <w:p>
-            <w:r>
-              <w:rPr>
-                <w:b/>
-                <w:bCs/>
-              </w:rPr>
-              <w:t>Value</w:t>
-            </w:r>
-          </w:p>
-        </w:tc>
-      </w:tr>
-      <w:tr>
-        <w:trPr>
-          <w:tblCellSpacing w:w="15" w:type="dxa"/>
-        </w:trPr>
-        <w:tc>
-          <w:tcPr>
-            <w:tcW w:w="0" w:type="auto"/>
-            <w:tcBorders>
-              <w:top w:val="single" w:sz="6" w:space="0" w:color="C4C7C5"/>
-              <w:left w:val="single" w:sz="6" w:space="0" w:color="C4C7C5"/>
-              <w:bottom w:val="single" w:sz="6" w:space="0" w:color="C4C7C5"/>
-              <w:right w:val="single" w:sz="6" w:space="0" w:color="C4C7C5"/>
-            </w:tcBorders>
-            <w:tcMar>
-              <w:top w:w="120" w:type="dxa"/>
-              <w:left w:w="180" w:type="dxa"/>
-              <w:bottom w:w="120" w:type="dxa"/>
-              <w:right w:w="180" w:type="dxa"/>
-            </w:tcMar>
-            <w:vAlign w:val="center"/>
-            <w:hideMark/>
-          </w:tcPr>
-          <w:p>
-            <w:r>
-              <w:rPr>
-                <w:b/>
-                <w:bCs/>
-              </w:rPr>
-              <w:t>Current Version</w:t>
-            </w:r>
-          </w:p>
-        </w:tc>
-        <w:tc>
-          <w:tcPr>
-            <w:tcW w:w="0" w:type="auto"/>
-            <w:tcBorders>
-              <w:top w:val="single" w:sz="6" w:space="0" w:color="C4C7C5"/>
-              <w:left w:val="single" w:sz="6" w:space="0" w:color="C4C7C5"/>
-              <w:bottom w:val="single" w:sz="6" w:space="0" w:color="C4C7C5"/>
-              <w:right w:val="single" w:sz="6" w:space="0" w:color="C4C7C5"/>
-            </w:tcBorders>
-            <w:tcMar>
-              <w:top w:w="120" w:type="dxa"/>
-              <w:left w:w="180" w:type="dxa"/>
-              <w:bottom w:w="120" w:type="dxa"/>
-              <w:right w:w="180" w:type="dxa"/>
-            </w:tcMar>
-            <w:vAlign w:val="center"/>
-            <w:hideMark/>
-          </w:tcPr>
-          <w:p>
-            <w:r>
-              <w:t>ATLAS v3.2</w:t>
-            </w:r>
-          </w:p>
-        </w:tc>
-      </w:tr>
-      <w:tr>
-        <w:trPr>
-          <w:tblCellSpacing w:w="15" w:type="dxa"/>
-        </w:trPr>
-        <w:tc>
-          <w:tcPr>
-            <w:tcW w:w="0" w:type="auto"/>
-            <w:tcBorders>
-              <w:top w:val="single" w:sz="6" w:space="0" w:color="C4C7C5"/>
-              <w:left w:val="single" w:sz="6" w:space="0" w:color="C4C7C5"/>
-              <w:bottom w:val="single" w:sz="6" w:space="0" w:color="C4C7C5"/>
-              <w:right w:val="single" w:sz="6" w:space="0" w:color="C4C7C5"/>
-            </w:tcBorders>
-            <w:tcMar>
-              <w:top w:w="120" w:type="dxa"/>
-              <w:left w:w="180" w:type="dxa"/>
-              <w:bottom w:w="120" w:type="dxa"/>
-              <w:right w:w="180" w:type="dxa"/>
-            </w:tcMar>
-            <w:vAlign w:val="center"/>
-            <w:hideMark/>
-          </w:tcPr>
-          <w:p>
-            <w:r>
-              <w:rPr>
-                <w:b/>
-                <w:bCs/>
-              </w:rPr>
-              <w:t>Current Stage</w:t>
-            </w:r>
-          </w:p>
-        </w:tc>
-        <w:tc>
-          <w:tcPr>
-            <w:tcW w:w="0" w:type="auto"/>
-            <w:tcBorders>
-              <w:top w:val="single" w:sz="6" w:space="0" w:color="C4C7C5"/>
-              <w:left w:val="single" w:sz="6" w:space="0" w:color="C4C7C5"/>
-              <w:bottom w:val="single" w:sz="6" w:space="0" w:color="C4C7C5"/>
-              <w:right w:val="single" w:sz="6" w:space="0" w:color="C4C7C5"/>
-            </w:tcBorders>
-            <w:tcMar>
-              <w:top w:w="120" w:type="dxa"/>
-              <w:left w:w="180" w:type="dxa"/>
-              <w:bottom w:w="120" w:type="dxa"/>
-              <w:right w:w="180" w:type="dxa"/>
-            </w:tcMar>
-            <w:vAlign w:val="center"/>
-            <w:hideMark/>
-          </w:tcPr>
-          <w:p>
-            <w:r>
-              <w:t>Pattern Discovery &amp; Behavioural Validation</w:t>
-            </w:r>
-          </w:p>
-        </w:tc>
-      </w:tr>
-      <w:tr>
-        <w:trPr>
-          <w:tblCellSpacing w:w="15" w:type="dxa"/>
-        </w:trPr>
-        <w:tc>
-          <w:tcPr>
-            <w:tcW w:w="0" w:type="auto"/>
-            <w:tcBorders>
-              <w:top w:val="single" w:sz="6" w:space="0" w:color="C4C7C5"/>
-              <w:left w:val="single" w:sz="6" w:space="0" w:color="C4C7C5"/>
-              <w:bottom w:val="single" w:sz="6" w:space="0" w:color="C4C7C5"/>
-              <w:right w:val="single" w:sz="6" w:space="0" w:color="C4C7C5"/>
-            </w:tcBorders>
-            <w:tcMar>
-              <w:top w:w="120" w:type="dxa"/>
-              <w:left w:w="180" w:type="dxa"/>
-              <w:bottom w:w="120" w:type="dxa"/>
-              <w:right w:w="180" w:type="dxa"/>
-            </w:tcMar>
-            <w:vAlign w:val="center"/>
-            <w:hideMark/>
-          </w:tcPr>
-          <w:p>
-            <w:r>
-              <w:rPr>
-                <w:b/>
-                <w:bCs/>
-              </w:rPr>
-              <w:t>Primary Focus</w:t>
-            </w:r>
-          </w:p>
-        </w:tc>
-        <w:tc>
-          <w:tcPr>
-            <w:tcW w:w="0" w:type="auto"/>
-            <w:tcBorders>
-              <w:top w:val="single" w:sz="6" w:space="0" w:color="C4C7C5"/>
-              <w:left w:val="single" w:sz="6" w:space="0" w:color="C4C7C5"/>
-              <w:bottom w:val="single" w:sz="6" w:space="0" w:color="C4C7C5"/>
-              <w:right w:val="single" w:sz="6" w:space="0" w:color="C4C7C5"/>
-            </w:tcBorders>
-            <w:tcMar>
-              <w:top w:w="120" w:type="dxa"/>
-              <w:left w:w="180" w:type="dxa"/>
-              <w:bottom w:w="120" w:type="dxa"/>
-              <w:right w:w="180" w:type="dxa"/>
-            </w:tcMar>
-            <w:vAlign w:val="center"/>
-            <w:hideMark/>
-          </w:tcPr>
-          <w:p>
-            <w:r>
-              <w:t>Pattern Identification, Validation &amp; Behavioural Modelling</w:t>
-            </w:r>
-          </w:p>
-        </w:tc>
-      </w:tr>
-      <w:tr>
-        <w:trPr>
-          <w:tblCellSpacing w:w="15" w:type="dxa"/>
-        </w:trPr>
-        <w:tc>
-          <w:tcPr>
-            <w:tcW w:w="0" w:type="auto"/>
-            <w:tcBorders>
-              <w:top w:val="single" w:sz="6" w:space="0" w:color="C4C7C5"/>
-              <w:left w:val="single" w:sz="6" w:space="0" w:color="C4C7C5"/>
-              <w:bottom w:val="single" w:sz="6" w:space="0" w:color="C4C7C5"/>
-              <w:right w:val="single" w:sz="6" w:space="0" w:color="C4C7C5"/>
-            </w:tcBorders>
-            <w:tcMar>
-              <w:top w:w="120" w:type="dxa"/>
-              <w:left w:w="180" w:type="dxa"/>
-              <w:bottom w:w="120" w:type="dxa"/>
-              <w:right w:w="180" w:type="dxa"/>
-            </w:tcMar>
-            <w:vAlign w:val="center"/>
-            <w:hideMark/>
-          </w:tcPr>
-          <w:p>
-            <w:r>
-              <w:rPr>
-                <w:b/>
-                <w:bCs/>
-              </w:rPr>
-              <w:t>Research Categories Established</w:t>
-            </w:r>
-          </w:p>
-        </w:tc>
-        <w:tc>
-          <w:tcPr>
-            <w:tcW w:w="0" w:type="auto"/>
-            <w:tcBorders>
-              <w:top w:val="single" w:sz="6" w:space="0" w:color="C4C7C5"/>
-              <w:left w:val="single" w:sz="6" w:space="0" w:color="C4C7C5"/>
-              <w:bottom w:val="single" w:sz="6" w:space="0" w:color="C4C7C5"/>
-              <w:right w:val="single" w:sz="6" w:space="0" w:color="C4C7C5"/>
-            </w:tcBorders>
-            <w:tcMar>
-              <w:top w:w="120" w:type="dxa"/>
-              <w:left w:w="180" w:type="dxa"/>
-              <w:bottom w:w="120" w:type="dxa"/>
-              <w:right w:w="180" w:type="dxa"/>
-            </w:tcMar>
-            <w:vAlign w:val="center"/>
-            <w:hideMark/>
-          </w:tcPr>
-          <w:p>
-            <w:r>
-              <w:t>10</w:t>
-            </w:r>
-          </w:p>
-        </w:tc>
-      </w:tr>
-      <w:tr>
-        <w:trPr>
-          <w:tblCellSpacing w:w="15" w:type="dxa"/>
-        </w:trPr>
-        <w:tc>
-          <w:tcPr>
-            <w:tcW w:w="0" w:type="auto"/>
-            <w:tcBorders>
-              <w:top w:val="single" w:sz="6" w:space="0" w:color="C4C7C5"/>
-              <w:left w:val="single" w:sz="6" w:space="0" w:color="C4C7C5"/>
-              <w:bottom w:val="single" w:sz="6" w:space="0" w:color="C4C7C5"/>
-              <w:right w:val="single" w:sz="6" w:space="0" w:color="C4C7C5"/>
-            </w:tcBorders>
-            <w:tcMar>
-              <w:top w:w="120" w:type="dxa"/>
-              <w:left w:w="180" w:type="dxa"/>
-              <w:bottom w:w="120" w:type="dxa"/>
-              <w:right w:w="180" w:type="dxa"/>
-            </w:tcMar>
-            <w:vAlign w:val="center"/>
-            <w:hideMark/>
-          </w:tcPr>
-          <w:p>
-            <w:r>
-              <w:rPr>
-                <w:b/>
-                <w:bCs/>
-              </w:rPr>
-              <w:t>Research Categories Active</w:t>
-            </w:r>
-          </w:p>
-        </w:tc>
-        <w:tc>
-          <w:tcPr>
-            <w:tcW w:w="0" w:type="auto"/>
-            <w:tcBorders>
-              <w:top w:val="single" w:sz="6" w:space="0" w:color="C4C7C5"/>
-              <w:left w:val="single" w:sz="6" w:space="0" w:color="C4C7C5"/>
-              <w:bottom w:val="single" w:sz="6" w:space="0" w:color="C4C7C5"/>
-              <w:right w:val="single" w:sz="6" w:space="0" w:color="C4C7C5"/>
-            </w:tcBorders>
-            <w:tcMar>
-              <w:top w:w="120" w:type="dxa"/>
-              <w:left w:w="180" w:type="dxa"/>
-              <w:bottom w:w="120" w:type="dxa"/>
-              <w:right w:w="180" w:type="dxa"/>
-            </w:tcMar>
-            <w:vAlign w:val="center"/>
-            <w:hideMark/>
-          </w:tcPr>
-          <w:p>
-            <w:r>
-              <w:t>3 (FF, OS, WI)</w:t>
-            </w:r>
-          </w:p>
-        </w:tc>
-      </w:tr>
-      <w:tr>
-        <w:trPr>
-          <w:tblCellSpacing w:w="15" w:type="dxa"/>
-        </w:trPr>
-        <w:tc>
-          <w:tcPr>
-            <w:tcW w:w="0" w:type="auto"/>
-            <w:tcBorders>
-              <w:top w:val="single" w:sz="6" w:space="0" w:color="C4C7C5"/>
-              <w:left w:val="single" w:sz="6" w:space="0" w:color="C4C7C5"/>
-              <w:bottom w:val="single" w:sz="6" w:space="0" w:color="C4C7C5"/>
-              <w:right w:val="single" w:sz="6" w:space="0" w:color="C4C7C5"/>
-            </w:tcBorders>
-            <w:tcMar>
-              <w:top w:w="120" w:type="dxa"/>
-              <w:left w:w="180" w:type="dxa"/>
-              <w:bottom w:w="120" w:type="dxa"/>
-              <w:right w:w="180" w:type="dxa"/>
-            </w:tcMar>
-            <w:vAlign w:val="center"/>
-            <w:hideMark/>
-          </w:tcPr>
-          <w:p>
-            <w:r>
-              <w:rPr>
-                <w:b/>
-                <w:bCs/>
-              </w:rPr>
-              <w:t>Research Volumes Completed</w:t>
-            </w:r>
-          </w:p>
-        </w:tc>
-        <w:tc>
-          <w:tcPr>
-            <w:tcW w:w="0" w:type="auto"/>
-            <w:tcBorders>
-              <w:top w:val="single" w:sz="6" w:space="0" w:color="C4C7C5"/>
-              <w:left w:val="single" w:sz="6" w:space="0" w:color="C4C7C5"/>
-              <w:bottom w:val="single" w:sz="6" w:space="0" w:color="C4C7C5"/>
-              <w:right w:val="single" w:sz="6" w:space="0" w:color="C4C7C5"/>
-            </w:tcBorders>
-            <w:tcMar>
-              <w:top w:w="120" w:type="dxa"/>
-              <w:left w:w="180" w:type="dxa"/>
-              <w:bottom w:w="120" w:type="dxa"/>
-              <w:right w:w="180" w:type="dxa"/>
-            </w:tcMar>
-            <w:vAlign w:val="center"/>
-            <w:hideMark/>
-          </w:tcPr>
-          <w:p>
-            <w:r>
-              <w:rPr>
-                <w:b/>
-                <w:bCs/>
-              </w:rPr>
-              <w:t>7</w:t>
-            </w:r>
-          </w:p>
-        </w:tc>
-      </w:tr>
-      <w:tr>
-        <w:trPr>
-          <w:tblCellSpacing w:w="15" w:type="dxa"/>
-        </w:trPr>
-        <w:tc>
-          <w:tcPr>
-            <w:tcW w:w="0" w:type="auto"/>
-            <w:tcBorders>
-              <w:top w:val="single" w:sz="6" w:space="0" w:color="C4C7C5"/>
-              <w:left w:val="single" w:sz="6" w:space="0" w:color="C4C7C5"/>
-              <w:bottom w:val="single" w:sz="6" w:space="0" w:color="C4C7C5"/>
-              <w:right w:val="single" w:sz="6" w:space="0" w:color="C4C7C5"/>
-            </w:tcBorders>
-            <w:tcMar>
-              <w:top w:w="120" w:type="dxa"/>
-              <w:left w:w="180" w:type="dxa"/>
-              <w:bottom w:w="120" w:type="dxa"/>
-              <w:right w:w="180" w:type="dxa"/>
-            </w:tcMar>
-            <w:vAlign w:val="center"/>
-            <w:hideMark/>
-          </w:tcPr>
-          <w:p>
-            <w:r>
-              <w:rPr>
-                <w:b/>
-                <w:bCs/>
-              </w:rPr>
               <w:t>Total Patterns</w:t>
             </w:r>
           </w:p>
@@ -10885,18 +11138,7 @@
           </w:tcPr>
           <w:p>
             <w:r>
-              <w:rPr>
-                <w:b/>
-                <w:bCs/>
-              </w:rPr>
-              <w:t>4</w:t>
-            </w:r>
-            <w:r>
-              <w:rPr>
-                <w:b/>
-                <w:bCs/>
-              </w:rPr>
-              <w:t>6</w:t>
+              <w:t>52</w:t>
             </w:r>
           </w:p>
         </w:tc>
@@ -10953,7 +11195,7 @@
           </w:tcPr>
           <w:p>
             <w:r>
-              <w:t>26</w:t>
+              <w:t>32</w:t>
             </w:r>
           </w:p>
         </w:tc>
@@ -11238,11 +11480,7 @@
           </w:tcPr>
           <w:p>
             <w:r>
-              <w:rPr>
-                <w:b/>
-                <w:bCs/>
-              </w:rPr>
-              <w:t>277</w:t>
+              <w:t>316</w:t>
             </w:r>
           </w:p>
         </w:tc>
@@ -11257,6 +11495,315 @@
     </w:sectPr>
   </w:body>
 </w:document>
+</file>
+
+<file path=word/numbering.xml><?xml version="1.0" encoding="utf-8"?>
+<w:numbering xmlns:wpc="http://schemas.microsoft.com/office/word/2010/wordprocessingCanvas" xmlns:cx="http://schemas.microsoft.com/office/drawing/2014/chartex" xmlns:cx1="http://schemas.microsoft.com/office/drawing/2015/9/8/chartex" xmlns:cx2="http://schemas.microsoft.com/office/drawing/2015/10/21/chartex" xmlns:cx3="http://schemas.microsoft.com/office/drawing/2016/5/9/chartex" xmlns:cx4="http://schemas.microsoft.com/office/drawing/2016/5/10/chartex" xmlns:cx5="http://schemas.microsoft.com/office/drawing/2016/5/11/chartex" xmlns:cx6="http://schemas.microsoft.com/office/drawing/2016/5/12/chartex" xmlns:cx7="http://schemas.microsoft.com/office/drawing/2016/5/13/chartex" xmlns:cx8="http://schemas.microsoft.com/office/drawing/2016/5/14/chartex" xmlns:mc="http://schemas.openxmlformats.org/markup-compatibility/2006" xmlns:aink="http://schemas.microsoft.com/office/drawing/2016/ink" xmlns:am3d="http://schemas.microsoft.com/office/drawing/2017/model3d" xmlns:o="urn:schemas-microsoft-com:office:office" xmlns:oel="http://schemas.microsoft.com/office/2019/extlst" xmlns:r="http://schemas.openxmlformats.org/officeDocument/2006/relationships" xmlns:m="http://schemas.openxmlformats.org/officeDocument/2006/math" xmlns:v="urn:schemas-microsoft-com:vml" xmlns:wp14="http://schemas.microsoft.com/office/word/2010/wordprocessingDrawing" xmlns:wp="http://schemas.openxmlformats.org/drawingml/2006/wordprocessingDrawing" xmlns:w10="urn:schemas-microsoft-com:office:word" xmlns:w="http://schemas.openxmlformats.org/wordprocessingml/2006/main" xmlns:w14="http://schemas.microsoft.com/office/word/2010/wordml" xmlns:w15="http://schemas.microsoft.com/office/word/2012/wordml" xmlns:w16cei="http://schemas.microsoft.com/office/word/2026/wordml/cei" xmlns:w16cex="http://schemas.microsoft.com/office/word/2018/wordml/cex" xmlns:w16cid="http://schemas.microsoft.com/office/word/2016/wordml/cid" xmlns:w16="http://schemas.microsoft.com/office/word/2018/wordml" xmlns:w16du="http://schemas.microsoft.com/office/word/2023/wordml/word16du" xmlns:w16sdtdh="http://schemas.microsoft.com/office/word/2020/wordml/sdtdatahash" xmlns:w16sdtfl="http://schemas.microsoft.com/office/word/2024/wordml/sdtformatlock" xmlns:w16se="http://schemas.microsoft.com/office/word/2015/wordml/symex" xmlns:wpg="http://schemas.microsoft.com/office/word/2010/wordprocessingGroup" xmlns:wpi="http://schemas.microsoft.com/office/word/2010/wordprocessingInk" xmlns:wne="http://schemas.microsoft.com/office/word/2006/wordml" xmlns:wps="http://schemas.microsoft.com/office/word/2010/wordprocessingShape" mc:Ignorable="w14 w15 w16se w16cid w16 w16cex w16sdtdh w16sdtfl w16du wp14">
+  <w:abstractNum w:abstractNumId="0" w15:restartNumberingAfterBreak="0">
+    <w:nsid w:val="0D4A04A2"/>
+    <w:multiLevelType w:val="multilevel"/>
+    <w:tmpl w:val="F99C5B82"/>
+    <w:lvl w:ilvl="0">
+      <w:start w:val="1"/>
+      <w:numFmt w:val="bullet"/>
+      <w:lvlText w:val=""/>
+      <w:lvlJc w:val="left"/>
+      <w:pPr>
+        <w:tabs>
+          <w:tab w:val="num" w:pos="720"/>
+        </w:tabs>
+        <w:ind w:left="720" w:hanging="360"/>
+      </w:pPr>
+      <w:rPr>
+        <w:rFonts w:ascii="Symbol" w:hAnsi="Symbol" w:hint="default"/>
+        <w:sz w:val="20"/>
+      </w:rPr>
+    </w:lvl>
+    <w:lvl w:ilvl="1" w:tentative="1">
+      <w:start w:val="1"/>
+      <w:numFmt w:val="bullet"/>
+      <w:lvlText w:val="o"/>
+      <w:lvlJc w:val="left"/>
+      <w:pPr>
+        <w:tabs>
+          <w:tab w:val="num" w:pos="1440"/>
+        </w:tabs>
+        <w:ind w:left="1440" w:hanging="360"/>
+      </w:pPr>
+      <w:rPr>
+        <w:rFonts w:ascii="Courier New" w:hAnsi="Courier New" w:hint="default"/>
+        <w:sz w:val="20"/>
+      </w:rPr>
+    </w:lvl>
+    <w:lvl w:ilvl="2" w:tentative="1">
+      <w:start w:val="1"/>
+      <w:numFmt w:val="bullet"/>
+      <w:lvlText w:val=""/>
+      <w:lvlJc w:val="left"/>
+      <w:pPr>
+        <w:tabs>
+          <w:tab w:val="num" w:pos="2160"/>
+        </w:tabs>
+        <w:ind w:left="2160" w:hanging="360"/>
+      </w:pPr>
+      <w:rPr>
+        <w:rFonts w:ascii="Wingdings" w:hAnsi="Wingdings" w:hint="default"/>
+        <w:sz w:val="20"/>
+      </w:rPr>
+    </w:lvl>
+    <w:lvl w:ilvl="3" w:tentative="1">
+      <w:start w:val="1"/>
+      <w:numFmt w:val="bullet"/>
+      <w:lvlText w:val=""/>
+      <w:lvlJc w:val="left"/>
+      <w:pPr>
+        <w:tabs>
+          <w:tab w:val="num" w:pos="2880"/>
+        </w:tabs>
+        <w:ind w:left="2880" w:hanging="360"/>
+      </w:pPr>
+      <w:rPr>
+        <w:rFonts w:ascii="Wingdings" w:hAnsi="Wingdings" w:hint="default"/>
+        <w:sz w:val="20"/>
+      </w:rPr>
+    </w:lvl>
+    <w:lvl w:ilvl="4" w:tentative="1">
+      <w:start w:val="1"/>
+      <w:numFmt w:val="bullet"/>
+      <w:lvlText w:val=""/>
+      <w:lvlJc w:val="left"/>
+      <w:pPr>
+        <w:tabs>
+          <w:tab w:val="num" w:pos="3600"/>
+        </w:tabs>
+        <w:ind w:left="3600" w:hanging="360"/>
+      </w:pPr>
+      <w:rPr>
+        <w:rFonts w:ascii="Wingdings" w:hAnsi="Wingdings" w:hint="default"/>
+        <w:sz w:val="20"/>
+      </w:rPr>
+    </w:lvl>
+    <w:lvl w:ilvl="5" w:tentative="1">
+      <w:start w:val="1"/>
+      <w:numFmt w:val="bullet"/>
+      <w:lvlText w:val=""/>
+      <w:lvlJc w:val="left"/>
+      <w:pPr>
+        <w:tabs>
+          <w:tab w:val="num" w:pos="4320"/>
+        </w:tabs>
+        <w:ind w:left="4320" w:hanging="360"/>
+      </w:pPr>
+      <w:rPr>
+        <w:rFonts w:ascii="Wingdings" w:hAnsi="Wingdings" w:hint="default"/>
+        <w:sz w:val="20"/>
+      </w:rPr>
+    </w:lvl>
+    <w:lvl w:ilvl="6" w:tentative="1">
+      <w:start w:val="1"/>
+      <w:numFmt w:val="bullet"/>
+      <w:lvlText w:val=""/>
+      <w:lvlJc w:val="left"/>
+      <w:pPr>
+        <w:tabs>
+          <w:tab w:val="num" w:pos="5040"/>
+        </w:tabs>
+        <w:ind w:left="5040" w:hanging="360"/>
+      </w:pPr>
+      <w:rPr>
+        <w:rFonts w:ascii="Wingdings" w:hAnsi="Wingdings" w:hint="default"/>
+        <w:sz w:val="20"/>
+      </w:rPr>
+    </w:lvl>
+    <w:lvl w:ilvl="7" w:tentative="1">
+      <w:start w:val="1"/>
+      <w:numFmt w:val="bullet"/>
+      <w:lvlText w:val=""/>
+      <w:lvlJc w:val="left"/>
+      <w:pPr>
+        <w:tabs>
+          <w:tab w:val="num" w:pos="5760"/>
+        </w:tabs>
+        <w:ind w:left="5760" w:hanging="360"/>
+      </w:pPr>
+      <w:rPr>
+        <w:rFonts w:ascii="Wingdings" w:hAnsi="Wingdings" w:hint="default"/>
+        <w:sz w:val="20"/>
+      </w:rPr>
+    </w:lvl>
+    <w:lvl w:ilvl="8" w:tentative="1">
+      <w:start w:val="1"/>
+      <w:numFmt w:val="bullet"/>
+      <w:lvlText w:val=""/>
+      <w:lvlJc w:val="left"/>
+      <w:pPr>
+        <w:tabs>
+          <w:tab w:val="num" w:pos="6480"/>
+        </w:tabs>
+        <w:ind w:left="6480" w:hanging="360"/>
+      </w:pPr>
+      <w:rPr>
+        <w:rFonts w:ascii="Wingdings" w:hAnsi="Wingdings" w:hint="default"/>
+        <w:sz w:val="20"/>
+      </w:rPr>
+    </w:lvl>
+  </w:abstractNum>
+  <w:abstractNum w:abstractNumId="1" w15:restartNumberingAfterBreak="0">
+    <w:nsid w:val="752E296D"/>
+    <w:multiLevelType w:val="multilevel"/>
+    <w:tmpl w:val="DD0EE580"/>
+    <w:lvl w:ilvl="0">
+      <w:start w:val="1"/>
+      <w:numFmt w:val="bullet"/>
+      <w:lvlText w:val=""/>
+      <w:lvlJc w:val="left"/>
+      <w:pPr>
+        <w:tabs>
+          <w:tab w:val="num" w:pos="720"/>
+        </w:tabs>
+        <w:ind w:left="720" w:hanging="360"/>
+      </w:pPr>
+      <w:rPr>
+        <w:rFonts w:ascii="Symbol" w:hAnsi="Symbol" w:hint="default"/>
+        <w:sz w:val="20"/>
+      </w:rPr>
+    </w:lvl>
+    <w:lvl w:ilvl="1" w:tentative="1">
+      <w:start w:val="1"/>
+      <w:numFmt w:val="bullet"/>
+      <w:lvlText w:val="o"/>
+      <w:lvlJc w:val="left"/>
+      <w:pPr>
+        <w:tabs>
+          <w:tab w:val="num" w:pos="1440"/>
+        </w:tabs>
+        <w:ind w:left="1440" w:hanging="360"/>
+      </w:pPr>
+      <w:rPr>
+        <w:rFonts w:ascii="Courier New" w:hAnsi="Courier New" w:hint="default"/>
+        <w:sz w:val="20"/>
+      </w:rPr>
+    </w:lvl>
+    <w:lvl w:ilvl="2" w:tentative="1">
+      <w:start w:val="1"/>
+      <w:numFmt w:val="bullet"/>
+      <w:lvlText w:val=""/>
+      <w:lvlJc w:val="left"/>
+      <w:pPr>
+        <w:tabs>
+          <w:tab w:val="num" w:pos="2160"/>
+        </w:tabs>
+        <w:ind w:left="2160" w:hanging="360"/>
+      </w:pPr>
+      <w:rPr>
+        <w:rFonts w:ascii="Wingdings" w:hAnsi="Wingdings" w:hint="default"/>
+        <w:sz w:val="20"/>
+      </w:rPr>
+    </w:lvl>
+    <w:lvl w:ilvl="3" w:tentative="1">
+      <w:start w:val="1"/>
+      <w:numFmt w:val="bullet"/>
+      <w:lvlText w:val=""/>
+      <w:lvlJc w:val="left"/>
+      <w:pPr>
+        <w:tabs>
+          <w:tab w:val="num" w:pos="2880"/>
+        </w:tabs>
+        <w:ind w:left="2880" w:hanging="360"/>
+      </w:pPr>
+      <w:rPr>
+        <w:rFonts w:ascii="Wingdings" w:hAnsi="Wingdings" w:hint="default"/>
+        <w:sz w:val="20"/>
+      </w:rPr>
+    </w:lvl>
+    <w:lvl w:ilvl="4" w:tentative="1">
+      <w:start w:val="1"/>
+      <w:numFmt w:val="bullet"/>
+      <w:lvlText w:val=""/>
+      <w:lvlJc w:val="left"/>
+      <w:pPr>
+        <w:tabs>
+          <w:tab w:val="num" w:pos="3600"/>
+        </w:tabs>
+        <w:ind w:left="3600" w:hanging="360"/>
+      </w:pPr>
+      <w:rPr>
+        <w:rFonts w:ascii="Wingdings" w:hAnsi="Wingdings" w:hint="default"/>
+        <w:sz w:val="20"/>
+      </w:rPr>
+    </w:lvl>
+    <w:lvl w:ilvl="5" w:tentative="1">
+      <w:start w:val="1"/>
+      <w:numFmt w:val="bullet"/>
+      <w:lvlText w:val=""/>
+      <w:lvlJc w:val="left"/>
+      <w:pPr>
+        <w:tabs>
+          <w:tab w:val="num" w:pos="4320"/>
+        </w:tabs>
+        <w:ind w:left="4320" w:hanging="360"/>
+      </w:pPr>
+      <w:rPr>
+        <w:rFonts w:ascii="Wingdings" w:hAnsi="Wingdings" w:hint="default"/>
+        <w:sz w:val="20"/>
+      </w:rPr>
+    </w:lvl>
+    <w:lvl w:ilvl="6" w:tentative="1">
+      <w:start w:val="1"/>
+      <w:numFmt w:val="bullet"/>
+      <w:lvlText w:val=""/>
+      <w:lvlJc w:val="left"/>
+      <w:pPr>
+        <w:tabs>
+          <w:tab w:val="num" w:pos="5040"/>
+        </w:tabs>
+        <w:ind w:left="5040" w:hanging="360"/>
+      </w:pPr>
+      <w:rPr>
+        <w:rFonts w:ascii="Wingdings" w:hAnsi="Wingdings" w:hint="default"/>
+        <w:sz w:val="20"/>
+      </w:rPr>
+    </w:lvl>
+    <w:lvl w:ilvl="7" w:tentative="1">
+      <w:start w:val="1"/>
+      <w:numFmt w:val="bullet"/>
+      <w:lvlText w:val=""/>
+      <w:lvlJc w:val="left"/>
+      <w:pPr>
+        <w:tabs>
+          <w:tab w:val="num" w:pos="5760"/>
+        </w:tabs>
+        <w:ind w:left="5760" w:hanging="360"/>
+      </w:pPr>
+      <w:rPr>
+        <w:rFonts w:ascii="Wingdings" w:hAnsi="Wingdings" w:hint="default"/>
+        <w:sz w:val="20"/>
+      </w:rPr>
+    </w:lvl>
+    <w:lvl w:ilvl="8" w:tentative="1">
+      <w:start w:val="1"/>
+      <w:numFmt w:val="bullet"/>
+      <w:lvlText w:val=""/>
+      <w:lvlJc w:val="left"/>
+      <w:pPr>
+        <w:tabs>
+          <w:tab w:val="num" w:pos="6480"/>
+        </w:tabs>
+        <w:ind w:left="6480" w:hanging="360"/>
+      </w:pPr>
+      <w:rPr>
+        <w:rFonts w:ascii="Wingdings" w:hAnsi="Wingdings" w:hint="default"/>
+        <w:sz w:val="20"/>
+      </w:rPr>
+    </w:lvl>
+  </w:abstractNum>
+  <w:num w:numId="1" w16cid:durableId="2100364310">
+    <w:abstractNumId w:val="0"/>
+  </w:num>
+  <w:num w:numId="2" w16cid:durableId="1904557700">
+    <w:abstractNumId w:val="1"/>
+  </w:num>
+</w:numbering>
 </file>
 
 <file path=word/styles.xml><?xml version="1.0" encoding="utf-8"?>

--- a/atlas/metrics/Pattern Metrics.docx
+++ b/atlas/metrics/Pattern Metrics.docx
@@ -26,7 +26,7 @@
         <w:t>System Version:</w:t>
       </w:r>
       <w:r>
-        <w:t xml:space="preserve"> ATLAS v3.2</w:t>
+        <w:t xml:space="preserve"> ATLAS v3.3</w:t>
       </w:r>
     </w:p>
     <w:p>
@@ -38,7 +38,7 @@
         <w:t>Last Updated:</w:t>
       </w:r>
       <w:r>
-        <w:t xml:space="preserve"> 06 August 2026</w:t>
+        <w:t xml:space="preserve"> 07 August 2026</w:t>
       </w:r>
     </w:p>
     <w:p>
@@ -75,11 +75,18 @@
       <w:pPr>
         <w:numPr>
           <w:ilvl w:val="0"/>
-          <w:numId w:val="1"/>
+          <w:numId w:val="3"/>
         </w:numPr>
       </w:pPr>
       <w:r>
-        <w:t>Discover recurring human behaviour across observed Human Frictions.</w:t>
+        <w:rPr>
+          <w:b/>
+          <w:bCs/>
+        </w:rPr>
+        <w:t>Discover</w:t>
+      </w:r>
+      <w:r>
+        <w:t xml:space="preserve"> recurring human behaviour across observed Human Frictions.</w:t>
       </w:r>
     </w:p>
     <w:p>
@@ -101,11 +108,18 @@
       <w:pPr>
         <w:numPr>
           <w:ilvl w:val="0"/>
-          <w:numId w:val="2"/>
+          <w:numId w:val="4"/>
         </w:numPr>
       </w:pPr>
       <w:r>
-        <w:t>Patterns emerge from evidence, not assumptions.</w:t>
+        <w:rPr>
+          <w:b/>
+          <w:bCs/>
+        </w:rPr>
+        <w:t>Patterns</w:t>
+      </w:r>
+      <w:r>
+        <w:t xml:space="preserve"> emerge from evidence, not assumptions.</w:t>
       </w:r>
     </w:p>
     <w:p>
@@ -325,7 +339,7 @@
           </w:tcPr>
           <w:p>
             <w:r>
-              <w:t>52</w:t>
+              <w:t>58</w:t>
             </w:r>
           </w:p>
         </w:tc>
@@ -382,7 +396,7 @@
           </w:tcPr>
           <w:p>
             <w:r>
-              <w:t>148</w:t>
+              <w:t>142</w:t>
             </w:r>
           </w:p>
         </w:tc>
@@ -439,7 +453,7 @@
           </w:tcPr>
           <w:p>
             <w:r>
-              <w:t>26.0%</w:t>
+              <w:t>29.0%</w:t>
             </w:r>
           </w:p>
         </w:tc>
@@ -590,7 +604,7 @@
           </w:tcPr>
           <w:p>
             <w:r>
-              <w:t>32</w:t>
+              <w:t>38</w:t>
             </w:r>
           </w:p>
         </w:tc>
@@ -5119,6 +5133,493 @@
           </w:p>
         </w:tc>
       </w:tr>
+      <w:tr>
+        <w:trPr>
+          <w:tblCellSpacing w:w="15" w:type="dxa"/>
+        </w:trPr>
+        <w:tc>
+          <w:tcPr>
+            <w:tcW w:w="0" w:type="auto"/>
+            <w:tcBorders>
+              <w:top w:val="single" w:sz="6" w:space="0" w:color="C4C7C5"/>
+              <w:left w:val="single" w:sz="6" w:space="0" w:color="C4C7C5"/>
+              <w:bottom w:val="single" w:sz="6" w:space="0" w:color="C4C7C5"/>
+              <w:right w:val="single" w:sz="6" w:space="0" w:color="C4C7C5"/>
+            </w:tcBorders>
+            <w:tcMar>
+              <w:top w:w="120" w:type="dxa"/>
+              <w:left w:w="180" w:type="dxa"/>
+              <w:bottom w:w="120" w:type="dxa"/>
+              <w:right w:w="180" w:type="dxa"/>
+            </w:tcMar>
+            <w:vAlign w:val="center"/>
+            <w:hideMark/>
+          </w:tcPr>
+          <w:p>
+            <w:r>
+              <w:rPr>
+                <w:b/>
+                <w:bCs/>
+              </w:rPr>
+              <w:t>PAT-053</w:t>
+            </w:r>
+          </w:p>
+        </w:tc>
+        <w:tc>
+          <w:tcPr>
+            <w:tcW w:w="0" w:type="auto"/>
+            <w:tcBorders>
+              <w:top w:val="single" w:sz="6" w:space="0" w:color="C4C7C5"/>
+              <w:left w:val="single" w:sz="6" w:space="0" w:color="C4C7C5"/>
+              <w:bottom w:val="single" w:sz="6" w:space="0" w:color="C4C7C5"/>
+              <w:right w:val="single" w:sz="6" w:space="0" w:color="C4C7C5"/>
+            </w:tcBorders>
+            <w:tcMar>
+              <w:top w:w="120" w:type="dxa"/>
+              <w:left w:w="180" w:type="dxa"/>
+              <w:bottom w:w="120" w:type="dxa"/>
+              <w:right w:w="180" w:type="dxa"/>
+            </w:tcMar>
+            <w:vAlign w:val="center"/>
+            <w:hideMark/>
+          </w:tcPr>
+          <w:p>
+            <w:r>
+              <w:t>Authentication Burden</w:t>
+            </w:r>
+          </w:p>
+        </w:tc>
+        <w:tc>
+          <w:tcPr>
+            <w:tcW w:w="0" w:type="auto"/>
+            <w:tcBorders>
+              <w:top w:val="single" w:sz="6" w:space="0" w:color="C4C7C5"/>
+              <w:left w:val="single" w:sz="6" w:space="0" w:color="C4C7C5"/>
+              <w:bottom w:val="single" w:sz="6" w:space="0" w:color="C4C7C5"/>
+              <w:right w:val="single" w:sz="6" w:space="0" w:color="C4C7C5"/>
+            </w:tcBorders>
+            <w:tcMar>
+              <w:top w:w="120" w:type="dxa"/>
+              <w:left w:w="180" w:type="dxa"/>
+              <w:bottom w:w="120" w:type="dxa"/>
+              <w:right w:w="180" w:type="dxa"/>
+            </w:tcMar>
+            <w:vAlign w:val="center"/>
+            <w:hideMark/>
+          </w:tcPr>
+          <w:p>
+            <w:r>
+              <w:t>6</w:t>
+            </w:r>
+          </w:p>
+        </w:tc>
+      </w:tr>
+      <w:tr>
+        <w:trPr>
+          <w:tblCellSpacing w:w="15" w:type="dxa"/>
+        </w:trPr>
+        <w:tc>
+          <w:tcPr>
+            <w:tcW w:w="0" w:type="auto"/>
+            <w:tcBorders>
+              <w:top w:val="single" w:sz="6" w:space="0" w:color="C4C7C5"/>
+              <w:left w:val="single" w:sz="6" w:space="0" w:color="C4C7C5"/>
+              <w:bottom w:val="single" w:sz="6" w:space="0" w:color="C4C7C5"/>
+              <w:right w:val="single" w:sz="6" w:space="0" w:color="C4C7C5"/>
+            </w:tcBorders>
+            <w:tcMar>
+              <w:top w:w="120" w:type="dxa"/>
+              <w:left w:w="180" w:type="dxa"/>
+              <w:bottom w:w="120" w:type="dxa"/>
+              <w:right w:w="180" w:type="dxa"/>
+            </w:tcMar>
+            <w:vAlign w:val="center"/>
+            <w:hideMark/>
+          </w:tcPr>
+          <w:p>
+            <w:r>
+              <w:rPr>
+                <w:b/>
+                <w:bCs/>
+              </w:rPr>
+              <w:t>PAT-054</w:t>
+            </w:r>
+          </w:p>
+        </w:tc>
+        <w:tc>
+          <w:tcPr>
+            <w:tcW w:w="0" w:type="auto"/>
+            <w:tcBorders>
+              <w:top w:val="single" w:sz="6" w:space="0" w:color="C4C7C5"/>
+              <w:left w:val="single" w:sz="6" w:space="0" w:color="C4C7C5"/>
+              <w:bottom w:val="single" w:sz="6" w:space="0" w:color="C4C7C5"/>
+              <w:right w:val="single" w:sz="6" w:space="0" w:color="C4C7C5"/>
+            </w:tcBorders>
+            <w:tcMar>
+              <w:top w:w="120" w:type="dxa"/>
+              <w:left w:w="180" w:type="dxa"/>
+              <w:bottom w:w="120" w:type="dxa"/>
+              <w:right w:w="180" w:type="dxa"/>
+            </w:tcMar>
+            <w:vAlign w:val="center"/>
+            <w:hideMark/>
+          </w:tcPr>
+          <w:p>
+            <w:r>
+              <w:t>Credential Lifecycle Management</w:t>
+            </w:r>
+          </w:p>
+        </w:tc>
+        <w:tc>
+          <w:tcPr>
+            <w:tcW w:w="0" w:type="auto"/>
+            <w:tcBorders>
+              <w:top w:val="single" w:sz="6" w:space="0" w:color="C4C7C5"/>
+              <w:left w:val="single" w:sz="6" w:space="0" w:color="C4C7C5"/>
+              <w:bottom w:val="single" w:sz="6" w:space="0" w:color="C4C7C5"/>
+              <w:right w:val="single" w:sz="6" w:space="0" w:color="C4C7C5"/>
+            </w:tcBorders>
+            <w:tcMar>
+              <w:top w:w="120" w:type="dxa"/>
+              <w:left w:w="180" w:type="dxa"/>
+              <w:bottom w:w="120" w:type="dxa"/>
+              <w:right w:w="180" w:type="dxa"/>
+            </w:tcMar>
+            <w:vAlign w:val="center"/>
+            <w:hideMark/>
+          </w:tcPr>
+          <w:p>
+            <w:r>
+              <w:t>6</w:t>
+            </w:r>
+          </w:p>
+        </w:tc>
+      </w:tr>
+      <w:tr>
+        <w:trPr>
+          <w:tblCellSpacing w:w="15" w:type="dxa"/>
+        </w:trPr>
+        <w:tc>
+          <w:tcPr>
+            <w:tcW w:w="0" w:type="auto"/>
+            <w:tcBorders>
+              <w:top w:val="single" w:sz="6" w:space="0" w:color="C4C7C5"/>
+              <w:left w:val="single" w:sz="6" w:space="0" w:color="C4C7C5"/>
+              <w:bottom w:val="single" w:sz="6" w:space="0" w:color="C4C7C5"/>
+              <w:right w:val="single" w:sz="6" w:space="0" w:color="C4C7C5"/>
+            </w:tcBorders>
+            <w:tcMar>
+              <w:top w:w="120" w:type="dxa"/>
+              <w:left w:w="180" w:type="dxa"/>
+              <w:bottom w:w="120" w:type="dxa"/>
+              <w:right w:w="180" w:type="dxa"/>
+            </w:tcMar>
+            <w:vAlign w:val="center"/>
+            <w:hideMark/>
+          </w:tcPr>
+          <w:p>
+            <w:r>
+              <w:rPr>
+                <w:b/>
+                <w:bCs/>
+              </w:rPr>
+              <w:t>PAT-055</w:t>
+            </w:r>
+          </w:p>
+        </w:tc>
+        <w:tc>
+          <w:tcPr>
+            <w:tcW w:w="0" w:type="auto"/>
+            <w:tcBorders>
+              <w:top w:val="single" w:sz="6" w:space="0" w:color="C4C7C5"/>
+              <w:left w:val="single" w:sz="6" w:space="0" w:color="C4C7C5"/>
+              <w:bottom w:val="single" w:sz="6" w:space="0" w:color="C4C7C5"/>
+              <w:right w:val="single" w:sz="6" w:space="0" w:color="C4C7C5"/>
+            </w:tcBorders>
+            <w:tcMar>
+              <w:top w:w="120" w:type="dxa"/>
+              <w:left w:w="180" w:type="dxa"/>
+              <w:bottom w:w="120" w:type="dxa"/>
+              <w:right w:w="180" w:type="dxa"/>
+            </w:tcMar>
+            <w:vAlign w:val="center"/>
+            <w:hideMark/>
+          </w:tcPr>
+          <w:p>
+            <w:r>
+              <w:t>Identity Verification Behaviour</w:t>
+            </w:r>
+          </w:p>
+        </w:tc>
+        <w:tc>
+          <w:tcPr>
+            <w:tcW w:w="0" w:type="auto"/>
+            <w:tcBorders>
+              <w:top w:val="single" w:sz="6" w:space="0" w:color="C4C7C5"/>
+              <w:left w:val="single" w:sz="6" w:space="0" w:color="C4C7C5"/>
+              <w:bottom w:val="single" w:sz="6" w:space="0" w:color="C4C7C5"/>
+              <w:right w:val="single" w:sz="6" w:space="0" w:color="C4C7C5"/>
+            </w:tcBorders>
+            <w:tcMar>
+              <w:top w:w="120" w:type="dxa"/>
+              <w:left w:w="180" w:type="dxa"/>
+              <w:bottom w:w="120" w:type="dxa"/>
+              <w:right w:w="180" w:type="dxa"/>
+            </w:tcMar>
+            <w:vAlign w:val="center"/>
+            <w:hideMark/>
+          </w:tcPr>
+          <w:p>
+            <w:r>
+              <w:t>6</w:t>
+            </w:r>
+          </w:p>
+        </w:tc>
+      </w:tr>
+      <w:tr>
+        <w:trPr>
+          <w:tblCellSpacing w:w="15" w:type="dxa"/>
+        </w:trPr>
+        <w:tc>
+          <w:tcPr>
+            <w:tcW w:w="0" w:type="auto"/>
+            <w:tcBorders>
+              <w:top w:val="single" w:sz="6" w:space="0" w:color="C4C7C5"/>
+              <w:left w:val="single" w:sz="6" w:space="0" w:color="C4C7C5"/>
+              <w:bottom w:val="single" w:sz="6" w:space="0" w:color="C4C7C5"/>
+              <w:right w:val="single" w:sz="6" w:space="0" w:color="C4C7C5"/>
+            </w:tcBorders>
+            <w:tcMar>
+              <w:top w:w="120" w:type="dxa"/>
+              <w:left w:w="180" w:type="dxa"/>
+              <w:bottom w:w="120" w:type="dxa"/>
+              <w:right w:w="180" w:type="dxa"/>
+            </w:tcMar>
+            <w:vAlign w:val="center"/>
+            <w:hideMark/>
+          </w:tcPr>
+          <w:p>
+            <w:r>
+              <w:rPr>
+                <w:b/>
+                <w:bCs/>
+              </w:rPr>
+              <w:lastRenderedPageBreak/>
+              <w:t>PAT-056</w:t>
+            </w:r>
+          </w:p>
+        </w:tc>
+        <w:tc>
+          <w:tcPr>
+            <w:tcW w:w="0" w:type="auto"/>
+            <w:tcBorders>
+              <w:top w:val="single" w:sz="6" w:space="0" w:color="C4C7C5"/>
+              <w:left w:val="single" w:sz="6" w:space="0" w:color="C4C7C5"/>
+              <w:bottom w:val="single" w:sz="6" w:space="0" w:color="C4C7C5"/>
+              <w:right w:val="single" w:sz="6" w:space="0" w:color="C4C7C5"/>
+            </w:tcBorders>
+            <w:tcMar>
+              <w:top w:w="120" w:type="dxa"/>
+              <w:left w:w="180" w:type="dxa"/>
+              <w:bottom w:w="120" w:type="dxa"/>
+              <w:right w:w="180" w:type="dxa"/>
+            </w:tcMar>
+            <w:vAlign w:val="center"/>
+            <w:hideMark/>
+          </w:tcPr>
+          <w:p>
+            <w:r>
+              <w:t>Form Interaction Behaviour</w:t>
+            </w:r>
+          </w:p>
+        </w:tc>
+        <w:tc>
+          <w:tcPr>
+            <w:tcW w:w="0" w:type="auto"/>
+            <w:tcBorders>
+              <w:top w:val="single" w:sz="6" w:space="0" w:color="C4C7C5"/>
+              <w:left w:val="single" w:sz="6" w:space="0" w:color="C4C7C5"/>
+              <w:bottom w:val="single" w:sz="6" w:space="0" w:color="C4C7C5"/>
+              <w:right w:val="single" w:sz="6" w:space="0" w:color="C4C7C5"/>
+            </w:tcBorders>
+            <w:tcMar>
+              <w:top w:w="120" w:type="dxa"/>
+              <w:left w:w="180" w:type="dxa"/>
+              <w:bottom w:w="120" w:type="dxa"/>
+              <w:right w:w="180" w:type="dxa"/>
+            </w:tcMar>
+            <w:vAlign w:val="center"/>
+            <w:hideMark/>
+          </w:tcPr>
+          <w:p>
+            <w:r>
+              <w:t>8</w:t>
+            </w:r>
+          </w:p>
+        </w:tc>
+      </w:tr>
+      <w:tr>
+        <w:trPr>
+          <w:tblCellSpacing w:w="15" w:type="dxa"/>
+        </w:trPr>
+        <w:tc>
+          <w:tcPr>
+            <w:tcW w:w="0" w:type="auto"/>
+            <w:tcBorders>
+              <w:top w:val="single" w:sz="6" w:space="0" w:color="C4C7C5"/>
+              <w:left w:val="single" w:sz="6" w:space="0" w:color="C4C7C5"/>
+              <w:bottom w:val="single" w:sz="6" w:space="0" w:color="C4C7C5"/>
+              <w:right w:val="single" w:sz="6" w:space="0" w:color="C4C7C5"/>
+            </w:tcBorders>
+            <w:tcMar>
+              <w:top w:w="120" w:type="dxa"/>
+              <w:left w:w="180" w:type="dxa"/>
+              <w:bottom w:w="120" w:type="dxa"/>
+              <w:right w:w="180" w:type="dxa"/>
+            </w:tcMar>
+            <w:vAlign w:val="center"/>
+            <w:hideMark/>
+          </w:tcPr>
+          <w:p>
+            <w:r>
+              <w:rPr>
+                <w:b/>
+                <w:bCs/>
+              </w:rPr>
+              <w:t>PAT-057</w:t>
+            </w:r>
+          </w:p>
+        </w:tc>
+        <w:tc>
+          <w:tcPr>
+            <w:tcW w:w="0" w:type="auto"/>
+            <w:tcBorders>
+              <w:top w:val="single" w:sz="6" w:space="0" w:color="C4C7C5"/>
+              <w:left w:val="single" w:sz="6" w:space="0" w:color="C4C7C5"/>
+              <w:bottom w:val="single" w:sz="6" w:space="0" w:color="C4C7C5"/>
+              <w:right w:val="single" w:sz="6" w:space="0" w:color="C4C7C5"/>
+            </w:tcBorders>
+            <w:tcMar>
+              <w:top w:w="120" w:type="dxa"/>
+              <w:left w:w="180" w:type="dxa"/>
+              <w:bottom w:w="120" w:type="dxa"/>
+              <w:right w:w="180" w:type="dxa"/>
+            </w:tcMar>
+            <w:vAlign w:val="center"/>
+            <w:hideMark/>
+          </w:tcPr>
+          <w:p>
+            <w:r>
+              <w:t>Identity Consistency</w:t>
+            </w:r>
+          </w:p>
+        </w:tc>
+        <w:tc>
+          <w:tcPr>
+            <w:tcW w:w="0" w:type="auto"/>
+            <w:tcBorders>
+              <w:top w:val="single" w:sz="6" w:space="0" w:color="C4C7C5"/>
+              <w:left w:val="single" w:sz="6" w:space="0" w:color="C4C7C5"/>
+              <w:bottom w:val="single" w:sz="6" w:space="0" w:color="C4C7C5"/>
+              <w:right w:val="single" w:sz="6" w:space="0" w:color="C4C7C5"/>
+            </w:tcBorders>
+            <w:tcMar>
+              <w:top w:w="120" w:type="dxa"/>
+              <w:left w:w="180" w:type="dxa"/>
+              <w:bottom w:w="120" w:type="dxa"/>
+              <w:right w:w="180" w:type="dxa"/>
+            </w:tcMar>
+            <w:vAlign w:val="center"/>
+            <w:hideMark/>
+          </w:tcPr>
+          <w:p>
+            <w:r>
+              <w:t>6</w:t>
+            </w:r>
+          </w:p>
+        </w:tc>
+      </w:tr>
+      <w:tr>
+        <w:trPr>
+          <w:tblCellSpacing w:w="15" w:type="dxa"/>
+        </w:trPr>
+        <w:tc>
+          <w:tcPr>
+            <w:tcW w:w="0" w:type="auto"/>
+            <w:tcBorders>
+              <w:top w:val="single" w:sz="6" w:space="0" w:color="C4C7C5"/>
+              <w:left w:val="single" w:sz="6" w:space="0" w:color="C4C7C5"/>
+              <w:bottom w:val="single" w:sz="6" w:space="0" w:color="C4C7C5"/>
+              <w:right w:val="single" w:sz="6" w:space="0" w:color="C4C7C5"/>
+            </w:tcBorders>
+            <w:tcMar>
+              <w:top w:w="120" w:type="dxa"/>
+              <w:left w:w="180" w:type="dxa"/>
+              <w:bottom w:w="120" w:type="dxa"/>
+              <w:right w:w="180" w:type="dxa"/>
+            </w:tcMar>
+            <w:vAlign w:val="center"/>
+            <w:hideMark/>
+          </w:tcPr>
+          <w:p>
+            <w:r>
+              <w:rPr>
+                <w:b/>
+                <w:bCs/>
+              </w:rPr>
+              <w:t>PAT-058</w:t>
+            </w:r>
+          </w:p>
+        </w:tc>
+        <w:tc>
+          <w:tcPr>
+            <w:tcW w:w="0" w:type="auto"/>
+            <w:tcBorders>
+              <w:top w:val="single" w:sz="6" w:space="0" w:color="C4C7C5"/>
+              <w:left w:val="single" w:sz="6" w:space="0" w:color="C4C7C5"/>
+              <w:bottom w:val="single" w:sz="6" w:space="0" w:color="C4C7C5"/>
+              <w:right w:val="single" w:sz="6" w:space="0" w:color="C4C7C5"/>
+            </w:tcBorders>
+            <w:tcMar>
+              <w:top w:w="120" w:type="dxa"/>
+              <w:left w:w="180" w:type="dxa"/>
+              <w:bottom w:w="120" w:type="dxa"/>
+              <w:right w:w="180" w:type="dxa"/>
+            </w:tcMar>
+            <w:vAlign w:val="center"/>
+            <w:hideMark/>
+          </w:tcPr>
+          <w:p>
+            <w:r>
+              <w:t>Authentication Decision Behaviour</w:t>
+            </w:r>
+          </w:p>
+        </w:tc>
+        <w:tc>
+          <w:tcPr>
+            <w:tcW w:w="0" w:type="auto"/>
+            <w:tcBorders>
+              <w:top w:val="single" w:sz="6" w:space="0" w:color="C4C7C5"/>
+              <w:left w:val="single" w:sz="6" w:space="0" w:color="C4C7C5"/>
+              <w:bottom w:val="single" w:sz="6" w:space="0" w:color="C4C7C5"/>
+              <w:right w:val="single" w:sz="6" w:space="0" w:color="C4C7C5"/>
+            </w:tcBorders>
+            <w:tcMar>
+              <w:top w:w="120" w:type="dxa"/>
+              <w:left w:w="180" w:type="dxa"/>
+              <w:bottom w:w="120" w:type="dxa"/>
+              <w:right w:w="180" w:type="dxa"/>
+            </w:tcMar>
+            <w:vAlign w:val="center"/>
+            <w:hideMark/>
+          </w:tcPr>
+          <w:p>
+            <w:r>
+              <w:t>13</w:t>
+            </w:r>
+          </w:p>
+        </w:tc>
+      </w:tr>
     </w:tbl>
     <w:p>
       <w:pPr>
@@ -5148,8 +5649,8 @@
         <w:tblLook w:val="04A0" w:firstRow="1" w:lastRow="0" w:firstColumn="1" w:lastColumn="0" w:noHBand="0" w:noVBand="1"/>
       </w:tblPr>
       <w:tblGrid>
-        <w:gridCol w:w="3750"/>
-        <w:gridCol w:w="5164"/>
+        <w:gridCol w:w="3215"/>
+        <w:gridCol w:w="5795"/>
       </w:tblGrid>
       <w:tr>
         <w:trPr>
@@ -5265,97 +5766,39 @@
           </w:tcPr>
           <w:p>
             <w:r>
-              <w:t>PAT-020 – System Reasoning</w:t>
-            </w:r>
-          </w:p>
-        </w:tc>
-      </w:tr>
-      <w:tr>
-        <w:trPr>
-          <w:tblCellSpacing w:w="15" w:type="dxa"/>
-        </w:trPr>
-        <w:tc>
-          <w:tcPr>
-            <w:tcW w:w="0" w:type="auto"/>
-            <w:tcBorders>
-              <w:top w:val="single" w:sz="6" w:space="0" w:color="C4C7C5"/>
-              <w:left w:val="single" w:sz="6" w:space="0" w:color="C4C7C5"/>
-              <w:bottom w:val="single" w:sz="6" w:space="0" w:color="C4C7C5"/>
-              <w:right w:val="single" w:sz="6" w:space="0" w:color="C4C7C5"/>
-            </w:tcBorders>
-            <w:tcMar>
-              <w:top w:w="120" w:type="dxa"/>
-              <w:left w:w="180" w:type="dxa"/>
-              <w:bottom w:w="120" w:type="dxa"/>
-              <w:right w:w="180" w:type="dxa"/>
-            </w:tcMar>
-            <w:vAlign w:val="center"/>
-            <w:hideMark/>
-          </w:tcPr>
-          <w:p>
-            <w:r>
-              <w:rPr>
-                <w:b/>
-                <w:bCs/>
-              </w:rPr>
-              <w:t>Supporting Human Frictions</w:t>
-            </w:r>
-          </w:p>
-        </w:tc>
-        <w:tc>
-          <w:tcPr>
-            <w:tcW w:w="0" w:type="auto"/>
-            <w:tcBorders>
-              <w:top w:val="single" w:sz="6" w:space="0" w:color="C4C7C5"/>
-              <w:left w:val="single" w:sz="6" w:space="0" w:color="C4C7C5"/>
-              <w:bottom w:val="single" w:sz="6" w:space="0" w:color="C4C7C5"/>
-              <w:right w:val="single" w:sz="6" w:space="0" w:color="C4C7C5"/>
-            </w:tcBorders>
-            <w:tcMar>
-              <w:top w:w="120" w:type="dxa"/>
-              <w:left w:w="180" w:type="dxa"/>
-              <w:bottom w:w="120" w:type="dxa"/>
-              <w:right w:w="180" w:type="dxa"/>
-            </w:tcMar>
-            <w:vAlign w:val="center"/>
-            <w:hideMark/>
-          </w:tcPr>
-          <w:p>
-            <w:r>
-              <w:t>14</w:t>
-            </w:r>
-          </w:p>
-        </w:tc>
-      </w:tr>
-      <w:tr>
-        <w:trPr>
-          <w:tblCellSpacing w:w="15" w:type="dxa"/>
-        </w:trPr>
-        <w:tc>
-          <w:tcPr>
-            <w:tcW w:w="0" w:type="auto"/>
-            <w:tcBorders>
-              <w:top w:val="single" w:sz="6" w:space="0" w:color="C4C7C5"/>
-              <w:left w:val="single" w:sz="6" w:space="0" w:color="C4C7C5"/>
-              <w:bottom w:val="single" w:sz="6" w:space="0" w:color="C4C7C5"/>
-              <w:right w:val="single" w:sz="6" w:space="0" w:color="C4C7C5"/>
-            </w:tcBorders>
-            <w:tcMar>
-              <w:top w:w="120" w:type="dxa"/>
-              <w:left w:w="180" w:type="dxa"/>
-              <w:bottom w:w="120" w:type="dxa"/>
-              <w:right w:w="180" w:type="dxa"/>
-            </w:tcMar>
-            <w:vAlign w:val="center"/>
-            <w:hideMark/>
-          </w:tcPr>
-          <w:p>
-            <w:r>
-              <w:rPr>
-                <w:b/>
-                <w:bCs/>
-              </w:rPr>
-              <w:lastRenderedPageBreak/>
+              <w:t>PAT-020 – System Reasoning (14 Supporting HFs)</w:t>
+            </w:r>
+          </w:p>
+        </w:tc>
+      </w:tr>
+      <w:tr>
+        <w:trPr>
+          <w:tblCellSpacing w:w="15" w:type="dxa"/>
+        </w:trPr>
+        <w:tc>
+          <w:tcPr>
+            <w:tcW w:w="0" w:type="auto"/>
+            <w:tcBorders>
+              <w:top w:val="single" w:sz="6" w:space="0" w:color="C4C7C5"/>
+              <w:left w:val="single" w:sz="6" w:space="0" w:color="C4C7C5"/>
+              <w:bottom w:val="single" w:sz="6" w:space="0" w:color="C4C7C5"/>
+              <w:right w:val="single" w:sz="6" w:space="0" w:color="C4C7C5"/>
+            </w:tcBorders>
+            <w:tcMar>
+              <w:top w:w="120" w:type="dxa"/>
+              <w:left w:w="180" w:type="dxa"/>
+              <w:bottom w:w="120" w:type="dxa"/>
+              <w:right w:w="180" w:type="dxa"/>
+            </w:tcMar>
+            <w:vAlign w:val="center"/>
+            <w:hideMark/>
+          </w:tcPr>
+          <w:p>
+            <w:r>
+              <w:rPr>
+                <w:b/>
+                <w:bCs/>
+              </w:rPr>
               <w:t>Second Largest Evidence Base</w:t>
             </w:r>
           </w:p>
@@ -5380,64 +5823,7 @@
           </w:tcPr>
           <w:p>
             <w:r>
-              <w:t>PAT-017 – System Orientation</w:t>
-            </w:r>
-          </w:p>
-        </w:tc>
-      </w:tr>
-      <w:tr>
-        <w:trPr>
-          <w:tblCellSpacing w:w="15" w:type="dxa"/>
-        </w:trPr>
-        <w:tc>
-          <w:tcPr>
-            <w:tcW w:w="0" w:type="auto"/>
-            <w:tcBorders>
-              <w:top w:val="single" w:sz="6" w:space="0" w:color="C4C7C5"/>
-              <w:left w:val="single" w:sz="6" w:space="0" w:color="C4C7C5"/>
-              <w:bottom w:val="single" w:sz="6" w:space="0" w:color="C4C7C5"/>
-              <w:right w:val="single" w:sz="6" w:space="0" w:color="C4C7C5"/>
-            </w:tcBorders>
-            <w:tcMar>
-              <w:top w:w="120" w:type="dxa"/>
-              <w:left w:w="180" w:type="dxa"/>
-              <w:bottom w:w="120" w:type="dxa"/>
-              <w:right w:w="180" w:type="dxa"/>
-            </w:tcMar>
-            <w:vAlign w:val="center"/>
-            <w:hideMark/>
-          </w:tcPr>
-          <w:p>
-            <w:r>
-              <w:rPr>
-                <w:b/>
-                <w:bCs/>
-              </w:rPr>
-              <w:t>Supporting Human Frictions</w:t>
-            </w:r>
-          </w:p>
-        </w:tc>
-        <w:tc>
-          <w:tcPr>
-            <w:tcW w:w="0" w:type="auto"/>
-            <w:tcBorders>
-              <w:top w:val="single" w:sz="6" w:space="0" w:color="C4C7C5"/>
-              <w:left w:val="single" w:sz="6" w:space="0" w:color="C4C7C5"/>
-              <w:bottom w:val="single" w:sz="6" w:space="0" w:color="C4C7C5"/>
-              <w:right w:val="single" w:sz="6" w:space="0" w:color="C4C7C5"/>
-            </w:tcBorders>
-            <w:tcMar>
-              <w:top w:w="120" w:type="dxa"/>
-              <w:left w:w="180" w:type="dxa"/>
-              <w:bottom w:w="120" w:type="dxa"/>
-              <w:right w:w="180" w:type="dxa"/>
-            </w:tcMar>
-            <w:vAlign w:val="center"/>
-            <w:hideMark/>
-          </w:tcPr>
-          <w:p>
-            <w:r>
-              <w:t>9</w:t>
+              <w:t>PAT-058 – Authentication Decision Behaviour (13 Supporting HFs)</w:t>
             </w:r>
           </w:p>
         </w:tc>
@@ -5494,64 +5880,7 @@
           </w:tcPr>
           <w:p>
             <w:r>
-              <w:t>PAT-002, PAT-018, PAT-019, PAT-034 &amp; PAT-035</w:t>
-            </w:r>
-          </w:p>
-        </w:tc>
-      </w:tr>
-      <w:tr>
-        <w:trPr>
-          <w:tblCellSpacing w:w="15" w:type="dxa"/>
-        </w:trPr>
-        <w:tc>
-          <w:tcPr>
-            <w:tcW w:w="0" w:type="auto"/>
-            <w:tcBorders>
-              <w:top w:val="single" w:sz="6" w:space="0" w:color="C4C7C5"/>
-              <w:left w:val="single" w:sz="6" w:space="0" w:color="C4C7C5"/>
-              <w:bottom w:val="single" w:sz="6" w:space="0" w:color="C4C7C5"/>
-              <w:right w:val="single" w:sz="6" w:space="0" w:color="C4C7C5"/>
-            </w:tcBorders>
-            <w:tcMar>
-              <w:top w:w="120" w:type="dxa"/>
-              <w:left w:w="180" w:type="dxa"/>
-              <w:bottom w:w="120" w:type="dxa"/>
-              <w:right w:w="180" w:type="dxa"/>
-            </w:tcMar>
-            <w:vAlign w:val="center"/>
-            <w:hideMark/>
-          </w:tcPr>
-          <w:p>
-            <w:r>
-              <w:rPr>
-                <w:b/>
-                <w:bCs/>
-              </w:rPr>
-              <w:t>Supporting Human Frictions</w:t>
-            </w:r>
-          </w:p>
-        </w:tc>
-        <w:tc>
-          <w:tcPr>
-            <w:tcW w:w="0" w:type="auto"/>
-            <w:tcBorders>
-              <w:top w:val="single" w:sz="6" w:space="0" w:color="C4C7C5"/>
-              <w:left w:val="single" w:sz="6" w:space="0" w:color="C4C7C5"/>
-              <w:bottom w:val="single" w:sz="6" w:space="0" w:color="C4C7C5"/>
-              <w:right w:val="single" w:sz="6" w:space="0" w:color="C4C7C5"/>
-            </w:tcBorders>
-            <w:tcMar>
-              <w:top w:w="120" w:type="dxa"/>
-              <w:left w:w="180" w:type="dxa"/>
-              <w:bottom w:w="120" w:type="dxa"/>
-              <w:right w:w="180" w:type="dxa"/>
-            </w:tcMar>
-            <w:vAlign w:val="center"/>
-            <w:hideMark/>
-          </w:tcPr>
-          <w:p>
-            <w:r>
-              <w:t>8</w:t>
+              <w:t>PAT-017 – System Orientation (9 Supporting HFs)</w:t>
             </w:r>
           </w:p>
         </w:tc>
@@ -5608,64 +5937,64 @@
           </w:tcPr>
           <w:p>
             <w:r>
-              <w:t>316</w:t>
-            </w:r>
-          </w:p>
-        </w:tc>
-      </w:tr>
-      <w:tr>
-        <w:trPr>
-          <w:tblCellSpacing w:w="15" w:type="dxa"/>
-        </w:trPr>
-        <w:tc>
-          <w:tcPr>
-            <w:tcW w:w="0" w:type="auto"/>
-            <w:tcBorders>
-              <w:top w:val="single" w:sz="6" w:space="0" w:color="C4C7C5"/>
-              <w:left w:val="single" w:sz="6" w:space="0" w:color="C4C7C5"/>
-              <w:bottom w:val="single" w:sz="6" w:space="0" w:color="C4C7C5"/>
-              <w:right w:val="single" w:sz="6" w:space="0" w:color="C4C7C5"/>
-            </w:tcBorders>
-            <w:tcMar>
-              <w:top w:w="120" w:type="dxa"/>
-              <w:left w:w="180" w:type="dxa"/>
-              <w:bottom w:w="120" w:type="dxa"/>
-              <w:right w:w="180" w:type="dxa"/>
-            </w:tcMar>
-            <w:vAlign w:val="center"/>
-            <w:hideMark/>
-          </w:tcPr>
-          <w:p>
-            <w:r>
-              <w:rPr>
-                <w:b/>
-                <w:bCs/>
-              </w:rPr>
-              <w:t>Total Pattern Categories</w:t>
-            </w:r>
-          </w:p>
-        </w:tc>
-        <w:tc>
-          <w:tcPr>
-            <w:tcW w:w="0" w:type="auto"/>
-            <w:tcBorders>
-              <w:top w:val="single" w:sz="6" w:space="0" w:color="C4C7C5"/>
-              <w:left w:val="single" w:sz="6" w:space="0" w:color="C4C7C5"/>
-              <w:bottom w:val="single" w:sz="6" w:space="0" w:color="C4C7C5"/>
-              <w:right w:val="single" w:sz="6" w:space="0" w:color="C4C7C5"/>
-            </w:tcBorders>
-            <w:tcMar>
-              <w:top w:w="120" w:type="dxa"/>
-              <w:left w:w="180" w:type="dxa"/>
-              <w:bottom w:w="120" w:type="dxa"/>
-              <w:right w:w="180" w:type="dxa"/>
-            </w:tcMar>
-            <w:vAlign w:val="center"/>
-            <w:hideMark/>
-          </w:tcPr>
-          <w:p>
-            <w:r>
-              <w:t>5 (Active) / 10 (Established)</w:t>
+              <w:t>361</w:t>
+            </w:r>
+          </w:p>
+        </w:tc>
+      </w:tr>
+      <w:tr>
+        <w:trPr>
+          <w:tblCellSpacing w:w="15" w:type="dxa"/>
+        </w:trPr>
+        <w:tc>
+          <w:tcPr>
+            <w:tcW w:w="0" w:type="auto"/>
+            <w:tcBorders>
+              <w:top w:val="single" w:sz="6" w:space="0" w:color="C4C7C5"/>
+              <w:left w:val="single" w:sz="6" w:space="0" w:color="C4C7C5"/>
+              <w:bottom w:val="single" w:sz="6" w:space="0" w:color="C4C7C5"/>
+              <w:right w:val="single" w:sz="6" w:space="0" w:color="C4C7C5"/>
+            </w:tcBorders>
+            <w:tcMar>
+              <w:top w:w="120" w:type="dxa"/>
+              <w:left w:w="180" w:type="dxa"/>
+              <w:bottom w:w="120" w:type="dxa"/>
+              <w:right w:w="180" w:type="dxa"/>
+            </w:tcMar>
+            <w:vAlign w:val="center"/>
+            <w:hideMark/>
+          </w:tcPr>
+          <w:p>
+            <w:r>
+              <w:rPr>
+                <w:b/>
+                <w:bCs/>
+              </w:rPr>
+              <w:t>Total Active Pattern Categories</w:t>
+            </w:r>
+          </w:p>
+        </w:tc>
+        <w:tc>
+          <w:tcPr>
+            <w:tcW w:w="0" w:type="auto"/>
+            <w:tcBorders>
+              <w:top w:val="single" w:sz="6" w:space="0" w:color="C4C7C5"/>
+              <w:left w:val="single" w:sz="6" w:space="0" w:color="C4C7C5"/>
+              <w:bottom w:val="single" w:sz="6" w:space="0" w:color="C4C7C5"/>
+              <w:right w:val="single" w:sz="6" w:space="0" w:color="C4C7C5"/>
+            </w:tcBorders>
+            <w:tcMar>
+              <w:top w:w="120" w:type="dxa"/>
+              <w:left w:w="180" w:type="dxa"/>
+              <w:bottom w:w="120" w:type="dxa"/>
+              <w:right w:w="180" w:type="dxa"/>
+            </w:tcMar>
+            <w:vAlign w:val="center"/>
+            <w:hideMark/>
+          </w:tcPr>
+          <w:p>
+            <w:r>
+              <w:t>6 (Active) / 10 (Established)</w:t>
             </w:r>
           </w:p>
         </w:tc>
@@ -5722,7 +6051,7 @@
           </w:tcPr>
           <w:p>
             <w:r>
-              <w:t>5</w:t>
+              <w:t>6</w:t>
             </w:r>
           </w:p>
         </w:tc>
@@ -5779,7 +6108,7 @@
           </w:tcPr>
           <w:p>
             <w:r>
-              <w:t>52</w:t>
+              <w:t>58</w:t>
             </w:r>
           </w:p>
         </w:tc>
@@ -5860,6 +6189,7 @@
                 <w:b/>
                 <w:bCs/>
               </w:rPr>
+              <w:lastRenderedPageBreak/>
               <w:t>Stage</w:t>
             </w:r>
           </w:p>
@@ -5945,7 +6275,7 @@
           </w:tcPr>
           <w:p>
             <w:r>
-              <w:t>32</w:t>
+              <w:t>38</w:t>
             </w:r>
           </w:p>
         </w:tc>
@@ -6184,7 +6514,6 @@
                 <w:b/>
                 <w:bCs/>
               </w:rPr>
-              <w:lastRenderedPageBreak/>
               <w:t>Code</w:t>
             </w:r>
           </w:p>
@@ -6875,31 +7204,31 @@
           </w:tcPr>
           <w:p>
             <w:r>
-              <w:t>0</w:t>
-            </w:r>
-          </w:p>
-        </w:tc>
-        <w:tc>
-          <w:tcPr>
-            <w:tcW w:w="0" w:type="auto"/>
-            <w:tcBorders>
-              <w:top w:val="single" w:sz="6" w:space="0" w:color="C4C7C5"/>
-              <w:left w:val="single" w:sz="6" w:space="0" w:color="C4C7C5"/>
-              <w:bottom w:val="single" w:sz="6" w:space="0" w:color="C4C7C5"/>
-              <w:right w:val="single" w:sz="6" w:space="0" w:color="C4C7C5"/>
-            </w:tcBorders>
-            <w:tcMar>
-              <w:top w:w="120" w:type="dxa"/>
-              <w:left w:w="180" w:type="dxa"/>
-              <w:bottom w:w="120" w:type="dxa"/>
-              <w:right w:w="180" w:type="dxa"/>
-            </w:tcMar>
-            <w:vAlign w:val="center"/>
-            <w:hideMark/>
-          </w:tcPr>
-          <w:p>
-            <w:r>
-              <w:t>0</w:t>
+              <w:t>2</w:t>
+            </w:r>
+          </w:p>
+        </w:tc>
+        <w:tc>
+          <w:tcPr>
+            <w:tcW w:w="0" w:type="auto"/>
+            <w:tcBorders>
+              <w:top w:val="single" w:sz="6" w:space="0" w:color="C4C7C5"/>
+              <w:left w:val="single" w:sz="6" w:space="0" w:color="C4C7C5"/>
+              <w:bottom w:val="single" w:sz="6" w:space="0" w:color="C4C7C5"/>
+              <w:right w:val="single" w:sz="6" w:space="0" w:color="C4C7C5"/>
+            </w:tcBorders>
+            <w:tcMar>
+              <w:top w:w="120" w:type="dxa"/>
+              <w:left w:w="180" w:type="dxa"/>
+              <w:bottom w:w="120" w:type="dxa"/>
+              <w:right w:w="180" w:type="dxa"/>
+            </w:tcMar>
+            <w:vAlign w:val="center"/>
+            <w:hideMark/>
+          </w:tcPr>
+          <w:p>
+            <w:r>
+              <w:t>6</w:t>
             </w:r>
           </w:p>
         </w:tc>
@@ -7354,7 +7683,7 @@
       </w:tblPr>
       <w:tblGrid>
         <w:gridCol w:w="3988"/>
-        <w:gridCol w:w="2596"/>
+        <w:gridCol w:w="3014"/>
       </w:tblGrid>
       <w:tr>
         <w:trPr>
@@ -7385,6 +7714,7 @@
                 <w:b/>
                 <w:bCs/>
               </w:rPr>
+              <w:lastRenderedPageBreak/>
               <w:t>Metric</w:t>
             </w:r>
           </w:p>
@@ -7527,7 +7857,7 @@
           </w:tcPr>
           <w:p>
             <w:r>
-              <w:t>5 (FF, OS, WI, DW, KI)</w:t>
+              <w:t>6 (FF, OS, WI, DW, KI, AU)</w:t>
             </w:r>
           </w:p>
         </w:tc>
@@ -7584,7 +7914,7 @@
           </w:tcPr>
           <w:p>
             <w:r>
-              <w:t>5</w:t>
+              <w:t>4</w:t>
             </w:r>
           </w:p>
         </w:tc>
@@ -7641,7 +7971,7 @@
           </w:tcPr>
           <w:p>
             <w:r>
-              <w:t>11</w:t>
+              <w:t>13</w:t>
             </w:r>
           </w:p>
         </w:tc>
@@ -7674,7 +8004,6 @@
           <w:b/>
           <w:bCs/>
         </w:rPr>
-        <w:lastRenderedPageBreak/>
         <w:t>Next Milestones</w:t>
       </w:r>
     </w:p>
@@ -7918,13 +8247,7 @@
           </w:tcPr>
           <w:p>
             <w:r>
-              <w:t>5</w:t>
-            </w:r>
-            <w:r>
-              <w:t>0</w:t>
-            </w:r>
-            <w:r>
-              <w:t xml:space="preserve"> / 50</w:t>
+              <w:t>50 / 50</w:t>
             </w:r>
           </w:p>
         </w:tc>
@@ -8005,7 +8328,7 @@
           </w:tcPr>
           <w:p>
             <w:r>
-              <w:t>52 / 100</w:t>
+              <w:t>58 / 100</w:t>
             </w:r>
           </w:p>
         </w:tc>
@@ -8086,7 +8409,7 @@
           </w:tcPr>
           <w:p>
             <w:r>
-              <w:t>52 / 150</w:t>
+              <w:t>58 / 150</w:t>
             </w:r>
           </w:p>
         </w:tc>
@@ -8167,7 +8490,7 @@
           </w:tcPr>
           <w:p>
             <w:r>
-              <w:t>52 / 200</w:t>
+              <w:t>58 / 200</w:t>
             </w:r>
           </w:p>
         </w:tc>
@@ -8691,6 +9014,7 @@
                 <w:b/>
                 <w:bCs/>
               </w:rPr>
+              <w:lastRenderedPageBreak/>
               <w:t>KI</w:t>
             </w:r>
           </w:p>
@@ -8949,6 +9273,111 @@
           </w:tcPr>
           <w:p>
             <w:r>
+              <w:t>Complete</w:t>
+            </w:r>
+          </w:p>
+        </w:tc>
+        <w:tc>
+          <w:tcPr>
+            <w:tcW w:w="0" w:type="auto"/>
+            <w:tcBorders>
+              <w:top w:val="single" w:sz="6" w:space="0" w:color="C4C7C5"/>
+              <w:left w:val="single" w:sz="6" w:space="0" w:color="C4C7C5"/>
+              <w:bottom w:val="single" w:sz="6" w:space="0" w:color="C4C7C5"/>
+              <w:right w:val="single" w:sz="6" w:space="0" w:color="C4C7C5"/>
+            </w:tcBorders>
+            <w:tcMar>
+              <w:top w:w="120" w:type="dxa"/>
+              <w:left w:w="180" w:type="dxa"/>
+              <w:bottom w:w="120" w:type="dxa"/>
+              <w:right w:w="180" w:type="dxa"/>
+            </w:tcMar>
+            <w:vAlign w:val="center"/>
+            <w:hideMark/>
+          </w:tcPr>
+          <w:p>
+            <w:r>
+              <w:t>2</w:t>
+            </w:r>
+          </w:p>
+        </w:tc>
+      </w:tr>
+      <w:tr>
+        <w:trPr>
+          <w:tblCellSpacing w:w="15" w:type="dxa"/>
+        </w:trPr>
+        <w:tc>
+          <w:tcPr>
+            <w:tcW w:w="0" w:type="auto"/>
+            <w:tcBorders>
+              <w:top w:val="single" w:sz="6" w:space="0" w:color="C4C7C5"/>
+              <w:left w:val="single" w:sz="6" w:space="0" w:color="C4C7C5"/>
+              <w:bottom w:val="single" w:sz="6" w:space="0" w:color="C4C7C5"/>
+              <w:right w:val="single" w:sz="6" w:space="0" w:color="C4C7C5"/>
+            </w:tcBorders>
+            <w:tcMar>
+              <w:top w:w="120" w:type="dxa"/>
+              <w:left w:w="180" w:type="dxa"/>
+              <w:bottom w:w="120" w:type="dxa"/>
+              <w:right w:w="180" w:type="dxa"/>
+            </w:tcMar>
+            <w:vAlign w:val="center"/>
+            <w:hideMark/>
+          </w:tcPr>
+          <w:p>
+            <w:r>
+              <w:rPr>
+                <w:b/>
+                <w:bCs/>
+              </w:rPr>
+              <w:t>NT</w:t>
+            </w:r>
+          </w:p>
+        </w:tc>
+        <w:tc>
+          <w:tcPr>
+            <w:tcW w:w="0" w:type="auto"/>
+            <w:tcBorders>
+              <w:top w:val="single" w:sz="6" w:space="0" w:color="C4C7C5"/>
+              <w:left w:val="single" w:sz="6" w:space="0" w:color="C4C7C5"/>
+              <w:bottom w:val="single" w:sz="6" w:space="0" w:color="C4C7C5"/>
+              <w:right w:val="single" w:sz="6" w:space="0" w:color="C4C7C5"/>
+            </w:tcBorders>
+            <w:tcMar>
+              <w:top w:w="120" w:type="dxa"/>
+              <w:left w:w="180" w:type="dxa"/>
+              <w:bottom w:w="120" w:type="dxa"/>
+              <w:right w:w="180" w:type="dxa"/>
+            </w:tcMar>
+            <w:vAlign w:val="center"/>
+            <w:hideMark/>
+          </w:tcPr>
+          <w:p>
+            <w:r>
+              <w:t>Notifications</w:t>
+            </w:r>
+          </w:p>
+        </w:tc>
+        <w:tc>
+          <w:tcPr>
+            <w:tcW w:w="0" w:type="auto"/>
+            <w:tcBorders>
+              <w:top w:val="single" w:sz="6" w:space="0" w:color="C4C7C5"/>
+              <w:left w:val="single" w:sz="6" w:space="0" w:color="C4C7C5"/>
+              <w:bottom w:val="single" w:sz="6" w:space="0" w:color="C4C7C5"/>
+              <w:right w:val="single" w:sz="6" w:space="0" w:color="C4C7C5"/>
+            </w:tcBorders>
+            <w:tcMar>
+              <w:top w:w="120" w:type="dxa"/>
+              <w:left w:w="180" w:type="dxa"/>
+              <w:bottom w:w="120" w:type="dxa"/>
+              <w:right w:w="180" w:type="dxa"/>
+            </w:tcMar>
+            <w:vAlign w:val="center"/>
+            <w:hideMark/>
+          </w:tcPr>
+          <w:p>
+            <w:r>
               <w:t>Planned</w:t>
             </w:r>
           </w:p>
@@ -9006,31 +9435,31 @@
                 <w:b/>
                 <w:bCs/>
               </w:rPr>
-              <w:t>NT</w:t>
-            </w:r>
-          </w:p>
-        </w:tc>
-        <w:tc>
-          <w:tcPr>
-            <w:tcW w:w="0" w:type="auto"/>
-            <w:tcBorders>
-              <w:top w:val="single" w:sz="6" w:space="0" w:color="C4C7C5"/>
-              <w:left w:val="single" w:sz="6" w:space="0" w:color="C4C7C5"/>
-              <w:bottom w:val="single" w:sz="6" w:space="0" w:color="C4C7C5"/>
-              <w:right w:val="single" w:sz="6" w:space="0" w:color="C4C7C5"/>
-            </w:tcBorders>
-            <w:tcMar>
-              <w:top w:w="120" w:type="dxa"/>
-              <w:left w:w="180" w:type="dxa"/>
-              <w:bottom w:w="120" w:type="dxa"/>
-              <w:right w:w="180" w:type="dxa"/>
-            </w:tcMar>
-            <w:vAlign w:val="center"/>
-            <w:hideMark/>
-          </w:tcPr>
-          <w:p>
-            <w:r>
-              <w:t>Notifications</w:t>
+              <w:t>LE</w:t>
+            </w:r>
+          </w:p>
+        </w:tc>
+        <w:tc>
+          <w:tcPr>
+            <w:tcW w:w="0" w:type="auto"/>
+            <w:tcBorders>
+              <w:top w:val="single" w:sz="6" w:space="0" w:color="C4C7C5"/>
+              <w:left w:val="single" w:sz="6" w:space="0" w:color="C4C7C5"/>
+              <w:bottom w:val="single" w:sz="6" w:space="0" w:color="C4C7C5"/>
+              <w:right w:val="single" w:sz="6" w:space="0" w:color="C4C7C5"/>
+            </w:tcBorders>
+            <w:tcMar>
+              <w:top w:w="120" w:type="dxa"/>
+              <w:left w:w="180" w:type="dxa"/>
+              <w:bottom w:w="120" w:type="dxa"/>
+              <w:right w:w="180" w:type="dxa"/>
+            </w:tcMar>
+            <w:vAlign w:val="center"/>
+            <w:hideMark/>
+          </w:tcPr>
+          <w:p>
+            <w:r>
+              <w:t>Learning</w:t>
             </w:r>
           </w:p>
         </w:tc>
@@ -9111,31 +9540,31 @@
                 <w:b/>
                 <w:bCs/>
               </w:rPr>
-              <w:t>LE</w:t>
-            </w:r>
-          </w:p>
-        </w:tc>
-        <w:tc>
-          <w:tcPr>
-            <w:tcW w:w="0" w:type="auto"/>
-            <w:tcBorders>
-              <w:top w:val="single" w:sz="6" w:space="0" w:color="C4C7C5"/>
-              <w:left w:val="single" w:sz="6" w:space="0" w:color="C4C7C5"/>
-              <w:bottom w:val="single" w:sz="6" w:space="0" w:color="C4C7C5"/>
-              <w:right w:val="single" w:sz="6" w:space="0" w:color="C4C7C5"/>
-            </w:tcBorders>
-            <w:tcMar>
-              <w:top w:w="120" w:type="dxa"/>
-              <w:left w:w="180" w:type="dxa"/>
-              <w:bottom w:w="120" w:type="dxa"/>
-              <w:right w:w="180" w:type="dxa"/>
-            </w:tcMar>
-            <w:vAlign w:val="center"/>
-            <w:hideMark/>
-          </w:tcPr>
-          <w:p>
-            <w:r>
-              <w:t>Learning</w:t>
+              <w:t>MB</w:t>
+            </w:r>
+          </w:p>
+        </w:tc>
+        <w:tc>
+          <w:tcPr>
+            <w:tcW w:w="0" w:type="auto"/>
+            <w:tcBorders>
+              <w:top w:val="single" w:sz="6" w:space="0" w:color="C4C7C5"/>
+              <w:left w:val="single" w:sz="6" w:space="0" w:color="C4C7C5"/>
+              <w:bottom w:val="single" w:sz="6" w:space="0" w:color="C4C7C5"/>
+              <w:right w:val="single" w:sz="6" w:space="0" w:color="C4C7C5"/>
+            </w:tcBorders>
+            <w:tcMar>
+              <w:top w:w="120" w:type="dxa"/>
+              <w:left w:w="180" w:type="dxa"/>
+              <w:bottom w:w="120" w:type="dxa"/>
+              <w:right w:w="180" w:type="dxa"/>
+            </w:tcMar>
+            <w:vAlign w:val="center"/>
+            <w:hideMark/>
+          </w:tcPr>
+          <w:p>
+            <w:r>
+              <w:t>Mobile Experience</w:t>
             </w:r>
           </w:p>
         </w:tc>
@@ -9216,112 +9645,6 @@
                 <w:b/>
                 <w:bCs/>
               </w:rPr>
-              <w:t>MB</w:t>
-            </w:r>
-          </w:p>
-        </w:tc>
-        <w:tc>
-          <w:tcPr>
-            <w:tcW w:w="0" w:type="auto"/>
-            <w:tcBorders>
-              <w:top w:val="single" w:sz="6" w:space="0" w:color="C4C7C5"/>
-              <w:left w:val="single" w:sz="6" w:space="0" w:color="C4C7C5"/>
-              <w:bottom w:val="single" w:sz="6" w:space="0" w:color="C4C7C5"/>
-              <w:right w:val="single" w:sz="6" w:space="0" w:color="C4C7C5"/>
-            </w:tcBorders>
-            <w:tcMar>
-              <w:top w:w="120" w:type="dxa"/>
-              <w:left w:w="180" w:type="dxa"/>
-              <w:bottom w:w="120" w:type="dxa"/>
-              <w:right w:w="180" w:type="dxa"/>
-            </w:tcMar>
-            <w:vAlign w:val="center"/>
-            <w:hideMark/>
-          </w:tcPr>
-          <w:p>
-            <w:r>
-              <w:t>Mobile Experience</w:t>
-            </w:r>
-          </w:p>
-        </w:tc>
-        <w:tc>
-          <w:tcPr>
-            <w:tcW w:w="0" w:type="auto"/>
-            <w:tcBorders>
-              <w:top w:val="single" w:sz="6" w:space="0" w:color="C4C7C5"/>
-              <w:left w:val="single" w:sz="6" w:space="0" w:color="C4C7C5"/>
-              <w:bottom w:val="single" w:sz="6" w:space="0" w:color="C4C7C5"/>
-              <w:right w:val="single" w:sz="6" w:space="0" w:color="C4C7C5"/>
-            </w:tcBorders>
-            <w:tcMar>
-              <w:top w:w="120" w:type="dxa"/>
-              <w:left w:w="180" w:type="dxa"/>
-              <w:bottom w:w="120" w:type="dxa"/>
-              <w:right w:w="180" w:type="dxa"/>
-            </w:tcMar>
-            <w:vAlign w:val="center"/>
-            <w:hideMark/>
-          </w:tcPr>
-          <w:p>
-            <w:r>
-              <w:t>Planned</w:t>
-            </w:r>
-          </w:p>
-        </w:tc>
-        <w:tc>
-          <w:tcPr>
-            <w:tcW w:w="0" w:type="auto"/>
-            <w:tcBorders>
-              <w:top w:val="single" w:sz="6" w:space="0" w:color="C4C7C5"/>
-              <w:left w:val="single" w:sz="6" w:space="0" w:color="C4C7C5"/>
-              <w:bottom w:val="single" w:sz="6" w:space="0" w:color="C4C7C5"/>
-              <w:right w:val="single" w:sz="6" w:space="0" w:color="C4C7C5"/>
-            </w:tcBorders>
-            <w:tcMar>
-              <w:top w:w="120" w:type="dxa"/>
-              <w:left w:w="180" w:type="dxa"/>
-              <w:bottom w:w="120" w:type="dxa"/>
-              <w:right w:w="180" w:type="dxa"/>
-            </w:tcMar>
-            <w:vAlign w:val="center"/>
-            <w:hideMark/>
-          </w:tcPr>
-          <w:p>
-            <w:r>
-              <w:t>—</w:t>
-            </w:r>
-          </w:p>
-        </w:tc>
-      </w:tr>
-      <w:tr>
-        <w:trPr>
-          <w:tblCellSpacing w:w="15" w:type="dxa"/>
-        </w:trPr>
-        <w:tc>
-          <w:tcPr>
-            <w:tcW w:w="0" w:type="auto"/>
-            <w:tcBorders>
-              <w:top w:val="single" w:sz="6" w:space="0" w:color="C4C7C5"/>
-              <w:left w:val="single" w:sz="6" w:space="0" w:color="C4C7C5"/>
-              <w:bottom w:val="single" w:sz="6" w:space="0" w:color="C4C7C5"/>
-              <w:right w:val="single" w:sz="6" w:space="0" w:color="C4C7C5"/>
-            </w:tcBorders>
-            <w:tcMar>
-              <w:top w:w="120" w:type="dxa"/>
-              <w:left w:w="180" w:type="dxa"/>
-              <w:bottom w:w="120" w:type="dxa"/>
-              <w:right w:w="180" w:type="dxa"/>
-            </w:tcMar>
-            <w:vAlign w:val="center"/>
-            <w:hideMark/>
-          </w:tcPr>
-          <w:p>
-            <w:r>
-              <w:rPr>
-                <w:b/>
-                <w:bCs/>
-              </w:rPr>
-              <w:lastRenderedPageBreak/>
               <w:t>AI</w:t>
             </w:r>
           </w:p>
@@ -9617,7 +9940,7 @@
           </w:tcPr>
           <w:p>
             <w:r>
-              <w:t>Active (52 Entries)</w:t>
+              <w:t>Active (58 Entries)</w:t>
             </w:r>
           </w:p>
         </w:tc>
@@ -9935,6 +10258,7 @@
                 <w:b/>
                 <w:bCs/>
               </w:rPr>
+              <w:lastRenderedPageBreak/>
               <w:t>OS Volume 02 Pattern Library</w:t>
             </w:r>
           </w:p>
@@ -10244,6 +10568,63 @@
           </w:tcPr>
           <w:p>
             <w:r>
+              <w:t>Complete (6 Patterns)</w:t>
+            </w:r>
+          </w:p>
+        </w:tc>
+      </w:tr>
+      <w:tr>
+        <w:trPr>
+          <w:tblCellSpacing w:w="15" w:type="dxa"/>
+        </w:trPr>
+        <w:tc>
+          <w:tcPr>
+            <w:tcW w:w="0" w:type="auto"/>
+            <w:tcBorders>
+              <w:top w:val="single" w:sz="6" w:space="0" w:color="C4C7C5"/>
+              <w:left w:val="single" w:sz="6" w:space="0" w:color="C4C7C5"/>
+              <w:bottom w:val="single" w:sz="6" w:space="0" w:color="C4C7C5"/>
+              <w:right w:val="single" w:sz="6" w:space="0" w:color="C4C7C5"/>
+            </w:tcBorders>
+            <w:tcMar>
+              <w:top w:w="120" w:type="dxa"/>
+              <w:left w:w="180" w:type="dxa"/>
+              <w:bottom w:w="120" w:type="dxa"/>
+              <w:right w:w="180" w:type="dxa"/>
+            </w:tcMar>
+            <w:vAlign w:val="center"/>
+            <w:hideMark/>
+          </w:tcPr>
+          <w:p>
+            <w:r>
+              <w:rPr>
+                <w:b/>
+                <w:bCs/>
+              </w:rPr>
+              <w:t>NT Pattern Library</w:t>
+            </w:r>
+          </w:p>
+        </w:tc>
+        <w:tc>
+          <w:tcPr>
+            <w:tcW w:w="0" w:type="auto"/>
+            <w:tcBorders>
+              <w:top w:val="single" w:sz="6" w:space="0" w:color="C4C7C5"/>
+              <w:left w:val="single" w:sz="6" w:space="0" w:color="C4C7C5"/>
+              <w:bottom w:val="single" w:sz="6" w:space="0" w:color="C4C7C5"/>
+              <w:right w:val="single" w:sz="6" w:space="0" w:color="C4C7C5"/>
+            </w:tcBorders>
+            <w:tcMar>
+              <w:top w:w="120" w:type="dxa"/>
+              <w:left w:w="180" w:type="dxa"/>
+              <w:bottom w:w="120" w:type="dxa"/>
+              <w:right w:w="180" w:type="dxa"/>
+            </w:tcMar>
+            <w:vAlign w:val="center"/>
+            <w:hideMark/>
+          </w:tcPr>
+          <w:p>
+            <w:r>
               <w:t>Not Started</w:t>
             </w:r>
           </w:p>
@@ -10277,8 +10658,7 @@
                 <w:b/>
                 <w:bCs/>
               </w:rPr>
-              <w:lastRenderedPageBreak/>
-              <w:t>NT Pattern Library</w:t>
+              <w:t>LE Pattern Library</w:t>
             </w:r>
           </w:p>
         </w:tc>
@@ -10335,7 +10715,7 @@
                 <w:b/>
                 <w:bCs/>
               </w:rPr>
-              <w:t>LE Pattern Library</w:t>
+              <w:t>MB Pattern Library</w:t>
             </w:r>
           </w:p>
         </w:tc>
@@ -10392,7 +10772,7 @@
                 <w:b/>
                 <w:bCs/>
               </w:rPr>
-              <w:t>MB Pattern Library</w:t>
+              <w:t>AI Pattern Library</w:t>
             </w:r>
           </w:p>
         </w:tc>
@@ -10449,63 +10829,6 @@
                 <w:b/>
                 <w:bCs/>
               </w:rPr>
-              <w:t>AI Pattern Library</w:t>
-            </w:r>
-          </w:p>
-        </w:tc>
-        <w:tc>
-          <w:tcPr>
-            <w:tcW w:w="0" w:type="auto"/>
-            <w:tcBorders>
-              <w:top w:val="single" w:sz="6" w:space="0" w:color="C4C7C5"/>
-              <w:left w:val="single" w:sz="6" w:space="0" w:color="C4C7C5"/>
-              <w:bottom w:val="single" w:sz="6" w:space="0" w:color="C4C7C5"/>
-              <w:right w:val="single" w:sz="6" w:space="0" w:color="C4C7C5"/>
-            </w:tcBorders>
-            <w:tcMar>
-              <w:top w:w="120" w:type="dxa"/>
-              <w:left w:w="180" w:type="dxa"/>
-              <w:bottom w:w="120" w:type="dxa"/>
-              <w:right w:w="180" w:type="dxa"/>
-            </w:tcMar>
-            <w:vAlign w:val="center"/>
-            <w:hideMark/>
-          </w:tcPr>
-          <w:p>
-            <w:r>
-              <w:t>Not Started</w:t>
-            </w:r>
-          </w:p>
-        </w:tc>
-      </w:tr>
-      <w:tr>
-        <w:trPr>
-          <w:tblCellSpacing w:w="15" w:type="dxa"/>
-        </w:trPr>
-        <w:tc>
-          <w:tcPr>
-            <w:tcW w:w="0" w:type="auto"/>
-            <w:tcBorders>
-              <w:top w:val="single" w:sz="6" w:space="0" w:color="C4C7C5"/>
-              <w:left w:val="single" w:sz="6" w:space="0" w:color="C4C7C5"/>
-              <w:bottom w:val="single" w:sz="6" w:space="0" w:color="C4C7C5"/>
-              <w:right w:val="single" w:sz="6" w:space="0" w:color="C4C7C5"/>
-            </w:tcBorders>
-            <w:tcMar>
-              <w:top w:w="120" w:type="dxa"/>
-              <w:left w:w="180" w:type="dxa"/>
-              <w:bottom w:w="120" w:type="dxa"/>
-              <w:right w:w="180" w:type="dxa"/>
-            </w:tcMar>
-            <w:vAlign w:val="center"/>
-            <w:hideMark/>
-          </w:tcPr>
-          <w:p>
-            <w:r>
-              <w:rPr>
-                <w:b/>
-                <w:bCs/>
-              </w:rPr>
               <w:t>Behavioural Pattern Library</w:t>
             </w:r>
           </w:p>
@@ -10530,7 +10853,7 @@
           </w:tcPr>
           <w:p>
             <w:r>
-              <w:t>Established (52 Patterns)</w:t>
+              <w:t>Established (58 Patterns)</w:t>
             </w:r>
           </w:p>
         </w:tc>
@@ -10795,39 +11118,40 @@
           </w:tcPr>
           <w:p>
             <w:r>
-              <w:t>ATLAS v3.2</w:t>
-            </w:r>
-          </w:p>
-        </w:tc>
-      </w:tr>
-      <w:tr>
-        <w:trPr>
-          <w:tblCellSpacing w:w="15" w:type="dxa"/>
-        </w:trPr>
-        <w:tc>
-          <w:tcPr>
-            <w:tcW w:w="0" w:type="auto"/>
-            <w:tcBorders>
-              <w:top w:val="single" w:sz="6" w:space="0" w:color="C4C7C5"/>
-              <w:left w:val="single" w:sz="6" w:space="0" w:color="C4C7C5"/>
-              <w:bottom w:val="single" w:sz="6" w:space="0" w:color="C4C7C5"/>
-              <w:right w:val="single" w:sz="6" w:space="0" w:color="C4C7C5"/>
-            </w:tcBorders>
-            <w:tcMar>
-              <w:top w:w="120" w:type="dxa"/>
-              <w:left w:w="180" w:type="dxa"/>
-              <w:bottom w:w="120" w:type="dxa"/>
-              <w:right w:w="180" w:type="dxa"/>
-            </w:tcMar>
-            <w:vAlign w:val="center"/>
-            <w:hideMark/>
-          </w:tcPr>
-          <w:p>
-            <w:r>
-              <w:rPr>
-                <w:b/>
-                <w:bCs/>
-              </w:rPr>
+              <w:t>ATLAS v3.3</w:t>
+            </w:r>
+          </w:p>
+        </w:tc>
+      </w:tr>
+      <w:tr>
+        <w:trPr>
+          <w:tblCellSpacing w:w="15" w:type="dxa"/>
+        </w:trPr>
+        <w:tc>
+          <w:tcPr>
+            <w:tcW w:w="0" w:type="auto"/>
+            <w:tcBorders>
+              <w:top w:val="single" w:sz="6" w:space="0" w:color="C4C7C5"/>
+              <w:left w:val="single" w:sz="6" w:space="0" w:color="C4C7C5"/>
+              <w:bottom w:val="single" w:sz="6" w:space="0" w:color="C4C7C5"/>
+              <w:right w:val="single" w:sz="6" w:space="0" w:color="C4C7C5"/>
+            </w:tcBorders>
+            <w:tcMar>
+              <w:top w:w="120" w:type="dxa"/>
+              <w:left w:w="180" w:type="dxa"/>
+              <w:bottom w:w="120" w:type="dxa"/>
+              <w:right w:w="180" w:type="dxa"/>
+            </w:tcMar>
+            <w:vAlign w:val="center"/>
+            <w:hideMark/>
+          </w:tcPr>
+          <w:p>
+            <w:r>
+              <w:rPr>
+                <w:b/>
+                <w:bCs/>
+              </w:rPr>
+              <w:lastRenderedPageBreak/>
               <w:t>Current Stage</w:t>
             </w:r>
           </w:p>
@@ -11023,7 +11347,7 @@
           </w:tcPr>
           <w:p>
             <w:r>
-              <w:t>5 (FF, OS, WI, DW, KI)</w:t>
+              <w:t>6 (FF, OS, WI, DW, KI, AU)</w:t>
             </w:r>
           </w:p>
         </w:tc>
@@ -11080,40 +11404,39 @@
           </w:tcPr>
           <w:p>
             <w:r>
-              <w:t>11</w:t>
-            </w:r>
-          </w:p>
-        </w:tc>
-      </w:tr>
-      <w:tr>
-        <w:trPr>
-          <w:tblCellSpacing w:w="15" w:type="dxa"/>
-        </w:trPr>
-        <w:tc>
-          <w:tcPr>
-            <w:tcW w:w="0" w:type="auto"/>
-            <w:tcBorders>
-              <w:top w:val="single" w:sz="6" w:space="0" w:color="C4C7C5"/>
-              <w:left w:val="single" w:sz="6" w:space="0" w:color="C4C7C5"/>
-              <w:bottom w:val="single" w:sz="6" w:space="0" w:color="C4C7C5"/>
-              <w:right w:val="single" w:sz="6" w:space="0" w:color="C4C7C5"/>
-            </w:tcBorders>
-            <w:tcMar>
-              <w:top w:w="120" w:type="dxa"/>
-              <w:left w:w="180" w:type="dxa"/>
-              <w:bottom w:w="120" w:type="dxa"/>
-              <w:right w:w="180" w:type="dxa"/>
-            </w:tcMar>
-            <w:vAlign w:val="center"/>
-            <w:hideMark/>
-          </w:tcPr>
-          <w:p>
-            <w:r>
-              <w:rPr>
-                <w:b/>
-                <w:bCs/>
-              </w:rPr>
-              <w:lastRenderedPageBreak/>
+              <w:t>13</w:t>
+            </w:r>
+          </w:p>
+        </w:tc>
+      </w:tr>
+      <w:tr>
+        <w:trPr>
+          <w:tblCellSpacing w:w="15" w:type="dxa"/>
+        </w:trPr>
+        <w:tc>
+          <w:tcPr>
+            <w:tcW w:w="0" w:type="auto"/>
+            <w:tcBorders>
+              <w:top w:val="single" w:sz="6" w:space="0" w:color="C4C7C5"/>
+              <w:left w:val="single" w:sz="6" w:space="0" w:color="C4C7C5"/>
+              <w:bottom w:val="single" w:sz="6" w:space="0" w:color="C4C7C5"/>
+              <w:right w:val="single" w:sz="6" w:space="0" w:color="C4C7C5"/>
+            </w:tcBorders>
+            <w:tcMar>
+              <w:top w:w="120" w:type="dxa"/>
+              <w:left w:w="180" w:type="dxa"/>
+              <w:bottom w:w="120" w:type="dxa"/>
+              <w:right w:w="180" w:type="dxa"/>
+            </w:tcMar>
+            <w:vAlign w:val="center"/>
+            <w:hideMark/>
+          </w:tcPr>
+          <w:p>
+            <w:r>
+              <w:rPr>
+                <w:b/>
+                <w:bCs/>
+              </w:rPr>
               <w:t>Total Patterns</w:t>
             </w:r>
           </w:p>
@@ -11138,7 +11461,7 @@
           </w:tcPr>
           <w:p>
             <w:r>
-              <w:t>52</w:t>
+              <w:t>58</w:t>
             </w:r>
           </w:p>
         </w:tc>
@@ -11195,7 +11518,7 @@
           </w:tcPr>
           <w:p>
             <w:r>
-              <w:t>32</w:t>
+              <w:t>38</w:t>
             </w:r>
           </w:p>
         </w:tc>
@@ -11480,7 +11803,7 @@
           </w:tcPr>
           <w:p>
             <w:r>
-              <w:t>316</w:t>
+              <w:t>361</w:t>
             </w:r>
           </w:p>
         </w:tc>
@@ -11649,9 +11972,307 @@
     </w:lvl>
   </w:abstractNum>
   <w:abstractNum w:abstractNumId="1" w15:restartNumberingAfterBreak="0">
+    <w:nsid w:val="66161893"/>
+    <w:multiLevelType w:val="multilevel"/>
+    <w:tmpl w:val="0BE6D334"/>
+    <w:lvl w:ilvl="0">
+      <w:start w:val="1"/>
+      <w:numFmt w:val="bullet"/>
+      <w:lvlText w:val=""/>
+      <w:lvlJc w:val="left"/>
+      <w:pPr>
+        <w:tabs>
+          <w:tab w:val="num" w:pos="720"/>
+        </w:tabs>
+        <w:ind w:left="720" w:hanging="360"/>
+      </w:pPr>
+      <w:rPr>
+        <w:rFonts w:ascii="Symbol" w:hAnsi="Symbol" w:hint="default"/>
+        <w:sz w:val="20"/>
+      </w:rPr>
+    </w:lvl>
+    <w:lvl w:ilvl="1" w:tentative="1">
+      <w:start w:val="1"/>
+      <w:numFmt w:val="bullet"/>
+      <w:lvlText w:val="o"/>
+      <w:lvlJc w:val="left"/>
+      <w:pPr>
+        <w:tabs>
+          <w:tab w:val="num" w:pos="1440"/>
+        </w:tabs>
+        <w:ind w:left="1440" w:hanging="360"/>
+      </w:pPr>
+      <w:rPr>
+        <w:rFonts w:ascii="Courier New" w:hAnsi="Courier New" w:hint="default"/>
+        <w:sz w:val="20"/>
+      </w:rPr>
+    </w:lvl>
+    <w:lvl w:ilvl="2" w:tentative="1">
+      <w:start w:val="1"/>
+      <w:numFmt w:val="bullet"/>
+      <w:lvlText w:val=""/>
+      <w:lvlJc w:val="left"/>
+      <w:pPr>
+        <w:tabs>
+          <w:tab w:val="num" w:pos="2160"/>
+        </w:tabs>
+        <w:ind w:left="2160" w:hanging="360"/>
+      </w:pPr>
+      <w:rPr>
+        <w:rFonts w:ascii="Wingdings" w:hAnsi="Wingdings" w:hint="default"/>
+        <w:sz w:val="20"/>
+      </w:rPr>
+    </w:lvl>
+    <w:lvl w:ilvl="3" w:tentative="1">
+      <w:start w:val="1"/>
+      <w:numFmt w:val="bullet"/>
+      <w:lvlText w:val=""/>
+      <w:lvlJc w:val="left"/>
+      <w:pPr>
+        <w:tabs>
+          <w:tab w:val="num" w:pos="2880"/>
+        </w:tabs>
+        <w:ind w:left="2880" w:hanging="360"/>
+      </w:pPr>
+      <w:rPr>
+        <w:rFonts w:ascii="Wingdings" w:hAnsi="Wingdings" w:hint="default"/>
+        <w:sz w:val="20"/>
+      </w:rPr>
+    </w:lvl>
+    <w:lvl w:ilvl="4" w:tentative="1">
+      <w:start w:val="1"/>
+      <w:numFmt w:val="bullet"/>
+      <w:lvlText w:val=""/>
+      <w:lvlJc w:val="left"/>
+      <w:pPr>
+        <w:tabs>
+          <w:tab w:val="num" w:pos="3600"/>
+        </w:tabs>
+        <w:ind w:left="3600" w:hanging="360"/>
+      </w:pPr>
+      <w:rPr>
+        <w:rFonts w:ascii="Wingdings" w:hAnsi="Wingdings" w:hint="default"/>
+        <w:sz w:val="20"/>
+      </w:rPr>
+    </w:lvl>
+    <w:lvl w:ilvl="5" w:tentative="1">
+      <w:start w:val="1"/>
+      <w:numFmt w:val="bullet"/>
+      <w:lvlText w:val=""/>
+      <w:lvlJc w:val="left"/>
+      <w:pPr>
+        <w:tabs>
+          <w:tab w:val="num" w:pos="4320"/>
+        </w:tabs>
+        <w:ind w:left="4320" w:hanging="360"/>
+      </w:pPr>
+      <w:rPr>
+        <w:rFonts w:ascii="Wingdings" w:hAnsi="Wingdings" w:hint="default"/>
+        <w:sz w:val="20"/>
+      </w:rPr>
+    </w:lvl>
+    <w:lvl w:ilvl="6" w:tentative="1">
+      <w:start w:val="1"/>
+      <w:numFmt w:val="bullet"/>
+      <w:lvlText w:val=""/>
+      <w:lvlJc w:val="left"/>
+      <w:pPr>
+        <w:tabs>
+          <w:tab w:val="num" w:pos="5040"/>
+        </w:tabs>
+        <w:ind w:left="5040" w:hanging="360"/>
+      </w:pPr>
+      <w:rPr>
+        <w:rFonts w:ascii="Wingdings" w:hAnsi="Wingdings" w:hint="default"/>
+        <w:sz w:val="20"/>
+      </w:rPr>
+    </w:lvl>
+    <w:lvl w:ilvl="7" w:tentative="1">
+      <w:start w:val="1"/>
+      <w:numFmt w:val="bullet"/>
+      <w:lvlText w:val=""/>
+      <w:lvlJc w:val="left"/>
+      <w:pPr>
+        <w:tabs>
+          <w:tab w:val="num" w:pos="5760"/>
+        </w:tabs>
+        <w:ind w:left="5760" w:hanging="360"/>
+      </w:pPr>
+      <w:rPr>
+        <w:rFonts w:ascii="Wingdings" w:hAnsi="Wingdings" w:hint="default"/>
+        <w:sz w:val="20"/>
+      </w:rPr>
+    </w:lvl>
+    <w:lvl w:ilvl="8" w:tentative="1">
+      <w:start w:val="1"/>
+      <w:numFmt w:val="bullet"/>
+      <w:lvlText w:val=""/>
+      <w:lvlJc w:val="left"/>
+      <w:pPr>
+        <w:tabs>
+          <w:tab w:val="num" w:pos="6480"/>
+        </w:tabs>
+        <w:ind w:left="6480" w:hanging="360"/>
+      </w:pPr>
+      <w:rPr>
+        <w:rFonts w:ascii="Wingdings" w:hAnsi="Wingdings" w:hint="default"/>
+        <w:sz w:val="20"/>
+      </w:rPr>
+    </w:lvl>
+  </w:abstractNum>
+  <w:abstractNum w:abstractNumId="2" w15:restartNumberingAfterBreak="0">
     <w:nsid w:val="752E296D"/>
     <w:multiLevelType w:val="multilevel"/>
     <w:tmpl w:val="DD0EE580"/>
+    <w:lvl w:ilvl="0">
+      <w:start w:val="1"/>
+      <w:numFmt w:val="bullet"/>
+      <w:lvlText w:val=""/>
+      <w:lvlJc w:val="left"/>
+      <w:pPr>
+        <w:tabs>
+          <w:tab w:val="num" w:pos="720"/>
+        </w:tabs>
+        <w:ind w:left="720" w:hanging="360"/>
+      </w:pPr>
+      <w:rPr>
+        <w:rFonts w:ascii="Symbol" w:hAnsi="Symbol" w:hint="default"/>
+        <w:sz w:val="20"/>
+      </w:rPr>
+    </w:lvl>
+    <w:lvl w:ilvl="1" w:tentative="1">
+      <w:start w:val="1"/>
+      <w:numFmt w:val="bullet"/>
+      <w:lvlText w:val="o"/>
+      <w:lvlJc w:val="left"/>
+      <w:pPr>
+        <w:tabs>
+          <w:tab w:val="num" w:pos="1440"/>
+        </w:tabs>
+        <w:ind w:left="1440" w:hanging="360"/>
+      </w:pPr>
+      <w:rPr>
+        <w:rFonts w:ascii="Courier New" w:hAnsi="Courier New" w:hint="default"/>
+        <w:sz w:val="20"/>
+      </w:rPr>
+    </w:lvl>
+    <w:lvl w:ilvl="2" w:tentative="1">
+      <w:start w:val="1"/>
+      <w:numFmt w:val="bullet"/>
+      <w:lvlText w:val=""/>
+      <w:lvlJc w:val="left"/>
+      <w:pPr>
+        <w:tabs>
+          <w:tab w:val="num" w:pos="2160"/>
+        </w:tabs>
+        <w:ind w:left="2160" w:hanging="360"/>
+      </w:pPr>
+      <w:rPr>
+        <w:rFonts w:ascii="Wingdings" w:hAnsi="Wingdings" w:hint="default"/>
+        <w:sz w:val="20"/>
+      </w:rPr>
+    </w:lvl>
+    <w:lvl w:ilvl="3" w:tentative="1">
+      <w:start w:val="1"/>
+      <w:numFmt w:val="bullet"/>
+      <w:lvlText w:val=""/>
+      <w:lvlJc w:val="left"/>
+      <w:pPr>
+        <w:tabs>
+          <w:tab w:val="num" w:pos="2880"/>
+        </w:tabs>
+        <w:ind w:left="2880" w:hanging="360"/>
+      </w:pPr>
+      <w:rPr>
+        <w:rFonts w:ascii="Wingdings" w:hAnsi="Wingdings" w:hint="default"/>
+        <w:sz w:val="20"/>
+      </w:rPr>
+    </w:lvl>
+    <w:lvl w:ilvl="4" w:tentative="1">
+      <w:start w:val="1"/>
+      <w:numFmt w:val="bullet"/>
+      <w:lvlText w:val=""/>
+      <w:lvlJc w:val="left"/>
+      <w:pPr>
+        <w:tabs>
+          <w:tab w:val="num" w:pos="3600"/>
+        </w:tabs>
+        <w:ind w:left="3600" w:hanging="360"/>
+      </w:pPr>
+      <w:rPr>
+        <w:rFonts w:ascii="Wingdings" w:hAnsi="Wingdings" w:hint="default"/>
+        <w:sz w:val="20"/>
+      </w:rPr>
+    </w:lvl>
+    <w:lvl w:ilvl="5" w:tentative="1">
+      <w:start w:val="1"/>
+      <w:numFmt w:val="bullet"/>
+      <w:lvlText w:val=""/>
+      <w:lvlJc w:val="left"/>
+      <w:pPr>
+        <w:tabs>
+          <w:tab w:val="num" w:pos="4320"/>
+        </w:tabs>
+        <w:ind w:left="4320" w:hanging="360"/>
+      </w:pPr>
+      <w:rPr>
+        <w:rFonts w:ascii="Wingdings" w:hAnsi="Wingdings" w:hint="default"/>
+        <w:sz w:val="20"/>
+      </w:rPr>
+    </w:lvl>
+    <w:lvl w:ilvl="6" w:tentative="1">
+      <w:start w:val="1"/>
+      <w:numFmt w:val="bullet"/>
+      <w:lvlText w:val=""/>
+      <w:lvlJc w:val="left"/>
+      <w:pPr>
+        <w:tabs>
+          <w:tab w:val="num" w:pos="5040"/>
+        </w:tabs>
+        <w:ind w:left="5040" w:hanging="360"/>
+      </w:pPr>
+      <w:rPr>
+        <w:rFonts w:ascii="Wingdings" w:hAnsi="Wingdings" w:hint="default"/>
+        <w:sz w:val="20"/>
+      </w:rPr>
+    </w:lvl>
+    <w:lvl w:ilvl="7" w:tentative="1">
+      <w:start w:val="1"/>
+      <w:numFmt w:val="bullet"/>
+      <w:lvlText w:val=""/>
+      <w:lvlJc w:val="left"/>
+      <w:pPr>
+        <w:tabs>
+          <w:tab w:val="num" w:pos="5760"/>
+        </w:tabs>
+        <w:ind w:left="5760" w:hanging="360"/>
+      </w:pPr>
+      <w:rPr>
+        <w:rFonts w:ascii="Wingdings" w:hAnsi="Wingdings" w:hint="default"/>
+        <w:sz w:val="20"/>
+      </w:rPr>
+    </w:lvl>
+    <w:lvl w:ilvl="8" w:tentative="1">
+      <w:start w:val="1"/>
+      <w:numFmt w:val="bullet"/>
+      <w:lvlText w:val=""/>
+      <w:lvlJc w:val="left"/>
+      <w:pPr>
+        <w:tabs>
+          <w:tab w:val="num" w:pos="6480"/>
+        </w:tabs>
+        <w:ind w:left="6480" w:hanging="360"/>
+      </w:pPr>
+      <w:rPr>
+        <w:rFonts w:ascii="Wingdings" w:hAnsi="Wingdings" w:hint="default"/>
+        <w:sz w:val="20"/>
+      </w:rPr>
+    </w:lvl>
+  </w:abstractNum>
+  <w:abstractNum w:abstractNumId="3" w15:restartNumberingAfterBreak="0">
+    <w:nsid w:val="76BF4BC5"/>
+    <w:multiLevelType w:val="multilevel"/>
+    <w:tmpl w:val="2788EF98"/>
     <w:lvl w:ilvl="0">
       <w:start w:val="1"/>
       <w:numFmt w:val="bullet"/>
@@ -11801,6 +12422,12 @@
     <w:abstractNumId w:val="0"/>
   </w:num>
   <w:num w:numId="2" w16cid:durableId="1904557700">
+    <w:abstractNumId w:val="2"/>
+  </w:num>
+  <w:num w:numId="3" w16cid:durableId="282923144">
+    <w:abstractNumId w:val="3"/>
+  </w:num>
+  <w:num w:numId="4" w16cid:durableId="1996640724">
     <w:abstractNumId w:val="1"/>
   </w:num>
 </w:numbering>
